--- a/INCREMENTO3/Documentos/Tercer incremento Scrum++.docx
+++ b/INCREMENTO3/Documentos/Tercer incremento Scrum++.docx
@@ -411,7 +411,7 @@
         </w:rPr>
         <w:fldChar w:fldCharType="separate"/>
       </w:r>
-      <w:hyperlink w:anchor="_Toc211607738" w:history="1">
+      <w:hyperlink w:anchor="_Toc211609183" w:history="1">
         <w:r>
           <w:rPr>
             <w:rStyle w:val="Hipervnculo"/>
@@ -438,7 +438,7 @@
             <w:noProof/>
             <w:webHidden/>
           </w:rPr>
-          <w:instrText xml:space="preserve"> PAGEREF _Toc211607738 \h </w:instrText>
+          <w:instrText xml:space="preserve"> PAGEREF _Toc211609183 \h </w:instrText>
         </w:r>
         <w:r>
           <w:rPr>
@@ -458,7 +458,7 @@
             <w:noProof/>
             <w:webHidden/>
           </w:rPr>
-          <w:t>9</w:t>
+          <w:t>8</w:t>
         </w:r>
         <w:r>
           <w:rPr>
@@ -482,7 +482,7 @@
           <w14:ligatures w14:val="standardContextual"/>
         </w:rPr>
       </w:pPr>
-      <w:hyperlink w:anchor="_Toc211607739" w:history="1">
+      <w:hyperlink w:anchor="_Toc211609184" w:history="1">
         <w:r>
           <w:rPr>
             <w:rStyle w:val="Hipervnculo"/>
@@ -509,7 +509,7 @@
             <w:noProof/>
             <w:webHidden/>
           </w:rPr>
-          <w:instrText xml:space="preserve"> PAGEREF _Toc211607739 \h </w:instrText>
+          <w:instrText xml:space="preserve"> PAGEREF _Toc211609184 \h </w:instrText>
         </w:r>
         <w:r>
           <w:rPr>
@@ -529,7 +529,7 @@
             <w:noProof/>
             <w:webHidden/>
           </w:rPr>
-          <w:t>10</w:t>
+          <w:t>9</w:t>
         </w:r>
         <w:r>
           <w:rPr>
@@ -551,7 +551,7 @@
           <w14:ligatures w14:val="standardContextual"/>
         </w:rPr>
       </w:pPr>
-      <w:hyperlink w:anchor="_Toc211607740" w:history="1">
+      <w:hyperlink w:anchor="_Toc211609185" w:history="1">
         <w:r>
           <w:rPr>
             <w:rStyle w:val="Hipervnculo"/>
@@ -595,7 +595,7 @@
             <w:noProof/>
             <w:webHidden/>
           </w:rPr>
-          <w:instrText xml:space="preserve"> PAGEREF _Toc211607740 \h </w:instrText>
+          <w:instrText xml:space="preserve"> PAGEREF _Toc211609185 \h </w:instrText>
         </w:r>
         <w:r>
           <w:rPr>
@@ -615,7 +615,7 @@
             <w:noProof/>
             <w:webHidden/>
           </w:rPr>
-          <w:t>10</w:t>
+          <w:t>9</w:t>
         </w:r>
         <w:r>
           <w:rPr>
@@ -637,7 +637,7 @@
           <w14:ligatures w14:val="standardContextual"/>
         </w:rPr>
       </w:pPr>
-      <w:hyperlink w:anchor="_Toc211607741" w:history="1">
+      <w:hyperlink w:anchor="_Toc211609186" w:history="1">
         <w:r>
           <w:rPr>
             <w:rStyle w:val="Hipervnculo"/>
@@ -660,7 +660,7 @@
             <w:rStyle w:val="Hipervnculo"/>
             <w:noProof/>
           </w:rPr>
-          <w:t>Especificación del Incremento (Primer Incremento)</w:t>
+          <w:t>Especificación del Incremento (Tercer Incremento)</w:t>
         </w:r>
         <w:r>
           <w:rPr>
@@ -681,7 +681,7 @@
             <w:noProof/>
             <w:webHidden/>
           </w:rPr>
-          <w:instrText xml:space="preserve"> PAGEREF _Toc211607741 \h </w:instrText>
+          <w:instrText xml:space="preserve"> PAGEREF _Toc211609186 \h </w:instrText>
         </w:r>
         <w:r>
           <w:rPr>
@@ -701,7 +701,7 @@
             <w:noProof/>
             <w:webHidden/>
           </w:rPr>
-          <w:t>11</w:t>
+          <w:t>10</w:t>
         </w:r>
         <w:r>
           <w:rPr>
@@ -723,7 +723,7 @@
           <w14:ligatures w14:val="standardContextual"/>
         </w:rPr>
       </w:pPr>
-      <w:hyperlink w:anchor="_Toc211607742" w:history="1">
+      <w:hyperlink w:anchor="_Toc211609187" w:history="1">
         <w:r>
           <w:rPr>
             <w:rStyle w:val="Hipervnculo"/>
@@ -767,7 +767,7 @@
             <w:noProof/>
             <w:webHidden/>
           </w:rPr>
-          <w:instrText xml:space="preserve"> PAGEREF _Toc211607742 \h </w:instrText>
+          <w:instrText xml:space="preserve"> PAGEREF _Toc211609187 \h </w:instrText>
         </w:r>
         <w:r>
           <w:rPr>
@@ -787,7 +787,7 @@
             <w:noProof/>
             <w:webHidden/>
           </w:rPr>
-          <w:t>11</w:t>
+          <w:t>10</w:t>
         </w:r>
         <w:r>
           <w:rPr>
@@ -809,7 +809,7 @@
           <w14:ligatures w14:val="standardContextual"/>
         </w:rPr>
       </w:pPr>
-      <w:hyperlink w:anchor="_Toc211607743" w:history="1">
+      <w:hyperlink w:anchor="_Toc211609188" w:history="1">
         <w:r>
           <w:rPr>
             <w:rStyle w:val="Hipervnculo"/>
@@ -853,7 +853,7 @@
             <w:noProof/>
             <w:webHidden/>
           </w:rPr>
-          <w:instrText xml:space="preserve"> PAGEREF _Toc211607743 \h </w:instrText>
+          <w:instrText xml:space="preserve"> PAGEREF _Toc211609188 \h </w:instrText>
         </w:r>
         <w:r>
           <w:rPr>
@@ -873,7 +873,7 @@
             <w:noProof/>
             <w:webHidden/>
           </w:rPr>
-          <w:t>12</w:t>
+          <w:t>11</w:t>
         </w:r>
         <w:r>
           <w:rPr>
@@ -895,7 +895,7 @@
           <w14:ligatures w14:val="standardContextual"/>
         </w:rPr>
       </w:pPr>
-      <w:hyperlink w:anchor="_Toc211607744" w:history="1">
+      <w:hyperlink w:anchor="_Toc211609189" w:history="1">
         <w:r>
           <w:rPr>
             <w:rStyle w:val="Hipervnculo"/>
@@ -939,7 +939,7 @@
             <w:noProof/>
             <w:webHidden/>
           </w:rPr>
-          <w:instrText xml:space="preserve"> PAGEREF _Toc211607744 \h </w:instrText>
+          <w:instrText xml:space="preserve"> PAGEREF _Toc211609189 \h </w:instrText>
         </w:r>
         <w:r>
           <w:rPr>
@@ -959,7 +959,7 @@
             <w:noProof/>
             <w:webHidden/>
           </w:rPr>
-          <w:t>13</w:t>
+          <w:t>12</w:t>
         </w:r>
         <w:r>
           <w:rPr>
@@ -983,7 +983,7 @@
           <w14:ligatures w14:val="standardContextual"/>
         </w:rPr>
       </w:pPr>
-      <w:hyperlink w:anchor="_Toc211607745" w:history="1">
+      <w:hyperlink w:anchor="_Toc211609190" w:history="1">
         <w:r>
           <w:rPr>
             <w:rStyle w:val="Hipervnculo"/>
@@ -1010,7 +1010,7 @@
             <w:noProof/>
             <w:webHidden/>
           </w:rPr>
-          <w:instrText xml:space="preserve"> PAGEREF _Toc211607745 \h </w:instrText>
+          <w:instrText xml:space="preserve"> PAGEREF _Toc211609190 \h </w:instrText>
         </w:r>
         <w:r>
           <w:rPr>
@@ -1030,7 +1030,7 @@
             <w:noProof/>
             <w:webHidden/>
           </w:rPr>
-          <w:t>15</w:t>
+          <w:t>14</w:t>
         </w:r>
         <w:r>
           <w:rPr>
@@ -1054,7 +1054,7 @@
           <w14:ligatures w14:val="standardContextual"/>
         </w:rPr>
       </w:pPr>
-      <w:hyperlink w:anchor="_Toc211607746" w:history="1">
+      <w:hyperlink w:anchor="_Toc211609191" w:history="1">
         <w:r>
           <w:rPr>
             <w:rStyle w:val="Hipervnculo"/>
@@ -1081,7 +1081,7 @@
             <w:noProof/>
             <w:webHidden/>
           </w:rPr>
-          <w:instrText xml:space="preserve"> PAGEREF _Toc211607746 \h </w:instrText>
+          <w:instrText xml:space="preserve"> PAGEREF _Toc211609191 \h </w:instrText>
         </w:r>
         <w:r>
           <w:rPr>
@@ -1101,7 +1101,7 @@
             <w:noProof/>
             <w:webHidden/>
           </w:rPr>
-          <w:t>16</w:t>
+          <w:t>15</w:t>
         </w:r>
         <w:r>
           <w:rPr>
@@ -1123,7 +1123,7 @@
           <w14:ligatures w14:val="standardContextual"/>
         </w:rPr>
       </w:pPr>
-      <w:hyperlink w:anchor="_Toc211607747" w:history="1">
+      <w:hyperlink w:anchor="_Toc211609192" w:history="1">
         <w:r>
           <w:rPr>
             <w:rStyle w:val="Hipervnculo"/>
@@ -1167,7 +1167,7 @@
             <w:noProof/>
             <w:webHidden/>
           </w:rPr>
-          <w:instrText xml:space="preserve"> PAGEREF _Toc211607747 \h </w:instrText>
+          <w:instrText xml:space="preserve"> PAGEREF _Toc211609192 \h </w:instrText>
         </w:r>
         <w:r>
           <w:rPr>
@@ -1187,7 +1187,93 @@
             <w:noProof/>
             <w:webHidden/>
           </w:rPr>
-          <w:t>16</w:t>
+          <w:t>15</w:t>
+        </w:r>
+        <w:r>
+          <w:rPr>
+            <w:noProof/>
+            <w:webHidden/>
+          </w:rPr>
+          <w:fldChar w:fldCharType="end"/>
+        </w:r>
+      </w:hyperlink>
+    </w:p>
+    <w:p>
+      <w:pPr>
+        <w:pStyle w:val="TDC2"/>
+        <w:rPr>
+          <w:rFonts w:asciiTheme="minorHAnsi" w:eastAsiaTheme="minorEastAsia" w:hAnsiTheme="minorHAnsi" w:cstheme="minorBidi"/>
+          <w:noProof/>
+          <w:kern w:val="2"/>
+          <w:szCs w:val="24"/>
+          <w14:ligatures w14:val="standardContextual"/>
+        </w:rPr>
+      </w:pPr>
+      <w:hyperlink w:anchor="_Toc211609193" w:history="1">
+        <w:r>
+          <w:rPr>
+            <w:rStyle w:val="Hipervnculo"/>
+            <w:noProof/>
+          </w:rPr>
+          <w:t>4.2</w:t>
+        </w:r>
+        <w:r>
+          <w:rPr>
+            <w:rFonts w:asciiTheme="minorHAnsi" w:eastAsiaTheme="minorEastAsia" w:hAnsiTheme="minorHAnsi" w:cstheme="minorBidi"/>
+            <w:noProof/>
+            <w:kern w:val="2"/>
+            <w:szCs w:val="24"/>
+            <w14:ligatures w14:val="standardContextual"/>
+          </w:rPr>
+          <w:tab/>
+        </w:r>
+        <w:r>
+          <w:rPr>
+            <w:rStyle w:val="Hipervnculo"/>
+            <w:noProof/>
+          </w:rPr>
+          <w:t>Vista externa ( Casos de uso )</w:t>
+        </w:r>
+        <w:r>
+          <w:rPr>
+            <w:noProof/>
+            <w:webHidden/>
+          </w:rPr>
+          <w:tab/>
+        </w:r>
+        <w:r>
+          <w:rPr>
+            <w:noProof/>
+            <w:webHidden/>
+          </w:rPr>
+          <w:fldChar w:fldCharType="begin"/>
+        </w:r>
+        <w:r>
+          <w:rPr>
+            <w:noProof/>
+            <w:webHidden/>
+          </w:rPr>
+          <w:instrText xml:space="preserve"> PAGEREF _Toc211609193 \h </w:instrText>
+        </w:r>
+        <w:r>
+          <w:rPr>
+            <w:noProof/>
+            <w:webHidden/>
+          </w:rPr>
+        </w:r>
+        <w:r>
+          <w:rPr>
+            <w:noProof/>
+            <w:webHidden/>
+          </w:rPr>
+          <w:fldChar w:fldCharType="separate"/>
+        </w:r>
+        <w:r>
+          <w:rPr>
+            <w:noProof/>
+            <w:webHidden/>
+          </w:rPr>
+          <w:t>15</w:t>
         </w:r>
         <w:r>
           <w:rPr>
@@ -1211,7 +1297,7 @@
           <w14:ligatures w14:val="standardContextual"/>
         </w:rPr>
       </w:pPr>
-      <w:hyperlink w:anchor="_Toc211607748" w:history="1">
+      <w:hyperlink w:anchor="_Toc211609194" w:history="1">
         <w:r>
           <w:rPr>
             <w:rStyle w:val="Hipervnculo"/>
@@ -1238,7 +1324,7 @@
             <w:noProof/>
             <w:webHidden/>
           </w:rPr>
-          <w:instrText xml:space="preserve"> PAGEREF _Toc211607748 \h </w:instrText>
+          <w:instrText xml:space="preserve"> PAGEREF _Toc211609194 \h </w:instrText>
         </w:r>
         <w:r>
           <w:rPr>
@@ -1258,7 +1344,7 @@
             <w:noProof/>
             <w:webHidden/>
           </w:rPr>
-          <w:t>17</w:t>
+          <w:t>20</w:t>
         </w:r>
         <w:r>
           <w:rPr>
@@ -1280,7 +1366,7 @@
           <w14:ligatures w14:val="standardContextual"/>
         </w:rPr>
       </w:pPr>
-      <w:hyperlink w:anchor="_Toc211607749" w:history="1">
+      <w:hyperlink w:anchor="_Toc211609195" w:history="1">
         <w:r>
           <w:rPr>
             <w:rStyle w:val="Hipervnculo"/>
@@ -1324,7 +1410,7 @@
             <w:noProof/>
             <w:webHidden/>
           </w:rPr>
-          <w:instrText xml:space="preserve"> PAGEREF _Toc211607749 \h </w:instrText>
+          <w:instrText xml:space="preserve"> PAGEREF _Toc211609195 \h </w:instrText>
         </w:r>
         <w:r>
           <w:rPr>
@@ -1344,7 +1430,7 @@
             <w:noProof/>
             <w:webHidden/>
           </w:rPr>
-          <w:t>17</w:t>
+          <w:t>20</w:t>
         </w:r>
         <w:r>
           <w:rPr>
@@ -1369,7 +1455,7 @@
           <w14:ligatures w14:val="standardContextual"/>
         </w:rPr>
       </w:pPr>
-      <w:hyperlink w:anchor="_Toc211607750" w:history="1">
+      <w:hyperlink w:anchor="_Toc211609196" w:history="1">
         <w:r>
           <w:rPr>
             <w:rStyle w:val="Hipervnculo"/>
@@ -1416,7 +1502,7 @@
             <w:noProof/>
             <w:webHidden/>
           </w:rPr>
-          <w:instrText xml:space="preserve"> PAGEREF _Toc211607750 \h </w:instrText>
+          <w:instrText xml:space="preserve"> PAGEREF _Toc211609196 \h </w:instrText>
         </w:r>
         <w:r>
           <w:rPr>
@@ -1436,7 +1522,7 @@
             <w:noProof/>
             <w:webHidden/>
           </w:rPr>
-          <w:t>17</w:t>
+          <w:t>20</w:t>
         </w:r>
         <w:r>
           <w:rPr>
@@ -1461,7 +1547,7 @@
           <w14:ligatures w14:val="standardContextual"/>
         </w:rPr>
       </w:pPr>
-      <w:hyperlink w:anchor="_Toc211607751" w:history="1">
+      <w:hyperlink w:anchor="_Toc211609197" w:history="1">
         <w:r>
           <w:rPr>
             <w:rStyle w:val="Hipervnculo"/>
@@ -1508,7 +1594,7 @@
             <w:noProof/>
             <w:webHidden/>
           </w:rPr>
-          <w:instrText xml:space="preserve"> PAGEREF _Toc211607751 \h </w:instrText>
+          <w:instrText xml:space="preserve"> PAGEREF _Toc211609197 \h </w:instrText>
         </w:r>
         <w:r>
           <w:rPr>
@@ -1528,7 +1614,7 @@
             <w:noProof/>
             <w:webHidden/>
           </w:rPr>
-          <w:t>19</w:t>
+          <w:t>22</w:t>
         </w:r>
         <w:r>
           <w:rPr>
@@ -1550,7 +1636,7 @@
           <w14:ligatures w14:val="standardContextual"/>
         </w:rPr>
       </w:pPr>
-      <w:hyperlink w:anchor="_Toc211607752" w:history="1">
+      <w:hyperlink w:anchor="_Toc211609198" w:history="1">
         <w:r>
           <w:rPr>
             <w:rStyle w:val="Hipervnculo"/>
@@ -1594,7 +1680,7 @@
             <w:noProof/>
             <w:webHidden/>
           </w:rPr>
-          <w:instrText xml:space="preserve"> PAGEREF _Toc211607752 \h </w:instrText>
+          <w:instrText xml:space="preserve"> PAGEREF _Toc211609198 \h </w:instrText>
         </w:r>
         <w:r>
           <w:rPr>
@@ -1614,7 +1700,7 @@
             <w:noProof/>
             <w:webHidden/>
           </w:rPr>
-          <w:t>20</w:t>
+          <w:t>23</w:t>
         </w:r>
         <w:r>
           <w:rPr>
@@ -1639,7 +1725,7 @@
           <w14:ligatures w14:val="standardContextual"/>
         </w:rPr>
       </w:pPr>
-      <w:hyperlink w:anchor="_Toc211607753" w:history="1">
+      <w:hyperlink w:anchor="_Toc211609199" w:history="1">
         <w:r>
           <w:rPr>
             <w:rStyle w:val="Hipervnculo"/>
@@ -1686,7 +1772,7 @@
             <w:noProof/>
             <w:webHidden/>
           </w:rPr>
-          <w:instrText xml:space="preserve"> PAGEREF _Toc211607753 \h </w:instrText>
+          <w:instrText xml:space="preserve"> PAGEREF _Toc211609199 \h </w:instrText>
         </w:r>
         <w:r>
           <w:rPr>
@@ -1706,7 +1792,7 @@
             <w:noProof/>
             <w:webHidden/>
           </w:rPr>
-          <w:t>20</w:t>
+          <w:t>23</w:t>
         </w:r>
         <w:r>
           <w:rPr>
@@ -1728,7 +1814,7 @@
           <w14:ligatures w14:val="standardContextual"/>
         </w:rPr>
       </w:pPr>
-      <w:hyperlink w:anchor="_Toc211607754" w:history="1">
+      <w:hyperlink w:anchor="_Toc211609200" w:history="1">
         <w:r>
           <w:rPr>
             <w:rStyle w:val="Hipervnculo"/>
@@ -1772,7 +1858,7 @@
             <w:noProof/>
             <w:webHidden/>
           </w:rPr>
-          <w:instrText xml:space="preserve"> PAGEREF _Toc211607754 \h </w:instrText>
+          <w:instrText xml:space="preserve"> PAGEREF _Toc211609200 \h </w:instrText>
         </w:r>
         <w:r>
           <w:rPr>
@@ -1792,7 +1878,7 @@
             <w:noProof/>
             <w:webHidden/>
           </w:rPr>
-          <w:t>20</w:t>
+          <w:t>23</w:t>
         </w:r>
         <w:r>
           <w:rPr>
@@ -1817,7 +1903,7 @@
           <w14:ligatures w14:val="standardContextual"/>
         </w:rPr>
       </w:pPr>
-      <w:hyperlink w:anchor="_Toc211607755" w:history="1">
+      <w:hyperlink w:anchor="_Toc211609201" w:history="1">
         <w:r>
           <w:rPr>
             <w:rStyle w:val="Hipervnculo"/>
@@ -1864,7 +1950,7 @@
             <w:noProof/>
             <w:webHidden/>
           </w:rPr>
-          <w:instrText xml:space="preserve"> PAGEREF _Toc211607755 \h </w:instrText>
+          <w:instrText xml:space="preserve"> PAGEREF _Toc211609201 \h </w:instrText>
         </w:r>
         <w:r>
           <w:rPr>
@@ -1884,7 +1970,7 @@
             <w:noProof/>
             <w:webHidden/>
           </w:rPr>
-          <w:t>20</w:t>
+          <w:t>23</w:t>
         </w:r>
         <w:r>
           <w:rPr>
@@ -1906,7 +1992,7 @@
           <w14:ligatures w14:val="standardContextual"/>
         </w:rPr>
       </w:pPr>
-      <w:hyperlink w:anchor="_Toc211607756" w:history="1">
+      <w:hyperlink w:anchor="_Toc211609202" w:history="1">
         <w:r>
           <w:rPr>
             <w:rStyle w:val="Hipervnculo"/>
@@ -1950,7 +2036,7 @@
             <w:noProof/>
             <w:webHidden/>
           </w:rPr>
-          <w:instrText xml:space="preserve"> PAGEREF _Toc211607756 \h </w:instrText>
+          <w:instrText xml:space="preserve"> PAGEREF _Toc211609202 \h </w:instrText>
         </w:r>
         <w:r>
           <w:rPr>
@@ -1970,7 +2056,7 @@
             <w:noProof/>
             <w:webHidden/>
           </w:rPr>
-          <w:t>22</w:t>
+          <w:t>25</w:t>
         </w:r>
         <w:r>
           <w:rPr>
@@ -1995,7 +2081,7 @@
           <w14:ligatures w14:val="standardContextual"/>
         </w:rPr>
       </w:pPr>
-      <w:hyperlink w:anchor="_Toc211607757" w:history="1">
+      <w:hyperlink w:anchor="_Toc211609203" w:history="1">
         <w:r>
           <w:rPr>
             <w:rStyle w:val="Hipervnculo"/>
@@ -2042,7 +2128,7 @@
             <w:noProof/>
             <w:webHidden/>
           </w:rPr>
-          <w:instrText xml:space="preserve"> PAGEREF _Toc211607757 \h </w:instrText>
+          <w:instrText xml:space="preserve"> PAGEREF _Toc211609203 \h </w:instrText>
         </w:r>
         <w:r>
           <w:rPr>
@@ -2062,7 +2148,7 @@
             <w:noProof/>
             <w:webHidden/>
           </w:rPr>
-          <w:t>22</w:t>
+          <w:t>25</w:t>
         </w:r>
         <w:r>
           <w:rPr>
@@ -2086,7 +2172,7 @@
           <w14:ligatures w14:val="standardContextual"/>
         </w:rPr>
       </w:pPr>
-      <w:hyperlink w:anchor="_Toc211607758" w:history="1">
+      <w:hyperlink w:anchor="_Toc211609204" w:history="1">
         <w:r>
           <w:rPr>
             <w:rStyle w:val="Hipervnculo"/>
@@ -2113,7 +2199,7 @@
             <w:noProof/>
             <w:webHidden/>
           </w:rPr>
-          <w:instrText xml:space="preserve"> PAGEREF _Toc211607758 \h </w:instrText>
+          <w:instrText xml:space="preserve"> PAGEREF _Toc211609204 \h </w:instrText>
         </w:r>
         <w:r>
           <w:rPr>
@@ -2133,7 +2219,7 @@
             <w:noProof/>
             <w:webHidden/>
           </w:rPr>
-          <w:t>24</w:t>
+          <w:t>27</w:t>
         </w:r>
         <w:r>
           <w:rPr>
@@ -2155,7 +2241,7 @@
           <w14:ligatures w14:val="standardContextual"/>
         </w:rPr>
       </w:pPr>
-      <w:hyperlink w:anchor="_Toc211607759" w:history="1">
+      <w:hyperlink w:anchor="_Toc211609205" w:history="1">
         <w:r>
           <w:rPr>
             <w:rStyle w:val="Hipervnculo"/>
@@ -2199,7 +2285,7 @@
             <w:noProof/>
             <w:webHidden/>
           </w:rPr>
-          <w:instrText xml:space="preserve"> PAGEREF _Toc211607759 \h </w:instrText>
+          <w:instrText xml:space="preserve"> PAGEREF _Toc211609205 \h </w:instrText>
         </w:r>
         <w:r>
           <w:rPr>
@@ -2219,7 +2305,7 @@
             <w:noProof/>
             <w:webHidden/>
           </w:rPr>
-          <w:t>24</w:t>
+          <w:t>27</w:t>
         </w:r>
         <w:r>
           <w:rPr>
@@ -2241,7 +2327,7 @@
           <w14:ligatures w14:val="standardContextual"/>
         </w:rPr>
       </w:pPr>
-      <w:hyperlink w:anchor="_Toc211607760" w:history="1">
+      <w:hyperlink w:anchor="_Toc211609206" w:history="1">
         <w:r>
           <w:rPr>
             <w:rStyle w:val="Hipervnculo"/>
@@ -2285,7 +2371,7 @@
             <w:noProof/>
             <w:webHidden/>
           </w:rPr>
-          <w:instrText xml:space="preserve"> PAGEREF _Toc211607760 \h </w:instrText>
+          <w:instrText xml:space="preserve"> PAGEREF _Toc211609206 \h </w:instrText>
         </w:r>
         <w:r>
           <w:rPr>
@@ -2305,7 +2391,7 @@
             <w:noProof/>
             <w:webHidden/>
           </w:rPr>
-          <w:t>24</w:t>
+          <w:t>27</w:t>
         </w:r>
         <w:r>
           <w:rPr>
@@ -2327,7 +2413,7 @@
           <w14:ligatures w14:val="standardContextual"/>
         </w:rPr>
       </w:pPr>
-      <w:hyperlink w:anchor="_Toc211607761" w:history="1">
+      <w:hyperlink w:anchor="_Toc211609207" w:history="1">
         <w:r>
           <w:rPr>
             <w:rStyle w:val="Hipervnculo"/>
@@ -2371,7 +2457,7 @@
             <w:noProof/>
             <w:webHidden/>
           </w:rPr>
-          <w:instrText xml:space="preserve"> PAGEREF _Toc211607761 \h </w:instrText>
+          <w:instrText xml:space="preserve"> PAGEREF _Toc211609207 \h </w:instrText>
         </w:r>
         <w:r>
           <w:rPr>
@@ -2391,7 +2477,7 @@
             <w:noProof/>
             <w:webHidden/>
           </w:rPr>
-          <w:t>25</w:t>
+          <w:t>28</w:t>
         </w:r>
         <w:r>
           <w:rPr>
@@ -2413,7 +2499,7 @@
           <w14:ligatures w14:val="standardContextual"/>
         </w:rPr>
       </w:pPr>
-      <w:hyperlink w:anchor="_Toc211607762" w:history="1">
+      <w:hyperlink w:anchor="_Toc211609208" w:history="1">
         <w:r>
           <w:rPr>
             <w:rStyle w:val="Hipervnculo"/>
@@ -2457,7 +2543,7 @@
             <w:noProof/>
             <w:webHidden/>
           </w:rPr>
-          <w:instrText xml:space="preserve"> PAGEREF _Toc211607762 \h </w:instrText>
+          <w:instrText xml:space="preserve"> PAGEREF _Toc211609208 \h </w:instrText>
         </w:r>
         <w:r>
           <w:rPr>
@@ -2477,7 +2563,7 @@
             <w:noProof/>
             <w:webHidden/>
           </w:rPr>
-          <w:t>26</w:t>
+          <w:t>29</w:t>
         </w:r>
         <w:r>
           <w:rPr>
@@ -2499,7 +2585,7 @@
           <w14:ligatures w14:val="standardContextual"/>
         </w:rPr>
       </w:pPr>
-      <w:hyperlink w:anchor="_Toc211607763" w:history="1">
+      <w:hyperlink w:anchor="_Toc211609209" w:history="1">
         <w:r>
           <w:rPr>
             <w:rStyle w:val="Hipervnculo"/>
@@ -2543,7 +2629,7 @@
             <w:noProof/>
             <w:webHidden/>
           </w:rPr>
-          <w:instrText xml:space="preserve"> PAGEREF _Toc211607763 \h </w:instrText>
+          <w:instrText xml:space="preserve"> PAGEREF _Toc211609209 \h </w:instrText>
         </w:r>
         <w:r>
           <w:rPr>
@@ -2563,7 +2649,7 @@
             <w:noProof/>
             <w:webHidden/>
           </w:rPr>
-          <w:t>26</w:t>
+          <w:t>29</w:t>
         </w:r>
         <w:r>
           <w:rPr>
@@ -2585,7 +2671,7 @@
           <w14:ligatures w14:val="standardContextual"/>
         </w:rPr>
       </w:pPr>
-      <w:hyperlink w:anchor="_Toc211607764" w:history="1">
+      <w:hyperlink w:anchor="_Toc211609210" w:history="1">
         <w:r>
           <w:rPr>
             <w:rStyle w:val="Hipervnculo"/>
@@ -2629,7 +2715,7 @@
             <w:noProof/>
             <w:webHidden/>
           </w:rPr>
-          <w:instrText xml:space="preserve"> PAGEREF _Toc211607764 \h </w:instrText>
+          <w:instrText xml:space="preserve"> PAGEREF _Toc211609210 \h </w:instrText>
         </w:r>
         <w:r>
           <w:rPr>
@@ -2649,7 +2735,7 @@
             <w:noProof/>
             <w:webHidden/>
           </w:rPr>
-          <w:t>27</w:t>
+          <w:t>30</w:t>
         </w:r>
         <w:r>
           <w:rPr>
@@ -2671,7 +2757,7 @@
           <w14:ligatures w14:val="standardContextual"/>
         </w:rPr>
       </w:pPr>
-      <w:hyperlink w:anchor="_Toc211607765" w:history="1">
+      <w:hyperlink w:anchor="_Toc211609211" w:history="1">
         <w:r>
           <w:rPr>
             <w:rStyle w:val="Hipervnculo"/>
@@ -2715,7 +2801,7 @@
             <w:noProof/>
             <w:webHidden/>
           </w:rPr>
-          <w:instrText xml:space="preserve"> PAGEREF _Toc211607765 \h </w:instrText>
+          <w:instrText xml:space="preserve"> PAGEREF _Toc211609211 \h </w:instrText>
         </w:r>
         <w:r>
           <w:rPr>
@@ -2735,7 +2821,7 @@
             <w:noProof/>
             <w:webHidden/>
           </w:rPr>
-          <w:t>28</w:t>
+          <w:t>31</w:t>
         </w:r>
         <w:r>
           <w:rPr>
@@ -2759,7 +2845,7 @@
           <w14:ligatures w14:val="standardContextual"/>
         </w:rPr>
       </w:pPr>
-      <w:hyperlink w:anchor="_Toc211607766" w:history="1">
+      <w:hyperlink w:anchor="_Toc211609212" w:history="1">
         <w:r>
           <w:rPr>
             <w:rStyle w:val="Hipervnculo"/>
@@ -2786,7 +2872,7 @@
             <w:noProof/>
             <w:webHidden/>
           </w:rPr>
-          <w:instrText xml:space="preserve"> PAGEREF _Toc211607766 \h </w:instrText>
+          <w:instrText xml:space="preserve"> PAGEREF _Toc211609212 \h </w:instrText>
         </w:r>
         <w:r>
           <w:rPr>
@@ -2806,1315 +2892,7 @@
             <w:noProof/>
             <w:webHidden/>
           </w:rPr>
-          <w:t>31</w:t>
-        </w:r>
-        <w:r>
-          <w:rPr>
-            <w:noProof/>
-            <w:webHidden/>
-          </w:rPr>
-          <w:fldChar w:fldCharType="end"/>
-        </w:r>
-      </w:hyperlink>
-    </w:p>
-    <w:p>
-      <w:pPr>
-        <w:pStyle w:val="TDC2"/>
-        <w:rPr>
-          <w:rFonts w:asciiTheme="minorHAnsi" w:eastAsiaTheme="minorEastAsia" w:hAnsiTheme="minorHAnsi" w:cstheme="minorBidi"/>
-          <w:noProof/>
-          <w:kern w:val="2"/>
-          <w:szCs w:val="24"/>
-          <w14:ligatures w14:val="standardContextual"/>
-        </w:rPr>
-      </w:pPr>
-      <w:hyperlink w:anchor="_Toc211607767" w:history="1">
-        <w:r>
-          <w:rPr>
-            <w:rStyle w:val="Hipervnculo"/>
-            <w:noProof/>
-          </w:rPr>
-          <w:t>7.1</w:t>
-        </w:r>
-        <w:r>
-          <w:rPr>
-            <w:rFonts w:asciiTheme="minorHAnsi" w:eastAsiaTheme="minorEastAsia" w:hAnsiTheme="minorHAnsi" w:cstheme="minorBidi"/>
-            <w:noProof/>
-            <w:kern w:val="2"/>
-            <w:szCs w:val="24"/>
-            <w14:ligatures w14:val="standardContextual"/>
-          </w:rPr>
-          <w:tab/>
-        </w:r>
-        <w:r>
-          <w:rPr>
-            <w:rStyle w:val="Hipervnculo"/>
-            <w:noProof/>
-          </w:rPr>
-          <w:t>Prueba CU N°1.1</w:t>
-        </w:r>
-        <w:r>
-          <w:rPr>
-            <w:noProof/>
-            <w:webHidden/>
-          </w:rPr>
-          <w:tab/>
-        </w:r>
-        <w:r>
-          <w:rPr>
-            <w:noProof/>
-            <w:webHidden/>
-          </w:rPr>
-          <w:fldChar w:fldCharType="begin"/>
-        </w:r>
-        <w:r>
-          <w:rPr>
-            <w:noProof/>
-            <w:webHidden/>
-          </w:rPr>
-          <w:instrText xml:space="preserve"> PAGEREF _Toc211607767 \h </w:instrText>
-        </w:r>
-        <w:r>
-          <w:rPr>
-            <w:noProof/>
-            <w:webHidden/>
-          </w:rPr>
-        </w:r>
-        <w:r>
-          <w:rPr>
-            <w:noProof/>
-            <w:webHidden/>
-          </w:rPr>
-          <w:fldChar w:fldCharType="separate"/>
-        </w:r>
-        <w:r>
-          <w:rPr>
-            <w:noProof/>
-            <w:webHidden/>
-          </w:rPr>
-          <w:t>31</w:t>
-        </w:r>
-        <w:r>
-          <w:rPr>
-            <w:noProof/>
-            <w:webHidden/>
-          </w:rPr>
-          <w:fldChar w:fldCharType="end"/>
-        </w:r>
-      </w:hyperlink>
-    </w:p>
-    <w:p>
-      <w:pPr>
-        <w:pStyle w:val="TDC2"/>
-        <w:rPr>
-          <w:rFonts w:asciiTheme="minorHAnsi" w:eastAsiaTheme="minorEastAsia" w:hAnsiTheme="minorHAnsi" w:cstheme="minorBidi"/>
-          <w:noProof/>
-          <w:kern w:val="2"/>
-          <w:szCs w:val="24"/>
-          <w14:ligatures w14:val="standardContextual"/>
-        </w:rPr>
-      </w:pPr>
-      <w:hyperlink w:anchor="_Toc211607768" w:history="1">
-        <w:r>
-          <w:rPr>
-            <w:rStyle w:val="Hipervnculo"/>
-            <w:noProof/>
-          </w:rPr>
-          <w:t>7.2</w:t>
-        </w:r>
-        <w:r>
-          <w:rPr>
-            <w:rFonts w:asciiTheme="minorHAnsi" w:eastAsiaTheme="minorEastAsia" w:hAnsiTheme="minorHAnsi" w:cstheme="minorBidi"/>
-            <w:noProof/>
-            <w:kern w:val="2"/>
-            <w:szCs w:val="24"/>
-            <w14:ligatures w14:val="standardContextual"/>
-          </w:rPr>
-          <w:tab/>
-        </w:r>
-        <w:r>
-          <w:rPr>
-            <w:rStyle w:val="Hipervnculo"/>
-            <w:noProof/>
-          </w:rPr>
-          <w:t>Prueba CU N°1.4</w:t>
-        </w:r>
-        <w:r>
-          <w:rPr>
-            <w:noProof/>
-            <w:webHidden/>
-          </w:rPr>
-          <w:tab/>
-        </w:r>
-        <w:r>
-          <w:rPr>
-            <w:noProof/>
-            <w:webHidden/>
-          </w:rPr>
-          <w:fldChar w:fldCharType="begin"/>
-        </w:r>
-        <w:r>
-          <w:rPr>
-            <w:noProof/>
-            <w:webHidden/>
-          </w:rPr>
-          <w:instrText xml:space="preserve"> PAGEREF _Toc211607768 \h </w:instrText>
-        </w:r>
-        <w:r>
-          <w:rPr>
-            <w:noProof/>
-            <w:webHidden/>
-          </w:rPr>
-        </w:r>
-        <w:r>
-          <w:rPr>
-            <w:noProof/>
-            <w:webHidden/>
-          </w:rPr>
-          <w:fldChar w:fldCharType="separate"/>
-        </w:r>
-        <w:r>
-          <w:rPr>
-            <w:noProof/>
-            <w:webHidden/>
-          </w:rPr>
           <w:t>34</w:t>
-        </w:r>
-        <w:r>
-          <w:rPr>
-            <w:noProof/>
-            <w:webHidden/>
-          </w:rPr>
-          <w:fldChar w:fldCharType="end"/>
-        </w:r>
-      </w:hyperlink>
-    </w:p>
-    <w:p>
-      <w:pPr>
-        <w:pStyle w:val="TDC2"/>
-        <w:rPr>
-          <w:rFonts w:asciiTheme="minorHAnsi" w:eastAsiaTheme="minorEastAsia" w:hAnsiTheme="minorHAnsi" w:cstheme="minorBidi"/>
-          <w:noProof/>
-          <w:kern w:val="2"/>
-          <w:szCs w:val="24"/>
-          <w14:ligatures w14:val="standardContextual"/>
-        </w:rPr>
-      </w:pPr>
-      <w:hyperlink w:anchor="_Toc211607769" w:history="1">
-        <w:r>
-          <w:rPr>
-            <w:rStyle w:val="Hipervnculo"/>
-            <w:noProof/>
-          </w:rPr>
-          <w:t>7.3</w:t>
-        </w:r>
-        <w:r>
-          <w:rPr>
-            <w:rFonts w:asciiTheme="minorHAnsi" w:eastAsiaTheme="minorEastAsia" w:hAnsiTheme="minorHAnsi" w:cstheme="minorBidi"/>
-            <w:noProof/>
-            <w:kern w:val="2"/>
-            <w:szCs w:val="24"/>
-            <w14:ligatures w14:val="standardContextual"/>
-          </w:rPr>
-          <w:tab/>
-        </w:r>
-        <w:r>
-          <w:rPr>
-            <w:rStyle w:val="Hipervnculo"/>
-            <w:noProof/>
-          </w:rPr>
-          <w:t>Prueba CU N°1. 7</w:t>
-        </w:r>
-        <w:r>
-          <w:rPr>
-            <w:noProof/>
-            <w:webHidden/>
-          </w:rPr>
-          <w:tab/>
-        </w:r>
-        <w:r>
-          <w:rPr>
-            <w:noProof/>
-            <w:webHidden/>
-          </w:rPr>
-          <w:fldChar w:fldCharType="begin"/>
-        </w:r>
-        <w:r>
-          <w:rPr>
-            <w:noProof/>
-            <w:webHidden/>
-          </w:rPr>
-          <w:instrText xml:space="preserve"> PAGEREF _Toc211607769 \h </w:instrText>
-        </w:r>
-        <w:r>
-          <w:rPr>
-            <w:noProof/>
-            <w:webHidden/>
-          </w:rPr>
-        </w:r>
-        <w:r>
-          <w:rPr>
-            <w:noProof/>
-            <w:webHidden/>
-          </w:rPr>
-          <w:fldChar w:fldCharType="separate"/>
-        </w:r>
-        <w:r>
-          <w:rPr>
-            <w:noProof/>
-            <w:webHidden/>
-          </w:rPr>
-          <w:t>37</w:t>
-        </w:r>
-        <w:r>
-          <w:rPr>
-            <w:noProof/>
-            <w:webHidden/>
-          </w:rPr>
-          <w:fldChar w:fldCharType="end"/>
-        </w:r>
-      </w:hyperlink>
-    </w:p>
-    <w:p>
-      <w:pPr>
-        <w:pStyle w:val="TDC2"/>
-        <w:rPr>
-          <w:rFonts w:asciiTheme="minorHAnsi" w:eastAsiaTheme="minorEastAsia" w:hAnsiTheme="minorHAnsi" w:cstheme="minorBidi"/>
-          <w:noProof/>
-          <w:kern w:val="2"/>
-          <w:szCs w:val="24"/>
-          <w14:ligatures w14:val="standardContextual"/>
-        </w:rPr>
-      </w:pPr>
-      <w:hyperlink w:anchor="_Toc211607770" w:history="1">
-        <w:r>
-          <w:rPr>
-            <w:rStyle w:val="Hipervnculo"/>
-            <w:noProof/>
-          </w:rPr>
-          <w:t>7.4</w:t>
-        </w:r>
-        <w:r>
-          <w:rPr>
-            <w:rFonts w:asciiTheme="minorHAnsi" w:eastAsiaTheme="minorEastAsia" w:hAnsiTheme="minorHAnsi" w:cstheme="minorBidi"/>
-            <w:noProof/>
-            <w:kern w:val="2"/>
-            <w:szCs w:val="24"/>
-            <w14:ligatures w14:val="standardContextual"/>
-          </w:rPr>
-          <w:tab/>
-        </w:r>
-        <w:r>
-          <w:rPr>
-            <w:rStyle w:val="Hipervnculo"/>
-            <w:noProof/>
-          </w:rPr>
-          <w:t>Prueba CU N°1.10</w:t>
-        </w:r>
-        <w:r>
-          <w:rPr>
-            <w:noProof/>
-            <w:webHidden/>
-          </w:rPr>
-          <w:tab/>
-        </w:r>
-        <w:r>
-          <w:rPr>
-            <w:noProof/>
-            <w:webHidden/>
-          </w:rPr>
-          <w:fldChar w:fldCharType="begin"/>
-        </w:r>
-        <w:r>
-          <w:rPr>
-            <w:noProof/>
-            <w:webHidden/>
-          </w:rPr>
-          <w:instrText xml:space="preserve"> PAGEREF _Toc211607770 \h </w:instrText>
-        </w:r>
-        <w:r>
-          <w:rPr>
-            <w:noProof/>
-            <w:webHidden/>
-          </w:rPr>
-        </w:r>
-        <w:r>
-          <w:rPr>
-            <w:noProof/>
-            <w:webHidden/>
-          </w:rPr>
-          <w:fldChar w:fldCharType="separate"/>
-        </w:r>
-        <w:r>
-          <w:rPr>
-            <w:noProof/>
-            <w:webHidden/>
-          </w:rPr>
-          <w:t>40</w:t>
-        </w:r>
-        <w:r>
-          <w:rPr>
-            <w:noProof/>
-            <w:webHidden/>
-          </w:rPr>
-          <w:fldChar w:fldCharType="end"/>
-        </w:r>
-      </w:hyperlink>
-    </w:p>
-    <w:p>
-      <w:pPr>
-        <w:pStyle w:val="TDC2"/>
-        <w:rPr>
-          <w:rFonts w:asciiTheme="minorHAnsi" w:eastAsiaTheme="minorEastAsia" w:hAnsiTheme="minorHAnsi" w:cstheme="minorBidi"/>
-          <w:noProof/>
-          <w:kern w:val="2"/>
-          <w:szCs w:val="24"/>
-          <w14:ligatures w14:val="standardContextual"/>
-        </w:rPr>
-      </w:pPr>
-      <w:hyperlink w:anchor="_Toc211607771" w:history="1">
-        <w:r>
-          <w:rPr>
-            <w:rStyle w:val="Hipervnculo"/>
-            <w:noProof/>
-          </w:rPr>
-          <w:t>7.5</w:t>
-        </w:r>
-        <w:r>
-          <w:rPr>
-            <w:rFonts w:asciiTheme="minorHAnsi" w:eastAsiaTheme="minorEastAsia" w:hAnsiTheme="minorHAnsi" w:cstheme="minorBidi"/>
-            <w:noProof/>
-            <w:kern w:val="2"/>
-            <w:szCs w:val="24"/>
-            <w14:ligatures w14:val="standardContextual"/>
-          </w:rPr>
-          <w:tab/>
-        </w:r>
-        <w:r>
-          <w:rPr>
-            <w:rStyle w:val="Hipervnculo"/>
-            <w:noProof/>
-          </w:rPr>
-          <w:t>Prueba CU N°1.13</w:t>
-        </w:r>
-        <w:r>
-          <w:rPr>
-            <w:noProof/>
-            <w:webHidden/>
-          </w:rPr>
-          <w:tab/>
-        </w:r>
-        <w:r>
-          <w:rPr>
-            <w:noProof/>
-            <w:webHidden/>
-          </w:rPr>
-          <w:fldChar w:fldCharType="begin"/>
-        </w:r>
-        <w:r>
-          <w:rPr>
-            <w:noProof/>
-            <w:webHidden/>
-          </w:rPr>
-          <w:instrText xml:space="preserve"> PAGEREF _Toc211607771 \h </w:instrText>
-        </w:r>
-        <w:r>
-          <w:rPr>
-            <w:noProof/>
-            <w:webHidden/>
-          </w:rPr>
-        </w:r>
-        <w:r>
-          <w:rPr>
-            <w:noProof/>
-            <w:webHidden/>
-          </w:rPr>
-          <w:fldChar w:fldCharType="separate"/>
-        </w:r>
-        <w:r>
-          <w:rPr>
-            <w:noProof/>
-            <w:webHidden/>
-          </w:rPr>
-          <w:t>44</w:t>
-        </w:r>
-        <w:r>
-          <w:rPr>
-            <w:noProof/>
-            <w:webHidden/>
-          </w:rPr>
-          <w:fldChar w:fldCharType="end"/>
-        </w:r>
-      </w:hyperlink>
-    </w:p>
-    <w:p>
-      <w:pPr>
-        <w:pStyle w:val="TDC2"/>
-        <w:rPr>
-          <w:rFonts w:asciiTheme="minorHAnsi" w:eastAsiaTheme="minorEastAsia" w:hAnsiTheme="minorHAnsi" w:cstheme="minorBidi"/>
-          <w:noProof/>
-          <w:kern w:val="2"/>
-          <w:szCs w:val="24"/>
-          <w14:ligatures w14:val="standardContextual"/>
-        </w:rPr>
-      </w:pPr>
-      <w:hyperlink w:anchor="_Toc211607772" w:history="1">
-        <w:r>
-          <w:rPr>
-            <w:rStyle w:val="Hipervnculo"/>
-            <w:noProof/>
-          </w:rPr>
-          <w:t>7.6</w:t>
-        </w:r>
-        <w:r>
-          <w:rPr>
-            <w:rFonts w:asciiTheme="minorHAnsi" w:eastAsiaTheme="minorEastAsia" w:hAnsiTheme="minorHAnsi" w:cstheme="minorBidi"/>
-            <w:noProof/>
-            <w:kern w:val="2"/>
-            <w:szCs w:val="24"/>
-            <w14:ligatures w14:val="standardContextual"/>
-          </w:rPr>
-          <w:tab/>
-        </w:r>
-        <w:r>
-          <w:rPr>
-            <w:rStyle w:val="Hipervnculo"/>
-            <w:noProof/>
-          </w:rPr>
-          <w:t>Prueba CU N°1.16</w:t>
-        </w:r>
-        <w:r>
-          <w:rPr>
-            <w:noProof/>
-            <w:webHidden/>
-          </w:rPr>
-          <w:tab/>
-        </w:r>
-        <w:r>
-          <w:rPr>
-            <w:noProof/>
-            <w:webHidden/>
-          </w:rPr>
-          <w:fldChar w:fldCharType="begin"/>
-        </w:r>
-        <w:r>
-          <w:rPr>
-            <w:noProof/>
-            <w:webHidden/>
-          </w:rPr>
-          <w:instrText xml:space="preserve"> PAGEREF _Toc211607772 \h </w:instrText>
-        </w:r>
-        <w:r>
-          <w:rPr>
-            <w:noProof/>
-            <w:webHidden/>
-          </w:rPr>
-        </w:r>
-        <w:r>
-          <w:rPr>
-            <w:noProof/>
-            <w:webHidden/>
-          </w:rPr>
-          <w:fldChar w:fldCharType="separate"/>
-        </w:r>
-        <w:r>
-          <w:rPr>
-            <w:noProof/>
-            <w:webHidden/>
-          </w:rPr>
-          <w:t>47</w:t>
-        </w:r>
-        <w:r>
-          <w:rPr>
-            <w:noProof/>
-            <w:webHidden/>
-          </w:rPr>
-          <w:fldChar w:fldCharType="end"/>
-        </w:r>
-      </w:hyperlink>
-    </w:p>
-    <w:p>
-      <w:pPr>
-        <w:pStyle w:val="TDC2"/>
-        <w:rPr>
-          <w:rFonts w:asciiTheme="minorHAnsi" w:eastAsiaTheme="minorEastAsia" w:hAnsiTheme="minorHAnsi" w:cstheme="minorBidi"/>
-          <w:noProof/>
-          <w:kern w:val="2"/>
-          <w:szCs w:val="24"/>
-          <w14:ligatures w14:val="standardContextual"/>
-        </w:rPr>
-      </w:pPr>
-      <w:hyperlink w:anchor="_Toc211607773" w:history="1">
-        <w:r>
-          <w:rPr>
-            <w:rStyle w:val="Hipervnculo"/>
-            <w:noProof/>
-          </w:rPr>
-          <w:t>7.7</w:t>
-        </w:r>
-        <w:r>
-          <w:rPr>
-            <w:rFonts w:asciiTheme="minorHAnsi" w:eastAsiaTheme="minorEastAsia" w:hAnsiTheme="minorHAnsi" w:cstheme="minorBidi"/>
-            <w:noProof/>
-            <w:kern w:val="2"/>
-            <w:szCs w:val="24"/>
-            <w14:ligatures w14:val="standardContextual"/>
-          </w:rPr>
-          <w:tab/>
-        </w:r>
-        <w:r>
-          <w:rPr>
-            <w:rStyle w:val="Hipervnculo"/>
-            <w:noProof/>
-          </w:rPr>
-          <w:t>Prueba CU N°1.19</w:t>
-        </w:r>
-        <w:r>
-          <w:rPr>
-            <w:noProof/>
-            <w:webHidden/>
-          </w:rPr>
-          <w:tab/>
-        </w:r>
-        <w:r>
-          <w:rPr>
-            <w:noProof/>
-            <w:webHidden/>
-          </w:rPr>
-          <w:fldChar w:fldCharType="begin"/>
-        </w:r>
-        <w:r>
-          <w:rPr>
-            <w:noProof/>
-            <w:webHidden/>
-          </w:rPr>
-          <w:instrText xml:space="preserve"> PAGEREF _Toc211607773 \h </w:instrText>
-        </w:r>
-        <w:r>
-          <w:rPr>
-            <w:noProof/>
-            <w:webHidden/>
-          </w:rPr>
-        </w:r>
-        <w:r>
-          <w:rPr>
-            <w:noProof/>
-            <w:webHidden/>
-          </w:rPr>
-          <w:fldChar w:fldCharType="separate"/>
-        </w:r>
-        <w:r>
-          <w:rPr>
-            <w:noProof/>
-            <w:webHidden/>
-          </w:rPr>
-          <w:t>50</w:t>
-        </w:r>
-        <w:r>
-          <w:rPr>
-            <w:noProof/>
-            <w:webHidden/>
-          </w:rPr>
-          <w:fldChar w:fldCharType="end"/>
-        </w:r>
-      </w:hyperlink>
-    </w:p>
-    <w:p>
-      <w:pPr>
-        <w:pStyle w:val="TDC2"/>
-        <w:rPr>
-          <w:rFonts w:asciiTheme="minorHAnsi" w:eastAsiaTheme="minorEastAsia" w:hAnsiTheme="minorHAnsi" w:cstheme="minorBidi"/>
-          <w:noProof/>
-          <w:kern w:val="2"/>
-          <w:szCs w:val="24"/>
-          <w14:ligatures w14:val="standardContextual"/>
-        </w:rPr>
-      </w:pPr>
-      <w:hyperlink w:anchor="_Toc211607774" w:history="1">
-        <w:r>
-          <w:rPr>
-            <w:rStyle w:val="Hipervnculo"/>
-            <w:noProof/>
-          </w:rPr>
-          <w:t>7.8</w:t>
-        </w:r>
-        <w:r>
-          <w:rPr>
-            <w:rFonts w:asciiTheme="minorHAnsi" w:eastAsiaTheme="minorEastAsia" w:hAnsiTheme="minorHAnsi" w:cstheme="minorBidi"/>
-            <w:noProof/>
-            <w:kern w:val="2"/>
-            <w:szCs w:val="24"/>
-            <w14:ligatures w14:val="standardContextual"/>
-          </w:rPr>
-          <w:tab/>
-        </w:r>
-        <w:r>
-          <w:rPr>
-            <w:rStyle w:val="Hipervnculo"/>
-            <w:noProof/>
-          </w:rPr>
-          <w:t>Prueba CU N°2.1</w:t>
-        </w:r>
-        <w:r>
-          <w:rPr>
-            <w:noProof/>
-            <w:webHidden/>
-          </w:rPr>
-          <w:tab/>
-        </w:r>
-        <w:r>
-          <w:rPr>
-            <w:noProof/>
-            <w:webHidden/>
-          </w:rPr>
-          <w:fldChar w:fldCharType="begin"/>
-        </w:r>
-        <w:r>
-          <w:rPr>
-            <w:noProof/>
-            <w:webHidden/>
-          </w:rPr>
-          <w:instrText xml:space="preserve"> PAGEREF _Toc211607774 \h </w:instrText>
-        </w:r>
-        <w:r>
-          <w:rPr>
-            <w:noProof/>
-            <w:webHidden/>
-          </w:rPr>
-        </w:r>
-        <w:r>
-          <w:rPr>
-            <w:noProof/>
-            <w:webHidden/>
-          </w:rPr>
-          <w:fldChar w:fldCharType="separate"/>
-        </w:r>
-        <w:r>
-          <w:rPr>
-            <w:noProof/>
-            <w:webHidden/>
-          </w:rPr>
-          <w:t>53</w:t>
-        </w:r>
-        <w:r>
-          <w:rPr>
-            <w:noProof/>
-            <w:webHidden/>
-          </w:rPr>
-          <w:fldChar w:fldCharType="end"/>
-        </w:r>
-      </w:hyperlink>
-    </w:p>
-    <w:p>
-      <w:pPr>
-        <w:pStyle w:val="TDC2"/>
-        <w:rPr>
-          <w:rFonts w:asciiTheme="minorHAnsi" w:eastAsiaTheme="minorEastAsia" w:hAnsiTheme="minorHAnsi" w:cstheme="minorBidi"/>
-          <w:noProof/>
-          <w:kern w:val="2"/>
-          <w:szCs w:val="24"/>
-          <w14:ligatures w14:val="standardContextual"/>
-        </w:rPr>
-      </w:pPr>
-      <w:hyperlink w:anchor="_Toc211607775" w:history="1">
-        <w:r>
-          <w:rPr>
-            <w:rStyle w:val="Hipervnculo"/>
-            <w:noProof/>
-          </w:rPr>
-          <w:t>7.9</w:t>
-        </w:r>
-        <w:r>
-          <w:rPr>
-            <w:rFonts w:asciiTheme="minorHAnsi" w:eastAsiaTheme="minorEastAsia" w:hAnsiTheme="minorHAnsi" w:cstheme="minorBidi"/>
-            <w:noProof/>
-            <w:kern w:val="2"/>
-            <w:szCs w:val="24"/>
-            <w14:ligatures w14:val="standardContextual"/>
-          </w:rPr>
-          <w:tab/>
-        </w:r>
-        <w:r>
-          <w:rPr>
-            <w:rStyle w:val="Hipervnculo"/>
-            <w:noProof/>
-          </w:rPr>
-          <w:t>Prueba CU N°2.2</w:t>
-        </w:r>
-        <w:r>
-          <w:rPr>
-            <w:noProof/>
-            <w:webHidden/>
-          </w:rPr>
-          <w:tab/>
-        </w:r>
-        <w:r>
-          <w:rPr>
-            <w:noProof/>
-            <w:webHidden/>
-          </w:rPr>
-          <w:fldChar w:fldCharType="begin"/>
-        </w:r>
-        <w:r>
-          <w:rPr>
-            <w:noProof/>
-            <w:webHidden/>
-          </w:rPr>
-          <w:instrText xml:space="preserve"> PAGEREF _Toc211607775 \h </w:instrText>
-        </w:r>
-        <w:r>
-          <w:rPr>
-            <w:noProof/>
-            <w:webHidden/>
-          </w:rPr>
-        </w:r>
-        <w:r>
-          <w:rPr>
-            <w:noProof/>
-            <w:webHidden/>
-          </w:rPr>
-          <w:fldChar w:fldCharType="separate"/>
-        </w:r>
-        <w:r>
-          <w:rPr>
-            <w:noProof/>
-            <w:webHidden/>
-          </w:rPr>
-          <w:t>57</w:t>
-        </w:r>
-        <w:r>
-          <w:rPr>
-            <w:noProof/>
-            <w:webHidden/>
-          </w:rPr>
-          <w:fldChar w:fldCharType="end"/>
-        </w:r>
-      </w:hyperlink>
-    </w:p>
-    <w:p>
-      <w:pPr>
-        <w:pStyle w:val="TDC2"/>
-        <w:tabs>
-          <w:tab w:val="left" w:pos="1200"/>
-        </w:tabs>
-        <w:rPr>
-          <w:rFonts w:asciiTheme="minorHAnsi" w:eastAsiaTheme="minorEastAsia" w:hAnsiTheme="minorHAnsi" w:cstheme="minorBidi"/>
-          <w:noProof/>
-          <w:kern w:val="2"/>
-          <w:szCs w:val="24"/>
-          <w14:ligatures w14:val="standardContextual"/>
-        </w:rPr>
-      </w:pPr>
-      <w:hyperlink w:anchor="_Toc211607776" w:history="1">
-        <w:r>
-          <w:rPr>
-            <w:rStyle w:val="Hipervnculo"/>
-            <w:noProof/>
-          </w:rPr>
-          <w:t>7.10</w:t>
-        </w:r>
-        <w:r>
-          <w:rPr>
-            <w:rFonts w:asciiTheme="minorHAnsi" w:eastAsiaTheme="minorEastAsia" w:hAnsiTheme="minorHAnsi" w:cstheme="minorBidi"/>
-            <w:noProof/>
-            <w:kern w:val="2"/>
-            <w:szCs w:val="24"/>
-            <w14:ligatures w14:val="standardContextual"/>
-          </w:rPr>
-          <w:tab/>
-        </w:r>
-        <w:r>
-          <w:rPr>
-            <w:rStyle w:val="Hipervnculo"/>
-            <w:noProof/>
-          </w:rPr>
-          <w:t>Prueba CU N°2.4</w:t>
-        </w:r>
-        <w:r>
-          <w:rPr>
-            <w:noProof/>
-            <w:webHidden/>
-          </w:rPr>
-          <w:tab/>
-        </w:r>
-        <w:r>
-          <w:rPr>
-            <w:noProof/>
-            <w:webHidden/>
-          </w:rPr>
-          <w:fldChar w:fldCharType="begin"/>
-        </w:r>
-        <w:r>
-          <w:rPr>
-            <w:noProof/>
-            <w:webHidden/>
-          </w:rPr>
-          <w:instrText xml:space="preserve"> PAGEREF _Toc211607776 \h </w:instrText>
-        </w:r>
-        <w:r>
-          <w:rPr>
-            <w:noProof/>
-            <w:webHidden/>
-          </w:rPr>
-        </w:r>
-        <w:r>
-          <w:rPr>
-            <w:noProof/>
-            <w:webHidden/>
-          </w:rPr>
-          <w:fldChar w:fldCharType="separate"/>
-        </w:r>
-        <w:r>
-          <w:rPr>
-            <w:noProof/>
-            <w:webHidden/>
-          </w:rPr>
-          <w:t>61</w:t>
-        </w:r>
-        <w:r>
-          <w:rPr>
-            <w:noProof/>
-            <w:webHidden/>
-          </w:rPr>
-          <w:fldChar w:fldCharType="end"/>
-        </w:r>
-      </w:hyperlink>
-    </w:p>
-    <w:p>
-      <w:pPr>
-        <w:pStyle w:val="TDC2"/>
-        <w:tabs>
-          <w:tab w:val="left" w:pos="1200"/>
-        </w:tabs>
-        <w:rPr>
-          <w:rFonts w:asciiTheme="minorHAnsi" w:eastAsiaTheme="minorEastAsia" w:hAnsiTheme="minorHAnsi" w:cstheme="minorBidi"/>
-          <w:noProof/>
-          <w:kern w:val="2"/>
-          <w:szCs w:val="24"/>
-          <w14:ligatures w14:val="standardContextual"/>
-        </w:rPr>
-      </w:pPr>
-      <w:hyperlink w:anchor="_Toc211607777" w:history="1">
-        <w:r>
-          <w:rPr>
-            <w:rStyle w:val="Hipervnculo"/>
-            <w:noProof/>
-          </w:rPr>
-          <w:t>7.11</w:t>
-        </w:r>
-        <w:r>
-          <w:rPr>
-            <w:rFonts w:asciiTheme="minorHAnsi" w:eastAsiaTheme="minorEastAsia" w:hAnsiTheme="minorHAnsi" w:cstheme="minorBidi"/>
-            <w:noProof/>
-            <w:kern w:val="2"/>
-            <w:szCs w:val="24"/>
-            <w14:ligatures w14:val="standardContextual"/>
-          </w:rPr>
-          <w:tab/>
-        </w:r>
-        <w:r>
-          <w:rPr>
-            <w:rStyle w:val="Hipervnculo"/>
-            <w:noProof/>
-          </w:rPr>
-          <w:t>Prueba CU N°4.5</w:t>
-        </w:r>
-        <w:r>
-          <w:rPr>
-            <w:noProof/>
-            <w:webHidden/>
-          </w:rPr>
-          <w:tab/>
-        </w:r>
-        <w:r>
-          <w:rPr>
-            <w:noProof/>
-            <w:webHidden/>
-          </w:rPr>
-          <w:fldChar w:fldCharType="begin"/>
-        </w:r>
-        <w:r>
-          <w:rPr>
-            <w:noProof/>
-            <w:webHidden/>
-          </w:rPr>
-          <w:instrText xml:space="preserve"> PAGEREF _Toc211607777 \h </w:instrText>
-        </w:r>
-        <w:r>
-          <w:rPr>
-            <w:noProof/>
-            <w:webHidden/>
-          </w:rPr>
-        </w:r>
-        <w:r>
-          <w:rPr>
-            <w:noProof/>
-            <w:webHidden/>
-          </w:rPr>
-          <w:fldChar w:fldCharType="separate"/>
-        </w:r>
-        <w:r>
-          <w:rPr>
-            <w:noProof/>
-            <w:webHidden/>
-          </w:rPr>
-          <w:t>64</w:t>
-        </w:r>
-        <w:r>
-          <w:rPr>
-            <w:noProof/>
-            <w:webHidden/>
-          </w:rPr>
-          <w:fldChar w:fldCharType="end"/>
-        </w:r>
-      </w:hyperlink>
-    </w:p>
-    <w:p>
-      <w:pPr>
-        <w:pStyle w:val="TDC2"/>
-        <w:tabs>
-          <w:tab w:val="left" w:pos="1200"/>
-        </w:tabs>
-        <w:rPr>
-          <w:rFonts w:asciiTheme="minorHAnsi" w:eastAsiaTheme="minorEastAsia" w:hAnsiTheme="minorHAnsi" w:cstheme="minorBidi"/>
-          <w:noProof/>
-          <w:kern w:val="2"/>
-          <w:szCs w:val="24"/>
-          <w14:ligatures w14:val="standardContextual"/>
-        </w:rPr>
-      </w:pPr>
-      <w:hyperlink w:anchor="_Toc211607778" w:history="1">
-        <w:r>
-          <w:rPr>
-            <w:rStyle w:val="Hipervnculo"/>
-            <w:noProof/>
-          </w:rPr>
-          <w:t>7.12</w:t>
-        </w:r>
-        <w:r>
-          <w:rPr>
-            <w:rFonts w:asciiTheme="minorHAnsi" w:eastAsiaTheme="minorEastAsia" w:hAnsiTheme="minorHAnsi" w:cstheme="minorBidi"/>
-            <w:noProof/>
-            <w:kern w:val="2"/>
-            <w:szCs w:val="24"/>
-            <w14:ligatures w14:val="standardContextual"/>
-          </w:rPr>
-          <w:tab/>
-        </w:r>
-        <w:r>
-          <w:rPr>
-            <w:rStyle w:val="Hipervnculo"/>
-            <w:noProof/>
-          </w:rPr>
-          <w:t>Prueba CU N°6.5</w:t>
-        </w:r>
-        <w:r>
-          <w:rPr>
-            <w:noProof/>
-            <w:webHidden/>
-          </w:rPr>
-          <w:tab/>
-        </w:r>
-        <w:r>
-          <w:rPr>
-            <w:noProof/>
-            <w:webHidden/>
-          </w:rPr>
-          <w:fldChar w:fldCharType="begin"/>
-        </w:r>
-        <w:r>
-          <w:rPr>
-            <w:noProof/>
-            <w:webHidden/>
-          </w:rPr>
-          <w:instrText xml:space="preserve"> PAGEREF _Toc211607778 \h </w:instrText>
-        </w:r>
-        <w:r>
-          <w:rPr>
-            <w:noProof/>
-            <w:webHidden/>
-          </w:rPr>
-        </w:r>
-        <w:r>
-          <w:rPr>
-            <w:noProof/>
-            <w:webHidden/>
-          </w:rPr>
-          <w:fldChar w:fldCharType="separate"/>
-        </w:r>
-        <w:r>
-          <w:rPr>
-            <w:noProof/>
-            <w:webHidden/>
-          </w:rPr>
-          <w:t>67</w:t>
-        </w:r>
-        <w:r>
-          <w:rPr>
-            <w:noProof/>
-            <w:webHidden/>
-          </w:rPr>
-          <w:fldChar w:fldCharType="end"/>
-        </w:r>
-      </w:hyperlink>
-    </w:p>
-    <w:p>
-      <w:pPr>
-        <w:pStyle w:val="TDC2"/>
-        <w:tabs>
-          <w:tab w:val="left" w:pos="1200"/>
-        </w:tabs>
-        <w:rPr>
-          <w:rFonts w:asciiTheme="minorHAnsi" w:eastAsiaTheme="minorEastAsia" w:hAnsiTheme="minorHAnsi" w:cstheme="minorBidi"/>
-          <w:noProof/>
-          <w:kern w:val="2"/>
-          <w:szCs w:val="24"/>
-          <w14:ligatures w14:val="standardContextual"/>
-        </w:rPr>
-      </w:pPr>
-      <w:hyperlink w:anchor="_Toc211607779" w:history="1">
-        <w:r>
-          <w:rPr>
-            <w:rStyle w:val="Hipervnculo"/>
-            <w:noProof/>
-          </w:rPr>
-          <w:t>7.13</w:t>
-        </w:r>
-        <w:r>
-          <w:rPr>
-            <w:rFonts w:asciiTheme="minorHAnsi" w:eastAsiaTheme="minorEastAsia" w:hAnsiTheme="minorHAnsi" w:cstheme="minorBidi"/>
-            <w:noProof/>
-            <w:kern w:val="2"/>
-            <w:szCs w:val="24"/>
-            <w14:ligatures w14:val="standardContextual"/>
-          </w:rPr>
-          <w:tab/>
-        </w:r>
-        <w:r>
-          <w:rPr>
-            <w:rStyle w:val="Hipervnculo"/>
-            <w:noProof/>
-          </w:rPr>
-          <w:t>Prueba CU N°7.2</w:t>
-        </w:r>
-        <w:r>
-          <w:rPr>
-            <w:noProof/>
-            <w:webHidden/>
-          </w:rPr>
-          <w:tab/>
-        </w:r>
-        <w:r>
-          <w:rPr>
-            <w:noProof/>
-            <w:webHidden/>
-          </w:rPr>
-          <w:fldChar w:fldCharType="begin"/>
-        </w:r>
-        <w:r>
-          <w:rPr>
-            <w:noProof/>
-            <w:webHidden/>
-          </w:rPr>
-          <w:instrText xml:space="preserve"> PAGEREF _Toc211607779 \h </w:instrText>
-        </w:r>
-        <w:r>
-          <w:rPr>
-            <w:noProof/>
-            <w:webHidden/>
-          </w:rPr>
-        </w:r>
-        <w:r>
-          <w:rPr>
-            <w:noProof/>
-            <w:webHidden/>
-          </w:rPr>
-          <w:fldChar w:fldCharType="separate"/>
-        </w:r>
-        <w:r>
-          <w:rPr>
-            <w:noProof/>
-            <w:webHidden/>
-          </w:rPr>
-          <w:t>70</w:t>
-        </w:r>
-        <w:r>
-          <w:rPr>
-            <w:noProof/>
-            <w:webHidden/>
-          </w:rPr>
-          <w:fldChar w:fldCharType="end"/>
-        </w:r>
-      </w:hyperlink>
-    </w:p>
-    <w:p>
-      <w:pPr>
-        <w:pStyle w:val="TDC2"/>
-        <w:tabs>
-          <w:tab w:val="left" w:pos="1200"/>
-        </w:tabs>
-        <w:rPr>
-          <w:rFonts w:asciiTheme="minorHAnsi" w:eastAsiaTheme="minorEastAsia" w:hAnsiTheme="minorHAnsi" w:cstheme="minorBidi"/>
-          <w:noProof/>
-          <w:kern w:val="2"/>
-          <w:szCs w:val="24"/>
-          <w14:ligatures w14:val="standardContextual"/>
-        </w:rPr>
-      </w:pPr>
-      <w:hyperlink w:anchor="_Toc211607780" w:history="1">
-        <w:r>
-          <w:rPr>
-            <w:rStyle w:val="Hipervnculo"/>
-            <w:noProof/>
-          </w:rPr>
-          <w:t>7.14</w:t>
-        </w:r>
-        <w:r>
-          <w:rPr>
-            <w:rFonts w:asciiTheme="minorHAnsi" w:eastAsiaTheme="minorEastAsia" w:hAnsiTheme="minorHAnsi" w:cstheme="minorBidi"/>
-            <w:noProof/>
-            <w:kern w:val="2"/>
-            <w:szCs w:val="24"/>
-            <w14:ligatures w14:val="standardContextual"/>
-          </w:rPr>
-          <w:tab/>
-        </w:r>
-        <w:r>
-          <w:rPr>
-            <w:rStyle w:val="Hipervnculo"/>
-            <w:noProof/>
-          </w:rPr>
-          <w:t>Prueba CU N°7.4</w:t>
-        </w:r>
-        <w:r>
-          <w:rPr>
-            <w:noProof/>
-            <w:webHidden/>
-          </w:rPr>
-          <w:tab/>
-        </w:r>
-        <w:r>
-          <w:rPr>
-            <w:noProof/>
-            <w:webHidden/>
-          </w:rPr>
-          <w:fldChar w:fldCharType="begin"/>
-        </w:r>
-        <w:r>
-          <w:rPr>
-            <w:noProof/>
-            <w:webHidden/>
-          </w:rPr>
-          <w:instrText xml:space="preserve"> PAGEREF _Toc211607780 \h </w:instrText>
-        </w:r>
-        <w:r>
-          <w:rPr>
-            <w:noProof/>
-            <w:webHidden/>
-          </w:rPr>
-        </w:r>
-        <w:r>
-          <w:rPr>
-            <w:noProof/>
-            <w:webHidden/>
-          </w:rPr>
-          <w:fldChar w:fldCharType="separate"/>
-        </w:r>
-        <w:r>
-          <w:rPr>
-            <w:noProof/>
-            <w:webHidden/>
-          </w:rPr>
-          <w:t>74</w:t>
-        </w:r>
-        <w:r>
-          <w:rPr>
-            <w:noProof/>
-            <w:webHidden/>
-          </w:rPr>
-          <w:fldChar w:fldCharType="end"/>
-        </w:r>
-      </w:hyperlink>
-    </w:p>
-    <w:p>
-      <w:pPr>
-        <w:pStyle w:val="TDC2"/>
-        <w:tabs>
-          <w:tab w:val="left" w:pos="1200"/>
-        </w:tabs>
-        <w:rPr>
-          <w:rFonts w:asciiTheme="minorHAnsi" w:eastAsiaTheme="minorEastAsia" w:hAnsiTheme="minorHAnsi" w:cstheme="minorBidi"/>
-          <w:noProof/>
-          <w:kern w:val="2"/>
-          <w:szCs w:val="24"/>
-          <w14:ligatures w14:val="standardContextual"/>
-        </w:rPr>
-      </w:pPr>
-      <w:hyperlink w:anchor="_Toc211607781" w:history="1">
-        <w:r>
-          <w:rPr>
-            <w:rStyle w:val="Hipervnculo"/>
-            <w:noProof/>
-          </w:rPr>
-          <w:t>7.15</w:t>
-        </w:r>
-        <w:r>
-          <w:rPr>
-            <w:rFonts w:asciiTheme="minorHAnsi" w:eastAsiaTheme="minorEastAsia" w:hAnsiTheme="minorHAnsi" w:cstheme="minorBidi"/>
-            <w:noProof/>
-            <w:kern w:val="2"/>
-            <w:szCs w:val="24"/>
-            <w14:ligatures w14:val="standardContextual"/>
-          </w:rPr>
-          <w:tab/>
-        </w:r>
-        <w:r>
-          <w:rPr>
-            <w:rStyle w:val="Hipervnculo"/>
-            <w:noProof/>
-          </w:rPr>
-          <w:t>Prueba CU N°7.5</w:t>
-        </w:r>
-        <w:r>
-          <w:rPr>
-            <w:noProof/>
-            <w:webHidden/>
-          </w:rPr>
-          <w:tab/>
-        </w:r>
-        <w:r>
-          <w:rPr>
-            <w:noProof/>
-            <w:webHidden/>
-          </w:rPr>
-          <w:fldChar w:fldCharType="begin"/>
-        </w:r>
-        <w:r>
-          <w:rPr>
-            <w:noProof/>
-            <w:webHidden/>
-          </w:rPr>
-          <w:instrText xml:space="preserve"> PAGEREF _Toc211607781 \h </w:instrText>
-        </w:r>
-        <w:r>
-          <w:rPr>
-            <w:noProof/>
-            <w:webHidden/>
-          </w:rPr>
-        </w:r>
-        <w:r>
-          <w:rPr>
-            <w:noProof/>
-            <w:webHidden/>
-          </w:rPr>
-          <w:fldChar w:fldCharType="separate"/>
-        </w:r>
-        <w:r>
-          <w:rPr>
-            <w:noProof/>
-            <w:webHidden/>
-          </w:rPr>
-          <w:t>77</w:t>
         </w:r>
         <w:r>
           <w:rPr>
@@ -4138,7 +2916,7 @@
           <w14:ligatures w14:val="standardContextual"/>
         </w:rPr>
       </w:pPr>
-      <w:hyperlink w:anchor="_Toc211607782" w:history="1">
+      <w:hyperlink w:anchor="_Toc211609213" w:history="1">
         <w:r>
           <w:rPr>
             <w:rStyle w:val="Hipervnculo"/>
@@ -4165,7 +2943,7 @@
             <w:noProof/>
             <w:webHidden/>
           </w:rPr>
-          <w:instrText xml:space="preserve"> PAGEREF _Toc211607782 \h </w:instrText>
+          <w:instrText xml:space="preserve"> PAGEREF _Toc211609213 \h </w:instrText>
         </w:r>
         <w:r>
           <w:rPr>
@@ -4185,7 +2963,7 @@
             <w:noProof/>
             <w:webHidden/>
           </w:rPr>
-          <w:t>80</w:t>
+          <w:t>35</w:t>
         </w:r>
         <w:r>
           <w:rPr>
@@ -4207,7 +2985,7 @@
           <w14:ligatures w14:val="standardContextual"/>
         </w:rPr>
       </w:pPr>
-      <w:hyperlink w:anchor="_Toc211607783" w:history="1">
+      <w:hyperlink w:anchor="_Toc211609214" w:history="1">
         <w:r>
           <w:rPr>
             <w:rStyle w:val="Hipervnculo"/>
@@ -4251,7 +3029,7 @@
             <w:noProof/>
             <w:webHidden/>
           </w:rPr>
-          <w:instrText xml:space="preserve"> PAGEREF _Toc211607783 \h </w:instrText>
+          <w:instrText xml:space="preserve"> PAGEREF _Toc211609214 \h </w:instrText>
         </w:r>
         <w:r>
           <w:rPr>
@@ -4271,7 +3049,7 @@
             <w:noProof/>
             <w:webHidden/>
           </w:rPr>
-          <w:t>80</w:t>
+          <w:t>35</w:t>
         </w:r>
         <w:r>
           <w:rPr>
@@ -4293,7 +3071,7 @@
           <w14:ligatures w14:val="standardContextual"/>
         </w:rPr>
       </w:pPr>
-      <w:hyperlink w:anchor="_Toc211607784" w:history="1">
+      <w:hyperlink w:anchor="_Toc211609215" w:history="1">
         <w:r>
           <w:rPr>
             <w:rStyle w:val="Hipervnculo"/>
@@ -4337,7 +3115,7 @@
             <w:noProof/>
             <w:webHidden/>
           </w:rPr>
-          <w:instrText xml:space="preserve"> PAGEREF _Toc211607784 \h </w:instrText>
+          <w:instrText xml:space="preserve"> PAGEREF _Toc211609215 \h </w:instrText>
         </w:r>
         <w:r>
           <w:rPr>
@@ -4357,7 +3135,7 @@
             <w:noProof/>
             <w:webHidden/>
           </w:rPr>
-          <w:t>81</w:t>
+          <w:t>35</w:t>
         </w:r>
         <w:r>
           <w:rPr>
@@ -4379,7 +3157,7 @@
           <w14:ligatures w14:val="standardContextual"/>
         </w:rPr>
       </w:pPr>
-      <w:hyperlink w:anchor="_Toc211607785" w:history="1">
+      <w:hyperlink w:anchor="_Toc211609216" w:history="1">
         <w:r>
           <w:rPr>
             <w:rStyle w:val="Hipervnculo"/>
@@ -4423,7 +3201,7 @@
             <w:noProof/>
             <w:webHidden/>
           </w:rPr>
-          <w:instrText xml:space="preserve"> PAGEREF _Toc211607785 \h </w:instrText>
+          <w:instrText xml:space="preserve"> PAGEREF _Toc211609216 \h </w:instrText>
         </w:r>
         <w:r>
           <w:rPr>
@@ -4443,7 +3221,7 @@
             <w:noProof/>
             <w:webHidden/>
           </w:rPr>
-          <w:t>81</w:t>
+          <w:t>36</w:t>
         </w:r>
         <w:r>
           <w:rPr>
@@ -4468,7 +3246,7 @@
           <w14:ligatures w14:val="standardContextual"/>
         </w:rPr>
       </w:pPr>
-      <w:hyperlink w:anchor="_Toc211607786" w:history="1">
+      <w:hyperlink w:anchor="_Toc211609217" w:history="1">
         <w:r>
           <w:rPr>
             <w:rStyle w:val="Hipervnculo"/>
@@ -4515,7 +3293,7 @@
             <w:noProof/>
             <w:webHidden/>
           </w:rPr>
-          <w:instrText xml:space="preserve"> PAGEREF _Toc211607786 \h </w:instrText>
+          <w:instrText xml:space="preserve"> PAGEREF _Toc211609217 \h </w:instrText>
         </w:r>
         <w:r>
           <w:rPr>
@@ -4535,7 +3313,7 @@
             <w:noProof/>
             <w:webHidden/>
           </w:rPr>
-          <w:t>82</w:t>
+          <w:t>36</w:t>
         </w:r>
         <w:r>
           <w:rPr>
@@ -4560,7 +3338,7 @@
           <w14:ligatures w14:val="standardContextual"/>
         </w:rPr>
       </w:pPr>
-      <w:hyperlink w:anchor="_Toc211607787" w:history="1">
+      <w:hyperlink w:anchor="_Toc211609218" w:history="1">
         <w:r>
           <w:rPr>
             <w:rStyle w:val="Hipervnculo"/>
@@ -4607,7 +3385,7 @@
             <w:noProof/>
             <w:webHidden/>
           </w:rPr>
-          <w:instrText xml:space="preserve"> PAGEREF _Toc211607787 \h </w:instrText>
+          <w:instrText xml:space="preserve"> PAGEREF _Toc211609218 \h </w:instrText>
         </w:r>
         <w:r>
           <w:rPr>
@@ -4627,7 +3405,7 @@
             <w:noProof/>
             <w:webHidden/>
           </w:rPr>
-          <w:t>83</w:t>
+          <w:t>36</w:t>
         </w:r>
         <w:r>
           <w:rPr>
@@ -4652,7 +3430,7 @@
           <w14:ligatures w14:val="standardContextual"/>
         </w:rPr>
       </w:pPr>
-      <w:hyperlink w:anchor="_Toc211607788" w:history="1">
+      <w:hyperlink w:anchor="_Toc211609219" w:history="1">
         <w:r>
           <w:rPr>
             <w:rStyle w:val="Hipervnculo"/>
@@ -4699,7 +3477,7 @@
             <w:noProof/>
             <w:webHidden/>
           </w:rPr>
-          <w:instrText xml:space="preserve"> PAGEREF _Toc211607788 \h </w:instrText>
+          <w:instrText xml:space="preserve"> PAGEREF _Toc211609219 \h </w:instrText>
         </w:r>
         <w:r>
           <w:rPr>
@@ -4719,7 +3497,7 @@
             <w:noProof/>
             <w:webHidden/>
           </w:rPr>
-          <w:t>83</w:t>
+          <w:t>37</w:t>
         </w:r>
         <w:r>
           <w:rPr>
@@ -4741,7 +3519,7 @@
           <w14:ligatures w14:val="standardContextual"/>
         </w:rPr>
       </w:pPr>
-      <w:hyperlink w:anchor="_Toc211607789" w:history="1">
+      <w:hyperlink w:anchor="_Toc211609220" w:history="1">
         <w:r>
           <w:rPr>
             <w:rStyle w:val="Hipervnculo"/>
@@ -4785,7 +3563,7 @@
             <w:noProof/>
             <w:webHidden/>
           </w:rPr>
-          <w:instrText xml:space="preserve"> PAGEREF _Toc211607789 \h </w:instrText>
+          <w:instrText xml:space="preserve"> PAGEREF _Toc211609220 \h </w:instrText>
         </w:r>
         <w:r>
           <w:rPr>
@@ -4805,7 +3583,7 @@
             <w:noProof/>
             <w:webHidden/>
           </w:rPr>
-          <w:t>85</w:t>
+          <w:t>38</w:t>
         </w:r>
         <w:r>
           <w:rPr>
@@ -4830,7 +3608,7 @@
           <w14:ligatures w14:val="standardContextual"/>
         </w:rPr>
       </w:pPr>
-      <w:hyperlink w:anchor="_Toc211607790" w:history="1">
+      <w:hyperlink w:anchor="_Toc211609221" w:history="1">
         <w:r>
           <w:rPr>
             <w:rStyle w:val="Hipervnculo"/>
@@ -4877,7 +3655,7 @@
             <w:noProof/>
             <w:webHidden/>
           </w:rPr>
-          <w:instrText xml:space="preserve"> PAGEREF _Toc211607790 \h </w:instrText>
+          <w:instrText xml:space="preserve"> PAGEREF _Toc211609221 \h </w:instrText>
         </w:r>
         <w:r>
           <w:rPr>
@@ -4897,7 +3675,7 @@
             <w:noProof/>
             <w:webHidden/>
           </w:rPr>
-          <w:t>85</w:t>
+          <w:t>38</w:t>
         </w:r>
         <w:r>
           <w:rPr>
@@ -4921,7 +3699,7 @@
           <w14:ligatures w14:val="standardContextual"/>
         </w:rPr>
       </w:pPr>
-      <w:hyperlink w:anchor="_Toc211607791" w:history="1">
+      <w:hyperlink w:anchor="_Toc211609222" w:history="1">
         <w:r>
           <w:rPr>
             <w:rStyle w:val="Hipervnculo"/>
@@ -4948,7 +3726,7 @@
             <w:noProof/>
             <w:webHidden/>
           </w:rPr>
-          <w:instrText xml:space="preserve"> PAGEREF _Toc211607791 \h </w:instrText>
+          <w:instrText xml:space="preserve"> PAGEREF _Toc211609222 \h </w:instrText>
         </w:r>
         <w:r>
           <w:rPr>
@@ -4968,7 +3746,7 @@
             <w:noProof/>
             <w:webHidden/>
           </w:rPr>
-          <w:t>86</w:t>
+          <w:t>39</w:t>
         </w:r>
         <w:r>
           <w:rPr>
@@ -4990,7 +3768,7 @@
           <w14:ligatures w14:val="standardContextual"/>
         </w:rPr>
       </w:pPr>
-      <w:hyperlink w:anchor="_Toc211607792" w:history="1">
+      <w:hyperlink w:anchor="_Toc211609223" w:history="1">
         <w:r>
           <w:rPr>
             <w:rStyle w:val="Hipervnculo"/>
@@ -5034,7 +3812,7 @@
             <w:noProof/>
             <w:webHidden/>
           </w:rPr>
-          <w:instrText xml:space="preserve"> PAGEREF _Toc211607792 \h </w:instrText>
+          <w:instrText xml:space="preserve"> PAGEREF _Toc211609223 \h </w:instrText>
         </w:r>
         <w:r>
           <w:rPr>
@@ -5054,7 +3832,7 @@
             <w:noProof/>
             <w:webHidden/>
           </w:rPr>
-          <w:t>86</w:t>
+          <w:t>39</w:t>
         </w:r>
         <w:r>
           <w:rPr>
@@ -5079,7 +3857,7 @@
           <w14:ligatures w14:val="standardContextual"/>
         </w:rPr>
       </w:pPr>
-      <w:hyperlink w:anchor="_Toc211607793" w:history="1">
+      <w:hyperlink w:anchor="_Toc211609224" w:history="1">
         <w:r>
           <w:rPr>
             <w:rStyle w:val="Hipervnculo"/>
@@ -5126,7 +3904,7 @@
             <w:noProof/>
             <w:webHidden/>
           </w:rPr>
-          <w:instrText xml:space="preserve"> PAGEREF _Toc211607793 \h </w:instrText>
+          <w:instrText xml:space="preserve"> PAGEREF _Toc211609224 \h </w:instrText>
         </w:r>
         <w:r>
           <w:rPr>
@@ -5146,7 +3924,7 @@
             <w:noProof/>
             <w:webHidden/>
           </w:rPr>
-          <w:t>87</w:t>
+          <w:t>40</w:t>
         </w:r>
         <w:r>
           <w:rPr>
@@ -5168,7 +3946,7 @@
           <w14:ligatures w14:val="standardContextual"/>
         </w:rPr>
       </w:pPr>
-      <w:hyperlink w:anchor="_Toc211607794" w:history="1">
+      <w:hyperlink w:anchor="_Toc211609225" w:history="1">
         <w:r>
           <w:rPr>
             <w:rStyle w:val="Hipervnculo"/>
@@ -5212,7 +3990,7 @@
             <w:noProof/>
             <w:webHidden/>
           </w:rPr>
-          <w:instrText xml:space="preserve"> PAGEREF _Toc211607794 \h </w:instrText>
+          <w:instrText xml:space="preserve"> PAGEREF _Toc211609225 \h </w:instrText>
         </w:r>
         <w:r>
           <w:rPr>
@@ -5232,7 +4010,7 @@
             <w:noProof/>
             <w:webHidden/>
           </w:rPr>
-          <w:t>88</w:t>
+          <w:t>41</w:t>
         </w:r>
         <w:r>
           <w:rPr>
@@ -5254,7 +4032,7 @@
           <w14:ligatures w14:val="standardContextual"/>
         </w:rPr>
       </w:pPr>
-      <w:hyperlink w:anchor="_Toc211607795" w:history="1">
+      <w:hyperlink w:anchor="_Toc211609226" w:history="1">
         <w:r>
           <w:rPr>
             <w:rStyle w:val="Hipervnculo"/>
@@ -5298,7 +4076,7 @@
             <w:noProof/>
             <w:webHidden/>
           </w:rPr>
-          <w:instrText xml:space="preserve"> PAGEREF _Toc211607795 \h </w:instrText>
+          <w:instrText xml:space="preserve"> PAGEREF _Toc211609226 \h </w:instrText>
         </w:r>
         <w:r>
           <w:rPr>
@@ -5318,7 +4096,7 @@
             <w:noProof/>
             <w:webHidden/>
           </w:rPr>
-          <w:t>88</w:t>
+          <w:t>41</w:t>
         </w:r>
         <w:r>
           <w:rPr>
@@ -5340,7 +4118,7 @@
           <w14:ligatures w14:val="standardContextual"/>
         </w:rPr>
       </w:pPr>
-      <w:hyperlink w:anchor="_Toc211607796" w:history="1">
+      <w:hyperlink w:anchor="_Toc211609227" w:history="1">
         <w:r>
           <w:rPr>
             <w:rStyle w:val="Hipervnculo"/>
@@ -5384,7 +4162,7 @@
             <w:noProof/>
             <w:webHidden/>
           </w:rPr>
-          <w:instrText xml:space="preserve"> PAGEREF _Toc211607796 \h </w:instrText>
+          <w:instrText xml:space="preserve"> PAGEREF _Toc211609227 \h </w:instrText>
         </w:r>
         <w:r>
           <w:rPr>
@@ -5404,7 +4182,7 @@
             <w:noProof/>
             <w:webHidden/>
           </w:rPr>
-          <w:t>88</w:t>
+          <w:t>41</w:t>
         </w:r>
         <w:r>
           <w:rPr>
@@ -5426,7 +4204,7 @@
           <w14:ligatures w14:val="standardContextual"/>
         </w:rPr>
       </w:pPr>
-      <w:hyperlink w:anchor="_Toc211607797" w:history="1">
+      <w:hyperlink w:anchor="_Toc211609228" w:history="1">
         <w:r>
           <w:rPr>
             <w:rStyle w:val="Hipervnculo"/>
@@ -5470,7 +4248,7 @@
             <w:noProof/>
             <w:webHidden/>
           </w:rPr>
-          <w:instrText xml:space="preserve"> PAGEREF _Toc211607797 \h </w:instrText>
+          <w:instrText xml:space="preserve"> PAGEREF _Toc211609228 \h </w:instrText>
         </w:r>
         <w:r>
           <w:rPr>
@@ -5490,7 +4268,7 @@
             <w:noProof/>
             <w:webHidden/>
           </w:rPr>
-          <w:t>88</w:t>
+          <w:t>41</w:t>
         </w:r>
         <w:r>
           <w:rPr>
@@ -5512,7 +4290,7 @@
           <w14:ligatures w14:val="standardContextual"/>
         </w:rPr>
       </w:pPr>
-      <w:hyperlink w:anchor="_Toc211607798" w:history="1">
+      <w:hyperlink w:anchor="_Toc211609229" w:history="1">
         <w:r>
           <w:rPr>
             <w:rStyle w:val="Hipervnculo"/>
@@ -5556,7 +4334,7 @@
             <w:noProof/>
             <w:webHidden/>
           </w:rPr>
-          <w:instrText xml:space="preserve"> PAGEREF _Toc211607798 \h </w:instrText>
+          <w:instrText xml:space="preserve"> PAGEREF _Toc211609229 \h </w:instrText>
         </w:r>
         <w:r>
           <w:rPr>
@@ -5576,7 +4354,7 @@
             <w:noProof/>
             <w:webHidden/>
           </w:rPr>
-          <w:t>88</w:t>
+          <w:t>41</w:t>
         </w:r>
         <w:r>
           <w:rPr>
@@ -5598,7 +4376,7 @@
           <w14:ligatures w14:val="standardContextual"/>
         </w:rPr>
       </w:pPr>
-      <w:hyperlink w:anchor="_Toc211607799" w:history="1">
+      <w:hyperlink w:anchor="_Toc211609230" w:history="1">
         <w:r>
           <w:rPr>
             <w:rStyle w:val="Hipervnculo"/>
@@ -5642,7 +4420,7 @@
             <w:noProof/>
             <w:webHidden/>
           </w:rPr>
-          <w:instrText xml:space="preserve"> PAGEREF _Toc211607799 \h </w:instrText>
+          <w:instrText xml:space="preserve"> PAGEREF _Toc211609230 \h </w:instrText>
         </w:r>
         <w:r>
           <w:rPr>
@@ -5662,7 +4440,7 @@
             <w:noProof/>
             <w:webHidden/>
           </w:rPr>
-          <w:t>93</w:t>
+          <w:t>46</w:t>
         </w:r>
         <w:r>
           <w:rPr>
@@ -5684,7 +4462,7 @@
           <w14:ligatures w14:val="standardContextual"/>
         </w:rPr>
       </w:pPr>
-      <w:hyperlink w:anchor="_Toc211607800" w:history="1">
+      <w:hyperlink w:anchor="_Toc211609231" w:history="1">
         <w:r>
           <w:rPr>
             <w:rStyle w:val="Hipervnculo"/>
@@ -5728,7 +4506,7 @@
             <w:noProof/>
             <w:webHidden/>
           </w:rPr>
-          <w:instrText xml:space="preserve"> PAGEREF _Toc211607800 \h </w:instrText>
+          <w:instrText xml:space="preserve"> PAGEREF _Toc211609231 \h </w:instrText>
         </w:r>
         <w:r>
           <w:rPr>
@@ -5748,7 +4526,7 @@
             <w:noProof/>
             <w:webHidden/>
           </w:rPr>
-          <w:t>93</w:t>
+          <w:t>46</w:t>
         </w:r>
         <w:r>
           <w:rPr>
@@ -5770,7 +4548,7 @@
           <w14:ligatures w14:val="standardContextual"/>
         </w:rPr>
       </w:pPr>
-      <w:hyperlink w:anchor="_Toc211607801" w:history="1">
+      <w:hyperlink w:anchor="_Toc211609232" w:history="1">
         <w:r>
           <w:rPr>
             <w:rStyle w:val="Hipervnculo"/>
@@ -5814,7 +4592,7 @@
             <w:noProof/>
             <w:webHidden/>
           </w:rPr>
-          <w:instrText xml:space="preserve"> PAGEREF _Toc211607801 \h </w:instrText>
+          <w:instrText xml:space="preserve"> PAGEREF _Toc211609232 \h </w:instrText>
         </w:r>
         <w:r>
           <w:rPr>
@@ -5834,7 +4612,7 @@
             <w:noProof/>
             <w:webHidden/>
           </w:rPr>
-          <w:t>94</w:t>
+          <w:t>47</w:t>
         </w:r>
         <w:r>
           <w:rPr>
@@ -5858,7 +4636,7 @@
           <w14:ligatures w14:val="standardContextual"/>
         </w:rPr>
       </w:pPr>
-      <w:hyperlink w:anchor="_Toc211607802" w:history="1">
+      <w:hyperlink w:anchor="_Toc211609233" w:history="1">
         <w:r>
           <w:rPr>
             <w:rStyle w:val="Hipervnculo"/>
@@ -5885,7 +4663,7 @@
             <w:noProof/>
             <w:webHidden/>
           </w:rPr>
-          <w:instrText xml:space="preserve"> PAGEREF _Toc211607802 \h </w:instrText>
+          <w:instrText xml:space="preserve"> PAGEREF _Toc211609233 \h </w:instrText>
         </w:r>
         <w:r>
           <w:rPr>
@@ -5905,7 +4683,7 @@
             <w:noProof/>
             <w:webHidden/>
           </w:rPr>
-          <w:t>95</w:t>
+          <w:t>48</w:t>
         </w:r>
         <w:r>
           <w:rPr>
@@ -9731,7 +8509,7 @@
       <w:r>
         <w:fldChar w:fldCharType="separate"/>
       </w:r>
-      <w:hyperlink w:anchor="_Toc201199663" w:history="1">
+      <w:hyperlink w:anchor="_Toc211609240" w:history="1">
         <w:r>
           <w:rPr>
             <w:rStyle w:val="Hipervnculo"/>
@@ -9758,7 +8536,7 @@
             <w:noProof/>
             <w:webHidden/>
           </w:rPr>
-          <w:instrText xml:space="preserve"> PAGEREF _Toc201199663 \h </w:instrText>
+          <w:instrText xml:space="preserve"> PAGEREF _Toc211609240 \h </w:instrText>
         </w:r>
         <w:r>
           <w:rPr>
@@ -9778,7 +8556,7 @@
             <w:noProof/>
             <w:webHidden/>
           </w:rPr>
-          <w:t>11</w:t>
+          <w:t>8</w:t>
         </w:r>
         <w:r>
           <w:rPr>
@@ -9802,7 +8580,7 @@
           <w14:ligatures w14:val="standardContextual"/>
         </w:rPr>
       </w:pPr>
-      <w:hyperlink w:anchor="_Toc201199664" w:history="1">
+      <w:hyperlink w:anchor="_Toc211609241" w:history="1">
         <w:r>
           <w:rPr>
             <w:rStyle w:val="Hipervnculo"/>
@@ -9829,7 +8607,7 @@
             <w:noProof/>
             <w:webHidden/>
           </w:rPr>
-          <w:instrText xml:space="preserve"> PAGEREF _Toc201199664 \h </w:instrText>
+          <w:instrText xml:space="preserve"> PAGEREF _Toc211609241 \h </w:instrText>
         </w:r>
         <w:r>
           <w:rPr>
@@ -9849,7 +8627,7 @@
             <w:noProof/>
             <w:webHidden/>
           </w:rPr>
-          <w:t>12</w:t>
+          <w:t>9</w:t>
         </w:r>
         <w:r>
           <w:rPr>
@@ -9873,7 +8651,7 @@
           <w14:ligatures w14:val="standardContextual"/>
         </w:rPr>
       </w:pPr>
-      <w:hyperlink w:anchor="_Toc201199668" w:history="1">
+      <w:hyperlink w:anchor="_Toc211609245" w:history="1">
         <w:r>
           <w:rPr>
             <w:rStyle w:val="Hipervnculo"/>
@@ -9900,7 +8678,7 @@
             <w:noProof/>
             <w:webHidden/>
           </w:rPr>
-          <w:instrText xml:space="preserve"> PAGEREF _Toc201199668 \h </w:instrText>
+          <w:instrText xml:space="preserve"> PAGEREF _Toc211609245 \h </w:instrText>
         </w:r>
         <w:r>
           <w:rPr>
@@ -9920,7 +8698,7 @@
             <w:noProof/>
             <w:webHidden/>
           </w:rPr>
-          <w:t>17</w:t>
+          <w:t>14</w:t>
         </w:r>
         <w:r>
           <w:rPr>
@@ -9942,7 +8720,7 @@
           <w14:ligatures w14:val="standardContextual"/>
         </w:rPr>
       </w:pPr>
-      <w:hyperlink w:anchor="_Toc201199669" w:history="1">
+      <w:hyperlink w:anchor="_Toc211609246" w:history="1">
         <w:r>
           <w:rPr>
             <w:rStyle w:val="Hipervnculo"/>
@@ -9969,7 +8747,7 @@
             <w:noProof/>
             <w:webHidden/>
           </w:rPr>
-          <w:instrText xml:space="preserve"> PAGEREF _Toc201199669 \h </w:instrText>
+          <w:instrText xml:space="preserve"> PAGEREF _Toc211609246 \h </w:instrText>
         </w:r>
         <w:r>
           <w:rPr>
@@ -9989,7 +8767,7 @@
             <w:noProof/>
             <w:webHidden/>
           </w:rPr>
-          <w:t>17</w:t>
+          <w:t>14</w:t>
         </w:r>
         <w:r>
           <w:rPr>
@@ -10013,7 +8791,7 @@
           <w14:ligatures w14:val="standardContextual"/>
         </w:rPr>
       </w:pPr>
-      <w:hyperlink w:anchor="_Toc201199670" w:history="1">
+      <w:hyperlink w:anchor="_Toc211609247" w:history="1">
         <w:r>
           <w:rPr>
             <w:rStyle w:val="Hipervnculo"/>
@@ -10040,7 +8818,7 @@
             <w:noProof/>
             <w:webHidden/>
           </w:rPr>
-          <w:instrText xml:space="preserve"> PAGEREF _Toc201199670 \h </w:instrText>
+          <w:instrText xml:space="preserve"> PAGEREF _Toc211609247 \h </w:instrText>
         </w:r>
         <w:r>
           <w:rPr>
@@ -10060,7 +8838,7 @@
             <w:noProof/>
             <w:webHidden/>
           </w:rPr>
-          <w:t>22</w:t>
+          <w:t>15</w:t>
         </w:r>
         <w:r>
           <w:rPr>
@@ -10082,7 +8860,7 @@
           <w14:ligatures w14:val="standardContextual"/>
         </w:rPr>
       </w:pPr>
-      <w:hyperlink w:anchor="_Toc201199671" w:history="1">
+      <w:hyperlink w:anchor="_Toc211609248" w:history="1">
         <w:r>
           <w:rPr>
             <w:rStyle w:val="Hipervnculo"/>
@@ -10109,7 +8887,7 @@
             <w:noProof/>
             <w:webHidden/>
           </w:rPr>
-          <w:instrText xml:space="preserve"> PAGEREF _Toc201199671 \h </w:instrText>
+          <w:instrText xml:space="preserve"> PAGEREF _Toc211609248 \h </w:instrText>
         </w:r>
         <w:r>
           <w:rPr>
@@ -10129,7 +8907,7 @@
             <w:noProof/>
             <w:webHidden/>
           </w:rPr>
-          <w:t>22</w:t>
+          <w:t>15</w:t>
         </w:r>
         <w:r>
           <w:rPr>
@@ -10151,43 +8929,13 @@
           <w14:ligatures w14:val="standardContextual"/>
         </w:rPr>
       </w:pPr>
-      <w:hyperlink w:anchor="_Toc201199672" w:history="1">
+      <w:hyperlink w:anchor="_Toc211609249" w:history="1">
         <w:r>
           <w:rPr>
             <w:rStyle w:val="Hipervnculo"/>
             <w:noProof/>
           </w:rPr>
-          <w:t>Tabla 4.2</w:t>
-        </w:r>
-        <w:r>
-          <w:rPr>
-            <w:rStyle w:val="Hipervnculo"/>
-            <w:rFonts w:eastAsia="Times New Roman" w:cs="Times New Roman"/>
-            <w:noProof/>
-          </w:rPr>
-          <w:t xml:space="preserve"> Caso de uso N°1.1, </w:t>
-        </w:r>
-        <w:r>
-          <w:rPr>
-            <w:rStyle w:val="Hipervnculo"/>
-            <w:noProof/>
-          </w:rPr>
-          <w:t xml:space="preserve">visualizando los turnos </w:t>
-        </w:r>
-        <w:r>
-          <w:rPr>
-            <w:rStyle w:val="Hipervnculo"/>
-            <w:rFonts w:eastAsia="Times New Roman" w:cs="Times New Roman"/>
-            <w:noProof/>
-          </w:rPr>
-          <w:t xml:space="preserve">de trabajo </w:t>
-        </w:r>
-        <w:r>
-          <w:rPr>
-            <w:rStyle w:val="Hipervnculo"/>
-            <w:noProof/>
-          </w:rPr>
-          <w:t>asignados por empleado</w:t>
+          <w:t>Tabla 4.2 Caso de uso N°5.6, Imprimiendo informe de asistencia</w:t>
         </w:r>
         <w:r>
           <w:rPr>
@@ -10208,7 +8956,7 @@
             <w:noProof/>
             <w:webHidden/>
           </w:rPr>
-          <w:instrText xml:space="preserve"> PAGEREF _Toc201199672 \h </w:instrText>
+          <w:instrText xml:space="preserve"> PAGEREF _Toc211609249 \h </w:instrText>
         </w:r>
         <w:r>
           <w:rPr>
@@ -10228,7 +8976,7 @@
             <w:noProof/>
             <w:webHidden/>
           </w:rPr>
-          <w:t>24</w:t>
+          <w:t>16</w:t>
         </w:r>
         <w:r>
           <w:rPr>
@@ -10250,13 +8998,13 @@
           <w14:ligatures w14:val="standardContextual"/>
         </w:rPr>
       </w:pPr>
-      <w:hyperlink w:anchor="_Toc201199673" w:history="1">
+      <w:hyperlink w:anchor="_Toc211609250" w:history="1">
         <w:r>
           <w:rPr>
             <w:rStyle w:val="Hipervnculo"/>
             <w:noProof/>
           </w:rPr>
-          <w:t>Tabla 4.3 Caso de uso N°1.4, Visualizando los departamentos de la empresa</w:t>
+          <w:t>Tabla 4.3 Caso de uso N°5.7, Visualizando informe diario de asistencia</w:t>
         </w:r>
         <w:r>
           <w:rPr>
@@ -10277,7 +9025,7 @@
             <w:noProof/>
             <w:webHidden/>
           </w:rPr>
-          <w:instrText xml:space="preserve"> PAGEREF _Toc201199673 \h </w:instrText>
+          <w:instrText xml:space="preserve"> PAGEREF _Toc211609250 \h </w:instrText>
         </w:r>
         <w:r>
           <w:rPr>
@@ -10297,7 +9045,7 @@
             <w:noProof/>
             <w:webHidden/>
           </w:rPr>
-          <w:t>25</w:t>
+          <w:t>17</w:t>
         </w:r>
         <w:r>
           <w:rPr>
@@ -10319,13 +9067,13 @@
           <w14:ligatures w14:val="standardContextual"/>
         </w:rPr>
       </w:pPr>
-      <w:hyperlink w:anchor="_Toc201199674" w:history="1">
+      <w:hyperlink w:anchor="_Toc211609251" w:history="1">
         <w:r>
           <w:rPr>
             <w:rStyle w:val="Hipervnculo"/>
             <w:noProof/>
           </w:rPr>
-          <w:t>Tabla 4.4 Caso de uso N°1.7, Visualizando los motivos de permiso</w:t>
+          <w:t>Tabla 4.4 Caso de uso N°6.7, Imprimiendo permisos seleccionados</w:t>
         </w:r>
         <w:r>
           <w:rPr>
@@ -10346,7 +9094,7 @@
             <w:noProof/>
             <w:webHidden/>
           </w:rPr>
-          <w:instrText xml:space="preserve"> PAGEREF _Toc201199674 \h </w:instrText>
+          <w:instrText xml:space="preserve"> PAGEREF _Toc211609251 \h </w:instrText>
         </w:r>
         <w:r>
           <w:rPr>
@@ -10366,7 +9114,7 @@
             <w:noProof/>
             <w:webHidden/>
           </w:rPr>
-          <w:t>26</w:t>
+          <w:t>18</w:t>
         </w:r>
         <w:r>
           <w:rPr>
@@ -10388,13 +9136,13 @@
           <w14:ligatures w14:val="standardContextual"/>
         </w:rPr>
       </w:pPr>
-      <w:hyperlink w:anchor="_Toc201199675" w:history="1">
+      <w:hyperlink w:anchor="_Toc211609252" w:history="1">
         <w:r>
           <w:rPr>
             <w:rStyle w:val="Hipervnculo"/>
             <w:noProof/>
           </w:rPr>
-          <w:t>Tabla 4.5 Caso de uso N °1.10, Visualizando tipos de contratos</w:t>
+          <w:t>Tabla 4.5 Caso de uso N°6.8, Eliminando permisos</w:t>
         </w:r>
         <w:r>
           <w:rPr>
@@ -10415,7 +9163,7 @@
             <w:noProof/>
             <w:webHidden/>
           </w:rPr>
-          <w:instrText xml:space="preserve"> PAGEREF _Toc201199675 \h </w:instrText>
+          <w:instrText xml:space="preserve"> PAGEREF _Toc211609252 \h </w:instrText>
         </w:r>
         <w:r>
           <w:rPr>
@@ -10435,766 +9183,7 @@
             <w:noProof/>
             <w:webHidden/>
           </w:rPr>
-          <w:t>27</w:t>
-        </w:r>
-        <w:r>
-          <w:rPr>
-            <w:noProof/>
-            <w:webHidden/>
-          </w:rPr>
-          <w:fldChar w:fldCharType="end"/>
-        </w:r>
-      </w:hyperlink>
-    </w:p>
-    <w:p>
-      <w:pPr>
-        <w:pStyle w:val="TDC2"/>
-        <w:rPr>
-          <w:rFonts w:asciiTheme="minorHAnsi" w:eastAsiaTheme="minorEastAsia" w:hAnsiTheme="minorHAnsi" w:cstheme="minorBidi"/>
-          <w:noProof/>
-          <w:kern w:val="2"/>
-          <w:szCs w:val="24"/>
-          <w14:ligatures w14:val="standardContextual"/>
-        </w:rPr>
-      </w:pPr>
-      <w:hyperlink w:anchor="_Toc201199676" w:history="1">
-        <w:r>
-          <w:rPr>
-            <w:rStyle w:val="Hipervnculo"/>
-            <w:noProof/>
-          </w:rPr>
-          <w:t>Tabla 4.6 Caso de uso N °1.13, visualizando los tipos de vacaciones</w:t>
-        </w:r>
-        <w:r>
-          <w:rPr>
-            <w:noProof/>
-            <w:webHidden/>
-          </w:rPr>
-          <w:tab/>
-        </w:r>
-        <w:r>
-          <w:rPr>
-            <w:noProof/>
-            <w:webHidden/>
-          </w:rPr>
-          <w:fldChar w:fldCharType="begin"/>
-        </w:r>
-        <w:r>
-          <w:rPr>
-            <w:noProof/>
-            <w:webHidden/>
-          </w:rPr>
-          <w:instrText xml:space="preserve"> PAGEREF _Toc201199676 \h </w:instrText>
-        </w:r>
-        <w:r>
-          <w:rPr>
-            <w:noProof/>
-            <w:webHidden/>
-          </w:rPr>
-        </w:r>
-        <w:r>
-          <w:rPr>
-            <w:noProof/>
-            <w:webHidden/>
-          </w:rPr>
-          <w:fldChar w:fldCharType="separate"/>
-        </w:r>
-        <w:r>
-          <w:rPr>
-            <w:noProof/>
-            <w:webHidden/>
-          </w:rPr>
-          <w:t>28</w:t>
-        </w:r>
-        <w:r>
-          <w:rPr>
-            <w:noProof/>
-            <w:webHidden/>
-          </w:rPr>
-          <w:fldChar w:fldCharType="end"/>
-        </w:r>
-      </w:hyperlink>
-    </w:p>
-    <w:p>
-      <w:pPr>
-        <w:pStyle w:val="TDC2"/>
-        <w:rPr>
-          <w:rFonts w:asciiTheme="minorHAnsi" w:eastAsiaTheme="minorEastAsia" w:hAnsiTheme="minorHAnsi" w:cstheme="minorBidi"/>
-          <w:noProof/>
-          <w:kern w:val="2"/>
-          <w:szCs w:val="24"/>
-          <w14:ligatures w14:val="standardContextual"/>
-        </w:rPr>
-      </w:pPr>
-      <w:hyperlink w:anchor="_Toc201199677" w:history="1">
-        <w:r>
-          <w:rPr>
-            <w:rStyle w:val="Hipervnculo"/>
-            <w:noProof/>
-          </w:rPr>
-          <w:t>Tabla 4.7 Caso de uso N °1.16, visualizando la pestaña de sucursales</w:t>
-        </w:r>
-        <w:r>
-          <w:rPr>
-            <w:noProof/>
-            <w:webHidden/>
-          </w:rPr>
-          <w:tab/>
-        </w:r>
-        <w:r>
-          <w:rPr>
-            <w:noProof/>
-            <w:webHidden/>
-          </w:rPr>
-          <w:fldChar w:fldCharType="begin"/>
-        </w:r>
-        <w:r>
-          <w:rPr>
-            <w:noProof/>
-            <w:webHidden/>
-          </w:rPr>
-          <w:instrText xml:space="preserve"> PAGEREF _Toc201199677 \h </w:instrText>
-        </w:r>
-        <w:r>
-          <w:rPr>
-            <w:noProof/>
-            <w:webHidden/>
-          </w:rPr>
-        </w:r>
-        <w:r>
-          <w:rPr>
-            <w:noProof/>
-            <w:webHidden/>
-          </w:rPr>
-          <w:fldChar w:fldCharType="separate"/>
-        </w:r>
-        <w:r>
-          <w:rPr>
-            <w:noProof/>
-            <w:webHidden/>
-          </w:rPr>
-          <w:t>29</w:t>
-        </w:r>
-        <w:r>
-          <w:rPr>
-            <w:noProof/>
-            <w:webHidden/>
-          </w:rPr>
-          <w:fldChar w:fldCharType="end"/>
-        </w:r>
-      </w:hyperlink>
-    </w:p>
-    <w:p>
-      <w:pPr>
-        <w:pStyle w:val="TDC2"/>
-        <w:rPr>
-          <w:rFonts w:asciiTheme="minorHAnsi" w:eastAsiaTheme="minorEastAsia" w:hAnsiTheme="minorHAnsi" w:cstheme="minorBidi"/>
-          <w:noProof/>
-          <w:kern w:val="2"/>
-          <w:szCs w:val="24"/>
-          <w14:ligatures w14:val="standardContextual"/>
-        </w:rPr>
-      </w:pPr>
-      <w:hyperlink w:anchor="_Toc201199678" w:history="1">
-        <w:r>
-          <w:rPr>
-            <w:rStyle w:val="Hipervnculo"/>
-            <w:noProof/>
-          </w:rPr>
-          <w:t>Tabla 4.8 Caso de uno N °1.19, Ingresando a la pestaña centro de costos</w:t>
-        </w:r>
-        <w:r>
-          <w:rPr>
-            <w:noProof/>
-            <w:webHidden/>
-          </w:rPr>
-          <w:tab/>
-        </w:r>
-        <w:r>
-          <w:rPr>
-            <w:noProof/>
-            <w:webHidden/>
-          </w:rPr>
-          <w:fldChar w:fldCharType="begin"/>
-        </w:r>
-        <w:r>
-          <w:rPr>
-            <w:noProof/>
-            <w:webHidden/>
-          </w:rPr>
-          <w:instrText xml:space="preserve"> PAGEREF _Toc201199678 \h </w:instrText>
-        </w:r>
-        <w:r>
-          <w:rPr>
-            <w:noProof/>
-            <w:webHidden/>
-          </w:rPr>
-        </w:r>
-        <w:r>
-          <w:rPr>
-            <w:noProof/>
-            <w:webHidden/>
-          </w:rPr>
-          <w:fldChar w:fldCharType="separate"/>
-        </w:r>
-        <w:r>
-          <w:rPr>
-            <w:noProof/>
-            <w:webHidden/>
-          </w:rPr>
-          <w:t>30</w:t>
-        </w:r>
-        <w:r>
-          <w:rPr>
-            <w:noProof/>
-            <w:webHidden/>
-          </w:rPr>
-          <w:fldChar w:fldCharType="end"/>
-        </w:r>
-      </w:hyperlink>
-    </w:p>
-    <w:p>
-      <w:pPr>
-        <w:pStyle w:val="TDC2"/>
-        <w:rPr>
-          <w:rFonts w:asciiTheme="minorHAnsi" w:eastAsiaTheme="minorEastAsia" w:hAnsiTheme="minorHAnsi" w:cstheme="minorBidi"/>
-          <w:noProof/>
-          <w:kern w:val="2"/>
-          <w:szCs w:val="24"/>
-          <w14:ligatures w14:val="standardContextual"/>
-        </w:rPr>
-      </w:pPr>
-      <w:hyperlink w:anchor="_Toc201199679" w:history="1">
-        <w:r>
-          <w:rPr>
-            <w:rStyle w:val="Hipervnculo"/>
-            <w:noProof/>
-          </w:rPr>
-          <w:t>Tabla 4.9 Caso de uso N °2.1, visualizando la pestaña de ficha de empleados</w:t>
-        </w:r>
-        <w:r>
-          <w:rPr>
-            <w:noProof/>
-            <w:webHidden/>
-          </w:rPr>
-          <w:tab/>
-        </w:r>
-        <w:r>
-          <w:rPr>
-            <w:noProof/>
-            <w:webHidden/>
-          </w:rPr>
-          <w:fldChar w:fldCharType="begin"/>
-        </w:r>
-        <w:r>
-          <w:rPr>
-            <w:noProof/>
-            <w:webHidden/>
-          </w:rPr>
-          <w:instrText xml:space="preserve"> PAGEREF _Toc201199679 \h </w:instrText>
-        </w:r>
-        <w:r>
-          <w:rPr>
-            <w:noProof/>
-            <w:webHidden/>
-          </w:rPr>
-        </w:r>
-        <w:r>
-          <w:rPr>
-            <w:noProof/>
-            <w:webHidden/>
-          </w:rPr>
-          <w:fldChar w:fldCharType="separate"/>
-        </w:r>
-        <w:r>
-          <w:rPr>
-            <w:noProof/>
-            <w:webHidden/>
-          </w:rPr>
-          <w:t>31</w:t>
-        </w:r>
-        <w:r>
-          <w:rPr>
-            <w:noProof/>
-            <w:webHidden/>
-          </w:rPr>
-          <w:fldChar w:fldCharType="end"/>
-        </w:r>
-      </w:hyperlink>
-    </w:p>
-    <w:p>
-      <w:pPr>
-        <w:pStyle w:val="TDC2"/>
-        <w:rPr>
-          <w:rFonts w:asciiTheme="minorHAnsi" w:eastAsiaTheme="minorEastAsia" w:hAnsiTheme="minorHAnsi" w:cstheme="minorBidi"/>
-          <w:noProof/>
-          <w:kern w:val="2"/>
-          <w:szCs w:val="24"/>
-          <w14:ligatures w14:val="standardContextual"/>
-        </w:rPr>
-      </w:pPr>
-      <w:hyperlink w:anchor="_Toc201199680" w:history="1">
-        <w:r>
-          <w:rPr>
-            <w:rStyle w:val="Hipervnculo"/>
-            <w:noProof/>
-          </w:rPr>
-          <w:t>Tabla 4.10 Caso de uso N°2.2, Creando nuevo empleado</w:t>
-        </w:r>
-        <w:r>
-          <w:rPr>
-            <w:noProof/>
-            <w:webHidden/>
-          </w:rPr>
-          <w:tab/>
-        </w:r>
-        <w:r>
-          <w:rPr>
-            <w:noProof/>
-            <w:webHidden/>
-          </w:rPr>
-          <w:fldChar w:fldCharType="begin"/>
-        </w:r>
-        <w:r>
-          <w:rPr>
-            <w:noProof/>
-            <w:webHidden/>
-          </w:rPr>
-          <w:instrText xml:space="preserve"> PAGEREF _Toc201199680 \h </w:instrText>
-        </w:r>
-        <w:r>
-          <w:rPr>
-            <w:noProof/>
-            <w:webHidden/>
-          </w:rPr>
-        </w:r>
-        <w:r>
-          <w:rPr>
-            <w:noProof/>
-            <w:webHidden/>
-          </w:rPr>
-          <w:fldChar w:fldCharType="separate"/>
-        </w:r>
-        <w:r>
-          <w:rPr>
-            <w:noProof/>
-            <w:webHidden/>
-          </w:rPr>
-          <w:t>32</w:t>
-        </w:r>
-        <w:r>
-          <w:rPr>
-            <w:noProof/>
-            <w:webHidden/>
-          </w:rPr>
-          <w:fldChar w:fldCharType="end"/>
-        </w:r>
-      </w:hyperlink>
-    </w:p>
-    <w:p>
-      <w:pPr>
-        <w:pStyle w:val="TDC2"/>
-        <w:rPr>
-          <w:rFonts w:asciiTheme="minorHAnsi" w:eastAsiaTheme="minorEastAsia" w:hAnsiTheme="minorHAnsi" w:cstheme="minorBidi"/>
-          <w:noProof/>
-          <w:kern w:val="2"/>
-          <w:szCs w:val="24"/>
-          <w14:ligatures w14:val="standardContextual"/>
-        </w:rPr>
-      </w:pPr>
-      <w:hyperlink w:anchor="_Toc201199681" w:history="1">
-        <w:r>
-          <w:rPr>
-            <w:rStyle w:val="Hipervnculo"/>
-            <w:noProof/>
-          </w:rPr>
-          <w:t>Tabla 4.11 Caso de uso N °2.4, Mostrando lista de empleados</w:t>
-        </w:r>
-        <w:r>
-          <w:rPr>
-            <w:noProof/>
-            <w:webHidden/>
-          </w:rPr>
-          <w:tab/>
-        </w:r>
-        <w:r>
-          <w:rPr>
-            <w:noProof/>
-            <w:webHidden/>
-          </w:rPr>
-          <w:fldChar w:fldCharType="begin"/>
-        </w:r>
-        <w:r>
-          <w:rPr>
-            <w:noProof/>
-            <w:webHidden/>
-          </w:rPr>
-          <w:instrText xml:space="preserve"> PAGEREF _Toc201199681 \h </w:instrText>
-        </w:r>
-        <w:r>
-          <w:rPr>
-            <w:noProof/>
-            <w:webHidden/>
-          </w:rPr>
-        </w:r>
-        <w:r>
-          <w:rPr>
-            <w:noProof/>
-            <w:webHidden/>
-          </w:rPr>
-          <w:fldChar w:fldCharType="separate"/>
-        </w:r>
-        <w:r>
-          <w:rPr>
-            <w:noProof/>
-            <w:webHidden/>
-          </w:rPr>
-          <w:t>33</w:t>
-        </w:r>
-        <w:r>
-          <w:rPr>
-            <w:noProof/>
-            <w:webHidden/>
-          </w:rPr>
-          <w:fldChar w:fldCharType="end"/>
-        </w:r>
-      </w:hyperlink>
-    </w:p>
-    <w:p>
-      <w:pPr>
-        <w:pStyle w:val="TDC2"/>
-        <w:rPr>
-          <w:rFonts w:asciiTheme="minorHAnsi" w:eastAsiaTheme="minorEastAsia" w:hAnsiTheme="minorHAnsi" w:cstheme="minorBidi"/>
-          <w:noProof/>
-          <w:kern w:val="2"/>
-          <w:szCs w:val="24"/>
-          <w14:ligatures w14:val="standardContextual"/>
-        </w:rPr>
-      </w:pPr>
-      <w:hyperlink w:anchor="_Toc201199682" w:history="1">
-        <w:r>
-          <w:rPr>
-            <w:rStyle w:val="Hipervnculo"/>
-            <w:noProof/>
-          </w:rPr>
-          <w:t>Tabla 4.12 Caso de uso N°4.5, visualizando el listado de turnos</w:t>
-        </w:r>
-        <w:r>
-          <w:rPr>
-            <w:noProof/>
-            <w:webHidden/>
-          </w:rPr>
-          <w:tab/>
-        </w:r>
-        <w:r>
-          <w:rPr>
-            <w:noProof/>
-            <w:webHidden/>
-          </w:rPr>
-          <w:fldChar w:fldCharType="begin"/>
-        </w:r>
-        <w:r>
-          <w:rPr>
-            <w:noProof/>
-            <w:webHidden/>
-          </w:rPr>
-          <w:instrText xml:space="preserve"> PAGEREF _Toc201199682 \h </w:instrText>
-        </w:r>
-        <w:r>
-          <w:rPr>
-            <w:noProof/>
-            <w:webHidden/>
-          </w:rPr>
-        </w:r>
-        <w:r>
-          <w:rPr>
-            <w:noProof/>
-            <w:webHidden/>
-          </w:rPr>
-          <w:fldChar w:fldCharType="separate"/>
-        </w:r>
-        <w:r>
-          <w:rPr>
-            <w:noProof/>
-            <w:webHidden/>
-          </w:rPr>
-          <w:t>34</w:t>
-        </w:r>
-        <w:r>
-          <w:rPr>
-            <w:noProof/>
-            <w:webHidden/>
-          </w:rPr>
-          <w:fldChar w:fldCharType="end"/>
-        </w:r>
-      </w:hyperlink>
-    </w:p>
-    <w:p>
-      <w:pPr>
-        <w:pStyle w:val="TDC2"/>
-        <w:rPr>
-          <w:rFonts w:asciiTheme="minorHAnsi" w:eastAsiaTheme="minorEastAsia" w:hAnsiTheme="minorHAnsi" w:cstheme="minorBidi"/>
-          <w:noProof/>
-          <w:kern w:val="2"/>
-          <w:szCs w:val="24"/>
-          <w14:ligatures w14:val="standardContextual"/>
-        </w:rPr>
-      </w:pPr>
-      <w:hyperlink w:anchor="_Toc201199683" w:history="1">
-        <w:r>
-          <w:rPr>
-            <w:rStyle w:val="Hipervnculo"/>
-            <w:noProof/>
-          </w:rPr>
-          <w:t>Tabla 4.13 Caso de uso N°6.5, Visualizando lista con permisos aprobados</w:t>
-        </w:r>
-        <w:r>
-          <w:rPr>
-            <w:noProof/>
-            <w:webHidden/>
-          </w:rPr>
-          <w:tab/>
-        </w:r>
-        <w:r>
-          <w:rPr>
-            <w:noProof/>
-            <w:webHidden/>
-          </w:rPr>
-          <w:fldChar w:fldCharType="begin"/>
-        </w:r>
-        <w:r>
-          <w:rPr>
-            <w:noProof/>
-            <w:webHidden/>
-          </w:rPr>
-          <w:instrText xml:space="preserve"> PAGEREF _Toc201199683 \h </w:instrText>
-        </w:r>
-        <w:r>
-          <w:rPr>
-            <w:noProof/>
-            <w:webHidden/>
-          </w:rPr>
-        </w:r>
-        <w:r>
-          <w:rPr>
-            <w:noProof/>
-            <w:webHidden/>
-          </w:rPr>
-          <w:fldChar w:fldCharType="separate"/>
-        </w:r>
-        <w:r>
-          <w:rPr>
-            <w:noProof/>
-            <w:webHidden/>
-          </w:rPr>
-          <w:t>35</w:t>
-        </w:r>
-        <w:r>
-          <w:rPr>
-            <w:noProof/>
-            <w:webHidden/>
-          </w:rPr>
-          <w:fldChar w:fldCharType="end"/>
-        </w:r>
-      </w:hyperlink>
-    </w:p>
-    <w:p>
-      <w:pPr>
-        <w:pStyle w:val="TDC2"/>
-        <w:rPr>
-          <w:rFonts w:asciiTheme="minorHAnsi" w:eastAsiaTheme="minorEastAsia" w:hAnsiTheme="minorHAnsi" w:cstheme="minorBidi"/>
-          <w:noProof/>
-          <w:kern w:val="2"/>
-          <w:szCs w:val="24"/>
-          <w14:ligatures w14:val="standardContextual"/>
-        </w:rPr>
-      </w:pPr>
-      <w:hyperlink w:anchor="_Toc201199684" w:history="1">
-        <w:r>
-          <w:rPr>
-            <w:rStyle w:val="Hipervnculo"/>
-            <w:noProof/>
-          </w:rPr>
-          <w:t>Tabla 4.14 Caso de uso N°7.2, Accediendo al menú</w:t>
-        </w:r>
-        <w:r>
-          <w:rPr>
-            <w:noProof/>
-            <w:webHidden/>
-          </w:rPr>
-          <w:tab/>
-        </w:r>
-        <w:r>
-          <w:rPr>
-            <w:noProof/>
-            <w:webHidden/>
-          </w:rPr>
-          <w:fldChar w:fldCharType="begin"/>
-        </w:r>
-        <w:r>
-          <w:rPr>
-            <w:noProof/>
-            <w:webHidden/>
-          </w:rPr>
-          <w:instrText xml:space="preserve"> PAGEREF _Toc201199684 \h </w:instrText>
-        </w:r>
-        <w:r>
-          <w:rPr>
-            <w:noProof/>
-            <w:webHidden/>
-          </w:rPr>
-        </w:r>
-        <w:r>
-          <w:rPr>
-            <w:noProof/>
-            <w:webHidden/>
-          </w:rPr>
-          <w:fldChar w:fldCharType="separate"/>
-        </w:r>
-        <w:r>
-          <w:rPr>
-            <w:noProof/>
-            <w:webHidden/>
-          </w:rPr>
-          <w:t>36</w:t>
-        </w:r>
-        <w:r>
-          <w:rPr>
-            <w:noProof/>
-            <w:webHidden/>
-          </w:rPr>
-          <w:fldChar w:fldCharType="end"/>
-        </w:r>
-      </w:hyperlink>
-    </w:p>
-    <w:p>
-      <w:pPr>
-        <w:pStyle w:val="TDC2"/>
-        <w:rPr>
-          <w:rFonts w:asciiTheme="minorHAnsi" w:eastAsiaTheme="minorEastAsia" w:hAnsiTheme="minorHAnsi" w:cstheme="minorBidi"/>
-          <w:noProof/>
-          <w:kern w:val="2"/>
-          <w:szCs w:val="24"/>
-          <w14:ligatures w14:val="standardContextual"/>
-        </w:rPr>
-      </w:pPr>
-      <w:hyperlink w:anchor="_Toc201199685" w:history="1">
-        <w:r>
-          <w:rPr>
-            <w:rStyle w:val="Hipervnculo"/>
-            <w:noProof/>
-          </w:rPr>
-          <w:t>Tabla 4.15 Caso de uso N°7.4, Cerrando sesión</w:t>
-        </w:r>
-        <w:r>
-          <w:rPr>
-            <w:noProof/>
-            <w:webHidden/>
-          </w:rPr>
-          <w:tab/>
-        </w:r>
-        <w:r>
-          <w:rPr>
-            <w:noProof/>
-            <w:webHidden/>
-          </w:rPr>
-          <w:fldChar w:fldCharType="begin"/>
-        </w:r>
-        <w:r>
-          <w:rPr>
-            <w:noProof/>
-            <w:webHidden/>
-          </w:rPr>
-          <w:instrText xml:space="preserve"> PAGEREF _Toc201199685 \h </w:instrText>
-        </w:r>
-        <w:r>
-          <w:rPr>
-            <w:noProof/>
-            <w:webHidden/>
-          </w:rPr>
-        </w:r>
-        <w:r>
-          <w:rPr>
-            <w:noProof/>
-            <w:webHidden/>
-          </w:rPr>
-          <w:fldChar w:fldCharType="separate"/>
-        </w:r>
-        <w:r>
-          <w:rPr>
-            <w:noProof/>
-            <w:webHidden/>
-          </w:rPr>
-          <w:t>37</w:t>
-        </w:r>
-        <w:r>
-          <w:rPr>
-            <w:noProof/>
-            <w:webHidden/>
-          </w:rPr>
-          <w:fldChar w:fldCharType="end"/>
-        </w:r>
-      </w:hyperlink>
-    </w:p>
-    <w:p>
-      <w:pPr>
-        <w:pStyle w:val="TDC2"/>
-        <w:rPr>
-          <w:rFonts w:asciiTheme="minorHAnsi" w:eastAsiaTheme="minorEastAsia" w:hAnsiTheme="minorHAnsi" w:cstheme="minorBidi"/>
-          <w:noProof/>
-          <w:kern w:val="2"/>
-          <w:szCs w:val="24"/>
-          <w14:ligatures w14:val="standardContextual"/>
-        </w:rPr>
-      </w:pPr>
-      <w:hyperlink w:anchor="_Toc201199686" w:history="1">
-        <w:r>
-          <w:rPr>
-            <w:rStyle w:val="Hipervnculo"/>
-            <w:noProof/>
-          </w:rPr>
-          <w:t>Tabla 4.16 Caso de uso N°7.5, Volviendo al menú principal</w:t>
-        </w:r>
-        <w:r>
-          <w:rPr>
-            <w:noProof/>
-            <w:webHidden/>
-          </w:rPr>
-          <w:tab/>
-        </w:r>
-        <w:r>
-          <w:rPr>
-            <w:noProof/>
-            <w:webHidden/>
-          </w:rPr>
-          <w:fldChar w:fldCharType="begin"/>
-        </w:r>
-        <w:r>
-          <w:rPr>
-            <w:noProof/>
-            <w:webHidden/>
-          </w:rPr>
-          <w:instrText xml:space="preserve"> PAGEREF _Toc201199686 \h </w:instrText>
-        </w:r>
-        <w:r>
-          <w:rPr>
-            <w:noProof/>
-            <w:webHidden/>
-          </w:rPr>
-        </w:r>
-        <w:r>
-          <w:rPr>
-            <w:noProof/>
-            <w:webHidden/>
-          </w:rPr>
-          <w:fldChar w:fldCharType="separate"/>
-        </w:r>
-        <w:r>
-          <w:rPr>
-            <w:noProof/>
-            <w:webHidden/>
-          </w:rPr>
-          <w:t>38</w:t>
+          <w:t>19</w:t>
         </w:r>
         <w:r>
           <w:rPr>
@@ -11218,7 +9207,7 @@
           <w14:ligatures w14:val="standardContextual"/>
         </w:rPr>
       </w:pPr>
-      <w:hyperlink w:anchor="_Toc201199687" w:history="1">
+      <w:hyperlink w:anchor="_Toc211609253" w:history="1">
         <w:r>
           <w:rPr>
             <w:rStyle w:val="Hipervnculo"/>
@@ -11245,7 +9234,7 @@
             <w:noProof/>
             <w:webHidden/>
           </w:rPr>
-          <w:instrText xml:space="preserve"> PAGEREF _Toc201199687 \h </w:instrText>
+          <w:instrText xml:space="preserve"> PAGEREF _Toc211609253 \h </w:instrText>
         </w:r>
         <w:r>
           <w:rPr>
@@ -11265,7 +9254,7 @@
             <w:noProof/>
             <w:webHidden/>
           </w:rPr>
-          <w:t>39</w:t>
+          <w:t>20</w:t>
         </w:r>
         <w:r>
           <w:rPr>
@@ -11289,7 +9278,7 @@
           <w14:ligatures w14:val="standardContextual"/>
         </w:rPr>
       </w:pPr>
-      <w:hyperlink w:anchor="_Toc201199707" w:history="1">
+      <w:hyperlink w:anchor="_Toc211609258" w:history="1">
         <w:r>
           <w:rPr>
             <w:rStyle w:val="Hipervnculo"/>
@@ -11316,7 +9305,7 @@
             <w:noProof/>
             <w:webHidden/>
           </w:rPr>
-          <w:instrText xml:space="preserve"> PAGEREF _Toc201199707 \h </w:instrText>
+          <w:instrText xml:space="preserve"> PAGEREF _Toc211609258 \h </w:instrText>
         </w:r>
         <w:r>
           <w:rPr>
@@ -11336,7 +9325,7 @@
             <w:noProof/>
             <w:webHidden/>
           </w:rPr>
-          <w:t>61</w:t>
+          <w:t>27</w:t>
         </w:r>
         <w:r>
           <w:rPr>
@@ -11358,7 +9347,7 @@
           <w14:ligatures w14:val="standardContextual"/>
         </w:rPr>
       </w:pPr>
-      <w:hyperlink w:anchor="_Toc201199708" w:history="1">
+      <w:hyperlink w:anchor="_Toc211609259" w:history="1">
         <w:r>
           <w:rPr>
             <w:rStyle w:val="Hipervnculo"/>
@@ -11385,7 +9374,7 @@
             <w:noProof/>
             <w:webHidden/>
           </w:rPr>
-          <w:instrText xml:space="preserve"> PAGEREF _Toc201199708 \h </w:instrText>
+          <w:instrText xml:space="preserve"> PAGEREF _Toc211609259 \h </w:instrText>
         </w:r>
         <w:r>
           <w:rPr>
@@ -11405,7 +9394,7 @@
             <w:noProof/>
             <w:webHidden/>
           </w:rPr>
-          <w:t>64</w:t>
+          <w:t>30</w:t>
         </w:r>
         <w:r>
           <w:rPr>
@@ -11429,7 +9418,7 @@
           <w14:ligatures w14:val="standardContextual"/>
         </w:rPr>
       </w:pPr>
-      <w:hyperlink w:anchor="_Toc201199711" w:history="1">
+      <w:hyperlink w:anchor="_Toc211609262" w:history="1">
         <w:r>
           <w:rPr>
             <w:rStyle w:val="Hipervnculo"/>
@@ -11456,7 +9445,7 @@
             <w:noProof/>
             <w:webHidden/>
           </w:rPr>
-          <w:instrText xml:space="preserve"> PAGEREF _Toc201199711 \h </w:instrText>
+          <w:instrText xml:space="preserve"> PAGEREF _Toc211609262 \h </w:instrText>
         </w:r>
         <w:r>
           <w:rPr>
@@ -11476,1042 +9465,7 @@
             <w:noProof/>
             <w:webHidden/>
           </w:rPr>
-          <w:t>67</w:t>
-        </w:r>
-        <w:r>
-          <w:rPr>
-            <w:noProof/>
-            <w:webHidden/>
-          </w:rPr>
-          <w:fldChar w:fldCharType="end"/>
-        </w:r>
-      </w:hyperlink>
-    </w:p>
-    <w:p>
-      <w:pPr>
-        <w:pStyle w:val="TDC2"/>
-        <w:rPr>
-          <w:rFonts w:asciiTheme="minorHAnsi" w:eastAsiaTheme="minorEastAsia" w:hAnsiTheme="minorHAnsi" w:cstheme="minorBidi"/>
-          <w:noProof/>
-          <w:kern w:val="2"/>
-          <w:szCs w:val="24"/>
-          <w14:ligatures w14:val="standardContextual"/>
-        </w:rPr>
-      </w:pPr>
-      <w:hyperlink w:anchor="_Toc201199712" w:history="1">
-        <w:r>
-          <w:rPr>
-            <w:rStyle w:val="Hipervnculo"/>
-            <w:noProof/>
-          </w:rPr>
-          <w:t>Tabla 7.1 CU N°1.1 para prueba,” Visualizando los turnos de trabajo asignados”</w:t>
-        </w:r>
-        <w:r>
-          <w:rPr>
-            <w:noProof/>
-            <w:webHidden/>
-          </w:rPr>
-          <w:tab/>
-        </w:r>
-        <w:r>
-          <w:rPr>
-            <w:noProof/>
-            <w:webHidden/>
-          </w:rPr>
-          <w:fldChar w:fldCharType="begin"/>
-        </w:r>
-        <w:r>
-          <w:rPr>
-            <w:noProof/>
-            <w:webHidden/>
-          </w:rPr>
-          <w:instrText xml:space="preserve"> PAGEREF _Toc201199712 \h </w:instrText>
-        </w:r>
-        <w:r>
-          <w:rPr>
-            <w:noProof/>
-            <w:webHidden/>
-          </w:rPr>
-        </w:r>
-        <w:r>
-          <w:rPr>
-            <w:noProof/>
-            <w:webHidden/>
-          </w:rPr>
-          <w:fldChar w:fldCharType="separate"/>
-        </w:r>
-        <w:r>
-          <w:rPr>
-            <w:noProof/>
-            <w:webHidden/>
-          </w:rPr>
-          <w:t>67</w:t>
-        </w:r>
-        <w:r>
-          <w:rPr>
-            <w:noProof/>
-            <w:webHidden/>
-          </w:rPr>
-          <w:fldChar w:fldCharType="end"/>
-        </w:r>
-      </w:hyperlink>
-    </w:p>
-    <w:p>
-      <w:pPr>
-        <w:pStyle w:val="TDC2"/>
-        <w:rPr>
-          <w:rFonts w:asciiTheme="minorHAnsi" w:eastAsiaTheme="minorEastAsia" w:hAnsiTheme="minorHAnsi" w:cstheme="minorBidi"/>
-          <w:noProof/>
-          <w:kern w:val="2"/>
-          <w:szCs w:val="24"/>
-          <w14:ligatures w14:val="standardContextual"/>
-        </w:rPr>
-      </w:pPr>
-      <w:hyperlink w:anchor="_Toc201199714" w:history="1">
-        <w:r>
-          <w:rPr>
-            <w:rStyle w:val="Hipervnculo"/>
-            <w:noProof/>
-          </w:rPr>
-          <w:t>Tabla 7.2 CU N°1.1 para prueba,” visualizando los departamentos de la empresa”</w:t>
-        </w:r>
-        <w:r>
-          <w:rPr>
-            <w:noProof/>
-            <w:webHidden/>
-          </w:rPr>
-          <w:tab/>
-        </w:r>
-        <w:r>
-          <w:rPr>
-            <w:noProof/>
-            <w:webHidden/>
-          </w:rPr>
-          <w:fldChar w:fldCharType="begin"/>
-        </w:r>
-        <w:r>
-          <w:rPr>
-            <w:noProof/>
-            <w:webHidden/>
-          </w:rPr>
-          <w:instrText xml:space="preserve"> PAGEREF _Toc201199714 \h </w:instrText>
-        </w:r>
-        <w:r>
-          <w:rPr>
-            <w:noProof/>
-            <w:webHidden/>
-          </w:rPr>
-        </w:r>
-        <w:r>
-          <w:rPr>
-            <w:noProof/>
-            <w:webHidden/>
-          </w:rPr>
-          <w:fldChar w:fldCharType="separate"/>
-        </w:r>
-        <w:r>
-          <w:rPr>
-            <w:noProof/>
-            <w:webHidden/>
-          </w:rPr>
-          <w:t>70</w:t>
-        </w:r>
-        <w:r>
-          <w:rPr>
-            <w:noProof/>
-            <w:webHidden/>
-          </w:rPr>
-          <w:fldChar w:fldCharType="end"/>
-        </w:r>
-      </w:hyperlink>
-    </w:p>
-    <w:p>
-      <w:pPr>
-        <w:pStyle w:val="TDC2"/>
-        <w:rPr>
-          <w:rFonts w:asciiTheme="minorHAnsi" w:eastAsiaTheme="minorEastAsia" w:hAnsiTheme="minorHAnsi" w:cstheme="minorBidi"/>
-          <w:noProof/>
-          <w:kern w:val="2"/>
-          <w:szCs w:val="24"/>
-          <w14:ligatures w14:val="standardContextual"/>
-        </w:rPr>
-      </w:pPr>
-      <w:hyperlink w:anchor="_Toc201199716" w:history="1">
-        <w:r>
-          <w:rPr>
-            <w:rStyle w:val="Hipervnculo"/>
-            <w:noProof/>
-          </w:rPr>
-          <w:t>Tabla 7.3 CU N°1.7 para prueba,” visualizando los motivos de permiso”</w:t>
-        </w:r>
-        <w:r>
-          <w:rPr>
-            <w:noProof/>
-            <w:webHidden/>
-          </w:rPr>
-          <w:tab/>
-        </w:r>
-        <w:r>
-          <w:rPr>
-            <w:noProof/>
-            <w:webHidden/>
-          </w:rPr>
-          <w:fldChar w:fldCharType="begin"/>
-        </w:r>
-        <w:r>
-          <w:rPr>
-            <w:noProof/>
-            <w:webHidden/>
-          </w:rPr>
-          <w:instrText xml:space="preserve"> PAGEREF _Toc201199716 \h </w:instrText>
-        </w:r>
-        <w:r>
-          <w:rPr>
-            <w:noProof/>
-            <w:webHidden/>
-          </w:rPr>
-        </w:r>
-        <w:r>
-          <w:rPr>
-            <w:noProof/>
-            <w:webHidden/>
-          </w:rPr>
-          <w:fldChar w:fldCharType="separate"/>
-        </w:r>
-        <w:r>
-          <w:rPr>
-            <w:noProof/>
-            <w:webHidden/>
-          </w:rPr>
-          <w:t>73</w:t>
-        </w:r>
-        <w:r>
-          <w:rPr>
-            <w:noProof/>
-            <w:webHidden/>
-          </w:rPr>
-          <w:fldChar w:fldCharType="end"/>
-        </w:r>
-      </w:hyperlink>
-    </w:p>
-    <w:p>
-      <w:pPr>
-        <w:pStyle w:val="TDC2"/>
-        <w:rPr>
-          <w:rFonts w:asciiTheme="minorHAnsi" w:eastAsiaTheme="minorEastAsia" w:hAnsiTheme="minorHAnsi" w:cstheme="minorBidi"/>
-          <w:noProof/>
-          <w:kern w:val="2"/>
-          <w:szCs w:val="24"/>
-          <w14:ligatures w14:val="standardContextual"/>
-        </w:rPr>
-      </w:pPr>
-      <w:hyperlink w:anchor="_Toc201199718" w:history="1">
-        <w:r>
-          <w:rPr>
-            <w:rStyle w:val="Hipervnculo"/>
-            <w:noProof/>
-          </w:rPr>
-          <w:t>Tabla 7.4 CU N°1.10 para prueba,” Visualizando los tipos de contrato”</w:t>
-        </w:r>
-        <w:r>
-          <w:rPr>
-            <w:noProof/>
-            <w:webHidden/>
-          </w:rPr>
-          <w:tab/>
-        </w:r>
-        <w:r>
-          <w:rPr>
-            <w:noProof/>
-            <w:webHidden/>
-          </w:rPr>
-          <w:fldChar w:fldCharType="begin"/>
-        </w:r>
-        <w:r>
-          <w:rPr>
-            <w:noProof/>
-            <w:webHidden/>
-          </w:rPr>
-          <w:instrText xml:space="preserve"> PAGEREF _Toc201199718 \h </w:instrText>
-        </w:r>
-        <w:r>
-          <w:rPr>
-            <w:noProof/>
-            <w:webHidden/>
-          </w:rPr>
-        </w:r>
-        <w:r>
-          <w:rPr>
-            <w:noProof/>
-            <w:webHidden/>
-          </w:rPr>
-          <w:fldChar w:fldCharType="separate"/>
-        </w:r>
-        <w:r>
-          <w:rPr>
-            <w:noProof/>
-            <w:webHidden/>
-          </w:rPr>
-          <w:t>77</w:t>
-        </w:r>
-        <w:r>
-          <w:rPr>
-            <w:noProof/>
-            <w:webHidden/>
-          </w:rPr>
-          <w:fldChar w:fldCharType="end"/>
-        </w:r>
-      </w:hyperlink>
-    </w:p>
-    <w:p>
-      <w:pPr>
-        <w:pStyle w:val="TDC2"/>
-        <w:rPr>
-          <w:rFonts w:asciiTheme="minorHAnsi" w:eastAsiaTheme="minorEastAsia" w:hAnsiTheme="minorHAnsi" w:cstheme="minorBidi"/>
-          <w:noProof/>
-          <w:kern w:val="2"/>
-          <w:szCs w:val="24"/>
-          <w14:ligatures w14:val="standardContextual"/>
-        </w:rPr>
-      </w:pPr>
-      <w:hyperlink w:anchor="_Toc201199720" w:history="1">
-        <w:r>
-          <w:rPr>
-            <w:rStyle w:val="Hipervnculo"/>
-            <w:noProof/>
-          </w:rPr>
-          <w:t>Tabla 7.5 CU N°1.13 para prueba,” Visualizando los tipos de vacaciones”</w:t>
-        </w:r>
-        <w:r>
-          <w:rPr>
-            <w:noProof/>
-            <w:webHidden/>
-          </w:rPr>
-          <w:tab/>
-        </w:r>
-        <w:r>
-          <w:rPr>
-            <w:noProof/>
-            <w:webHidden/>
-          </w:rPr>
-          <w:fldChar w:fldCharType="begin"/>
-        </w:r>
-        <w:r>
-          <w:rPr>
-            <w:noProof/>
-            <w:webHidden/>
-          </w:rPr>
-          <w:instrText xml:space="preserve"> PAGEREF _Toc201199720 \h </w:instrText>
-        </w:r>
-        <w:r>
-          <w:rPr>
-            <w:noProof/>
-            <w:webHidden/>
-          </w:rPr>
-        </w:r>
-        <w:r>
-          <w:rPr>
-            <w:noProof/>
-            <w:webHidden/>
-          </w:rPr>
-          <w:fldChar w:fldCharType="separate"/>
-        </w:r>
-        <w:r>
-          <w:rPr>
-            <w:noProof/>
-            <w:webHidden/>
-          </w:rPr>
-          <w:t>80</w:t>
-        </w:r>
-        <w:r>
-          <w:rPr>
-            <w:noProof/>
-            <w:webHidden/>
-          </w:rPr>
-          <w:fldChar w:fldCharType="end"/>
-        </w:r>
-      </w:hyperlink>
-    </w:p>
-    <w:p>
-      <w:pPr>
-        <w:pStyle w:val="TDC2"/>
-        <w:rPr>
-          <w:rFonts w:asciiTheme="minorHAnsi" w:eastAsiaTheme="minorEastAsia" w:hAnsiTheme="minorHAnsi" w:cstheme="minorBidi"/>
-          <w:noProof/>
-          <w:kern w:val="2"/>
-          <w:szCs w:val="24"/>
-          <w14:ligatures w14:val="standardContextual"/>
-        </w:rPr>
-      </w:pPr>
-      <w:hyperlink w:anchor="_Toc201199722" w:history="1">
-        <w:r>
-          <w:rPr>
-            <w:rStyle w:val="Hipervnculo"/>
-            <w:noProof/>
-          </w:rPr>
-          <w:t>Tabla 7.6 CU N°1.16 para prueba,” Visualizando la pestaña sucursal”</w:t>
-        </w:r>
-        <w:r>
-          <w:rPr>
-            <w:noProof/>
-            <w:webHidden/>
-          </w:rPr>
-          <w:tab/>
-        </w:r>
-        <w:r>
-          <w:rPr>
-            <w:noProof/>
-            <w:webHidden/>
-          </w:rPr>
-          <w:fldChar w:fldCharType="begin"/>
-        </w:r>
-        <w:r>
-          <w:rPr>
-            <w:noProof/>
-            <w:webHidden/>
-          </w:rPr>
-          <w:instrText xml:space="preserve"> PAGEREF _Toc201199722 \h </w:instrText>
-        </w:r>
-        <w:r>
-          <w:rPr>
-            <w:noProof/>
-            <w:webHidden/>
-          </w:rPr>
-        </w:r>
-        <w:r>
-          <w:rPr>
-            <w:noProof/>
-            <w:webHidden/>
-          </w:rPr>
-          <w:fldChar w:fldCharType="separate"/>
-        </w:r>
-        <w:r>
-          <w:rPr>
-            <w:noProof/>
-            <w:webHidden/>
-          </w:rPr>
-          <w:t>84</w:t>
-        </w:r>
-        <w:r>
-          <w:rPr>
-            <w:noProof/>
-            <w:webHidden/>
-          </w:rPr>
-          <w:fldChar w:fldCharType="end"/>
-        </w:r>
-      </w:hyperlink>
-    </w:p>
-    <w:p>
-      <w:pPr>
-        <w:pStyle w:val="TDC2"/>
-        <w:rPr>
-          <w:rFonts w:asciiTheme="minorHAnsi" w:eastAsiaTheme="minorEastAsia" w:hAnsiTheme="minorHAnsi" w:cstheme="minorBidi"/>
-          <w:noProof/>
-          <w:kern w:val="2"/>
-          <w:szCs w:val="24"/>
-          <w14:ligatures w14:val="standardContextual"/>
-        </w:rPr>
-      </w:pPr>
-      <w:hyperlink w:anchor="_Toc201199724" w:history="1">
-        <w:r>
-          <w:rPr>
-            <w:rStyle w:val="Hipervnculo"/>
-            <w:noProof/>
-          </w:rPr>
-          <w:t>Tabla 7.7 CU N°1.19 para prueba,” Ingresando a la pestaña centro de costo”</w:t>
-        </w:r>
-        <w:r>
-          <w:rPr>
-            <w:noProof/>
-            <w:webHidden/>
-          </w:rPr>
-          <w:tab/>
-        </w:r>
-        <w:r>
-          <w:rPr>
-            <w:noProof/>
-            <w:webHidden/>
-          </w:rPr>
-          <w:fldChar w:fldCharType="begin"/>
-        </w:r>
-        <w:r>
-          <w:rPr>
-            <w:noProof/>
-            <w:webHidden/>
-          </w:rPr>
-          <w:instrText xml:space="preserve"> PAGEREF _Toc201199724 \h </w:instrText>
-        </w:r>
-        <w:r>
-          <w:rPr>
-            <w:noProof/>
-            <w:webHidden/>
-          </w:rPr>
-        </w:r>
-        <w:r>
-          <w:rPr>
-            <w:noProof/>
-            <w:webHidden/>
-          </w:rPr>
-          <w:fldChar w:fldCharType="separate"/>
-        </w:r>
-        <w:r>
-          <w:rPr>
-            <w:noProof/>
-            <w:webHidden/>
-          </w:rPr>
-          <w:t>87</w:t>
-        </w:r>
-        <w:r>
-          <w:rPr>
-            <w:noProof/>
-            <w:webHidden/>
-          </w:rPr>
-          <w:fldChar w:fldCharType="end"/>
-        </w:r>
-      </w:hyperlink>
-    </w:p>
-    <w:p>
-      <w:pPr>
-        <w:pStyle w:val="TDC2"/>
-        <w:rPr>
-          <w:rFonts w:asciiTheme="minorHAnsi" w:eastAsiaTheme="minorEastAsia" w:hAnsiTheme="minorHAnsi" w:cstheme="minorBidi"/>
-          <w:noProof/>
-          <w:kern w:val="2"/>
-          <w:szCs w:val="24"/>
-          <w14:ligatures w14:val="standardContextual"/>
-        </w:rPr>
-      </w:pPr>
-      <w:hyperlink w:anchor="_Toc201199726" w:history="1">
-        <w:r>
-          <w:rPr>
-            <w:rStyle w:val="Hipervnculo"/>
-            <w:noProof/>
-          </w:rPr>
-          <w:t>Tabla 7.8 CU N°2.1 para prueba,” Visualizando la ficha de empleados”</w:t>
-        </w:r>
-        <w:r>
-          <w:rPr>
-            <w:noProof/>
-            <w:webHidden/>
-          </w:rPr>
-          <w:tab/>
-        </w:r>
-        <w:r>
-          <w:rPr>
-            <w:noProof/>
-            <w:webHidden/>
-          </w:rPr>
-          <w:fldChar w:fldCharType="begin"/>
-        </w:r>
-        <w:r>
-          <w:rPr>
-            <w:noProof/>
-            <w:webHidden/>
-          </w:rPr>
-          <w:instrText xml:space="preserve"> PAGEREF _Toc201199726 \h </w:instrText>
-        </w:r>
-        <w:r>
-          <w:rPr>
-            <w:noProof/>
-            <w:webHidden/>
-          </w:rPr>
-        </w:r>
-        <w:r>
-          <w:rPr>
-            <w:noProof/>
-            <w:webHidden/>
-          </w:rPr>
-          <w:fldChar w:fldCharType="separate"/>
-        </w:r>
-        <w:r>
-          <w:rPr>
-            <w:noProof/>
-            <w:webHidden/>
-          </w:rPr>
-          <w:t>90</w:t>
-        </w:r>
-        <w:r>
-          <w:rPr>
-            <w:noProof/>
-            <w:webHidden/>
-          </w:rPr>
-          <w:fldChar w:fldCharType="end"/>
-        </w:r>
-      </w:hyperlink>
-    </w:p>
-    <w:p>
-      <w:pPr>
-        <w:pStyle w:val="TDC2"/>
-        <w:rPr>
-          <w:rFonts w:asciiTheme="minorHAnsi" w:eastAsiaTheme="minorEastAsia" w:hAnsiTheme="minorHAnsi" w:cstheme="minorBidi"/>
-          <w:noProof/>
-          <w:kern w:val="2"/>
-          <w:szCs w:val="24"/>
-          <w14:ligatures w14:val="standardContextual"/>
-        </w:rPr>
-      </w:pPr>
-      <w:hyperlink w:anchor="_Toc201199728" w:history="1">
-        <w:r>
-          <w:rPr>
-            <w:rStyle w:val="Hipervnculo"/>
-            <w:noProof/>
-          </w:rPr>
-          <w:t>Tabla 7.9 CU N°2.2 para prueba,” Creando nuevo empleado”</w:t>
-        </w:r>
-        <w:r>
-          <w:rPr>
-            <w:noProof/>
-            <w:webHidden/>
-          </w:rPr>
-          <w:tab/>
-        </w:r>
-        <w:r>
-          <w:rPr>
-            <w:noProof/>
-            <w:webHidden/>
-          </w:rPr>
-          <w:fldChar w:fldCharType="begin"/>
-        </w:r>
-        <w:r>
-          <w:rPr>
-            <w:noProof/>
-            <w:webHidden/>
-          </w:rPr>
-          <w:instrText xml:space="preserve"> PAGEREF _Toc201199728 \h </w:instrText>
-        </w:r>
-        <w:r>
-          <w:rPr>
-            <w:noProof/>
-            <w:webHidden/>
-          </w:rPr>
-        </w:r>
-        <w:r>
-          <w:rPr>
-            <w:noProof/>
-            <w:webHidden/>
-          </w:rPr>
-          <w:fldChar w:fldCharType="separate"/>
-        </w:r>
-        <w:r>
-          <w:rPr>
-            <w:noProof/>
-            <w:webHidden/>
-          </w:rPr>
-          <w:t>94</w:t>
-        </w:r>
-        <w:r>
-          <w:rPr>
-            <w:noProof/>
-            <w:webHidden/>
-          </w:rPr>
-          <w:fldChar w:fldCharType="end"/>
-        </w:r>
-      </w:hyperlink>
-    </w:p>
-    <w:p>
-      <w:pPr>
-        <w:pStyle w:val="TDC2"/>
-        <w:rPr>
-          <w:rFonts w:asciiTheme="minorHAnsi" w:eastAsiaTheme="minorEastAsia" w:hAnsiTheme="minorHAnsi" w:cstheme="minorBidi"/>
-          <w:noProof/>
-          <w:kern w:val="2"/>
-          <w:szCs w:val="24"/>
-          <w14:ligatures w14:val="standardContextual"/>
-        </w:rPr>
-      </w:pPr>
-      <w:hyperlink w:anchor="_Toc201199730" w:history="1">
-        <w:r>
-          <w:rPr>
-            <w:rStyle w:val="Hipervnculo"/>
-            <w:noProof/>
-          </w:rPr>
-          <w:t>Tabla 7.10 CU N°2.4 para prueba,” Mostrando lista de empleado”</w:t>
-        </w:r>
-        <w:r>
-          <w:rPr>
-            <w:noProof/>
-            <w:webHidden/>
-          </w:rPr>
-          <w:tab/>
-        </w:r>
-        <w:r>
-          <w:rPr>
-            <w:noProof/>
-            <w:webHidden/>
-          </w:rPr>
-          <w:fldChar w:fldCharType="begin"/>
-        </w:r>
-        <w:r>
-          <w:rPr>
-            <w:noProof/>
-            <w:webHidden/>
-          </w:rPr>
-          <w:instrText xml:space="preserve"> PAGEREF _Toc201199730 \h </w:instrText>
-        </w:r>
-        <w:r>
-          <w:rPr>
-            <w:noProof/>
-            <w:webHidden/>
-          </w:rPr>
-        </w:r>
-        <w:r>
-          <w:rPr>
-            <w:noProof/>
-            <w:webHidden/>
-          </w:rPr>
-          <w:fldChar w:fldCharType="separate"/>
-        </w:r>
-        <w:r>
-          <w:rPr>
-            <w:noProof/>
-            <w:webHidden/>
-          </w:rPr>
-          <w:t>97</w:t>
-        </w:r>
-        <w:r>
-          <w:rPr>
-            <w:noProof/>
-            <w:webHidden/>
-          </w:rPr>
-          <w:fldChar w:fldCharType="end"/>
-        </w:r>
-      </w:hyperlink>
-    </w:p>
-    <w:p>
-      <w:pPr>
-        <w:pStyle w:val="TDC2"/>
-        <w:rPr>
-          <w:rFonts w:asciiTheme="minorHAnsi" w:eastAsiaTheme="minorEastAsia" w:hAnsiTheme="minorHAnsi" w:cstheme="minorBidi"/>
-          <w:noProof/>
-          <w:kern w:val="2"/>
-          <w:szCs w:val="24"/>
-          <w14:ligatures w14:val="standardContextual"/>
-        </w:rPr>
-      </w:pPr>
-      <w:hyperlink w:anchor="_Toc201199732" w:history="1">
-        <w:r>
-          <w:rPr>
-            <w:rStyle w:val="Hipervnculo"/>
-            <w:noProof/>
-          </w:rPr>
-          <w:t>Tabla 7.11 CU N°4.5 para prueba,” Visualizando el listado de turnos creados”</w:t>
-        </w:r>
-        <w:r>
-          <w:rPr>
-            <w:noProof/>
-            <w:webHidden/>
-          </w:rPr>
-          <w:tab/>
-        </w:r>
-        <w:r>
-          <w:rPr>
-            <w:noProof/>
-            <w:webHidden/>
-          </w:rPr>
-          <w:fldChar w:fldCharType="begin"/>
-        </w:r>
-        <w:r>
-          <w:rPr>
-            <w:noProof/>
-            <w:webHidden/>
-          </w:rPr>
-          <w:instrText xml:space="preserve"> PAGEREF _Toc201199732 \h </w:instrText>
-        </w:r>
-        <w:r>
-          <w:rPr>
-            <w:noProof/>
-            <w:webHidden/>
-          </w:rPr>
-        </w:r>
-        <w:r>
-          <w:rPr>
-            <w:noProof/>
-            <w:webHidden/>
-          </w:rPr>
-          <w:fldChar w:fldCharType="separate"/>
-        </w:r>
-        <w:r>
-          <w:rPr>
-            <w:noProof/>
-            <w:webHidden/>
-          </w:rPr>
-          <w:t>100</w:t>
-        </w:r>
-        <w:r>
-          <w:rPr>
-            <w:noProof/>
-            <w:webHidden/>
-          </w:rPr>
-          <w:fldChar w:fldCharType="end"/>
-        </w:r>
-      </w:hyperlink>
-    </w:p>
-    <w:p>
-      <w:pPr>
-        <w:pStyle w:val="TDC2"/>
-        <w:rPr>
-          <w:rFonts w:asciiTheme="minorHAnsi" w:eastAsiaTheme="minorEastAsia" w:hAnsiTheme="minorHAnsi" w:cstheme="minorBidi"/>
-          <w:noProof/>
-          <w:kern w:val="2"/>
-          <w:szCs w:val="24"/>
-          <w14:ligatures w14:val="standardContextual"/>
-        </w:rPr>
-      </w:pPr>
-      <w:hyperlink w:anchor="_Toc201199734" w:history="1">
-        <w:r>
-          <w:rPr>
-            <w:rStyle w:val="Hipervnculo"/>
-            <w:noProof/>
-          </w:rPr>
-          <w:t>Tabla 7.12 CU N°6.5 para prueba,” Visualizando lista con permisos aprobados”</w:t>
-        </w:r>
-        <w:r>
-          <w:rPr>
-            <w:noProof/>
-            <w:webHidden/>
-          </w:rPr>
-          <w:tab/>
-        </w:r>
-        <w:r>
-          <w:rPr>
-            <w:noProof/>
-            <w:webHidden/>
-          </w:rPr>
-          <w:fldChar w:fldCharType="begin"/>
-        </w:r>
-        <w:r>
-          <w:rPr>
-            <w:noProof/>
-            <w:webHidden/>
-          </w:rPr>
-          <w:instrText xml:space="preserve"> PAGEREF _Toc201199734 \h </w:instrText>
-        </w:r>
-        <w:r>
-          <w:rPr>
-            <w:noProof/>
-            <w:webHidden/>
-          </w:rPr>
-        </w:r>
-        <w:r>
-          <w:rPr>
-            <w:noProof/>
-            <w:webHidden/>
-          </w:rPr>
-          <w:fldChar w:fldCharType="separate"/>
-        </w:r>
-        <w:r>
-          <w:rPr>
-            <w:noProof/>
-            <w:webHidden/>
-          </w:rPr>
-          <w:t>103</w:t>
-        </w:r>
-        <w:r>
-          <w:rPr>
-            <w:noProof/>
-            <w:webHidden/>
-          </w:rPr>
-          <w:fldChar w:fldCharType="end"/>
-        </w:r>
-      </w:hyperlink>
-    </w:p>
-    <w:p>
-      <w:pPr>
-        <w:pStyle w:val="TDC2"/>
-        <w:rPr>
-          <w:rFonts w:asciiTheme="minorHAnsi" w:eastAsiaTheme="minorEastAsia" w:hAnsiTheme="minorHAnsi" w:cstheme="minorBidi"/>
-          <w:noProof/>
-          <w:kern w:val="2"/>
-          <w:szCs w:val="24"/>
-          <w14:ligatures w14:val="standardContextual"/>
-        </w:rPr>
-      </w:pPr>
-      <w:hyperlink w:anchor="_Toc201199736" w:history="1">
-        <w:r>
-          <w:rPr>
-            <w:rStyle w:val="Hipervnculo"/>
-            <w:noProof/>
-          </w:rPr>
-          <w:t>Tabla 7.13 CU N°7.2 para prueba,” Accediendo al menú”</w:t>
-        </w:r>
-        <w:r>
-          <w:rPr>
-            <w:noProof/>
-            <w:webHidden/>
-          </w:rPr>
-          <w:tab/>
-        </w:r>
-        <w:r>
-          <w:rPr>
-            <w:noProof/>
-            <w:webHidden/>
-          </w:rPr>
-          <w:fldChar w:fldCharType="begin"/>
-        </w:r>
-        <w:r>
-          <w:rPr>
-            <w:noProof/>
-            <w:webHidden/>
-          </w:rPr>
-          <w:instrText xml:space="preserve"> PAGEREF _Toc201199736 \h </w:instrText>
-        </w:r>
-        <w:r>
-          <w:rPr>
-            <w:noProof/>
-            <w:webHidden/>
-          </w:rPr>
-        </w:r>
-        <w:r>
-          <w:rPr>
-            <w:noProof/>
-            <w:webHidden/>
-          </w:rPr>
-          <w:fldChar w:fldCharType="separate"/>
-        </w:r>
-        <w:r>
-          <w:rPr>
-            <w:noProof/>
-            <w:webHidden/>
-          </w:rPr>
-          <w:t>107</w:t>
-        </w:r>
-        <w:r>
-          <w:rPr>
-            <w:noProof/>
-            <w:webHidden/>
-          </w:rPr>
-          <w:fldChar w:fldCharType="end"/>
-        </w:r>
-      </w:hyperlink>
-    </w:p>
-    <w:p>
-      <w:pPr>
-        <w:pStyle w:val="TDC2"/>
-        <w:rPr>
-          <w:rFonts w:asciiTheme="minorHAnsi" w:eastAsiaTheme="minorEastAsia" w:hAnsiTheme="minorHAnsi" w:cstheme="minorBidi"/>
-          <w:noProof/>
-          <w:kern w:val="2"/>
-          <w:szCs w:val="24"/>
-          <w14:ligatures w14:val="standardContextual"/>
-        </w:rPr>
-      </w:pPr>
-      <w:hyperlink w:anchor="_Toc201199739" w:history="1">
-        <w:r>
-          <w:rPr>
-            <w:rStyle w:val="Hipervnculo"/>
-            <w:noProof/>
-          </w:rPr>
-          <w:t>Tabla 7.14 CU N°7.4 para prueba,” Cerrando sesión”</w:t>
-        </w:r>
-        <w:r>
-          <w:rPr>
-            <w:noProof/>
-            <w:webHidden/>
-          </w:rPr>
-          <w:tab/>
-        </w:r>
-        <w:r>
-          <w:rPr>
-            <w:noProof/>
-            <w:webHidden/>
-          </w:rPr>
-          <w:fldChar w:fldCharType="begin"/>
-        </w:r>
-        <w:r>
-          <w:rPr>
-            <w:noProof/>
-            <w:webHidden/>
-          </w:rPr>
-          <w:instrText xml:space="preserve"> PAGEREF _Toc201199739 \h </w:instrText>
-        </w:r>
-        <w:r>
-          <w:rPr>
-            <w:noProof/>
-            <w:webHidden/>
-          </w:rPr>
-        </w:r>
-        <w:r>
-          <w:rPr>
-            <w:noProof/>
-            <w:webHidden/>
-          </w:rPr>
-          <w:fldChar w:fldCharType="separate"/>
-        </w:r>
-        <w:r>
-          <w:rPr>
-            <w:noProof/>
-            <w:webHidden/>
-          </w:rPr>
-          <w:t>110</w:t>
-        </w:r>
-        <w:r>
-          <w:rPr>
-            <w:noProof/>
-            <w:webHidden/>
-          </w:rPr>
-          <w:fldChar w:fldCharType="end"/>
-        </w:r>
-      </w:hyperlink>
-    </w:p>
-    <w:p>
-      <w:pPr>
-        <w:pStyle w:val="TDC2"/>
-        <w:rPr>
-          <w:rFonts w:asciiTheme="minorHAnsi" w:eastAsiaTheme="minorEastAsia" w:hAnsiTheme="minorHAnsi" w:cstheme="minorBidi"/>
-          <w:noProof/>
-          <w:kern w:val="2"/>
-          <w:szCs w:val="24"/>
-          <w14:ligatures w14:val="standardContextual"/>
-        </w:rPr>
-      </w:pPr>
-      <w:hyperlink w:anchor="_Toc201199741" w:history="1">
-        <w:r>
-          <w:rPr>
-            <w:rStyle w:val="Hipervnculo"/>
-            <w:noProof/>
-          </w:rPr>
-          <w:t>Tabla 7.15 CU N°7.5 para prueba,” Volviendo al menú principal”</w:t>
-        </w:r>
-        <w:r>
-          <w:rPr>
-            <w:noProof/>
-            <w:webHidden/>
-          </w:rPr>
-          <w:tab/>
-        </w:r>
-        <w:r>
-          <w:rPr>
-            <w:noProof/>
-            <w:webHidden/>
-          </w:rPr>
-          <w:fldChar w:fldCharType="begin"/>
-        </w:r>
-        <w:r>
-          <w:rPr>
-            <w:noProof/>
-            <w:webHidden/>
-          </w:rPr>
-          <w:instrText xml:space="preserve"> PAGEREF _Toc201199741 \h </w:instrText>
-        </w:r>
-        <w:r>
-          <w:rPr>
-            <w:noProof/>
-            <w:webHidden/>
-          </w:rPr>
-        </w:r>
-        <w:r>
-          <w:rPr>
-            <w:noProof/>
-            <w:webHidden/>
-          </w:rPr>
-          <w:fldChar w:fldCharType="separate"/>
-        </w:r>
-        <w:r>
-          <w:rPr>
-            <w:noProof/>
-            <w:webHidden/>
-          </w:rPr>
-          <w:t>113</w:t>
+          <w:t>34</w:t>
         </w:r>
         <w:r>
           <w:rPr>
@@ -12535,7 +9489,7 @@
           <w14:ligatures w14:val="standardContextual"/>
         </w:rPr>
       </w:pPr>
-      <w:hyperlink w:anchor="_Toc201199743" w:history="1">
+      <w:hyperlink w:anchor="_Toc211609263" w:history="1">
         <w:r>
           <w:rPr>
             <w:rStyle w:val="Hipervnculo"/>
@@ -12562,7 +9516,7 @@
             <w:noProof/>
             <w:webHidden/>
           </w:rPr>
-          <w:instrText xml:space="preserve"> PAGEREF _Toc201199743 \h </w:instrText>
+          <w:instrText xml:space="preserve"> PAGEREF _Toc211609263 \h </w:instrText>
         </w:r>
         <w:r>
           <w:rPr>
@@ -12582,7 +9536,7 @@
             <w:noProof/>
             <w:webHidden/>
           </w:rPr>
-          <w:t>116</w:t>
+          <w:t>35</w:t>
         </w:r>
         <w:r>
           <w:rPr>
@@ -12604,7 +9558,7 @@
           <w14:ligatures w14:val="standardContextual"/>
         </w:rPr>
       </w:pPr>
-      <w:hyperlink w:anchor="_Toc201199744" w:history="1">
+      <w:hyperlink w:anchor="_Toc211609264" w:history="1">
         <w:r>
           <w:rPr>
             <w:rStyle w:val="Hipervnculo"/>
@@ -12631,7 +9585,7 @@
             <w:noProof/>
             <w:webHidden/>
           </w:rPr>
-          <w:instrText xml:space="preserve"> PAGEREF _Toc201199744 \h </w:instrText>
+          <w:instrText xml:space="preserve"> PAGEREF _Toc211609264 \h </w:instrText>
         </w:r>
         <w:r>
           <w:rPr>
@@ -12651,7 +9605,7 @@
             <w:noProof/>
             <w:webHidden/>
           </w:rPr>
-          <w:t>116</w:t>
+          <w:t>35</w:t>
         </w:r>
         <w:r>
           <w:rPr>
@@ -12673,7 +9627,7 @@
           <w14:ligatures w14:val="standardContextual"/>
         </w:rPr>
       </w:pPr>
-      <w:hyperlink w:anchor="_Toc201199745" w:history="1">
+      <w:hyperlink w:anchor="_Toc211609265" w:history="1">
         <w:r>
           <w:rPr>
             <w:rStyle w:val="Hipervnculo"/>
@@ -12700,7 +9654,7 @@
             <w:noProof/>
             <w:webHidden/>
           </w:rPr>
-          <w:instrText xml:space="preserve"> PAGEREF _Toc201199745 \h </w:instrText>
+          <w:instrText xml:space="preserve"> PAGEREF _Toc211609265 \h </w:instrText>
         </w:r>
         <w:r>
           <w:rPr>
@@ -12720,7 +9674,7 @@
             <w:noProof/>
             <w:webHidden/>
           </w:rPr>
-          <w:t>117</w:t>
+          <w:t>35</w:t>
         </w:r>
         <w:r>
           <w:rPr>
@@ -12742,7 +9696,7 @@
           <w14:ligatures w14:val="standardContextual"/>
         </w:rPr>
       </w:pPr>
-      <w:hyperlink w:anchor="_Toc201199749" w:history="1">
+      <w:hyperlink w:anchor="_Toc211609269" w:history="1">
         <w:r>
           <w:rPr>
             <w:rStyle w:val="Hipervnculo"/>
@@ -12769,7 +9723,7 @@
             <w:noProof/>
             <w:webHidden/>
           </w:rPr>
-          <w:instrText xml:space="preserve"> PAGEREF _Toc201199749 \h </w:instrText>
+          <w:instrText xml:space="preserve"> PAGEREF _Toc211609269 \h </w:instrText>
         </w:r>
         <w:r>
           <w:rPr>
@@ -12789,7 +9743,7 @@
             <w:noProof/>
             <w:webHidden/>
           </w:rPr>
-          <w:t>121</w:t>
+          <w:t>38</w:t>
         </w:r>
         <w:r>
           <w:rPr>
@@ -12813,7 +9767,7 @@
           <w14:ligatures w14:val="standardContextual"/>
         </w:rPr>
       </w:pPr>
-      <w:hyperlink w:anchor="_Toc201199750" w:history="1">
+      <w:hyperlink w:anchor="_Toc211609270" w:history="1">
         <w:r>
           <w:rPr>
             <w:rStyle w:val="Hipervnculo"/>
@@ -12833,13 +9787,6 @@
             <w:noProof/>
             <w:webHidden/>
           </w:rPr>
-          <w:tab/>
-        </w:r>
-        <w:r>
-          <w:rPr>
-            <w:noProof/>
-            <w:webHidden/>
-          </w:rPr>
           <w:fldChar w:fldCharType="begin"/>
         </w:r>
         <w:r>
@@ -12847,7 +9794,7 @@
             <w:noProof/>
             <w:webHidden/>
           </w:rPr>
-          <w:instrText xml:space="preserve"> PAGEREF _Toc201199750 \h </w:instrText>
+          <w:instrText xml:space="preserve"> PAGEREF _Toc211609270 \h </w:instrText>
         </w:r>
         <w:r>
           <w:rPr>
@@ -12867,7 +9814,7 @@
             <w:noProof/>
             <w:webHidden/>
           </w:rPr>
-          <w:t>122</w:t>
+          <w:t>39</w:t>
         </w:r>
         <w:r>
           <w:rPr>
@@ -12891,7 +9838,7 @@
           <w14:ligatures w14:val="standardContextual"/>
         </w:rPr>
       </w:pPr>
-      <w:hyperlink w:anchor="_Toc201199751" w:history="1">
+      <w:hyperlink w:anchor="_Toc211609271" w:history="1">
         <w:r>
           <w:rPr>
             <w:rStyle w:val="Hipervnculo"/>
@@ -12918,7 +9865,7 @@
             <w:noProof/>
             <w:webHidden/>
           </w:rPr>
-          <w:instrText xml:space="preserve"> PAGEREF _Toc201199751 \h </w:instrText>
+          <w:instrText xml:space="preserve"> PAGEREF _Toc211609271 \h </w:instrText>
         </w:r>
         <w:r>
           <w:rPr>
@@ -12938,7 +9885,7 @@
             <w:noProof/>
             <w:webHidden/>
           </w:rPr>
-          <w:t>131</w:t>
+          <w:t>48</w:t>
         </w:r>
         <w:r>
           <w:rPr>
@@ -12970,7 +9917,8 @@
       <w:bookmarkStart w:id="2" w:name="_Toc200405754"/>
       <w:bookmarkStart w:id="3" w:name="_Toc201199574"/>
       <w:bookmarkStart w:id="4" w:name="_Toc201199663"/>
-      <w:bookmarkStart w:id="5" w:name="_Toc211607738"/>
+      <w:bookmarkStart w:id="5" w:name="_Toc211609183"/>
+      <w:bookmarkStart w:id="6" w:name="_Toc211609240"/>
       <w:r>
         <w:lastRenderedPageBreak/>
         <w:t>I</w:t>
@@ -12989,6 +9937,7 @@
       <w:bookmarkEnd w:id="3"/>
       <w:bookmarkEnd w:id="4"/>
       <w:bookmarkEnd w:id="5"/>
+      <w:bookmarkEnd w:id="6"/>
     </w:p>
     <w:p/>
     <w:p/>
@@ -13038,10 +9987,11 @@
       <w:pPr>
         <w:pStyle w:val="Ttulo1"/>
       </w:pPr>
-      <w:bookmarkStart w:id="6" w:name="_Toc200405755"/>
-      <w:bookmarkStart w:id="7" w:name="_Toc201199575"/>
-      <w:bookmarkStart w:id="8" w:name="_Toc201199664"/>
-      <w:bookmarkStart w:id="9" w:name="_Toc211607739"/>
+      <w:bookmarkStart w:id="7" w:name="_Toc200405755"/>
+      <w:bookmarkStart w:id="8" w:name="_Toc201199575"/>
+      <w:bookmarkStart w:id="9" w:name="_Toc201199664"/>
+      <w:bookmarkStart w:id="10" w:name="_Toc211609184"/>
+      <w:bookmarkStart w:id="11" w:name="_Toc211609241"/>
       <w:r>
         <w:lastRenderedPageBreak/>
         <w:t>PROPUESTA DE SOLUCI</w:t>
@@ -13052,10 +10002,11 @@
       <w:r>
         <w:t>N E INCREMENTO DONDE SE ESPECIFICA EL INCREMENTO</w:t>
       </w:r>
-      <w:bookmarkEnd w:id="6"/>
       <w:bookmarkEnd w:id="7"/>
       <w:bookmarkEnd w:id="8"/>
       <w:bookmarkEnd w:id="9"/>
+      <w:bookmarkEnd w:id="10"/>
+      <w:bookmarkEnd w:id="11"/>
     </w:p>
     <w:p/>
     <w:p/>
@@ -13069,11 +10020,11 @@
       <w:pPr>
         <w:pStyle w:val="Ttulo2"/>
       </w:pPr>
-      <w:bookmarkStart w:id="10" w:name="_Toc211607740"/>
+      <w:bookmarkStart w:id="12" w:name="_Toc211609185"/>
       <w:r>
         <w:t>Propuesta de solución</w:t>
       </w:r>
-      <w:bookmarkEnd w:id="10"/>
+      <w:bookmarkEnd w:id="12"/>
     </w:p>
     <w:p/>
     <w:p>
@@ -13137,7 +10088,7 @@
       <w:pPr>
         <w:pStyle w:val="Ttulo2"/>
       </w:pPr>
-      <w:bookmarkStart w:id="11" w:name="_Toc211607741"/>
+      <w:bookmarkStart w:id="13" w:name="_Toc211609186"/>
       <w:r>
         <w:t>Especificación del Incremento (</w:t>
       </w:r>
@@ -13147,7 +10098,7 @@
       <w:r>
         <w:t xml:space="preserve"> Incremento)</w:t>
       </w:r>
-      <w:bookmarkEnd w:id="11"/>
+      <w:bookmarkEnd w:id="13"/>
     </w:p>
     <w:p/>
     <w:p>
@@ -13181,7 +10132,7 @@
       <w:pPr>
         <w:pStyle w:val="Ttulo2"/>
       </w:pPr>
-      <w:bookmarkStart w:id="12" w:name="_Toc211607742"/>
+      <w:bookmarkStart w:id="14" w:name="_Toc211609187"/>
       <w:r>
         <w:t xml:space="preserve">Cantidad de </w:t>
       </w:r>
@@ -13191,7 +10142,7 @@
       <w:r>
         <w:t xml:space="preserve"> de uso</w:t>
       </w:r>
-      <w:bookmarkEnd w:id="12"/>
+      <w:bookmarkEnd w:id="14"/>
     </w:p>
     <w:p/>
     <w:p>
@@ -13243,12 +10194,13 @@
         <w:pStyle w:val="Descripcin"/>
         <w:keepNext/>
       </w:pPr>
-      <w:bookmarkStart w:id="13" w:name="_Toc200405757"/>
-      <w:bookmarkStart w:id="14" w:name="_Toc200570059"/>
-      <w:bookmarkStart w:id="15" w:name="_Toc200854178"/>
-      <w:bookmarkStart w:id="16" w:name="_Toc201172395"/>
-      <w:bookmarkStart w:id="17" w:name="_Toc201199576"/>
-      <w:bookmarkStart w:id="18" w:name="_Toc201199665"/>
+      <w:bookmarkStart w:id="15" w:name="_Toc200405757"/>
+      <w:bookmarkStart w:id="16" w:name="_Toc200570059"/>
+      <w:bookmarkStart w:id="17" w:name="_Toc200854178"/>
+      <w:bookmarkStart w:id="18" w:name="_Toc201172395"/>
+      <w:bookmarkStart w:id="19" w:name="_Toc201199576"/>
+      <w:bookmarkStart w:id="20" w:name="_Toc201199665"/>
+      <w:bookmarkStart w:id="21" w:name="_Toc211609242"/>
       <w:r>
         <w:lastRenderedPageBreak/>
         <w:t xml:space="preserve">Figura </w:t>
@@ -13281,12 +10233,13 @@
       <w:r>
         <w:t>fico de barras de casos de uso</w:t>
       </w:r>
-      <w:bookmarkEnd w:id="13"/>
-      <w:bookmarkEnd w:id="14"/>
       <w:bookmarkEnd w:id="15"/>
       <w:bookmarkEnd w:id="16"/>
       <w:bookmarkEnd w:id="17"/>
       <w:bookmarkEnd w:id="18"/>
+      <w:bookmarkEnd w:id="19"/>
+      <w:bookmarkEnd w:id="20"/>
+      <w:bookmarkEnd w:id="21"/>
     </w:p>
     <w:p>
       <w:pPr>
@@ -13348,16 +10301,16 @@
       <w:pPr>
         <w:pStyle w:val="Ttulo2"/>
       </w:pPr>
-      <w:bookmarkStart w:id="19" w:name="_Toc200405758"/>
-      <w:bookmarkStart w:id="20" w:name="_Toc211607743"/>
+      <w:bookmarkStart w:id="22" w:name="_Toc200405758"/>
+      <w:bookmarkStart w:id="23" w:name="_Toc211609188"/>
       <w:r>
         <w:t xml:space="preserve">Porcentaje </w:t>
       </w:r>
-      <w:bookmarkEnd w:id="19"/>
+      <w:bookmarkEnd w:id="22"/>
       <w:r>
         <w:t>parcial</w:t>
       </w:r>
-      <w:bookmarkEnd w:id="20"/>
+      <w:bookmarkEnd w:id="23"/>
     </w:p>
     <w:p>
       <w:pPr>
@@ -13412,9 +10365,10 @@
         <w:pStyle w:val="Descripcin"/>
         <w:keepNext/>
       </w:pPr>
-      <w:bookmarkStart w:id="21" w:name="_Toc201172396"/>
-      <w:bookmarkStart w:id="22" w:name="_Toc201199577"/>
-      <w:bookmarkStart w:id="23" w:name="_Toc201199666"/>
+      <w:bookmarkStart w:id="24" w:name="_Toc201172396"/>
+      <w:bookmarkStart w:id="25" w:name="_Toc201199577"/>
+      <w:bookmarkStart w:id="26" w:name="_Toc201199666"/>
+      <w:bookmarkStart w:id="27" w:name="_Toc211609243"/>
       <w:r>
         <w:lastRenderedPageBreak/>
         <w:t xml:space="preserve">Figura </w:t>
@@ -13441,9 +10395,10 @@
       <w:r>
         <w:t xml:space="preserve"> gráfico circular de porcentaje parcial</w:t>
       </w:r>
-      <w:bookmarkEnd w:id="21"/>
-      <w:bookmarkEnd w:id="22"/>
-      <w:bookmarkEnd w:id="23"/>
+      <w:bookmarkEnd w:id="24"/>
+      <w:bookmarkEnd w:id="25"/>
+      <w:bookmarkEnd w:id="26"/>
+      <w:bookmarkEnd w:id="27"/>
     </w:p>
     <w:p>
       <w:pPr>
@@ -13506,11 +10461,11 @@
       <w:pPr>
         <w:pStyle w:val="Ttulo2"/>
       </w:pPr>
-      <w:bookmarkStart w:id="24" w:name="_Toc211607744"/>
+      <w:bookmarkStart w:id="28" w:name="_Toc211609189"/>
       <w:r>
         <w:t>Porcentaje acumulado</w:t>
       </w:r>
-      <w:bookmarkEnd w:id="24"/>
+      <w:bookmarkEnd w:id="28"/>
     </w:p>
     <w:p/>
     <w:p>
@@ -13608,9 +10563,10 @@
         <w:pStyle w:val="Descripcin"/>
         <w:keepNext/>
       </w:pPr>
-      <w:bookmarkStart w:id="25" w:name="_Toc201172397"/>
-      <w:bookmarkStart w:id="26" w:name="_Toc201199578"/>
-      <w:bookmarkStart w:id="27" w:name="_Toc201199667"/>
+      <w:bookmarkStart w:id="29" w:name="_Toc201172397"/>
+      <w:bookmarkStart w:id="30" w:name="_Toc201199578"/>
+      <w:bookmarkStart w:id="31" w:name="_Toc201199667"/>
+      <w:bookmarkStart w:id="32" w:name="_Toc211609244"/>
       <w:r>
         <w:t xml:space="preserve">Figura </w:t>
       </w:r>
@@ -13645,9 +10601,10 @@
       <w:r>
         <w:t>fico de barras porcentaje acumulado</w:t>
       </w:r>
-      <w:bookmarkEnd w:id="25"/>
-      <w:bookmarkEnd w:id="26"/>
-      <w:bookmarkEnd w:id="27"/>
+      <w:bookmarkEnd w:id="29"/>
+      <w:bookmarkEnd w:id="30"/>
+      <w:bookmarkEnd w:id="31"/>
+      <w:bookmarkEnd w:id="32"/>
     </w:p>
     <w:p>
       <w:pPr>
@@ -13723,16 +10680,18 @@
       <w:pPr>
         <w:pStyle w:val="Ttulo1"/>
       </w:pPr>
-      <w:bookmarkStart w:id="28" w:name="_Toc201199579"/>
-      <w:bookmarkStart w:id="29" w:name="_Toc201199668"/>
-      <w:bookmarkStart w:id="30" w:name="_Toc211607745"/>
+      <w:bookmarkStart w:id="33" w:name="_Toc201199579"/>
+      <w:bookmarkStart w:id="34" w:name="_Toc201199668"/>
+      <w:bookmarkStart w:id="35" w:name="_Toc211609190"/>
+      <w:bookmarkStart w:id="36" w:name="_Toc211609245"/>
       <w:r>
         <w:lastRenderedPageBreak/>
         <w:t>PRODUCT BACKLOG</w:t>
       </w:r>
-      <w:bookmarkEnd w:id="28"/>
-      <w:bookmarkEnd w:id="29"/>
-      <w:bookmarkEnd w:id="30"/>
+      <w:bookmarkEnd w:id="33"/>
+      <w:bookmarkEnd w:id="34"/>
+      <w:bookmarkEnd w:id="35"/>
+      <w:bookmarkEnd w:id="36"/>
     </w:p>
     <w:p/>
     <w:p/>
@@ -13775,10 +10734,11 @@
         <w:pStyle w:val="Descripcin"/>
         <w:keepNext/>
       </w:pPr>
-      <w:bookmarkStart w:id="31" w:name="_Toc200854044"/>
-      <w:bookmarkStart w:id="32" w:name="_Toc201172325"/>
-      <w:bookmarkStart w:id="33" w:name="_Toc201199580"/>
-      <w:bookmarkStart w:id="34" w:name="_Toc201199669"/>
+      <w:bookmarkStart w:id="37" w:name="_Toc200854044"/>
+      <w:bookmarkStart w:id="38" w:name="_Toc201172325"/>
+      <w:bookmarkStart w:id="39" w:name="_Toc201199580"/>
+      <w:bookmarkStart w:id="40" w:name="_Toc201199669"/>
+      <w:bookmarkStart w:id="41" w:name="_Toc211609246"/>
       <w:r>
         <w:t xml:space="preserve">Tabla </w:t>
       </w:r>
@@ -13802,12 +10762,21 @@
         </w:r>
       </w:fldSimple>
       <w:r>
-        <w:t xml:space="preserve"> product backlog</w:t>
-      </w:r>
-      <w:bookmarkEnd w:id="31"/>
-      <w:bookmarkEnd w:id="32"/>
-      <w:bookmarkEnd w:id="33"/>
-      <w:bookmarkEnd w:id="34"/>
+        <w:t xml:space="preserve"> </w:t>
+      </w:r>
+      <w:proofErr w:type="spellStart"/>
+      <w:r>
+        <w:t>product</w:t>
+      </w:r>
+      <w:proofErr w:type="spellEnd"/>
+      <w:r>
+        <w:t xml:space="preserve"> backlog</w:t>
+      </w:r>
+      <w:bookmarkEnd w:id="37"/>
+      <w:bookmarkEnd w:id="38"/>
+      <w:bookmarkEnd w:id="39"/>
+      <w:bookmarkEnd w:id="40"/>
+      <w:bookmarkEnd w:id="41"/>
     </w:p>
     <w:tbl>
       <w:tblPr>
@@ -14427,9 +11396,10 @@
       <w:pPr>
         <w:pStyle w:val="Ttulo1"/>
       </w:pPr>
-      <w:bookmarkStart w:id="35" w:name="_Toc201199581"/>
-      <w:bookmarkStart w:id="36" w:name="_Toc201199670"/>
-      <w:bookmarkStart w:id="37" w:name="_Toc211607746"/>
+      <w:bookmarkStart w:id="42" w:name="_Toc201199581"/>
+      <w:bookmarkStart w:id="43" w:name="_Toc201199670"/>
+      <w:bookmarkStart w:id="44" w:name="_Toc211609191"/>
+      <w:bookmarkStart w:id="45" w:name="_Toc211609247"/>
       <w:r>
         <w:lastRenderedPageBreak/>
         <w:t>SPRINT BACKLOG</w:t>
@@ -14437,9 +11407,10 @@
       <w:r>
         <w:t xml:space="preserve"> Y VISTA EXTERNA</w:t>
       </w:r>
-      <w:bookmarkEnd w:id="35"/>
-      <w:bookmarkEnd w:id="36"/>
-      <w:bookmarkEnd w:id="37"/>
+      <w:bookmarkEnd w:id="42"/>
+      <w:bookmarkEnd w:id="43"/>
+      <w:bookmarkEnd w:id="44"/>
+      <w:bookmarkEnd w:id="45"/>
     </w:p>
     <w:p/>
     <w:p/>
@@ -14488,14 +11459,14 @@
           <w:noProof/>
         </w:rPr>
       </w:pPr>
-      <w:bookmarkStart w:id="38" w:name="_Toc211607747"/>
+      <w:bookmarkStart w:id="46" w:name="_Toc211609192"/>
       <w:r>
         <w:rPr>
           <w:noProof/>
         </w:rPr>
         <w:t>Sprint backlog</w:t>
       </w:r>
-      <w:bookmarkEnd w:id="38"/>
+      <w:bookmarkEnd w:id="46"/>
     </w:p>
     <w:p/>
     <w:p>
@@ -14517,20 +11488,96 @@
     </w:p>
     <w:p/>
     <w:p>
+      <w:r>
+        <w:t>En la tabla 4.1 se especifica el conjunto de elementos del producto backlog para ser desarrollados en el sprint actual, junto con plan para entrega.</w:t>
+      </w:r>
+    </w:p>
+    <w:p/>
+    <w:p>
+      <w:pPr>
+        <w:pStyle w:val="Descripcin"/>
+      </w:pPr>
+      <w:bookmarkStart w:id="47" w:name="_Toc200854046"/>
+      <w:bookmarkStart w:id="48" w:name="_Toc201172327"/>
+      <w:bookmarkStart w:id="49" w:name="_Toc201199582"/>
+      <w:bookmarkStart w:id="50" w:name="_Toc201199671"/>
+      <w:bookmarkStart w:id="51" w:name="_Toc211609248"/>
+      <w:r>
+        <w:t xml:space="preserve">Tabla </w:t>
+      </w:r>
+      <w:r>
+        <w:fldChar w:fldCharType="begin"/>
+      </w:r>
+      <w:r>
+        <w:instrText xml:space="preserve"> STYLEREF 1 \s </w:instrText>
+      </w:r>
+      <w:r>
+        <w:fldChar w:fldCharType="separate"/>
+      </w:r>
+      <w:r>
+        <w:rPr>
+          <w:noProof/>
+        </w:rPr>
+        <w:t>4</w:t>
+      </w:r>
+      <w:r>
+        <w:rPr>
+          <w:noProof/>
+        </w:rPr>
+        <w:fldChar w:fldCharType="end"/>
+      </w:r>
+      <w:r>
+        <w:t>.</w:t>
+      </w:r>
+      <w:r>
+        <w:fldChar w:fldCharType="begin"/>
+      </w:r>
+      <w:r>
+        <w:instrText xml:space="preserve"> SEQ Tabla \* ARABIC \s 1 </w:instrText>
+      </w:r>
+      <w:r>
+        <w:fldChar w:fldCharType="separate"/>
+      </w:r>
+      <w:r>
+        <w:rPr>
+          <w:noProof/>
+        </w:rPr>
+        <w:t>1</w:t>
+      </w:r>
+      <w:r>
+        <w:rPr>
+          <w:noProof/>
+        </w:rPr>
+        <w:fldChar w:fldCharType="end"/>
+      </w:r>
+      <w:r>
+        <w:t xml:space="preserve"> Sprint backlog</w:t>
+      </w:r>
+      <w:bookmarkEnd w:id="47"/>
+      <w:bookmarkEnd w:id="48"/>
+      <w:bookmarkEnd w:id="49"/>
+      <w:bookmarkEnd w:id="50"/>
+      <w:bookmarkEnd w:id="51"/>
+    </w:p>
+    <w:p/>
+    <w:p/>
+    <w:p>
       <w:pPr>
         <w:pStyle w:val="Ttulo2"/>
         <w:rPr>
           <w:noProof/>
         </w:rPr>
       </w:pPr>
-      <w:bookmarkStart w:id="39" w:name="_Toc208864114"/>
+      <w:bookmarkStart w:id="52" w:name="_Toc208864114"/>
+      <w:bookmarkStart w:id="53" w:name="_Toc211609193"/>
       <w:r>
         <w:rPr>
           <w:noProof/>
         </w:rPr>
         <w:t>Vista externa ( Casos de uso )</w:t>
       </w:r>
-      <w:bookmarkEnd w:id="39"/>
+      <w:bookmarkEnd w:id="52"/>
+      <w:bookmarkEnd w:id="53"/>
     </w:p>
     <w:p/>
     <w:p>
@@ -14548,6 +11595,133 @@
       </w:r>
       <w:r>
         <w:t>.</w:t>
+      </w:r>
+    </w:p>
+    <w:p/>
+    <w:p>
+      <w:r>
+        <w:lastRenderedPageBreak/>
+        <w:t xml:space="preserve">En la </w:t>
+      </w:r>
+      <w:r>
+        <w:rPr>
+          <w:i/>
+        </w:rPr>
+        <w:t xml:space="preserve">Tabla </w:t>
+      </w:r>
+      <w:r>
+        <w:rPr>
+          <w:i/>
+        </w:rPr>
+        <w:t>4.2</w:t>
+      </w:r>
+      <w:r>
+        <w:t xml:space="preserve"> se puede visualizar el Caso de uso N°5.6, este caso consiste en imprimir el informe de asistencia.</w:t>
+      </w:r>
+    </w:p>
+    <w:p>
+      <w:pPr>
+        <w:keepNext/>
+        <w:ind w:firstLine="0"/>
+      </w:pPr>
+    </w:p>
+    <w:p>
+      <w:pPr>
+        <w:pStyle w:val="Descripcin"/>
+        <w:keepNext/>
+      </w:pPr>
+      <w:bookmarkStart w:id="54" w:name="_f3qr93p9e1qt" w:colFirst="0" w:colLast="0"/>
+      <w:bookmarkStart w:id="55" w:name="_Toc200336575"/>
+      <w:bookmarkStart w:id="56" w:name="_Toc200363960"/>
+      <w:bookmarkStart w:id="57" w:name="_Toc200483262"/>
+      <w:bookmarkStart w:id="58" w:name="_Toc211609249"/>
+      <w:bookmarkEnd w:id="54"/>
+      <w:r>
+        <w:t xml:space="preserve">Tabla </w:t>
+      </w:r>
+      <w:r>
+        <w:t>4.2</w:t>
+      </w:r>
+      <w:r>
+        <w:t xml:space="preserve"> </w:t>
+      </w:r>
+      <w:r>
+        <w:t>Caso de uso N°5.6, Imprimiendo informe de asistencia</w:t>
+      </w:r>
+      <w:bookmarkEnd w:id="55"/>
+      <w:bookmarkEnd w:id="56"/>
+      <w:bookmarkEnd w:id="57"/>
+      <w:bookmarkEnd w:id="58"/>
+    </w:p>
+    <w:p>
+      <w:pPr>
+        <w:pBdr>
+          <w:top w:val="nil"/>
+          <w:left w:val="nil"/>
+          <w:bottom w:val="nil"/>
+          <w:right w:val="nil"/>
+          <w:between w:val="nil"/>
+        </w:pBdr>
+        <w:spacing w:after="0" w:line="240" w:lineRule="auto"/>
+        <w:ind w:firstLine="0"/>
+        <w:jc w:val="left"/>
+        <w:rPr>
+          <w:rFonts w:ascii="Aptos" w:hAnsi="Aptos"/>
+          <w:color w:val="000000"/>
+        </w:rPr>
+      </w:pPr>
+      <w:r>
+        <w:rPr>
+          <w:rFonts w:ascii="Aptos" w:hAnsi="Aptos"/>
+          <w:noProof/>
+        </w:rPr>
+        <w:drawing>
+          <wp:inline distT="114300" distB="114300" distL="114300" distR="114300" wp14:anchorId="265DBF6D" wp14:editId="75858C11">
+            <wp:extent cx="5971540" cy="5029200"/>
+            <wp:effectExtent l="0" t="0" r="0" b="0"/>
+            <wp:docPr id="14" name="image6.png" descr="Interfaz de usuario gráfica, Texto, Tabla&#10;&#10;El contenido generado por IA puede ser incorrecto."/>
+            <wp:cNvGraphicFramePr/>
+            <a:graphic xmlns:a="http://schemas.openxmlformats.org/drawingml/2006/main">
+              <a:graphicData uri="http://schemas.openxmlformats.org/drawingml/2006/picture">
+                <pic:pic xmlns:pic="http://schemas.openxmlformats.org/drawingml/2006/picture">
+                  <pic:nvPicPr>
+                    <pic:cNvPr id="14" name="image6.png" descr="Interfaz de usuario gráfica, Texto, Tabla&#10;&#10;El contenido generado por IA puede ser incorrecto."/>
+                    <pic:cNvPicPr preferRelativeResize="0"/>
+                  </pic:nvPicPr>
+                  <pic:blipFill>
+                    <a:blip r:embed="rId13"/>
+                    <a:srcRect/>
+                    <a:stretch>
+                      <a:fillRect/>
+                    </a:stretch>
+                  </pic:blipFill>
+                  <pic:spPr>
+                    <a:xfrm>
+                      <a:off x="0" y="0"/>
+                      <a:ext cx="5971540" cy="5029200"/>
+                    </a:xfrm>
+                    <a:prstGeom prst="rect">
+                      <a:avLst/>
+                    </a:prstGeom>
+                    <a:ln/>
+                  </pic:spPr>
+                </pic:pic>
+              </a:graphicData>
+            </a:graphic>
+          </wp:inline>
+        </w:drawing>
+      </w:r>
+    </w:p>
+    <w:p>
+      <w:pPr>
+        <w:spacing w:line="278" w:lineRule="auto"/>
+        <w:ind w:firstLine="0"/>
+        <w:jc w:val="left"/>
+      </w:pPr>
+    </w:p>
+    <w:p>
+      <w:r>
+        <w:t>Fuente: Elaborado por el estudiante de acuerdo con el proyecto</w:t>
       </w:r>
     </w:p>
     <w:p/>
@@ -14556,170 +11730,393 @@
     <w:p/>
     <w:p/>
     <w:p/>
-    <w:p/>
-    <w:p/>
-    <w:p>
-      <w:r>
-        <w:lastRenderedPageBreak/>
-        <w:t xml:space="preserve">En la tabla 4.2 </w:t>
-      </w:r>
-      <w:r>
-        <w:t xml:space="preserve">se puede visualizar el Caso de uso </w:t>
-      </w:r>
-      <w:proofErr w:type="spellStart"/>
-      <w:r>
-        <w:t>N°</w:t>
-      </w:r>
-      <w:proofErr w:type="spellEnd"/>
-    </w:p>
-    <w:p/>
-    <w:p/>
-    <w:p/>
-    <w:p/>
-    <w:p/>
-    <w:p/>
-    <w:p/>
-    <w:p/>
-    <w:p/>
-    <w:p/>
-    <w:p/>
-    <w:p/>
-    <w:p/>
-    <w:p/>
-    <w:p/>
-    <w:p/>
-    <w:p/>
-    <w:p/>
-    <w:p/>
-    <w:p/>
-    <w:p>
-      <w:pPr>
+    <w:p>
+      <w:r>
+        <w:t xml:space="preserve">En la </w:t>
+      </w:r>
+      <w:r>
+        <w:rPr>
+          <w:i/>
+        </w:rPr>
+        <w:t xml:space="preserve">Tabla </w:t>
+      </w:r>
+      <w:r>
+        <w:rPr>
+          <w:i/>
+        </w:rPr>
+        <w:t>4.3</w:t>
+      </w:r>
+      <w:r>
+        <w:t xml:space="preserve"> se puede visualizar el Caso de uso N°5.7, el sistema permite visualizar los informes diarios de la asistencia de los empleados.</w:t>
+      </w:r>
+    </w:p>
+    <w:p>
+      <w:pPr>
+        <w:keepNext/>
         <w:ind w:firstLine="0"/>
       </w:pPr>
     </w:p>
     <w:p>
-      <w:r>
-        <w:lastRenderedPageBreak/>
-        <w:t>En la tabla 4.</w:t>
-      </w:r>
-      <w:r>
-        <w:t xml:space="preserve">3 </w:t>
-      </w:r>
-      <w:r>
-        <w:t xml:space="preserve">se puede visualizar el Caso de uso </w:t>
-      </w:r>
-      <w:proofErr w:type="spellStart"/>
-      <w:r>
-        <w:t>N°</w:t>
-      </w:r>
-      <w:proofErr w:type="spellEnd"/>
-    </w:p>
-    <w:p/>
-    <w:p/>
-    <w:p/>
-    <w:p/>
-    <w:p/>
-    <w:p/>
-    <w:p/>
-    <w:p/>
-    <w:p/>
-    <w:p/>
-    <w:p/>
-    <w:p/>
-    <w:p/>
-    <w:p/>
-    <w:p/>
-    <w:p/>
-    <w:p/>
-    <w:p/>
-    <w:p/>
-    <w:p/>
-    <w:p/>
-    <w:p>
-      <w:r>
-        <w:lastRenderedPageBreak/>
-        <w:t>En la tabla 4.</w:t>
-      </w:r>
-      <w:r>
-        <w:t>4</w:t>
+      <w:pPr>
+        <w:pStyle w:val="Descripcin"/>
+        <w:keepNext/>
+      </w:pPr>
+      <w:bookmarkStart w:id="59" w:name="_8z7dw55jot6f" w:colFirst="0" w:colLast="0"/>
+      <w:bookmarkStart w:id="60" w:name="_Toc200336576"/>
+      <w:bookmarkStart w:id="61" w:name="_Toc200363961"/>
+      <w:bookmarkStart w:id="62" w:name="_Toc200483263"/>
+      <w:bookmarkStart w:id="63" w:name="_Toc211609250"/>
+      <w:bookmarkEnd w:id="59"/>
+      <w:r>
+        <w:t xml:space="preserve">Tabla </w:t>
+      </w:r>
+      <w:r>
+        <w:t>4.3</w:t>
       </w:r>
       <w:r>
         <w:t xml:space="preserve"> </w:t>
       </w:r>
       <w:r>
-        <w:t xml:space="preserve">se puede visualizar el Caso de uso </w:t>
-      </w:r>
-      <w:proofErr w:type="spellStart"/>
-      <w:r>
-        <w:t>N°</w:t>
-      </w:r>
-      <w:proofErr w:type="spellEnd"/>
-    </w:p>
-    <w:p/>
-    <w:p/>
-    <w:p/>
-    <w:p/>
-    <w:p/>
-    <w:p/>
-    <w:p/>
-    <w:p/>
-    <w:p/>
-    <w:p/>
-    <w:p/>
-    <w:p/>
-    <w:p/>
-    <w:p/>
-    <w:p/>
-    <w:p/>
-    <w:p/>
-    <w:p/>
-    <w:p/>
-    <w:p/>
-    <w:p>
-      <w:pPr>
+        <w:t>Caso de uso N°5.7, Visualizando informe diario de asistencia</w:t>
+      </w:r>
+      <w:bookmarkEnd w:id="60"/>
+      <w:bookmarkEnd w:id="61"/>
+      <w:bookmarkEnd w:id="62"/>
+      <w:bookmarkEnd w:id="63"/>
+    </w:p>
+    <w:p>
+      <w:pPr>
+        <w:pBdr>
+          <w:top w:val="nil"/>
+          <w:left w:val="nil"/>
+          <w:bottom w:val="nil"/>
+          <w:right w:val="nil"/>
+          <w:between w:val="nil"/>
+        </w:pBdr>
+        <w:spacing w:after="0" w:line="240" w:lineRule="auto"/>
         <w:ind w:firstLine="0"/>
-      </w:pPr>
-    </w:p>
-    <w:p>
-      <w:r>
-        <w:lastRenderedPageBreak/>
-        <w:t>En la tabla 4.</w:t>
-      </w:r>
-      <w:r>
-        <w:t xml:space="preserve">5 </w:t>
-      </w:r>
-      <w:r>
-        <w:t xml:space="preserve">se puede visualizar el Caso de uso </w:t>
-      </w:r>
-      <w:proofErr w:type="spellStart"/>
-      <w:r>
-        <w:t>N°</w:t>
-      </w:r>
-      <w:proofErr w:type="spellEnd"/>
-    </w:p>
-    <w:p>
-      <w:pPr>
-        <w:ind w:firstLine="0"/>
-      </w:pPr>
-    </w:p>
-    <w:p/>
+        <w:jc w:val="left"/>
+        <w:rPr>
+          <w:rFonts w:ascii="Aptos" w:hAnsi="Aptos"/>
+          <w:color w:val="000000"/>
+        </w:rPr>
+      </w:pPr>
+      <w:r>
+        <w:rPr>
+          <w:noProof/>
+        </w:rPr>
+        <w:drawing>
+          <wp:inline distT="0" distB="0" distL="0" distR="0" wp14:anchorId="5F225058" wp14:editId="4271177C">
+            <wp:extent cx="5971540" cy="5038725"/>
+            <wp:effectExtent l="0" t="0" r="0" b="9525"/>
+            <wp:docPr id="1850572885" name="Imagen 1" descr="Texto, Tabla&#10;&#10;El contenido generado por IA puede ser incorrecto."/>
+            <wp:cNvGraphicFramePr>
+              <a:graphicFrameLocks xmlns:a="http://schemas.openxmlformats.org/drawingml/2006/main" noChangeAspect="1"/>
+            </wp:cNvGraphicFramePr>
+            <a:graphic xmlns:a="http://schemas.openxmlformats.org/drawingml/2006/main">
+              <a:graphicData uri="http://schemas.openxmlformats.org/drawingml/2006/picture">
+                <pic:pic xmlns:pic="http://schemas.openxmlformats.org/drawingml/2006/picture">
+                  <pic:nvPicPr>
+                    <pic:cNvPr id="1850572885" name="Imagen 1" descr="Texto, Tabla&#10;&#10;El contenido generado por IA puede ser incorrecto."/>
+                    <pic:cNvPicPr/>
+                  </pic:nvPicPr>
+                  <pic:blipFill>
+                    <a:blip r:embed="rId14"/>
+                    <a:stretch>
+                      <a:fillRect/>
+                    </a:stretch>
+                  </pic:blipFill>
+                  <pic:spPr>
+                    <a:xfrm>
+                      <a:off x="0" y="0"/>
+                      <a:ext cx="5971540" cy="5038725"/>
+                    </a:xfrm>
+                    <a:prstGeom prst="rect">
+                      <a:avLst/>
+                    </a:prstGeom>
+                  </pic:spPr>
+                </pic:pic>
+              </a:graphicData>
+            </a:graphic>
+          </wp:inline>
+        </w:drawing>
+      </w:r>
+    </w:p>
     <w:p>
       <w:pPr>
         <w:spacing w:line="278" w:lineRule="auto"/>
         <w:ind w:firstLine="0"/>
         <w:jc w:val="left"/>
       </w:pPr>
-      <w:r>
-        <w:br w:type="page"/>
-      </w:r>
+    </w:p>
+    <w:p>
+      <w:r>
+        <w:t>Fuente: Elaborado por el estudiante de acuerdo con el proyecto</w:t>
+      </w:r>
+    </w:p>
+    <w:p/>
+    <w:p/>
+    <w:p>
+      <w:r>
+        <w:t xml:space="preserve">En la </w:t>
+      </w:r>
+      <w:r>
+        <w:rPr>
+          <w:i/>
+        </w:rPr>
+        <w:t xml:space="preserve">Tabla </w:t>
+      </w:r>
+      <w:r>
+        <w:rPr>
+          <w:i/>
+        </w:rPr>
+        <w:t xml:space="preserve">4.4 </w:t>
+      </w:r>
+      <w:r>
+        <w:t>se puede visualizar el Caso de uso N°6.7, el sistema permite al usuario imprimir los permisos de los empleados, es importante que el usuario selecciona al empleado y el realiza la acción de impresión.</w:t>
+      </w:r>
+    </w:p>
+    <w:p>
+      <w:pPr>
+        <w:keepNext/>
+        <w:ind w:firstLine="0"/>
+      </w:pPr>
+    </w:p>
+    <w:p>
+      <w:pPr>
+        <w:pStyle w:val="Descripcin"/>
+        <w:keepNext/>
+      </w:pPr>
+      <w:bookmarkStart w:id="64" w:name="_bj2w2ejvua7w" w:colFirst="0" w:colLast="0"/>
+      <w:bookmarkStart w:id="65" w:name="_Toc200336584"/>
+      <w:bookmarkStart w:id="66" w:name="_Toc200363969"/>
+      <w:bookmarkStart w:id="67" w:name="_Toc200483271"/>
+      <w:bookmarkStart w:id="68" w:name="_Toc211609251"/>
+      <w:bookmarkEnd w:id="64"/>
+      <w:r>
+        <w:t xml:space="preserve">Tabla </w:t>
+      </w:r>
+      <w:r>
+        <w:t>4.4</w:t>
+      </w:r>
+      <w:r>
+        <w:t xml:space="preserve"> </w:t>
+      </w:r>
+      <w:r>
+        <w:t>Caso de uso N°6.7, Imprimiendo permisos seleccionados</w:t>
+      </w:r>
+      <w:bookmarkEnd w:id="65"/>
+      <w:bookmarkEnd w:id="66"/>
+      <w:bookmarkEnd w:id="67"/>
+      <w:bookmarkEnd w:id="68"/>
+    </w:p>
+    <w:p>
+      <w:pPr>
+        <w:pBdr>
+          <w:top w:val="nil"/>
+          <w:left w:val="nil"/>
+          <w:bottom w:val="nil"/>
+          <w:right w:val="nil"/>
+          <w:between w:val="nil"/>
+        </w:pBdr>
+        <w:spacing w:after="0" w:line="240" w:lineRule="auto"/>
+        <w:ind w:firstLine="0"/>
+        <w:jc w:val="left"/>
+        <w:rPr>
+          <w:rFonts w:ascii="Aptos" w:hAnsi="Aptos"/>
+          <w:color w:val="000000"/>
+        </w:rPr>
+      </w:pPr>
+      <w:r>
+        <w:rPr>
+          <w:rFonts w:ascii="Aptos" w:hAnsi="Aptos"/>
+          <w:noProof/>
+        </w:rPr>
+        <w:drawing>
+          <wp:inline distT="114300" distB="114300" distL="114300" distR="114300" wp14:anchorId="59B4B3AA" wp14:editId="045D5C8D">
+            <wp:extent cx="5971540" cy="5029200"/>
+            <wp:effectExtent l="0" t="0" r="0" b="0"/>
+            <wp:docPr id="63" name="image61.png" descr="Interfaz de usuario gráfica, Texto, Tabla&#10;&#10;El contenido generado por IA puede ser incorrecto."/>
+            <wp:cNvGraphicFramePr/>
+            <a:graphic xmlns:a="http://schemas.openxmlformats.org/drawingml/2006/main">
+              <a:graphicData uri="http://schemas.openxmlformats.org/drawingml/2006/picture">
+                <pic:pic xmlns:pic="http://schemas.openxmlformats.org/drawingml/2006/picture">
+                  <pic:nvPicPr>
+                    <pic:cNvPr id="63" name="image61.png" descr="Interfaz de usuario gráfica, Texto, Tabla&#10;&#10;El contenido generado por IA puede ser incorrecto."/>
+                    <pic:cNvPicPr preferRelativeResize="0"/>
+                  </pic:nvPicPr>
+                  <pic:blipFill>
+                    <a:blip r:embed="rId15"/>
+                    <a:srcRect/>
+                    <a:stretch>
+                      <a:fillRect/>
+                    </a:stretch>
+                  </pic:blipFill>
+                  <pic:spPr>
+                    <a:xfrm>
+                      <a:off x="0" y="0"/>
+                      <a:ext cx="5971540" cy="5029200"/>
+                    </a:xfrm>
+                    <a:prstGeom prst="rect">
+                      <a:avLst/>
+                    </a:prstGeom>
+                    <a:ln/>
+                  </pic:spPr>
+                </pic:pic>
+              </a:graphicData>
+            </a:graphic>
+          </wp:inline>
+        </w:drawing>
+      </w:r>
+    </w:p>
+    <w:p>
+      <w:pPr>
+        <w:spacing w:line="278" w:lineRule="auto"/>
+        <w:ind w:firstLine="0"/>
+        <w:jc w:val="left"/>
+      </w:pPr>
+    </w:p>
+    <w:p>
+      <w:r>
+        <w:t>Fuente: Elaborado por el estudiante de acuerdo con el proyecto</w:t>
+      </w:r>
+    </w:p>
+    <w:p>
+      <w:r>
+        <w:lastRenderedPageBreak/>
+        <w:t xml:space="preserve">En la </w:t>
+      </w:r>
+      <w:r>
+        <w:rPr>
+          <w:i/>
+        </w:rPr>
+        <w:t xml:space="preserve">Tabla </w:t>
+      </w:r>
+      <w:r>
+        <w:rPr>
+          <w:i/>
+        </w:rPr>
+        <w:t>4.5</w:t>
+      </w:r>
+      <w:r>
+        <w:t xml:space="preserve"> se puede visualizar el Caso de uso N°6.8, se crea este caso de uso que permita al usuario eliminar los permisos, ya sea por caducidad o error en generar el permiso, además permite al usuario seleccionar varios de ellos para su eliminación definitiva.</w:t>
+      </w:r>
+    </w:p>
+    <w:p/>
+    <w:p>
+      <w:pPr>
+        <w:pStyle w:val="Descripcin"/>
+        <w:keepNext/>
+      </w:pPr>
+      <w:bookmarkStart w:id="69" w:name="_kqczhbr3pci" w:colFirst="0" w:colLast="0"/>
+      <w:bookmarkStart w:id="70" w:name="_Toc200336585"/>
+      <w:bookmarkStart w:id="71" w:name="_Toc200363970"/>
+      <w:bookmarkStart w:id="72" w:name="_Toc200483272"/>
+      <w:bookmarkStart w:id="73" w:name="_Toc211609252"/>
+      <w:bookmarkEnd w:id="69"/>
+      <w:r>
+        <w:t xml:space="preserve">Tabla </w:t>
+      </w:r>
+      <w:r>
+        <w:t>4.5</w:t>
+      </w:r>
+      <w:r>
+        <w:t xml:space="preserve"> </w:t>
+      </w:r>
+      <w:r>
+        <w:t>Caso de uso N°6.8, Eliminando permisos</w:t>
+      </w:r>
+      <w:bookmarkEnd w:id="70"/>
+      <w:bookmarkEnd w:id="71"/>
+      <w:bookmarkEnd w:id="72"/>
+      <w:bookmarkEnd w:id="73"/>
+    </w:p>
+    <w:p>
+      <w:pPr>
+        <w:pBdr>
+          <w:top w:val="nil"/>
+          <w:left w:val="nil"/>
+          <w:bottom w:val="nil"/>
+          <w:right w:val="nil"/>
+          <w:between w:val="nil"/>
+        </w:pBdr>
+        <w:spacing w:after="0" w:line="240" w:lineRule="auto"/>
+        <w:ind w:firstLine="0"/>
+        <w:jc w:val="left"/>
+        <w:rPr>
+          <w:rFonts w:ascii="Aptos" w:hAnsi="Aptos"/>
+          <w:color w:val="000000"/>
+        </w:rPr>
+      </w:pPr>
+      <w:r>
+        <w:rPr>
+          <w:rFonts w:ascii="Aptos" w:hAnsi="Aptos"/>
+          <w:noProof/>
+        </w:rPr>
+        <w:drawing>
+          <wp:inline distT="114300" distB="114300" distL="114300" distR="114300" wp14:anchorId="0CB42DE5" wp14:editId="77516528">
+            <wp:extent cx="5971540" cy="5067300"/>
+            <wp:effectExtent l="0" t="0" r="0" b="0"/>
+            <wp:docPr id="25" name="image31.png" descr="Interfaz de usuario gráfica, Texto, Aplicación, Correo electrónico&#10;&#10;El contenido generado por IA puede ser incorrecto."/>
+            <wp:cNvGraphicFramePr/>
+            <a:graphic xmlns:a="http://schemas.openxmlformats.org/drawingml/2006/main">
+              <a:graphicData uri="http://schemas.openxmlformats.org/drawingml/2006/picture">
+                <pic:pic xmlns:pic="http://schemas.openxmlformats.org/drawingml/2006/picture">
+                  <pic:nvPicPr>
+                    <pic:cNvPr id="25" name="image31.png" descr="Interfaz de usuario gráfica, Texto, Aplicación, Correo electrónico&#10;&#10;El contenido generado por IA puede ser incorrecto."/>
+                    <pic:cNvPicPr preferRelativeResize="0"/>
+                  </pic:nvPicPr>
+                  <pic:blipFill>
+                    <a:blip r:embed="rId16"/>
+                    <a:srcRect/>
+                    <a:stretch>
+                      <a:fillRect/>
+                    </a:stretch>
+                  </pic:blipFill>
+                  <pic:spPr>
+                    <a:xfrm>
+                      <a:off x="0" y="0"/>
+                      <a:ext cx="5971540" cy="5067300"/>
+                    </a:xfrm>
+                    <a:prstGeom prst="rect">
+                      <a:avLst/>
+                    </a:prstGeom>
+                    <a:ln/>
+                  </pic:spPr>
+                </pic:pic>
+              </a:graphicData>
+            </a:graphic>
+          </wp:inline>
+        </w:drawing>
+      </w:r>
+    </w:p>
+    <w:p>
+      <w:pPr>
+        <w:spacing w:line="278" w:lineRule="auto"/>
+        <w:ind w:firstLine="0"/>
+        <w:jc w:val="left"/>
+      </w:pPr>
+    </w:p>
+    <w:p>
+      <w:r>
+        <w:t>Fuente: Elaborado por el estudiante de acuerdo con el proyecto</w:t>
+      </w:r>
+    </w:p>
+    <w:p>
+      <w:pPr>
+        <w:spacing w:line="278" w:lineRule="auto"/>
+        <w:ind w:firstLine="0"/>
+        <w:jc w:val="left"/>
+      </w:pPr>
     </w:p>
     <w:p>
       <w:pPr>
         <w:pStyle w:val="Ttulo1"/>
       </w:pPr>
-      <w:bookmarkStart w:id="40" w:name="_Toc201199598"/>
-      <w:bookmarkStart w:id="41" w:name="_Toc201199687"/>
-      <w:bookmarkStart w:id="42" w:name="_Toc211607748"/>
+      <w:bookmarkStart w:id="74" w:name="_Toc201199598"/>
+      <w:bookmarkStart w:id="75" w:name="_Toc201199687"/>
+      <w:bookmarkStart w:id="76" w:name="_Toc211609194"/>
+      <w:bookmarkStart w:id="77" w:name="_Toc211609253"/>
       <w:r>
         <w:lastRenderedPageBreak/>
         <w:t>SPRINT</w:t>
@@ -14727,9 +12124,10 @@
       <w:r>
         <w:t xml:space="preserve"> VISTAS</w:t>
       </w:r>
-      <w:bookmarkEnd w:id="40"/>
-      <w:bookmarkEnd w:id="41"/>
-      <w:bookmarkEnd w:id="42"/>
+      <w:bookmarkEnd w:id="74"/>
+      <w:bookmarkEnd w:id="75"/>
+      <w:bookmarkEnd w:id="76"/>
+      <w:bookmarkEnd w:id="77"/>
       <w:r>
         <w:t xml:space="preserve"> </w:t>
       </w:r>
@@ -14749,14 +12147,14 @@
       <w:pPr>
         <w:pStyle w:val="Ttulo2"/>
       </w:pPr>
-      <w:bookmarkStart w:id="43" w:name="_Toc211607749"/>
+      <w:bookmarkStart w:id="78" w:name="_Toc211609195"/>
       <w:r>
         <w:t xml:space="preserve">Vista </w:t>
       </w:r>
       <w:r>
         <w:t>lógica</w:t>
       </w:r>
-      <w:bookmarkEnd w:id="43"/>
+      <w:bookmarkEnd w:id="78"/>
     </w:p>
     <w:p/>
     <w:p>
@@ -14769,11 +12167,11 @@
       <w:pPr>
         <w:pStyle w:val="Ttulo3"/>
       </w:pPr>
-      <w:bookmarkStart w:id="44" w:name="_Toc211607750"/>
+      <w:bookmarkStart w:id="79" w:name="_Toc211609196"/>
       <w:r>
         <w:t>Diagrama de clases</w:t>
       </w:r>
-      <w:bookmarkEnd w:id="44"/>
+      <w:bookmarkEnd w:id="79"/>
     </w:p>
     <w:p/>
     <w:p>
@@ -14799,16 +12197,10 @@
         <w:t>.</w:t>
       </w:r>
       <w:r>
-        <w:t xml:space="preserve">6 y ver </w:t>
-      </w:r>
-      <w:r>
-        <w:t>PDF anexo</w:t>
-      </w:r>
-      <w:r>
-        <w:t xml:space="preserve"> </w:t>
-      </w:r>
-      <w:r>
-        <w:t>8.1.</w:t>
+        <w:t>6</w:t>
+      </w:r>
+      <w:r>
+        <w:t>.</w:t>
       </w:r>
       <w:r>
         <w:br w:type="page"/>
@@ -14820,10 +12212,11 @@
       <w:pPr>
         <w:pStyle w:val="Descripcin"/>
       </w:pPr>
-      <w:bookmarkStart w:id="45" w:name="_Toc200854201"/>
-      <w:bookmarkStart w:id="46" w:name="_Toc201172418"/>
-      <w:bookmarkStart w:id="47" w:name="_Toc201199599"/>
-      <w:bookmarkStart w:id="48" w:name="_Toc201199688"/>
+      <w:bookmarkStart w:id="80" w:name="_Toc200854201"/>
+      <w:bookmarkStart w:id="81" w:name="_Toc201172418"/>
+      <w:bookmarkStart w:id="82" w:name="_Toc201199599"/>
+      <w:bookmarkStart w:id="83" w:name="_Toc201199688"/>
+      <w:bookmarkStart w:id="84" w:name="_Toc211609254"/>
       <w:r>
         <w:t xml:space="preserve">Figura </w:t>
       </w:r>
@@ -14849,10 +12242,11 @@
       <w:r>
         <w:t xml:space="preserve"> Diagrama de clases UML del sistema Biométrico web</w:t>
       </w:r>
-      <w:bookmarkEnd w:id="45"/>
-      <w:bookmarkEnd w:id="46"/>
-      <w:bookmarkEnd w:id="47"/>
-      <w:bookmarkEnd w:id="48"/>
+      <w:bookmarkEnd w:id="80"/>
+      <w:bookmarkEnd w:id="81"/>
+      <w:bookmarkEnd w:id="82"/>
+      <w:bookmarkEnd w:id="83"/>
+      <w:bookmarkEnd w:id="84"/>
     </w:p>
     <w:p/>
     <w:p>
@@ -14884,7 +12278,7 @@
                     <pic:cNvPicPr/>
                   </pic:nvPicPr>
                   <pic:blipFill>
-                    <a:blip r:embed="rId13"/>
+                    <a:blip r:embed="rId17"/>
                     <a:stretch>
                       <a:fillRect/>
                     </a:stretch>
@@ -14948,12 +12342,12 @@
       <w:pPr>
         <w:pStyle w:val="Ttulo3"/>
       </w:pPr>
-      <w:bookmarkStart w:id="49" w:name="_Toc211607751"/>
+      <w:bookmarkStart w:id="85" w:name="_Toc211609197"/>
       <w:r>
         <w:lastRenderedPageBreak/>
         <w:t>Modelado de datos</w:t>
       </w:r>
-      <w:bookmarkEnd w:id="49"/>
+      <w:bookmarkEnd w:id="85"/>
     </w:p>
     <w:p/>
     <w:p>
@@ -14979,10 +12373,11 @@
       <w:pPr>
         <w:pStyle w:val="Descripcin"/>
       </w:pPr>
-      <w:bookmarkStart w:id="50" w:name="_Toc200854202"/>
-      <w:bookmarkStart w:id="51" w:name="_Toc201172419"/>
-      <w:bookmarkStart w:id="52" w:name="_Toc201199600"/>
-      <w:bookmarkStart w:id="53" w:name="_Toc201199689"/>
+      <w:bookmarkStart w:id="86" w:name="_Toc200854202"/>
+      <w:bookmarkStart w:id="87" w:name="_Toc201172419"/>
+      <w:bookmarkStart w:id="88" w:name="_Toc201199600"/>
+      <w:bookmarkStart w:id="89" w:name="_Toc201199689"/>
+      <w:bookmarkStart w:id="90" w:name="_Toc211609255"/>
       <w:r>
         <w:t xml:space="preserve">Figura </w:t>
       </w:r>
@@ -15008,10 +12403,11 @@
       <w:r>
         <w:t xml:space="preserve"> Diagrama modelo de datos de sistema web EUGCOM</w:t>
       </w:r>
-      <w:bookmarkEnd w:id="50"/>
-      <w:bookmarkEnd w:id="51"/>
-      <w:bookmarkEnd w:id="52"/>
-      <w:bookmarkEnd w:id="53"/>
+      <w:bookmarkEnd w:id="86"/>
+      <w:bookmarkEnd w:id="87"/>
+      <w:bookmarkEnd w:id="88"/>
+      <w:bookmarkEnd w:id="89"/>
+      <w:bookmarkEnd w:id="90"/>
     </w:p>
     <w:p/>
     <w:p>
@@ -15038,7 +12434,7 @@
                     <pic:cNvPicPr/>
                   </pic:nvPicPr>
                   <pic:blipFill>
-                    <a:blip r:embed="rId14"/>
+                    <a:blip r:embed="rId18"/>
                     <a:stretch>
                       <a:fillRect/>
                     </a:stretch>
@@ -15070,12 +12466,12 @@
       <w:pPr>
         <w:pStyle w:val="Ttulo2"/>
       </w:pPr>
-      <w:bookmarkStart w:id="54" w:name="_Toc211607752"/>
+      <w:bookmarkStart w:id="91" w:name="_Toc211609198"/>
       <w:r>
         <w:lastRenderedPageBreak/>
         <w:t>Vista de proceso:</w:t>
       </w:r>
-      <w:bookmarkEnd w:id="54"/>
+      <w:bookmarkEnd w:id="91"/>
     </w:p>
     <w:p/>
     <w:p>
@@ -15100,7 +12496,7 @@
       <w:pPr>
         <w:pStyle w:val="Ttulo3"/>
       </w:pPr>
-      <w:bookmarkStart w:id="55" w:name="_Toc211607753"/>
+      <w:bookmarkStart w:id="92" w:name="_Toc211609199"/>
       <w:r>
         <w:t>Diagrama</w:t>
       </w:r>
@@ -15113,7 +12509,7 @@
       <w:r>
         <w:t>s</w:t>
       </w:r>
-      <w:bookmarkEnd w:id="55"/>
+      <w:bookmarkEnd w:id="92"/>
     </w:p>
     <w:p>
       <w:pPr>
@@ -15131,11 +12527,11 @@
       <w:pPr>
         <w:pStyle w:val="Ttulo2"/>
       </w:pPr>
-      <w:bookmarkStart w:id="56" w:name="_Toc211607754"/>
+      <w:bookmarkStart w:id="93" w:name="_Toc211609200"/>
       <w:r>
         <w:t>Vista desarrollo</w:t>
       </w:r>
-      <w:bookmarkEnd w:id="56"/>
+      <w:bookmarkEnd w:id="93"/>
     </w:p>
     <w:p/>
     <w:p>
@@ -15151,11 +12547,11 @@
       <w:pPr>
         <w:pStyle w:val="Ttulo3"/>
       </w:pPr>
-      <w:bookmarkStart w:id="57" w:name="_Toc211607755"/>
+      <w:bookmarkStart w:id="94" w:name="_Toc211609201"/>
       <w:r>
         <w:t>Diagrama de componentes</w:t>
       </w:r>
-      <w:bookmarkEnd w:id="57"/>
+      <w:bookmarkEnd w:id="94"/>
     </w:p>
     <w:p/>
     <w:p>
@@ -15298,10 +12694,11 @@
         <w:pStyle w:val="Descripcin"/>
         <w:keepNext/>
       </w:pPr>
-      <w:bookmarkStart w:id="58" w:name="_Toc200854218"/>
-      <w:bookmarkStart w:id="59" w:name="_Toc201172435"/>
-      <w:bookmarkStart w:id="60" w:name="_Toc201199616"/>
-      <w:bookmarkStart w:id="61" w:name="_Toc201199705"/>
+      <w:bookmarkStart w:id="95" w:name="_Toc200854218"/>
+      <w:bookmarkStart w:id="96" w:name="_Toc201172435"/>
+      <w:bookmarkStart w:id="97" w:name="_Toc201199616"/>
+      <w:bookmarkStart w:id="98" w:name="_Toc201199705"/>
+      <w:bookmarkStart w:id="99" w:name="_Toc211609256"/>
       <w:r>
         <w:t xml:space="preserve">Figura </w:t>
       </w:r>
@@ -15333,10 +12730,11 @@
       <w:r>
         <w:t>de EugCom</w:t>
       </w:r>
-      <w:bookmarkEnd w:id="58"/>
-      <w:bookmarkEnd w:id="59"/>
-      <w:bookmarkEnd w:id="60"/>
-      <w:bookmarkEnd w:id="61"/>
+      <w:bookmarkEnd w:id="95"/>
+      <w:bookmarkEnd w:id="96"/>
+      <w:bookmarkEnd w:id="97"/>
+      <w:bookmarkEnd w:id="98"/>
+      <w:bookmarkEnd w:id="99"/>
     </w:p>
     <w:p>
       <w:pPr>
@@ -15362,7 +12760,7 @@
                     <pic:cNvPicPr/>
                   </pic:nvPicPr>
                   <pic:blipFill>
-                    <a:blip r:embed="rId15" cstate="print">
+                    <a:blip r:embed="rId19" cstate="print">
                       <a:extLst>
                         <a:ext uri="{28A0092B-C50C-407E-A947-70E740481C1C}">
                           <a14:useLocalDpi xmlns:a14="http://schemas.microsoft.com/office/drawing/2010/main" val="0"/>
@@ -15418,7 +12816,7 @@
       <w:pPr>
         <w:pStyle w:val="Ttulo2"/>
       </w:pPr>
-      <w:bookmarkStart w:id="62" w:name="_Toc211607756"/>
+      <w:bookmarkStart w:id="100" w:name="_Toc211609202"/>
       <w:r>
         <w:lastRenderedPageBreak/>
         <w:t xml:space="preserve">Vista </w:t>
@@ -15426,7 +12824,7 @@
       <w:r>
         <w:t>física</w:t>
       </w:r>
-      <w:bookmarkEnd w:id="62"/>
+      <w:bookmarkEnd w:id="100"/>
     </w:p>
     <w:p/>
     <w:p>
@@ -15439,11 +12837,11 @@
       <w:pPr>
         <w:pStyle w:val="Ttulo3"/>
       </w:pPr>
-      <w:bookmarkStart w:id="63" w:name="_Toc211607757"/>
+      <w:bookmarkStart w:id="101" w:name="_Toc211609203"/>
       <w:r>
         <w:t>Diagrama de despliegue</w:t>
       </w:r>
-      <w:bookmarkEnd w:id="63"/>
+      <w:bookmarkEnd w:id="101"/>
     </w:p>
     <w:p/>
     <w:p>
@@ -15476,10 +12874,11 @@
         <w:pStyle w:val="Descripcin"/>
         <w:keepNext/>
       </w:pPr>
-      <w:bookmarkStart w:id="64" w:name="_Toc200854219"/>
-      <w:bookmarkStart w:id="65" w:name="_Toc201172436"/>
-      <w:bookmarkStart w:id="66" w:name="_Toc201199617"/>
-      <w:bookmarkStart w:id="67" w:name="_Toc201199706"/>
+      <w:bookmarkStart w:id="102" w:name="_Toc200854219"/>
+      <w:bookmarkStart w:id="103" w:name="_Toc201172436"/>
+      <w:bookmarkStart w:id="104" w:name="_Toc201199617"/>
+      <w:bookmarkStart w:id="105" w:name="_Toc201199706"/>
+      <w:bookmarkStart w:id="106" w:name="_Toc211609257"/>
       <w:r>
         <w:lastRenderedPageBreak/>
         <w:t xml:space="preserve">Figura </w:t>
@@ -15506,10 +12905,11 @@
       <w:r>
         <w:t xml:space="preserve"> Diagrama de despliegue de EugCOM</w:t>
       </w:r>
-      <w:bookmarkEnd w:id="64"/>
-      <w:bookmarkEnd w:id="65"/>
-      <w:bookmarkEnd w:id="66"/>
-      <w:bookmarkEnd w:id="67"/>
+      <w:bookmarkEnd w:id="102"/>
+      <w:bookmarkEnd w:id="103"/>
+      <w:bookmarkEnd w:id="104"/>
+      <w:bookmarkEnd w:id="105"/>
+      <w:bookmarkEnd w:id="106"/>
     </w:p>
     <w:p>
       <w:pPr>
@@ -15535,7 +12935,7 @@
                     <pic:cNvPicPr/>
                   </pic:nvPicPr>
                   <pic:blipFill>
-                    <a:blip r:embed="rId16">
+                    <a:blip r:embed="rId20">
                       <a:extLst>
                         <a:ext uri="{28A0092B-C50C-407E-A947-70E740481C1C}">
                           <a14:useLocalDpi xmlns:a14="http://schemas.microsoft.com/office/drawing/2010/main" val="0"/>
@@ -15584,9 +12984,10 @@
       <w:r>
         <w:br w:type="page"/>
       </w:r>
-      <w:bookmarkStart w:id="68" w:name="_Toc201199618"/>
-      <w:bookmarkStart w:id="69" w:name="_Toc201199707"/>
-      <w:bookmarkStart w:id="70" w:name="_Toc211607758"/>
+      <w:bookmarkStart w:id="107" w:name="_Toc201199618"/>
+      <w:bookmarkStart w:id="108" w:name="_Toc201199707"/>
+      <w:bookmarkStart w:id="109" w:name="_Toc211609204"/>
+      <w:bookmarkStart w:id="110" w:name="_Toc211609258"/>
       <w:r>
         <w:lastRenderedPageBreak/>
         <w:t>MANUAL DE INSTALACI</w:t>
@@ -15600,9 +13001,10 @@
       <w:r>
         <w:t xml:space="preserve"> Y NAVEGACIÓN</w:t>
       </w:r>
-      <w:bookmarkEnd w:id="68"/>
-      <w:bookmarkEnd w:id="69"/>
-      <w:bookmarkEnd w:id="70"/>
+      <w:bookmarkEnd w:id="107"/>
+      <w:bookmarkEnd w:id="108"/>
+      <w:bookmarkEnd w:id="109"/>
+      <w:bookmarkEnd w:id="110"/>
     </w:p>
     <w:p/>
     <w:p/>
@@ -15640,11 +13042,11 @@
       <w:pPr>
         <w:pStyle w:val="Ttulo2"/>
       </w:pPr>
-      <w:bookmarkStart w:id="71" w:name="_Toc211607759"/>
+      <w:bookmarkStart w:id="111" w:name="_Toc211609205"/>
       <w:r>
         <w:t>Requisitos de hardware</w:t>
       </w:r>
-      <w:bookmarkEnd w:id="71"/>
+      <w:bookmarkEnd w:id="111"/>
     </w:p>
     <w:p/>
     <w:p>
@@ -15705,11 +13107,11 @@
       <w:pPr>
         <w:pStyle w:val="Ttulo2"/>
       </w:pPr>
-      <w:bookmarkStart w:id="72" w:name="_Toc211607760"/>
+      <w:bookmarkStart w:id="112" w:name="_Toc211609206"/>
       <w:r>
         <w:t>Requisitos de Software</w:t>
       </w:r>
-      <w:bookmarkEnd w:id="72"/>
+      <w:bookmarkEnd w:id="112"/>
     </w:p>
     <w:p/>
     <w:p>
@@ -15797,7 +13199,7 @@
         <w:pStyle w:val="Prrafodelista"/>
         <w:ind w:left="1440" w:firstLine="0"/>
         <w:rPr>
-          <w:ins w:id="73" w:author="Microsoft Word" w:date="2025-06-15T03:56:00Z" w16du:dateUtc="2025-06-15T07:56:00Z"/>
+          <w:ins w:id="113" w:author="Microsoft Word" w:date="2025-06-15T03:56:00Z" w16du:dateUtc="2025-06-15T07:56:00Z"/>
         </w:rPr>
       </w:pPr>
     </w:p>
@@ -15841,11 +13243,11 @@
       <w:pPr>
         <w:pStyle w:val="Ttulo2"/>
       </w:pPr>
-      <w:bookmarkStart w:id="74" w:name="_Toc211607761"/>
+      <w:bookmarkStart w:id="114" w:name="_Toc211609207"/>
       <w:r>
         <w:t>Instalación de dependencias</w:t>
       </w:r>
-      <w:bookmarkEnd w:id="74"/>
+      <w:bookmarkEnd w:id="114"/>
     </w:p>
     <w:p/>
     <w:p>
@@ -16037,11 +13439,11 @@
       <w:pPr>
         <w:pStyle w:val="Ttulo2"/>
       </w:pPr>
-      <w:bookmarkStart w:id="75" w:name="_Toc211607762"/>
+      <w:bookmarkStart w:id="115" w:name="_Toc211609208"/>
       <w:r>
         <w:t>Pasos para la instalación</w:t>
       </w:r>
-      <w:bookmarkEnd w:id="75"/>
+      <w:bookmarkEnd w:id="115"/>
     </w:p>
     <w:p/>
     <w:p>
@@ -16105,7 +13507,7 @@
       <w:r>
         <w:t>“</w:t>
       </w:r>
-      <w:hyperlink r:id="rId17" w:history="1">
+      <w:hyperlink r:id="rId21" w:history="1">
         <w:r>
           <w:rPr>
             <w:rStyle w:val="Hipervnculo"/>
@@ -16194,11 +13596,11 @@
       <w:pPr>
         <w:pStyle w:val="Ttulo2"/>
       </w:pPr>
-      <w:bookmarkStart w:id="76" w:name="_Toc211607763"/>
+      <w:bookmarkStart w:id="116" w:name="_Toc211609209"/>
       <w:r>
         <w:t>Ejecución del sistema</w:t>
       </w:r>
-      <w:bookmarkEnd w:id="76"/>
+      <w:bookmarkEnd w:id="116"/>
     </w:p>
     <w:p/>
     <w:p>
@@ -16252,7 +13654,7 @@
       <w:r>
         <w:t xml:space="preserve"> </w:t>
       </w:r>
-      <w:hyperlink r:id="rId18" w:history="1">
+      <w:hyperlink r:id="rId22" w:history="1">
         <w:r>
           <w:rPr>
             <w:rStyle w:val="Hipervnculo"/>
@@ -16290,11 +13692,11 @@
       <w:pPr>
         <w:pStyle w:val="Ttulo2"/>
       </w:pPr>
-      <w:bookmarkStart w:id="77" w:name="_Toc211607764"/>
+      <w:bookmarkStart w:id="117" w:name="_Toc211609210"/>
       <w:r>
         <w:t>Solución de errores comunes</w:t>
       </w:r>
-      <w:bookmarkEnd w:id="77"/>
+      <w:bookmarkEnd w:id="117"/>
     </w:p>
     <w:p/>
     <w:p>
@@ -16316,10 +13718,11 @@
       <w:pPr>
         <w:pStyle w:val="Descripcin"/>
       </w:pPr>
-      <w:bookmarkStart w:id="78" w:name="_Toc200854083"/>
-      <w:bookmarkStart w:id="79" w:name="_Toc201172364"/>
-      <w:bookmarkStart w:id="80" w:name="_Toc201199619"/>
-      <w:bookmarkStart w:id="81" w:name="_Toc201199708"/>
+      <w:bookmarkStart w:id="118" w:name="_Toc200854083"/>
+      <w:bookmarkStart w:id="119" w:name="_Toc201172364"/>
+      <w:bookmarkStart w:id="120" w:name="_Toc201199619"/>
+      <w:bookmarkStart w:id="121" w:name="_Toc201199708"/>
+      <w:bookmarkStart w:id="122" w:name="_Toc211609259"/>
       <w:r>
         <w:t xml:space="preserve">Tabla </w:t>
       </w:r>
@@ -16345,10 +13748,11 @@
       <w:r>
         <w:t xml:space="preserve"> solución de errores comunes</w:t>
       </w:r>
-      <w:bookmarkEnd w:id="78"/>
-      <w:bookmarkEnd w:id="79"/>
-      <w:bookmarkEnd w:id="80"/>
-      <w:bookmarkEnd w:id="81"/>
+      <w:bookmarkEnd w:id="118"/>
+      <w:bookmarkEnd w:id="119"/>
+      <w:bookmarkEnd w:id="120"/>
+      <w:bookmarkEnd w:id="121"/>
+      <w:bookmarkEnd w:id="122"/>
     </w:p>
     <w:tbl>
       <w:tblPr>
@@ -16637,12 +14041,12 @@
       <w:pPr>
         <w:pStyle w:val="Ttulo2"/>
       </w:pPr>
-      <w:bookmarkStart w:id="82" w:name="_Toc211607765"/>
+      <w:bookmarkStart w:id="123" w:name="_Toc211609211"/>
       <w:r>
         <w:lastRenderedPageBreak/>
         <w:t>Árbol de navegación</w:t>
       </w:r>
-      <w:bookmarkEnd w:id="82"/>
+      <w:bookmarkEnd w:id="123"/>
     </w:p>
     <w:p/>
     <w:p>
@@ -16741,9 +14145,10 @@
         <w:pStyle w:val="Descripcin"/>
         <w:keepNext/>
       </w:pPr>
-      <w:bookmarkStart w:id="83" w:name="_Toc201172439"/>
-      <w:bookmarkStart w:id="84" w:name="_Toc201199620"/>
-      <w:bookmarkStart w:id="85" w:name="_Toc201199709"/>
+      <w:bookmarkStart w:id="124" w:name="_Toc201172439"/>
+      <w:bookmarkStart w:id="125" w:name="_Toc201199620"/>
+      <w:bookmarkStart w:id="126" w:name="_Toc201199709"/>
+      <w:bookmarkStart w:id="127" w:name="_Toc211609260"/>
       <w:r>
         <w:lastRenderedPageBreak/>
         <w:t xml:space="preserve">Figura </w:t>
@@ -16773,9 +14178,10 @@
       <w:r>
         <w:t>“Árbol de navegación EugCOM”</w:t>
       </w:r>
-      <w:bookmarkEnd w:id="83"/>
-      <w:bookmarkEnd w:id="84"/>
-      <w:bookmarkEnd w:id="85"/>
+      <w:bookmarkEnd w:id="124"/>
+      <w:bookmarkEnd w:id="125"/>
+      <w:bookmarkEnd w:id="126"/>
+      <w:bookmarkEnd w:id="127"/>
     </w:p>
     <w:p>
       <w:pPr>
@@ -16801,7 +14207,7 @@
                     <pic:cNvPicPr/>
                   </pic:nvPicPr>
                   <pic:blipFill>
-                    <a:blip r:embed="rId19"/>
+                    <a:blip r:embed="rId23"/>
                     <a:stretch>
                       <a:fillRect/>
                     </a:stretch>
@@ -16882,9 +14288,10 @@
       <w:pPr>
         <w:pStyle w:val="Descripcin"/>
       </w:pPr>
-      <w:bookmarkStart w:id="86" w:name="_Toc201172440"/>
-      <w:bookmarkStart w:id="87" w:name="_Toc201199621"/>
-      <w:bookmarkStart w:id="88" w:name="_Toc201199710"/>
+      <w:bookmarkStart w:id="128" w:name="_Toc201172440"/>
+      <w:bookmarkStart w:id="129" w:name="_Toc201199621"/>
+      <w:bookmarkStart w:id="130" w:name="_Toc201199710"/>
+      <w:bookmarkStart w:id="131" w:name="_Toc211609261"/>
       <w:r>
         <w:lastRenderedPageBreak/>
         <w:t xml:space="preserve">Figura </w:t>
@@ -16911,9 +14318,10 @@
       <w:r>
         <w:t xml:space="preserve"> “Vista navegación menú desplegable externa”</w:t>
       </w:r>
-      <w:bookmarkEnd w:id="86"/>
-      <w:bookmarkEnd w:id="87"/>
-      <w:bookmarkEnd w:id="88"/>
+      <w:bookmarkEnd w:id="128"/>
+      <w:bookmarkEnd w:id="129"/>
+      <w:bookmarkEnd w:id="130"/>
+      <w:bookmarkEnd w:id="131"/>
     </w:p>
     <w:p>
       <w:pPr>
@@ -16941,7 +14349,7 @@
                     <pic:cNvPicPr/>
                   </pic:nvPicPr>
                   <pic:blipFill>
-                    <a:blip r:embed="rId20"/>
+                    <a:blip r:embed="rId24"/>
                     <a:stretch>
                       <a:fillRect/>
                     </a:stretch>
@@ -16978,9 +14386,10 @@
       <w:pPr>
         <w:pStyle w:val="Ttulo1"/>
       </w:pPr>
-      <w:bookmarkStart w:id="89" w:name="_Toc201199622"/>
-      <w:bookmarkStart w:id="90" w:name="_Toc201199711"/>
-      <w:bookmarkStart w:id="91" w:name="_Toc211607766"/>
+      <w:bookmarkStart w:id="132" w:name="_Toc201199622"/>
+      <w:bookmarkStart w:id="133" w:name="_Toc201199711"/>
+      <w:bookmarkStart w:id="134" w:name="_Toc211609212"/>
+      <w:bookmarkStart w:id="135" w:name="_Toc211609262"/>
       <w:r>
         <w:lastRenderedPageBreak/>
         <w:t>PRUEBAS</w:t>
@@ -16991,9 +14400,10 @@
       <w:r>
         <w:t>UNITARIAS</w:t>
       </w:r>
-      <w:bookmarkEnd w:id="89"/>
-      <w:bookmarkEnd w:id="90"/>
-      <w:bookmarkEnd w:id="91"/>
+      <w:bookmarkEnd w:id="132"/>
+      <w:bookmarkEnd w:id="133"/>
+      <w:bookmarkEnd w:id="134"/>
+      <w:bookmarkEnd w:id="135"/>
       <w:r>
         <w:t xml:space="preserve"> </w:t>
       </w:r>
@@ -17018,9 +14428,10 @@
       <w:pPr>
         <w:pStyle w:val="Ttulo1"/>
       </w:pPr>
-      <w:bookmarkStart w:id="92" w:name="_Toc201199654"/>
-      <w:bookmarkStart w:id="93" w:name="_Toc201199743"/>
-      <w:bookmarkStart w:id="94" w:name="_Toc211607782"/>
+      <w:bookmarkStart w:id="136" w:name="_Toc201199654"/>
+      <w:bookmarkStart w:id="137" w:name="_Toc201199743"/>
+      <w:bookmarkStart w:id="138" w:name="_Toc211609213"/>
+      <w:bookmarkStart w:id="139" w:name="_Toc211609263"/>
       <w:r>
         <w:lastRenderedPageBreak/>
         <w:t xml:space="preserve">SPRINT </w:t>
@@ -17028,9 +14439,10 @@
       <w:r>
         <w:t>REVIEW</w:t>
       </w:r>
-      <w:bookmarkEnd w:id="92"/>
-      <w:bookmarkEnd w:id="93"/>
-      <w:bookmarkEnd w:id="94"/>
+      <w:bookmarkEnd w:id="136"/>
+      <w:bookmarkEnd w:id="137"/>
+      <w:bookmarkEnd w:id="138"/>
+      <w:bookmarkEnd w:id="139"/>
       <w:r>
         <w:t xml:space="preserve"> </w:t>
       </w:r>
@@ -17040,11 +14452,11 @@
       <w:pPr>
         <w:pStyle w:val="Ttulo2"/>
       </w:pPr>
-      <w:bookmarkStart w:id="95" w:name="_Toc211607783"/>
+      <w:bookmarkStart w:id="140" w:name="_Toc211609214"/>
       <w:r>
         <w:t>Backlog Review</w:t>
       </w:r>
-      <w:bookmarkEnd w:id="95"/>
+      <w:bookmarkEnd w:id="140"/>
     </w:p>
     <w:p>
       <w:pPr>
@@ -17092,10 +14504,11 @@
       <w:pPr>
         <w:pStyle w:val="Descripcin"/>
       </w:pPr>
-      <w:bookmarkStart w:id="96" w:name="_Toc200854101"/>
-      <w:bookmarkStart w:id="97" w:name="_Toc201172385"/>
-      <w:bookmarkStart w:id="98" w:name="_Toc201199655"/>
-      <w:bookmarkStart w:id="99" w:name="_Toc201199744"/>
+      <w:bookmarkStart w:id="141" w:name="_Toc200854101"/>
+      <w:bookmarkStart w:id="142" w:name="_Toc201172385"/>
+      <w:bookmarkStart w:id="143" w:name="_Toc201199655"/>
+      <w:bookmarkStart w:id="144" w:name="_Toc201199744"/>
+      <w:bookmarkStart w:id="145" w:name="_Toc211609264"/>
       <w:r>
         <w:t xml:space="preserve">Tabla </w:t>
       </w:r>
@@ -17119,12 +14532,18 @@
         </w:r>
       </w:fldSimple>
       <w:r>
-        <w:t xml:space="preserve"> Sprint Backlog Review</w:t>
-      </w:r>
-      <w:bookmarkEnd w:id="96"/>
-      <w:bookmarkEnd w:id="97"/>
-      <w:bookmarkEnd w:id="98"/>
-      <w:bookmarkEnd w:id="99"/>
+        <w:t xml:space="preserve"> Sprint Backlog </w:t>
+      </w:r>
+      <w:proofErr w:type="spellStart"/>
+      <w:r>
+        <w:t>Review</w:t>
+      </w:r>
+      <w:bookmarkEnd w:id="141"/>
+      <w:bookmarkEnd w:id="142"/>
+      <w:bookmarkEnd w:id="143"/>
+      <w:bookmarkEnd w:id="144"/>
+      <w:bookmarkEnd w:id="145"/>
+      <w:proofErr w:type="spellEnd"/>
     </w:p>
     <w:p>
       <w:pPr>
@@ -17141,7 +14560,7 @@
       <w:pPr>
         <w:pStyle w:val="Ttulo2"/>
       </w:pPr>
-      <w:bookmarkStart w:id="100" w:name="_Toc211607784"/>
+      <w:bookmarkStart w:id="146" w:name="_Toc211609215"/>
       <w:r>
         <w:t>Tabla</w:t>
       </w:r>
@@ -17151,7 +14570,7 @@
       <w:r>
         <w:t>esfuerzo</w:t>
       </w:r>
-      <w:bookmarkEnd w:id="100"/>
+      <w:bookmarkEnd w:id="146"/>
     </w:p>
     <w:p/>
     <w:p>
@@ -17191,10 +14610,11 @@
       <w:pPr>
         <w:pStyle w:val="Descripcin"/>
       </w:pPr>
-      <w:bookmarkStart w:id="101" w:name="_Toc200854102"/>
-      <w:bookmarkStart w:id="102" w:name="_Toc201172386"/>
-      <w:bookmarkStart w:id="103" w:name="_Toc201199656"/>
-      <w:bookmarkStart w:id="104" w:name="_Toc201199745"/>
+      <w:bookmarkStart w:id="147" w:name="_Toc200854102"/>
+      <w:bookmarkStart w:id="148" w:name="_Toc201172386"/>
+      <w:bookmarkStart w:id="149" w:name="_Toc201199656"/>
+      <w:bookmarkStart w:id="150" w:name="_Toc201199745"/>
+      <w:bookmarkStart w:id="151" w:name="_Toc211609265"/>
       <w:r>
         <w:t xml:space="preserve">Tabla </w:t>
       </w:r>
@@ -17220,10 +14640,11 @@
       <w:r>
         <w:t xml:space="preserve"> Tabla de esfuerzo</w:t>
       </w:r>
-      <w:bookmarkEnd w:id="101"/>
-      <w:bookmarkEnd w:id="102"/>
-      <w:bookmarkEnd w:id="103"/>
-      <w:bookmarkEnd w:id="104"/>
+      <w:bookmarkEnd w:id="147"/>
+      <w:bookmarkEnd w:id="148"/>
+      <w:bookmarkEnd w:id="149"/>
+      <w:bookmarkEnd w:id="150"/>
+      <w:bookmarkEnd w:id="151"/>
     </w:p>
     <w:p>
       <w:pPr>
@@ -17253,7 +14674,7 @@
       <w:pPr>
         <w:pStyle w:val="Ttulo2"/>
       </w:pPr>
-      <w:bookmarkStart w:id="105" w:name="_Toc211607785"/>
+      <w:bookmarkStart w:id="152" w:name="_Toc211609216"/>
       <w:r>
         <w:t>Gráfico</w:t>
       </w:r>
@@ -17266,7 +14687,7 @@
       <w:r>
         <w:t>seguimiento</w:t>
       </w:r>
-      <w:bookmarkEnd w:id="105"/>
+      <w:bookmarkEnd w:id="152"/>
     </w:p>
     <w:p/>
     <w:p>
@@ -17312,11 +14733,11 @@
       <w:r>
         <w:t xml:space="preserve"> </w:t>
       </w:r>
-      <w:bookmarkStart w:id="106" w:name="_Toc211607786"/>
+      <w:bookmarkStart w:id="153" w:name="_Toc211609217"/>
       <w:r>
         <w:t>Burn down chart</w:t>
       </w:r>
-      <w:bookmarkEnd w:id="106"/>
+      <w:bookmarkEnd w:id="153"/>
     </w:p>
     <w:p/>
     <w:p>
@@ -17350,10 +14771,11 @@
       <w:pPr>
         <w:pStyle w:val="Descripcin"/>
       </w:pPr>
-      <w:bookmarkStart w:id="107" w:name="_Toc200854241"/>
-      <w:bookmarkStart w:id="108" w:name="_Toc201172461"/>
-      <w:bookmarkStart w:id="109" w:name="_Toc201199657"/>
-      <w:bookmarkStart w:id="110" w:name="_Toc201199746"/>
+      <w:bookmarkStart w:id="154" w:name="_Toc200854241"/>
+      <w:bookmarkStart w:id="155" w:name="_Toc201172461"/>
+      <w:bookmarkStart w:id="156" w:name="_Toc201199657"/>
+      <w:bookmarkStart w:id="157" w:name="_Toc201199746"/>
+      <w:bookmarkStart w:id="158" w:name="_Toc211609266"/>
       <w:r>
         <w:t xml:space="preserve">Figura </w:t>
       </w:r>
@@ -17394,10 +14816,11 @@
       <w:r>
         <w:t>del esfuerzo del equipo</w:t>
       </w:r>
-      <w:bookmarkEnd w:id="107"/>
-      <w:bookmarkEnd w:id="108"/>
-      <w:bookmarkEnd w:id="109"/>
-      <w:bookmarkEnd w:id="110"/>
+      <w:bookmarkEnd w:id="154"/>
+      <w:bookmarkEnd w:id="155"/>
+      <w:bookmarkEnd w:id="156"/>
+      <w:bookmarkEnd w:id="157"/>
+      <w:bookmarkEnd w:id="158"/>
     </w:p>
     <w:p>
       <w:pPr>
@@ -17438,7 +14861,7 @@
       <w:pPr>
         <w:pStyle w:val="Ttulo3"/>
       </w:pPr>
-      <w:bookmarkStart w:id="111" w:name="_Toc211607787"/>
+      <w:bookmarkStart w:id="159" w:name="_Toc211609218"/>
       <w:r>
         <w:t xml:space="preserve">Burn </w:t>
       </w:r>
@@ -17448,7 +14871,7 @@
       <w:r>
         <w:t>p chart</w:t>
       </w:r>
-      <w:bookmarkEnd w:id="111"/>
+      <w:bookmarkEnd w:id="159"/>
     </w:p>
     <w:p/>
     <w:p>
@@ -17486,10 +14909,11 @@
         <w:pStyle w:val="Descripcin"/>
         <w:keepNext/>
       </w:pPr>
-      <w:bookmarkStart w:id="112" w:name="_Toc200854242"/>
-      <w:bookmarkStart w:id="113" w:name="_Toc201172462"/>
-      <w:bookmarkStart w:id="114" w:name="_Toc201199658"/>
-      <w:bookmarkStart w:id="115" w:name="_Toc201199747"/>
+      <w:bookmarkStart w:id="160" w:name="_Toc200854242"/>
+      <w:bookmarkStart w:id="161" w:name="_Toc201172462"/>
+      <w:bookmarkStart w:id="162" w:name="_Toc201199658"/>
+      <w:bookmarkStart w:id="163" w:name="_Toc201199747"/>
+      <w:bookmarkStart w:id="164" w:name="_Toc211609267"/>
       <w:r>
         <w:lastRenderedPageBreak/>
         <w:t xml:space="preserve">Figura </w:t>
@@ -17531,10 +14955,11 @@
       <w:r>
         <w:t>-Up del esfuerzo del equipo</w:t>
       </w:r>
-      <w:bookmarkEnd w:id="112"/>
-      <w:bookmarkEnd w:id="113"/>
-      <w:bookmarkEnd w:id="114"/>
-      <w:bookmarkEnd w:id="115"/>
+      <w:bookmarkEnd w:id="160"/>
+      <w:bookmarkEnd w:id="161"/>
+      <w:bookmarkEnd w:id="162"/>
+      <w:bookmarkEnd w:id="163"/>
+      <w:bookmarkEnd w:id="164"/>
     </w:p>
     <w:p>
       <w:pPr>
@@ -17590,11 +15015,11 @@
       <w:pPr>
         <w:pStyle w:val="Ttulo3"/>
       </w:pPr>
-      <w:bookmarkStart w:id="116" w:name="_Toc211607788"/>
+      <w:bookmarkStart w:id="165" w:name="_Toc211609219"/>
       <w:r>
         <w:t>Velocidad del equipó</w:t>
       </w:r>
-      <w:bookmarkEnd w:id="116"/>
+      <w:bookmarkEnd w:id="165"/>
     </w:p>
     <w:p/>
     <w:p>
@@ -17635,10 +15060,11 @@
         <w:pStyle w:val="Descripcin"/>
         <w:keepNext/>
       </w:pPr>
-      <w:bookmarkStart w:id="117" w:name="_Toc200854243"/>
-      <w:bookmarkStart w:id="118" w:name="_Toc201172463"/>
-      <w:bookmarkStart w:id="119" w:name="_Toc201199659"/>
-      <w:bookmarkStart w:id="120" w:name="_Toc201199748"/>
+      <w:bookmarkStart w:id="166" w:name="_Toc200854243"/>
+      <w:bookmarkStart w:id="167" w:name="_Toc201172463"/>
+      <w:bookmarkStart w:id="168" w:name="_Toc201199659"/>
+      <w:bookmarkStart w:id="169" w:name="_Toc201199748"/>
+      <w:bookmarkStart w:id="170" w:name="_Toc211609268"/>
       <w:r>
         <w:t xml:space="preserve">Figura </w:t>
       </w:r>
@@ -17664,10 +15090,11 @@
       <w:r>
         <w:t xml:space="preserve"> Velocidad del equipo</w:t>
       </w:r>
-      <w:bookmarkEnd w:id="117"/>
-      <w:bookmarkEnd w:id="118"/>
-      <w:bookmarkEnd w:id="119"/>
-      <w:bookmarkEnd w:id="120"/>
+      <w:bookmarkEnd w:id="166"/>
+      <w:bookmarkEnd w:id="167"/>
+      <w:bookmarkEnd w:id="168"/>
+      <w:bookmarkEnd w:id="169"/>
+      <w:bookmarkEnd w:id="170"/>
     </w:p>
     <w:p/>
     <w:p>
@@ -17700,12 +15127,12 @@
       <w:r>
         <w:br w:type="page"/>
       </w:r>
-      <w:bookmarkStart w:id="121" w:name="_Toc211607789"/>
+      <w:bookmarkStart w:id="171" w:name="_Toc211609220"/>
       <w:r>
         <w:lastRenderedPageBreak/>
         <w:t>Retrospectiva</w:t>
       </w:r>
-      <w:bookmarkEnd w:id="121"/>
+      <w:bookmarkEnd w:id="171"/>
     </w:p>
     <w:p/>
     <w:p>
@@ -17728,11 +15155,11 @@
       <w:pPr>
         <w:pStyle w:val="Ttulo3"/>
       </w:pPr>
-      <w:bookmarkStart w:id="122" w:name="_Toc211607790"/>
+      <w:bookmarkStart w:id="172" w:name="_Toc211609221"/>
       <w:r>
         <w:t>Plan de mejora</w:t>
       </w:r>
-      <w:bookmarkEnd w:id="122"/>
+      <w:bookmarkEnd w:id="172"/>
     </w:p>
     <w:p/>
     <w:p>
@@ -17751,10 +15178,11 @@
         <w:pStyle w:val="Descripcin"/>
         <w:keepNext/>
       </w:pPr>
-      <w:bookmarkStart w:id="123" w:name="_Toc200854106"/>
-      <w:bookmarkStart w:id="124" w:name="_Toc201172390"/>
-      <w:bookmarkStart w:id="125" w:name="_Toc201199660"/>
-      <w:bookmarkStart w:id="126" w:name="_Toc201199749"/>
+      <w:bookmarkStart w:id="173" w:name="_Toc200854106"/>
+      <w:bookmarkStart w:id="174" w:name="_Toc201172390"/>
+      <w:bookmarkStart w:id="175" w:name="_Toc201199660"/>
+      <w:bookmarkStart w:id="176" w:name="_Toc201199749"/>
+      <w:bookmarkStart w:id="177" w:name="_Toc211609269"/>
       <w:r>
         <w:t xml:space="preserve">Tabla </w:t>
       </w:r>
@@ -17780,10 +15208,11 @@
       <w:r>
         <w:t xml:space="preserve"> “Plan de mejora”</w:t>
       </w:r>
-      <w:bookmarkEnd w:id="123"/>
-      <w:bookmarkEnd w:id="124"/>
-      <w:bookmarkEnd w:id="125"/>
-      <w:bookmarkEnd w:id="126"/>
+      <w:bookmarkEnd w:id="173"/>
+      <w:bookmarkEnd w:id="174"/>
+      <w:bookmarkEnd w:id="175"/>
+      <w:bookmarkEnd w:id="176"/>
+      <w:bookmarkEnd w:id="177"/>
     </w:p>
     <w:p>
       <w:pPr>
@@ -17809,7 +15238,7 @@
                     <pic:cNvPicPr/>
                   </pic:nvPicPr>
                   <pic:blipFill>
-                    <a:blip r:embed="rId21"/>
+                    <a:blip r:embed="rId25"/>
                     <a:stretch>
                       <a:fillRect/>
                     </a:stretch>
@@ -17847,16 +15276,18 @@
       <w:pPr>
         <w:pStyle w:val="Ttulo1"/>
       </w:pPr>
-      <w:bookmarkStart w:id="127" w:name="_Toc201199661"/>
-      <w:bookmarkStart w:id="128" w:name="_Toc201199750"/>
-      <w:bookmarkStart w:id="129" w:name="_Toc211607791"/>
+      <w:bookmarkStart w:id="178" w:name="_Toc201199661"/>
+      <w:bookmarkStart w:id="179" w:name="_Toc201199750"/>
+      <w:bookmarkStart w:id="180" w:name="_Toc211609222"/>
+      <w:bookmarkStart w:id="181" w:name="_Toc211609270"/>
       <w:r>
         <w:lastRenderedPageBreak/>
         <w:t>ANEXO</w:t>
       </w:r>
-      <w:bookmarkEnd w:id="127"/>
-      <w:bookmarkEnd w:id="128"/>
-      <w:bookmarkEnd w:id="129"/>
+      <w:bookmarkEnd w:id="178"/>
+      <w:bookmarkEnd w:id="179"/>
+      <w:bookmarkEnd w:id="180"/>
+      <w:bookmarkEnd w:id="181"/>
     </w:p>
     <w:p/>
     <w:p/>
@@ -17864,14 +15295,14 @@
       <w:pPr>
         <w:pStyle w:val="Ttulo2"/>
       </w:pPr>
-      <w:bookmarkStart w:id="130" w:name="_Toc211607792"/>
+      <w:bookmarkStart w:id="182" w:name="_Toc211609223"/>
       <w:r>
         <w:t>Propuesta de solución</w:t>
       </w:r>
       <w:r>
         <w:t xml:space="preserve"> detallada</w:t>
       </w:r>
-      <w:bookmarkEnd w:id="130"/>
+      <w:bookmarkEnd w:id="182"/>
     </w:p>
     <w:p/>
     <w:p>
@@ -17946,11 +15377,11 @@
       <w:pPr>
         <w:pStyle w:val="Ttulo3"/>
       </w:pPr>
-      <w:bookmarkStart w:id="131" w:name="_Toc211607793"/>
+      <w:bookmarkStart w:id="183" w:name="_Toc211609224"/>
       <w:r>
         <w:t>Pila Tecnológica</w:t>
       </w:r>
-      <w:bookmarkEnd w:id="131"/>
+      <w:bookmarkEnd w:id="183"/>
       <w:r>
         <w:t xml:space="preserve"> </w:t>
       </w:r>
@@ -17979,7 +15410,7 @@
       <w:pPr>
         <w:pStyle w:val="Ttulo2"/>
       </w:pPr>
-      <w:bookmarkStart w:id="132" w:name="_Toc211607794"/>
+      <w:bookmarkStart w:id="184" w:name="_Toc211609225"/>
       <w:r>
         <w:lastRenderedPageBreak/>
         <w:t>Pdf diagrama de clases</w:t>
@@ -17990,7 +15421,7 @@
       <w:r>
         <w:t>:</w:t>
       </w:r>
-      <w:bookmarkEnd w:id="132"/>
+      <w:bookmarkEnd w:id="184"/>
     </w:p>
     <w:p/>
     <w:p>
@@ -18015,18 +15446,18 @@
             <v:path o:extrusionok="f" gradientshapeok="t" o:connecttype="rect"/>
             <o:lock v:ext="edit" aspectratio="t"/>
           </v:shapetype>
-          <v:shape id="_x0000_i1025" type="#_x0000_t75" style="width:79.15pt;height:50.6pt" o:ole="">
-            <v:imagedata r:id="rId22" o:title=""/>
+          <v:shape id="_x0000_i1025" type="#_x0000_t75" style="width:79.3pt;height:50.65pt" o:ole="">
+            <v:imagedata r:id="rId26" o:title=""/>
           </v:shape>
-          <o:OLEObject Type="Embed" ProgID="Package" ShapeID="_x0000_i1025" DrawAspect="Icon" ObjectID="_1822221079" r:id="rId23"/>
+          <o:OLEObject Type="Embed" ProgID="Package" ShapeID="_x0000_i1025" DrawAspect="Icon" ObjectID="_1822222046" r:id="rId27"/>
         </w:object>
       </w:r>
       <w:r>
         <w:object w:dxaOrig="1530" w:dyaOrig="995" w14:anchorId="7318620E">
-          <v:shape id="_x0000_i1026" type="#_x0000_t75" style="width:79.15pt;height:50.6pt" o:ole="">
-            <v:imagedata r:id="rId24" o:title=""/>
+          <v:shape id="_x0000_i1026" type="#_x0000_t75" style="width:79.3pt;height:50.65pt" o:ole="">
+            <v:imagedata r:id="rId28" o:title=""/>
           </v:shape>
-          <o:OLEObject Type="Embed" ProgID="Package" ShapeID="_x0000_i1026" DrawAspect="Icon" ObjectID="_1822221080" r:id="rId25"/>
+          <o:OLEObject Type="Embed" ProgID="Package" ShapeID="_x0000_i1026" DrawAspect="Icon" ObjectID="_1822222047" r:id="rId29"/>
         </w:object>
       </w:r>
     </w:p>
@@ -18041,65 +15472,22 @@
       <w:pPr>
         <w:pStyle w:val="Ttulo2"/>
       </w:pPr>
-      <w:bookmarkStart w:id="133" w:name="_Toc211607795"/>
+      <w:bookmarkStart w:id="185" w:name="_Toc211609226"/>
       <w:r>
         <w:t xml:space="preserve">Pdf vista </w:t>
       </w:r>
       <w:r>
         <w:t>de proceso</w:t>
       </w:r>
-      <w:bookmarkEnd w:id="133"/>
+      <w:bookmarkEnd w:id="185"/>
     </w:p>
     <w:p>
       <w:r>
         <w:object w:dxaOrig="1530" w:dyaOrig="995" w14:anchorId="0F22C1AE">
-          <v:shape id="_x0000_i1027" type="#_x0000_t75" style="width:79.15pt;height:50.6pt" o:ole="">
-            <v:imagedata r:id="rId26" o:title=""/>
-          </v:shape>
-          <o:OLEObject Type="Embed" ProgID="Package" ShapeID="_x0000_i1027" DrawAspect="Icon" ObjectID="_1822221081" r:id="rId27"/>
-        </w:object>
-      </w:r>
-    </w:p>
-    <w:p>
-      <w:pPr>
-        <w:pStyle w:val="Ttulo2"/>
-      </w:pPr>
-      <w:bookmarkStart w:id="134" w:name="_Toc211607796"/>
-      <w:r>
-        <w:t>Pdf vista componentes</w:t>
-      </w:r>
-      <w:bookmarkEnd w:id="134"/>
-    </w:p>
-    <w:p>
-      <w:r>
-        <w:object w:dxaOrig="1530" w:dyaOrig="995" w14:anchorId="3BF7DF28">
-          <v:shape id="_x0000_i1028" type="#_x0000_t75" style="width:79.15pt;height:50.6pt" o:ole="">
-            <v:imagedata r:id="rId28" o:title=""/>
-          </v:shape>
-          <o:OLEObject Type="Embed" ProgID="Package" ShapeID="_x0000_i1028" DrawAspect="Icon" ObjectID="_1822221082" r:id="rId29"/>
-        </w:object>
-      </w:r>
-    </w:p>
-    <w:p>
-      <w:pPr>
-        <w:pStyle w:val="Ttulo2"/>
-      </w:pPr>
-      <w:bookmarkStart w:id="135" w:name="_Toc211607797"/>
-      <w:r>
-        <w:t xml:space="preserve">Pdf vista </w:t>
-      </w:r>
-      <w:r>
-        <w:t>despliegue</w:t>
-      </w:r>
-      <w:bookmarkEnd w:id="135"/>
-    </w:p>
-    <w:p>
-      <w:r>
-        <w:object w:dxaOrig="1530" w:dyaOrig="995" w14:anchorId="4B2FF5B7">
-          <v:shape id="_x0000_i1029" type="#_x0000_t75" style="width:79.15pt;height:50.6pt" o:ole="">
+          <v:shape id="_x0000_i1027" type="#_x0000_t75" style="width:79.3pt;height:50.65pt" o:ole="">
             <v:imagedata r:id="rId30" o:title=""/>
           </v:shape>
-          <o:OLEObject Type="Embed" ProgID="Package" ShapeID="_x0000_i1029" DrawAspect="Icon" ObjectID="_1822221083" r:id="rId31"/>
+          <o:OLEObject Type="Embed" ProgID="Package" ShapeID="_x0000_i1027" DrawAspect="Icon" ObjectID="_1822222048" r:id="rId31"/>
         </w:object>
       </w:r>
     </w:p>
@@ -18107,14 +15495,57 @@
       <w:pPr>
         <w:pStyle w:val="Ttulo2"/>
       </w:pPr>
-      <w:bookmarkStart w:id="136" w:name="_Toc211607798"/>
+      <w:bookmarkStart w:id="186" w:name="_Toc211609227"/>
+      <w:r>
+        <w:t>Pdf vista componentes</w:t>
+      </w:r>
+      <w:bookmarkEnd w:id="186"/>
+    </w:p>
+    <w:p>
+      <w:r>
+        <w:object w:dxaOrig="1530" w:dyaOrig="995" w14:anchorId="3BF7DF28">
+          <v:shape id="_x0000_i1028" type="#_x0000_t75" style="width:79.3pt;height:50.65pt" o:ole="">
+            <v:imagedata r:id="rId32" o:title=""/>
+          </v:shape>
+          <o:OLEObject Type="Embed" ProgID="Package" ShapeID="_x0000_i1028" DrawAspect="Icon" ObjectID="_1822222049" r:id="rId33"/>
+        </w:object>
+      </w:r>
+    </w:p>
+    <w:p>
+      <w:pPr>
+        <w:pStyle w:val="Ttulo2"/>
+      </w:pPr>
+      <w:bookmarkStart w:id="187" w:name="_Toc211609228"/>
+      <w:r>
+        <w:t xml:space="preserve">Pdf vista </w:t>
+      </w:r>
+      <w:r>
+        <w:t>despliegue</w:t>
+      </w:r>
+      <w:bookmarkEnd w:id="187"/>
+    </w:p>
+    <w:p>
+      <w:r>
+        <w:object w:dxaOrig="1530" w:dyaOrig="995" w14:anchorId="4B2FF5B7">
+          <v:shape id="_x0000_i1029" type="#_x0000_t75" style="width:79.3pt;height:50.65pt" o:ole="">
+            <v:imagedata r:id="rId34" o:title=""/>
+          </v:shape>
+          <o:OLEObject Type="Embed" ProgID="Package" ShapeID="_x0000_i1029" DrawAspect="Icon" ObjectID="_1822222050" r:id="rId35"/>
+        </w:object>
+      </w:r>
+    </w:p>
+    <w:p>
+      <w:pPr>
+        <w:pStyle w:val="Ttulo2"/>
+      </w:pPr>
+      <w:bookmarkStart w:id="188" w:name="_Toc211609229"/>
       <w:r>
         <w:t>Diagrama de clases</w:t>
       </w:r>
       <w:r>
         <w:t xml:space="preserve"> y modelado de datos</w:t>
       </w:r>
-      <w:bookmarkEnd w:id="136"/>
+      <w:bookmarkEnd w:id="188"/>
     </w:p>
     <w:p/>
     <w:p>
@@ -19124,7 +16555,7 @@
       <w:pPr>
         <w:pStyle w:val="Ttulo2"/>
       </w:pPr>
-      <w:bookmarkStart w:id="137" w:name="_Toc211607799"/>
+      <w:bookmarkStart w:id="189" w:name="_Toc211609230"/>
       <w:r>
         <w:t>Árbol de navegación</w:t>
       </w:r>
@@ -19137,7 +16568,7 @@
       <w:r>
         <w:t>ista del menú desplegable</w:t>
       </w:r>
-      <w:bookmarkEnd w:id="137"/>
+      <w:bookmarkEnd w:id="189"/>
     </w:p>
     <w:p/>
     <w:p>
@@ -19154,14 +16585,14 @@
       <w:pPr>
         <w:pStyle w:val="Ttulo2"/>
       </w:pPr>
-      <w:bookmarkStart w:id="138" w:name="_Toc211607800"/>
+      <w:bookmarkStart w:id="190" w:name="_Toc211609231"/>
       <w:r>
         <w:t xml:space="preserve">Pdf </w:t>
       </w:r>
       <w:r>
         <w:t>Tabla de esfuerzo</w:t>
       </w:r>
-      <w:bookmarkEnd w:id="138"/>
+      <w:bookmarkEnd w:id="190"/>
     </w:p>
     <w:p/>
     <w:p>
@@ -19172,10 +16603,10 @@
       </w:pPr>
       <w:r>
         <w:object w:dxaOrig="1530" w:dyaOrig="995" w14:anchorId="0E4E0928">
-          <v:shape id="_x0000_i1030" type="#_x0000_t75" style="width:79.15pt;height:50.6pt" o:ole="">
-            <v:imagedata r:id="rId32" o:title=""/>
+          <v:shape id="_x0000_i1030" type="#_x0000_t75" style="width:79.3pt;height:50.65pt" o:ole="">
+            <v:imagedata r:id="rId36" o:title=""/>
           </v:shape>
-          <o:OLEObject Type="Embed" ProgID="Package" ShapeID="_x0000_i1030" DrawAspect="Icon" ObjectID="_1822221084" r:id="rId33"/>
+          <o:OLEObject Type="Embed" ProgID="Package" ShapeID="_x0000_i1030" DrawAspect="Icon" ObjectID="_1822222051" r:id="rId37"/>
         </w:object>
       </w:r>
     </w:p>
@@ -19183,11 +16614,11 @@
       <w:pPr>
         <w:pStyle w:val="Ttulo2"/>
       </w:pPr>
-      <w:bookmarkStart w:id="139" w:name="_Toc211607801"/>
+      <w:bookmarkStart w:id="191" w:name="_Toc211609232"/>
       <w:r>
         <w:t>Diagrama de despliegue</w:t>
       </w:r>
-      <w:bookmarkEnd w:id="139"/>
+      <w:bookmarkEnd w:id="191"/>
     </w:p>
     <w:p>
       <w:r>
@@ -19225,16 +16656,18 @@
       <w:pPr>
         <w:pStyle w:val="Ttulo1"/>
       </w:pPr>
-      <w:bookmarkStart w:id="140" w:name="_Toc201199662"/>
-      <w:bookmarkStart w:id="141" w:name="_Toc201199751"/>
-      <w:bookmarkStart w:id="142" w:name="_Toc211607802"/>
+      <w:bookmarkStart w:id="192" w:name="_Toc201199662"/>
+      <w:bookmarkStart w:id="193" w:name="_Toc201199751"/>
+      <w:bookmarkStart w:id="194" w:name="_Toc211609233"/>
+      <w:bookmarkStart w:id="195" w:name="_Toc211609271"/>
       <w:r>
         <w:lastRenderedPageBreak/>
         <w:t>REFERENCIAS</w:t>
       </w:r>
-      <w:bookmarkEnd w:id="140"/>
-      <w:bookmarkEnd w:id="141"/>
-      <w:bookmarkEnd w:id="142"/>
+      <w:bookmarkEnd w:id="192"/>
+      <w:bookmarkEnd w:id="193"/>
+      <w:bookmarkEnd w:id="194"/>
+      <w:bookmarkEnd w:id="195"/>
     </w:p>
     <w:sdt>
       <w:sdtPr>
@@ -19375,8 +16808,8 @@
       </w:pPr>
     </w:p>
     <w:sectPr>
-      <w:headerReference w:type="default" r:id="rId34"/>
-      <w:footerReference w:type="default" r:id="rId35"/>
+      <w:headerReference w:type="default" r:id="rId38"/>
+      <w:footerReference w:type="default" r:id="rId39"/>
       <w:pgSz w:w="12240" w:h="15840" w:code="1"/>
       <w:pgMar w:top="1418" w:right="1418" w:bottom="1418" w:left="1418" w:header="709" w:footer="851" w:gutter="0"/>
       <w:pgNumType w:start="1"/>
@@ -26872,6 +24305,12 @@
 </file>
 
 <file path=customXml/item1.xml><?xml version="1.0" encoding="utf-8"?>
+<go:gDocsCustomXmlDataStorage xmlns:go="http://customooxmlschemas.google.com/" xmlns:r="http://schemas.openxmlformats.org/officeDocument/2006/relationships" uri="GoogleDocsCustomDataVersion2">
+  <go:docsCustomData xmlns:go="http://customooxmlschemas.google.com/" roundtripDataSignature="AMtx7mgzDLvJQrn/s3t721qKHDOuEhpMiQ==">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</go:docsCustomData>
+</go:gDocsCustomXmlDataStorage>
+</file>
+
+<file path=customXml/item2.xml><?xml version="1.0" encoding="utf-8"?>
 <b:Sources xmlns:b="http://schemas.openxmlformats.org/officeDocument/2006/bibliography" xmlns="http://schemas.openxmlformats.org/officeDocument/2006/bibliography" SelectedStyle="\APASixthEditionOfficeOnline.xsl" StyleName="APA" Version="6">
   <b:Source>
     <b:Tag>Eug25</b:Tag>
@@ -26960,25 +24399,19 @@
 </b:Sources>
 </file>
 
-<file path=customXml/item2.xml><?xml version="1.0" encoding="utf-8"?>
-<go:gDocsCustomXmlDataStorage xmlns:go="http://customooxmlschemas.google.com/" xmlns:r="http://schemas.openxmlformats.org/officeDocument/2006/relationships" uri="GoogleDocsCustomDataVersion2">
-  <go:docsCustomData xmlns:go="http://customooxmlschemas.google.com/" roundtripDataSignature="AMtx7mgzDLvJQrn/s3t721qKHDOuEhpMiQ==">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</go:docsCustomData>
-</go:gDocsCustomXmlDataStorage>
-</file>
-
 <file path=customXml/itemProps1.xml><?xml version="1.0" encoding="utf-8"?>
-<ds:datastoreItem xmlns:ds="http://schemas.openxmlformats.org/officeDocument/2006/customXml" ds:itemID="{D7966003-8400-4354-952A-39E3FBC3C487}">
-  <ds:schemaRefs>
-    <ds:schemaRef ds:uri="http://schemas.openxmlformats.org/officeDocument/2006/bibliography"/>
-  </ds:schemaRefs>
-</ds:datastoreItem>
-</file>
-
-<file path=customXml/itemProps2.xml><?xml version="1.0" encoding="utf-8"?>
 <ds:datastoreItem xmlns:ds="http://schemas.openxmlformats.org/officeDocument/2006/customXml" ds:itemID="{11111111-1234-1234-1234-123412341234}">
   <ds:schemaRefs>
     <ds:schemaRef ds:uri="http://customooxmlschemas.google.com/"/>
     <ds:schemaRef ds:uri="http://schemas.openxmlformats.org/officeDocument/2006/relationships"/>
   </ds:schemaRefs>
 </ds:datastoreItem>
+</file>
+
+<file path=customXml/itemProps2.xml><?xml version="1.0" encoding="utf-8"?>
+<ds:datastoreItem xmlns:ds="http://schemas.openxmlformats.org/officeDocument/2006/customXml" ds:itemID="{D7966003-8400-4354-952A-39E3FBC3C487}">
+  <ds:schemaRefs>
+    <ds:schemaRef ds:uri="http://schemas.openxmlformats.org/officeDocument/2006/bibliography"/>
+  </ds:schemaRefs>
+</ds:datastoreItem>
 </file>
--- a/INCREMENTO3/Documentos/Tercer incremento Scrum++.docx
+++ b/INCREMENTO3/Documentos/Tercer incremento Scrum++.docx
@@ -214,8 +214,13 @@
         <w:ind w:firstLine="0"/>
         <w:jc w:val="center"/>
       </w:pPr>
-      <w:r>
-        <w:t>Addán Ignacio Sáez Rodríguez</w:t>
+      <w:proofErr w:type="spellStart"/>
+      <w:r>
+        <w:t>Addán</w:t>
+      </w:r>
+      <w:proofErr w:type="spellEnd"/>
+      <w:r>
+        <w:t xml:space="preserve"> Ignacio Sáez Rodríguez</w:t>
       </w:r>
     </w:p>
     <w:p>
@@ -235,8 +240,13 @@
         <w:jc w:val="center"/>
       </w:pPr>
       <w:r>
-        <w:t>Catalina Vidal Gallardo</w:t>
-      </w:r>
+        <w:t xml:space="preserve">Catalina Vidal </w:t>
+      </w:r>
+      <w:proofErr w:type="spellStart"/>
+      <w:r>
+        <w:t>Gallardo</w:t>
+      </w:r>
+      <w:proofErr w:type="spellEnd"/>
     </w:p>
     <w:p>
       <w:pPr>
@@ -281,7 +291,15 @@
         <w:jc w:val="center"/>
       </w:pPr>
       <w:r>
-        <w:t>Paulo Luis Francisco Quinsacara Jofré</w:t>
+        <w:t xml:space="preserve">Paulo Luis Francisco </w:t>
+      </w:r>
+      <w:proofErr w:type="spellStart"/>
+      <w:r>
+        <w:t>Quinsacara</w:t>
+      </w:r>
+      <w:proofErr w:type="spellEnd"/>
+      <w:r>
+        <w:t xml:space="preserve"> Jofré</w:t>
       </w:r>
     </w:p>
     <w:p>
@@ -411,7 +429,7 @@
         </w:rPr>
         <w:fldChar w:fldCharType="separate"/>
       </w:r>
-      <w:hyperlink w:anchor="_Toc211609183" w:history="1">
+      <w:hyperlink w:anchor="_Toc211882581" w:history="1">
         <w:r>
           <w:rPr>
             <w:rStyle w:val="Hipervnculo"/>
@@ -438,7 +456,7 @@
             <w:noProof/>
             <w:webHidden/>
           </w:rPr>
-          <w:instrText xml:space="preserve"> PAGEREF _Toc211609183 \h </w:instrText>
+          <w:instrText xml:space="preserve"> PAGEREF _Toc211882581 \h </w:instrText>
         </w:r>
         <w:r>
           <w:rPr>
@@ -482,7 +500,7 @@
           <w14:ligatures w14:val="standardContextual"/>
         </w:rPr>
       </w:pPr>
-      <w:hyperlink w:anchor="_Toc211609184" w:history="1">
+      <w:hyperlink w:anchor="_Toc211882582" w:history="1">
         <w:r>
           <w:rPr>
             <w:rStyle w:val="Hipervnculo"/>
@@ -509,7 +527,7 @@
             <w:noProof/>
             <w:webHidden/>
           </w:rPr>
-          <w:instrText xml:space="preserve"> PAGEREF _Toc211609184 \h </w:instrText>
+          <w:instrText xml:space="preserve"> PAGEREF _Toc211882582 \h </w:instrText>
         </w:r>
         <w:r>
           <w:rPr>
@@ -551,7 +569,7 @@
           <w14:ligatures w14:val="standardContextual"/>
         </w:rPr>
       </w:pPr>
-      <w:hyperlink w:anchor="_Toc211609185" w:history="1">
+      <w:hyperlink w:anchor="_Toc211882583" w:history="1">
         <w:r>
           <w:rPr>
             <w:rStyle w:val="Hipervnculo"/>
@@ -595,7 +613,7 @@
             <w:noProof/>
             <w:webHidden/>
           </w:rPr>
-          <w:instrText xml:space="preserve"> PAGEREF _Toc211609185 \h </w:instrText>
+          <w:instrText xml:space="preserve"> PAGEREF _Toc211882583 \h </w:instrText>
         </w:r>
         <w:r>
           <w:rPr>
@@ -637,7 +655,7 @@
           <w14:ligatures w14:val="standardContextual"/>
         </w:rPr>
       </w:pPr>
-      <w:hyperlink w:anchor="_Toc211609186" w:history="1">
+      <w:hyperlink w:anchor="_Toc211882584" w:history="1">
         <w:r>
           <w:rPr>
             <w:rStyle w:val="Hipervnculo"/>
@@ -681,7 +699,7 @@
             <w:noProof/>
             <w:webHidden/>
           </w:rPr>
-          <w:instrText xml:space="preserve"> PAGEREF _Toc211609186 \h </w:instrText>
+          <w:instrText xml:space="preserve"> PAGEREF _Toc211882584 \h </w:instrText>
         </w:r>
         <w:r>
           <w:rPr>
@@ -723,7 +741,7 @@
           <w14:ligatures w14:val="standardContextual"/>
         </w:rPr>
       </w:pPr>
-      <w:hyperlink w:anchor="_Toc211609187" w:history="1">
+      <w:hyperlink w:anchor="_Toc211882585" w:history="1">
         <w:r>
           <w:rPr>
             <w:rStyle w:val="Hipervnculo"/>
@@ -767,7 +785,7 @@
             <w:noProof/>
             <w:webHidden/>
           </w:rPr>
-          <w:instrText xml:space="preserve"> PAGEREF _Toc211609187 \h </w:instrText>
+          <w:instrText xml:space="preserve"> PAGEREF _Toc211882585 \h </w:instrText>
         </w:r>
         <w:r>
           <w:rPr>
@@ -809,7 +827,7 @@
           <w14:ligatures w14:val="standardContextual"/>
         </w:rPr>
       </w:pPr>
-      <w:hyperlink w:anchor="_Toc211609188" w:history="1">
+      <w:hyperlink w:anchor="_Toc211882586" w:history="1">
         <w:r>
           <w:rPr>
             <w:rStyle w:val="Hipervnculo"/>
@@ -853,7 +871,7 @@
             <w:noProof/>
             <w:webHidden/>
           </w:rPr>
-          <w:instrText xml:space="preserve"> PAGEREF _Toc211609188 \h </w:instrText>
+          <w:instrText xml:space="preserve"> PAGEREF _Toc211882586 \h </w:instrText>
         </w:r>
         <w:r>
           <w:rPr>
@@ -895,7 +913,7 @@
           <w14:ligatures w14:val="standardContextual"/>
         </w:rPr>
       </w:pPr>
-      <w:hyperlink w:anchor="_Toc211609189" w:history="1">
+      <w:hyperlink w:anchor="_Toc211882587" w:history="1">
         <w:r>
           <w:rPr>
             <w:rStyle w:val="Hipervnculo"/>
@@ -939,7 +957,7 @@
             <w:noProof/>
             <w:webHidden/>
           </w:rPr>
-          <w:instrText xml:space="preserve"> PAGEREF _Toc211609189 \h </w:instrText>
+          <w:instrText xml:space="preserve"> PAGEREF _Toc211882587 \h </w:instrText>
         </w:r>
         <w:r>
           <w:rPr>
@@ -983,7 +1001,7 @@
           <w14:ligatures w14:val="standardContextual"/>
         </w:rPr>
       </w:pPr>
-      <w:hyperlink w:anchor="_Toc211609190" w:history="1">
+      <w:hyperlink w:anchor="_Toc211882588" w:history="1">
         <w:r>
           <w:rPr>
             <w:rStyle w:val="Hipervnculo"/>
@@ -1010,7 +1028,7 @@
             <w:noProof/>
             <w:webHidden/>
           </w:rPr>
-          <w:instrText xml:space="preserve"> PAGEREF _Toc211609190 \h </w:instrText>
+          <w:instrText xml:space="preserve"> PAGEREF _Toc211882588 \h </w:instrText>
         </w:r>
         <w:r>
           <w:rPr>
@@ -1054,7 +1072,7 @@
           <w14:ligatures w14:val="standardContextual"/>
         </w:rPr>
       </w:pPr>
-      <w:hyperlink w:anchor="_Toc211609191" w:history="1">
+      <w:hyperlink w:anchor="_Toc211882589" w:history="1">
         <w:r>
           <w:rPr>
             <w:rStyle w:val="Hipervnculo"/>
@@ -1081,7 +1099,7 @@
             <w:noProof/>
             <w:webHidden/>
           </w:rPr>
-          <w:instrText xml:space="preserve"> PAGEREF _Toc211609191 \h </w:instrText>
+          <w:instrText xml:space="preserve"> PAGEREF _Toc211882589 \h </w:instrText>
         </w:r>
         <w:r>
           <w:rPr>
@@ -1123,7 +1141,7 @@
           <w14:ligatures w14:val="standardContextual"/>
         </w:rPr>
       </w:pPr>
-      <w:hyperlink w:anchor="_Toc211609192" w:history="1">
+      <w:hyperlink w:anchor="_Toc211882590" w:history="1">
         <w:r>
           <w:rPr>
             <w:rStyle w:val="Hipervnculo"/>
@@ -1167,7 +1185,7 @@
             <w:noProof/>
             <w:webHidden/>
           </w:rPr>
-          <w:instrText xml:space="preserve"> PAGEREF _Toc211609192 \h </w:instrText>
+          <w:instrText xml:space="preserve"> PAGEREF _Toc211882590 \h </w:instrText>
         </w:r>
         <w:r>
           <w:rPr>
@@ -1209,7 +1227,7 @@
           <w14:ligatures w14:val="standardContextual"/>
         </w:rPr>
       </w:pPr>
-      <w:hyperlink w:anchor="_Toc211609193" w:history="1">
+      <w:hyperlink w:anchor="_Toc211882591" w:history="1">
         <w:r>
           <w:rPr>
             <w:rStyle w:val="Hipervnculo"/>
@@ -1253,7 +1271,7 @@
             <w:noProof/>
             <w:webHidden/>
           </w:rPr>
-          <w:instrText xml:space="preserve"> PAGEREF _Toc211609193 \h </w:instrText>
+          <w:instrText xml:space="preserve"> PAGEREF _Toc211882591 \h </w:instrText>
         </w:r>
         <w:r>
           <w:rPr>
@@ -1297,7 +1315,7 @@
           <w14:ligatures w14:val="standardContextual"/>
         </w:rPr>
       </w:pPr>
-      <w:hyperlink w:anchor="_Toc211609194" w:history="1">
+      <w:hyperlink w:anchor="_Toc211882592" w:history="1">
         <w:r>
           <w:rPr>
             <w:rStyle w:val="Hipervnculo"/>
@@ -1324,7 +1342,7 @@
             <w:noProof/>
             <w:webHidden/>
           </w:rPr>
-          <w:instrText xml:space="preserve"> PAGEREF _Toc211609194 \h </w:instrText>
+          <w:instrText xml:space="preserve"> PAGEREF _Toc211882592 \h </w:instrText>
         </w:r>
         <w:r>
           <w:rPr>
@@ -1366,7 +1384,7 @@
           <w14:ligatures w14:val="standardContextual"/>
         </w:rPr>
       </w:pPr>
-      <w:hyperlink w:anchor="_Toc211609195" w:history="1">
+      <w:hyperlink w:anchor="_Toc211882593" w:history="1">
         <w:r>
           <w:rPr>
             <w:rStyle w:val="Hipervnculo"/>
@@ -1410,7 +1428,7 @@
             <w:noProof/>
             <w:webHidden/>
           </w:rPr>
-          <w:instrText xml:space="preserve"> PAGEREF _Toc211609195 \h </w:instrText>
+          <w:instrText xml:space="preserve"> PAGEREF _Toc211882593 \h </w:instrText>
         </w:r>
         <w:r>
           <w:rPr>
@@ -1455,7 +1473,7 @@
           <w14:ligatures w14:val="standardContextual"/>
         </w:rPr>
       </w:pPr>
-      <w:hyperlink w:anchor="_Toc211609196" w:history="1">
+      <w:hyperlink w:anchor="_Toc211882594" w:history="1">
         <w:r>
           <w:rPr>
             <w:rStyle w:val="Hipervnculo"/>
@@ -1502,7 +1520,7 @@
             <w:noProof/>
             <w:webHidden/>
           </w:rPr>
-          <w:instrText xml:space="preserve"> PAGEREF _Toc211609196 \h </w:instrText>
+          <w:instrText xml:space="preserve"> PAGEREF _Toc211882594 \h </w:instrText>
         </w:r>
         <w:r>
           <w:rPr>
@@ -1547,7 +1565,7 @@
           <w14:ligatures w14:val="standardContextual"/>
         </w:rPr>
       </w:pPr>
-      <w:hyperlink w:anchor="_Toc211609197" w:history="1">
+      <w:hyperlink w:anchor="_Toc211882595" w:history="1">
         <w:r>
           <w:rPr>
             <w:rStyle w:val="Hipervnculo"/>
@@ -1594,7 +1612,7 @@
             <w:noProof/>
             <w:webHidden/>
           </w:rPr>
-          <w:instrText xml:space="preserve"> PAGEREF _Toc211609197 \h </w:instrText>
+          <w:instrText xml:space="preserve"> PAGEREF _Toc211882595 \h </w:instrText>
         </w:r>
         <w:r>
           <w:rPr>
@@ -1636,7 +1654,7 @@
           <w14:ligatures w14:val="standardContextual"/>
         </w:rPr>
       </w:pPr>
-      <w:hyperlink w:anchor="_Toc211609198" w:history="1">
+      <w:hyperlink w:anchor="_Toc211882596" w:history="1">
         <w:r>
           <w:rPr>
             <w:rStyle w:val="Hipervnculo"/>
@@ -1680,7 +1698,7 @@
             <w:noProof/>
             <w:webHidden/>
           </w:rPr>
-          <w:instrText xml:space="preserve"> PAGEREF _Toc211609198 \h </w:instrText>
+          <w:instrText xml:space="preserve"> PAGEREF _Toc211882596 \h </w:instrText>
         </w:r>
         <w:r>
           <w:rPr>
@@ -1725,7 +1743,7 @@
           <w14:ligatures w14:val="standardContextual"/>
         </w:rPr>
       </w:pPr>
-      <w:hyperlink w:anchor="_Toc211609199" w:history="1">
+      <w:hyperlink w:anchor="_Toc211882597" w:history="1">
         <w:r>
           <w:rPr>
             <w:rStyle w:val="Hipervnculo"/>
@@ -1772,7 +1790,7 @@
             <w:noProof/>
             <w:webHidden/>
           </w:rPr>
-          <w:instrText xml:space="preserve"> PAGEREF _Toc211609199 \h </w:instrText>
+          <w:instrText xml:space="preserve"> PAGEREF _Toc211882597 \h </w:instrText>
         </w:r>
         <w:r>
           <w:rPr>
@@ -1814,7 +1832,7 @@
           <w14:ligatures w14:val="standardContextual"/>
         </w:rPr>
       </w:pPr>
-      <w:hyperlink w:anchor="_Toc211609200" w:history="1">
+      <w:hyperlink w:anchor="_Toc211882598" w:history="1">
         <w:r>
           <w:rPr>
             <w:rStyle w:val="Hipervnculo"/>
@@ -1858,7 +1876,7 @@
             <w:noProof/>
             <w:webHidden/>
           </w:rPr>
-          <w:instrText xml:space="preserve"> PAGEREF _Toc211609200 \h </w:instrText>
+          <w:instrText xml:space="preserve"> PAGEREF _Toc211882598 \h </w:instrText>
         </w:r>
         <w:r>
           <w:rPr>
@@ -1878,7 +1896,7 @@
             <w:noProof/>
             <w:webHidden/>
           </w:rPr>
-          <w:t>23</w:t>
+          <w:t>28</w:t>
         </w:r>
         <w:r>
           <w:rPr>
@@ -1903,7 +1921,7 @@
           <w14:ligatures w14:val="standardContextual"/>
         </w:rPr>
       </w:pPr>
-      <w:hyperlink w:anchor="_Toc211609201" w:history="1">
+      <w:hyperlink w:anchor="_Toc211882599" w:history="1">
         <w:r>
           <w:rPr>
             <w:rStyle w:val="Hipervnculo"/>
@@ -1950,7 +1968,7 @@
             <w:noProof/>
             <w:webHidden/>
           </w:rPr>
-          <w:instrText xml:space="preserve"> PAGEREF _Toc211609201 \h </w:instrText>
+          <w:instrText xml:space="preserve"> PAGEREF _Toc211882599 \h </w:instrText>
         </w:r>
         <w:r>
           <w:rPr>
@@ -1970,7 +1988,7 @@
             <w:noProof/>
             <w:webHidden/>
           </w:rPr>
-          <w:t>23</w:t>
+          <w:t>28</w:t>
         </w:r>
         <w:r>
           <w:rPr>
@@ -1992,7 +2010,7 @@
           <w14:ligatures w14:val="standardContextual"/>
         </w:rPr>
       </w:pPr>
-      <w:hyperlink w:anchor="_Toc211609202" w:history="1">
+      <w:hyperlink w:anchor="_Toc211882600" w:history="1">
         <w:r>
           <w:rPr>
             <w:rStyle w:val="Hipervnculo"/>
@@ -2036,7 +2054,7 @@
             <w:noProof/>
             <w:webHidden/>
           </w:rPr>
-          <w:instrText xml:space="preserve"> PAGEREF _Toc211609202 \h </w:instrText>
+          <w:instrText xml:space="preserve"> PAGEREF _Toc211882600 \h </w:instrText>
         </w:r>
         <w:r>
           <w:rPr>
@@ -2056,7 +2074,7 @@
             <w:noProof/>
             <w:webHidden/>
           </w:rPr>
-          <w:t>25</w:t>
+          <w:t>30</w:t>
         </w:r>
         <w:r>
           <w:rPr>
@@ -2081,7 +2099,7 @@
           <w14:ligatures w14:val="standardContextual"/>
         </w:rPr>
       </w:pPr>
-      <w:hyperlink w:anchor="_Toc211609203" w:history="1">
+      <w:hyperlink w:anchor="_Toc211882601" w:history="1">
         <w:r>
           <w:rPr>
             <w:rStyle w:val="Hipervnculo"/>
@@ -2128,7 +2146,7 @@
             <w:noProof/>
             <w:webHidden/>
           </w:rPr>
-          <w:instrText xml:space="preserve"> PAGEREF _Toc211609203 \h </w:instrText>
+          <w:instrText xml:space="preserve"> PAGEREF _Toc211882601 \h </w:instrText>
         </w:r>
         <w:r>
           <w:rPr>
@@ -2148,7 +2166,7 @@
             <w:noProof/>
             <w:webHidden/>
           </w:rPr>
-          <w:t>25</w:t>
+          <w:t>30</w:t>
         </w:r>
         <w:r>
           <w:rPr>
@@ -2172,7 +2190,7 @@
           <w14:ligatures w14:val="standardContextual"/>
         </w:rPr>
       </w:pPr>
-      <w:hyperlink w:anchor="_Toc211609204" w:history="1">
+      <w:hyperlink w:anchor="_Toc211882602" w:history="1">
         <w:r>
           <w:rPr>
             <w:rStyle w:val="Hipervnculo"/>
@@ -2199,7 +2217,7 @@
             <w:noProof/>
             <w:webHidden/>
           </w:rPr>
-          <w:instrText xml:space="preserve"> PAGEREF _Toc211609204 \h </w:instrText>
+          <w:instrText xml:space="preserve"> PAGEREF _Toc211882602 \h </w:instrText>
         </w:r>
         <w:r>
           <w:rPr>
@@ -2219,7 +2237,7 @@
             <w:noProof/>
             <w:webHidden/>
           </w:rPr>
-          <w:t>27</w:t>
+          <w:t>32</w:t>
         </w:r>
         <w:r>
           <w:rPr>
@@ -2241,7 +2259,7 @@
           <w14:ligatures w14:val="standardContextual"/>
         </w:rPr>
       </w:pPr>
-      <w:hyperlink w:anchor="_Toc211609205" w:history="1">
+      <w:hyperlink w:anchor="_Toc211882603" w:history="1">
         <w:r>
           <w:rPr>
             <w:rStyle w:val="Hipervnculo"/>
@@ -2285,7 +2303,7 @@
             <w:noProof/>
             <w:webHidden/>
           </w:rPr>
-          <w:instrText xml:space="preserve"> PAGEREF _Toc211609205 \h </w:instrText>
+          <w:instrText xml:space="preserve"> PAGEREF _Toc211882603 \h </w:instrText>
         </w:r>
         <w:r>
           <w:rPr>
@@ -2305,7 +2323,7 @@
             <w:noProof/>
             <w:webHidden/>
           </w:rPr>
-          <w:t>27</w:t>
+          <w:t>32</w:t>
         </w:r>
         <w:r>
           <w:rPr>
@@ -2327,7 +2345,7 @@
           <w14:ligatures w14:val="standardContextual"/>
         </w:rPr>
       </w:pPr>
-      <w:hyperlink w:anchor="_Toc211609206" w:history="1">
+      <w:hyperlink w:anchor="_Toc211882604" w:history="1">
         <w:r>
           <w:rPr>
             <w:rStyle w:val="Hipervnculo"/>
@@ -2371,7 +2389,7 @@
             <w:noProof/>
             <w:webHidden/>
           </w:rPr>
-          <w:instrText xml:space="preserve"> PAGEREF _Toc211609206 \h </w:instrText>
+          <w:instrText xml:space="preserve"> PAGEREF _Toc211882604 \h </w:instrText>
         </w:r>
         <w:r>
           <w:rPr>
@@ -2391,7 +2409,7 @@
             <w:noProof/>
             <w:webHidden/>
           </w:rPr>
-          <w:t>27</w:t>
+          <w:t>32</w:t>
         </w:r>
         <w:r>
           <w:rPr>
@@ -2413,7 +2431,7 @@
           <w14:ligatures w14:val="standardContextual"/>
         </w:rPr>
       </w:pPr>
-      <w:hyperlink w:anchor="_Toc211609207" w:history="1">
+      <w:hyperlink w:anchor="_Toc211882605" w:history="1">
         <w:r>
           <w:rPr>
             <w:rStyle w:val="Hipervnculo"/>
@@ -2457,7 +2475,7 @@
             <w:noProof/>
             <w:webHidden/>
           </w:rPr>
-          <w:instrText xml:space="preserve"> PAGEREF _Toc211609207 \h </w:instrText>
+          <w:instrText xml:space="preserve"> PAGEREF _Toc211882605 \h </w:instrText>
         </w:r>
         <w:r>
           <w:rPr>
@@ -2477,7 +2495,7 @@
             <w:noProof/>
             <w:webHidden/>
           </w:rPr>
-          <w:t>28</w:t>
+          <w:t>33</w:t>
         </w:r>
         <w:r>
           <w:rPr>
@@ -2499,7 +2517,7 @@
           <w14:ligatures w14:val="standardContextual"/>
         </w:rPr>
       </w:pPr>
-      <w:hyperlink w:anchor="_Toc211609208" w:history="1">
+      <w:hyperlink w:anchor="_Toc211882606" w:history="1">
         <w:r>
           <w:rPr>
             <w:rStyle w:val="Hipervnculo"/>
@@ -2543,7 +2561,7 @@
             <w:noProof/>
             <w:webHidden/>
           </w:rPr>
-          <w:instrText xml:space="preserve"> PAGEREF _Toc211609208 \h </w:instrText>
+          <w:instrText xml:space="preserve"> PAGEREF _Toc211882606 \h </w:instrText>
         </w:r>
         <w:r>
           <w:rPr>
@@ -2563,7 +2581,7 @@
             <w:noProof/>
             <w:webHidden/>
           </w:rPr>
-          <w:t>29</w:t>
+          <w:t>34</w:t>
         </w:r>
         <w:r>
           <w:rPr>
@@ -2585,7 +2603,7 @@
           <w14:ligatures w14:val="standardContextual"/>
         </w:rPr>
       </w:pPr>
-      <w:hyperlink w:anchor="_Toc211609209" w:history="1">
+      <w:hyperlink w:anchor="_Toc211882607" w:history="1">
         <w:r>
           <w:rPr>
             <w:rStyle w:val="Hipervnculo"/>
@@ -2629,7 +2647,7 @@
             <w:noProof/>
             <w:webHidden/>
           </w:rPr>
-          <w:instrText xml:space="preserve"> PAGEREF _Toc211609209 \h </w:instrText>
+          <w:instrText xml:space="preserve"> PAGEREF _Toc211882607 \h </w:instrText>
         </w:r>
         <w:r>
           <w:rPr>
@@ -2649,7 +2667,7 @@
             <w:noProof/>
             <w:webHidden/>
           </w:rPr>
-          <w:t>29</w:t>
+          <w:t>34</w:t>
         </w:r>
         <w:r>
           <w:rPr>
@@ -2671,7 +2689,7 @@
           <w14:ligatures w14:val="standardContextual"/>
         </w:rPr>
       </w:pPr>
-      <w:hyperlink w:anchor="_Toc211609210" w:history="1">
+      <w:hyperlink w:anchor="_Toc211882608" w:history="1">
         <w:r>
           <w:rPr>
             <w:rStyle w:val="Hipervnculo"/>
@@ -2715,7 +2733,7 @@
             <w:noProof/>
             <w:webHidden/>
           </w:rPr>
-          <w:instrText xml:space="preserve"> PAGEREF _Toc211609210 \h </w:instrText>
+          <w:instrText xml:space="preserve"> PAGEREF _Toc211882608 \h </w:instrText>
         </w:r>
         <w:r>
           <w:rPr>
@@ -2735,7 +2753,7 @@
             <w:noProof/>
             <w:webHidden/>
           </w:rPr>
-          <w:t>30</w:t>
+          <w:t>35</w:t>
         </w:r>
         <w:r>
           <w:rPr>
@@ -2757,7 +2775,7 @@
           <w14:ligatures w14:val="standardContextual"/>
         </w:rPr>
       </w:pPr>
-      <w:hyperlink w:anchor="_Toc211609211" w:history="1">
+      <w:hyperlink w:anchor="_Toc211882609" w:history="1">
         <w:r>
           <w:rPr>
             <w:rStyle w:val="Hipervnculo"/>
@@ -2801,7 +2819,7 @@
             <w:noProof/>
             <w:webHidden/>
           </w:rPr>
-          <w:instrText xml:space="preserve"> PAGEREF _Toc211609211 \h </w:instrText>
+          <w:instrText xml:space="preserve"> PAGEREF _Toc211882609 \h </w:instrText>
         </w:r>
         <w:r>
           <w:rPr>
@@ -2821,7 +2839,7 @@
             <w:noProof/>
             <w:webHidden/>
           </w:rPr>
-          <w:t>31</w:t>
+          <w:t>36</w:t>
         </w:r>
         <w:r>
           <w:rPr>
@@ -2845,7 +2863,7 @@
           <w14:ligatures w14:val="standardContextual"/>
         </w:rPr>
       </w:pPr>
-      <w:hyperlink w:anchor="_Toc211609212" w:history="1">
+      <w:hyperlink w:anchor="_Toc211882610" w:history="1">
         <w:r>
           <w:rPr>
             <w:rStyle w:val="Hipervnculo"/>
@@ -2872,7 +2890,7 @@
             <w:noProof/>
             <w:webHidden/>
           </w:rPr>
-          <w:instrText xml:space="preserve"> PAGEREF _Toc211609212 \h </w:instrText>
+          <w:instrText xml:space="preserve"> PAGEREF _Toc211882610 \h </w:instrText>
         </w:r>
         <w:r>
           <w:rPr>
@@ -2892,7 +2910,351 @@
             <w:noProof/>
             <w:webHidden/>
           </w:rPr>
-          <w:t>34</w:t>
+          <w:t>38</w:t>
+        </w:r>
+        <w:r>
+          <w:rPr>
+            <w:noProof/>
+            <w:webHidden/>
+          </w:rPr>
+          <w:fldChar w:fldCharType="end"/>
+        </w:r>
+      </w:hyperlink>
+    </w:p>
+    <w:p>
+      <w:pPr>
+        <w:pStyle w:val="TDC2"/>
+        <w:rPr>
+          <w:rFonts w:asciiTheme="minorHAnsi" w:eastAsiaTheme="minorEastAsia" w:hAnsiTheme="minorHAnsi" w:cstheme="minorBidi"/>
+          <w:noProof/>
+          <w:kern w:val="2"/>
+          <w:szCs w:val="24"/>
+          <w14:ligatures w14:val="standardContextual"/>
+        </w:rPr>
+      </w:pPr>
+      <w:hyperlink w:anchor="_Toc211882611" w:history="1">
+        <w:r>
+          <w:rPr>
+            <w:rStyle w:val="Hipervnculo"/>
+            <w:noProof/>
+          </w:rPr>
+          <w:t>7.1</w:t>
+        </w:r>
+        <w:r>
+          <w:rPr>
+            <w:rFonts w:asciiTheme="minorHAnsi" w:eastAsiaTheme="minorEastAsia" w:hAnsiTheme="minorHAnsi" w:cstheme="minorBidi"/>
+            <w:noProof/>
+            <w:kern w:val="2"/>
+            <w:szCs w:val="24"/>
+            <w14:ligatures w14:val="standardContextual"/>
+          </w:rPr>
+          <w:tab/>
+        </w:r>
+        <w:r>
+          <w:rPr>
+            <w:rStyle w:val="Hipervnculo"/>
+            <w:noProof/>
+          </w:rPr>
+          <w:t>Prueba unitaria CU N°5.6</w:t>
+        </w:r>
+        <w:r>
+          <w:rPr>
+            <w:noProof/>
+            <w:webHidden/>
+          </w:rPr>
+          <w:tab/>
+        </w:r>
+        <w:r>
+          <w:rPr>
+            <w:noProof/>
+            <w:webHidden/>
+          </w:rPr>
+          <w:fldChar w:fldCharType="begin"/>
+        </w:r>
+        <w:r>
+          <w:rPr>
+            <w:noProof/>
+            <w:webHidden/>
+          </w:rPr>
+          <w:instrText xml:space="preserve"> PAGEREF _Toc211882611 \h </w:instrText>
+        </w:r>
+        <w:r>
+          <w:rPr>
+            <w:noProof/>
+            <w:webHidden/>
+          </w:rPr>
+        </w:r>
+        <w:r>
+          <w:rPr>
+            <w:noProof/>
+            <w:webHidden/>
+          </w:rPr>
+          <w:fldChar w:fldCharType="separate"/>
+        </w:r>
+        <w:r>
+          <w:rPr>
+            <w:noProof/>
+            <w:webHidden/>
+          </w:rPr>
+          <w:t>38</w:t>
+        </w:r>
+        <w:r>
+          <w:rPr>
+            <w:noProof/>
+            <w:webHidden/>
+          </w:rPr>
+          <w:fldChar w:fldCharType="end"/>
+        </w:r>
+      </w:hyperlink>
+    </w:p>
+    <w:p>
+      <w:pPr>
+        <w:pStyle w:val="TDC2"/>
+        <w:rPr>
+          <w:rFonts w:asciiTheme="minorHAnsi" w:eastAsiaTheme="minorEastAsia" w:hAnsiTheme="minorHAnsi" w:cstheme="minorBidi"/>
+          <w:noProof/>
+          <w:kern w:val="2"/>
+          <w:szCs w:val="24"/>
+          <w14:ligatures w14:val="standardContextual"/>
+        </w:rPr>
+      </w:pPr>
+      <w:hyperlink w:anchor="_Toc211882612" w:history="1">
+        <w:r>
+          <w:rPr>
+            <w:rStyle w:val="Hipervnculo"/>
+            <w:noProof/>
+          </w:rPr>
+          <w:t>7.2</w:t>
+        </w:r>
+        <w:r>
+          <w:rPr>
+            <w:rFonts w:asciiTheme="minorHAnsi" w:eastAsiaTheme="minorEastAsia" w:hAnsiTheme="minorHAnsi" w:cstheme="minorBidi"/>
+            <w:noProof/>
+            <w:kern w:val="2"/>
+            <w:szCs w:val="24"/>
+            <w14:ligatures w14:val="standardContextual"/>
+          </w:rPr>
+          <w:tab/>
+        </w:r>
+        <w:r>
+          <w:rPr>
+            <w:rStyle w:val="Hipervnculo"/>
+            <w:noProof/>
+          </w:rPr>
+          <w:t>Prueba unitaria CU N°5.7</w:t>
+        </w:r>
+        <w:r>
+          <w:rPr>
+            <w:noProof/>
+            <w:webHidden/>
+          </w:rPr>
+          <w:tab/>
+        </w:r>
+        <w:r>
+          <w:rPr>
+            <w:noProof/>
+            <w:webHidden/>
+          </w:rPr>
+          <w:fldChar w:fldCharType="begin"/>
+        </w:r>
+        <w:r>
+          <w:rPr>
+            <w:noProof/>
+            <w:webHidden/>
+          </w:rPr>
+          <w:instrText xml:space="preserve"> PAGEREF _Toc211882612 \h </w:instrText>
+        </w:r>
+        <w:r>
+          <w:rPr>
+            <w:noProof/>
+            <w:webHidden/>
+          </w:rPr>
+        </w:r>
+        <w:r>
+          <w:rPr>
+            <w:noProof/>
+            <w:webHidden/>
+          </w:rPr>
+          <w:fldChar w:fldCharType="separate"/>
+        </w:r>
+        <w:r>
+          <w:rPr>
+            <w:noProof/>
+            <w:webHidden/>
+          </w:rPr>
+          <w:t>39</w:t>
+        </w:r>
+        <w:r>
+          <w:rPr>
+            <w:noProof/>
+            <w:webHidden/>
+          </w:rPr>
+          <w:fldChar w:fldCharType="end"/>
+        </w:r>
+      </w:hyperlink>
+    </w:p>
+    <w:p>
+      <w:pPr>
+        <w:pStyle w:val="TDC2"/>
+        <w:rPr>
+          <w:rFonts w:asciiTheme="minorHAnsi" w:eastAsiaTheme="minorEastAsia" w:hAnsiTheme="minorHAnsi" w:cstheme="minorBidi"/>
+          <w:noProof/>
+          <w:kern w:val="2"/>
+          <w:szCs w:val="24"/>
+          <w14:ligatures w14:val="standardContextual"/>
+        </w:rPr>
+      </w:pPr>
+      <w:hyperlink w:anchor="_Toc211882613" w:history="1">
+        <w:r>
+          <w:rPr>
+            <w:rStyle w:val="Hipervnculo"/>
+            <w:noProof/>
+          </w:rPr>
+          <w:t>7.3</w:t>
+        </w:r>
+        <w:r>
+          <w:rPr>
+            <w:rFonts w:asciiTheme="minorHAnsi" w:eastAsiaTheme="minorEastAsia" w:hAnsiTheme="minorHAnsi" w:cstheme="minorBidi"/>
+            <w:noProof/>
+            <w:kern w:val="2"/>
+            <w:szCs w:val="24"/>
+            <w14:ligatures w14:val="standardContextual"/>
+          </w:rPr>
+          <w:tab/>
+        </w:r>
+        <w:r>
+          <w:rPr>
+            <w:rStyle w:val="Hipervnculo"/>
+            <w:noProof/>
+          </w:rPr>
+          <w:t>Prueba unitaria CU N°6.7</w:t>
+        </w:r>
+        <w:r>
+          <w:rPr>
+            <w:noProof/>
+            <w:webHidden/>
+          </w:rPr>
+          <w:tab/>
+        </w:r>
+        <w:r>
+          <w:rPr>
+            <w:noProof/>
+            <w:webHidden/>
+          </w:rPr>
+          <w:fldChar w:fldCharType="begin"/>
+        </w:r>
+        <w:r>
+          <w:rPr>
+            <w:noProof/>
+            <w:webHidden/>
+          </w:rPr>
+          <w:instrText xml:space="preserve"> PAGEREF _Toc211882613 \h </w:instrText>
+        </w:r>
+        <w:r>
+          <w:rPr>
+            <w:noProof/>
+            <w:webHidden/>
+          </w:rPr>
+        </w:r>
+        <w:r>
+          <w:rPr>
+            <w:noProof/>
+            <w:webHidden/>
+          </w:rPr>
+          <w:fldChar w:fldCharType="separate"/>
+        </w:r>
+        <w:r>
+          <w:rPr>
+            <w:noProof/>
+            <w:webHidden/>
+          </w:rPr>
+          <w:t>40</w:t>
+        </w:r>
+        <w:r>
+          <w:rPr>
+            <w:noProof/>
+            <w:webHidden/>
+          </w:rPr>
+          <w:fldChar w:fldCharType="end"/>
+        </w:r>
+      </w:hyperlink>
+    </w:p>
+    <w:p>
+      <w:pPr>
+        <w:pStyle w:val="TDC2"/>
+        <w:rPr>
+          <w:rFonts w:asciiTheme="minorHAnsi" w:eastAsiaTheme="minorEastAsia" w:hAnsiTheme="minorHAnsi" w:cstheme="minorBidi"/>
+          <w:noProof/>
+          <w:kern w:val="2"/>
+          <w:szCs w:val="24"/>
+          <w14:ligatures w14:val="standardContextual"/>
+        </w:rPr>
+      </w:pPr>
+      <w:hyperlink w:anchor="_Toc211882614" w:history="1">
+        <w:r>
+          <w:rPr>
+            <w:rStyle w:val="Hipervnculo"/>
+            <w:noProof/>
+          </w:rPr>
+          <w:t>7.4</w:t>
+        </w:r>
+        <w:r>
+          <w:rPr>
+            <w:rFonts w:asciiTheme="minorHAnsi" w:eastAsiaTheme="minorEastAsia" w:hAnsiTheme="minorHAnsi" w:cstheme="minorBidi"/>
+            <w:noProof/>
+            <w:kern w:val="2"/>
+            <w:szCs w:val="24"/>
+            <w14:ligatures w14:val="standardContextual"/>
+          </w:rPr>
+          <w:tab/>
+        </w:r>
+        <w:r>
+          <w:rPr>
+            <w:rStyle w:val="Hipervnculo"/>
+            <w:noProof/>
+          </w:rPr>
+          <w:t>Prueba unitaria CU N°6.8</w:t>
+        </w:r>
+        <w:r>
+          <w:rPr>
+            <w:noProof/>
+            <w:webHidden/>
+          </w:rPr>
+          <w:tab/>
+        </w:r>
+        <w:r>
+          <w:rPr>
+            <w:noProof/>
+            <w:webHidden/>
+          </w:rPr>
+          <w:fldChar w:fldCharType="begin"/>
+        </w:r>
+        <w:r>
+          <w:rPr>
+            <w:noProof/>
+            <w:webHidden/>
+          </w:rPr>
+          <w:instrText xml:space="preserve"> PAGEREF _Toc211882614 \h </w:instrText>
+        </w:r>
+        <w:r>
+          <w:rPr>
+            <w:noProof/>
+            <w:webHidden/>
+          </w:rPr>
+        </w:r>
+        <w:r>
+          <w:rPr>
+            <w:noProof/>
+            <w:webHidden/>
+          </w:rPr>
+          <w:fldChar w:fldCharType="separate"/>
+        </w:r>
+        <w:r>
+          <w:rPr>
+            <w:noProof/>
+            <w:webHidden/>
+          </w:rPr>
+          <w:t>41</w:t>
         </w:r>
         <w:r>
           <w:rPr>
@@ -2916,7 +3278,7 @@
           <w14:ligatures w14:val="standardContextual"/>
         </w:rPr>
       </w:pPr>
-      <w:hyperlink w:anchor="_Toc211609213" w:history="1">
+      <w:hyperlink w:anchor="_Toc211882615" w:history="1">
         <w:r>
           <w:rPr>
             <w:rStyle w:val="Hipervnculo"/>
@@ -2943,7 +3305,7 @@
             <w:noProof/>
             <w:webHidden/>
           </w:rPr>
-          <w:instrText xml:space="preserve"> PAGEREF _Toc211609213 \h </w:instrText>
+          <w:instrText xml:space="preserve"> PAGEREF _Toc211882615 \h </w:instrText>
         </w:r>
         <w:r>
           <w:rPr>
@@ -2963,7 +3325,7 @@
             <w:noProof/>
             <w:webHidden/>
           </w:rPr>
-          <w:t>35</w:t>
+          <w:t>42</w:t>
         </w:r>
         <w:r>
           <w:rPr>
@@ -2985,7 +3347,7 @@
           <w14:ligatures w14:val="standardContextual"/>
         </w:rPr>
       </w:pPr>
-      <w:hyperlink w:anchor="_Toc211609214" w:history="1">
+      <w:hyperlink w:anchor="_Toc211882616" w:history="1">
         <w:r>
           <w:rPr>
             <w:rStyle w:val="Hipervnculo"/>
@@ -3029,7 +3391,7 @@
             <w:noProof/>
             <w:webHidden/>
           </w:rPr>
-          <w:instrText xml:space="preserve"> PAGEREF _Toc211609214 \h </w:instrText>
+          <w:instrText xml:space="preserve"> PAGEREF _Toc211882616 \h </w:instrText>
         </w:r>
         <w:r>
           <w:rPr>
@@ -3049,7 +3411,7 @@
             <w:noProof/>
             <w:webHidden/>
           </w:rPr>
-          <w:t>35</w:t>
+          <w:t>42</w:t>
         </w:r>
         <w:r>
           <w:rPr>
@@ -3071,7 +3433,7 @@
           <w14:ligatures w14:val="standardContextual"/>
         </w:rPr>
       </w:pPr>
-      <w:hyperlink w:anchor="_Toc211609215" w:history="1">
+      <w:hyperlink w:anchor="_Toc211882617" w:history="1">
         <w:r>
           <w:rPr>
             <w:rStyle w:val="Hipervnculo"/>
@@ -3115,7 +3477,7 @@
             <w:noProof/>
             <w:webHidden/>
           </w:rPr>
-          <w:instrText xml:space="preserve"> PAGEREF _Toc211609215 \h </w:instrText>
+          <w:instrText xml:space="preserve"> PAGEREF _Toc211882617 \h </w:instrText>
         </w:r>
         <w:r>
           <w:rPr>
@@ -3135,7 +3497,7 @@
             <w:noProof/>
             <w:webHidden/>
           </w:rPr>
-          <w:t>35</w:t>
+          <w:t>42</w:t>
         </w:r>
         <w:r>
           <w:rPr>
@@ -3157,7 +3519,7 @@
           <w14:ligatures w14:val="standardContextual"/>
         </w:rPr>
       </w:pPr>
-      <w:hyperlink w:anchor="_Toc211609216" w:history="1">
+      <w:hyperlink w:anchor="_Toc211882618" w:history="1">
         <w:r>
           <w:rPr>
             <w:rStyle w:val="Hipervnculo"/>
@@ -3201,7 +3563,7 @@
             <w:noProof/>
             <w:webHidden/>
           </w:rPr>
-          <w:instrText xml:space="preserve"> PAGEREF _Toc211609216 \h </w:instrText>
+          <w:instrText xml:space="preserve"> PAGEREF _Toc211882618 \h </w:instrText>
         </w:r>
         <w:r>
           <w:rPr>
@@ -3221,7 +3583,7 @@
             <w:noProof/>
             <w:webHidden/>
           </w:rPr>
-          <w:t>36</w:t>
+          <w:t>43</w:t>
         </w:r>
         <w:r>
           <w:rPr>
@@ -3246,7 +3608,7 @@
           <w14:ligatures w14:val="standardContextual"/>
         </w:rPr>
       </w:pPr>
-      <w:hyperlink w:anchor="_Toc211609217" w:history="1">
+      <w:hyperlink w:anchor="_Toc211882619" w:history="1">
         <w:r>
           <w:rPr>
             <w:rStyle w:val="Hipervnculo"/>
@@ -3293,7 +3655,7 @@
             <w:noProof/>
             <w:webHidden/>
           </w:rPr>
-          <w:instrText xml:space="preserve"> PAGEREF _Toc211609217 \h </w:instrText>
+          <w:instrText xml:space="preserve"> PAGEREF _Toc211882619 \h </w:instrText>
         </w:r>
         <w:r>
           <w:rPr>
@@ -3313,7 +3675,7 @@
             <w:noProof/>
             <w:webHidden/>
           </w:rPr>
-          <w:t>36</w:t>
+          <w:t>43</w:t>
         </w:r>
         <w:r>
           <w:rPr>
@@ -3338,7 +3700,7 @@
           <w14:ligatures w14:val="standardContextual"/>
         </w:rPr>
       </w:pPr>
-      <w:hyperlink w:anchor="_Toc211609218" w:history="1">
+      <w:hyperlink w:anchor="_Toc211882620" w:history="1">
         <w:r>
           <w:rPr>
             <w:rStyle w:val="Hipervnculo"/>
@@ -3385,7 +3747,7 @@
             <w:noProof/>
             <w:webHidden/>
           </w:rPr>
-          <w:instrText xml:space="preserve"> PAGEREF _Toc211609218 \h </w:instrText>
+          <w:instrText xml:space="preserve"> PAGEREF _Toc211882620 \h </w:instrText>
         </w:r>
         <w:r>
           <w:rPr>
@@ -3405,7 +3767,7 @@
             <w:noProof/>
             <w:webHidden/>
           </w:rPr>
-          <w:t>36</w:t>
+          <w:t>43</w:t>
         </w:r>
         <w:r>
           <w:rPr>
@@ -3430,7 +3792,7 @@
           <w14:ligatures w14:val="standardContextual"/>
         </w:rPr>
       </w:pPr>
-      <w:hyperlink w:anchor="_Toc211609219" w:history="1">
+      <w:hyperlink w:anchor="_Toc211882621" w:history="1">
         <w:r>
           <w:rPr>
             <w:rStyle w:val="Hipervnculo"/>
@@ -3477,7 +3839,7 @@
             <w:noProof/>
             <w:webHidden/>
           </w:rPr>
-          <w:instrText xml:space="preserve"> PAGEREF _Toc211609219 \h </w:instrText>
+          <w:instrText xml:space="preserve"> PAGEREF _Toc211882621 \h </w:instrText>
         </w:r>
         <w:r>
           <w:rPr>
@@ -3497,7 +3859,7 @@
             <w:noProof/>
             <w:webHidden/>
           </w:rPr>
-          <w:t>37</w:t>
+          <w:t>44</w:t>
         </w:r>
         <w:r>
           <w:rPr>
@@ -3519,7 +3881,7 @@
           <w14:ligatures w14:val="standardContextual"/>
         </w:rPr>
       </w:pPr>
-      <w:hyperlink w:anchor="_Toc211609220" w:history="1">
+      <w:hyperlink w:anchor="_Toc211882622" w:history="1">
         <w:r>
           <w:rPr>
             <w:rStyle w:val="Hipervnculo"/>
@@ -3563,7 +3925,7 @@
             <w:noProof/>
             <w:webHidden/>
           </w:rPr>
-          <w:instrText xml:space="preserve"> PAGEREF _Toc211609220 \h </w:instrText>
+          <w:instrText xml:space="preserve"> PAGEREF _Toc211882622 \h </w:instrText>
         </w:r>
         <w:r>
           <w:rPr>
@@ -3583,7 +3945,7 @@
             <w:noProof/>
             <w:webHidden/>
           </w:rPr>
-          <w:t>38</w:t>
+          <w:t>45</w:t>
         </w:r>
         <w:r>
           <w:rPr>
@@ -3608,7 +3970,7 @@
           <w14:ligatures w14:val="standardContextual"/>
         </w:rPr>
       </w:pPr>
-      <w:hyperlink w:anchor="_Toc211609221" w:history="1">
+      <w:hyperlink w:anchor="_Toc211882623" w:history="1">
         <w:r>
           <w:rPr>
             <w:rStyle w:val="Hipervnculo"/>
@@ -3655,7 +4017,7 @@
             <w:noProof/>
             <w:webHidden/>
           </w:rPr>
-          <w:instrText xml:space="preserve"> PAGEREF _Toc211609221 \h </w:instrText>
+          <w:instrText xml:space="preserve"> PAGEREF _Toc211882623 \h </w:instrText>
         </w:r>
         <w:r>
           <w:rPr>
@@ -3675,7 +4037,7 @@
             <w:noProof/>
             <w:webHidden/>
           </w:rPr>
-          <w:t>38</w:t>
+          <w:t>45</w:t>
         </w:r>
         <w:r>
           <w:rPr>
@@ -3699,7 +4061,7 @@
           <w14:ligatures w14:val="standardContextual"/>
         </w:rPr>
       </w:pPr>
-      <w:hyperlink w:anchor="_Toc211609222" w:history="1">
+      <w:hyperlink w:anchor="_Toc211882624" w:history="1">
         <w:r>
           <w:rPr>
             <w:rStyle w:val="Hipervnculo"/>
@@ -3709,6 +4071,7 @@
         </w:r>
         <w:r>
           <w:rPr>
+            <w:rStyle w:val="Hipervnculo"/>
             <w:noProof/>
             <w:webHidden/>
           </w:rPr>
@@ -3719,6 +4082,13 @@
             <w:noProof/>
             <w:webHidden/>
           </w:rPr>
+          <w:tab/>
+        </w:r>
+        <w:r>
+          <w:rPr>
+            <w:noProof/>
+            <w:webHidden/>
+          </w:rPr>
           <w:fldChar w:fldCharType="begin"/>
         </w:r>
         <w:r>
@@ -3726,7 +4096,7 @@
             <w:noProof/>
             <w:webHidden/>
           </w:rPr>
-          <w:instrText xml:space="preserve"> PAGEREF _Toc211609222 \h </w:instrText>
+          <w:instrText xml:space="preserve"> PAGEREF _Toc211882624 \h </w:instrText>
         </w:r>
         <w:r>
           <w:rPr>
@@ -3746,7 +4116,7 @@
             <w:noProof/>
             <w:webHidden/>
           </w:rPr>
-          <w:t>39</w:t>
+          <w:t>46</w:t>
         </w:r>
         <w:r>
           <w:rPr>
@@ -3768,7 +4138,7 @@
           <w14:ligatures w14:val="standardContextual"/>
         </w:rPr>
       </w:pPr>
-      <w:hyperlink w:anchor="_Toc211609223" w:history="1">
+      <w:hyperlink w:anchor="_Toc211882625" w:history="1">
         <w:r>
           <w:rPr>
             <w:rStyle w:val="Hipervnculo"/>
@@ -3812,7 +4182,7 @@
             <w:noProof/>
             <w:webHidden/>
           </w:rPr>
-          <w:instrText xml:space="preserve"> PAGEREF _Toc211609223 \h </w:instrText>
+          <w:instrText xml:space="preserve"> PAGEREF _Toc211882625 \h </w:instrText>
         </w:r>
         <w:r>
           <w:rPr>
@@ -3832,7 +4202,7 @@
             <w:noProof/>
             <w:webHidden/>
           </w:rPr>
-          <w:t>39</w:t>
+          <w:t>46</w:t>
         </w:r>
         <w:r>
           <w:rPr>
@@ -3857,7 +4227,7 @@
           <w14:ligatures w14:val="standardContextual"/>
         </w:rPr>
       </w:pPr>
-      <w:hyperlink w:anchor="_Toc211609224" w:history="1">
+      <w:hyperlink w:anchor="_Toc211882626" w:history="1">
         <w:r>
           <w:rPr>
             <w:rStyle w:val="Hipervnculo"/>
@@ -3904,7 +4274,7 @@
             <w:noProof/>
             <w:webHidden/>
           </w:rPr>
-          <w:instrText xml:space="preserve"> PAGEREF _Toc211609224 \h </w:instrText>
+          <w:instrText xml:space="preserve"> PAGEREF _Toc211882626 \h </w:instrText>
         </w:r>
         <w:r>
           <w:rPr>
@@ -3924,7 +4294,7 @@
             <w:noProof/>
             <w:webHidden/>
           </w:rPr>
-          <w:t>40</w:t>
+          <w:t>47</w:t>
         </w:r>
         <w:r>
           <w:rPr>
@@ -3946,7 +4316,7 @@
           <w14:ligatures w14:val="standardContextual"/>
         </w:rPr>
       </w:pPr>
-      <w:hyperlink w:anchor="_Toc211609225" w:history="1">
+      <w:hyperlink w:anchor="_Toc211882627" w:history="1">
         <w:r>
           <w:rPr>
             <w:rStyle w:val="Hipervnculo"/>
@@ -3990,7 +4360,7 @@
             <w:noProof/>
             <w:webHidden/>
           </w:rPr>
-          <w:instrText xml:space="preserve"> PAGEREF _Toc211609225 \h </w:instrText>
+          <w:instrText xml:space="preserve"> PAGEREF _Toc211882627 \h </w:instrText>
         </w:r>
         <w:r>
           <w:rPr>
@@ -4010,7 +4380,7 @@
             <w:noProof/>
             <w:webHidden/>
           </w:rPr>
-          <w:t>41</w:t>
+          <w:t>48</w:t>
         </w:r>
         <w:r>
           <w:rPr>
@@ -4032,7 +4402,7 @@
           <w14:ligatures w14:val="standardContextual"/>
         </w:rPr>
       </w:pPr>
-      <w:hyperlink w:anchor="_Toc211609226" w:history="1">
+      <w:hyperlink w:anchor="_Toc211882628" w:history="1">
         <w:r>
           <w:rPr>
             <w:rStyle w:val="Hipervnculo"/>
@@ -4076,7 +4446,7 @@
             <w:noProof/>
             <w:webHidden/>
           </w:rPr>
-          <w:instrText xml:space="preserve"> PAGEREF _Toc211609226 \h </w:instrText>
+          <w:instrText xml:space="preserve"> PAGEREF _Toc211882628 \h </w:instrText>
         </w:r>
         <w:r>
           <w:rPr>
@@ -4096,7 +4466,7 @@
             <w:noProof/>
             <w:webHidden/>
           </w:rPr>
-          <w:t>41</w:t>
+          <w:t>48</w:t>
         </w:r>
         <w:r>
           <w:rPr>
@@ -4118,7 +4488,7 @@
           <w14:ligatures w14:val="standardContextual"/>
         </w:rPr>
       </w:pPr>
-      <w:hyperlink w:anchor="_Toc211609227" w:history="1">
+      <w:hyperlink w:anchor="_Toc211882629" w:history="1">
         <w:r>
           <w:rPr>
             <w:rStyle w:val="Hipervnculo"/>
@@ -4141,7 +4511,21 @@
             <w:rStyle w:val="Hipervnculo"/>
             <w:noProof/>
           </w:rPr>
-          <w:t>Pdf vista componentes</w:t>
+          <w:t>Pdf vista c</w:t>
+        </w:r>
+        <w:r>
+          <w:rPr>
+            <w:rStyle w:val="Hipervnculo"/>
+            <w:noProof/>
+          </w:rPr>
+          <w:t>o</w:t>
+        </w:r>
+        <w:r>
+          <w:rPr>
+            <w:rStyle w:val="Hipervnculo"/>
+            <w:noProof/>
+          </w:rPr>
+          <w:t>mponentes</w:t>
         </w:r>
         <w:r>
           <w:rPr>
@@ -4162,7 +4546,7 @@
             <w:noProof/>
             <w:webHidden/>
           </w:rPr>
-          <w:instrText xml:space="preserve"> PAGEREF _Toc211609227 \h </w:instrText>
+          <w:instrText xml:space="preserve"> PAGEREF _Toc211882629 \h </w:instrText>
         </w:r>
         <w:r>
           <w:rPr>
@@ -4182,7 +4566,7 @@
             <w:noProof/>
             <w:webHidden/>
           </w:rPr>
-          <w:t>41</w:t>
+          <w:t>48</w:t>
         </w:r>
         <w:r>
           <w:rPr>
@@ -4204,7 +4588,7 @@
           <w14:ligatures w14:val="standardContextual"/>
         </w:rPr>
       </w:pPr>
-      <w:hyperlink w:anchor="_Toc211609228" w:history="1">
+      <w:hyperlink w:anchor="_Toc211882630" w:history="1">
         <w:r>
           <w:rPr>
             <w:rStyle w:val="Hipervnculo"/>
@@ -4248,7 +4632,7 @@
             <w:noProof/>
             <w:webHidden/>
           </w:rPr>
-          <w:instrText xml:space="preserve"> PAGEREF _Toc211609228 \h </w:instrText>
+          <w:instrText xml:space="preserve"> PAGEREF _Toc211882630 \h </w:instrText>
         </w:r>
         <w:r>
           <w:rPr>
@@ -4268,7 +4652,7 @@
             <w:noProof/>
             <w:webHidden/>
           </w:rPr>
-          <w:t>41</w:t>
+          <w:t>48</w:t>
         </w:r>
         <w:r>
           <w:rPr>
@@ -4290,7 +4674,7 @@
           <w14:ligatures w14:val="standardContextual"/>
         </w:rPr>
       </w:pPr>
-      <w:hyperlink w:anchor="_Toc211609229" w:history="1">
+      <w:hyperlink w:anchor="_Toc211882631" w:history="1">
         <w:r>
           <w:rPr>
             <w:rStyle w:val="Hipervnculo"/>
@@ -4334,7 +4718,7 @@
             <w:noProof/>
             <w:webHidden/>
           </w:rPr>
-          <w:instrText xml:space="preserve"> PAGEREF _Toc211609229 \h </w:instrText>
+          <w:instrText xml:space="preserve"> PAGEREF _Toc211882631 \h </w:instrText>
         </w:r>
         <w:r>
           <w:rPr>
@@ -4354,7 +4738,7 @@
             <w:noProof/>
             <w:webHidden/>
           </w:rPr>
-          <w:t>41</w:t>
+          <w:t>48</w:t>
         </w:r>
         <w:r>
           <w:rPr>
@@ -4376,7 +4760,7 @@
           <w14:ligatures w14:val="standardContextual"/>
         </w:rPr>
       </w:pPr>
-      <w:hyperlink w:anchor="_Toc211609230" w:history="1">
+      <w:hyperlink w:anchor="_Toc211882632" w:history="1">
         <w:r>
           <w:rPr>
             <w:rStyle w:val="Hipervnculo"/>
@@ -4420,7 +4804,7 @@
             <w:noProof/>
             <w:webHidden/>
           </w:rPr>
-          <w:instrText xml:space="preserve"> PAGEREF _Toc211609230 \h </w:instrText>
+          <w:instrText xml:space="preserve"> PAGEREF _Toc211882632 \h </w:instrText>
         </w:r>
         <w:r>
           <w:rPr>
@@ -4440,7 +4824,7 @@
             <w:noProof/>
             <w:webHidden/>
           </w:rPr>
-          <w:t>46</w:t>
+          <w:t>53</w:t>
         </w:r>
         <w:r>
           <w:rPr>
@@ -4462,7 +4846,7 @@
           <w14:ligatures w14:val="standardContextual"/>
         </w:rPr>
       </w:pPr>
-      <w:hyperlink w:anchor="_Toc211609231" w:history="1">
+      <w:hyperlink w:anchor="_Toc211882633" w:history="1">
         <w:r>
           <w:rPr>
             <w:rStyle w:val="Hipervnculo"/>
@@ -4506,7 +4890,7 @@
             <w:noProof/>
             <w:webHidden/>
           </w:rPr>
-          <w:instrText xml:space="preserve"> PAGEREF _Toc211609231 \h </w:instrText>
+          <w:instrText xml:space="preserve"> PAGEREF _Toc211882633 \h </w:instrText>
         </w:r>
         <w:r>
           <w:rPr>
@@ -4526,7 +4910,7 @@
             <w:noProof/>
             <w:webHidden/>
           </w:rPr>
-          <w:t>46</w:t>
+          <w:t>53</w:t>
         </w:r>
         <w:r>
           <w:rPr>
@@ -4548,7 +4932,7 @@
           <w14:ligatures w14:val="standardContextual"/>
         </w:rPr>
       </w:pPr>
-      <w:hyperlink w:anchor="_Toc211609232" w:history="1">
+      <w:hyperlink w:anchor="_Toc211882634" w:history="1">
         <w:r>
           <w:rPr>
             <w:rStyle w:val="Hipervnculo"/>
@@ -4592,7 +4976,7 @@
             <w:noProof/>
             <w:webHidden/>
           </w:rPr>
-          <w:instrText xml:space="preserve"> PAGEREF _Toc211609232 \h </w:instrText>
+          <w:instrText xml:space="preserve"> PAGEREF _Toc211882634 \h </w:instrText>
         </w:r>
         <w:r>
           <w:rPr>
@@ -4612,7 +4996,7 @@
             <w:noProof/>
             <w:webHidden/>
           </w:rPr>
-          <w:t>47</w:t>
+          <w:t>54</w:t>
         </w:r>
         <w:r>
           <w:rPr>
@@ -4636,7 +5020,7 @@
           <w14:ligatures w14:val="standardContextual"/>
         </w:rPr>
       </w:pPr>
-      <w:hyperlink w:anchor="_Toc211609233" w:history="1">
+      <w:hyperlink w:anchor="_Toc211882635" w:history="1">
         <w:r>
           <w:rPr>
             <w:rStyle w:val="Hipervnculo"/>
@@ -4663,7 +5047,7 @@
             <w:noProof/>
             <w:webHidden/>
           </w:rPr>
-          <w:instrText xml:space="preserve"> PAGEREF _Toc211609233 \h </w:instrText>
+          <w:instrText xml:space="preserve"> PAGEREF _Toc211882635 \h </w:instrText>
         </w:r>
         <w:r>
           <w:rPr>
@@ -4683,7 +5067,7 @@
             <w:noProof/>
             <w:webHidden/>
           </w:rPr>
-          <w:t>48</w:t>
+          <w:t>55</w:t>
         </w:r>
         <w:r>
           <w:rPr>
@@ -4715,6 +5099,7 @@
         <w:jc w:val="left"/>
       </w:pPr>
       <w:r>
+        <w:lastRenderedPageBreak/>
         <w:br w:type="page"/>
       </w:r>
     </w:p>
@@ -9917,8 +10302,8 @@
       <w:bookmarkStart w:id="2" w:name="_Toc200405754"/>
       <w:bookmarkStart w:id="3" w:name="_Toc201199574"/>
       <w:bookmarkStart w:id="4" w:name="_Toc201199663"/>
-      <w:bookmarkStart w:id="5" w:name="_Toc211609183"/>
-      <w:bookmarkStart w:id="6" w:name="_Toc211609240"/>
+      <w:bookmarkStart w:id="5" w:name="_Toc211609240"/>
+      <w:bookmarkStart w:id="6" w:name="_Toc211882581"/>
       <w:r>
         <w:lastRenderedPageBreak/>
         <w:t>I</w:t>
@@ -9990,8 +10375,8 @@
       <w:bookmarkStart w:id="7" w:name="_Toc200405755"/>
       <w:bookmarkStart w:id="8" w:name="_Toc201199575"/>
       <w:bookmarkStart w:id="9" w:name="_Toc201199664"/>
-      <w:bookmarkStart w:id="10" w:name="_Toc211609184"/>
-      <w:bookmarkStart w:id="11" w:name="_Toc211609241"/>
+      <w:bookmarkStart w:id="10" w:name="_Toc211609241"/>
+      <w:bookmarkStart w:id="11" w:name="_Toc211882582"/>
       <w:r>
         <w:lastRenderedPageBreak/>
         <w:t>PROPUESTA DE SOLUCI</w:t>
@@ -10020,7 +10405,7 @@
       <w:pPr>
         <w:pStyle w:val="Ttulo2"/>
       </w:pPr>
-      <w:bookmarkStart w:id="12" w:name="_Toc211609185"/>
+      <w:bookmarkStart w:id="12" w:name="_Toc211882583"/>
       <w:r>
         <w:t>Propuesta de solución</w:t>
       </w:r>
@@ -10029,7 +10414,15 @@
     <w:p/>
     <w:p>
       <w:r>
-        <w:t>La propuesta de solución para el sistema de gestión de RRHH de EUGCOM se basa en una Arquitectura Cliente-Servidor en Capas, la cual será implementada con un enfoque de Microservicios para el backend. Este modelo arquitectónico se elige por su robustez, su capacidad de escalabilidad independiente de los módulos, su facilidad de mantenimiento y su flexibilidad para integrar futuras funcionalidades, respondiendo directamente a la complejidad y variedad de los requisitos detallados en el documento.</w:t>
+        <w:t xml:space="preserve">La propuesta de solución para el sistema de gestión de RRHH de EUGCOM se basa en una Arquitectura Cliente-Servidor en Capas, la cual será implementada con un enfoque de Microservicios para el </w:t>
+      </w:r>
+      <w:proofErr w:type="spellStart"/>
+      <w:r>
+        <w:t>backend</w:t>
+      </w:r>
+      <w:proofErr w:type="spellEnd"/>
+      <w:r>
+        <w:t>. Este modelo arquitectónico se elige por su robustez, su capacidad de escalabilidad independiente de los módulos, su facilidad de mantenimiento y su flexibilidad para integrar futuras funcionalidades, respondiendo directamente a la complejidad y variedad de los requisitos detallados en el documento.</w:t>
       </w:r>
     </w:p>
     <w:p/>
@@ -10038,10 +10431,23 @@
         <w:t>La persistencia de datos se gestionará mediante una base de datos utilizando el gestor de base de datos MySQL</w:t>
       </w:r>
       <w:r>
-        <w:t>/MariaDB</w:t>
-      </w:r>
-      <w:r>
-        <w:t>, que almacenará toda la información crítica del sistema. El backend se desarrollará principalmente en PHP</w:t>
+        <w:t>/</w:t>
+      </w:r>
+      <w:proofErr w:type="spellStart"/>
+      <w:r>
+        <w:t>MariaDB</w:t>
+      </w:r>
+      <w:proofErr w:type="spellEnd"/>
+      <w:r>
+        <w:t xml:space="preserve">, que almacenará toda la información crítica del sistema. El </w:t>
+      </w:r>
+      <w:proofErr w:type="spellStart"/>
+      <w:r>
+        <w:t>backend</w:t>
+      </w:r>
+      <w:proofErr w:type="spellEnd"/>
+      <w:r>
+        <w:t xml:space="preserve"> se desarrollará principalmente en PHP</w:t>
       </w:r>
       <w:r>
         <w:t xml:space="preserve"> versión 7.4</w:t>
@@ -10059,7 +10465,15 @@
     <w:p/>
     <w:p>
       <w:r>
-        <w:t xml:space="preserve">La interfaz gráfica de usuario (Frontend) será una aplicación web interactiva, desarrollada con JavaScript, HTML y CSS. JavaScript se encargará de la lógica de presentación y de las interacciones dinámicas. HTML estructurará el contenido de la página, y CSS se utilizará para el diseño y estilo visual. Se integrará la librería Bootstrap para asegurar un diseño responsivo, </w:t>
+        <w:t>La interfaz gráfica de usuario (</w:t>
+      </w:r>
+      <w:proofErr w:type="spellStart"/>
+      <w:r>
+        <w:t>Frontend</w:t>
+      </w:r>
+      <w:proofErr w:type="spellEnd"/>
+      <w:r>
+        <w:t xml:space="preserve">) será una aplicación web interactiva, desarrollada con JavaScript, HTML y CSS. JavaScript se encargará de la lógica de presentación y de las interacciones dinámicas. HTML estructurará el contenido de la página, y CSS se utilizará para el diseño y estilo visual. Se integrará la librería Bootstrap para asegurar un diseño responsivo, </w:t>
       </w:r>
       <w:r>
         <w:lastRenderedPageBreak/>
@@ -10088,7 +10502,7 @@
       <w:pPr>
         <w:pStyle w:val="Ttulo2"/>
       </w:pPr>
-      <w:bookmarkStart w:id="13" w:name="_Toc211609186"/>
+      <w:bookmarkStart w:id="13" w:name="_Toc211882584"/>
       <w:r>
         <w:t>Especificación del Incremento (</w:t>
       </w:r>
@@ -10132,7 +10546,7 @@
       <w:pPr>
         <w:pStyle w:val="Ttulo2"/>
       </w:pPr>
-      <w:bookmarkStart w:id="14" w:name="_Toc211609187"/>
+      <w:bookmarkStart w:id="14" w:name="_Toc211882585"/>
       <w:r>
         <w:t xml:space="preserve">Cantidad de </w:t>
       </w:r>
@@ -10205,25 +10619,45 @@
         <w:lastRenderedPageBreak/>
         <w:t xml:space="preserve">Figura </w:t>
       </w:r>
-      <w:fldSimple w:instr=" STYLEREF 1 \s ">
-        <w:r>
-          <w:rPr>
-            <w:noProof/>
-          </w:rPr>
-          <w:t>2</w:t>
-        </w:r>
-      </w:fldSimple>
+      <w:r>
+        <w:fldChar w:fldCharType="begin"/>
+      </w:r>
+      <w:r>
+        <w:instrText xml:space="preserve"> STYLEREF 1 \s </w:instrText>
+      </w:r>
+      <w:r>
+        <w:fldChar w:fldCharType="separate"/>
+      </w:r>
+      <w:r>
+        <w:rPr>
+          <w:noProof/>
+        </w:rPr>
+        <w:t>2</w:t>
+      </w:r>
+      <w:r>
+        <w:fldChar w:fldCharType="end"/>
+      </w:r>
       <w:r>
         <w:t>.</w:t>
       </w:r>
-      <w:fldSimple w:instr=" SEQ Figura \* ARABIC \s 1 ">
-        <w:r>
-          <w:rPr>
-            <w:noProof/>
-          </w:rPr>
-          <w:t>1</w:t>
-        </w:r>
-      </w:fldSimple>
+      <w:r>
+        <w:fldChar w:fldCharType="begin"/>
+      </w:r>
+      <w:r>
+        <w:instrText xml:space="preserve"> SEQ Figura \* ARABIC \s 1 </w:instrText>
+      </w:r>
+      <w:r>
+        <w:fldChar w:fldCharType="separate"/>
+      </w:r>
+      <w:r>
+        <w:rPr>
+          <w:noProof/>
+        </w:rPr>
+        <w:t>1</w:t>
+      </w:r>
+      <w:r>
+        <w:fldChar w:fldCharType="end"/>
+      </w:r>
       <w:r>
         <w:t xml:space="preserve"> gr</w:t>
       </w:r>
@@ -10302,7 +10736,7 @@
         <w:pStyle w:val="Ttulo2"/>
       </w:pPr>
       <w:bookmarkStart w:id="22" w:name="_Toc200405758"/>
-      <w:bookmarkStart w:id="23" w:name="_Toc211609188"/>
+      <w:bookmarkStart w:id="23" w:name="_Toc211882586"/>
       <w:r>
         <w:t xml:space="preserve">Porcentaje </w:t>
       </w:r>
@@ -10373,25 +10807,45 @@
         <w:lastRenderedPageBreak/>
         <w:t xml:space="preserve">Figura </w:t>
       </w:r>
-      <w:fldSimple w:instr=" STYLEREF 1 \s ">
-        <w:r>
-          <w:rPr>
-            <w:noProof/>
-          </w:rPr>
-          <w:t>2</w:t>
-        </w:r>
-      </w:fldSimple>
+      <w:r>
+        <w:fldChar w:fldCharType="begin"/>
+      </w:r>
+      <w:r>
+        <w:instrText xml:space="preserve"> STYLEREF 1 \s </w:instrText>
+      </w:r>
+      <w:r>
+        <w:fldChar w:fldCharType="separate"/>
+      </w:r>
+      <w:r>
+        <w:rPr>
+          <w:noProof/>
+        </w:rPr>
+        <w:t>2</w:t>
+      </w:r>
+      <w:r>
+        <w:fldChar w:fldCharType="end"/>
+      </w:r>
       <w:r>
         <w:t>.</w:t>
       </w:r>
-      <w:fldSimple w:instr=" SEQ Figura \* ARABIC \s 1 ">
-        <w:r>
-          <w:rPr>
-            <w:noProof/>
-          </w:rPr>
-          <w:t>2</w:t>
-        </w:r>
-      </w:fldSimple>
+      <w:r>
+        <w:fldChar w:fldCharType="begin"/>
+      </w:r>
+      <w:r>
+        <w:instrText xml:space="preserve"> SEQ Figura \* ARABIC \s 1 </w:instrText>
+      </w:r>
+      <w:r>
+        <w:fldChar w:fldCharType="separate"/>
+      </w:r>
+      <w:r>
+        <w:rPr>
+          <w:noProof/>
+        </w:rPr>
+        <w:t>2</w:t>
+      </w:r>
+      <w:r>
+        <w:fldChar w:fldCharType="end"/>
+      </w:r>
       <w:r>
         <w:t xml:space="preserve"> gráfico circular de porcentaje parcial</w:t>
       </w:r>
@@ -10461,7 +10915,7 @@
       <w:pPr>
         <w:pStyle w:val="Ttulo2"/>
       </w:pPr>
-      <w:bookmarkStart w:id="28" w:name="_Toc211609189"/>
+      <w:bookmarkStart w:id="28" w:name="_Toc211882587"/>
       <w:r>
         <w:t>Porcentaje acumulado</w:t>
       </w:r>
@@ -10570,25 +11024,45 @@
       <w:r>
         <w:t xml:space="preserve">Figura </w:t>
       </w:r>
-      <w:fldSimple w:instr=" STYLEREF 1 \s ">
-        <w:r>
-          <w:rPr>
-            <w:noProof/>
-          </w:rPr>
-          <w:t>2</w:t>
-        </w:r>
-      </w:fldSimple>
+      <w:r>
+        <w:fldChar w:fldCharType="begin"/>
+      </w:r>
+      <w:r>
+        <w:instrText xml:space="preserve"> STYLEREF 1 \s </w:instrText>
+      </w:r>
+      <w:r>
+        <w:fldChar w:fldCharType="separate"/>
+      </w:r>
+      <w:r>
+        <w:rPr>
+          <w:noProof/>
+        </w:rPr>
+        <w:t>2</w:t>
+      </w:r>
+      <w:r>
+        <w:fldChar w:fldCharType="end"/>
+      </w:r>
       <w:r>
         <w:t>.</w:t>
       </w:r>
-      <w:fldSimple w:instr=" SEQ Figura \* ARABIC \s 1 ">
-        <w:r>
-          <w:rPr>
-            <w:noProof/>
-          </w:rPr>
-          <w:t>3</w:t>
-        </w:r>
-      </w:fldSimple>
+      <w:r>
+        <w:fldChar w:fldCharType="begin"/>
+      </w:r>
+      <w:r>
+        <w:instrText xml:space="preserve"> SEQ Figura \* ARABIC \s 1 </w:instrText>
+      </w:r>
+      <w:r>
+        <w:fldChar w:fldCharType="separate"/>
+      </w:r>
+      <w:r>
+        <w:rPr>
+          <w:noProof/>
+        </w:rPr>
+        <w:t>3</w:t>
+      </w:r>
+      <w:r>
+        <w:fldChar w:fldCharType="end"/>
+      </w:r>
       <w:r>
         <w:t xml:space="preserve"> </w:t>
       </w:r>
@@ -10682,8 +11156,8 @@
       </w:pPr>
       <w:bookmarkStart w:id="33" w:name="_Toc201199579"/>
       <w:bookmarkStart w:id="34" w:name="_Toc201199668"/>
-      <w:bookmarkStart w:id="35" w:name="_Toc211609190"/>
-      <w:bookmarkStart w:id="36" w:name="_Toc211609245"/>
+      <w:bookmarkStart w:id="35" w:name="_Toc211609245"/>
+      <w:bookmarkStart w:id="36" w:name="_Toc211882588"/>
       <w:r>
         <w:lastRenderedPageBreak/>
         <w:t>PRODUCT BACKLOG</w:t>
@@ -10700,7 +11174,15 @@
         <w:t xml:space="preserve">En la tabla 3.1 se ha </w:t>
       </w:r>
       <w:r>
-        <w:t>establecido y mantenido un Product Backlog que contiene los requerimientos priorizados del sistema</w:t>
+        <w:t xml:space="preserve">establecido y mantenido un </w:t>
+      </w:r>
+      <w:proofErr w:type="spellStart"/>
+      <w:r>
+        <w:t>Product</w:t>
+      </w:r>
+      <w:proofErr w:type="spellEnd"/>
+      <w:r>
+        <w:t xml:space="preserve"> Backlog que contiene los requerimientos priorizados del sistema</w:t>
       </w:r>
       <w:r>
         <w:t>, u</w:t>
@@ -10714,12 +11196,14 @@
       <w:r>
         <w:t xml:space="preserve">. Este backlog es fundamental para la planificación de los </w:t>
       </w:r>
+      <w:proofErr w:type="spellStart"/>
       <w:r>
         <w:t>Sprint</w:t>
       </w:r>
       <w:r>
         <w:t>s</w:t>
       </w:r>
+      <w:proofErr w:type="spellEnd"/>
       <w:r>
         <w:t>.</w:t>
       </w:r>
@@ -10742,31 +11226,60 @@
       <w:r>
         <w:t xml:space="preserve">Tabla </w:t>
       </w:r>
-      <w:fldSimple w:instr=" STYLEREF 1 \s ">
-        <w:r>
-          <w:rPr>
-            <w:noProof/>
-          </w:rPr>
-          <w:t>3</w:t>
-        </w:r>
-      </w:fldSimple>
+      <w:r>
+        <w:fldChar w:fldCharType="begin"/>
+      </w:r>
+      <w:r>
+        <w:instrText xml:space="preserve"> STYLEREF 1 \s </w:instrText>
+      </w:r>
+      <w:r>
+        <w:fldChar w:fldCharType="separate"/>
+      </w:r>
+      <w:r>
+        <w:rPr>
+          <w:noProof/>
+        </w:rPr>
+        <w:t>3</w:t>
+      </w:r>
+      <w:r>
+        <w:fldChar w:fldCharType="end"/>
+      </w:r>
       <w:r>
         <w:t>.</w:t>
       </w:r>
-      <w:fldSimple w:instr=" SEQ Tabla \* ARABIC \s 1 ">
-        <w:r>
-          <w:rPr>
-            <w:noProof/>
-          </w:rPr>
-          <w:t>1</w:t>
-        </w:r>
-      </w:fldSimple>
+      <w:r>
+        <w:fldChar w:fldCharType="begin"/>
+      </w:r>
+      <w:r>
+        <w:instrText xml:space="preserve"> SEQ Tabla \* ARABIC \s 1 </w:instrText>
+      </w:r>
+      <w:r>
+        <w:fldChar w:fldCharType="separate"/>
+      </w:r>
+      <w:r>
+        <w:rPr>
+          <w:noProof/>
+        </w:rPr>
+        <w:t>1</w:t>
+      </w:r>
+      <w:r>
+        <w:fldChar w:fldCharType="end"/>
+      </w:r>
       <w:r>
         <w:t xml:space="preserve"> </w:t>
       </w:r>
       <w:proofErr w:type="spellStart"/>
       <w:r>
-        <w:t>product</w:t>
+        <w:rPr>
+          <w:u w:val="single"/>
+        </w:rPr>
+        <w:t>P</w:t>
+      </w:r>
+      <w:r>
+        <w:rPr>
+          <w:u w:val="single"/>
+        </w:rPr>
+        <w:t>roduct</w:t>
       </w:r>
       <w:proofErr w:type="spellEnd"/>
       <w:r>
@@ -11398,8 +11911,8 @@
       </w:pPr>
       <w:bookmarkStart w:id="42" w:name="_Toc201199581"/>
       <w:bookmarkStart w:id="43" w:name="_Toc201199670"/>
-      <w:bookmarkStart w:id="44" w:name="_Toc211609191"/>
-      <w:bookmarkStart w:id="45" w:name="_Toc211609247"/>
+      <w:bookmarkStart w:id="44" w:name="_Toc211609247"/>
+      <w:bookmarkStart w:id="45" w:name="_Toc211882589"/>
       <w:r>
         <w:lastRenderedPageBreak/>
         <w:t>SPRINT BACKLOG</w:t>
@@ -11459,7 +11972,7 @@
           <w:noProof/>
         </w:rPr>
       </w:pPr>
-      <w:bookmarkStart w:id="46" w:name="_Toc211609192"/>
+      <w:bookmarkStart w:id="46" w:name="_Toc211882590"/>
       <w:r>
         <w:rPr>
           <w:noProof/>
@@ -11521,33 +12034,27 @@
         <w:t>4</w:t>
       </w:r>
       <w:r>
+        <w:fldChar w:fldCharType="end"/>
+      </w:r>
+      <w:r>
+        <w:t>.</w:t>
+      </w:r>
+      <w:r>
+        <w:fldChar w:fldCharType="begin"/>
+      </w:r>
+      <w:r>
+        <w:instrText xml:space="preserve"> SEQ Tabla \* ARABIC \s 1 </w:instrText>
+      </w:r>
+      <w:r>
+        <w:fldChar w:fldCharType="separate"/>
+      </w:r>
+      <w:r>
         <w:rPr>
           <w:noProof/>
         </w:rPr>
-        <w:fldChar w:fldCharType="end"/>
-      </w:r>
-      <w:r>
-        <w:t>.</w:t>
-      </w:r>
-      <w:r>
-        <w:fldChar w:fldCharType="begin"/>
-      </w:r>
-      <w:r>
-        <w:instrText xml:space="preserve"> SEQ Tabla \* ARABIC \s 1 </w:instrText>
-      </w:r>
-      <w:r>
-        <w:fldChar w:fldCharType="separate"/>
-      </w:r>
-      <w:r>
-        <w:rPr>
-          <w:noProof/>
-        </w:rPr>
         <w:t>1</w:t>
       </w:r>
       <w:r>
-        <w:rPr>
-          <w:noProof/>
-        </w:rPr>
         <w:fldChar w:fldCharType="end"/>
       </w:r>
       <w:r>
@@ -11569,7 +12076,7 @@
         </w:rPr>
       </w:pPr>
       <w:bookmarkStart w:id="52" w:name="_Toc208864114"/>
-      <w:bookmarkStart w:id="53" w:name="_Toc211609193"/>
+      <w:bookmarkStart w:id="53" w:name="_Toc211882591"/>
       <w:r>
         <w:rPr>
           <w:noProof/>
@@ -11607,13 +12114,7 @@
         <w:rPr>
           <w:i/>
         </w:rPr>
-        <w:t xml:space="preserve">Tabla </w:t>
-      </w:r>
-      <w:r>
-        <w:rPr>
-          <w:i/>
-        </w:rPr>
-        <w:t>4.2</w:t>
+        <w:t>Tabla 4.2</w:t>
       </w:r>
       <w:r>
         <w:t xml:space="preserve"> se puede visualizar el Caso de uso N°5.6, este caso consiste en imprimir el informe de asistencia.</w:t>
@@ -11637,13 +12138,7 @@
       <w:bookmarkStart w:id="58" w:name="_Toc211609249"/>
       <w:bookmarkEnd w:id="54"/>
       <w:r>
-        <w:t xml:space="preserve">Tabla </w:t>
-      </w:r>
-      <w:r>
-        <w:t>4.2</w:t>
-      </w:r>
-      <w:r>
-        <w:t xml:space="preserve"> </w:t>
+        <w:t xml:space="preserve">Tabla 4.2 </w:t>
       </w:r>
       <w:r>
         <w:t>Caso de uso N°5.6, Imprimiendo informe de asistencia</w:t>
@@ -11726,25 +12221,21 @@
     </w:p>
     <w:p/>
     <w:p/>
-    <w:p/>
-    <w:p/>
-    <w:p/>
-    <w:p/>
-    <w:p>
-      <w:r>
+    <w:p>
+      <w:pPr>
+        <w:ind w:firstLine="0"/>
+      </w:pPr>
+    </w:p>
+    <w:p>
+      <w:r>
+        <w:lastRenderedPageBreak/>
         <w:t xml:space="preserve">En la </w:t>
       </w:r>
       <w:r>
         <w:rPr>
           <w:i/>
         </w:rPr>
-        <w:t xml:space="preserve">Tabla </w:t>
-      </w:r>
-      <w:r>
-        <w:rPr>
-          <w:i/>
-        </w:rPr>
-        <w:t>4.3</w:t>
+        <w:t>Tabla 4.3</w:t>
       </w:r>
       <w:r>
         <w:t xml:space="preserve"> se puede visualizar el Caso de uso N°5.7, el sistema permite visualizar los informes diarios de la asistencia de los empleados.</w:t>
@@ -11768,13 +12259,7 @@
       <w:bookmarkStart w:id="63" w:name="_Toc211609250"/>
       <w:bookmarkEnd w:id="59"/>
       <w:r>
-        <w:t xml:space="preserve">Tabla </w:t>
-      </w:r>
-      <w:r>
-        <w:t>4.3</w:t>
-      </w:r>
-      <w:r>
-        <w:t xml:space="preserve"> </w:t>
+        <w:t xml:space="preserve">Tabla 4.3 </w:t>
       </w:r>
       <w:r>
         <w:t>Caso de uso N°5.7, Visualizando informe diario de asistencia</w:t>
@@ -11858,19 +12343,14 @@
     <w:p/>
     <w:p>
       <w:r>
+        <w:lastRenderedPageBreak/>
         <w:t xml:space="preserve">En la </w:t>
       </w:r>
       <w:r>
         <w:rPr>
           <w:i/>
         </w:rPr>
-        <w:t xml:space="preserve">Tabla </w:t>
-      </w:r>
-      <w:r>
-        <w:rPr>
-          <w:i/>
-        </w:rPr>
-        <w:t xml:space="preserve">4.4 </w:t>
+        <w:t xml:space="preserve">Tabla 4.4 </w:t>
       </w:r>
       <w:r>
         <w:t>se puede visualizar el Caso de uso N°6.7, el sistema permite al usuario imprimir los permisos de los empleados, es importante que el usuario selecciona al empleado y el realiza la acción de impresión.</w:t>
@@ -11894,13 +12374,7 @@
       <w:bookmarkStart w:id="68" w:name="_Toc211609251"/>
       <w:bookmarkEnd w:id="64"/>
       <w:r>
-        <w:t xml:space="preserve">Tabla </w:t>
-      </w:r>
-      <w:r>
-        <w:t>4.4</w:t>
-      </w:r>
-      <w:r>
-        <w:t xml:space="preserve"> </w:t>
+        <w:t xml:space="preserve">Tabla 4.4 </w:t>
       </w:r>
       <w:r>
         <w:t>Caso de uso N°6.7, Imprimiendo permisos seleccionados</w:t>
@@ -11981,6 +12455,7 @@
         <w:t>Fuente: Elaborado por el estudiante de acuerdo con el proyecto</w:t>
       </w:r>
     </w:p>
+    <w:p/>
     <w:p>
       <w:r>
         <w:lastRenderedPageBreak/>
@@ -11990,13 +12465,7 @@
         <w:rPr>
           <w:i/>
         </w:rPr>
-        <w:t xml:space="preserve">Tabla </w:t>
-      </w:r>
-      <w:r>
-        <w:rPr>
-          <w:i/>
-        </w:rPr>
-        <w:t>4.5</w:t>
+        <w:t>Tabla 4.5</w:t>
       </w:r>
       <w:r>
         <w:t xml:space="preserve"> se puede visualizar el Caso de uso N°6.8, se crea este caso de uso que permita al usuario eliminar los permisos, ya sea por caducidad o error en generar el permiso, además permite al usuario seleccionar varios de ellos para su eliminación definitiva.</w:t>
@@ -12015,13 +12484,7 @@
       <w:bookmarkStart w:id="73" w:name="_Toc211609252"/>
       <w:bookmarkEnd w:id="69"/>
       <w:r>
-        <w:t xml:space="preserve">Tabla </w:t>
-      </w:r>
-      <w:r>
-        <w:t>4.5</w:t>
-      </w:r>
-      <w:r>
-        <w:t xml:space="preserve"> </w:t>
+        <w:t xml:space="preserve">Tabla 4.5 </w:t>
       </w:r>
       <w:r>
         <w:t>Caso de uso N°6.8, Eliminando permisos</w:t>
@@ -12115,8 +12578,8 @@
       </w:pPr>
       <w:bookmarkStart w:id="74" w:name="_Toc201199598"/>
       <w:bookmarkStart w:id="75" w:name="_Toc201199687"/>
-      <w:bookmarkStart w:id="76" w:name="_Toc211609194"/>
-      <w:bookmarkStart w:id="77" w:name="_Toc211609253"/>
+      <w:bookmarkStart w:id="76" w:name="_Toc211609253"/>
+      <w:bookmarkStart w:id="77" w:name="_Toc211882592"/>
       <w:r>
         <w:lastRenderedPageBreak/>
         <w:t>SPRINT</w:t>
@@ -12147,7 +12610,7 @@
       <w:pPr>
         <w:pStyle w:val="Ttulo2"/>
       </w:pPr>
-      <w:bookmarkStart w:id="78" w:name="_Toc211609195"/>
+      <w:bookmarkStart w:id="78" w:name="_Toc211882593"/>
       <w:r>
         <w:t xml:space="preserve">Vista </w:t>
       </w:r>
@@ -12167,7 +12630,7 @@
       <w:pPr>
         <w:pStyle w:val="Ttulo3"/>
       </w:pPr>
-      <w:bookmarkStart w:id="79" w:name="_Toc211609196"/>
+      <w:bookmarkStart w:id="79" w:name="_Toc211882594"/>
       <w:r>
         <w:t>Diagrama de clases</w:t>
       </w:r>
@@ -12220,25 +12683,45 @@
       <w:r>
         <w:t xml:space="preserve">Figura </w:t>
       </w:r>
-      <w:fldSimple w:instr=" STYLEREF 1 \s ">
-        <w:r>
-          <w:rPr>
-            <w:noProof/>
-          </w:rPr>
-          <w:t>5</w:t>
-        </w:r>
-      </w:fldSimple>
+      <w:r>
+        <w:fldChar w:fldCharType="begin"/>
+      </w:r>
+      <w:r>
+        <w:instrText xml:space="preserve"> STYLEREF 1 \s </w:instrText>
+      </w:r>
+      <w:r>
+        <w:fldChar w:fldCharType="separate"/>
+      </w:r>
+      <w:r>
+        <w:rPr>
+          <w:noProof/>
+        </w:rPr>
+        <w:t>5</w:t>
+      </w:r>
+      <w:r>
+        <w:fldChar w:fldCharType="end"/>
+      </w:r>
       <w:r>
         <w:t>.</w:t>
       </w:r>
-      <w:fldSimple w:instr=" SEQ Figura \* ARABIC \s 1 ">
-        <w:r>
-          <w:rPr>
-            <w:noProof/>
-          </w:rPr>
-          <w:t>1</w:t>
-        </w:r>
-      </w:fldSimple>
+      <w:r>
+        <w:fldChar w:fldCharType="begin"/>
+      </w:r>
+      <w:r>
+        <w:instrText xml:space="preserve"> SEQ Figura \* ARABIC \s 1 </w:instrText>
+      </w:r>
+      <w:r>
+        <w:fldChar w:fldCharType="separate"/>
+      </w:r>
+      <w:r>
+        <w:rPr>
+          <w:noProof/>
+        </w:rPr>
+        <w:t>1</w:t>
+      </w:r>
+      <w:r>
+        <w:fldChar w:fldCharType="end"/>
+      </w:r>
       <w:r>
         <w:t xml:space="preserve"> Diagrama de clases UML del sistema Biométrico web</w:t>
       </w:r>
@@ -12342,7 +12825,7 @@
       <w:pPr>
         <w:pStyle w:val="Ttulo3"/>
       </w:pPr>
-      <w:bookmarkStart w:id="85" w:name="_Toc211609197"/>
+      <w:bookmarkStart w:id="85" w:name="_Toc211882595"/>
       <w:r>
         <w:lastRenderedPageBreak/>
         <w:t>Modelado de datos</w:t>
@@ -12381,25 +12864,45 @@
       <w:r>
         <w:t xml:space="preserve">Figura </w:t>
       </w:r>
-      <w:fldSimple w:instr=" STYLEREF 1 \s ">
-        <w:r>
-          <w:rPr>
-            <w:noProof/>
-          </w:rPr>
-          <w:t>5</w:t>
-        </w:r>
-      </w:fldSimple>
+      <w:r>
+        <w:fldChar w:fldCharType="begin"/>
+      </w:r>
+      <w:r>
+        <w:instrText xml:space="preserve"> STYLEREF 1 \s </w:instrText>
+      </w:r>
+      <w:r>
+        <w:fldChar w:fldCharType="separate"/>
+      </w:r>
+      <w:r>
+        <w:rPr>
+          <w:noProof/>
+        </w:rPr>
+        <w:t>5</w:t>
+      </w:r>
+      <w:r>
+        <w:fldChar w:fldCharType="end"/>
+      </w:r>
       <w:r>
         <w:t>.</w:t>
       </w:r>
-      <w:fldSimple w:instr=" SEQ Figura \* ARABIC \s 1 ">
-        <w:r>
-          <w:rPr>
-            <w:noProof/>
-          </w:rPr>
-          <w:t>2</w:t>
-        </w:r>
-      </w:fldSimple>
+      <w:r>
+        <w:fldChar w:fldCharType="begin"/>
+      </w:r>
+      <w:r>
+        <w:instrText xml:space="preserve"> SEQ Figura \* ARABIC \s 1 </w:instrText>
+      </w:r>
+      <w:r>
+        <w:fldChar w:fldCharType="separate"/>
+      </w:r>
+      <w:r>
+        <w:rPr>
+          <w:noProof/>
+        </w:rPr>
+        <w:t>2</w:t>
+      </w:r>
+      <w:r>
+        <w:fldChar w:fldCharType="end"/>
+      </w:r>
       <w:r>
         <w:t xml:space="preserve"> Diagrama modelo de datos de sistema web EUGCOM</w:t>
       </w:r>
@@ -12466,7 +12969,7 @@
       <w:pPr>
         <w:pStyle w:val="Ttulo2"/>
       </w:pPr>
-      <w:bookmarkStart w:id="91" w:name="_Toc211609198"/>
+      <w:bookmarkStart w:id="91" w:name="_Toc211882596"/>
       <w:r>
         <w:lastRenderedPageBreak/>
         <w:t>Vista de proceso:</w:t>
@@ -12488,7 +12991,15 @@
         <w:t xml:space="preserve"> y sincronización de</w:t>
       </w:r>
       <w:r>
-        <w:t>l diseño del sistema web EugCom.</w:t>
+        <w:t xml:space="preserve">l diseño del sistema web </w:t>
+      </w:r>
+      <w:proofErr w:type="spellStart"/>
+      <w:r>
+        <w:t>EugCom</w:t>
+      </w:r>
+      <w:proofErr w:type="spellEnd"/>
+      <w:r>
+        <w:t>.</w:t>
       </w:r>
     </w:p>
     <w:p/>
@@ -12496,7 +13007,7 @@
       <w:pPr>
         <w:pStyle w:val="Ttulo3"/>
       </w:pPr>
-      <w:bookmarkStart w:id="92" w:name="_Toc211609199"/>
+      <w:bookmarkStart w:id="92" w:name="_Toc211882597"/>
       <w:r>
         <w:t>Diagrama</w:t>
       </w:r>
@@ -12511,10 +13022,251 @@
       </w:r>
       <w:bookmarkEnd w:id="92"/>
     </w:p>
+    <w:p/>
+    <w:p>
+      <w:pPr>
+        <w:rPr>
+          <w:rFonts w:eastAsiaTheme="majorEastAsia" w:cstheme="majorBidi"/>
+          <w:szCs w:val="28"/>
+        </w:rPr>
+      </w:pPr>
+      <w:r>
+        <w:t xml:space="preserve">A </w:t>
+      </w:r>
+      <w:r>
+        <w:t>continuación,</w:t>
+      </w:r>
+      <w:r>
+        <w:t xml:space="preserve"> se presentan los diagramas de secuencia, una vista dinámica del proceso que modela, en orden temporal, cómo interactúan actores y componentes del sistema (vistas, controladores, servicios y base de datos) para concretar cada caso de uso. En estas figuras se muestran las líneas de vida, las activaciones y los mensajes intercambiados (peticiones y respuestas), dejando explícito quién inicia cada acción, en qué secuencia ocurren los pasos y qué dependencias existen entre capas. Esta representación permite entender el flujo de proceso extremo a extremo, validar requisitos, identificar decisiones, alternativas y puntos de integración, y sirve como puente entre el análisis funcional y el diseño técnico previo a la implementación.</w:t>
+      </w:r>
+      <w:r>
+        <w:t xml:space="preserve"> </w:t>
+      </w:r>
+      <w:r>
+        <w:br w:type="page"/>
+      </w:r>
+    </w:p>
+    <w:p>
+      <w:r>
+        <w:lastRenderedPageBreak/>
+        <w:t xml:space="preserve">En la figura 5.3 </w:t>
+      </w:r>
+      <w:r>
+        <w:t xml:space="preserve">se observa el diagrama de secuencia de caso de uso N°5.6, </w:t>
+      </w:r>
+      <w:r>
+        <w:t>Imprimiendo informe de asistencia</w:t>
+      </w:r>
+      <w:r>
+        <w:t xml:space="preserve">, </w:t>
+      </w:r>
+      <w:r>
+        <w:t xml:space="preserve">muestra al Usuario que, tras iniciar sesión (1), navega al </w:t>
+      </w:r>
+      <w:proofErr w:type="spellStart"/>
+      <w:r>
+        <w:t>dashboard</w:t>
+      </w:r>
+      <w:proofErr w:type="spellEnd"/>
+      <w:r>
+        <w:t xml:space="preserve"> y solicita el menú del </w:t>
+      </w:r>
+      <w:proofErr w:type="spellStart"/>
+      <w:r>
+        <w:t>header</w:t>
+      </w:r>
+      <w:proofErr w:type="spellEnd"/>
+      <w:r>
+        <w:t xml:space="preserve"> (2–3); la vista </w:t>
+      </w:r>
+      <w:proofErr w:type="spellStart"/>
+      <w:r>
+        <w:t>V_header</w:t>
+      </w:r>
+      <w:proofErr w:type="spellEnd"/>
+      <w:r>
+        <w:t xml:space="preserve"> se carga y, desde la pestaña de informe de asistencia (5–6), el usuario pide el reporte a </w:t>
+      </w:r>
+      <w:proofErr w:type="spellStart"/>
+      <w:r>
+        <w:t>C_informe_de_asistencia</w:t>
+      </w:r>
+      <w:proofErr w:type="spellEnd"/>
+      <w:r>
+        <w:t xml:space="preserve">, el cual consulta a </w:t>
+      </w:r>
+      <w:proofErr w:type="spellStart"/>
+      <w:r>
+        <w:t>C_mySQL</w:t>
+      </w:r>
+      <w:proofErr w:type="spellEnd"/>
+      <w:r>
+        <w:t xml:space="preserve"> (7–8) y recibe las marcas (9–10) para cargar la interfaz con datos (11). Luego el sistema muestra la interfaz del informe (12) y el actor elige las marcas a incluir (13), confirma (14) y presiona Imprimir (15). La capa de control solicita la impresión (16), se muestra la vista previa (17) y finalmente el sistema realiza la impresión (18). Intervienen vistas (</w:t>
+      </w:r>
+      <w:proofErr w:type="spellStart"/>
+      <w:r>
+        <w:t>V_dashboard</w:t>
+      </w:r>
+      <w:proofErr w:type="spellEnd"/>
+      <w:r>
+        <w:t xml:space="preserve">, </w:t>
+      </w:r>
+      <w:proofErr w:type="spellStart"/>
+      <w:r>
+        <w:t>V_header</w:t>
+      </w:r>
+      <w:proofErr w:type="spellEnd"/>
+      <w:r>
+        <w:t xml:space="preserve">, </w:t>
+      </w:r>
+      <w:proofErr w:type="spellStart"/>
+      <w:r>
+        <w:t>V_informe_de_asistencia</w:t>
+      </w:r>
+      <w:proofErr w:type="spellEnd"/>
+      <w:r>
+        <w:t>), controladores (</w:t>
+      </w:r>
+      <w:proofErr w:type="spellStart"/>
+      <w:r>
+        <w:t>C_header</w:t>
+      </w:r>
+      <w:proofErr w:type="spellEnd"/>
+      <w:r>
+        <w:t xml:space="preserve">, </w:t>
+      </w:r>
+      <w:proofErr w:type="spellStart"/>
+      <w:r>
+        <w:t>C_informe_de_asistencia</w:t>
+      </w:r>
+      <w:proofErr w:type="spellEnd"/>
+      <w:r>
+        <w:t xml:space="preserve">, </w:t>
+      </w:r>
+      <w:proofErr w:type="spellStart"/>
+      <w:r>
+        <w:t>C_mySQL</w:t>
+      </w:r>
+      <w:proofErr w:type="spellEnd"/>
+      <w:r>
+        <w:t>) y la entidad marcas, con mensajes síncronos que orquestan carga de UI, consulta a BD, selección de parámetros y salida a impresión.</w:t>
+      </w:r>
+    </w:p>
     <w:p>
       <w:pPr>
         <w:ind w:firstLine="0"/>
       </w:pPr>
+    </w:p>
+    <w:p>
+      <w:pPr>
+        <w:pStyle w:val="Descripcin"/>
+        <w:keepNext/>
+      </w:pPr>
+      <w:r>
+        <w:t xml:space="preserve">Figura </w:t>
+      </w:r>
+      <w:r>
+        <w:fldChar w:fldCharType="begin"/>
+      </w:r>
+      <w:r>
+        <w:instrText xml:space="preserve"> STYLEREF 1 \s </w:instrText>
+      </w:r>
+      <w:r>
+        <w:fldChar w:fldCharType="separate"/>
+      </w:r>
+      <w:r>
+        <w:rPr>
+          <w:noProof/>
+        </w:rPr>
+        <w:t>5</w:t>
+      </w:r>
+      <w:r>
+        <w:fldChar w:fldCharType="end"/>
+      </w:r>
+      <w:r>
+        <w:t>.</w:t>
+      </w:r>
+      <w:r>
+        <w:fldChar w:fldCharType="begin"/>
+      </w:r>
+      <w:r>
+        <w:instrText xml:space="preserve"> SEQ Figura \* ARABIC \s 1 </w:instrText>
+      </w:r>
+      <w:r>
+        <w:fldChar w:fldCharType="separate"/>
+      </w:r>
+      <w:r>
+        <w:rPr>
+          <w:noProof/>
+        </w:rPr>
+        <w:t>3</w:t>
+      </w:r>
+      <w:r>
+        <w:fldChar w:fldCharType="end"/>
+      </w:r>
+      <w:r>
+        <w:t xml:space="preserve"> Caso de uso </w:t>
+      </w:r>
+      <w:proofErr w:type="spellStart"/>
+      <w:r>
+        <w:t>uso</w:t>
+      </w:r>
+      <w:proofErr w:type="spellEnd"/>
+      <w:r>
+        <w:t xml:space="preserve"> N°5.6, Imprimiendo informe de asistencia</w:t>
+      </w:r>
+    </w:p>
+    <w:p/>
+    <w:p>
+      <w:pPr>
+        <w:pStyle w:val="Sinespaciado"/>
+      </w:pPr>
+      <w:r>
+        <w:rPr>
+          <w:noProof/>
+        </w:rPr>
+        <w:drawing>
+          <wp:inline distT="0" distB="0" distL="0" distR="0" wp14:anchorId="0E4E2605" wp14:editId="7F4EAA81">
+            <wp:extent cx="5971540" cy="2896235"/>
+            <wp:effectExtent l="0" t="0" r="0" b="0"/>
+            <wp:docPr id="1781620395" name="Imagen 1" descr="Diagrama&#10;&#10;El contenido generado por IA puede ser incorrecto."/>
+            <wp:cNvGraphicFramePr>
+              <a:graphicFrameLocks xmlns:a="http://schemas.openxmlformats.org/drawingml/2006/main" noChangeAspect="1"/>
+            </wp:cNvGraphicFramePr>
+            <a:graphic xmlns:a="http://schemas.openxmlformats.org/drawingml/2006/main">
+              <a:graphicData uri="http://schemas.openxmlformats.org/drawingml/2006/picture">
+                <pic:pic xmlns:pic="http://schemas.openxmlformats.org/drawingml/2006/picture">
+                  <pic:nvPicPr>
+                    <pic:cNvPr id="1781620395" name="Imagen 1" descr="Diagrama&#10;&#10;El contenido generado por IA puede ser incorrecto."/>
+                    <pic:cNvPicPr/>
+                  </pic:nvPicPr>
+                  <pic:blipFill>
+                    <a:blip r:embed="rId19"/>
+                    <a:stretch>
+                      <a:fillRect/>
+                    </a:stretch>
+                  </pic:blipFill>
+                  <pic:spPr>
+                    <a:xfrm>
+                      <a:off x="0" y="0"/>
+                      <a:ext cx="5971540" cy="2896235"/>
+                    </a:xfrm>
+                    <a:prstGeom prst="rect">
+                      <a:avLst/>
+                    </a:prstGeom>
+                  </pic:spPr>
+                </pic:pic>
+              </a:graphicData>
+            </a:graphic>
+          </wp:inline>
+        </w:drawing>
+      </w:r>
+    </w:p>
+    <w:p/>
+    <w:p>
+      <w:r>
+        <w:t>Fuente: Elaborado por el estudiante de acuerdo con el proyecto</w:t>
+      </w:r>
     </w:p>
     <w:p>
       <w:pPr>
@@ -12522,13 +13274,569 @@
         <w:ind w:firstLine="0"/>
         <w:jc w:val="left"/>
       </w:pPr>
+      <w:r>
+        <w:br w:type="page"/>
+      </w:r>
+    </w:p>
+    <w:p>
+      <w:r>
+        <w:lastRenderedPageBreak/>
+        <w:t>En la figura</w:t>
+      </w:r>
+      <w:r>
+        <w:t xml:space="preserve"> 5.4</w:t>
+      </w:r>
+      <w:r>
+        <w:t xml:space="preserve"> </w:t>
+      </w:r>
+      <w:r>
+        <w:t>e</w:t>
+      </w:r>
+      <w:r>
+        <w:t xml:space="preserve">l diagrama de secuencia 5.7 muestra cómo el Usuario (administrador/RR.HH.) inicia sesión y, desde </w:t>
+      </w:r>
+      <w:proofErr w:type="spellStart"/>
+      <w:r>
+        <w:t>V_DashBoard</w:t>
+      </w:r>
+      <w:proofErr w:type="spellEnd"/>
+      <w:r>
+        <w:t xml:space="preserve">, solicita el menú del </w:t>
+      </w:r>
+      <w:proofErr w:type="spellStart"/>
+      <w:r>
+        <w:t>V_Header</w:t>
+      </w:r>
+      <w:proofErr w:type="spellEnd"/>
+      <w:r>
+        <w:t xml:space="preserve"> para acceder a la sección “informe de asistencia”. Al entrar, la vista </w:t>
+      </w:r>
+      <w:proofErr w:type="spellStart"/>
+      <w:r>
+        <w:t>V_informe_de_asistencia</w:t>
+      </w:r>
+      <w:proofErr w:type="spellEnd"/>
+      <w:r>
+        <w:t xml:space="preserve"> pide al controlador </w:t>
+      </w:r>
+      <w:proofErr w:type="spellStart"/>
+      <w:r>
+        <w:t>C_informe_de_asistencia</w:t>
+      </w:r>
+      <w:proofErr w:type="spellEnd"/>
+      <w:r>
+        <w:t xml:space="preserve"> cargar la interfaz; este, a su vez, solicita a </w:t>
+      </w:r>
+      <w:proofErr w:type="spellStart"/>
+      <w:r>
+        <w:t>C_MySQL</w:t>
+      </w:r>
+      <w:proofErr w:type="spellEnd"/>
+      <w:r>
+        <w:t xml:space="preserve"> los registros de marcas del día, que son consultados en la entidad marcas y devueltos al controlador. Con los datos recibidos, el sistema carga la interfaz del informe, el usuario presiona el botón para generar/cargar el informe diario, el controlador genera el informe con las asistencias diarias, y la vista devuelve el informe obtenido para que el usuario lo visualice en pantalla.</w:t>
+      </w:r>
+    </w:p>
+    <w:p/>
+    <w:p>
+      <w:pPr>
+        <w:pStyle w:val="Descripcin"/>
+      </w:pPr>
+      <w:r>
+        <w:t xml:space="preserve">Figura </w:t>
+      </w:r>
+      <w:r>
+        <w:fldChar w:fldCharType="begin"/>
+      </w:r>
+      <w:r>
+        <w:instrText xml:space="preserve"> STYLEREF 1 \s </w:instrText>
+      </w:r>
+      <w:r>
+        <w:fldChar w:fldCharType="separate"/>
+      </w:r>
+      <w:r>
+        <w:rPr>
+          <w:noProof/>
+        </w:rPr>
+        <w:t>5</w:t>
+      </w:r>
+      <w:r>
+        <w:fldChar w:fldCharType="end"/>
+      </w:r>
+      <w:r>
+        <w:t>.</w:t>
+      </w:r>
+      <w:r>
+        <w:fldChar w:fldCharType="begin"/>
+      </w:r>
+      <w:r>
+        <w:instrText xml:space="preserve"> SEQ Figura \* ARABIC \s 1 </w:instrText>
+      </w:r>
+      <w:r>
+        <w:fldChar w:fldCharType="separate"/>
+      </w:r>
+      <w:r>
+        <w:rPr>
+          <w:noProof/>
+        </w:rPr>
+        <w:t>4</w:t>
+      </w:r>
+      <w:r>
+        <w:fldChar w:fldCharType="end"/>
+      </w:r>
+      <w:r>
+        <w:t xml:space="preserve"> </w:t>
+      </w:r>
+      <w:r>
+        <w:t>Caso de uso</w:t>
+      </w:r>
+      <w:r>
+        <w:t xml:space="preserve"> </w:t>
+      </w:r>
+      <w:r>
+        <w:t>N°5.7, Visualizando informe diario de asistencia</w:t>
+      </w:r>
+    </w:p>
+    <w:p>
+      <w:pPr>
+        <w:pStyle w:val="Sinespaciado"/>
+      </w:pPr>
+      <w:r>
+        <w:rPr>
+          <w:noProof/>
+        </w:rPr>
+        <w:drawing>
+          <wp:inline distT="0" distB="0" distL="0" distR="0" wp14:anchorId="7FAC240A" wp14:editId="0EEA05B9">
+            <wp:extent cx="6673865" cy="2306472"/>
+            <wp:effectExtent l="0" t="0" r="0" b="0"/>
+            <wp:docPr id="62579828" name="Imagen 1" descr="Escala de tiempo&#10;&#10;El contenido generado por IA puede ser incorrecto."/>
+            <wp:cNvGraphicFramePr>
+              <a:graphicFrameLocks xmlns:a="http://schemas.openxmlformats.org/drawingml/2006/main" noChangeAspect="1"/>
+            </wp:cNvGraphicFramePr>
+            <a:graphic xmlns:a="http://schemas.openxmlformats.org/drawingml/2006/main">
+              <a:graphicData uri="http://schemas.openxmlformats.org/drawingml/2006/picture">
+                <pic:pic xmlns:pic="http://schemas.openxmlformats.org/drawingml/2006/picture">
+                  <pic:nvPicPr>
+                    <pic:cNvPr id="62579828" name="Imagen 1" descr="Escala de tiempo&#10;&#10;El contenido generado por IA puede ser incorrecto."/>
+                    <pic:cNvPicPr/>
+                  </pic:nvPicPr>
+                  <pic:blipFill>
+                    <a:blip r:embed="rId20"/>
+                    <a:stretch>
+                      <a:fillRect/>
+                    </a:stretch>
+                  </pic:blipFill>
+                  <pic:spPr>
+                    <a:xfrm>
+                      <a:off x="0" y="0"/>
+                      <a:ext cx="6677766" cy="2307820"/>
+                    </a:xfrm>
+                    <a:prstGeom prst="rect">
+                      <a:avLst/>
+                    </a:prstGeom>
+                  </pic:spPr>
+                </pic:pic>
+              </a:graphicData>
+            </a:graphic>
+          </wp:inline>
+        </w:drawing>
+      </w:r>
+    </w:p>
+    <w:p>
+      <w:pPr>
+        <w:pStyle w:val="Sinespaciado"/>
+      </w:pPr>
+    </w:p>
+    <w:p>
+      <w:r>
+        <w:t>Fuente: Elaborado por el estudiante de acuerdo con el proyecto</w:t>
+      </w:r>
+    </w:p>
+    <w:p>
+      <w:pPr>
+        <w:spacing w:line="278" w:lineRule="auto"/>
+        <w:ind w:firstLine="0"/>
+        <w:jc w:val="left"/>
+      </w:pPr>
+      <w:r>
+        <w:br w:type="page"/>
+      </w:r>
+    </w:p>
+    <w:p>
+      <w:r>
+        <w:lastRenderedPageBreak/>
+        <w:t>En la figura 5.5 e</w:t>
+      </w:r>
+      <w:r>
+        <w:t xml:space="preserve">l diagrama de secuencia muestra al Administrador que, tras iniciar sesión y entrar al </w:t>
+      </w:r>
+      <w:proofErr w:type="spellStart"/>
+      <w:r>
+        <w:t>dashboard</w:t>
+      </w:r>
+      <w:proofErr w:type="spellEnd"/>
+      <w:r>
+        <w:t xml:space="preserve">, despliega el menú del </w:t>
+      </w:r>
+      <w:proofErr w:type="spellStart"/>
+      <w:r>
+        <w:t>V_header</w:t>
+      </w:r>
+      <w:proofErr w:type="spellEnd"/>
+      <w:r>
+        <w:t xml:space="preserve"> para acceder a </w:t>
+      </w:r>
+      <w:proofErr w:type="spellStart"/>
+      <w:r>
+        <w:t>V_permisos</w:t>
+      </w:r>
+      <w:proofErr w:type="spellEnd"/>
+      <w:r>
+        <w:t xml:space="preserve">. Esta vista solicita al controlador </w:t>
+      </w:r>
+      <w:proofErr w:type="spellStart"/>
+      <w:r>
+        <w:t>C_permisos</w:t>
+      </w:r>
+      <w:proofErr w:type="spellEnd"/>
+      <w:r>
+        <w:t xml:space="preserve"> la carga de la interfaz, y el controlador consulta a </w:t>
+      </w:r>
+      <w:proofErr w:type="spellStart"/>
+      <w:r>
+        <w:t>C_mySQL</w:t>
+      </w:r>
+      <w:proofErr w:type="spellEnd"/>
+      <w:r>
+        <w:t xml:space="preserve"> los datos de permisos en la entidad permisos; la BD devuelve la información, el controlador la carga en la vista y el sistema muestra la vista previa. El actor selecciona el permiso del empleado a imprimir, el sistema destaca/registra la selección, y al presionar “Imprimir” se envía la solicitud de impresión y conversión a PDF; el controlador genera el comprobante del permiso y la interfaz muestra la impresión.</w:t>
+      </w:r>
+    </w:p>
+    <w:p/>
+    <w:p>
+      <w:pPr>
+        <w:pStyle w:val="Descripcin"/>
+        <w:keepNext/>
+      </w:pPr>
+      <w:r>
+        <w:t xml:space="preserve">Figura </w:t>
+      </w:r>
+      <w:r>
+        <w:fldChar w:fldCharType="begin"/>
+      </w:r>
+      <w:r>
+        <w:instrText xml:space="preserve"> STYLEREF 1 \s </w:instrText>
+      </w:r>
+      <w:r>
+        <w:fldChar w:fldCharType="separate"/>
+      </w:r>
+      <w:r>
+        <w:rPr>
+          <w:noProof/>
+        </w:rPr>
+        <w:t>5</w:t>
+      </w:r>
+      <w:r>
+        <w:fldChar w:fldCharType="end"/>
+      </w:r>
+      <w:r>
+        <w:t>.</w:t>
+      </w:r>
+      <w:r>
+        <w:fldChar w:fldCharType="begin"/>
+      </w:r>
+      <w:r>
+        <w:instrText xml:space="preserve"> SEQ Figura \* ARABIC \s 1 </w:instrText>
+      </w:r>
+      <w:r>
+        <w:fldChar w:fldCharType="separate"/>
+      </w:r>
+      <w:r>
+        <w:rPr>
+          <w:noProof/>
+        </w:rPr>
+        <w:t>5</w:t>
+      </w:r>
+      <w:r>
+        <w:fldChar w:fldCharType="end"/>
+      </w:r>
+      <w:r>
+        <w:t xml:space="preserve"> </w:t>
+      </w:r>
+      <w:r>
+        <w:t xml:space="preserve">Caso de uso </w:t>
+      </w:r>
+      <w:r>
+        <w:t>N°6.7, Imprimiendo permisos seleccionados</w:t>
+      </w:r>
+    </w:p>
+    <w:p/>
+    <w:p>
+      <w:pPr>
+        <w:pStyle w:val="Sinespaciado"/>
+      </w:pPr>
+      <w:r>
+        <w:rPr>
+          <w:noProof/>
+        </w:rPr>
+        <w:drawing>
+          <wp:inline distT="0" distB="0" distL="0" distR="0" wp14:anchorId="1C6F6BE5" wp14:editId="178EE0A1">
+            <wp:extent cx="5971540" cy="2526665"/>
+            <wp:effectExtent l="0" t="0" r="0" b="6985"/>
+            <wp:docPr id="1923664408" name="Imagen 1" descr="Diagrama&#10;&#10;El contenido generado por IA puede ser incorrecto."/>
+            <wp:cNvGraphicFramePr>
+              <a:graphicFrameLocks xmlns:a="http://schemas.openxmlformats.org/drawingml/2006/main" noChangeAspect="1"/>
+            </wp:cNvGraphicFramePr>
+            <a:graphic xmlns:a="http://schemas.openxmlformats.org/drawingml/2006/main">
+              <a:graphicData uri="http://schemas.openxmlformats.org/drawingml/2006/picture">
+                <pic:pic xmlns:pic="http://schemas.openxmlformats.org/drawingml/2006/picture">
+                  <pic:nvPicPr>
+                    <pic:cNvPr id="1923664408" name="Imagen 1" descr="Diagrama&#10;&#10;El contenido generado por IA puede ser incorrecto."/>
+                    <pic:cNvPicPr/>
+                  </pic:nvPicPr>
+                  <pic:blipFill>
+                    <a:blip r:embed="rId21"/>
+                    <a:stretch>
+                      <a:fillRect/>
+                    </a:stretch>
+                  </pic:blipFill>
+                  <pic:spPr>
+                    <a:xfrm>
+                      <a:off x="0" y="0"/>
+                      <a:ext cx="5971540" cy="2526665"/>
+                    </a:xfrm>
+                    <a:prstGeom prst="rect">
+                      <a:avLst/>
+                    </a:prstGeom>
+                  </pic:spPr>
+                </pic:pic>
+              </a:graphicData>
+            </a:graphic>
+          </wp:inline>
+        </w:drawing>
+      </w:r>
+    </w:p>
+    <w:p/>
+    <w:p>
+      <w:r>
+        <w:t>Fuente: Elaborado por el estudiante de acuerdo con el proyecto</w:t>
+      </w:r>
+    </w:p>
+    <w:p>
+      <w:pPr>
+        <w:spacing w:line="278" w:lineRule="auto"/>
+        <w:ind w:firstLine="0"/>
+        <w:jc w:val="left"/>
+      </w:pPr>
+      <w:r>
+        <w:br w:type="page"/>
+      </w:r>
+    </w:p>
+    <w:p>
+      <w:r>
+        <w:lastRenderedPageBreak/>
+        <w:t xml:space="preserve">El Usuario inicia sesión y, desde el </w:t>
+      </w:r>
+      <w:proofErr w:type="spellStart"/>
+      <w:r>
+        <w:t>dashboard</w:t>
+      </w:r>
+      <w:proofErr w:type="spellEnd"/>
+      <w:r>
+        <w:t xml:space="preserve">, despliega el menú del </w:t>
+      </w:r>
+      <w:proofErr w:type="spellStart"/>
+      <w:r>
+        <w:t>V_header</w:t>
+      </w:r>
+      <w:proofErr w:type="spellEnd"/>
+      <w:r>
+        <w:t xml:space="preserve"> para ir a </w:t>
+      </w:r>
+      <w:proofErr w:type="spellStart"/>
+      <w:r>
+        <w:t>V_permisos</w:t>
+      </w:r>
+      <w:proofErr w:type="spellEnd"/>
+      <w:r>
+        <w:t xml:space="preserve">. La vista pide a </w:t>
+      </w:r>
+      <w:proofErr w:type="spellStart"/>
+      <w:r>
+        <w:t>C_permisos</w:t>
+      </w:r>
+      <w:proofErr w:type="spellEnd"/>
+      <w:r>
+        <w:t xml:space="preserve"> cargar la interfaz; el controlador consulta a </w:t>
+      </w:r>
+      <w:proofErr w:type="spellStart"/>
+      <w:r>
+        <w:t>C_mySQL</w:t>
+      </w:r>
+      <w:proofErr w:type="spellEnd"/>
+      <w:r>
+        <w:t xml:space="preserve"> los permisos en la entidad permisos, recibe los datos y los muestra. El usuario selecciona uno o varios permisos, confirma la selección y presiona el botón eliminar. Entonces </w:t>
+      </w:r>
+      <w:proofErr w:type="spellStart"/>
+      <w:r>
+        <w:t>C_permisos</w:t>
+      </w:r>
+      <w:proofErr w:type="spellEnd"/>
+      <w:r>
+        <w:t xml:space="preserve"> envía la solicitud de borrado a la base de datos; </w:t>
+      </w:r>
+      <w:proofErr w:type="spellStart"/>
+      <w:r>
+        <w:t>C_mySQL</w:t>
+      </w:r>
+      <w:proofErr w:type="spellEnd"/>
+      <w:r>
+        <w:t xml:space="preserve"> ejecuta los cambios y devuelve el resultado. Con la confirmación, el controlador recarga la lista y la vista muestra la información actualizada sin los permisos eliminados.</w:t>
+      </w:r>
+    </w:p>
+    <w:p>
+      <w:pPr>
+        <w:pStyle w:val="Descripcin"/>
+        <w:jc w:val="both"/>
+      </w:pPr>
+    </w:p>
+    <w:p>
+      <w:pPr>
+        <w:pStyle w:val="Descripcin"/>
+      </w:pPr>
+      <w:r>
+        <w:t xml:space="preserve">Figura </w:t>
+      </w:r>
+      <w:r>
+        <w:fldChar w:fldCharType="begin"/>
+      </w:r>
+      <w:r>
+        <w:instrText xml:space="preserve"> STYLEREF 1 \s </w:instrText>
+      </w:r>
+      <w:r>
+        <w:fldChar w:fldCharType="separate"/>
+      </w:r>
+      <w:r>
+        <w:rPr>
+          <w:noProof/>
+        </w:rPr>
+        <w:t>5</w:t>
+      </w:r>
+      <w:r>
+        <w:fldChar w:fldCharType="end"/>
+      </w:r>
+      <w:r>
+        <w:t>.</w:t>
+      </w:r>
+      <w:r>
+        <w:fldChar w:fldCharType="begin"/>
+      </w:r>
+      <w:r>
+        <w:instrText xml:space="preserve"> SEQ Figura \* ARABIC \s 1 </w:instrText>
+      </w:r>
+      <w:r>
+        <w:fldChar w:fldCharType="separate"/>
+      </w:r>
+      <w:r>
+        <w:rPr>
+          <w:noProof/>
+        </w:rPr>
+        <w:t>6</w:t>
+      </w:r>
+      <w:r>
+        <w:fldChar w:fldCharType="end"/>
+      </w:r>
+      <w:r>
+        <w:t xml:space="preserve"> </w:t>
+      </w:r>
+      <w:r>
+        <w:t xml:space="preserve">Caso de uso </w:t>
+      </w:r>
+      <w:r>
+        <w:t>N°6.8, Eliminando permisos</w:t>
+      </w:r>
+    </w:p>
+    <w:p/>
+    <w:p>
+      <w:pPr>
+        <w:pStyle w:val="Sinespaciado"/>
+      </w:pPr>
+      <w:r>
+        <w:drawing>
+          <wp:inline distT="0" distB="0" distL="0" distR="0" wp14:anchorId="21B5BE6E" wp14:editId="066A7220">
+            <wp:extent cx="5971540" cy="2754630"/>
+            <wp:effectExtent l="0" t="0" r="0" b="7620"/>
+            <wp:docPr id="893196668" name="Imagen 1" descr="Imagen que contiene Diagrama&#10;&#10;El contenido generado por IA puede ser incorrecto."/>
+            <wp:cNvGraphicFramePr>
+              <a:graphicFrameLocks xmlns:a="http://schemas.openxmlformats.org/drawingml/2006/main" noChangeAspect="1"/>
+            </wp:cNvGraphicFramePr>
+            <a:graphic xmlns:a="http://schemas.openxmlformats.org/drawingml/2006/main">
+              <a:graphicData uri="http://schemas.openxmlformats.org/drawingml/2006/picture">
+                <pic:pic xmlns:pic="http://schemas.openxmlformats.org/drawingml/2006/picture">
+                  <pic:nvPicPr>
+                    <pic:cNvPr id="893196668" name="Imagen 1" descr="Imagen que contiene Diagrama&#10;&#10;El contenido generado por IA puede ser incorrecto."/>
+                    <pic:cNvPicPr/>
+                  </pic:nvPicPr>
+                  <pic:blipFill>
+                    <a:blip r:embed="rId22"/>
+                    <a:stretch>
+                      <a:fillRect/>
+                    </a:stretch>
+                  </pic:blipFill>
+                  <pic:spPr>
+                    <a:xfrm>
+                      <a:off x="0" y="0"/>
+                      <a:ext cx="5971540" cy="2754630"/>
+                    </a:xfrm>
+                    <a:prstGeom prst="rect">
+                      <a:avLst/>
+                    </a:prstGeom>
+                  </pic:spPr>
+                </pic:pic>
+              </a:graphicData>
+            </a:graphic>
+          </wp:inline>
+        </w:drawing>
+      </w:r>
+    </w:p>
+    <w:p>
+      <w:pPr>
+        <w:pStyle w:val="Sinespaciado"/>
+      </w:pPr>
+    </w:p>
+    <w:p/>
+    <w:p>
+      <w:r>
+        <w:t>Fuente: Elaborado por el estudiante de acuerdo con el proyecto</w:t>
+      </w:r>
+    </w:p>
+    <w:p/>
+    <w:p>
+      <w:pPr>
+        <w:spacing w:line="278" w:lineRule="auto"/>
+        <w:ind w:firstLine="0"/>
+        <w:jc w:val="left"/>
+      </w:pPr>
+    </w:p>
+    <w:p>
+      <w:pPr>
+        <w:spacing w:line="278" w:lineRule="auto"/>
+        <w:ind w:firstLine="0"/>
+        <w:jc w:val="left"/>
+      </w:pPr>
+    </w:p>
+    <w:p>
+      <w:pPr>
+        <w:spacing w:line="278" w:lineRule="auto"/>
+        <w:ind w:firstLine="0"/>
+        <w:jc w:val="left"/>
+      </w:pPr>
     </w:p>
     <w:p>
       <w:pPr>
         <w:pStyle w:val="Ttulo2"/>
       </w:pPr>
-      <w:bookmarkStart w:id="93" w:name="_Toc211609200"/>
-      <w:r>
+      <w:bookmarkStart w:id="93" w:name="_Toc211882598"/>
+      <w:r>
+        <w:lastRenderedPageBreak/>
         <w:t>Vista desarrollo</w:t>
       </w:r>
       <w:bookmarkEnd w:id="93"/>
@@ -12547,7 +13855,7 @@
       <w:pPr>
         <w:pStyle w:val="Ttulo3"/>
       </w:pPr>
-      <w:bookmarkStart w:id="94" w:name="_Toc211609201"/>
+      <w:bookmarkStart w:id="94" w:name="_Toc211882599"/>
       <w:r>
         <w:t>Diagrama de componentes</w:t>
       </w:r>
@@ -12583,7 +13891,35 @@
         <w:rPr>
           <w:rFonts w:eastAsia="Times New Roman" w:cs="Times New Roman"/>
         </w:rPr>
-        <w:t xml:space="preserve"> la arquitectura del sistema dividiéndolo en dos bloques: el Front-end y el Back-end.</w:t>
+        <w:t xml:space="preserve"> la arquitectura del sistema dividiéndolo en dos bloques: el Front-</w:t>
+      </w:r>
+      <w:proofErr w:type="spellStart"/>
+      <w:r>
+        <w:rPr>
+          <w:rFonts w:eastAsia="Times New Roman" w:cs="Times New Roman"/>
+        </w:rPr>
+        <w:t>end</w:t>
+      </w:r>
+      <w:proofErr w:type="spellEnd"/>
+      <w:r>
+        <w:rPr>
+          <w:rFonts w:eastAsia="Times New Roman" w:cs="Times New Roman"/>
+        </w:rPr>
+        <w:t xml:space="preserve"> y el Back-</w:t>
+      </w:r>
+      <w:proofErr w:type="spellStart"/>
+      <w:r>
+        <w:rPr>
+          <w:rFonts w:eastAsia="Times New Roman" w:cs="Times New Roman"/>
+        </w:rPr>
+        <w:t>end</w:t>
+      </w:r>
+      <w:proofErr w:type="spellEnd"/>
+      <w:r>
+        <w:rPr>
+          <w:rFonts w:eastAsia="Times New Roman" w:cs="Times New Roman"/>
+        </w:rPr>
+        <w:t>.</w:t>
       </w:r>
     </w:p>
     <w:p/>
@@ -12592,7 +13928,35 @@
         <w:rPr>
           <w:rFonts w:eastAsia="Times New Roman" w:cs="Times New Roman"/>
         </w:rPr>
-        <w:t>Primero se encuentra el Front-end, que es la vista del usuario y la interfaz gráfica, construidos principalmente por CSS y JavaScript, apoyados por librerías como Bootstrap, jQuery, Chart.js y DataTables para mejorar la presentación y experiencia de usuario.</w:t>
+        <w:t>Primero se encuentra el Front-</w:t>
+      </w:r>
+      <w:proofErr w:type="spellStart"/>
+      <w:r>
+        <w:rPr>
+          <w:rFonts w:eastAsia="Times New Roman" w:cs="Times New Roman"/>
+        </w:rPr>
+        <w:t>end</w:t>
+      </w:r>
+      <w:proofErr w:type="spellEnd"/>
+      <w:r>
+        <w:rPr>
+          <w:rFonts w:eastAsia="Times New Roman" w:cs="Times New Roman"/>
+        </w:rPr>
+        <w:t xml:space="preserve">, que es la vista del usuario y la interfaz gráfica, construidos principalmente por CSS y JavaScript, apoyados por librerías como Bootstrap, jQuery, Chart.js y </w:t>
+      </w:r>
+      <w:proofErr w:type="spellStart"/>
+      <w:r>
+        <w:rPr>
+          <w:rFonts w:eastAsia="Times New Roman" w:cs="Times New Roman"/>
+        </w:rPr>
+        <w:t>DataTables</w:t>
+      </w:r>
+      <w:proofErr w:type="spellEnd"/>
+      <w:r>
+        <w:rPr>
+          <w:rFonts w:eastAsia="Times New Roman" w:cs="Times New Roman"/>
+        </w:rPr>
+        <w:t xml:space="preserve"> para mejorar la presentación y experiencia de usuario.</w:t>
       </w:r>
     </w:p>
     <w:p/>
@@ -12601,7 +13965,35 @@
         <w:rPr>
           <w:rFonts w:eastAsia="Times New Roman" w:cs="Times New Roman"/>
         </w:rPr>
-        <w:t>El Back-end, desarrollado en PHP, se encarga de gestionar la lógica del sistema, procesar los formularios, conectarse a la base de datos MySQL/MariaDB y manejar la autenticación de los usuarios mediante sesiones.</w:t>
+        <w:t>El Back-</w:t>
+      </w:r>
+      <w:proofErr w:type="spellStart"/>
+      <w:r>
+        <w:rPr>
+          <w:rFonts w:eastAsia="Times New Roman" w:cs="Times New Roman"/>
+        </w:rPr>
+        <w:t>end</w:t>
+      </w:r>
+      <w:proofErr w:type="spellEnd"/>
+      <w:r>
+        <w:rPr>
+          <w:rFonts w:eastAsia="Times New Roman" w:cs="Times New Roman"/>
+        </w:rPr>
+        <w:t>, desarrollado en PHP, se encarga de gestionar la lógica del sistema, procesar los formularios, conectarse a la base de datos MySQL/</w:t>
+      </w:r>
+      <w:proofErr w:type="spellStart"/>
+      <w:r>
+        <w:rPr>
+          <w:rFonts w:eastAsia="Times New Roman" w:cs="Times New Roman"/>
+        </w:rPr>
+        <w:t>MariaDB</w:t>
+      </w:r>
+      <w:proofErr w:type="spellEnd"/>
+      <w:r>
+        <w:rPr>
+          <w:rFonts w:eastAsia="Times New Roman" w:cs="Times New Roman"/>
+        </w:rPr>
+        <w:t xml:space="preserve"> y manejar la autenticación de los usuarios mediante sesiones.</w:t>
       </w:r>
     </w:p>
     <w:p/>
@@ -12612,36 +14004,42 @@
         </w:rPr>
         <w:t xml:space="preserve">Está estructurado en archivos PHP organizados en la carpeta </w:t>
       </w:r>
+      <w:proofErr w:type="spellStart"/>
       <w:r>
         <w:rPr>
           <w:rFonts w:eastAsia="Consolas" w:cs="Times New Roman"/>
         </w:rPr>
         <w:t>src</w:t>
       </w:r>
+      <w:proofErr w:type="spellEnd"/>
       <w:r>
         <w:rPr>
           <w:rFonts w:eastAsia="Times New Roman" w:cs="Times New Roman"/>
         </w:rPr>
         <w:t>, donde se encuentran módulos como el panel de control (</w:t>
       </w:r>
+      <w:proofErr w:type="spellStart"/>
       <w:r>
         <w:rPr>
           <w:rFonts w:ascii="Consolas" w:eastAsia="Consolas" w:hAnsi="Consolas" w:cs="Consolas"/>
         </w:rPr>
         <w:t>dashboard.php</w:t>
       </w:r>
+      <w:proofErr w:type="spellEnd"/>
       <w:r>
         <w:rPr>
           <w:rFonts w:eastAsia="Times New Roman" w:cs="Times New Roman"/>
         </w:rPr>
         <w:t>), el manejo de tipos de contrato, y scripts para registrar o modificar información. Además, un archivo central de conexión (</w:t>
       </w:r>
+      <w:proofErr w:type="spellStart"/>
       <w:r>
         <w:rPr>
           <w:rFonts w:ascii="Consolas" w:eastAsia="Consolas" w:hAnsi="Consolas" w:cs="Consolas"/>
         </w:rPr>
         <w:t>conexion.php</w:t>
       </w:r>
+      <w:proofErr w:type="spellEnd"/>
       <w:r>
         <w:rPr>
           <w:rFonts w:eastAsia="Times New Roman" w:cs="Times New Roman"/>
@@ -12657,17 +14055,40 @@
         </w:rPr>
         <w:t xml:space="preserve">También se incluye un archivo </w:t>
       </w:r>
+      <w:proofErr w:type="spellStart"/>
       <w:r>
         <w:rPr>
           <w:rFonts w:eastAsia="Consolas" w:cs="Times New Roman"/>
         </w:rPr>
         <w:t>biometrico.sql</w:t>
       </w:r>
+      <w:proofErr w:type="spellEnd"/>
       <w:r>
         <w:rPr>
           <w:rFonts w:eastAsia="Times New Roman" w:cs="Times New Roman"/>
         </w:rPr>
-        <w:t xml:space="preserve"> que contiene la estructura de la base de datos necesaria para la operación del sistema, junto con un instalador de MariaDB. En conjunto, estos componentes permiten que el sistema procese los datos, los almacen</w:t>
+        <w:t xml:space="preserve"> que contiene la estructura de la base de datos necesaria para la operación del sistema, junto con un instalador de </w:t>
+      </w:r>
+      <w:proofErr w:type="spellStart"/>
+      <w:r>
+        <w:rPr>
+          <w:rFonts w:eastAsia="Times New Roman" w:cs="Times New Roman"/>
+        </w:rPr>
+        <w:t>MariaDB</w:t>
+      </w:r>
+      <w:proofErr w:type="spellEnd"/>
+      <w:r>
+        <w:rPr>
+          <w:rFonts w:eastAsia="Times New Roman" w:cs="Times New Roman"/>
+        </w:rPr>
+        <w:t xml:space="preserve">. En conjunto, estos </w:t>
+      </w:r>
+      <w:r>
+        <w:rPr>
+          <w:rFonts w:eastAsia="Times New Roman" w:cs="Times New Roman"/>
+        </w:rPr>
+        <w:lastRenderedPageBreak/>
+        <w:t>componentes permiten que el sistema procese los datos, los almacen</w:t>
       </w:r>
       <w:r>
         <w:rPr>
@@ -12702,25 +14123,45 @@
       <w:r>
         <w:t xml:space="preserve">Figura </w:t>
       </w:r>
-      <w:fldSimple w:instr=" STYLEREF 1 \s ">
-        <w:r>
-          <w:rPr>
-            <w:noProof/>
-          </w:rPr>
-          <w:t>5</w:t>
-        </w:r>
-      </w:fldSimple>
+      <w:r>
+        <w:fldChar w:fldCharType="begin"/>
+      </w:r>
+      <w:r>
+        <w:instrText xml:space="preserve"> STYLEREF 1 \s </w:instrText>
+      </w:r>
+      <w:r>
+        <w:fldChar w:fldCharType="separate"/>
+      </w:r>
+      <w:r>
+        <w:rPr>
+          <w:noProof/>
+        </w:rPr>
+        <w:t>5</w:t>
+      </w:r>
+      <w:r>
+        <w:fldChar w:fldCharType="end"/>
+      </w:r>
       <w:r>
         <w:t>.</w:t>
       </w:r>
-      <w:fldSimple w:instr=" SEQ Figura \* ARABIC \s 1 ">
-        <w:r>
-          <w:rPr>
-            <w:noProof/>
-          </w:rPr>
-          <w:t>18</w:t>
-        </w:r>
-      </w:fldSimple>
+      <w:r>
+        <w:fldChar w:fldCharType="begin"/>
+      </w:r>
+      <w:r>
+        <w:instrText xml:space="preserve"> SEQ Figura \* ARABIC \s 1 </w:instrText>
+      </w:r>
+      <w:r>
+        <w:fldChar w:fldCharType="separate"/>
+      </w:r>
+      <w:r>
+        <w:rPr>
+          <w:noProof/>
+        </w:rPr>
+        <w:t>7</w:t>
+      </w:r>
+      <w:r>
+        <w:fldChar w:fldCharType="end"/>
+      </w:r>
       <w:r>
         <w:t xml:space="preserve"> </w:t>
       </w:r>
@@ -12728,13 +14169,18 @@
         <w:t xml:space="preserve">Diagrama de componentes </w:t>
       </w:r>
       <w:r>
-        <w:t>de EugCom</w:t>
+        <w:t xml:space="preserve">de </w:t>
+      </w:r>
+      <w:proofErr w:type="spellStart"/>
+      <w:r>
+        <w:t>EugCom</w:t>
       </w:r>
       <w:bookmarkEnd w:id="95"/>
       <w:bookmarkEnd w:id="96"/>
       <w:bookmarkEnd w:id="97"/>
       <w:bookmarkEnd w:id="98"/>
       <w:bookmarkEnd w:id="99"/>
+      <w:proofErr w:type="spellEnd"/>
     </w:p>
     <w:p>
       <w:pPr>
@@ -12760,7 +14206,7 @@
                     <pic:cNvPicPr/>
                   </pic:nvPicPr>
                   <pic:blipFill>
-                    <a:blip r:embed="rId19" cstate="print">
+                    <a:blip r:embed="rId23" cstate="print">
                       <a:extLst>
                         <a:ext uri="{28A0092B-C50C-407E-A947-70E740481C1C}">
                           <a14:useLocalDpi xmlns:a14="http://schemas.microsoft.com/office/drawing/2010/main" val="0"/>
@@ -12816,7 +14262,7 @@
       <w:pPr>
         <w:pStyle w:val="Ttulo2"/>
       </w:pPr>
-      <w:bookmarkStart w:id="100" w:name="_Toc211609202"/>
+      <w:bookmarkStart w:id="100" w:name="_Toc211882600"/>
       <w:r>
         <w:lastRenderedPageBreak/>
         <w:t xml:space="preserve">Vista </w:t>
@@ -12837,7 +14283,7 @@
       <w:pPr>
         <w:pStyle w:val="Ttulo3"/>
       </w:pPr>
-      <w:bookmarkStart w:id="101" w:name="_Toc211609203"/>
+      <w:bookmarkStart w:id="101" w:name="_Toc211882601"/>
       <w:r>
         <w:t>Diagrama de despliegue</w:t>
       </w:r>
@@ -12883,33 +14329,58 @@
         <w:lastRenderedPageBreak/>
         <w:t xml:space="preserve">Figura </w:t>
       </w:r>
-      <w:fldSimple w:instr=" STYLEREF 1 \s ">
-        <w:r>
-          <w:rPr>
-            <w:noProof/>
-          </w:rPr>
-          <w:t>5</w:t>
-        </w:r>
-      </w:fldSimple>
+      <w:r>
+        <w:fldChar w:fldCharType="begin"/>
+      </w:r>
+      <w:r>
+        <w:instrText xml:space="preserve"> STYLEREF 1 \s </w:instrText>
+      </w:r>
+      <w:r>
+        <w:fldChar w:fldCharType="separate"/>
+      </w:r>
+      <w:r>
+        <w:rPr>
+          <w:noProof/>
+        </w:rPr>
+        <w:t>5</w:t>
+      </w:r>
+      <w:r>
+        <w:fldChar w:fldCharType="end"/>
+      </w:r>
       <w:r>
         <w:t>.</w:t>
       </w:r>
-      <w:fldSimple w:instr=" SEQ Figura \* ARABIC \s 1 ">
-        <w:r>
-          <w:rPr>
-            <w:noProof/>
-          </w:rPr>
-          <w:t>19</w:t>
-        </w:r>
-      </w:fldSimple>
-      <w:r>
-        <w:t xml:space="preserve"> Diagrama de despliegue de EugCOM</w:t>
+      <w:r>
+        <w:fldChar w:fldCharType="begin"/>
+      </w:r>
+      <w:r>
+        <w:instrText xml:space="preserve"> SEQ Figura \* ARABIC \s 1 </w:instrText>
+      </w:r>
+      <w:r>
+        <w:fldChar w:fldCharType="separate"/>
+      </w:r>
+      <w:r>
+        <w:rPr>
+          <w:noProof/>
+        </w:rPr>
+        <w:t>8</w:t>
+      </w:r>
+      <w:r>
+        <w:fldChar w:fldCharType="end"/>
+      </w:r>
+      <w:r>
+        <w:t xml:space="preserve"> Diagrama de despliegue de </w:t>
+      </w:r>
+      <w:proofErr w:type="spellStart"/>
+      <w:r>
+        <w:t>EugCOM</w:t>
       </w:r>
       <w:bookmarkEnd w:id="102"/>
       <w:bookmarkEnd w:id="103"/>
       <w:bookmarkEnd w:id="104"/>
       <w:bookmarkEnd w:id="105"/>
       <w:bookmarkEnd w:id="106"/>
+      <w:proofErr w:type="spellEnd"/>
     </w:p>
     <w:p>
       <w:pPr>
@@ -12935,7 +14406,7 @@
                     <pic:cNvPicPr/>
                   </pic:nvPicPr>
                   <pic:blipFill>
-                    <a:blip r:embed="rId20">
+                    <a:blip r:embed="rId24">
                       <a:extLst>
                         <a:ext uri="{28A0092B-C50C-407E-A947-70E740481C1C}">
                           <a14:useLocalDpi xmlns:a14="http://schemas.microsoft.com/office/drawing/2010/main" val="0"/>
@@ -12986,8 +14457,8 @@
       </w:r>
       <w:bookmarkStart w:id="107" w:name="_Toc201199618"/>
       <w:bookmarkStart w:id="108" w:name="_Toc201199707"/>
-      <w:bookmarkStart w:id="109" w:name="_Toc211609204"/>
-      <w:bookmarkStart w:id="110" w:name="_Toc211609258"/>
+      <w:bookmarkStart w:id="109" w:name="_Toc211609258"/>
+      <w:bookmarkStart w:id="110" w:name="_Toc211882602"/>
       <w:r>
         <w:lastRenderedPageBreak/>
         <w:t>MANUAL DE INSTALACI</w:t>
@@ -13031,8 +14502,13 @@
         <w:t>) paso a paso para instalar correctamente el sistema</w:t>
       </w:r>
       <w:r>
-        <w:t xml:space="preserve"> web EugCOM</w:t>
-      </w:r>
+        <w:t xml:space="preserve"> web </w:t>
+      </w:r>
+      <w:proofErr w:type="spellStart"/>
+      <w:r>
+        <w:t>EugCOM</w:t>
+      </w:r>
+      <w:proofErr w:type="spellEnd"/>
       <w:r>
         <w:t>.</w:t>
       </w:r>
@@ -13042,7 +14518,7 @@
       <w:pPr>
         <w:pStyle w:val="Ttulo2"/>
       </w:pPr>
-      <w:bookmarkStart w:id="111" w:name="_Toc211609205"/>
+      <w:bookmarkStart w:id="111" w:name="_Toc211882603"/>
       <w:r>
         <w:t>Requisitos de hardware</w:t>
       </w:r>
@@ -13107,7 +14583,7 @@
       <w:pPr>
         <w:pStyle w:val="Ttulo2"/>
       </w:pPr>
-      <w:bookmarkStart w:id="112" w:name="_Toc211609206"/>
+      <w:bookmarkStart w:id="112" w:name="_Toc211882604"/>
       <w:r>
         <w:t>Requisitos de Software</w:t>
       </w:r>
@@ -13185,7 +14661,11 @@
         <w:t>MySQL</w:t>
       </w:r>
       <w:r>
-        <w:t>/ Mari</w:t>
+        <w:t xml:space="preserve">/ </w:t>
+      </w:r>
+      <w:proofErr w:type="spellStart"/>
+      <w:r>
+        <w:t>Mari</w:t>
       </w:r>
       <w:r>
         <w:t>a</w:t>
@@ -13193,6 +14673,7 @@
       <w:r>
         <w:t>DB</w:t>
       </w:r>
+      <w:proofErr w:type="spellEnd"/>
     </w:p>
     <w:p>
       <w:pPr>
@@ -13243,7 +14724,7 @@
       <w:pPr>
         <w:pStyle w:val="Ttulo2"/>
       </w:pPr>
-      <w:bookmarkStart w:id="114" w:name="_Toc211609207"/>
+      <w:bookmarkStart w:id="114" w:name="_Toc211882605"/>
       <w:r>
         <w:t>Instalación de dependencias</w:t>
       </w:r>
@@ -13358,9 +14839,11 @@
           <w:numId w:val="49"/>
         </w:numPr>
       </w:pPr>
+      <w:proofErr w:type="spellStart"/>
       <w:r>
         <w:t>phpMyAdmin</w:t>
       </w:r>
+      <w:proofErr w:type="spellEnd"/>
     </w:p>
     <w:p>
       <w:pPr>
@@ -13390,7 +14873,15 @@
         </w:numPr>
       </w:pPr>
       <w:r>
-        <w:t>Haz clic en “Start” para:</w:t>
+        <w:t>Haz clic en “</w:t>
+      </w:r>
+      <w:proofErr w:type="spellStart"/>
+      <w:r>
+        <w:t>Start</w:t>
+      </w:r>
+      <w:proofErr w:type="spellEnd"/>
+      <w:r>
+        <w:t>” para:</w:t>
       </w:r>
     </w:p>
     <w:p>
@@ -13439,7 +14930,7 @@
       <w:pPr>
         <w:pStyle w:val="Ttulo2"/>
       </w:pPr>
-      <w:bookmarkStart w:id="115" w:name="_Toc211609208"/>
+      <w:bookmarkStart w:id="115" w:name="_Toc211882606"/>
       <w:r>
         <w:t>Pasos para la instalación</w:t>
       </w:r>
@@ -13464,7 +14955,23 @@
         <w:t>(</w:t>
       </w:r>
       <w:r>
-        <w:t>C:\xampp\htdocs\</w:t>
+        <w:t>C:\</w:t>
+      </w:r>
+      <w:proofErr w:type="spellStart"/>
+      <w:r>
+        <w:t>xampp</w:t>
+      </w:r>
+      <w:proofErr w:type="spellEnd"/>
+      <w:r>
+        <w:t>\</w:t>
+      </w:r>
+      <w:proofErr w:type="spellStart"/>
+      <w:r>
+        <w:t>htdocs</w:t>
+      </w:r>
+      <w:proofErr w:type="spellEnd"/>
+      <w:r>
+        <w:t>\</w:t>
       </w:r>
       <w:r>
         <w:t>)</w:t>
@@ -13507,7 +15014,7 @@
       <w:r>
         <w:t>“</w:t>
       </w:r>
-      <w:hyperlink r:id="rId21" w:history="1">
+      <w:hyperlink r:id="rId25" w:history="1">
         <w:r>
           <w:rPr>
             <w:rStyle w:val="Hipervnculo"/>
@@ -13585,8 +15092,13 @@
         </w:numPr>
       </w:pPr>
       <w:r>
-        <w:t>Configurar el archivo de conexión a la base de datos (config.php</w:t>
-      </w:r>
+        <w:t>Configurar el archivo de conexión a la base de datos (</w:t>
+      </w:r>
+      <w:proofErr w:type="spellStart"/>
+      <w:r>
+        <w:t>config.php</w:t>
+      </w:r>
+      <w:proofErr w:type="spellEnd"/>
       <w:r>
         <w:t>)</w:t>
       </w:r>
@@ -13596,7 +15108,7 @@
       <w:pPr>
         <w:pStyle w:val="Ttulo2"/>
       </w:pPr>
-      <w:bookmarkStart w:id="116" w:name="_Toc211609209"/>
+      <w:bookmarkStart w:id="116" w:name="_Toc211882607"/>
       <w:r>
         <w:t>Ejecución del sistema</w:t>
       </w:r>
@@ -13654,7 +15166,7 @@
       <w:r>
         <w:t xml:space="preserve"> </w:t>
       </w:r>
-      <w:hyperlink r:id="rId22" w:history="1">
+      <w:hyperlink r:id="rId26" w:history="1">
         <w:r>
           <w:rPr>
             <w:rStyle w:val="Hipervnculo"/>
@@ -13692,7 +15204,7 @@
       <w:pPr>
         <w:pStyle w:val="Ttulo2"/>
       </w:pPr>
-      <w:bookmarkStart w:id="117" w:name="_Toc211609210"/>
+      <w:bookmarkStart w:id="117" w:name="_Toc211882608"/>
       <w:r>
         <w:t>Solución de errores comunes</w:t>
       </w:r>
@@ -13726,25 +15238,45 @@
       <w:r>
         <w:t xml:space="preserve">Tabla </w:t>
       </w:r>
-      <w:fldSimple w:instr=" STYLEREF 1 \s ">
-        <w:r>
-          <w:rPr>
-            <w:noProof/>
-          </w:rPr>
-          <w:t>6</w:t>
-        </w:r>
-      </w:fldSimple>
+      <w:r>
+        <w:fldChar w:fldCharType="begin"/>
+      </w:r>
+      <w:r>
+        <w:instrText xml:space="preserve"> STYLEREF 1 \s </w:instrText>
+      </w:r>
+      <w:r>
+        <w:fldChar w:fldCharType="separate"/>
+      </w:r>
+      <w:r>
+        <w:rPr>
+          <w:noProof/>
+        </w:rPr>
+        <w:t>6</w:t>
+      </w:r>
+      <w:r>
+        <w:fldChar w:fldCharType="end"/>
+      </w:r>
       <w:r>
         <w:t>.</w:t>
       </w:r>
-      <w:fldSimple w:instr=" SEQ Tabla \* ARABIC \s 1 ">
-        <w:r>
-          <w:rPr>
-            <w:noProof/>
-          </w:rPr>
-          <w:t>1</w:t>
-        </w:r>
-      </w:fldSimple>
+      <w:r>
+        <w:fldChar w:fldCharType="begin"/>
+      </w:r>
+      <w:r>
+        <w:instrText xml:space="preserve"> SEQ Tabla \* ARABIC \s 1 </w:instrText>
+      </w:r>
+      <w:r>
+        <w:fldChar w:fldCharType="separate"/>
+      </w:r>
+      <w:r>
+        <w:rPr>
+          <w:noProof/>
+        </w:rPr>
+        <w:t>1</w:t>
+      </w:r>
+      <w:r>
+        <w:fldChar w:fldCharType="end"/>
+      </w:r>
       <w:r>
         <w:t xml:space="preserve"> solución de errores comunes</w:t>
       </w:r>
@@ -13850,9 +15382,11 @@
             <w:r>
               <w:t>“</w:t>
             </w:r>
+            <w:proofErr w:type="spellStart"/>
             <w:r>
               <w:t>config.php</w:t>
             </w:r>
+            <w:proofErr w:type="spellEnd"/>
             <w:r>
               <w:t>”</w:t>
             </w:r>
@@ -13898,7 +15432,15 @@
               <w:jc w:val="left"/>
             </w:pPr>
             <w:r>
-              <w:t>Verificar que estén dentro de htdocs/</w:t>
+              <w:t xml:space="preserve">Verificar que estén dentro de </w:t>
+            </w:r>
+            <w:proofErr w:type="spellStart"/>
+            <w:r>
+              <w:t>htdocs</w:t>
+            </w:r>
+            <w:proofErr w:type="spellEnd"/>
+            <w:r>
+              <w:t>/</w:t>
             </w:r>
           </w:p>
         </w:tc>
@@ -14041,7 +15583,7 @@
       <w:pPr>
         <w:pStyle w:val="Ttulo2"/>
       </w:pPr>
-      <w:bookmarkStart w:id="123" w:name="_Toc211609211"/>
+      <w:bookmarkStart w:id="123" w:name="_Toc211882609"/>
       <w:r>
         <w:lastRenderedPageBreak/>
         <w:t>Árbol de navegación</w:t>
@@ -14051,90 +15593,37 @@
     <w:p/>
     <w:p>
       <w:r>
-        <w:t>La Figura 6.1 esquematiza la navegación interna del sistema EugCom. El flujo comienza con el Inicio de Sesión que dirige al usuario a un Dashboard principal. Desde un Menú central, se accede a todos los módulos clave:</w:t>
+        <w:t>En la figura 6.1 E</w:t>
+      </w:r>
+      <w:r>
+        <w:t xml:space="preserve">l árbol de navegación muestra cómo se organiza la aplicación tras el inicio de sesión: desde el </w:t>
+      </w:r>
+      <w:proofErr w:type="spellStart"/>
+      <w:r>
+        <w:t>Dashboard</w:t>
+      </w:r>
+      <w:proofErr w:type="spellEnd"/>
+      <w:r>
+        <w:t xml:space="preserve"> se despliega el menú (</w:t>
+      </w:r>
+      <w:proofErr w:type="spellStart"/>
+      <w:r>
+        <w:t>header</w:t>
+      </w:r>
+      <w:proofErr w:type="spellEnd"/>
+      <w:r>
+        <w:t xml:space="preserve">), que agrupa las principales pestañas o módulos. Allí el usuario puede gestionar Turnos (listar, crear y asignar), Empleados (ingresar y visualizar), y las Tablas Maestras de RR.HH. (permisos, centros de costo, departamentos, motivos, tipos de contrato y vacaciones). También incluye vistas operativas para Vacaciones (crear y ver), Informe de asistencia (consultar por empleado), Permisos (ingresar y ver aprobados), Pulsos de empleados y Reportes/Informes. Cada nodo azul representa una interfaz (pantalla) y cada nodo morado una funcionalidad dentro de esa pantalla; la ruta típica es: iniciar sesión → </w:t>
+      </w:r>
+      <w:proofErr w:type="spellStart"/>
+      <w:r>
+        <w:t>dashboard</w:t>
+      </w:r>
+      <w:proofErr w:type="spellEnd"/>
+      <w:r>
+        <w:t xml:space="preserve"> → menú → módulo (pantalla) → acción específica, y finalmente la opción Salir para cerrar sesión.</w:t>
       </w:r>
     </w:p>
     <w:p/>
-    <w:p>
-      <w:pPr>
-        <w:numPr>
-          <w:ilvl w:val="0"/>
-          <w:numId w:val="59"/>
-        </w:numPr>
-      </w:pPr>
-      <w:r>
-        <w:t>Turnos: Permite visualizar y asignar los horarios de los empleados.</w:t>
-      </w:r>
-    </w:p>
-    <w:p>
-      <w:pPr>
-        <w:ind w:left="720" w:firstLine="0"/>
-      </w:pPr>
-    </w:p>
-    <w:p>
-      <w:pPr>
-        <w:numPr>
-          <w:ilvl w:val="0"/>
-          <w:numId w:val="59"/>
-        </w:numPr>
-      </w:pPr>
-      <w:r>
-        <w:t>Ingreso Empleado: Un formulario para registrar nuevos trabajadores.</w:t>
-      </w:r>
-    </w:p>
-    <w:p>
-      <w:pPr>
-        <w:ind w:firstLine="0"/>
-      </w:pPr>
-    </w:p>
-    <w:p>
-      <w:pPr>
-        <w:numPr>
-          <w:ilvl w:val="0"/>
-          <w:numId w:val="59"/>
-        </w:numPr>
-      </w:pPr>
-      <w:r>
-        <w:t>Tablas Maestras: Sección para administrar los datos fundamentales del sistema, como departamentos, sucursales, tipos de contrato y centros de costos.</w:t>
-      </w:r>
-    </w:p>
-    <w:p>
-      <w:pPr>
-        <w:ind w:firstLine="0"/>
-      </w:pPr>
-    </w:p>
-    <w:p>
-      <w:pPr>
-        <w:numPr>
-          <w:ilvl w:val="0"/>
-          <w:numId w:val="59"/>
-        </w:numPr>
-      </w:pPr>
-      <w:r>
-        <w:t>Informes: Módulo para consultar información, como los permisos aprobados y las fichas de los empleados.</w:t>
-      </w:r>
-    </w:p>
-    <w:p>
-      <w:pPr>
-        <w:ind w:firstLine="0"/>
-      </w:pPr>
-    </w:p>
-    <w:p>
-      <w:pPr>
-        <w:numPr>
-          <w:ilvl w:val="0"/>
-          <w:numId w:val="59"/>
-        </w:numPr>
-      </w:pPr>
-      <w:r>
-        <w:t>Salir: Cierra la sesión del usuario.</w:t>
-      </w:r>
-    </w:p>
-    <w:p>
-      <w:pPr>
-        <w:ind w:firstLine="0"/>
-      </w:pPr>
-    </w:p>
     <w:p>
       <w:r>
         <w:t>. Para detalle de árbol de navegación revisar anexo 9.7</w:t>
@@ -14150,33 +15639,60 @@
       <w:bookmarkStart w:id="126" w:name="_Toc201199709"/>
       <w:bookmarkStart w:id="127" w:name="_Toc211609260"/>
       <w:r>
-        <w:lastRenderedPageBreak/>
         <w:t xml:space="preserve">Figura </w:t>
       </w:r>
-      <w:fldSimple w:instr=" STYLEREF 1 \s ">
-        <w:r>
-          <w:rPr>
-            <w:noProof/>
-          </w:rPr>
-          <w:t>6</w:t>
-        </w:r>
-      </w:fldSimple>
+      <w:r>
+        <w:fldChar w:fldCharType="begin"/>
+      </w:r>
+      <w:r>
+        <w:instrText xml:space="preserve"> STYLEREF 1 \s </w:instrText>
+      </w:r>
+      <w:r>
+        <w:fldChar w:fldCharType="separate"/>
+      </w:r>
+      <w:r>
+        <w:rPr>
+          <w:noProof/>
+        </w:rPr>
+        <w:t>6</w:t>
+      </w:r>
+      <w:r>
+        <w:fldChar w:fldCharType="end"/>
+      </w:r>
       <w:r>
         <w:t>.</w:t>
       </w:r>
-      <w:fldSimple w:instr=" SEQ Figura \* ARABIC \s 1 ">
-        <w:r>
-          <w:rPr>
-            <w:noProof/>
-          </w:rPr>
-          <w:t>1</w:t>
-        </w:r>
-      </w:fldSimple>
+      <w:r>
+        <w:fldChar w:fldCharType="begin"/>
+      </w:r>
+      <w:r>
+        <w:instrText xml:space="preserve"> SEQ Figura \* ARABIC \s 1 </w:instrText>
+      </w:r>
+      <w:r>
+        <w:fldChar w:fldCharType="separate"/>
+      </w:r>
+      <w:r>
+        <w:rPr>
+          <w:noProof/>
+        </w:rPr>
+        <w:t>1</w:t>
+      </w:r>
+      <w:r>
+        <w:fldChar w:fldCharType="end"/>
+      </w:r>
       <w:r>
         <w:t xml:space="preserve"> </w:t>
       </w:r>
       <w:r>
-        <w:t>“Árbol de navegación EugCOM”</w:t>
+        <w:t xml:space="preserve">“Árbol de navegación </w:t>
+      </w:r>
+      <w:proofErr w:type="spellStart"/>
+      <w:r>
+        <w:t>EugCOM</w:t>
+      </w:r>
+      <w:proofErr w:type="spellEnd"/>
+      <w:r>
+        <w:t>”</w:t>
       </w:r>
       <w:bookmarkEnd w:id="124"/>
       <w:bookmarkEnd w:id="125"/>
@@ -14207,7 +15723,7 @@
                     <pic:cNvPicPr/>
                   </pic:nvPicPr>
                   <pic:blipFill>
-                    <a:blip r:embed="rId23"/>
+                    <a:blip r:embed="rId27"/>
                     <a:stretch>
                       <a:fillRect/>
                     </a:stretch>
@@ -14245,13 +15761,6 @@
     </w:p>
     <w:p/>
     <w:p/>
-    <w:p/>
-    <w:p/>
-    <w:p/>
-    <w:p/>
-    <w:p/>
-    <w:p/>
-    <w:p/>
     <w:p>
       <w:pPr>
         <w:ind w:firstLine="0"/>
@@ -14259,6 +15768,7 @@
     </w:p>
     <w:p>
       <w:r>
+        <w:lastRenderedPageBreak/>
         <w:t xml:space="preserve">La figura </w:t>
       </w:r>
       <w:r>
@@ -14293,28 +15803,47 @@
       <w:bookmarkStart w:id="130" w:name="_Toc201199710"/>
       <w:bookmarkStart w:id="131" w:name="_Toc211609261"/>
       <w:r>
-        <w:lastRenderedPageBreak/>
         <w:t xml:space="preserve">Figura </w:t>
       </w:r>
-      <w:fldSimple w:instr=" STYLEREF 1 \s ">
-        <w:r>
-          <w:rPr>
-            <w:noProof/>
-          </w:rPr>
-          <w:t>6</w:t>
-        </w:r>
-      </w:fldSimple>
+      <w:r>
+        <w:fldChar w:fldCharType="begin"/>
+      </w:r>
+      <w:r>
+        <w:instrText xml:space="preserve"> STYLEREF 1 \s </w:instrText>
+      </w:r>
+      <w:r>
+        <w:fldChar w:fldCharType="separate"/>
+      </w:r>
+      <w:r>
+        <w:rPr>
+          <w:noProof/>
+        </w:rPr>
+        <w:t>6</w:t>
+      </w:r>
+      <w:r>
+        <w:fldChar w:fldCharType="end"/>
+      </w:r>
       <w:r>
         <w:t>.</w:t>
       </w:r>
-      <w:fldSimple w:instr=" SEQ Figura \* ARABIC \s 1 ">
-        <w:r>
-          <w:rPr>
-            <w:noProof/>
-          </w:rPr>
-          <w:t>2</w:t>
-        </w:r>
-      </w:fldSimple>
+      <w:r>
+        <w:fldChar w:fldCharType="begin"/>
+      </w:r>
+      <w:r>
+        <w:instrText xml:space="preserve"> SEQ Figura \* ARABIC \s 1 </w:instrText>
+      </w:r>
+      <w:r>
+        <w:fldChar w:fldCharType="separate"/>
+      </w:r>
+      <w:r>
+        <w:rPr>
+          <w:noProof/>
+        </w:rPr>
+        <w:t>2</w:t>
+      </w:r>
+      <w:r>
+        <w:fldChar w:fldCharType="end"/>
+      </w:r>
       <w:r>
         <w:t xml:space="preserve"> “Vista navegación menú desplegable externa”</w:t>
       </w:r>
@@ -14334,9 +15863,9 @@
           <w:noProof/>
         </w:rPr>
         <w:drawing>
-          <wp:inline distT="0" distB="0" distL="0" distR="0" wp14:anchorId="1264503C" wp14:editId="2D66D5F4">
-            <wp:extent cx="1435762" cy="6624084"/>
-            <wp:effectExtent l="0" t="0" r="0" b="5715"/>
+          <wp:inline distT="0" distB="0" distL="0" distR="0" wp14:anchorId="1264503C" wp14:editId="73966340">
+            <wp:extent cx="1337481" cy="6170649"/>
+            <wp:effectExtent l="0" t="0" r="0" b="1905"/>
             <wp:docPr id="1319862970" name="Imagen 1" descr="Pantalla de computadora con letras&#10;&#10;El contenido generado por IA puede ser incorrecto."/>
             <wp:cNvGraphicFramePr>
               <a:graphicFrameLocks xmlns:a="http://schemas.openxmlformats.org/drawingml/2006/main" noChangeAspect="1"/>
@@ -14349,7 +15878,7 @@
                     <pic:cNvPicPr/>
                   </pic:nvPicPr>
                   <pic:blipFill>
-                    <a:blip r:embed="rId24"/>
+                    <a:blip r:embed="rId28"/>
                     <a:stretch>
                       <a:fillRect/>
                     </a:stretch>
@@ -14357,7 +15886,7 @@
                   <pic:spPr>
                     <a:xfrm>
                       <a:off x="0" y="0"/>
-                      <a:ext cx="1438247" cy="6635548"/>
+                      <a:ext cx="1344803" cy="6204430"/>
                     </a:xfrm>
                     <a:prstGeom prst="rect">
                       <a:avLst/>
@@ -14388,8 +15917,8 @@
       </w:pPr>
       <w:bookmarkStart w:id="132" w:name="_Toc201199622"/>
       <w:bookmarkStart w:id="133" w:name="_Toc201199711"/>
-      <w:bookmarkStart w:id="134" w:name="_Toc211609212"/>
-      <w:bookmarkStart w:id="135" w:name="_Toc211609262"/>
+      <w:bookmarkStart w:id="134" w:name="_Toc211609262"/>
+      <w:bookmarkStart w:id="135" w:name="_Toc211882610"/>
       <w:r>
         <w:lastRenderedPageBreak/>
         <w:t>PRUEBAS</w:t>
@@ -14410,9 +15939,159 @@
     </w:p>
     <w:p/>
     <w:p>
-      <w:pPr>
+      <w:r>
+        <w:t>A continuación, las pruebas unitarias por caso de uso:</w:t>
+      </w:r>
+    </w:p>
+    <w:p/>
+    <w:p>
+      <w:pPr>
+        <w:pStyle w:val="Ttulo2"/>
+      </w:pPr>
+      <w:bookmarkStart w:id="136" w:name="_Toc211882611"/>
+      <w:r>
+        <w:t>Prueba unitaria CU N°5.6</w:t>
+      </w:r>
+      <w:bookmarkEnd w:id="136"/>
+    </w:p>
+    <w:p/>
+    <w:p>
+      <w:r>
+        <w:t xml:space="preserve">En la </w:t>
+      </w:r>
+      <w:r>
+        <w:rPr>
+          <w:i/>
+        </w:rPr>
+        <w:t xml:space="preserve">Tabla </w:t>
+      </w:r>
+      <w:r>
+        <w:rPr>
+          <w:i/>
+        </w:rPr>
+        <w:t>7.1</w:t>
+      </w:r>
+      <w:r>
+        <w:t xml:space="preserve"> se puede visualizar el Caso de uso N°5.6, este caso consiste en imprimir el informe de asistencia.</w:t>
+      </w:r>
+    </w:p>
+    <w:p>
+      <w:pPr>
+        <w:keepNext/>
         <w:ind w:firstLine="0"/>
       </w:pPr>
+    </w:p>
+    <w:p>
+      <w:pPr>
+        <w:pStyle w:val="Descripcin"/>
+      </w:pPr>
+      <w:r>
+        <w:t xml:space="preserve">Tabla </w:t>
+      </w:r>
+      <w:r>
+        <w:fldChar w:fldCharType="begin"/>
+      </w:r>
+      <w:r>
+        <w:instrText xml:space="preserve"> STYLEREF 1 \s </w:instrText>
+      </w:r>
+      <w:r>
+        <w:fldChar w:fldCharType="separate"/>
+      </w:r>
+      <w:r>
+        <w:rPr>
+          <w:noProof/>
+        </w:rPr>
+        <w:t>7</w:t>
+      </w:r>
+      <w:r>
+        <w:fldChar w:fldCharType="end"/>
+      </w:r>
+      <w:r>
+        <w:t>.</w:t>
+      </w:r>
+      <w:r>
+        <w:fldChar w:fldCharType="begin"/>
+      </w:r>
+      <w:r>
+        <w:instrText xml:space="preserve"> SEQ Tabla \* ARABIC \s 1 </w:instrText>
+      </w:r>
+      <w:r>
+        <w:fldChar w:fldCharType="separate"/>
+      </w:r>
+      <w:r>
+        <w:rPr>
+          <w:noProof/>
+        </w:rPr>
+        <w:t>1</w:t>
+      </w:r>
+      <w:r>
+        <w:fldChar w:fldCharType="end"/>
+      </w:r>
+      <w:r>
+        <w:t xml:space="preserve"> </w:t>
+      </w:r>
+      <w:r>
+        <w:t>Caso de uso N°5.6, Imprimiendo informe de asistencia</w:t>
+      </w:r>
+    </w:p>
+    <w:p>
+      <w:pPr>
+        <w:pBdr>
+          <w:top w:val="nil"/>
+          <w:left w:val="nil"/>
+          <w:bottom w:val="nil"/>
+          <w:right w:val="nil"/>
+          <w:between w:val="nil"/>
+        </w:pBdr>
+        <w:spacing w:after="0" w:line="240" w:lineRule="auto"/>
+        <w:ind w:firstLine="0"/>
+        <w:jc w:val="left"/>
+        <w:rPr>
+          <w:rFonts w:ascii="Aptos" w:hAnsi="Aptos"/>
+          <w:color w:val="000000"/>
+        </w:rPr>
+      </w:pPr>
+      <w:r>
+        <w:rPr>
+          <w:rFonts w:ascii="Aptos" w:hAnsi="Aptos"/>
+          <w:noProof/>
+        </w:rPr>
+        <w:drawing>
+          <wp:inline distT="114300" distB="114300" distL="114300" distR="114300" wp14:anchorId="4D64EE80" wp14:editId="3A296FE7">
+            <wp:extent cx="4490114" cy="3971499"/>
+            <wp:effectExtent l="0" t="0" r="5715" b="0"/>
+            <wp:docPr id="1834375106" name="image6.png" descr="Interfaz de usuario gráfica, Texto, Tabla&#10;&#10;El contenido generado por IA puede ser incorrecto."/>
+            <wp:cNvGraphicFramePr/>
+            <a:graphic xmlns:a="http://schemas.openxmlformats.org/drawingml/2006/main">
+              <a:graphicData uri="http://schemas.openxmlformats.org/drawingml/2006/picture">
+                <pic:pic xmlns:pic="http://schemas.openxmlformats.org/drawingml/2006/picture">
+                  <pic:nvPicPr>
+                    <pic:cNvPr id="14" name="image6.png" descr="Interfaz de usuario gráfica, Texto, Tabla&#10;&#10;El contenido generado por IA puede ser incorrecto."/>
+                    <pic:cNvPicPr preferRelativeResize="0"/>
+                  </pic:nvPicPr>
+                  <pic:blipFill>
+                    <a:blip r:embed="rId13"/>
+                    <a:srcRect/>
+                    <a:stretch>
+                      <a:fillRect/>
+                    </a:stretch>
+                  </pic:blipFill>
+                  <pic:spPr>
+                    <a:xfrm>
+                      <a:off x="0" y="0"/>
+                      <a:ext cx="4496902" cy="3977503"/>
+                    </a:xfrm>
+                    <a:prstGeom prst="rect">
+                      <a:avLst/>
+                    </a:prstGeom>
+                    <a:ln/>
+                  </pic:spPr>
+                </pic:pic>
+              </a:graphicData>
+            </a:graphic>
+          </wp:inline>
+        </w:drawing>
+      </w:r>
     </w:p>
     <w:p>
       <w:pPr>
@@ -14420,18 +16099,586 @@
         <w:ind w:firstLine="0"/>
         <w:jc w:val="left"/>
       </w:pPr>
+    </w:p>
+    <w:p>
+      <w:r>
+        <w:t>Fuente: Elaborado por el estudiante de acuerdo con el proyecto</w:t>
+      </w:r>
+    </w:p>
+    <w:p>
+      <w:pPr>
+        <w:spacing w:line="278" w:lineRule="auto"/>
+        <w:ind w:firstLine="0"/>
+        <w:jc w:val="left"/>
+        <w:rPr>
+          <w:rFonts w:eastAsiaTheme="majorEastAsia" w:cstheme="majorBidi"/>
+          <w:szCs w:val="32"/>
+        </w:rPr>
+      </w:pPr>
+    </w:p>
+    <w:p>
+      <w:pPr>
+        <w:pStyle w:val="Ttulo2"/>
+      </w:pPr>
+      <w:bookmarkStart w:id="137" w:name="_Toc211882612"/>
+      <w:r>
+        <w:t xml:space="preserve">Prueba unitaria </w:t>
+      </w:r>
+      <w:r>
+        <w:t xml:space="preserve">CU </w:t>
+      </w:r>
+      <w:r>
+        <w:t>N°5.</w:t>
+      </w:r>
+      <w:r>
+        <w:t>7</w:t>
+      </w:r>
+      <w:bookmarkEnd w:id="137"/>
+    </w:p>
+    <w:p>
+      <w:pPr>
+        <w:spacing w:line="278" w:lineRule="auto"/>
+        <w:ind w:firstLine="0"/>
+        <w:jc w:val="left"/>
+      </w:pPr>
+    </w:p>
+    <w:p>
+      <w:r>
+        <w:t xml:space="preserve">En la </w:t>
+      </w:r>
+      <w:r>
+        <w:rPr>
+          <w:i/>
+        </w:rPr>
+        <w:t xml:space="preserve">Tabla </w:t>
+      </w:r>
+      <w:r>
+        <w:rPr>
+          <w:i/>
+        </w:rPr>
+        <w:t>7.2</w:t>
+      </w:r>
+      <w:r>
+        <w:t xml:space="preserve"> se puede visualizar el Caso de uso N°5.7, el sistema permite visualizar los informes diarios de la asistencia de los empleados.</w:t>
+      </w:r>
+    </w:p>
+    <w:p>
+      <w:pPr>
+        <w:keepNext/>
+        <w:ind w:firstLine="0"/>
+      </w:pPr>
+    </w:p>
+    <w:p>
+      <w:pPr>
+        <w:pStyle w:val="Descripcin"/>
+      </w:pPr>
+      <w:r>
+        <w:t xml:space="preserve">Tabla </w:t>
+      </w:r>
+      <w:r>
+        <w:fldChar w:fldCharType="begin"/>
+      </w:r>
+      <w:r>
+        <w:instrText xml:space="preserve"> STYLEREF 1 \s </w:instrText>
+      </w:r>
+      <w:r>
+        <w:fldChar w:fldCharType="separate"/>
+      </w:r>
+      <w:r>
+        <w:rPr>
+          <w:noProof/>
+        </w:rPr>
+        <w:t>7</w:t>
+      </w:r>
+      <w:r>
+        <w:fldChar w:fldCharType="end"/>
+      </w:r>
+      <w:r>
+        <w:t>.</w:t>
+      </w:r>
+      <w:r>
+        <w:fldChar w:fldCharType="begin"/>
+      </w:r>
+      <w:r>
+        <w:instrText xml:space="preserve"> SEQ Tabla \* ARABIC \s 1 </w:instrText>
+      </w:r>
+      <w:r>
+        <w:fldChar w:fldCharType="separate"/>
+      </w:r>
+      <w:r>
+        <w:rPr>
+          <w:noProof/>
+        </w:rPr>
+        <w:t>2</w:t>
+      </w:r>
+      <w:r>
+        <w:fldChar w:fldCharType="end"/>
+      </w:r>
+      <w:r>
+        <w:t xml:space="preserve"> </w:t>
+      </w:r>
+      <w:r>
+        <w:t>Caso de uso N°5.7, Visualizando informe diario de asistencia</w:t>
+      </w:r>
+    </w:p>
+    <w:p>
+      <w:pPr>
+        <w:pBdr>
+          <w:top w:val="nil"/>
+          <w:left w:val="nil"/>
+          <w:bottom w:val="nil"/>
+          <w:right w:val="nil"/>
+          <w:between w:val="nil"/>
+        </w:pBdr>
+        <w:spacing w:after="0" w:line="240" w:lineRule="auto"/>
+        <w:ind w:firstLine="0"/>
+        <w:jc w:val="left"/>
+        <w:rPr>
+          <w:rFonts w:ascii="Aptos" w:hAnsi="Aptos"/>
+          <w:color w:val="000000"/>
+        </w:rPr>
+      </w:pPr>
+      <w:r>
+        <w:rPr>
+          <w:noProof/>
+        </w:rPr>
+        <w:drawing>
+          <wp:inline distT="0" distB="0" distL="0" distR="0" wp14:anchorId="1BE8155C" wp14:editId="40D4579D">
+            <wp:extent cx="4722126" cy="3984482"/>
+            <wp:effectExtent l="0" t="0" r="2540" b="0"/>
+            <wp:docPr id="981521598" name="Imagen 1" descr="Texto, Tabla&#10;&#10;El contenido generado por IA puede ser incorrecto."/>
+            <wp:cNvGraphicFramePr>
+              <a:graphicFrameLocks xmlns:a="http://schemas.openxmlformats.org/drawingml/2006/main" noChangeAspect="1"/>
+            </wp:cNvGraphicFramePr>
+            <a:graphic xmlns:a="http://schemas.openxmlformats.org/drawingml/2006/main">
+              <a:graphicData uri="http://schemas.openxmlformats.org/drawingml/2006/picture">
+                <pic:pic xmlns:pic="http://schemas.openxmlformats.org/drawingml/2006/picture">
+                  <pic:nvPicPr>
+                    <pic:cNvPr id="1850572885" name="Imagen 1" descr="Texto, Tabla&#10;&#10;El contenido generado por IA puede ser incorrecto."/>
+                    <pic:cNvPicPr/>
+                  </pic:nvPicPr>
+                  <pic:blipFill>
+                    <a:blip r:embed="rId14"/>
+                    <a:stretch>
+                      <a:fillRect/>
+                    </a:stretch>
+                  </pic:blipFill>
+                  <pic:spPr>
+                    <a:xfrm>
+                      <a:off x="0" y="0"/>
+                      <a:ext cx="4727366" cy="3988904"/>
+                    </a:xfrm>
+                    <a:prstGeom prst="rect">
+                      <a:avLst/>
+                    </a:prstGeom>
+                  </pic:spPr>
+                </pic:pic>
+              </a:graphicData>
+            </a:graphic>
+          </wp:inline>
+        </w:drawing>
+      </w:r>
+    </w:p>
+    <w:p>
+      <w:pPr>
+        <w:spacing w:line="278" w:lineRule="auto"/>
+        <w:ind w:firstLine="0"/>
+        <w:jc w:val="left"/>
+      </w:pPr>
+    </w:p>
+    <w:p>
+      <w:r>
+        <w:t>Fuente: Elaborado por el estudiante de acuerdo con el proyecto</w:t>
+      </w:r>
+    </w:p>
+    <w:p>
+      <w:pPr>
+        <w:spacing w:line="278" w:lineRule="auto"/>
+        <w:ind w:firstLine="0"/>
+        <w:jc w:val="left"/>
+        <w:rPr>
+          <w:rFonts w:eastAsiaTheme="majorEastAsia" w:cstheme="majorBidi"/>
+          <w:szCs w:val="32"/>
+        </w:rPr>
+      </w:pPr>
       <w:r>
         <w:br w:type="page"/>
       </w:r>
     </w:p>
     <w:p>
       <w:pPr>
+        <w:pStyle w:val="Ttulo2"/>
+      </w:pPr>
+      <w:bookmarkStart w:id="138" w:name="_Toc211882613"/>
+      <w:r>
+        <w:lastRenderedPageBreak/>
+        <w:t xml:space="preserve">Prueba unitaria </w:t>
+      </w:r>
+      <w:r>
+        <w:t xml:space="preserve">CU </w:t>
+      </w:r>
+      <w:r>
+        <w:t>N°</w:t>
+      </w:r>
+      <w:r>
+        <w:t>6.7</w:t>
+      </w:r>
+      <w:bookmarkEnd w:id="138"/>
+    </w:p>
+    <w:p>
+      <w:pPr>
+        <w:spacing w:line="278" w:lineRule="auto"/>
+        <w:ind w:firstLine="0"/>
+        <w:jc w:val="left"/>
+      </w:pPr>
+    </w:p>
+    <w:p>
+      <w:r>
+        <w:t xml:space="preserve">En la </w:t>
+      </w:r>
+      <w:r>
+        <w:rPr>
+          <w:i/>
+        </w:rPr>
+        <w:t xml:space="preserve">Tabla </w:t>
+      </w:r>
+      <w:r>
+        <w:rPr>
+          <w:i/>
+        </w:rPr>
+        <w:t>7.3</w:t>
+      </w:r>
+      <w:r>
+        <w:rPr>
+          <w:i/>
+        </w:rPr>
+        <w:t xml:space="preserve"> </w:t>
+      </w:r>
+      <w:r>
+        <w:t>se puede visualizar el Caso de uso N°6.7, el sistema permite al usuario imprimir los permisos de los empleados, es importante que el usuario selecciona al empleado y el realiza la acción de impresión.</w:t>
+      </w:r>
+    </w:p>
+    <w:p>
+      <w:pPr>
+        <w:keepNext/>
+        <w:ind w:firstLine="0"/>
+      </w:pPr>
+    </w:p>
+    <w:p>
+      <w:pPr>
+        <w:pStyle w:val="Descripcin"/>
+      </w:pPr>
+      <w:r>
+        <w:t xml:space="preserve">Tabla </w:t>
+      </w:r>
+      <w:r>
+        <w:fldChar w:fldCharType="begin"/>
+      </w:r>
+      <w:r>
+        <w:instrText xml:space="preserve"> STYLEREF 1 \s </w:instrText>
+      </w:r>
+      <w:r>
+        <w:fldChar w:fldCharType="separate"/>
+      </w:r>
+      <w:r>
+        <w:rPr>
+          <w:noProof/>
+        </w:rPr>
+        <w:t>7</w:t>
+      </w:r>
+      <w:r>
+        <w:fldChar w:fldCharType="end"/>
+      </w:r>
+      <w:r>
+        <w:t>.</w:t>
+      </w:r>
+      <w:r>
+        <w:fldChar w:fldCharType="begin"/>
+      </w:r>
+      <w:r>
+        <w:instrText xml:space="preserve"> SEQ Tabla \* ARABIC \s 1 </w:instrText>
+      </w:r>
+      <w:r>
+        <w:fldChar w:fldCharType="separate"/>
+      </w:r>
+      <w:r>
+        <w:rPr>
+          <w:noProof/>
+        </w:rPr>
+        <w:t>3</w:t>
+      </w:r>
+      <w:r>
+        <w:fldChar w:fldCharType="end"/>
+      </w:r>
+      <w:r>
+        <w:t xml:space="preserve"> </w:t>
+      </w:r>
+      <w:r>
+        <w:t>Caso de uso N°6.7, Imprimiendo permisos seleccionados</w:t>
+      </w:r>
+    </w:p>
+    <w:p>
+      <w:pPr>
+        <w:pBdr>
+          <w:top w:val="nil"/>
+          <w:left w:val="nil"/>
+          <w:bottom w:val="nil"/>
+          <w:right w:val="nil"/>
+          <w:between w:val="nil"/>
+        </w:pBdr>
+        <w:spacing w:after="0" w:line="240" w:lineRule="auto"/>
+        <w:ind w:firstLine="0"/>
+        <w:jc w:val="left"/>
+        <w:rPr>
+          <w:rFonts w:ascii="Aptos" w:hAnsi="Aptos"/>
+          <w:color w:val="000000"/>
+        </w:rPr>
+      </w:pPr>
+      <w:r>
+        <w:rPr>
+          <w:rFonts w:ascii="Aptos" w:hAnsi="Aptos"/>
+          <w:noProof/>
+        </w:rPr>
+        <w:drawing>
+          <wp:inline distT="114300" distB="114300" distL="114300" distR="114300" wp14:anchorId="35E29518" wp14:editId="6A98398F">
+            <wp:extent cx="4558352" cy="4339988"/>
+            <wp:effectExtent l="0" t="0" r="0" b="3810"/>
+            <wp:docPr id="804633094" name="image61.png" descr="Interfaz de usuario gráfica, Texto, Tabla&#10;&#10;El contenido generado por IA puede ser incorrecto."/>
+            <wp:cNvGraphicFramePr/>
+            <a:graphic xmlns:a="http://schemas.openxmlformats.org/drawingml/2006/main">
+              <a:graphicData uri="http://schemas.openxmlformats.org/drawingml/2006/picture">
+                <pic:pic xmlns:pic="http://schemas.openxmlformats.org/drawingml/2006/picture">
+                  <pic:nvPicPr>
+                    <pic:cNvPr id="63" name="image61.png" descr="Interfaz de usuario gráfica, Texto, Tabla&#10;&#10;El contenido generado por IA puede ser incorrecto."/>
+                    <pic:cNvPicPr preferRelativeResize="0"/>
+                  </pic:nvPicPr>
+                  <pic:blipFill>
+                    <a:blip r:embed="rId15"/>
+                    <a:srcRect/>
+                    <a:stretch>
+                      <a:fillRect/>
+                    </a:stretch>
+                  </pic:blipFill>
+                  <pic:spPr>
+                    <a:xfrm>
+                      <a:off x="0" y="0"/>
+                      <a:ext cx="4560096" cy="4341648"/>
+                    </a:xfrm>
+                    <a:prstGeom prst="rect">
+                      <a:avLst/>
+                    </a:prstGeom>
+                    <a:ln/>
+                  </pic:spPr>
+                </pic:pic>
+              </a:graphicData>
+            </a:graphic>
+          </wp:inline>
+        </w:drawing>
+      </w:r>
+    </w:p>
+    <w:p>
+      <w:pPr>
+        <w:spacing w:line="278" w:lineRule="auto"/>
+        <w:ind w:firstLine="0"/>
+        <w:jc w:val="left"/>
+      </w:pPr>
+    </w:p>
+    <w:p>
+      <w:r>
+        <w:t>Fuente: Elaborado por el estudiante de acuerdo con el proyecto</w:t>
+      </w:r>
+    </w:p>
+    <w:p>
+      <w:pPr>
+        <w:spacing w:line="278" w:lineRule="auto"/>
+        <w:ind w:firstLine="0"/>
+        <w:jc w:val="left"/>
+        <w:rPr>
+          <w:rFonts w:eastAsiaTheme="majorEastAsia" w:cstheme="majorBidi"/>
+          <w:szCs w:val="32"/>
+        </w:rPr>
+      </w:pPr>
+      <w:r>
+        <w:br w:type="page"/>
+      </w:r>
+    </w:p>
+    <w:p>
+      <w:pPr>
+        <w:pStyle w:val="Ttulo2"/>
+      </w:pPr>
+      <w:bookmarkStart w:id="139" w:name="_Toc211882614"/>
+      <w:r>
+        <w:lastRenderedPageBreak/>
+        <w:t xml:space="preserve">Prueba unitaria </w:t>
+      </w:r>
+      <w:r>
+        <w:t xml:space="preserve">CU </w:t>
+      </w:r>
+      <w:r>
+        <w:t>N°</w:t>
+      </w:r>
+      <w:r>
+        <w:t>6.8</w:t>
+      </w:r>
+      <w:bookmarkEnd w:id="139"/>
+    </w:p>
+    <w:p/>
+    <w:p>
+      <w:r>
+        <w:t xml:space="preserve">En la </w:t>
+      </w:r>
+      <w:r>
+        <w:rPr>
+          <w:i/>
+        </w:rPr>
+        <w:t xml:space="preserve">Tabla </w:t>
+      </w:r>
+      <w:r>
+        <w:rPr>
+          <w:i/>
+        </w:rPr>
+        <w:t>7.4</w:t>
+      </w:r>
+      <w:r>
+        <w:t xml:space="preserve"> se puede visualizar el Caso de uso N°6.8, se crea este caso de uso que permita al usuario eliminar los permisos, ya sea por caducidad o error en generar el permiso, además permite al usuario seleccionar varios de ellos para su eliminación definitiva.</w:t>
+      </w:r>
+    </w:p>
+    <w:p/>
+    <w:p>
+      <w:pPr>
+        <w:pStyle w:val="Descripcin"/>
+      </w:pPr>
+      <w:r>
+        <w:t xml:space="preserve">Tabla </w:t>
+      </w:r>
+      <w:r>
+        <w:fldChar w:fldCharType="begin"/>
+      </w:r>
+      <w:r>
+        <w:instrText xml:space="preserve"> STYLEREF 1 \s </w:instrText>
+      </w:r>
+      <w:r>
+        <w:fldChar w:fldCharType="separate"/>
+      </w:r>
+      <w:r>
+        <w:rPr>
+          <w:noProof/>
+        </w:rPr>
+        <w:t>7</w:t>
+      </w:r>
+      <w:r>
+        <w:fldChar w:fldCharType="end"/>
+      </w:r>
+      <w:r>
+        <w:t>.</w:t>
+      </w:r>
+      <w:r>
+        <w:fldChar w:fldCharType="begin"/>
+      </w:r>
+      <w:r>
+        <w:instrText xml:space="preserve"> SEQ Tabla \* ARABIC \s 1 </w:instrText>
+      </w:r>
+      <w:r>
+        <w:fldChar w:fldCharType="separate"/>
+      </w:r>
+      <w:r>
+        <w:rPr>
+          <w:noProof/>
+        </w:rPr>
+        <w:t>4</w:t>
+      </w:r>
+      <w:r>
+        <w:fldChar w:fldCharType="end"/>
+      </w:r>
+      <w:r>
+        <w:t xml:space="preserve"> </w:t>
+      </w:r>
+      <w:r>
+        <w:t>Caso de uso N°6.8, Eliminando permisos</w:t>
+      </w:r>
+    </w:p>
+    <w:p>
+      <w:pPr>
+        <w:pBdr>
+          <w:top w:val="nil"/>
+          <w:left w:val="nil"/>
+          <w:bottom w:val="nil"/>
+          <w:right w:val="nil"/>
+          <w:between w:val="nil"/>
+        </w:pBdr>
+        <w:spacing w:after="0" w:line="240" w:lineRule="auto"/>
+        <w:ind w:firstLine="0"/>
+        <w:jc w:val="left"/>
+        <w:rPr>
+          <w:rFonts w:ascii="Aptos" w:hAnsi="Aptos"/>
+          <w:color w:val="000000"/>
+        </w:rPr>
+      </w:pPr>
+      <w:r>
+        <w:rPr>
+          <w:rFonts w:ascii="Aptos" w:hAnsi="Aptos"/>
+          <w:noProof/>
+        </w:rPr>
+        <w:drawing>
+          <wp:inline distT="114300" distB="114300" distL="114300" distR="114300" wp14:anchorId="125818AC" wp14:editId="700014FF">
+            <wp:extent cx="4476466" cy="4080681"/>
+            <wp:effectExtent l="0" t="0" r="635" b="0"/>
+            <wp:docPr id="783539354" name="image31.png" descr="Interfaz de usuario gráfica, Texto, Aplicación, Correo electrónico&#10;&#10;El contenido generado por IA puede ser incorrecto."/>
+            <wp:cNvGraphicFramePr/>
+            <a:graphic xmlns:a="http://schemas.openxmlformats.org/drawingml/2006/main">
+              <a:graphicData uri="http://schemas.openxmlformats.org/drawingml/2006/picture">
+                <pic:pic xmlns:pic="http://schemas.openxmlformats.org/drawingml/2006/picture">
+                  <pic:nvPicPr>
+                    <pic:cNvPr id="25" name="image31.png" descr="Interfaz de usuario gráfica, Texto, Aplicación, Correo electrónico&#10;&#10;El contenido generado por IA puede ser incorrecto."/>
+                    <pic:cNvPicPr preferRelativeResize="0"/>
+                  </pic:nvPicPr>
+                  <pic:blipFill>
+                    <a:blip r:embed="rId16"/>
+                    <a:srcRect/>
+                    <a:stretch>
+                      <a:fillRect/>
+                    </a:stretch>
+                  </pic:blipFill>
+                  <pic:spPr>
+                    <a:xfrm>
+                      <a:off x="0" y="0"/>
+                      <a:ext cx="4480418" cy="4084284"/>
+                    </a:xfrm>
+                    <a:prstGeom prst="rect">
+                      <a:avLst/>
+                    </a:prstGeom>
+                    <a:ln/>
+                  </pic:spPr>
+                </pic:pic>
+              </a:graphicData>
+            </a:graphic>
+          </wp:inline>
+        </w:drawing>
+      </w:r>
+    </w:p>
+    <w:p>
+      <w:pPr>
+        <w:spacing w:line="278" w:lineRule="auto"/>
+        <w:ind w:firstLine="0"/>
+        <w:jc w:val="left"/>
+      </w:pPr>
+    </w:p>
+    <w:p>
+      <w:r>
+        <w:t>Fuente: Elaborado por el estudiante de acuerdo con el proyecto</w:t>
+      </w:r>
+      <w:r>
+        <w:br w:type="page"/>
+      </w:r>
+    </w:p>
+    <w:p>
+      <w:pPr>
         <w:pStyle w:val="Ttulo1"/>
       </w:pPr>
-      <w:bookmarkStart w:id="136" w:name="_Toc201199654"/>
-      <w:bookmarkStart w:id="137" w:name="_Toc201199743"/>
-      <w:bookmarkStart w:id="138" w:name="_Toc211609213"/>
-      <w:bookmarkStart w:id="139" w:name="_Toc211609263"/>
+      <w:bookmarkStart w:id="140" w:name="_Toc201199654"/>
+      <w:bookmarkStart w:id="141" w:name="_Toc201199743"/>
+      <w:bookmarkStart w:id="142" w:name="_Toc211609263"/>
+      <w:bookmarkStart w:id="143" w:name="_Toc211882615"/>
       <w:r>
         <w:lastRenderedPageBreak/>
         <w:t xml:space="preserve">SPRINT </w:t>
@@ -14439,212 +16686,265 @@
       <w:r>
         <w:t>REVIEW</w:t>
       </w:r>
-      <w:bookmarkEnd w:id="136"/>
-      <w:bookmarkEnd w:id="137"/>
-      <w:bookmarkEnd w:id="138"/>
-      <w:bookmarkEnd w:id="139"/>
-      <w:r>
-        <w:t xml:space="preserve"> </w:t>
-      </w:r>
-    </w:p>
-    <w:p/>
-    <w:p>
-      <w:pPr>
-        <w:pStyle w:val="Ttulo2"/>
-      </w:pPr>
-      <w:bookmarkStart w:id="140" w:name="_Toc211609214"/>
-      <w:r>
-        <w:t>Backlog Review</w:t>
-      </w:r>
       <w:bookmarkEnd w:id="140"/>
-    </w:p>
-    <w:p>
-      <w:pPr>
-        <w:ind w:firstLine="0"/>
-      </w:pPr>
-    </w:p>
-    <w:p>
-      <w:r>
-        <w:t xml:space="preserve">En la tabla </w:t>
-      </w:r>
-      <w:r>
-        <w:t>8</w:t>
-      </w:r>
-      <w:r>
-        <w:t xml:space="preserve">.1 se aprecia el sprint backlog review con las respectivas horas efectivas del proyecto </w:t>
-      </w:r>
-      <w:r>
-        <w:t>y tareas</w:t>
-      </w:r>
-      <w:r>
-        <w:t xml:space="preserve"> del incremento </w:t>
-      </w:r>
-      <w:r>
-        <w:t>3</w:t>
-      </w:r>
-      <w:r>
-        <w:t xml:space="preserve"> </w:t>
-      </w:r>
-      <w:r>
-        <w:t xml:space="preserve">con sus respectivas horas estimadas, donde cada tarea se encuentra </w:t>
-      </w:r>
-      <w:r>
-        <w:t>completada por parte de los responsables</w:t>
-      </w:r>
-      <w:r>
-        <w:t>.</w:t>
-      </w:r>
-    </w:p>
-    <w:p>
-      <w:pPr>
-        <w:ind w:firstLine="0"/>
-      </w:pPr>
-    </w:p>
-    <w:p>
-      <w:pPr>
-        <w:pStyle w:val="Descripcin"/>
-      </w:pPr>
-      <w:bookmarkStart w:id="141" w:name="_Toc200854101"/>
-      <w:bookmarkStart w:id="142" w:name="_Toc201172385"/>
-      <w:bookmarkStart w:id="143" w:name="_Toc201199655"/>
-      <w:bookmarkStart w:id="144" w:name="_Toc201199744"/>
-      <w:bookmarkStart w:id="145" w:name="_Toc211609264"/>
-      <w:r>
-        <w:t xml:space="preserve">Tabla </w:t>
-      </w:r>
-      <w:fldSimple w:instr=" STYLEREF 1 \s ">
-        <w:r>
-          <w:rPr>
-            <w:noProof/>
-          </w:rPr>
-          <w:t>8</w:t>
-        </w:r>
-      </w:fldSimple>
-      <w:r>
-        <w:t>.</w:t>
-      </w:r>
-      <w:fldSimple w:instr=" SEQ Tabla \* ARABIC \s 1 ">
-        <w:r>
-          <w:rPr>
-            <w:noProof/>
-          </w:rPr>
-          <w:t>1</w:t>
-        </w:r>
-      </w:fldSimple>
-      <w:r>
-        <w:t xml:space="preserve"> Sprint Backlog </w:t>
-      </w:r>
-      <w:proofErr w:type="spellStart"/>
-      <w:r>
-        <w:t>Review</w:t>
-      </w:r>
       <w:bookmarkEnd w:id="141"/>
       <w:bookmarkEnd w:id="142"/>
       <w:bookmarkEnd w:id="143"/>
+      <w:r>
+        <w:t xml:space="preserve"> </w:t>
+      </w:r>
+    </w:p>
+    <w:p/>
+    <w:p>
+      <w:pPr>
+        <w:pStyle w:val="Ttulo2"/>
+      </w:pPr>
+      <w:bookmarkStart w:id="144" w:name="_Toc211882616"/>
+      <w:r>
+        <w:t xml:space="preserve">Backlog </w:t>
+      </w:r>
+      <w:proofErr w:type="spellStart"/>
+      <w:r>
+        <w:t>Review</w:t>
+      </w:r>
       <w:bookmarkEnd w:id="144"/>
+      <w:proofErr w:type="spellEnd"/>
+    </w:p>
+    <w:p>
+      <w:pPr>
+        <w:ind w:firstLine="0"/>
+      </w:pPr>
+    </w:p>
+    <w:p>
+      <w:r>
+        <w:t xml:space="preserve">En la tabla </w:t>
+      </w:r>
+      <w:r>
+        <w:t>8</w:t>
+      </w:r>
+      <w:r>
+        <w:t xml:space="preserve">.1 se aprecia el sprint backlog </w:t>
+      </w:r>
+      <w:proofErr w:type="spellStart"/>
+      <w:r>
+        <w:t>review</w:t>
+      </w:r>
+      <w:proofErr w:type="spellEnd"/>
+      <w:r>
+        <w:t xml:space="preserve"> con las respectivas horas efectivas del proyecto </w:t>
+      </w:r>
+      <w:r>
+        <w:t>y tareas</w:t>
+      </w:r>
+      <w:r>
+        <w:t xml:space="preserve"> del incremento </w:t>
+      </w:r>
+      <w:r>
+        <w:t>3</w:t>
+      </w:r>
+      <w:r>
+        <w:t xml:space="preserve"> </w:t>
+      </w:r>
+      <w:r>
+        <w:t xml:space="preserve">con sus respectivas horas estimadas, donde cada tarea se encuentra </w:t>
+      </w:r>
+      <w:r>
+        <w:t>completada por parte de los responsables</w:t>
+      </w:r>
+      <w:r>
+        <w:t>.</w:t>
+      </w:r>
+    </w:p>
+    <w:p>
+      <w:pPr>
+        <w:ind w:firstLine="0"/>
+      </w:pPr>
+    </w:p>
+    <w:p>
+      <w:pPr>
+        <w:pStyle w:val="Descripcin"/>
+      </w:pPr>
+      <w:bookmarkStart w:id="145" w:name="_Toc200854101"/>
+      <w:bookmarkStart w:id="146" w:name="_Toc201172385"/>
+      <w:bookmarkStart w:id="147" w:name="_Toc201199655"/>
+      <w:bookmarkStart w:id="148" w:name="_Toc201199744"/>
+      <w:bookmarkStart w:id="149" w:name="_Toc211609264"/>
+      <w:r>
+        <w:t xml:space="preserve">Tabla </w:t>
+      </w:r>
+      <w:r>
+        <w:fldChar w:fldCharType="begin"/>
+      </w:r>
+      <w:r>
+        <w:instrText xml:space="preserve"> STYLEREF 1 \s </w:instrText>
+      </w:r>
+      <w:r>
+        <w:fldChar w:fldCharType="separate"/>
+      </w:r>
+      <w:r>
+        <w:rPr>
+          <w:noProof/>
+        </w:rPr>
+        <w:t>8</w:t>
+      </w:r>
+      <w:r>
+        <w:fldChar w:fldCharType="end"/>
+      </w:r>
+      <w:r>
+        <w:t>.</w:t>
+      </w:r>
+      <w:r>
+        <w:fldChar w:fldCharType="begin"/>
+      </w:r>
+      <w:r>
+        <w:instrText xml:space="preserve"> SEQ Tabla \* ARABIC \s 1 </w:instrText>
+      </w:r>
+      <w:r>
+        <w:fldChar w:fldCharType="separate"/>
+      </w:r>
+      <w:r>
+        <w:rPr>
+          <w:noProof/>
+        </w:rPr>
+        <w:t>1</w:t>
+      </w:r>
+      <w:r>
+        <w:fldChar w:fldCharType="end"/>
+      </w:r>
+      <w:r>
+        <w:t xml:space="preserve"> Sprint Backlog </w:t>
+      </w:r>
+      <w:proofErr w:type="spellStart"/>
+      <w:r>
+        <w:t>Review</w:t>
+      </w:r>
       <w:bookmarkEnd w:id="145"/>
-      <w:proofErr w:type="spellEnd"/>
-    </w:p>
-    <w:p>
-      <w:pPr>
-        <w:ind w:firstLine="0"/>
-      </w:pPr>
-    </w:p>
-    <w:p>
-      <w:r>
-        <w:t>Fuente: Elaborado por el estudiante de acuerdo con el proyecto</w:t>
-      </w:r>
-    </w:p>
-    <w:p/>
-    <w:p>
-      <w:pPr>
-        <w:pStyle w:val="Ttulo2"/>
-      </w:pPr>
-      <w:bookmarkStart w:id="146" w:name="_Toc211609215"/>
-      <w:r>
-        <w:t>Tabla</w:t>
-      </w:r>
-      <w:r>
-        <w:t xml:space="preserve"> de </w:t>
-      </w:r>
-      <w:r>
-        <w:t>esfuerzo</w:t>
-      </w:r>
       <w:bookmarkEnd w:id="146"/>
-    </w:p>
-    <w:p/>
-    <w:p>
-      <w:r>
-        <w:t xml:space="preserve">En la tabla </w:t>
-      </w:r>
-      <w:r>
-        <w:t>8</w:t>
-      </w:r>
-      <w:r>
-        <w:t>.</w:t>
-      </w:r>
-      <w:r>
-        <w:t>2</w:t>
-      </w:r>
-      <w:r>
-        <w:t xml:space="preserve"> se r</w:t>
-      </w:r>
-      <w:r>
-        <w:t>epresentan las horas trabajadas (</w:t>
-      </w:r>
-      <w:r>
-        <w:t>x</w:t>
-      </w:r>
-      <w:r>
-        <w:t xml:space="preserve"> horas) por cantidad de Tareas (</w:t>
-      </w:r>
-      <w:r>
-        <w:t xml:space="preserve">x </w:t>
-      </w:r>
-      <w:r>
-        <w:t>Tareas), como van generando una tabla de esfuerzo que muestra como por cantidad de horas invertidas en un día para ir resolviendo las tareas programadas.</w:t>
-      </w:r>
-    </w:p>
-    <w:p/>
-    <w:p>
-      <w:pPr>
-        <w:pStyle w:val="Descripcin"/>
-      </w:pPr>
-      <w:bookmarkStart w:id="147" w:name="_Toc200854102"/>
-      <w:bookmarkStart w:id="148" w:name="_Toc201172386"/>
-      <w:bookmarkStart w:id="149" w:name="_Toc201199656"/>
-      <w:bookmarkStart w:id="150" w:name="_Toc201199745"/>
-      <w:bookmarkStart w:id="151" w:name="_Toc211609265"/>
-      <w:r>
-        <w:t xml:space="preserve">Tabla </w:t>
-      </w:r>
-      <w:fldSimple w:instr=" STYLEREF 1 \s ">
-        <w:r>
-          <w:rPr>
-            <w:noProof/>
-          </w:rPr>
-          <w:t>8</w:t>
-        </w:r>
-      </w:fldSimple>
-      <w:r>
-        <w:t>.</w:t>
-      </w:r>
-      <w:fldSimple w:instr=" SEQ Tabla \* ARABIC \s 1 ">
-        <w:r>
-          <w:rPr>
-            <w:noProof/>
-          </w:rPr>
-          <w:t>2</w:t>
-        </w:r>
-      </w:fldSimple>
-      <w:r>
-        <w:t xml:space="preserve"> Tabla de esfuerzo</w:t>
-      </w:r>
       <w:bookmarkEnd w:id="147"/>
       <w:bookmarkEnd w:id="148"/>
       <w:bookmarkEnd w:id="149"/>
+      <w:proofErr w:type="spellEnd"/>
+    </w:p>
+    <w:p>
+      <w:pPr>
+        <w:ind w:firstLine="0"/>
+      </w:pPr>
+    </w:p>
+    <w:p>
+      <w:r>
+        <w:t>Fuente: Elaborado por el estudiante de acuerdo con el proyecto</w:t>
+      </w:r>
+    </w:p>
+    <w:p/>
+    <w:p>
+      <w:pPr>
+        <w:pStyle w:val="Ttulo2"/>
+      </w:pPr>
+      <w:bookmarkStart w:id="150" w:name="_Toc211882617"/>
+      <w:r>
+        <w:t>Tabla</w:t>
+      </w:r>
+      <w:r>
+        <w:t xml:space="preserve"> de </w:t>
+      </w:r>
+      <w:r>
+        <w:t>esfuerzo</w:t>
+      </w:r>
       <w:bookmarkEnd w:id="150"/>
+    </w:p>
+    <w:p/>
+    <w:p>
+      <w:r>
+        <w:t xml:space="preserve">En la tabla </w:t>
+      </w:r>
+      <w:r>
+        <w:t>8</w:t>
+      </w:r>
+      <w:r>
+        <w:t>.</w:t>
+      </w:r>
+      <w:r>
+        <w:t>2</w:t>
+      </w:r>
+      <w:r>
+        <w:t xml:space="preserve"> se r</w:t>
+      </w:r>
+      <w:r>
+        <w:t>epresentan las horas trabajadas (</w:t>
+      </w:r>
+      <w:r>
+        <w:t>x</w:t>
+      </w:r>
+      <w:r>
+        <w:t xml:space="preserve"> horas) por cantidad de Tareas (</w:t>
+      </w:r>
+      <w:r>
+        <w:t xml:space="preserve">x </w:t>
+      </w:r>
+      <w:r>
+        <w:t>Tareas), como van generando una tabla de esfuerzo que muestra como por cantidad de horas invertidas en un día para ir resolviendo las tareas programadas.</w:t>
+      </w:r>
+    </w:p>
+    <w:p/>
+    <w:p>
+      <w:pPr>
+        <w:pStyle w:val="Descripcin"/>
+      </w:pPr>
+      <w:bookmarkStart w:id="151" w:name="_Toc200854102"/>
+      <w:bookmarkStart w:id="152" w:name="_Toc201172386"/>
+      <w:bookmarkStart w:id="153" w:name="_Toc201199656"/>
+      <w:bookmarkStart w:id="154" w:name="_Toc201199745"/>
+      <w:bookmarkStart w:id="155" w:name="_Toc211609265"/>
+      <w:r>
+        <w:t xml:space="preserve">Tabla </w:t>
+      </w:r>
+      <w:r>
+        <w:fldChar w:fldCharType="begin"/>
+      </w:r>
+      <w:r>
+        <w:instrText xml:space="preserve"> STYLEREF 1 \s </w:instrText>
+      </w:r>
+      <w:r>
+        <w:fldChar w:fldCharType="separate"/>
+      </w:r>
+      <w:r>
+        <w:rPr>
+          <w:noProof/>
+        </w:rPr>
+        <w:t>8</w:t>
+      </w:r>
+      <w:r>
+        <w:fldChar w:fldCharType="end"/>
+      </w:r>
+      <w:r>
+        <w:t>.</w:t>
+      </w:r>
+      <w:r>
+        <w:fldChar w:fldCharType="begin"/>
+      </w:r>
+      <w:r>
+        <w:instrText xml:space="preserve"> SEQ Tabla \* ARABIC \s 1 </w:instrText>
+      </w:r>
+      <w:r>
+        <w:fldChar w:fldCharType="separate"/>
+      </w:r>
+      <w:r>
+        <w:rPr>
+          <w:noProof/>
+        </w:rPr>
+        <w:t>2</w:t>
+      </w:r>
+      <w:r>
+        <w:fldChar w:fldCharType="end"/>
+      </w:r>
+      <w:r>
+        <w:t xml:space="preserve"> Tabla de esfuerzo</w:t>
+      </w:r>
       <w:bookmarkEnd w:id="151"/>
+      <w:bookmarkEnd w:id="152"/>
+      <w:bookmarkEnd w:id="153"/>
+      <w:bookmarkEnd w:id="154"/>
+      <w:bookmarkEnd w:id="155"/>
     </w:p>
     <w:p>
       <w:pPr>
@@ -14674,7 +16974,7 @@
       <w:pPr>
         <w:pStyle w:val="Ttulo2"/>
       </w:pPr>
-      <w:bookmarkStart w:id="152" w:name="_Toc211609216"/>
+      <w:bookmarkStart w:id="156" w:name="_Toc211882618"/>
       <w:r>
         <w:t>Gráfico</w:t>
       </w:r>
@@ -14687,7 +16987,7 @@
       <w:r>
         <w:t>seguimiento</w:t>
       </w:r>
-      <w:bookmarkEnd w:id="152"/>
+      <w:bookmarkEnd w:id="156"/>
     </w:p>
     <w:p/>
     <w:p>
@@ -14733,11 +17033,24 @@
       <w:r>
         <w:t xml:space="preserve"> </w:t>
       </w:r>
-      <w:bookmarkStart w:id="153" w:name="_Toc211609217"/>
-      <w:r>
-        <w:t>Burn down chart</w:t>
-      </w:r>
-      <w:bookmarkEnd w:id="153"/>
+      <w:bookmarkStart w:id="157" w:name="_Toc211882619"/>
+      <w:proofErr w:type="spellStart"/>
+      <w:r>
+        <w:t>Burn</w:t>
+      </w:r>
+      <w:proofErr w:type="spellEnd"/>
+      <w:r>
+        <w:t xml:space="preserve"> </w:t>
+      </w:r>
+      <w:proofErr w:type="spellStart"/>
+      <w:r>
+        <w:t>down</w:t>
+      </w:r>
+      <w:proofErr w:type="spellEnd"/>
+      <w:r>
+        <w:t xml:space="preserve"> chart</w:t>
+      </w:r>
+      <w:bookmarkEnd w:id="157"/>
     </w:p>
     <w:p/>
     <w:p>
@@ -14771,33 +17084,53 @@
       <w:pPr>
         <w:pStyle w:val="Descripcin"/>
       </w:pPr>
-      <w:bookmarkStart w:id="154" w:name="_Toc200854241"/>
-      <w:bookmarkStart w:id="155" w:name="_Toc201172461"/>
-      <w:bookmarkStart w:id="156" w:name="_Toc201199657"/>
-      <w:bookmarkStart w:id="157" w:name="_Toc201199746"/>
-      <w:bookmarkStart w:id="158" w:name="_Toc211609266"/>
+      <w:bookmarkStart w:id="158" w:name="_Toc200854241"/>
+      <w:bookmarkStart w:id="159" w:name="_Toc201172461"/>
+      <w:bookmarkStart w:id="160" w:name="_Toc201199657"/>
+      <w:bookmarkStart w:id="161" w:name="_Toc201199746"/>
+      <w:bookmarkStart w:id="162" w:name="_Toc211609266"/>
       <w:r>
         <w:t xml:space="preserve">Figura </w:t>
       </w:r>
-      <w:fldSimple w:instr=" STYLEREF 1 \s ">
-        <w:r>
-          <w:rPr>
-            <w:noProof/>
-          </w:rPr>
-          <w:t>8</w:t>
-        </w:r>
-      </w:fldSimple>
+      <w:r>
+        <w:fldChar w:fldCharType="begin"/>
+      </w:r>
+      <w:r>
+        <w:instrText xml:space="preserve"> STYLEREF 1 \s </w:instrText>
+      </w:r>
+      <w:r>
+        <w:fldChar w:fldCharType="separate"/>
+      </w:r>
+      <w:r>
+        <w:rPr>
+          <w:noProof/>
+        </w:rPr>
+        <w:t>8</w:t>
+      </w:r>
+      <w:r>
+        <w:fldChar w:fldCharType="end"/>
+      </w:r>
       <w:r>
         <w:t>.</w:t>
       </w:r>
-      <w:fldSimple w:instr=" SEQ Figura \* ARABIC \s 1 ">
-        <w:r>
-          <w:rPr>
-            <w:noProof/>
-          </w:rPr>
-          <w:t>1</w:t>
-        </w:r>
-      </w:fldSimple>
+      <w:r>
+        <w:fldChar w:fldCharType="begin"/>
+      </w:r>
+      <w:r>
+        <w:instrText xml:space="preserve"> SEQ Figura \* ARABIC \s 1 </w:instrText>
+      </w:r>
+      <w:r>
+        <w:fldChar w:fldCharType="separate"/>
+      </w:r>
+      <w:r>
+        <w:rPr>
+          <w:noProof/>
+        </w:rPr>
+        <w:t>1</w:t>
+      </w:r>
+      <w:r>
+        <w:fldChar w:fldCharType="end"/>
+      </w:r>
       <w:r>
         <w:t xml:space="preserve"> Gr</w:t>
       </w:r>
@@ -14810,156 +17143,196 @@
       <w:r>
         <w:t xml:space="preserve"> </w:t>
       </w:r>
-      <w:r>
-        <w:t xml:space="preserve">Burn-Down </w:t>
+      <w:proofErr w:type="spellStart"/>
+      <w:r>
+        <w:t>Burn</w:t>
+      </w:r>
+      <w:proofErr w:type="spellEnd"/>
+      <w:r>
+        <w:t xml:space="preserve">-Down </w:t>
       </w:r>
       <w:r>
         <w:t>del esfuerzo del equipo</w:t>
       </w:r>
-      <w:bookmarkEnd w:id="154"/>
-      <w:bookmarkEnd w:id="155"/>
-      <w:bookmarkEnd w:id="156"/>
-      <w:bookmarkEnd w:id="157"/>
       <w:bookmarkEnd w:id="158"/>
-    </w:p>
-    <w:p>
-      <w:pPr>
-        <w:pStyle w:val="Sinespaciado"/>
-        <w:rPr>
-          <w:noProof/>
-        </w:rPr>
-      </w:pPr>
-    </w:p>
-    <w:p>
-      <w:pPr>
-        <w:pStyle w:val="Sinespaciado"/>
-        <w:rPr>
-          <w:noProof/>
-        </w:rPr>
-      </w:pPr>
-    </w:p>
-    <w:p>
-      <w:pPr>
-        <w:pStyle w:val="Sinespaciado"/>
-        <w:rPr>
-          <w:noProof/>
-        </w:rPr>
-      </w:pPr>
-    </w:p>
-    <w:p>
-      <w:pPr>
-        <w:pStyle w:val="Sinespaciado"/>
-      </w:pPr>
-    </w:p>
-    <w:p>
-      <w:r>
-        <w:t>Fuente: Elaborado por el estudiante de acuerdo con el proyecto</w:t>
-      </w:r>
-    </w:p>
-    <w:p/>
-    <w:p>
-      <w:pPr>
-        <w:pStyle w:val="Ttulo3"/>
-      </w:pPr>
-      <w:bookmarkStart w:id="159" w:name="_Toc211609218"/>
-      <w:r>
-        <w:t xml:space="preserve">Burn </w:t>
-      </w:r>
-      <w:r>
-        <w:t>U</w:t>
-      </w:r>
-      <w:r>
-        <w:t>p chart</w:t>
-      </w:r>
       <w:bookmarkEnd w:id="159"/>
-    </w:p>
-    <w:p/>
-    <w:p>
-      <w:r>
-        <w:t xml:space="preserve">En la figura </w:t>
-      </w:r>
-      <w:r>
-        <w:t>8</w:t>
-      </w:r>
-      <w:r>
-        <w:t>.2 se observa el gr</w:t>
-      </w:r>
-      <w:r>
-        <w:t>á</w:t>
-      </w:r>
-      <w:r>
-        <w:t xml:space="preserve">fico Burn Up </w:t>
-      </w:r>
-      <w:r>
-        <w:t xml:space="preserve">que representa el trabajo acumulado </w:t>
-      </w:r>
-      <w:r>
-        <w:t>completado a lo largo del tiempo,</w:t>
-      </w:r>
-      <w:r>
-        <w:t xml:space="preserve"> en comparación </w:t>
-      </w:r>
-      <w:r>
-        <w:t>con el total de trabajo planificado</w:t>
-      </w:r>
-    </w:p>
-    <w:p/>
-    <w:p>
-      <w:pPr>
-        <w:pStyle w:val="Descripcin"/>
-        <w:keepNext/>
-      </w:pPr>
-      <w:bookmarkStart w:id="160" w:name="_Toc200854242"/>
-      <w:bookmarkStart w:id="161" w:name="_Toc201172462"/>
-      <w:bookmarkStart w:id="162" w:name="_Toc201199658"/>
-      <w:bookmarkStart w:id="163" w:name="_Toc201199747"/>
-      <w:bookmarkStart w:id="164" w:name="_Toc211609267"/>
-      <w:r>
-        <w:lastRenderedPageBreak/>
-        <w:t xml:space="preserve">Figura </w:t>
-      </w:r>
-      <w:fldSimple w:instr=" STYLEREF 1 \s ">
-        <w:r>
-          <w:rPr>
-            <w:noProof/>
-          </w:rPr>
-          <w:t>8</w:t>
-        </w:r>
-      </w:fldSimple>
-      <w:r>
-        <w:t>.</w:t>
-      </w:r>
-      <w:fldSimple w:instr=" SEQ Figura \* ARABIC \s 1 ">
-        <w:r>
-          <w:rPr>
-            <w:noProof/>
-          </w:rPr>
-          <w:t>2</w:t>
-        </w:r>
-      </w:fldSimple>
-      <w:r>
-        <w:t xml:space="preserve"> </w:t>
-      </w:r>
-      <w:r>
-        <w:t>Gr</w:t>
-      </w:r>
-      <w:r>
-        <w:t>á</w:t>
-      </w:r>
-      <w:r>
-        <w:t xml:space="preserve">fica </w:t>
-      </w:r>
-      <w:r>
-        <w:t>Burn</w:t>
-      </w:r>
-      <w:r>
-        <w:t>-Up del esfuerzo del equipo</w:t>
-      </w:r>
       <w:bookmarkEnd w:id="160"/>
       <w:bookmarkEnd w:id="161"/>
       <w:bookmarkEnd w:id="162"/>
+    </w:p>
+    <w:p>
+      <w:pPr>
+        <w:pStyle w:val="Sinespaciado"/>
+        <w:rPr>
+          <w:noProof/>
+        </w:rPr>
+      </w:pPr>
+    </w:p>
+    <w:p>
+      <w:pPr>
+        <w:pStyle w:val="Sinespaciado"/>
+        <w:rPr>
+          <w:noProof/>
+        </w:rPr>
+      </w:pPr>
+    </w:p>
+    <w:p>
+      <w:pPr>
+        <w:pStyle w:val="Sinespaciado"/>
+        <w:rPr>
+          <w:noProof/>
+        </w:rPr>
+      </w:pPr>
+    </w:p>
+    <w:p>
+      <w:pPr>
+        <w:pStyle w:val="Sinespaciado"/>
+      </w:pPr>
+    </w:p>
+    <w:p>
+      <w:r>
+        <w:t>Fuente: Elaborado por el estudiante de acuerdo con el proyecto</w:t>
+      </w:r>
+    </w:p>
+    <w:p/>
+    <w:p>
+      <w:pPr>
+        <w:pStyle w:val="Ttulo3"/>
+      </w:pPr>
+      <w:bookmarkStart w:id="163" w:name="_Toc211882620"/>
+      <w:proofErr w:type="spellStart"/>
+      <w:r>
+        <w:t>Burn</w:t>
+      </w:r>
+      <w:proofErr w:type="spellEnd"/>
+      <w:r>
+        <w:t xml:space="preserve"> </w:t>
+      </w:r>
+      <w:r>
+        <w:t>U</w:t>
+      </w:r>
+      <w:r>
+        <w:t>p chart</w:t>
+      </w:r>
       <w:bookmarkEnd w:id="163"/>
+    </w:p>
+    <w:p/>
+    <w:p>
+      <w:r>
+        <w:t xml:space="preserve">En la figura </w:t>
+      </w:r>
+      <w:r>
+        <w:t>8</w:t>
+      </w:r>
+      <w:r>
+        <w:t>.2 se observa el gr</w:t>
+      </w:r>
+      <w:r>
+        <w:t>á</w:t>
+      </w:r>
+      <w:r>
+        <w:t xml:space="preserve">fico </w:t>
+      </w:r>
+      <w:proofErr w:type="spellStart"/>
+      <w:r>
+        <w:t>Burn</w:t>
+      </w:r>
+      <w:proofErr w:type="spellEnd"/>
+      <w:r>
+        <w:t xml:space="preserve"> Up </w:t>
+      </w:r>
+      <w:r>
+        <w:t xml:space="preserve">que representa el trabajo acumulado </w:t>
+      </w:r>
+      <w:r>
+        <w:t>completado a lo largo del tiempo,</w:t>
+      </w:r>
+      <w:r>
+        <w:t xml:space="preserve"> en comparación </w:t>
+      </w:r>
+      <w:r>
+        <w:t>con el total de trabajo planificado</w:t>
+      </w:r>
+    </w:p>
+    <w:p/>
+    <w:p>
+      <w:pPr>
+        <w:pStyle w:val="Descripcin"/>
+        <w:keepNext/>
+      </w:pPr>
+      <w:bookmarkStart w:id="164" w:name="_Toc200854242"/>
+      <w:bookmarkStart w:id="165" w:name="_Toc201172462"/>
+      <w:bookmarkStart w:id="166" w:name="_Toc201199658"/>
+      <w:bookmarkStart w:id="167" w:name="_Toc201199747"/>
+      <w:bookmarkStart w:id="168" w:name="_Toc211609267"/>
+      <w:r>
+        <w:lastRenderedPageBreak/>
+        <w:t xml:space="preserve">Figura </w:t>
+      </w:r>
+      <w:r>
+        <w:fldChar w:fldCharType="begin"/>
+      </w:r>
+      <w:r>
+        <w:instrText xml:space="preserve"> STYLEREF 1 \s </w:instrText>
+      </w:r>
+      <w:r>
+        <w:fldChar w:fldCharType="separate"/>
+      </w:r>
+      <w:r>
+        <w:rPr>
+          <w:noProof/>
+        </w:rPr>
+        <w:t>8</w:t>
+      </w:r>
+      <w:r>
+        <w:fldChar w:fldCharType="end"/>
+      </w:r>
+      <w:r>
+        <w:t>.</w:t>
+      </w:r>
+      <w:r>
+        <w:fldChar w:fldCharType="begin"/>
+      </w:r>
+      <w:r>
+        <w:instrText xml:space="preserve"> SEQ Figura \* ARABIC \s 1 </w:instrText>
+      </w:r>
+      <w:r>
+        <w:fldChar w:fldCharType="separate"/>
+      </w:r>
+      <w:r>
+        <w:rPr>
+          <w:noProof/>
+        </w:rPr>
+        <w:t>2</w:t>
+      </w:r>
+      <w:r>
+        <w:fldChar w:fldCharType="end"/>
+      </w:r>
+      <w:r>
+        <w:t xml:space="preserve"> </w:t>
+      </w:r>
+      <w:r>
+        <w:t>Gr</w:t>
+      </w:r>
+      <w:r>
+        <w:t>á</w:t>
+      </w:r>
+      <w:r>
+        <w:t xml:space="preserve">fica </w:t>
+      </w:r>
+      <w:proofErr w:type="spellStart"/>
+      <w:r>
+        <w:t>Burn</w:t>
+      </w:r>
+      <w:proofErr w:type="spellEnd"/>
+      <w:r>
+        <w:t>-Up del esfuerzo del equipo</w:t>
+      </w:r>
       <w:bookmarkEnd w:id="164"/>
+      <w:bookmarkEnd w:id="165"/>
+      <w:bookmarkEnd w:id="166"/>
+      <w:bookmarkEnd w:id="167"/>
+      <w:bookmarkEnd w:id="168"/>
     </w:p>
     <w:p>
       <w:pPr>
@@ -15015,11 +17388,11 @@
       <w:pPr>
         <w:pStyle w:val="Ttulo3"/>
       </w:pPr>
-      <w:bookmarkStart w:id="165" w:name="_Toc211609219"/>
+      <w:bookmarkStart w:id="169" w:name="_Toc211882621"/>
       <w:r>
         <w:t>Velocidad del equipó</w:t>
       </w:r>
-      <w:bookmarkEnd w:id="165"/>
+      <w:bookmarkEnd w:id="169"/>
     </w:p>
     <w:p/>
     <w:p>
@@ -15060,41 +17433,61 @@
         <w:pStyle w:val="Descripcin"/>
         <w:keepNext/>
       </w:pPr>
-      <w:bookmarkStart w:id="166" w:name="_Toc200854243"/>
-      <w:bookmarkStart w:id="167" w:name="_Toc201172463"/>
-      <w:bookmarkStart w:id="168" w:name="_Toc201199659"/>
-      <w:bookmarkStart w:id="169" w:name="_Toc201199748"/>
-      <w:bookmarkStart w:id="170" w:name="_Toc211609268"/>
+      <w:bookmarkStart w:id="170" w:name="_Toc200854243"/>
+      <w:bookmarkStart w:id="171" w:name="_Toc201172463"/>
+      <w:bookmarkStart w:id="172" w:name="_Toc201199659"/>
+      <w:bookmarkStart w:id="173" w:name="_Toc201199748"/>
+      <w:bookmarkStart w:id="174" w:name="_Toc211609268"/>
       <w:r>
         <w:t xml:space="preserve">Figura </w:t>
       </w:r>
-      <w:fldSimple w:instr=" STYLEREF 1 \s ">
-        <w:r>
-          <w:rPr>
-            <w:noProof/>
-          </w:rPr>
-          <w:t>8</w:t>
-        </w:r>
-      </w:fldSimple>
+      <w:r>
+        <w:fldChar w:fldCharType="begin"/>
+      </w:r>
+      <w:r>
+        <w:instrText xml:space="preserve"> STYLEREF 1 \s </w:instrText>
+      </w:r>
+      <w:r>
+        <w:fldChar w:fldCharType="separate"/>
+      </w:r>
+      <w:r>
+        <w:rPr>
+          <w:noProof/>
+        </w:rPr>
+        <w:t>8</w:t>
+      </w:r>
+      <w:r>
+        <w:fldChar w:fldCharType="end"/>
+      </w:r>
       <w:r>
         <w:t>.</w:t>
       </w:r>
-      <w:fldSimple w:instr=" SEQ Figura \* ARABIC \s 1 ">
-        <w:r>
-          <w:rPr>
-            <w:noProof/>
-          </w:rPr>
-          <w:t>3</w:t>
-        </w:r>
-      </w:fldSimple>
+      <w:r>
+        <w:fldChar w:fldCharType="begin"/>
+      </w:r>
+      <w:r>
+        <w:instrText xml:space="preserve"> SEQ Figura \* ARABIC \s 1 </w:instrText>
+      </w:r>
+      <w:r>
+        <w:fldChar w:fldCharType="separate"/>
+      </w:r>
+      <w:r>
+        <w:rPr>
+          <w:noProof/>
+        </w:rPr>
+        <w:t>3</w:t>
+      </w:r>
+      <w:r>
+        <w:fldChar w:fldCharType="end"/>
+      </w:r>
       <w:r>
         <w:t xml:space="preserve"> Velocidad del equipo</w:t>
       </w:r>
-      <w:bookmarkEnd w:id="166"/>
-      <w:bookmarkEnd w:id="167"/>
-      <w:bookmarkEnd w:id="168"/>
-      <w:bookmarkEnd w:id="169"/>
       <w:bookmarkEnd w:id="170"/>
+      <w:bookmarkEnd w:id="171"/>
+      <w:bookmarkEnd w:id="172"/>
+      <w:bookmarkEnd w:id="173"/>
+      <w:bookmarkEnd w:id="174"/>
     </w:p>
     <w:p/>
     <w:p>
@@ -15127,12 +17520,12 @@
       <w:r>
         <w:br w:type="page"/>
       </w:r>
-      <w:bookmarkStart w:id="171" w:name="_Toc211609220"/>
+      <w:bookmarkStart w:id="175" w:name="_Toc211882622"/>
       <w:r>
         <w:lastRenderedPageBreak/>
         <w:t>Retrospectiva</w:t>
       </w:r>
-      <w:bookmarkEnd w:id="171"/>
+      <w:bookmarkEnd w:id="175"/>
     </w:p>
     <w:p/>
     <w:p>
@@ -15155,11 +17548,11 @@
       <w:pPr>
         <w:pStyle w:val="Ttulo3"/>
       </w:pPr>
-      <w:bookmarkStart w:id="172" w:name="_Toc211609221"/>
+      <w:bookmarkStart w:id="176" w:name="_Toc211882623"/>
       <w:r>
         <w:t>Plan de mejora</w:t>
       </w:r>
-      <w:bookmarkEnd w:id="172"/>
+      <w:bookmarkEnd w:id="176"/>
     </w:p>
     <w:p/>
     <w:p>
@@ -15178,41 +17571,61 @@
         <w:pStyle w:val="Descripcin"/>
         <w:keepNext/>
       </w:pPr>
-      <w:bookmarkStart w:id="173" w:name="_Toc200854106"/>
-      <w:bookmarkStart w:id="174" w:name="_Toc201172390"/>
-      <w:bookmarkStart w:id="175" w:name="_Toc201199660"/>
-      <w:bookmarkStart w:id="176" w:name="_Toc201199749"/>
-      <w:bookmarkStart w:id="177" w:name="_Toc211609269"/>
+      <w:bookmarkStart w:id="177" w:name="_Toc200854106"/>
+      <w:bookmarkStart w:id="178" w:name="_Toc201172390"/>
+      <w:bookmarkStart w:id="179" w:name="_Toc201199660"/>
+      <w:bookmarkStart w:id="180" w:name="_Toc201199749"/>
+      <w:bookmarkStart w:id="181" w:name="_Toc211609269"/>
       <w:r>
         <w:t xml:space="preserve">Tabla </w:t>
       </w:r>
-      <w:fldSimple w:instr=" STYLEREF 1 \s ">
-        <w:r>
-          <w:rPr>
-            <w:noProof/>
-          </w:rPr>
-          <w:t>8</w:t>
-        </w:r>
-      </w:fldSimple>
+      <w:r>
+        <w:fldChar w:fldCharType="begin"/>
+      </w:r>
+      <w:r>
+        <w:instrText xml:space="preserve"> STYLEREF 1 \s </w:instrText>
+      </w:r>
+      <w:r>
+        <w:fldChar w:fldCharType="separate"/>
+      </w:r>
+      <w:r>
+        <w:rPr>
+          <w:noProof/>
+        </w:rPr>
+        <w:t>8</w:t>
+      </w:r>
+      <w:r>
+        <w:fldChar w:fldCharType="end"/>
+      </w:r>
       <w:r>
         <w:t>.</w:t>
       </w:r>
-      <w:fldSimple w:instr=" SEQ Tabla \* ARABIC \s 1 ">
-        <w:r>
-          <w:rPr>
-            <w:noProof/>
-          </w:rPr>
-          <w:t>3</w:t>
-        </w:r>
-      </w:fldSimple>
+      <w:r>
+        <w:fldChar w:fldCharType="begin"/>
+      </w:r>
+      <w:r>
+        <w:instrText xml:space="preserve"> SEQ Tabla \* ARABIC \s 1 </w:instrText>
+      </w:r>
+      <w:r>
+        <w:fldChar w:fldCharType="separate"/>
+      </w:r>
+      <w:r>
+        <w:rPr>
+          <w:noProof/>
+        </w:rPr>
+        <w:t>3</w:t>
+      </w:r>
+      <w:r>
+        <w:fldChar w:fldCharType="end"/>
+      </w:r>
       <w:r>
         <w:t xml:space="preserve"> “Plan de mejora”</w:t>
       </w:r>
-      <w:bookmarkEnd w:id="173"/>
-      <w:bookmarkEnd w:id="174"/>
-      <w:bookmarkEnd w:id="175"/>
-      <w:bookmarkEnd w:id="176"/>
       <w:bookmarkEnd w:id="177"/>
+      <w:bookmarkEnd w:id="178"/>
+      <w:bookmarkEnd w:id="179"/>
+      <w:bookmarkEnd w:id="180"/>
+      <w:bookmarkEnd w:id="181"/>
     </w:p>
     <w:p>
       <w:pPr>
@@ -15238,7 +17651,7 @@
                     <pic:cNvPicPr/>
                   </pic:nvPicPr>
                   <pic:blipFill>
-                    <a:blip r:embed="rId25"/>
+                    <a:blip r:embed="rId29"/>
                     <a:stretch>
                       <a:fillRect/>
                     </a:stretch>
@@ -15276,18 +17689,18 @@
       <w:pPr>
         <w:pStyle w:val="Ttulo1"/>
       </w:pPr>
-      <w:bookmarkStart w:id="178" w:name="_Toc201199661"/>
-      <w:bookmarkStart w:id="179" w:name="_Toc201199750"/>
-      <w:bookmarkStart w:id="180" w:name="_Toc211609222"/>
-      <w:bookmarkStart w:id="181" w:name="_Toc211609270"/>
+      <w:bookmarkStart w:id="182" w:name="_Toc201199661"/>
+      <w:bookmarkStart w:id="183" w:name="_Toc201199750"/>
+      <w:bookmarkStart w:id="184" w:name="_Toc211609270"/>
+      <w:bookmarkStart w:id="185" w:name="_Toc211882624"/>
       <w:r>
         <w:lastRenderedPageBreak/>
         <w:t>ANEXO</w:t>
       </w:r>
-      <w:bookmarkEnd w:id="178"/>
-      <w:bookmarkEnd w:id="179"/>
-      <w:bookmarkEnd w:id="180"/>
-      <w:bookmarkEnd w:id="181"/>
+      <w:bookmarkEnd w:id="182"/>
+      <w:bookmarkEnd w:id="183"/>
+      <w:bookmarkEnd w:id="184"/>
+      <w:bookmarkEnd w:id="185"/>
     </w:p>
     <w:p/>
     <w:p/>
@@ -15295,14 +17708,14 @@
       <w:pPr>
         <w:pStyle w:val="Ttulo2"/>
       </w:pPr>
-      <w:bookmarkStart w:id="182" w:name="_Toc211609223"/>
+      <w:bookmarkStart w:id="186" w:name="_Toc211882625"/>
       <w:r>
         <w:t>Propuesta de solución</w:t>
       </w:r>
       <w:r>
         <w:t xml:space="preserve"> detallada</w:t>
       </w:r>
-      <w:bookmarkEnd w:id="182"/>
+      <w:bookmarkEnd w:id="186"/>
     </w:p>
     <w:p/>
     <w:p>
@@ -15377,11 +17790,11 @@
       <w:pPr>
         <w:pStyle w:val="Ttulo3"/>
       </w:pPr>
-      <w:bookmarkStart w:id="183" w:name="_Toc211609224"/>
+      <w:bookmarkStart w:id="187" w:name="_Toc211882626"/>
       <w:r>
         <w:t>Pila Tecnológica</w:t>
       </w:r>
-      <w:bookmarkEnd w:id="183"/>
+      <w:bookmarkEnd w:id="187"/>
       <w:r>
         <w:t xml:space="preserve"> </w:t>
       </w:r>
@@ -15410,7 +17823,7 @@
       <w:pPr>
         <w:pStyle w:val="Ttulo2"/>
       </w:pPr>
-      <w:bookmarkStart w:id="184" w:name="_Toc211609225"/>
+      <w:bookmarkStart w:id="188" w:name="_Toc211882627"/>
       <w:r>
         <w:lastRenderedPageBreak/>
         <w:t>Pdf diagrama de clases</w:t>
@@ -15421,7 +17834,7 @@
       <w:r>
         <w:t>:</w:t>
       </w:r>
-      <w:bookmarkEnd w:id="184"/>
+      <w:bookmarkEnd w:id="188"/>
     </w:p>
     <w:p/>
     <w:p>
@@ -15446,18 +17859,18 @@
             <v:path o:extrusionok="f" gradientshapeok="t" o:connecttype="rect"/>
             <o:lock v:ext="edit" aspectratio="t"/>
           </v:shapetype>
-          <v:shape id="_x0000_i1025" type="#_x0000_t75" style="width:79.3pt;height:50.65pt" o:ole="">
-            <v:imagedata r:id="rId26" o:title=""/>
+          <v:shape id="_x0000_i1025" type="#_x0000_t75" style="width:79.5pt;height:50.5pt" o:ole="">
+            <v:imagedata r:id="rId30" o:title=""/>
           </v:shape>
-          <o:OLEObject Type="Embed" ProgID="Package" ShapeID="_x0000_i1025" DrawAspect="Icon" ObjectID="_1822222046" r:id="rId27"/>
+          <o:OLEObject Type="Embed" ProgID="Package" ShapeID="_x0000_i1025" DrawAspect="Icon" ObjectID="_1822495391" r:id="rId31"/>
         </w:object>
       </w:r>
       <w:r>
         <w:object w:dxaOrig="1530" w:dyaOrig="995" w14:anchorId="7318620E">
-          <v:shape id="_x0000_i1026" type="#_x0000_t75" style="width:79.3pt;height:50.65pt" o:ole="">
-            <v:imagedata r:id="rId28" o:title=""/>
+          <v:shape id="_x0000_i1026" type="#_x0000_t75" style="width:79.5pt;height:50.5pt" o:ole="">
+            <v:imagedata r:id="rId32" o:title=""/>
           </v:shape>
-          <o:OLEObject Type="Embed" ProgID="Package" ShapeID="_x0000_i1026" DrawAspect="Icon" ObjectID="_1822222047" r:id="rId29"/>
+          <o:OLEObject Type="Embed" ProgID="Package" ShapeID="_x0000_i1026" DrawAspect="Icon" ObjectID="_1822495392" r:id="rId33"/>
         </w:object>
       </w:r>
     </w:p>
@@ -15472,65 +17885,22 @@
       <w:pPr>
         <w:pStyle w:val="Ttulo2"/>
       </w:pPr>
-      <w:bookmarkStart w:id="185" w:name="_Toc211609226"/>
+      <w:bookmarkStart w:id="189" w:name="_Toc211882628"/>
       <w:r>
         <w:t xml:space="preserve">Pdf vista </w:t>
       </w:r>
       <w:r>
         <w:t>de proceso</w:t>
       </w:r>
-      <w:bookmarkEnd w:id="185"/>
+      <w:bookmarkEnd w:id="189"/>
     </w:p>
     <w:p>
       <w:r>
         <w:object w:dxaOrig="1530" w:dyaOrig="995" w14:anchorId="0F22C1AE">
-          <v:shape id="_x0000_i1027" type="#_x0000_t75" style="width:79.3pt;height:50.65pt" o:ole="">
-            <v:imagedata r:id="rId30" o:title=""/>
-          </v:shape>
-          <o:OLEObject Type="Embed" ProgID="Package" ShapeID="_x0000_i1027" DrawAspect="Icon" ObjectID="_1822222048" r:id="rId31"/>
-        </w:object>
-      </w:r>
-    </w:p>
-    <w:p>
-      <w:pPr>
-        <w:pStyle w:val="Ttulo2"/>
-      </w:pPr>
-      <w:bookmarkStart w:id="186" w:name="_Toc211609227"/>
-      <w:r>
-        <w:t>Pdf vista componentes</w:t>
-      </w:r>
-      <w:bookmarkEnd w:id="186"/>
-    </w:p>
-    <w:p>
-      <w:r>
-        <w:object w:dxaOrig="1530" w:dyaOrig="995" w14:anchorId="3BF7DF28">
-          <v:shape id="_x0000_i1028" type="#_x0000_t75" style="width:79.3pt;height:50.65pt" o:ole="">
-            <v:imagedata r:id="rId32" o:title=""/>
-          </v:shape>
-          <o:OLEObject Type="Embed" ProgID="Package" ShapeID="_x0000_i1028" DrawAspect="Icon" ObjectID="_1822222049" r:id="rId33"/>
-        </w:object>
-      </w:r>
-    </w:p>
-    <w:p>
-      <w:pPr>
-        <w:pStyle w:val="Ttulo2"/>
-      </w:pPr>
-      <w:bookmarkStart w:id="187" w:name="_Toc211609228"/>
-      <w:r>
-        <w:t xml:space="preserve">Pdf vista </w:t>
-      </w:r>
-      <w:r>
-        <w:t>despliegue</w:t>
-      </w:r>
-      <w:bookmarkEnd w:id="187"/>
-    </w:p>
-    <w:p>
-      <w:r>
-        <w:object w:dxaOrig="1530" w:dyaOrig="995" w14:anchorId="4B2FF5B7">
-          <v:shape id="_x0000_i1029" type="#_x0000_t75" style="width:79.3pt;height:50.65pt" o:ole="">
+          <v:shape id="_x0000_i1027" type="#_x0000_t75" style="width:79.5pt;height:50.5pt" o:ole="">
             <v:imagedata r:id="rId34" o:title=""/>
           </v:shape>
-          <o:OLEObject Type="Embed" ProgID="Package" ShapeID="_x0000_i1029" DrawAspect="Icon" ObjectID="_1822222050" r:id="rId35"/>
+          <o:OLEObject Type="Embed" ProgID="Package" ShapeID="_x0000_i1027" DrawAspect="Icon" ObjectID="_1822495393" r:id="rId35"/>
         </w:object>
       </w:r>
     </w:p>
@@ -15538,14 +17908,57 @@
       <w:pPr>
         <w:pStyle w:val="Ttulo2"/>
       </w:pPr>
-      <w:bookmarkStart w:id="188" w:name="_Toc211609229"/>
+      <w:bookmarkStart w:id="190" w:name="_Toc211882629"/>
+      <w:r>
+        <w:t>Pdf vista componentes</w:t>
+      </w:r>
+      <w:bookmarkEnd w:id="190"/>
+    </w:p>
+    <w:p>
+      <w:r>
+        <w:object w:dxaOrig="1530" w:dyaOrig="995" w14:anchorId="3BF7DF28">
+          <v:shape id="_x0000_i1028" type="#_x0000_t75" style="width:79.5pt;height:50.5pt" o:ole="">
+            <v:imagedata r:id="rId36" o:title=""/>
+          </v:shape>
+          <o:OLEObject Type="Embed" ProgID="Package" ShapeID="_x0000_i1028" DrawAspect="Icon" ObjectID="_1822495394" r:id="rId37"/>
+        </w:object>
+      </w:r>
+    </w:p>
+    <w:p>
+      <w:pPr>
+        <w:pStyle w:val="Ttulo2"/>
+      </w:pPr>
+      <w:bookmarkStart w:id="191" w:name="_Toc211882630"/>
+      <w:r>
+        <w:t xml:space="preserve">Pdf vista </w:t>
+      </w:r>
+      <w:r>
+        <w:t>despliegue</w:t>
+      </w:r>
+      <w:bookmarkEnd w:id="191"/>
+    </w:p>
+    <w:p>
+      <w:r>
+        <w:object w:dxaOrig="1530" w:dyaOrig="995" w14:anchorId="4B2FF5B7">
+          <v:shape id="_x0000_i1029" type="#_x0000_t75" style="width:79.5pt;height:50.5pt" o:ole="">
+            <v:imagedata r:id="rId38" o:title=""/>
+          </v:shape>
+          <o:OLEObject Type="Embed" ProgID="Package" ShapeID="_x0000_i1029" DrawAspect="Icon" ObjectID="_1822495395" r:id="rId39"/>
+        </w:object>
+      </w:r>
+    </w:p>
+    <w:p>
+      <w:pPr>
+        <w:pStyle w:val="Ttulo2"/>
+      </w:pPr>
+      <w:bookmarkStart w:id="192" w:name="_Toc211882631"/>
       <w:r>
         <w:t>Diagrama de clases</w:t>
       </w:r>
       <w:r>
         <w:t xml:space="preserve"> y modelado de datos</w:t>
       </w:r>
-      <w:bookmarkEnd w:id="188"/>
+      <w:bookmarkEnd w:id="192"/>
     </w:p>
     <w:p/>
     <w:p>
@@ -16555,7 +18968,7 @@
       <w:pPr>
         <w:pStyle w:val="Ttulo2"/>
       </w:pPr>
-      <w:bookmarkStart w:id="189" w:name="_Toc211609230"/>
+      <w:bookmarkStart w:id="193" w:name="_Toc211882632"/>
       <w:r>
         <w:t>Árbol de navegación</w:t>
       </w:r>
@@ -16568,7 +18981,7 @@
       <w:r>
         <w:t>ista del menú desplegable</w:t>
       </w:r>
-      <w:bookmarkEnd w:id="189"/>
+      <w:bookmarkEnd w:id="193"/>
     </w:p>
     <w:p/>
     <w:p>
@@ -16585,14 +18998,14 @@
       <w:pPr>
         <w:pStyle w:val="Ttulo2"/>
       </w:pPr>
-      <w:bookmarkStart w:id="190" w:name="_Toc211609231"/>
+      <w:bookmarkStart w:id="194" w:name="_Toc211882633"/>
       <w:r>
         <w:t xml:space="preserve">Pdf </w:t>
       </w:r>
       <w:r>
         <w:t>Tabla de esfuerzo</w:t>
       </w:r>
-      <w:bookmarkEnd w:id="190"/>
+      <w:bookmarkEnd w:id="194"/>
     </w:p>
     <w:p/>
     <w:p>
@@ -16603,10 +19016,10 @@
       </w:pPr>
       <w:r>
         <w:object w:dxaOrig="1530" w:dyaOrig="995" w14:anchorId="0E4E0928">
-          <v:shape id="_x0000_i1030" type="#_x0000_t75" style="width:79.3pt;height:50.65pt" o:ole="">
-            <v:imagedata r:id="rId36" o:title=""/>
+          <v:shape id="_x0000_i1030" type="#_x0000_t75" style="width:79.5pt;height:50.5pt" o:ole="">
+            <v:imagedata r:id="rId40" o:title=""/>
           </v:shape>
-          <o:OLEObject Type="Embed" ProgID="Package" ShapeID="_x0000_i1030" DrawAspect="Icon" ObjectID="_1822222051" r:id="rId37"/>
+          <o:OLEObject Type="Embed" ProgID="Package" ShapeID="_x0000_i1030" DrawAspect="Icon" ObjectID="_1822495396" r:id="rId41"/>
         </w:object>
       </w:r>
     </w:p>
@@ -16614,12 +19027,13 @@
       <w:pPr>
         <w:pStyle w:val="Ttulo2"/>
       </w:pPr>
-      <w:bookmarkStart w:id="191" w:name="_Toc211609232"/>
+      <w:bookmarkStart w:id="195" w:name="_Toc211882634"/>
       <w:r>
         <w:t>Diagrama de despliegue</w:t>
       </w:r>
-      <w:bookmarkEnd w:id="191"/>
-    </w:p>
+      <w:bookmarkEnd w:id="195"/>
+    </w:p>
+    <w:p/>
     <w:p>
       <w:r>
         <w:t>El diagrama de despliegue detalla la arquitectura de despliegue de un sistema integral, estructurado en una configuración cliente-servidor para optimizar la gestión y procesamiento de información. Este sistema se compone de dos nodos principales: un PC Usuario y un Servidor, los cuales interactúan de forma segura y eficiente.</w:t>
@@ -16646,7 +19060,11 @@
         <w:ind w:firstLine="0"/>
       </w:pPr>
       <w:r>
-        <w:t>La comunicación entre ambos nodos se realiza de manera robusta y segura mediante el protocolo JSON sobre HTTPS, asegurando la integridad y confidencialidad de los datos transmitidos. Esta arquitectura permite una clara separación de responsabilidades, donde el PC Usuario se enfoca en la interfaz y la experiencia del usuario, mientras que el Servidor Web gestiona el procesamiento intensivo de datos y su almacenamiento centralizado, conformando un sistema escalable y con un alto nivel de seguridad.</w:t>
+        <w:t xml:space="preserve">La comunicación entre ambos nodos se realiza de manera robusta y segura mediante el protocolo JSON sobre HTTPS, asegurando la integridad y confidencialidad de los datos transmitidos. Esta arquitectura permite una clara separación de responsabilidades, donde el PC Usuario se enfoca en la interfaz y la experiencia del usuario, mientras que el Servidor Web gestiona el procesamiento </w:t>
+      </w:r>
+      <w:r>
+        <w:lastRenderedPageBreak/>
+        <w:t>intensivo de datos y su almacenamiento centralizado, conformando un sistema escalable y con un alto nivel de seguridad.</w:t>
       </w:r>
       <w:r>
         <w:br w:type="page"/>
@@ -16656,18 +19074,18 @@
       <w:pPr>
         <w:pStyle w:val="Ttulo1"/>
       </w:pPr>
-      <w:bookmarkStart w:id="192" w:name="_Toc201199662"/>
-      <w:bookmarkStart w:id="193" w:name="_Toc201199751"/>
-      <w:bookmarkStart w:id="194" w:name="_Toc211609233"/>
-      <w:bookmarkStart w:id="195" w:name="_Toc211609271"/>
+      <w:bookmarkStart w:id="196" w:name="_Toc201199662"/>
+      <w:bookmarkStart w:id="197" w:name="_Toc201199751"/>
+      <w:bookmarkStart w:id="198" w:name="_Toc211609271"/>
+      <w:bookmarkStart w:id="199" w:name="_Toc211882635"/>
       <w:r>
         <w:lastRenderedPageBreak/>
         <w:t>REFERENCIAS</w:t>
       </w:r>
-      <w:bookmarkEnd w:id="192"/>
-      <w:bookmarkEnd w:id="193"/>
-      <w:bookmarkEnd w:id="194"/>
-      <w:bookmarkEnd w:id="195"/>
+      <w:bookmarkEnd w:id="196"/>
+      <w:bookmarkEnd w:id="197"/>
+      <w:bookmarkEnd w:id="198"/>
+      <w:bookmarkEnd w:id="199"/>
     </w:p>
     <w:sdt>
       <w:sdtPr>
@@ -16808,8 +19226,8 @@
       </w:pPr>
     </w:p>
     <w:sectPr>
-      <w:headerReference w:type="default" r:id="rId38"/>
-      <w:footerReference w:type="default" r:id="rId39"/>
+      <w:headerReference w:type="default" r:id="rId42"/>
+      <w:footerReference w:type="default" r:id="rId43"/>
       <w:pgSz w:w="12240" w:h="15840" w:code="1"/>
       <w:pgMar w:top="1418" w:right="1418" w:bottom="1418" w:left="1418" w:header="709" w:footer="851" w:gutter="0"/>
       <w:pgNumType w:start="1"/>
@@ -18222,6 +20640,155 @@
     </w:lvl>
   </w:abstractNum>
   <w:abstractNum w:abstractNumId="13" w15:restartNumberingAfterBreak="0">
+    <w:nsid w:val="17FB2703"/>
+    <w:multiLevelType w:val="multilevel"/>
+    <w:tmpl w:val="ABFE9D04"/>
+    <w:lvl w:ilvl="0">
+      <w:start w:val="1"/>
+      <w:numFmt w:val="bullet"/>
+      <w:lvlText w:val=""/>
+      <w:lvlJc w:val="left"/>
+      <w:pPr>
+        <w:tabs>
+          <w:tab w:val="num" w:pos="720"/>
+        </w:tabs>
+        <w:ind w:left="720" w:hanging="360"/>
+      </w:pPr>
+      <w:rPr>
+        <w:rFonts w:ascii="Symbol" w:hAnsi="Symbol" w:hint="default"/>
+        <w:sz w:val="20"/>
+      </w:rPr>
+    </w:lvl>
+    <w:lvl w:ilvl="1" w:tentative="1">
+      <w:start w:val="1"/>
+      <w:numFmt w:val="bullet"/>
+      <w:lvlText w:val="o"/>
+      <w:lvlJc w:val="left"/>
+      <w:pPr>
+        <w:tabs>
+          <w:tab w:val="num" w:pos="1440"/>
+        </w:tabs>
+        <w:ind w:left="1440" w:hanging="360"/>
+      </w:pPr>
+      <w:rPr>
+        <w:rFonts w:ascii="Courier New" w:hAnsi="Courier New" w:hint="default"/>
+        <w:sz w:val="20"/>
+      </w:rPr>
+    </w:lvl>
+    <w:lvl w:ilvl="2" w:tentative="1">
+      <w:start w:val="1"/>
+      <w:numFmt w:val="bullet"/>
+      <w:lvlText w:val=""/>
+      <w:lvlJc w:val="left"/>
+      <w:pPr>
+        <w:tabs>
+          <w:tab w:val="num" w:pos="2160"/>
+        </w:tabs>
+        <w:ind w:left="2160" w:hanging="360"/>
+      </w:pPr>
+      <w:rPr>
+        <w:rFonts w:ascii="Wingdings" w:hAnsi="Wingdings" w:hint="default"/>
+        <w:sz w:val="20"/>
+      </w:rPr>
+    </w:lvl>
+    <w:lvl w:ilvl="3" w:tentative="1">
+      <w:start w:val="1"/>
+      <w:numFmt w:val="bullet"/>
+      <w:lvlText w:val=""/>
+      <w:lvlJc w:val="left"/>
+      <w:pPr>
+        <w:tabs>
+          <w:tab w:val="num" w:pos="2880"/>
+        </w:tabs>
+        <w:ind w:left="2880" w:hanging="360"/>
+      </w:pPr>
+      <w:rPr>
+        <w:rFonts w:ascii="Wingdings" w:hAnsi="Wingdings" w:hint="default"/>
+        <w:sz w:val="20"/>
+      </w:rPr>
+    </w:lvl>
+    <w:lvl w:ilvl="4" w:tentative="1">
+      <w:start w:val="1"/>
+      <w:numFmt w:val="bullet"/>
+      <w:lvlText w:val=""/>
+      <w:lvlJc w:val="left"/>
+      <w:pPr>
+        <w:tabs>
+          <w:tab w:val="num" w:pos="3600"/>
+        </w:tabs>
+        <w:ind w:left="3600" w:hanging="360"/>
+      </w:pPr>
+      <w:rPr>
+        <w:rFonts w:ascii="Wingdings" w:hAnsi="Wingdings" w:hint="default"/>
+        <w:sz w:val="20"/>
+      </w:rPr>
+    </w:lvl>
+    <w:lvl w:ilvl="5" w:tentative="1">
+      <w:start w:val="1"/>
+      <w:numFmt w:val="bullet"/>
+      <w:lvlText w:val=""/>
+      <w:lvlJc w:val="left"/>
+      <w:pPr>
+        <w:tabs>
+          <w:tab w:val="num" w:pos="4320"/>
+        </w:tabs>
+        <w:ind w:left="4320" w:hanging="360"/>
+      </w:pPr>
+      <w:rPr>
+        <w:rFonts w:ascii="Wingdings" w:hAnsi="Wingdings" w:hint="default"/>
+        <w:sz w:val="20"/>
+      </w:rPr>
+    </w:lvl>
+    <w:lvl w:ilvl="6" w:tentative="1">
+      <w:start w:val="1"/>
+      <w:numFmt w:val="bullet"/>
+      <w:lvlText w:val=""/>
+      <w:lvlJc w:val="left"/>
+      <w:pPr>
+        <w:tabs>
+          <w:tab w:val="num" w:pos="5040"/>
+        </w:tabs>
+        <w:ind w:left="5040" w:hanging="360"/>
+      </w:pPr>
+      <w:rPr>
+        <w:rFonts w:ascii="Wingdings" w:hAnsi="Wingdings" w:hint="default"/>
+        <w:sz w:val="20"/>
+      </w:rPr>
+    </w:lvl>
+    <w:lvl w:ilvl="7" w:tentative="1">
+      <w:start w:val="1"/>
+      <w:numFmt w:val="bullet"/>
+      <w:lvlText w:val=""/>
+      <w:lvlJc w:val="left"/>
+      <w:pPr>
+        <w:tabs>
+          <w:tab w:val="num" w:pos="5760"/>
+        </w:tabs>
+        <w:ind w:left="5760" w:hanging="360"/>
+      </w:pPr>
+      <w:rPr>
+        <w:rFonts w:ascii="Wingdings" w:hAnsi="Wingdings" w:hint="default"/>
+        <w:sz w:val="20"/>
+      </w:rPr>
+    </w:lvl>
+    <w:lvl w:ilvl="8" w:tentative="1">
+      <w:start w:val="1"/>
+      <w:numFmt w:val="bullet"/>
+      <w:lvlText w:val=""/>
+      <w:lvlJc w:val="left"/>
+      <w:pPr>
+        <w:tabs>
+          <w:tab w:val="num" w:pos="6480"/>
+        </w:tabs>
+        <w:ind w:left="6480" w:hanging="360"/>
+      </w:pPr>
+      <w:rPr>
+        <w:rFonts w:ascii="Wingdings" w:hAnsi="Wingdings" w:hint="default"/>
+        <w:sz w:val="20"/>
+      </w:rPr>
+    </w:lvl>
+  </w:abstractNum>
+  <w:abstractNum w:abstractNumId="14" w15:restartNumberingAfterBreak="0">
     <w:nsid w:val="189D6E0A"/>
     <w:multiLevelType w:val="hybridMultilevel"/>
     <w:tmpl w:val="74B4783E"/>
@@ -18307,7 +20874,7 @@
       </w:pPr>
     </w:lvl>
   </w:abstractNum>
-  <w:abstractNum w:abstractNumId="14" w15:restartNumberingAfterBreak="0">
+  <w:abstractNum w:abstractNumId="15" w15:restartNumberingAfterBreak="0">
     <w:nsid w:val="19CC211F"/>
     <w:multiLevelType w:val="hybridMultilevel"/>
     <w:tmpl w:val="FFFFFFFF"/>
@@ -18393,7 +20960,7 @@
       </w:pPr>
     </w:lvl>
   </w:abstractNum>
-  <w:abstractNum w:abstractNumId="15" w15:restartNumberingAfterBreak="0">
+  <w:abstractNum w:abstractNumId="16" w15:restartNumberingAfterBreak="0">
     <w:nsid w:val="1BA70F89"/>
     <w:multiLevelType w:val="hybridMultilevel"/>
     <w:tmpl w:val="5A668BFA"/>
@@ -18506,7 +21073,7 @@
       </w:rPr>
     </w:lvl>
   </w:abstractNum>
-  <w:abstractNum w:abstractNumId="16" w15:restartNumberingAfterBreak="0">
+  <w:abstractNum w:abstractNumId="17" w15:restartNumberingAfterBreak="0">
     <w:nsid w:val="1EF00E8A"/>
     <w:multiLevelType w:val="hybridMultilevel"/>
     <w:tmpl w:val="5D5E3DFA"/>
@@ -18592,7 +21159,7 @@
       </w:pPr>
     </w:lvl>
   </w:abstractNum>
-  <w:abstractNum w:abstractNumId="17" w15:restartNumberingAfterBreak="0">
+  <w:abstractNum w:abstractNumId="18" w15:restartNumberingAfterBreak="0">
     <w:nsid w:val="21450AA3"/>
     <w:multiLevelType w:val="hybridMultilevel"/>
     <w:tmpl w:val="877C15CA"/>
@@ -18678,7 +21245,7 @@
       </w:pPr>
     </w:lvl>
   </w:abstractNum>
-  <w:abstractNum w:abstractNumId="18" w15:restartNumberingAfterBreak="0">
+  <w:abstractNum w:abstractNumId="19" w15:restartNumberingAfterBreak="0">
     <w:nsid w:val="277A3E81"/>
     <w:multiLevelType w:val="hybridMultilevel"/>
     <w:tmpl w:val="42A04C70"/>
@@ -18764,7 +21331,206 @@
       </w:pPr>
     </w:lvl>
   </w:abstractNum>
-  <w:abstractNum w:abstractNumId="19" w15:restartNumberingAfterBreak="0">
+  <w:abstractNum w:abstractNumId="20" w15:restartNumberingAfterBreak="0">
+    <w:nsid w:val="2A6239D2"/>
+    <w:multiLevelType w:val="hybridMultilevel"/>
+    <w:tmpl w:val="9E7EEC0C"/>
+    <w:lvl w:ilvl="0" w:tplc="340A0001">
+      <w:start w:val="1"/>
+      <w:numFmt w:val="bullet"/>
+      <w:lvlText w:val=""/>
+      <w:lvlJc w:val="left"/>
+      <w:pPr>
+        <w:ind w:left="1440" w:hanging="360"/>
+      </w:pPr>
+      <w:rPr>
+        <w:rFonts w:ascii="Symbol" w:hAnsi="Symbol" w:hint="default"/>
+      </w:rPr>
+    </w:lvl>
+    <w:lvl w:ilvl="1" w:tplc="340A0003" w:tentative="1">
+      <w:start w:val="1"/>
+      <w:numFmt w:val="bullet"/>
+      <w:lvlText w:val="o"/>
+      <w:lvlJc w:val="left"/>
+      <w:pPr>
+        <w:ind w:left="2160" w:hanging="360"/>
+      </w:pPr>
+      <w:rPr>
+        <w:rFonts w:ascii="Courier New" w:hAnsi="Courier New" w:cs="Courier New" w:hint="default"/>
+      </w:rPr>
+    </w:lvl>
+    <w:lvl w:ilvl="2" w:tplc="340A0005" w:tentative="1">
+      <w:start w:val="1"/>
+      <w:numFmt w:val="bullet"/>
+      <w:lvlText w:val=""/>
+      <w:lvlJc w:val="left"/>
+      <w:pPr>
+        <w:ind w:left="2880" w:hanging="360"/>
+      </w:pPr>
+      <w:rPr>
+        <w:rFonts w:ascii="Wingdings" w:hAnsi="Wingdings" w:hint="default"/>
+      </w:rPr>
+    </w:lvl>
+    <w:lvl w:ilvl="3" w:tplc="340A0001" w:tentative="1">
+      <w:start w:val="1"/>
+      <w:numFmt w:val="bullet"/>
+      <w:lvlText w:val=""/>
+      <w:lvlJc w:val="left"/>
+      <w:pPr>
+        <w:ind w:left="3600" w:hanging="360"/>
+      </w:pPr>
+      <w:rPr>
+        <w:rFonts w:ascii="Symbol" w:hAnsi="Symbol" w:hint="default"/>
+      </w:rPr>
+    </w:lvl>
+    <w:lvl w:ilvl="4" w:tplc="340A0003" w:tentative="1">
+      <w:start w:val="1"/>
+      <w:numFmt w:val="bullet"/>
+      <w:lvlText w:val="o"/>
+      <w:lvlJc w:val="left"/>
+      <w:pPr>
+        <w:ind w:left="4320" w:hanging="360"/>
+      </w:pPr>
+      <w:rPr>
+        <w:rFonts w:ascii="Courier New" w:hAnsi="Courier New" w:cs="Courier New" w:hint="default"/>
+      </w:rPr>
+    </w:lvl>
+    <w:lvl w:ilvl="5" w:tplc="340A0005" w:tentative="1">
+      <w:start w:val="1"/>
+      <w:numFmt w:val="bullet"/>
+      <w:lvlText w:val=""/>
+      <w:lvlJc w:val="left"/>
+      <w:pPr>
+        <w:ind w:left="5040" w:hanging="360"/>
+      </w:pPr>
+      <w:rPr>
+        <w:rFonts w:ascii="Wingdings" w:hAnsi="Wingdings" w:hint="default"/>
+      </w:rPr>
+    </w:lvl>
+    <w:lvl w:ilvl="6" w:tplc="340A0001" w:tentative="1">
+      <w:start w:val="1"/>
+      <w:numFmt w:val="bullet"/>
+      <w:lvlText w:val=""/>
+      <w:lvlJc w:val="left"/>
+      <w:pPr>
+        <w:ind w:left="5760" w:hanging="360"/>
+      </w:pPr>
+      <w:rPr>
+        <w:rFonts w:ascii="Symbol" w:hAnsi="Symbol" w:hint="default"/>
+      </w:rPr>
+    </w:lvl>
+    <w:lvl w:ilvl="7" w:tplc="340A0003" w:tentative="1">
+      <w:start w:val="1"/>
+      <w:numFmt w:val="bullet"/>
+      <w:lvlText w:val="o"/>
+      <w:lvlJc w:val="left"/>
+      <w:pPr>
+        <w:ind w:left="6480" w:hanging="360"/>
+      </w:pPr>
+      <w:rPr>
+        <w:rFonts w:ascii="Courier New" w:hAnsi="Courier New" w:cs="Courier New" w:hint="default"/>
+      </w:rPr>
+    </w:lvl>
+    <w:lvl w:ilvl="8" w:tplc="340A0005" w:tentative="1">
+      <w:start w:val="1"/>
+      <w:numFmt w:val="bullet"/>
+      <w:lvlText w:val=""/>
+      <w:lvlJc w:val="left"/>
+      <w:pPr>
+        <w:ind w:left="7200" w:hanging="360"/>
+      </w:pPr>
+      <w:rPr>
+        <w:rFonts w:ascii="Wingdings" w:hAnsi="Wingdings" w:hint="default"/>
+      </w:rPr>
+    </w:lvl>
+  </w:abstractNum>
+  <w:abstractNum w:abstractNumId="21" w15:restartNumberingAfterBreak="0">
+    <w:nsid w:val="2AE71592"/>
+    <w:multiLevelType w:val="hybridMultilevel"/>
+    <w:tmpl w:val="55B6A746"/>
+    <w:lvl w:ilvl="0" w:tplc="340A000F">
+      <w:start w:val="1"/>
+      <w:numFmt w:val="decimal"/>
+      <w:lvlText w:val="%1."/>
+      <w:lvlJc w:val="left"/>
+      <w:pPr>
+        <w:ind w:left="1440" w:hanging="360"/>
+      </w:pPr>
+    </w:lvl>
+    <w:lvl w:ilvl="1" w:tplc="340A0019" w:tentative="1">
+      <w:start w:val="1"/>
+      <w:numFmt w:val="lowerLetter"/>
+      <w:lvlText w:val="%2."/>
+      <w:lvlJc w:val="left"/>
+      <w:pPr>
+        <w:ind w:left="2160" w:hanging="360"/>
+      </w:pPr>
+    </w:lvl>
+    <w:lvl w:ilvl="2" w:tplc="340A001B" w:tentative="1">
+      <w:start w:val="1"/>
+      <w:numFmt w:val="lowerRoman"/>
+      <w:lvlText w:val="%3."/>
+      <w:lvlJc w:val="right"/>
+      <w:pPr>
+        <w:ind w:left="2880" w:hanging="180"/>
+      </w:pPr>
+    </w:lvl>
+    <w:lvl w:ilvl="3" w:tplc="340A000F" w:tentative="1">
+      <w:start w:val="1"/>
+      <w:numFmt w:val="decimal"/>
+      <w:lvlText w:val="%4."/>
+      <w:lvlJc w:val="left"/>
+      <w:pPr>
+        <w:ind w:left="3600" w:hanging="360"/>
+      </w:pPr>
+    </w:lvl>
+    <w:lvl w:ilvl="4" w:tplc="340A0019" w:tentative="1">
+      <w:start w:val="1"/>
+      <w:numFmt w:val="lowerLetter"/>
+      <w:lvlText w:val="%5."/>
+      <w:lvlJc w:val="left"/>
+      <w:pPr>
+        <w:ind w:left="4320" w:hanging="360"/>
+      </w:pPr>
+    </w:lvl>
+    <w:lvl w:ilvl="5" w:tplc="340A001B" w:tentative="1">
+      <w:start w:val="1"/>
+      <w:numFmt w:val="lowerRoman"/>
+      <w:lvlText w:val="%6."/>
+      <w:lvlJc w:val="right"/>
+      <w:pPr>
+        <w:ind w:left="5040" w:hanging="180"/>
+      </w:pPr>
+    </w:lvl>
+    <w:lvl w:ilvl="6" w:tplc="340A000F" w:tentative="1">
+      <w:start w:val="1"/>
+      <w:numFmt w:val="decimal"/>
+      <w:lvlText w:val="%7."/>
+      <w:lvlJc w:val="left"/>
+      <w:pPr>
+        <w:ind w:left="5760" w:hanging="360"/>
+      </w:pPr>
+    </w:lvl>
+    <w:lvl w:ilvl="7" w:tplc="340A0019" w:tentative="1">
+      <w:start w:val="1"/>
+      <w:numFmt w:val="lowerLetter"/>
+      <w:lvlText w:val="%8."/>
+      <w:lvlJc w:val="left"/>
+      <w:pPr>
+        <w:ind w:left="6480" w:hanging="360"/>
+      </w:pPr>
+    </w:lvl>
+    <w:lvl w:ilvl="8" w:tplc="340A001B" w:tentative="1">
+      <w:start w:val="1"/>
+      <w:numFmt w:val="lowerRoman"/>
+      <w:lvlText w:val="%9."/>
+      <w:lvlJc w:val="right"/>
+      <w:pPr>
+        <w:ind w:left="7200" w:hanging="180"/>
+      </w:pPr>
+    </w:lvl>
+  </w:abstractNum>
+  <w:abstractNum w:abstractNumId="22" w15:restartNumberingAfterBreak="0">
     <w:nsid w:val="2BE07349"/>
     <w:multiLevelType w:val="hybridMultilevel"/>
     <w:tmpl w:val="1F8A7808"/>
@@ -18877,7 +21643,7 @@
       </w:rPr>
     </w:lvl>
   </w:abstractNum>
-  <w:abstractNum w:abstractNumId="20" w15:restartNumberingAfterBreak="0">
+  <w:abstractNum w:abstractNumId="23" w15:restartNumberingAfterBreak="0">
     <w:nsid w:val="2CA45AEE"/>
     <w:multiLevelType w:val="hybridMultilevel"/>
     <w:tmpl w:val="673243E4"/>
@@ -18963,7 +21729,7 @@
       </w:pPr>
     </w:lvl>
   </w:abstractNum>
-  <w:abstractNum w:abstractNumId="21" w15:restartNumberingAfterBreak="0">
+  <w:abstractNum w:abstractNumId="24" w15:restartNumberingAfterBreak="0">
     <w:nsid w:val="2D874EFC"/>
     <w:multiLevelType w:val="hybridMultilevel"/>
     <w:tmpl w:val="F3A6DD88"/>
@@ -19049,7 +21815,7 @@
       </w:pPr>
     </w:lvl>
   </w:abstractNum>
-  <w:abstractNum w:abstractNumId="22" w15:restartNumberingAfterBreak="0">
+  <w:abstractNum w:abstractNumId="25" w15:restartNumberingAfterBreak="0">
     <w:nsid w:val="2EC85BF4"/>
     <w:multiLevelType w:val="hybridMultilevel"/>
     <w:tmpl w:val="B2A6026C"/>
@@ -19135,7 +21901,7 @@
       </w:pPr>
     </w:lvl>
   </w:abstractNum>
-  <w:abstractNum w:abstractNumId="23" w15:restartNumberingAfterBreak="0">
+  <w:abstractNum w:abstractNumId="26" w15:restartNumberingAfterBreak="0">
     <w:nsid w:val="34282791"/>
     <w:multiLevelType w:val="hybridMultilevel"/>
     <w:tmpl w:val="50460422"/>
@@ -19221,7 +21987,7 @@
       </w:pPr>
     </w:lvl>
   </w:abstractNum>
-  <w:abstractNum w:abstractNumId="24" w15:restartNumberingAfterBreak="0">
+  <w:abstractNum w:abstractNumId="27" w15:restartNumberingAfterBreak="0">
     <w:nsid w:val="385E3042"/>
     <w:multiLevelType w:val="hybridMultilevel"/>
     <w:tmpl w:val="358A4546"/>
@@ -19307,7 +22073,7 @@
       </w:pPr>
     </w:lvl>
   </w:abstractNum>
-  <w:abstractNum w:abstractNumId="25" w15:restartNumberingAfterBreak="0">
+  <w:abstractNum w:abstractNumId="28" w15:restartNumberingAfterBreak="0">
     <w:nsid w:val="3A866737"/>
     <w:multiLevelType w:val="hybridMultilevel"/>
     <w:tmpl w:val="CE006D06"/>
@@ -19393,7 +22159,7 @@
       </w:pPr>
     </w:lvl>
   </w:abstractNum>
-  <w:abstractNum w:abstractNumId="26" w15:restartNumberingAfterBreak="0">
+  <w:abstractNum w:abstractNumId="29" w15:restartNumberingAfterBreak="0">
     <w:nsid w:val="3D09396F"/>
     <w:multiLevelType w:val="hybridMultilevel"/>
     <w:tmpl w:val="4744478C"/>
@@ -19479,7 +22245,7 @@
       </w:pPr>
     </w:lvl>
   </w:abstractNum>
-  <w:abstractNum w:abstractNumId="27" w15:restartNumberingAfterBreak="0">
+  <w:abstractNum w:abstractNumId="30" w15:restartNumberingAfterBreak="0">
     <w:nsid w:val="3E4A4CD3"/>
     <w:multiLevelType w:val="hybridMultilevel"/>
     <w:tmpl w:val="1A0CA47A"/>
@@ -19592,7 +22358,7 @@
       </w:rPr>
     </w:lvl>
   </w:abstractNum>
-  <w:abstractNum w:abstractNumId="28" w15:restartNumberingAfterBreak="0">
+  <w:abstractNum w:abstractNumId="31" w15:restartNumberingAfterBreak="0">
     <w:nsid w:val="43CF19C9"/>
     <w:multiLevelType w:val="hybridMultilevel"/>
     <w:tmpl w:val="D9F417D8"/>
@@ -19678,7 +22444,7 @@
       </w:pPr>
     </w:lvl>
   </w:abstractNum>
-  <w:abstractNum w:abstractNumId="29" w15:restartNumberingAfterBreak="0">
+  <w:abstractNum w:abstractNumId="32" w15:restartNumberingAfterBreak="0">
     <w:nsid w:val="44226C8A"/>
     <w:multiLevelType w:val="hybridMultilevel"/>
     <w:tmpl w:val="FFFFFFFF"/>
@@ -19764,7 +22530,7 @@
       </w:pPr>
     </w:lvl>
   </w:abstractNum>
-  <w:abstractNum w:abstractNumId="30" w15:restartNumberingAfterBreak="0">
+  <w:abstractNum w:abstractNumId="33" w15:restartNumberingAfterBreak="0">
     <w:nsid w:val="494640DA"/>
     <w:multiLevelType w:val="hybridMultilevel"/>
     <w:tmpl w:val="5D5E3DFA"/>
@@ -19850,7 +22616,7 @@
       </w:pPr>
     </w:lvl>
   </w:abstractNum>
-  <w:abstractNum w:abstractNumId="31" w15:restartNumberingAfterBreak="0">
+  <w:abstractNum w:abstractNumId="34" w15:restartNumberingAfterBreak="0">
     <w:nsid w:val="4972556C"/>
     <w:multiLevelType w:val="hybridMultilevel"/>
     <w:tmpl w:val="C7A24A80"/>
@@ -19963,7 +22729,7 @@
       </w:rPr>
     </w:lvl>
   </w:abstractNum>
-  <w:abstractNum w:abstractNumId="32" w15:restartNumberingAfterBreak="0">
+  <w:abstractNum w:abstractNumId="35" w15:restartNumberingAfterBreak="0">
     <w:nsid w:val="4AD0535D"/>
     <w:multiLevelType w:val="multilevel"/>
     <w:tmpl w:val="505C497A"/>
@@ -20112,7 +22878,7 @@
       </w:rPr>
     </w:lvl>
   </w:abstractNum>
-  <w:abstractNum w:abstractNumId="33" w15:restartNumberingAfterBreak="0">
+  <w:abstractNum w:abstractNumId="36" w15:restartNumberingAfterBreak="0">
     <w:nsid w:val="4AEE4A17"/>
     <w:multiLevelType w:val="hybridMultilevel"/>
     <w:tmpl w:val="5712D20A"/>
@@ -20225,7 +22991,7 @@
       </w:rPr>
     </w:lvl>
   </w:abstractNum>
-  <w:abstractNum w:abstractNumId="34" w15:restartNumberingAfterBreak="0">
+  <w:abstractNum w:abstractNumId="37" w15:restartNumberingAfterBreak="0">
     <w:nsid w:val="4B9A0F06"/>
     <w:multiLevelType w:val="hybridMultilevel"/>
     <w:tmpl w:val="111E27A4"/>
@@ -20311,7 +23077,7 @@
       </w:pPr>
     </w:lvl>
   </w:abstractNum>
-  <w:abstractNum w:abstractNumId="35" w15:restartNumberingAfterBreak="0">
+  <w:abstractNum w:abstractNumId="38" w15:restartNumberingAfterBreak="0">
     <w:nsid w:val="4CBD353A"/>
     <w:multiLevelType w:val="hybridMultilevel"/>
     <w:tmpl w:val="3AA4F266"/>
@@ -20397,7 +23163,7 @@
       </w:pPr>
     </w:lvl>
   </w:abstractNum>
-  <w:abstractNum w:abstractNumId="36" w15:restartNumberingAfterBreak="0">
+  <w:abstractNum w:abstractNumId="39" w15:restartNumberingAfterBreak="0">
     <w:nsid w:val="4E7353EA"/>
     <w:multiLevelType w:val="hybridMultilevel"/>
     <w:tmpl w:val="EB44258E"/>
@@ -20483,7 +23249,7 @@
       </w:pPr>
     </w:lvl>
   </w:abstractNum>
-  <w:abstractNum w:abstractNumId="37" w15:restartNumberingAfterBreak="0">
+  <w:abstractNum w:abstractNumId="40" w15:restartNumberingAfterBreak="0">
     <w:nsid w:val="54C1323D"/>
     <w:multiLevelType w:val="hybridMultilevel"/>
     <w:tmpl w:val="FCC6D9BA"/>
@@ -20569,7 +23335,7 @@
       </w:pPr>
     </w:lvl>
   </w:abstractNum>
-  <w:abstractNum w:abstractNumId="38" w15:restartNumberingAfterBreak="0">
+  <w:abstractNum w:abstractNumId="41" w15:restartNumberingAfterBreak="0">
     <w:nsid w:val="58492DC8"/>
     <w:multiLevelType w:val="hybridMultilevel"/>
     <w:tmpl w:val="FD683720"/>
@@ -20655,7 +23421,7 @@
       </w:pPr>
     </w:lvl>
   </w:abstractNum>
-  <w:abstractNum w:abstractNumId="39" w15:restartNumberingAfterBreak="0">
+  <w:abstractNum w:abstractNumId="42" w15:restartNumberingAfterBreak="0">
     <w:nsid w:val="58C555B0"/>
     <w:multiLevelType w:val="hybridMultilevel"/>
     <w:tmpl w:val="1000300E"/>
@@ -20741,7 +23507,7 @@
       </w:pPr>
     </w:lvl>
   </w:abstractNum>
-  <w:abstractNum w:abstractNumId="40" w15:restartNumberingAfterBreak="0">
+  <w:abstractNum w:abstractNumId="43" w15:restartNumberingAfterBreak="0">
     <w:nsid w:val="5FC84866"/>
     <w:multiLevelType w:val="hybridMultilevel"/>
     <w:tmpl w:val="56A68622"/>
@@ -20830,7 +23596,7 @@
       </w:pPr>
     </w:lvl>
   </w:abstractNum>
-  <w:abstractNum w:abstractNumId="41" w15:restartNumberingAfterBreak="0">
+  <w:abstractNum w:abstractNumId="44" w15:restartNumberingAfterBreak="0">
     <w:nsid w:val="606A0B0A"/>
     <w:multiLevelType w:val="hybridMultilevel"/>
     <w:tmpl w:val="3E688994"/>
@@ -20916,7 +23682,7 @@
       </w:pPr>
     </w:lvl>
   </w:abstractNum>
-  <w:abstractNum w:abstractNumId="42" w15:restartNumberingAfterBreak="0">
+  <w:abstractNum w:abstractNumId="45" w15:restartNumberingAfterBreak="0">
     <w:nsid w:val="62D26527"/>
     <w:multiLevelType w:val="hybridMultilevel"/>
     <w:tmpl w:val="8EB8A2E4"/>
@@ -21002,7 +23768,7 @@
       </w:pPr>
     </w:lvl>
   </w:abstractNum>
-  <w:abstractNum w:abstractNumId="43" w15:restartNumberingAfterBreak="0">
+  <w:abstractNum w:abstractNumId="46" w15:restartNumberingAfterBreak="0">
     <w:nsid w:val="644449E4"/>
     <w:multiLevelType w:val="multilevel"/>
     <w:tmpl w:val="7E1C7782"/>
@@ -21098,7 +23864,7 @@
       </w:pPr>
     </w:lvl>
   </w:abstractNum>
-  <w:abstractNum w:abstractNumId="44" w15:restartNumberingAfterBreak="0">
+  <w:abstractNum w:abstractNumId="47" w15:restartNumberingAfterBreak="0">
     <w:nsid w:val="66B40877"/>
     <w:multiLevelType w:val="hybridMultilevel"/>
     <w:tmpl w:val="25CC8FC6"/>
@@ -21211,7 +23977,7 @@
       </w:rPr>
     </w:lvl>
   </w:abstractNum>
-  <w:abstractNum w:abstractNumId="45" w15:restartNumberingAfterBreak="0">
+  <w:abstractNum w:abstractNumId="48" w15:restartNumberingAfterBreak="0">
     <w:nsid w:val="673E1103"/>
     <w:multiLevelType w:val="hybridMultilevel"/>
     <w:tmpl w:val="BFC8ED18"/>
@@ -21297,7 +24063,7 @@
       </w:pPr>
     </w:lvl>
   </w:abstractNum>
-  <w:abstractNum w:abstractNumId="46" w15:restartNumberingAfterBreak="0">
+  <w:abstractNum w:abstractNumId="49" w15:restartNumberingAfterBreak="0">
     <w:nsid w:val="699D0B78"/>
     <w:multiLevelType w:val="hybridMultilevel"/>
     <w:tmpl w:val="6ABE93CE"/>
@@ -21383,7 +24149,7 @@
       </w:pPr>
     </w:lvl>
   </w:abstractNum>
-  <w:abstractNum w:abstractNumId="47" w15:restartNumberingAfterBreak="0">
+  <w:abstractNum w:abstractNumId="50" w15:restartNumberingAfterBreak="0">
     <w:nsid w:val="6B88055C"/>
     <w:multiLevelType w:val="hybridMultilevel"/>
     <w:tmpl w:val="90300610"/>
@@ -21469,7 +24235,7 @@
       </w:pPr>
     </w:lvl>
   </w:abstractNum>
-  <w:abstractNum w:abstractNumId="48" w15:restartNumberingAfterBreak="0">
+  <w:abstractNum w:abstractNumId="51" w15:restartNumberingAfterBreak="0">
     <w:nsid w:val="6BD14B6B"/>
     <w:multiLevelType w:val="hybridMultilevel"/>
     <w:tmpl w:val="FFFFFFFF"/>
@@ -21555,7 +24321,7 @@
       </w:pPr>
     </w:lvl>
   </w:abstractNum>
-  <w:abstractNum w:abstractNumId="49" w15:restartNumberingAfterBreak="0">
+  <w:abstractNum w:abstractNumId="52" w15:restartNumberingAfterBreak="0">
     <w:nsid w:val="6D7B0546"/>
     <w:multiLevelType w:val="hybridMultilevel"/>
     <w:tmpl w:val="FFFFFFFF"/>
@@ -21641,7 +24407,7 @@
       </w:pPr>
     </w:lvl>
   </w:abstractNum>
-  <w:abstractNum w:abstractNumId="50" w15:restartNumberingAfterBreak="0">
+  <w:abstractNum w:abstractNumId="53" w15:restartNumberingAfterBreak="0">
     <w:nsid w:val="6D7D1ED8"/>
     <w:multiLevelType w:val="hybridMultilevel"/>
     <w:tmpl w:val="63E49CBE"/>
@@ -21730,7 +24496,7 @@
       </w:pPr>
     </w:lvl>
   </w:abstractNum>
-  <w:abstractNum w:abstractNumId="51" w15:restartNumberingAfterBreak="0">
+  <w:abstractNum w:abstractNumId="54" w15:restartNumberingAfterBreak="0">
     <w:nsid w:val="6E267966"/>
     <w:multiLevelType w:val="hybridMultilevel"/>
     <w:tmpl w:val="389656AA"/>
@@ -21816,7 +24582,93 @@
       </w:pPr>
     </w:lvl>
   </w:abstractNum>
-  <w:abstractNum w:abstractNumId="52" w15:restartNumberingAfterBreak="0">
+  <w:abstractNum w:abstractNumId="55" w15:restartNumberingAfterBreak="0">
+    <w:nsid w:val="74FE0466"/>
+    <w:multiLevelType w:val="hybridMultilevel"/>
+    <w:tmpl w:val="2B28E966"/>
+    <w:lvl w:ilvl="0" w:tplc="340A000F">
+      <w:start w:val="1"/>
+      <w:numFmt w:val="decimal"/>
+      <w:lvlText w:val="%1."/>
+      <w:lvlJc w:val="left"/>
+      <w:pPr>
+        <w:ind w:left="1440" w:hanging="360"/>
+      </w:pPr>
+    </w:lvl>
+    <w:lvl w:ilvl="1" w:tplc="340A0019" w:tentative="1">
+      <w:start w:val="1"/>
+      <w:numFmt w:val="lowerLetter"/>
+      <w:lvlText w:val="%2."/>
+      <w:lvlJc w:val="left"/>
+      <w:pPr>
+        <w:ind w:left="2160" w:hanging="360"/>
+      </w:pPr>
+    </w:lvl>
+    <w:lvl w:ilvl="2" w:tplc="340A001B" w:tentative="1">
+      <w:start w:val="1"/>
+      <w:numFmt w:val="lowerRoman"/>
+      <w:lvlText w:val="%3."/>
+      <w:lvlJc w:val="right"/>
+      <w:pPr>
+        <w:ind w:left="2880" w:hanging="180"/>
+      </w:pPr>
+    </w:lvl>
+    <w:lvl w:ilvl="3" w:tplc="340A000F" w:tentative="1">
+      <w:start w:val="1"/>
+      <w:numFmt w:val="decimal"/>
+      <w:lvlText w:val="%4."/>
+      <w:lvlJc w:val="left"/>
+      <w:pPr>
+        <w:ind w:left="3600" w:hanging="360"/>
+      </w:pPr>
+    </w:lvl>
+    <w:lvl w:ilvl="4" w:tplc="340A0019" w:tentative="1">
+      <w:start w:val="1"/>
+      <w:numFmt w:val="lowerLetter"/>
+      <w:lvlText w:val="%5."/>
+      <w:lvlJc w:val="left"/>
+      <w:pPr>
+        <w:ind w:left="4320" w:hanging="360"/>
+      </w:pPr>
+    </w:lvl>
+    <w:lvl w:ilvl="5" w:tplc="340A001B" w:tentative="1">
+      <w:start w:val="1"/>
+      <w:numFmt w:val="lowerRoman"/>
+      <w:lvlText w:val="%6."/>
+      <w:lvlJc w:val="right"/>
+      <w:pPr>
+        <w:ind w:left="5040" w:hanging="180"/>
+      </w:pPr>
+    </w:lvl>
+    <w:lvl w:ilvl="6" w:tplc="340A000F" w:tentative="1">
+      <w:start w:val="1"/>
+      <w:numFmt w:val="decimal"/>
+      <w:lvlText w:val="%7."/>
+      <w:lvlJc w:val="left"/>
+      <w:pPr>
+        <w:ind w:left="5760" w:hanging="360"/>
+      </w:pPr>
+    </w:lvl>
+    <w:lvl w:ilvl="7" w:tplc="340A0019" w:tentative="1">
+      <w:start w:val="1"/>
+      <w:numFmt w:val="lowerLetter"/>
+      <w:lvlText w:val="%8."/>
+      <w:lvlJc w:val="left"/>
+      <w:pPr>
+        <w:ind w:left="6480" w:hanging="360"/>
+      </w:pPr>
+    </w:lvl>
+    <w:lvl w:ilvl="8" w:tplc="340A001B" w:tentative="1">
+      <w:start w:val="1"/>
+      <w:numFmt w:val="lowerRoman"/>
+      <w:lvlText w:val="%9."/>
+      <w:lvlJc w:val="right"/>
+      <w:pPr>
+        <w:ind w:left="7200" w:hanging="180"/>
+      </w:pPr>
+    </w:lvl>
+  </w:abstractNum>
+  <w:abstractNum w:abstractNumId="56" w15:restartNumberingAfterBreak="0">
     <w:nsid w:val="751F717B"/>
     <w:multiLevelType w:val="hybridMultilevel"/>
     <w:tmpl w:val="83D4C5AE"/>
@@ -21902,7 +24754,7 @@
       </w:pPr>
     </w:lvl>
   </w:abstractNum>
-  <w:abstractNum w:abstractNumId="53" w15:restartNumberingAfterBreak="0">
+  <w:abstractNum w:abstractNumId="57" w15:restartNumberingAfterBreak="0">
     <w:nsid w:val="75DF4F61"/>
     <w:multiLevelType w:val="hybridMultilevel"/>
     <w:tmpl w:val="2A5EB2DA"/>
@@ -21988,7 +24840,7 @@
       </w:pPr>
     </w:lvl>
   </w:abstractNum>
-  <w:abstractNum w:abstractNumId="54" w15:restartNumberingAfterBreak="0">
+  <w:abstractNum w:abstractNumId="58" w15:restartNumberingAfterBreak="0">
     <w:nsid w:val="77567CAF"/>
     <w:multiLevelType w:val="hybridMultilevel"/>
     <w:tmpl w:val="5658FB5E"/>
@@ -22101,7 +24953,7 @@
       </w:rPr>
     </w:lvl>
   </w:abstractNum>
-  <w:abstractNum w:abstractNumId="55" w15:restartNumberingAfterBreak="0">
+  <w:abstractNum w:abstractNumId="59" w15:restartNumberingAfterBreak="0">
     <w:nsid w:val="779AFF86"/>
     <w:multiLevelType w:val="hybridMultilevel"/>
     <w:tmpl w:val="FFFFFFFF"/>
@@ -22187,7 +25039,7 @@
       </w:pPr>
     </w:lvl>
   </w:abstractNum>
-  <w:abstractNum w:abstractNumId="56" w15:restartNumberingAfterBreak="0">
+  <w:abstractNum w:abstractNumId="60" w15:restartNumberingAfterBreak="0">
     <w:nsid w:val="796A34AF"/>
     <w:multiLevelType w:val="hybridMultilevel"/>
     <w:tmpl w:val="9CAC0788"/>
@@ -22273,7 +25125,7 @@
       </w:pPr>
     </w:lvl>
   </w:abstractNum>
-  <w:abstractNum w:abstractNumId="57" w15:restartNumberingAfterBreak="0">
+  <w:abstractNum w:abstractNumId="61" w15:restartNumberingAfterBreak="0">
     <w:nsid w:val="7A782EB4"/>
     <w:multiLevelType w:val="hybridMultilevel"/>
     <w:tmpl w:val="BCB890EE"/>
@@ -22359,7 +25211,7 @@
       </w:pPr>
     </w:lvl>
   </w:abstractNum>
-  <w:abstractNum w:abstractNumId="58" w15:restartNumberingAfterBreak="0">
+  <w:abstractNum w:abstractNumId="62" w15:restartNumberingAfterBreak="0">
     <w:nsid w:val="7E6C50EB"/>
     <w:multiLevelType w:val="hybridMultilevel"/>
     <w:tmpl w:val="F752C3C6"/>
@@ -22445,41 +25297,186 @@
       </w:pPr>
     </w:lvl>
   </w:abstractNum>
+  <w:abstractNum w:abstractNumId="63" w15:restartNumberingAfterBreak="0">
+    <w:nsid w:val="7F4C5D22"/>
+    <w:multiLevelType w:val="multilevel"/>
+    <w:tmpl w:val="3F92297E"/>
+    <w:lvl w:ilvl="0">
+      <w:start w:val="1"/>
+      <w:numFmt w:val="bullet"/>
+      <w:lvlText w:val=""/>
+      <w:lvlJc w:val="left"/>
+      <w:pPr>
+        <w:tabs>
+          <w:tab w:val="num" w:pos="720"/>
+        </w:tabs>
+        <w:ind w:left="720" w:hanging="360"/>
+      </w:pPr>
+      <w:rPr>
+        <w:rFonts w:ascii="Symbol" w:hAnsi="Symbol" w:hint="default"/>
+        <w:sz w:val="20"/>
+      </w:rPr>
+    </w:lvl>
+    <w:lvl w:ilvl="1">
+      <w:start w:val="1"/>
+      <w:numFmt w:val="decimal"/>
+      <w:lvlText w:val="%2."/>
+      <w:lvlJc w:val="left"/>
+      <w:pPr>
+        <w:tabs>
+          <w:tab w:val="num" w:pos="1440"/>
+        </w:tabs>
+        <w:ind w:left="1440" w:hanging="360"/>
+      </w:pPr>
+    </w:lvl>
+    <w:lvl w:ilvl="2">
+      <w:start w:val="1"/>
+      <w:numFmt w:val="bullet"/>
+      <w:lvlText w:val=""/>
+      <w:lvlJc w:val="left"/>
+      <w:pPr>
+        <w:tabs>
+          <w:tab w:val="num" w:pos="2160"/>
+        </w:tabs>
+        <w:ind w:left="2160" w:hanging="360"/>
+      </w:pPr>
+      <w:rPr>
+        <w:rFonts w:ascii="Wingdings" w:hAnsi="Wingdings" w:hint="default"/>
+        <w:sz w:val="20"/>
+      </w:rPr>
+    </w:lvl>
+    <w:lvl w:ilvl="3" w:tentative="1">
+      <w:start w:val="1"/>
+      <w:numFmt w:val="bullet"/>
+      <w:lvlText w:val=""/>
+      <w:lvlJc w:val="left"/>
+      <w:pPr>
+        <w:tabs>
+          <w:tab w:val="num" w:pos="2880"/>
+        </w:tabs>
+        <w:ind w:left="2880" w:hanging="360"/>
+      </w:pPr>
+      <w:rPr>
+        <w:rFonts w:ascii="Wingdings" w:hAnsi="Wingdings" w:hint="default"/>
+        <w:sz w:val="20"/>
+      </w:rPr>
+    </w:lvl>
+    <w:lvl w:ilvl="4" w:tentative="1">
+      <w:start w:val="1"/>
+      <w:numFmt w:val="bullet"/>
+      <w:lvlText w:val=""/>
+      <w:lvlJc w:val="left"/>
+      <w:pPr>
+        <w:tabs>
+          <w:tab w:val="num" w:pos="3600"/>
+        </w:tabs>
+        <w:ind w:left="3600" w:hanging="360"/>
+      </w:pPr>
+      <w:rPr>
+        <w:rFonts w:ascii="Wingdings" w:hAnsi="Wingdings" w:hint="default"/>
+        <w:sz w:val="20"/>
+      </w:rPr>
+    </w:lvl>
+    <w:lvl w:ilvl="5" w:tentative="1">
+      <w:start w:val="1"/>
+      <w:numFmt w:val="bullet"/>
+      <w:lvlText w:val=""/>
+      <w:lvlJc w:val="left"/>
+      <w:pPr>
+        <w:tabs>
+          <w:tab w:val="num" w:pos="4320"/>
+        </w:tabs>
+        <w:ind w:left="4320" w:hanging="360"/>
+      </w:pPr>
+      <w:rPr>
+        <w:rFonts w:ascii="Wingdings" w:hAnsi="Wingdings" w:hint="default"/>
+        <w:sz w:val="20"/>
+      </w:rPr>
+    </w:lvl>
+    <w:lvl w:ilvl="6" w:tentative="1">
+      <w:start w:val="1"/>
+      <w:numFmt w:val="bullet"/>
+      <w:lvlText w:val=""/>
+      <w:lvlJc w:val="left"/>
+      <w:pPr>
+        <w:tabs>
+          <w:tab w:val="num" w:pos="5040"/>
+        </w:tabs>
+        <w:ind w:left="5040" w:hanging="360"/>
+      </w:pPr>
+      <w:rPr>
+        <w:rFonts w:ascii="Wingdings" w:hAnsi="Wingdings" w:hint="default"/>
+        <w:sz w:val="20"/>
+      </w:rPr>
+    </w:lvl>
+    <w:lvl w:ilvl="7" w:tentative="1">
+      <w:start w:val="1"/>
+      <w:numFmt w:val="bullet"/>
+      <w:lvlText w:val=""/>
+      <w:lvlJc w:val="left"/>
+      <w:pPr>
+        <w:tabs>
+          <w:tab w:val="num" w:pos="5760"/>
+        </w:tabs>
+        <w:ind w:left="5760" w:hanging="360"/>
+      </w:pPr>
+      <w:rPr>
+        <w:rFonts w:ascii="Wingdings" w:hAnsi="Wingdings" w:hint="default"/>
+        <w:sz w:val="20"/>
+      </w:rPr>
+    </w:lvl>
+    <w:lvl w:ilvl="8" w:tentative="1">
+      <w:start w:val="1"/>
+      <w:numFmt w:val="bullet"/>
+      <w:lvlText w:val=""/>
+      <w:lvlJc w:val="left"/>
+      <w:pPr>
+        <w:tabs>
+          <w:tab w:val="num" w:pos="6480"/>
+        </w:tabs>
+        <w:ind w:left="6480" w:hanging="360"/>
+      </w:pPr>
+      <w:rPr>
+        <w:rFonts w:ascii="Wingdings" w:hAnsi="Wingdings" w:hint="default"/>
+        <w:sz w:val="20"/>
+      </w:rPr>
+    </w:lvl>
+  </w:abstractNum>
   <w:num w:numId="1" w16cid:durableId="1389911890">
-    <w:abstractNumId w:val="43"/>
+    <w:abstractNumId w:val="46"/>
   </w:num>
   <w:num w:numId="2" w16cid:durableId="2061663789">
-    <w:abstractNumId w:val="45"/>
+    <w:abstractNumId w:val="48"/>
   </w:num>
   <w:num w:numId="3" w16cid:durableId="134762753">
-    <w:abstractNumId w:val="46"/>
+    <w:abstractNumId w:val="49"/>
   </w:num>
   <w:num w:numId="4" w16cid:durableId="1904178891">
     <w:abstractNumId w:val="4"/>
   </w:num>
   <w:num w:numId="5" w16cid:durableId="1389651458">
-    <w:abstractNumId w:val="21"/>
+    <w:abstractNumId w:val="24"/>
   </w:num>
   <w:num w:numId="6" w16cid:durableId="2065130518">
     <w:abstractNumId w:val="8"/>
   </w:num>
   <w:num w:numId="7" w16cid:durableId="488525239">
-    <w:abstractNumId w:val="48"/>
+    <w:abstractNumId w:val="51"/>
   </w:num>
   <w:num w:numId="8" w16cid:durableId="516500098">
-    <w:abstractNumId w:val="49"/>
+    <w:abstractNumId w:val="52"/>
   </w:num>
   <w:num w:numId="9" w16cid:durableId="1999072982">
-    <w:abstractNumId w:val="14"/>
+    <w:abstractNumId w:val="15"/>
   </w:num>
   <w:num w:numId="10" w16cid:durableId="2034644044">
-    <w:abstractNumId w:val="57"/>
+    <w:abstractNumId w:val="61"/>
   </w:num>
   <w:num w:numId="11" w16cid:durableId="1718892562">
-    <w:abstractNumId w:val="30"/>
+    <w:abstractNumId w:val="33"/>
   </w:num>
   <w:num w:numId="12" w16cid:durableId="162936219">
-    <w:abstractNumId w:val="25"/>
+    <w:abstractNumId w:val="28"/>
   </w:num>
   <w:num w:numId="13" w16cid:durableId="376048770">
     <w:abstractNumId w:val="0"/>
@@ -22491,34 +25488,34 @@
     <w:abstractNumId w:val="6"/>
   </w:num>
   <w:num w:numId="16" w16cid:durableId="1960792057">
-    <w:abstractNumId w:val="28"/>
+    <w:abstractNumId w:val="31"/>
   </w:num>
   <w:num w:numId="17" w16cid:durableId="1914075098">
+    <w:abstractNumId w:val="19"/>
+  </w:num>
+  <w:num w:numId="18" w16cid:durableId="2020109974">
+    <w:abstractNumId w:val="37"/>
+  </w:num>
+  <w:num w:numId="19" w16cid:durableId="1982347510">
+    <w:abstractNumId w:val="62"/>
+  </w:num>
+  <w:num w:numId="20" w16cid:durableId="552885318">
     <w:abstractNumId w:val="18"/>
   </w:num>
-  <w:num w:numId="18" w16cid:durableId="2020109974">
-    <w:abstractNumId w:val="34"/>
-  </w:num>
-  <w:num w:numId="19" w16cid:durableId="1982347510">
-    <w:abstractNumId w:val="58"/>
-  </w:num>
-  <w:num w:numId="20" w16cid:durableId="552885318">
-    <w:abstractNumId w:val="17"/>
-  </w:num>
   <w:num w:numId="21" w16cid:durableId="508518992">
-    <w:abstractNumId w:val="42"/>
+    <w:abstractNumId w:val="45"/>
   </w:num>
   <w:num w:numId="22" w16cid:durableId="281116001">
-    <w:abstractNumId w:val="36"/>
+    <w:abstractNumId w:val="39"/>
   </w:num>
   <w:num w:numId="23" w16cid:durableId="1667634737">
     <w:abstractNumId w:val="5"/>
   </w:num>
   <w:num w:numId="24" w16cid:durableId="544679553">
-    <w:abstractNumId w:val="39"/>
+    <w:abstractNumId w:val="42"/>
   </w:num>
   <w:num w:numId="25" w16cid:durableId="1728796408">
-    <w:abstractNumId w:val="20"/>
+    <w:abstractNumId w:val="23"/>
   </w:num>
   <w:num w:numId="26" w16cid:durableId="1843347716">
     <w:abstractNumId w:val="2"/>
@@ -22527,100 +25524,115 @@
     <w:abstractNumId w:val="7"/>
   </w:num>
   <w:num w:numId="28" w16cid:durableId="1236471884">
-    <w:abstractNumId w:val="37"/>
+    <w:abstractNumId w:val="40"/>
   </w:num>
   <w:num w:numId="29" w16cid:durableId="1808663328">
     <w:abstractNumId w:val="11"/>
   </w:num>
   <w:num w:numId="30" w16cid:durableId="556210915">
-    <w:abstractNumId w:val="26"/>
+    <w:abstractNumId w:val="29"/>
   </w:num>
   <w:num w:numId="31" w16cid:durableId="525826772">
-    <w:abstractNumId w:val="47"/>
+    <w:abstractNumId w:val="50"/>
   </w:num>
   <w:num w:numId="32" w16cid:durableId="1601060800">
-    <w:abstractNumId w:val="38"/>
+    <w:abstractNumId w:val="41"/>
   </w:num>
   <w:num w:numId="33" w16cid:durableId="1124427332">
     <w:abstractNumId w:val="12"/>
   </w:num>
   <w:num w:numId="34" w16cid:durableId="1079326217">
-    <w:abstractNumId w:val="23"/>
+    <w:abstractNumId w:val="26"/>
   </w:num>
   <w:num w:numId="35" w16cid:durableId="1359311140">
-    <w:abstractNumId w:val="35"/>
+    <w:abstractNumId w:val="38"/>
   </w:num>
   <w:num w:numId="36" w16cid:durableId="632490998">
     <w:abstractNumId w:val="10"/>
   </w:num>
   <w:num w:numId="37" w16cid:durableId="125391713">
-    <w:abstractNumId w:val="51"/>
+    <w:abstractNumId w:val="54"/>
   </w:num>
   <w:num w:numId="38" w16cid:durableId="1040016256">
-    <w:abstractNumId w:val="52"/>
+    <w:abstractNumId w:val="56"/>
   </w:num>
   <w:num w:numId="39" w16cid:durableId="673190465">
-    <w:abstractNumId w:val="56"/>
+    <w:abstractNumId w:val="60"/>
   </w:num>
   <w:num w:numId="40" w16cid:durableId="1038895088">
-    <w:abstractNumId w:val="13"/>
+    <w:abstractNumId w:val="14"/>
   </w:num>
   <w:num w:numId="41" w16cid:durableId="1187870708">
-    <w:abstractNumId w:val="22"/>
+    <w:abstractNumId w:val="25"/>
   </w:num>
   <w:num w:numId="42" w16cid:durableId="1521122325">
-    <w:abstractNumId w:val="53"/>
+    <w:abstractNumId w:val="57"/>
   </w:num>
   <w:num w:numId="43" w16cid:durableId="1108624617">
-    <w:abstractNumId w:val="29"/>
+    <w:abstractNumId w:val="32"/>
   </w:num>
   <w:num w:numId="44" w16cid:durableId="1623026705">
-    <w:abstractNumId w:val="55"/>
+    <w:abstractNumId w:val="59"/>
   </w:num>
   <w:num w:numId="45" w16cid:durableId="1924873198">
-    <w:abstractNumId w:val="16"/>
+    <w:abstractNumId w:val="17"/>
   </w:num>
   <w:num w:numId="46" w16cid:durableId="230964672">
-    <w:abstractNumId w:val="24"/>
+    <w:abstractNumId w:val="27"/>
   </w:num>
   <w:num w:numId="47" w16cid:durableId="1733582805">
-    <w:abstractNumId w:val="33"/>
+    <w:abstractNumId w:val="36"/>
   </w:num>
   <w:num w:numId="48" w16cid:durableId="47075603">
     <w:abstractNumId w:val="9"/>
   </w:num>
   <w:num w:numId="49" w16cid:durableId="1572540614">
-    <w:abstractNumId w:val="19"/>
+    <w:abstractNumId w:val="22"/>
   </w:num>
   <w:num w:numId="50" w16cid:durableId="1667171565">
-    <w:abstractNumId w:val="15"/>
+    <w:abstractNumId w:val="16"/>
   </w:num>
   <w:num w:numId="51" w16cid:durableId="1155025450">
-    <w:abstractNumId w:val="50"/>
+    <w:abstractNumId w:val="53"/>
   </w:num>
   <w:num w:numId="52" w16cid:durableId="1802965974">
-    <w:abstractNumId w:val="40"/>
+    <w:abstractNumId w:val="43"/>
   </w:num>
   <w:num w:numId="53" w16cid:durableId="841511878">
-    <w:abstractNumId w:val="31"/>
+    <w:abstractNumId w:val="34"/>
   </w:num>
   <w:num w:numId="54" w16cid:durableId="1364479794">
-    <w:abstractNumId w:val="54"/>
+    <w:abstractNumId w:val="58"/>
   </w:num>
   <w:num w:numId="55" w16cid:durableId="554127981">
-    <w:abstractNumId w:val="41"/>
+    <w:abstractNumId w:val="44"/>
   </w:num>
   <w:num w:numId="56" w16cid:durableId="1717244118">
     <w:abstractNumId w:val="3"/>
   </w:num>
   <w:num w:numId="57" w16cid:durableId="2058889943">
-    <w:abstractNumId w:val="27"/>
+    <w:abstractNumId w:val="30"/>
   </w:num>
   <w:num w:numId="58" w16cid:durableId="356582329">
-    <w:abstractNumId w:val="44"/>
+    <w:abstractNumId w:val="47"/>
   </w:num>
   <w:num w:numId="59" w16cid:durableId="1096637790">
-    <w:abstractNumId w:val="32"/>
+    <w:abstractNumId w:val="35"/>
+  </w:num>
+  <w:num w:numId="60" w16cid:durableId="284039987">
+    <w:abstractNumId w:val="63"/>
+  </w:num>
+  <w:num w:numId="61" w16cid:durableId="109132651">
+    <w:abstractNumId w:val="13"/>
+  </w:num>
+  <w:num w:numId="62" w16cid:durableId="183907859">
+    <w:abstractNumId w:val="21"/>
+  </w:num>
+  <w:num w:numId="63" w16cid:durableId="2022123668">
+    <w:abstractNumId w:val="55"/>
+  </w:num>
+  <w:num w:numId="64" w16cid:durableId="1271278952">
+    <w:abstractNumId w:val="20"/>
   </w:num>
   <w:numIdMacAtCleanup w:val="52"/>
 </w:numbering>
@@ -23267,7 +26279,6 @@
   <w:style w:type="character" w:default="1" w:styleId="Fuentedeprrafopredeter">
     <w:name w:val="Default Paragraph Font"/>
     <w:uiPriority w:val="1"/>
-    <w:semiHidden/>
     <w:unhideWhenUsed/>
   </w:style>
   <w:style w:type="table" w:default="1" w:styleId="Tablanormal">
@@ -24305,12 +27316,6 @@
 </file>
 
 <file path=customXml/item1.xml><?xml version="1.0" encoding="utf-8"?>
-<go:gDocsCustomXmlDataStorage xmlns:go="http://customooxmlschemas.google.com/" xmlns:r="http://schemas.openxmlformats.org/officeDocument/2006/relationships" uri="GoogleDocsCustomDataVersion2">
-  <go:docsCustomData xmlns:go="http://customooxmlschemas.google.com/" roundtripDataSignature="AMtx7mgzDLvJQrn/s3t721qKHDOuEhpMiQ==">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</go:docsCustomData>
-</go:gDocsCustomXmlDataStorage>
-</file>
-
-<file path=customXml/item2.xml><?xml version="1.0" encoding="utf-8"?>
 <b:Sources xmlns:b="http://schemas.openxmlformats.org/officeDocument/2006/bibliography" xmlns="http://schemas.openxmlformats.org/officeDocument/2006/bibliography" SelectedStyle="\APASixthEditionOfficeOnline.xsl" StyleName="APA" Version="6">
   <b:Source>
     <b:Tag>Eug25</b:Tag>
@@ -24399,19 +27404,25 @@
 </b:Sources>
 </file>
 
+<file path=customXml/item2.xml><?xml version="1.0" encoding="utf-8"?>
+<go:gDocsCustomXmlDataStorage xmlns:go="http://customooxmlschemas.google.com/" xmlns:r="http://schemas.openxmlformats.org/officeDocument/2006/relationships" uri="GoogleDocsCustomDataVersion2">
+  <go:docsCustomData xmlns:go="http://customooxmlschemas.google.com/" roundtripDataSignature="AMtx7mgzDLvJQrn/s3t721qKHDOuEhpMiQ==">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</go:docsCustomData>
+</go:gDocsCustomXmlDataStorage>
+</file>
+
 <file path=customXml/itemProps1.xml><?xml version="1.0" encoding="utf-8"?>
+<ds:datastoreItem xmlns:ds="http://schemas.openxmlformats.org/officeDocument/2006/customXml" ds:itemID="{D7966003-8400-4354-952A-39E3FBC3C487}">
+  <ds:schemaRefs>
+    <ds:schemaRef ds:uri="http://schemas.openxmlformats.org/officeDocument/2006/bibliography"/>
+  </ds:schemaRefs>
+</ds:datastoreItem>
+</file>
+
+<file path=customXml/itemProps2.xml><?xml version="1.0" encoding="utf-8"?>
 <ds:datastoreItem xmlns:ds="http://schemas.openxmlformats.org/officeDocument/2006/customXml" ds:itemID="{11111111-1234-1234-1234-123412341234}">
   <ds:schemaRefs>
     <ds:schemaRef ds:uri="http://customooxmlschemas.google.com/"/>
     <ds:schemaRef ds:uri="http://schemas.openxmlformats.org/officeDocument/2006/relationships"/>
   </ds:schemaRefs>
 </ds:datastoreItem>
-</file>
-
-<file path=customXml/itemProps2.xml><?xml version="1.0" encoding="utf-8"?>
-<ds:datastoreItem xmlns:ds="http://schemas.openxmlformats.org/officeDocument/2006/customXml" ds:itemID="{D7966003-8400-4354-952A-39E3FBC3C487}">
-  <ds:schemaRefs>
-    <ds:schemaRef ds:uri="http://schemas.openxmlformats.org/officeDocument/2006/bibliography"/>
-  </ds:schemaRefs>
-</ds:datastoreItem>
 </file>
--- a/INCREMENTO3/Documentos/Tercer incremento Scrum++.docx
+++ b/INCREMENTO3/Documentos/Tercer incremento Scrum++.docx
@@ -214,13 +214,8 @@
         <w:ind w:firstLine="0"/>
         <w:jc w:val="center"/>
       </w:pPr>
-      <w:proofErr w:type="spellStart"/>
-      <w:r>
-        <w:t>Addán</w:t>
-      </w:r>
-      <w:proofErr w:type="spellEnd"/>
-      <w:r>
-        <w:t xml:space="preserve"> Ignacio Sáez Rodríguez</w:t>
+      <w:r>
+        <w:t>Addán Ignacio Sáez Rodríguez</w:t>
       </w:r>
     </w:p>
     <w:p>
@@ -240,13 +235,8 @@
         <w:jc w:val="center"/>
       </w:pPr>
       <w:r>
-        <w:t xml:space="preserve">Catalina Vidal </w:t>
-      </w:r>
-      <w:proofErr w:type="spellStart"/>
-      <w:r>
-        <w:t>Gallardo</w:t>
-      </w:r>
-      <w:proofErr w:type="spellEnd"/>
+        <w:t>Catalina Vidal Gallardo</w:t>
+      </w:r>
     </w:p>
     <w:p>
       <w:pPr>
@@ -291,15 +281,7 @@
         <w:jc w:val="center"/>
       </w:pPr>
       <w:r>
-        <w:t xml:space="preserve">Paulo Luis Francisco </w:t>
-      </w:r>
-      <w:proofErr w:type="spellStart"/>
-      <w:r>
-        <w:t>Quinsacara</w:t>
-      </w:r>
-      <w:proofErr w:type="spellEnd"/>
-      <w:r>
-        <w:t xml:space="preserve"> Jofré</w:t>
+        <w:t>Paulo Luis Francisco Quinsacara Jofré</w:t>
       </w:r>
     </w:p>
     <w:p>
@@ -4511,21 +4493,7 @@
             <w:rStyle w:val="Hipervnculo"/>
             <w:noProof/>
           </w:rPr>
-          <w:t>Pdf vista c</w:t>
-        </w:r>
-        <w:r>
-          <w:rPr>
-            <w:rStyle w:val="Hipervnculo"/>
-            <w:noProof/>
-          </w:rPr>
-          <w:t>o</w:t>
-        </w:r>
-        <w:r>
-          <w:rPr>
-            <w:rStyle w:val="Hipervnculo"/>
-            <w:noProof/>
-          </w:rPr>
-          <w:t>mponentes</w:t>
+          <w:t>Pdf vista componentes</w:t>
         </w:r>
         <w:r>
           <w:rPr>
@@ -10414,15 +10382,7 @@
     <w:p/>
     <w:p>
       <w:r>
-        <w:t xml:space="preserve">La propuesta de solución para el sistema de gestión de RRHH de EUGCOM se basa en una Arquitectura Cliente-Servidor en Capas, la cual será implementada con un enfoque de Microservicios para el </w:t>
-      </w:r>
-      <w:proofErr w:type="spellStart"/>
-      <w:r>
-        <w:t>backend</w:t>
-      </w:r>
-      <w:proofErr w:type="spellEnd"/>
-      <w:r>
-        <w:t>. Este modelo arquitectónico se elige por su robustez, su capacidad de escalabilidad independiente de los módulos, su facilidad de mantenimiento y su flexibilidad para integrar futuras funcionalidades, respondiendo directamente a la complejidad y variedad de los requisitos detallados en el documento.</w:t>
+        <w:t>La propuesta de solución para el sistema de gestión de RRHH de EUGCOM se basa en una Arquitectura Cliente-Servidor en Capas, la cual será implementada con un enfoque de Microservicios para el backend. Este modelo arquitectónico se elige por su robustez, su capacidad de escalabilidad independiente de los módulos, su facilidad de mantenimiento y su flexibilidad para integrar futuras funcionalidades, respondiendo directamente a la complejidad y variedad de los requisitos detallados en el documento.</w:t>
       </w:r>
     </w:p>
     <w:p/>
@@ -10431,23 +10391,10 @@
         <w:t>La persistencia de datos se gestionará mediante una base de datos utilizando el gestor de base de datos MySQL</w:t>
       </w:r>
       <w:r>
-        <w:t>/</w:t>
-      </w:r>
-      <w:proofErr w:type="spellStart"/>
-      <w:r>
-        <w:t>MariaDB</w:t>
-      </w:r>
-      <w:proofErr w:type="spellEnd"/>
-      <w:r>
-        <w:t xml:space="preserve">, que almacenará toda la información crítica del sistema. El </w:t>
-      </w:r>
-      <w:proofErr w:type="spellStart"/>
-      <w:r>
-        <w:t>backend</w:t>
-      </w:r>
-      <w:proofErr w:type="spellEnd"/>
-      <w:r>
-        <w:t xml:space="preserve"> se desarrollará principalmente en PHP</w:t>
+        <w:t>/MariaDB</w:t>
+      </w:r>
+      <w:r>
+        <w:t>, que almacenará toda la información crítica del sistema. El backend se desarrollará principalmente en PHP</w:t>
       </w:r>
       <w:r>
         <w:t xml:space="preserve"> versión 7.4</w:t>
@@ -10465,15 +10412,7 @@
     <w:p/>
     <w:p>
       <w:r>
-        <w:t>La interfaz gráfica de usuario (</w:t>
-      </w:r>
-      <w:proofErr w:type="spellStart"/>
-      <w:r>
-        <w:t>Frontend</w:t>
-      </w:r>
-      <w:proofErr w:type="spellEnd"/>
-      <w:r>
-        <w:t xml:space="preserve">) será una aplicación web interactiva, desarrollada con JavaScript, HTML y CSS. JavaScript se encargará de la lógica de presentación y de las interacciones dinámicas. HTML estructurará el contenido de la página, y CSS se utilizará para el diseño y estilo visual. Se integrará la librería Bootstrap para asegurar un diseño responsivo, </w:t>
+        <w:t xml:space="preserve">La interfaz gráfica de usuario (Frontend) será una aplicación web interactiva, desarrollada con JavaScript, HTML y CSS. JavaScript se encargará de la lógica de presentación y de las interacciones dinámicas. HTML estructurará el contenido de la página, y CSS se utilizará para el diseño y estilo visual. Se integrará la librería Bootstrap para asegurar un diseño responsivo, </w:t>
       </w:r>
       <w:r>
         <w:lastRenderedPageBreak/>
@@ -10619,45 +10558,25 @@
         <w:lastRenderedPageBreak/>
         <w:t xml:space="preserve">Figura </w:t>
       </w:r>
-      <w:r>
-        <w:fldChar w:fldCharType="begin"/>
-      </w:r>
-      <w:r>
-        <w:instrText xml:space="preserve"> STYLEREF 1 \s </w:instrText>
-      </w:r>
-      <w:r>
-        <w:fldChar w:fldCharType="separate"/>
-      </w:r>
-      <w:r>
-        <w:rPr>
-          <w:noProof/>
-        </w:rPr>
-        <w:t>2</w:t>
-      </w:r>
-      <w:r>
-        <w:fldChar w:fldCharType="end"/>
-      </w:r>
+      <w:fldSimple w:instr=" STYLEREF 1 \s ">
+        <w:r>
+          <w:rPr>
+            <w:noProof/>
+          </w:rPr>
+          <w:t>2</w:t>
+        </w:r>
+      </w:fldSimple>
       <w:r>
         <w:t>.</w:t>
       </w:r>
-      <w:r>
-        <w:fldChar w:fldCharType="begin"/>
-      </w:r>
-      <w:r>
-        <w:instrText xml:space="preserve"> SEQ Figura \* ARABIC \s 1 </w:instrText>
-      </w:r>
-      <w:r>
-        <w:fldChar w:fldCharType="separate"/>
-      </w:r>
-      <w:r>
-        <w:rPr>
-          <w:noProof/>
-        </w:rPr>
-        <w:t>1</w:t>
-      </w:r>
-      <w:r>
-        <w:fldChar w:fldCharType="end"/>
-      </w:r>
+      <w:fldSimple w:instr=" SEQ Figura \* ARABIC \s 1 ">
+        <w:r>
+          <w:rPr>
+            <w:noProof/>
+          </w:rPr>
+          <w:t>1</w:t>
+        </w:r>
+      </w:fldSimple>
       <w:r>
         <w:t xml:space="preserve"> gr</w:t>
       </w:r>
@@ -10807,45 +10726,25 @@
         <w:lastRenderedPageBreak/>
         <w:t xml:space="preserve">Figura </w:t>
       </w:r>
-      <w:r>
-        <w:fldChar w:fldCharType="begin"/>
-      </w:r>
-      <w:r>
-        <w:instrText xml:space="preserve"> STYLEREF 1 \s </w:instrText>
-      </w:r>
-      <w:r>
-        <w:fldChar w:fldCharType="separate"/>
-      </w:r>
-      <w:r>
-        <w:rPr>
-          <w:noProof/>
-        </w:rPr>
-        <w:t>2</w:t>
-      </w:r>
-      <w:r>
-        <w:fldChar w:fldCharType="end"/>
-      </w:r>
+      <w:fldSimple w:instr=" STYLEREF 1 \s ">
+        <w:r>
+          <w:rPr>
+            <w:noProof/>
+          </w:rPr>
+          <w:t>2</w:t>
+        </w:r>
+      </w:fldSimple>
       <w:r>
         <w:t>.</w:t>
       </w:r>
-      <w:r>
-        <w:fldChar w:fldCharType="begin"/>
-      </w:r>
-      <w:r>
-        <w:instrText xml:space="preserve"> SEQ Figura \* ARABIC \s 1 </w:instrText>
-      </w:r>
-      <w:r>
-        <w:fldChar w:fldCharType="separate"/>
-      </w:r>
-      <w:r>
-        <w:rPr>
-          <w:noProof/>
-        </w:rPr>
-        <w:t>2</w:t>
-      </w:r>
-      <w:r>
-        <w:fldChar w:fldCharType="end"/>
-      </w:r>
+      <w:fldSimple w:instr=" SEQ Figura \* ARABIC \s 1 ">
+        <w:r>
+          <w:rPr>
+            <w:noProof/>
+          </w:rPr>
+          <w:t>2</w:t>
+        </w:r>
+      </w:fldSimple>
       <w:r>
         <w:t xml:space="preserve"> gráfico circular de porcentaje parcial</w:t>
       </w:r>
@@ -11024,45 +10923,25 @@
       <w:r>
         <w:t xml:space="preserve">Figura </w:t>
       </w:r>
-      <w:r>
-        <w:fldChar w:fldCharType="begin"/>
-      </w:r>
-      <w:r>
-        <w:instrText xml:space="preserve"> STYLEREF 1 \s </w:instrText>
-      </w:r>
-      <w:r>
-        <w:fldChar w:fldCharType="separate"/>
-      </w:r>
-      <w:r>
-        <w:rPr>
-          <w:noProof/>
-        </w:rPr>
-        <w:t>2</w:t>
-      </w:r>
-      <w:r>
-        <w:fldChar w:fldCharType="end"/>
-      </w:r>
+      <w:fldSimple w:instr=" STYLEREF 1 \s ">
+        <w:r>
+          <w:rPr>
+            <w:noProof/>
+          </w:rPr>
+          <w:t>2</w:t>
+        </w:r>
+      </w:fldSimple>
       <w:r>
         <w:t>.</w:t>
       </w:r>
-      <w:r>
-        <w:fldChar w:fldCharType="begin"/>
-      </w:r>
-      <w:r>
-        <w:instrText xml:space="preserve"> SEQ Figura \* ARABIC \s 1 </w:instrText>
-      </w:r>
-      <w:r>
-        <w:fldChar w:fldCharType="separate"/>
-      </w:r>
-      <w:r>
-        <w:rPr>
-          <w:noProof/>
-        </w:rPr>
-        <w:t>3</w:t>
-      </w:r>
-      <w:r>
-        <w:fldChar w:fldCharType="end"/>
-      </w:r>
+      <w:fldSimple w:instr=" SEQ Figura \* ARABIC \s 1 ">
+        <w:r>
+          <w:rPr>
+            <w:noProof/>
+          </w:rPr>
+          <w:t>3</w:t>
+        </w:r>
+      </w:fldSimple>
       <w:r>
         <w:t xml:space="preserve"> </w:t>
       </w:r>
@@ -11174,15 +11053,7 @@
         <w:t xml:space="preserve">En la tabla 3.1 se ha </w:t>
       </w:r>
       <w:r>
-        <w:t xml:space="preserve">establecido y mantenido un </w:t>
-      </w:r>
-      <w:proofErr w:type="spellStart"/>
-      <w:r>
-        <w:t>Product</w:t>
-      </w:r>
-      <w:proofErr w:type="spellEnd"/>
-      <w:r>
-        <w:t xml:space="preserve"> Backlog que contiene los requerimientos priorizados del sistema</w:t>
+        <w:t>establecido y mantenido un Product Backlog que contiene los requerimientos priorizados del sistema</w:t>
       </w:r>
       <w:r>
         <w:t>, u</w:t>
@@ -11196,14 +11067,12 @@
       <w:r>
         <w:t xml:space="preserve">. Este backlog es fundamental para la planificación de los </w:t>
       </w:r>
-      <w:proofErr w:type="spellStart"/>
       <w:r>
         <w:t>Sprint</w:t>
       </w:r>
       <w:r>
         <w:t>s</w:t>
       </w:r>
-      <w:proofErr w:type="spellEnd"/>
       <w:r>
         <w:t>.</w:t>
       </w:r>
@@ -11226,49 +11095,28 @@
       <w:r>
         <w:t xml:space="preserve">Tabla </w:t>
       </w:r>
-      <w:r>
-        <w:fldChar w:fldCharType="begin"/>
-      </w:r>
-      <w:r>
-        <w:instrText xml:space="preserve"> STYLEREF 1 \s </w:instrText>
-      </w:r>
-      <w:r>
-        <w:fldChar w:fldCharType="separate"/>
-      </w:r>
-      <w:r>
-        <w:rPr>
-          <w:noProof/>
-        </w:rPr>
-        <w:t>3</w:t>
-      </w:r>
-      <w:r>
-        <w:fldChar w:fldCharType="end"/>
-      </w:r>
+      <w:fldSimple w:instr=" STYLEREF 1 \s ">
+        <w:r>
+          <w:rPr>
+            <w:noProof/>
+          </w:rPr>
+          <w:t>3</w:t>
+        </w:r>
+      </w:fldSimple>
       <w:r>
         <w:t>.</w:t>
       </w:r>
-      <w:r>
-        <w:fldChar w:fldCharType="begin"/>
-      </w:r>
-      <w:r>
-        <w:instrText xml:space="preserve"> SEQ Tabla \* ARABIC \s 1 </w:instrText>
-      </w:r>
-      <w:r>
-        <w:fldChar w:fldCharType="separate"/>
-      </w:r>
-      <w:r>
-        <w:rPr>
-          <w:noProof/>
-        </w:rPr>
-        <w:t>1</w:t>
-      </w:r>
-      <w:r>
-        <w:fldChar w:fldCharType="end"/>
-      </w:r>
+      <w:fldSimple w:instr=" SEQ Tabla \* ARABIC \s 1 ">
+        <w:r>
+          <w:rPr>
+            <w:noProof/>
+          </w:rPr>
+          <w:t>1</w:t>
+        </w:r>
+      </w:fldSimple>
       <w:r>
         <w:t xml:space="preserve"> </w:t>
       </w:r>
-      <w:proofErr w:type="spellStart"/>
       <w:r>
         <w:rPr>
           <w:u w:val="single"/>
@@ -11281,7 +11129,6 @@
         </w:rPr>
         <w:t>roduct</w:t>
       </w:r>
-      <w:proofErr w:type="spellEnd"/>
       <w:r>
         <w:t xml:space="preserve"> backlog</w:t>
       </w:r>
@@ -11468,15 +11315,12 @@
                 <w:rFonts w:cs="Times New Roman"/>
               </w:rPr>
             </w:pPr>
-          </w:p>
-          <w:p>
-            <w:pPr>
-              <w:ind w:firstLine="0"/>
-              <w:jc w:val="center"/>
+            <w:r>
               <w:rPr>
                 <w:rFonts w:cs="Times New Roman"/>
               </w:rPr>
-            </w:pPr>
+              <w:t>5.6</w:t>
+            </w:r>
           </w:p>
           <w:p>
             <w:pPr>
@@ -11499,6 +11343,12 @@
                 <w:rFonts w:cs="Times New Roman"/>
               </w:rPr>
             </w:pPr>
+            <w:r>
+              <w:rPr>
+                <w:rFonts w:cs="Times New Roman"/>
+              </w:rPr>
+              <w:t>Imprimando informe de asistencia</w:t>
+            </w:r>
           </w:p>
         </w:tc>
         <w:tc>
@@ -11513,6 +11363,12 @@
                 <w:rFonts w:cs="Times New Roman"/>
               </w:rPr>
             </w:pPr>
+            <w:r>
+              <w:rPr>
+                <w:rFonts w:cs="Times New Roman"/>
+              </w:rPr>
+              <w:t>Como usuario necesito poder imprimir informes de asistencia para generar respaldos físicos del personal</w:t>
+            </w:r>
           </w:p>
         </w:tc>
         <w:tc>
@@ -11527,6 +11383,12 @@
                 <w:rFonts w:cs="Times New Roman"/>
               </w:rPr>
             </w:pPr>
+            <w:r>
+              <w:rPr>
+                <w:rFonts w:cs="Times New Roman"/>
+              </w:rPr>
+              <w:t xml:space="preserve">Diseñar y crear vista de informe de asistencia con opción de impresión en formato PDF para salida de impresión </w:t>
+            </w:r>
           </w:p>
         </w:tc>
         <w:tc>
@@ -11541,6 +11403,12 @@
                 <w:rFonts w:cs="Times New Roman"/>
               </w:rPr>
             </w:pPr>
+            <w:r>
+              <w:rPr>
+                <w:rFonts w:cs="Times New Roman"/>
+              </w:rPr>
+              <w:t>Alta</w:t>
+            </w:r>
           </w:p>
         </w:tc>
         <w:tc>
@@ -11555,6 +11423,12 @@
                 <w:rFonts w:cs="Times New Roman"/>
               </w:rPr>
             </w:pPr>
+            <w:r>
+              <w:rPr>
+                <w:rFonts w:cs="Times New Roman"/>
+              </w:rPr>
+              <w:t>7</w:t>
+            </w:r>
           </w:p>
         </w:tc>
         <w:tc>
@@ -11569,6 +11443,12 @@
                 <w:rFonts w:cs="Times New Roman"/>
               </w:rPr>
             </w:pPr>
+            <w:r>
+              <w:rPr>
+                <w:rFonts w:cs="Times New Roman"/>
+              </w:rPr>
+              <w:t>En proceso</w:t>
+            </w:r>
           </w:p>
         </w:tc>
       </w:tr>
@@ -11588,6 +11468,12 @@
                 <w:rFonts w:cs="Times New Roman"/>
               </w:rPr>
             </w:pPr>
+            <w:r>
+              <w:rPr>
+                <w:rFonts w:cs="Times New Roman"/>
+              </w:rPr>
+              <w:t>5.7</w:t>
+            </w:r>
           </w:p>
         </w:tc>
         <w:tc>
@@ -11602,6 +11488,12 @@
                 <w:rFonts w:cs="Times New Roman"/>
               </w:rPr>
             </w:pPr>
+            <w:r>
+              <w:rPr>
+                <w:rFonts w:cs="Times New Roman"/>
+              </w:rPr>
+              <w:t>Visualizando informe diario de asistencia</w:t>
+            </w:r>
           </w:p>
         </w:tc>
         <w:tc>
@@ -11616,6 +11508,12 @@
                 <w:rFonts w:cs="Times New Roman"/>
               </w:rPr>
             </w:pPr>
+            <w:r>
+              <w:rPr>
+                <w:rFonts w:cs="Times New Roman"/>
+              </w:rPr>
+              <w:t>Como usuario necesito poder visualizar informes diarios de asistencia de los empleados en tiempo real</w:t>
+            </w:r>
           </w:p>
         </w:tc>
         <w:tc>
@@ -11630,6 +11528,12 @@
                 <w:rFonts w:cs="Times New Roman"/>
               </w:rPr>
             </w:pPr>
+            <w:r>
+              <w:rPr>
+                <w:rFonts w:cs="Times New Roman"/>
+              </w:rPr>
+              <w:t>Diseñar y crear vista de informe diario, importar datos de asistencia y diseñar lista con registros del día</w:t>
+            </w:r>
           </w:p>
         </w:tc>
         <w:tc>
@@ -11644,6 +11548,12 @@
                 <w:rFonts w:cs="Times New Roman"/>
               </w:rPr>
             </w:pPr>
+            <w:r>
+              <w:rPr>
+                <w:rFonts w:cs="Times New Roman"/>
+              </w:rPr>
+              <w:t>Alta</w:t>
+            </w:r>
           </w:p>
         </w:tc>
         <w:tc>
@@ -11658,6 +11568,12 @@
                 <w:rFonts w:cs="Times New Roman"/>
               </w:rPr>
             </w:pPr>
+            <w:r>
+              <w:rPr>
+                <w:rFonts w:cs="Times New Roman"/>
+              </w:rPr>
+              <w:t>8</w:t>
+            </w:r>
           </w:p>
         </w:tc>
         <w:tc>
@@ -11672,6 +11588,12 @@
                 <w:rFonts w:cs="Times New Roman"/>
               </w:rPr>
             </w:pPr>
+            <w:r>
+              <w:rPr>
+                <w:rFonts w:cs="Times New Roman"/>
+              </w:rPr>
+              <w:t>En proceso</w:t>
+            </w:r>
           </w:p>
         </w:tc>
       </w:tr>
@@ -11691,6 +11613,13 @@
                 <w:rFonts w:cs="Times New Roman"/>
               </w:rPr>
             </w:pPr>
+            <w:r>
+              <w:rPr>
+                <w:rFonts w:cs="Times New Roman"/>
+              </w:rPr>
+              <w:lastRenderedPageBreak/>
+              <w:t>6.7</w:t>
+            </w:r>
           </w:p>
         </w:tc>
         <w:tc>
@@ -11705,6 +11634,12 @@
                 <w:rFonts w:cs="Times New Roman"/>
               </w:rPr>
             </w:pPr>
+            <w:r>
+              <w:rPr>
+                <w:rFonts w:cs="Times New Roman"/>
+              </w:rPr>
+              <w:t>Imprimiendo permisos</w:t>
+            </w:r>
           </w:p>
         </w:tc>
         <w:tc>
@@ -11719,6 +11654,12 @@
                 <w:rFonts w:cs="Times New Roman"/>
               </w:rPr>
             </w:pPr>
+            <w:r>
+              <w:rPr>
+                <w:rFonts w:cs="Times New Roman"/>
+              </w:rPr>
+              <w:t xml:space="preserve">Como usuario necesito poder imprimir los permisos de los empleados para mantener un respaldo físico </w:t>
+            </w:r>
           </w:p>
         </w:tc>
         <w:tc>
@@ -11733,6 +11674,12 @@
                 <w:rFonts w:cs="Times New Roman"/>
               </w:rPr>
             </w:pPr>
+            <w:r>
+              <w:rPr>
+                <w:rFonts w:cs="Times New Roman"/>
+              </w:rPr>
+              <w:t>Diseñar y crear vista de permisos con opción de impresión y generar documento PDF con permisos seleccionados</w:t>
+            </w:r>
           </w:p>
         </w:tc>
         <w:tc>
@@ -11747,6 +11694,12 @@
                 <w:rFonts w:cs="Times New Roman"/>
               </w:rPr>
             </w:pPr>
+            <w:r>
+              <w:rPr>
+                <w:rFonts w:cs="Times New Roman"/>
+              </w:rPr>
+              <w:t>Alta</w:t>
+            </w:r>
           </w:p>
         </w:tc>
         <w:tc>
@@ -11761,6 +11714,12 @@
                 <w:rFonts w:cs="Times New Roman"/>
               </w:rPr>
             </w:pPr>
+            <w:r>
+              <w:rPr>
+                <w:rFonts w:cs="Times New Roman"/>
+              </w:rPr>
+              <w:t>7</w:t>
+            </w:r>
           </w:p>
         </w:tc>
         <w:tc>
@@ -11775,6 +11734,12 @@
                 <w:rFonts w:cs="Times New Roman"/>
               </w:rPr>
             </w:pPr>
+            <w:r>
+              <w:rPr>
+                <w:rFonts w:cs="Times New Roman"/>
+              </w:rPr>
+              <w:t>En proceso</w:t>
+            </w:r>
           </w:p>
         </w:tc>
       </w:tr>
@@ -11794,6 +11759,12 @@
                 <w:rFonts w:cs="Times New Roman"/>
               </w:rPr>
             </w:pPr>
+            <w:r>
+              <w:rPr>
+                <w:rFonts w:cs="Times New Roman"/>
+              </w:rPr>
+              <w:t>6.8</w:t>
+            </w:r>
           </w:p>
         </w:tc>
         <w:tc>
@@ -11808,6 +11779,12 @@
                 <w:rFonts w:cs="Times New Roman"/>
               </w:rPr>
             </w:pPr>
+            <w:r>
+              <w:rPr>
+                <w:rFonts w:cs="Times New Roman"/>
+              </w:rPr>
+              <w:t>Eliminando permisos</w:t>
+            </w:r>
           </w:p>
         </w:tc>
         <w:tc>
@@ -11822,6 +11799,12 @@
                 <w:rFonts w:cs="Times New Roman"/>
               </w:rPr>
             </w:pPr>
+            <w:r>
+              <w:rPr>
+                <w:rFonts w:cs="Times New Roman"/>
+              </w:rPr>
+              <w:t xml:space="preserve">Como usuario necesito poder eliminar permisos caducados o erróneos </w:t>
+            </w:r>
           </w:p>
         </w:tc>
         <w:tc>
@@ -11836,6 +11819,12 @@
                 <w:rFonts w:cs="Times New Roman"/>
               </w:rPr>
             </w:pPr>
+            <w:r>
+              <w:rPr>
+                <w:rFonts w:cs="Times New Roman"/>
+              </w:rPr>
+              <w:t>Diseñar y crear vista de permisos con opción de eliminación y actualizar lista al eliminar los permisos seleccionados</w:t>
+            </w:r>
           </w:p>
         </w:tc>
         <w:tc>
@@ -11850,6 +11839,12 @@
                 <w:rFonts w:cs="Times New Roman"/>
               </w:rPr>
             </w:pPr>
+            <w:r>
+              <w:rPr>
+                <w:rFonts w:cs="Times New Roman"/>
+              </w:rPr>
+              <w:t>Alta</w:t>
+            </w:r>
           </w:p>
         </w:tc>
         <w:tc>
@@ -11864,6 +11859,12 @@
                 <w:rFonts w:cs="Times New Roman"/>
               </w:rPr>
             </w:pPr>
+            <w:r>
+              <w:rPr>
+                <w:rFonts w:cs="Times New Roman"/>
+              </w:rPr>
+              <w:t>7</w:t>
+            </w:r>
           </w:p>
         </w:tc>
         <w:tc>
@@ -11878,6 +11879,12 @@
                 <w:rFonts w:cs="Times New Roman"/>
               </w:rPr>
             </w:pPr>
+            <w:r>
+              <w:rPr>
+                <w:rFonts w:cs="Times New Roman"/>
+              </w:rPr>
+              <w:t>En proceso</w:t>
+            </w:r>
           </w:p>
         </w:tc>
       </w:tr>
@@ -12018,45 +12025,25 @@
       <w:r>
         <w:t xml:space="preserve">Tabla </w:t>
       </w:r>
-      <w:r>
-        <w:fldChar w:fldCharType="begin"/>
-      </w:r>
-      <w:r>
-        <w:instrText xml:space="preserve"> STYLEREF 1 \s </w:instrText>
-      </w:r>
-      <w:r>
-        <w:fldChar w:fldCharType="separate"/>
-      </w:r>
-      <w:r>
-        <w:rPr>
-          <w:noProof/>
-        </w:rPr>
-        <w:t>4</w:t>
-      </w:r>
-      <w:r>
-        <w:fldChar w:fldCharType="end"/>
-      </w:r>
+      <w:fldSimple w:instr=" STYLEREF 1 \s ">
+        <w:r>
+          <w:rPr>
+            <w:noProof/>
+          </w:rPr>
+          <w:t>4</w:t>
+        </w:r>
+      </w:fldSimple>
       <w:r>
         <w:t>.</w:t>
       </w:r>
-      <w:r>
-        <w:fldChar w:fldCharType="begin"/>
-      </w:r>
-      <w:r>
-        <w:instrText xml:space="preserve"> SEQ Tabla \* ARABIC \s 1 </w:instrText>
-      </w:r>
-      <w:r>
-        <w:fldChar w:fldCharType="separate"/>
-      </w:r>
-      <w:r>
-        <w:rPr>
-          <w:noProof/>
-        </w:rPr>
-        <w:t>1</w:t>
-      </w:r>
-      <w:r>
-        <w:fldChar w:fldCharType="end"/>
-      </w:r>
+      <w:fldSimple w:instr=" SEQ Tabla \* ARABIC \s 1 ">
+        <w:r>
+          <w:rPr>
+            <w:noProof/>
+          </w:rPr>
+          <w:t>1</w:t>
+        </w:r>
+      </w:fldSimple>
       <w:r>
         <w:t xml:space="preserve"> Sprint backlog</w:t>
       </w:r>
@@ -12683,45 +12670,25 @@
       <w:r>
         <w:t xml:space="preserve">Figura </w:t>
       </w:r>
-      <w:r>
-        <w:fldChar w:fldCharType="begin"/>
-      </w:r>
-      <w:r>
-        <w:instrText xml:space="preserve"> STYLEREF 1 \s </w:instrText>
-      </w:r>
-      <w:r>
-        <w:fldChar w:fldCharType="separate"/>
-      </w:r>
-      <w:r>
-        <w:rPr>
-          <w:noProof/>
-        </w:rPr>
-        <w:t>5</w:t>
-      </w:r>
-      <w:r>
-        <w:fldChar w:fldCharType="end"/>
-      </w:r>
+      <w:fldSimple w:instr=" STYLEREF 1 \s ">
+        <w:r>
+          <w:rPr>
+            <w:noProof/>
+          </w:rPr>
+          <w:t>5</w:t>
+        </w:r>
+      </w:fldSimple>
       <w:r>
         <w:t>.</w:t>
       </w:r>
-      <w:r>
-        <w:fldChar w:fldCharType="begin"/>
-      </w:r>
-      <w:r>
-        <w:instrText xml:space="preserve"> SEQ Figura \* ARABIC \s 1 </w:instrText>
-      </w:r>
-      <w:r>
-        <w:fldChar w:fldCharType="separate"/>
-      </w:r>
-      <w:r>
-        <w:rPr>
-          <w:noProof/>
-        </w:rPr>
-        <w:t>1</w:t>
-      </w:r>
-      <w:r>
-        <w:fldChar w:fldCharType="end"/>
-      </w:r>
+      <w:fldSimple w:instr=" SEQ Figura \* ARABIC \s 1 ">
+        <w:r>
+          <w:rPr>
+            <w:noProof/>
+          </w:rPr>
+          <w:t>1</w:t>
+        </w:r>
+      </w:fldSimple>
       <w:r>
         <w:t xml:space="preserve"> Diagrama de clases UML del sistema Biométrico web</w:t>
       </w:r>
@@ -12864,45 +12831,25 @@
       <w:r>
         <w:t xml:space="preserve">Figura </w:t>
       </w:r>
-      <w:r>
-        <w:fldChar w:fldCharType="begin"/>
-      </w:r>
-      <w:r>
-        <w:instrText xml:space="preserve"> STYLEREF 1 \s </w:instrText>
-      </w:r>
-      <w:r>
-        <w:fldChar w:fldCharType="separate"/>
-      </w:r>
-      <w:r>
-        <w:rPr>
-          <w:noProof/>
-        </w:rPr>
-        <w:t>5</w:t>
-      </w:r>
-      <w:r>
-        <w:fldChar w:fldCharType="end"/>
-      </w:r>
+      <w:fldSimple w:instr=" STYLEREF 1 \s ">
+        <w:r>
+          <w:rPr>
+            <w:noProof/>
+          </w:rPr>
+          <w:t>5</w:t>
+        </w:r>
+      </w:fldSimple>
       <w:r>
         <w:t>.</w:t>
       </w:r>
-      <w:r>
-        <w:fldChar w:fldCharType="begin"/>
-      </w:r>
-      <w:r>
-        <w:instrText xml:space="preserve"> SEQ Figura \* ARABIC \s 1 </w:instrText>
-      </w:r>
-      <w:r>
-        <w:fldChar w:fldCharType="separate"/>
-      </w:r>
-      <w:r>
-        <w:rPr>
-          <w:noProof/>
-        </w:rPr>
-        <w:t>2</w:t>
-      </w:r>
-      <w:r>
-        <w:fldChar w:fldCharType="end"/>
-      </w:r>
+      <w:fldSimple w:instr=" SEQ Figura \* ARABIC \s 1 ">
+        <w:r>
+          <w:rPr>
+            <w:noProof/>
+          </w:rPr>
+          <w:t>2</w:t>
+        </w:r>
+      </w:fldSimple>
       <w:r>
         <w:t xml:space="preserve"> Diagrama modelo de datos de sistema web EUGCOM</w:t>
       </w:r>
@@ -12991,15 +12938,7 @@
         <w:t xml:space="preserve"> y sincronización de</w:t>
       </w:r>
       <w:r>
-        <w:t xml:space="preserve">l diseño del sistema web </w:t>
-      </w:r>
-      <w:proofErr w:type="spellStart"/>
-      <w:r>
-        <w:t>EugCom</w:t>
-      </w:r>
-      <w:proofErr w:type="spellEnd"/>
-      <w:r>
-        <w:t>.</w:t>
+        <w:t>l diseño del sistema web EugCom.</w:t>
       </w:r>
     </w:p>
     <w:p/>
@@ -13031,16 +12970,7 @@
         </w:rPr>
       </w:pPr>
       <w:r>
-        <w:t xml:space="preserve">A </w:t>
-      </w:r>
-      <w:r>
-        <w:t>continuación,</w:t>
-      </w:r>
-      <w:r>
-        <w:t xml:space="preserve"> se presentan los diagramas de secuencia, una vista dinámica del proceso que modela, en orden temporal, cómo interactúan actores y componentes del sistema (vistas, controladores, servicios y base de datos) para concretar cada caso de uso. En estas figuras se muestran las líneas de vida, las activaciones y los mensajes intercambiados (peticiones y respuestas), dejando explícito quién inicia cada acción, en qué secuencia ocurren los pasos y qué dependencias existen entre capas. Esta representación permite entender el flujo de proceso extremo a extremo, validar requisitos, identificar decisiones, alternativas y puntos de integración, y sirve como puente entre el análisis funcional y el diseño técnico previo a la implementación.</w:t>
-      </w:r>
-      <w:r>
-        <w:t xml:space="preserve"> </w:t>
+        <w:t xml:space="preserve">A continuación, se presentan los diagramas de secuencia, una vista dinámica del proceso que modela, en orden temporal, cómo interactúan actores y componentes del sistema (vistas, controladores, servicios y base de datos) para concretar cada caso de uso. En estas figuras se muestran las líneas de vida, las activaciones y los mensajes intercambiados (peticiones y respuestas), dejando explícito quién inicia cada acción, en qué secuencia ocurren los pasos y qué dependencias existen entre capas. Esta representación permite entender el flujo de proceso extremo a extremo, validar requisitos, identificar decisiones, alternativas y puntos de integración, y sirve como puente entre el análisis funcional y el diseño técnico previo a la implementación. </w:t>
       </w:r>
       <w:r>
         <w:br w:type="page"/>
@@ -13052,104 +12982,7 @@
         <w:t xml:space="preserve">En la figura 5.3 </w:t>
       </w:r>
       <w:r>
-        <w:t xml:space="preserve">se observa el diagrama de secuencia de caso de uso N°5.6, </w:t>
-      </w:r>
-      <w:r>
-        <w:t>Imprimiendo informe de asistencia</w:t>
-      </w:r>
-      <w:r>
-        <w:t xml:space="preserve">, </w:t>
-      </w:r>
-      <w:r>
-        <w:t xml:space="preserve">muestra al Usuario que, tras iniciar sesión (1), navega al </w:t>
-      </w:r>
-      <w:proofErr w:type="spellStart"/>
-      <w:r>
-        <w:t>dashboard</w:t>
-      </w:r>
-      <w:proofErr w:type="spellEnd"/>
-      <w:r>
-        <w:t xml:space="preserve"> y solicita el menú del </w:t>
-      </w:r>
-      <w:proofErr w:type="spellStart"/>
-      <w:r>
-        <w:t>header</w:t>
-      </w:r>
-      <w:proofErr w:type="spellEnd"/>
-      <w:r>
-        <w:t xml:space="preserve"> (2–3); la vista </w:t>
-      </w:r>
-      <w:proofErr w:type="spellStart"/>
-      <w:r>
-        <w:t>V_header</w:t>
-      </w:r>
-      <w:proofErr w:type="spellEnd"/>
-      <w:r>
-        <w:t xml:space="preserve"> se carga y, desde la pestaña de informe de asistencia (5–6), el usuario pide el reporte a </w:t>
-      </w:r>
-      <w:proofErr w:type="spellStart"/>
-      <w:r>
-        <w:t>C_informe_de_asistencia</w:t>
-      </w:r>
-      <w:proofErr w:type="spellEnd"/>
-      <w:r>
-        <w:t xml:space="preserve">, el cual consulta a </w:t>
-      </w:r>
-      <w:proofErr w:type="spellStart"/>
-      <w:r>
-        <w:t>C_mySQL</w:t>
-      </w:r>
-      <w:proofErr w:type="spellEnd"/>
-      <w:r>
-        <w:t xml:space="preserve"> (7–8) y recibe las marcas (9–10) para cargar la interfaz con datos (11). Luego el sistema muestra la interfaz del informe (12) y el actor elige las marcas a incluir (13), confirma (14) y presiona Imprimir (15). La capa de control solicita la impresión (16), se muestra la vista previa (17) y finalmente el sistema realiza la impresión (18). Intervienen vistas (</w:t>
-      </w:r>
-      <w:proofErr w:type="spellStart"/>
-      <w:r>
-        <w:t>V_dashboard</w:t>
-      </w:r>
-      <w:proofErr w:type="spellEnd"/>
-      <w:r>
-        <w:t xml:space="preserve">, </w:t>
-      </w:r>
-      <w:proofErr w:type="spellStart"/>
-      <w:r>
-        <w:t>V_header</w:t>
-      </w:r>
-      <w:proofErr w:type="spellEnd"/>
-      <w:r>
-        <w:t xml:space="preserve">, </w:t>
-      </w:r>
-      <w:proofErr w:type="spellStart"/>
-      <w:r>
-        <w:t>V_informe_de_asistencia</w:t>
-      </w:r>
-      <w:proofErr w:type="spellEnd"/>
-      <w:r>
-        <w:t>), controladores (</w:t>
-      </w:r>
-      <w:proofErr w:type="spellStart"/>
-      <w:r>
-        <w:t>C_header</w:t>
-      </w:r>
-      <w:proofErr w:type="spellEnd"/>
-      <w:r>
-        <w:t xml:space="preserve">, </w:t>
-      </w:r>
-      <w:proofErr w:type="spellStart"/>
-      <w:r>
-        <w:t>C_informe_de_asistencia</w:t>
-      </w:r>
-      <w:proofErr w:type="spellEnd"/>
-      <w:r>
-        <w:t xml:space="preserve">, </w:t>
-      </w:r>
-      <w:proofErr w:type="spellStart"/>
-      <w:r>
-        <w:t>C_mySQL</w:t>
-      </w:r>
-      <w:proofErr w:type="spellEnd"/>
-      <w:r>
-        <w:t>) y la entidad marcas, con mensajes síncronos que orquestan carga de UI, consulta a BD, selección de parámetros y salida a impresión.</w:t>
+        <w:t>se observa el diagrama de secuencia de caso de uso N°5.6, Imprimiendo informe de asistencia, muestra al Usuario que, tras iniciar sesión (1), navega al dashboard y solicita el menú del header (2–3); la vista V_header se carga y, desde la pestaña de informe de asistencia (5–6), el usuario pide el reporte a C_informe_de_asistencia, el cual consulta a C_mySQL (7–8) y recibe las marcas (9–10) para cargar la interfaz con datos (11). Luego el sistema muestra la interfaz del informe (12) y el actor elige las marcas a incluir (13), confirma (14) y presiona Imprimir (15). La capa de control solicita la impresión (16), se muestra la vista previa (17) y finalmente el sistema realiza la impresión (18). Intervienen vistas (V_dashboard, V_header, V_informe_de_asistencia), controladores (C_header, C_informe_de_asistencia, C_mySQL) y la entidad marcas, con mensajes síncronos que orquestan carga de UI, consulta a BD, selección de parámetros y salida a impresión.</w:t>
       </w:r>
     </w:p>
     <w:p>
@@ -13165,55 +12998,30 @@
       <w:r>
         <w:t xml:space="preserve">Figura </w:t>
       </w:r>
-      <w:r>
-        <w:fldChar w:fldCharType="begin"/>
-      </w:r>
-      <w:r>
-        <w:instrText xml:space="preserve"> STYLEREF 1 \s </w:instrText>
-      </w:r>
-      <w:r>
-        <w:fldChar w:fldCharType="separate"/>
-      </w:r>
-      <w:r>
-        <w:rPr>
-          <w:noProof/>
-        </w:rPr>
-        <w:t>5</w:t>
-      </w:r>
-      <w:r>
-        <w:fldChar w:fldCharType="end"/>
-      </w:r>
+      <w:fldSimple w:instr=" STYLEREF 1 \s ">
+        <w:r>
+          <w:rPr>
+            <w:noProof/>
+          </w:rPr>
+          <w:t>5</w:t>
+        </w:r>
+      </w:fldSimple>
       <w:r>
         <w:t>.</w:t>
       </w:r>
-      <w:r>
-        <w:fldChar w:fldCharType="begin"/>
-      </w:r>
-      <w:r>
-        <w:instrText xml:space="preserve"> SEQ Figura \* ARABIC \s 1 </w:instrText>
-      </w:r>
-      <w:r>
-        <w:fldChar w:fldCharType="separate"/>
-      </w:r>
-      <w:r>
-        <w:rPr>
-          <w:noProof/>
-        </w:rPr>
-        <w:t>3</w:t>
-      </w:r>
-      <w:r>
-        <w:fldChar w:fldCharType="end"/>
-      </w:r>
+      <w:fldSimple w:instr=" SEQ Figura \* ARABIC \s 1 ">
+        <w:r>
+          <w:rPr>
+            <w:noProof/>
+          </w:rPr>
+          <w:t>3</w:t>
+        </w:r>
+      </w:fldSimple>
       <w:r>
         <w:t xml:space="preserve"> Caso de uso </w:t>
       </w:r>
-      <w:proofErr w:type="spellStart"/>
-      <w:r>
-        <w:t>uso</w:t>
-      </w:r>
-      <w:proofErr w:type="spellEnd"/>
-      <w:r>
-        <w:t xml:space="preserve"> N°5.6, Imprimiendo informe de asistencia</w:t>
+      <w:r>
+        <w:t>uso N°5.6, Imprimiendo informe de asistencia</w:t>
       </w:r>
     </w:p>
     <w:p/>
@@ -13293,47 +13101,7 @@
         <w:t>e</w:t>
       </w:r>
       <w:r>
-        <w:t xml:space="preserve">l diagrama de secuencia 5.7 muestra cómo el Usuario (administrador/RR.HH.) inicia sesión y, desde </w:t>
-      </w:r>
-      <w:proofErr w:type="spellStart"/>
-      <w:r>
-        <w:t>V_DashBoard</w:t>
-      </w:r>
-      <w:proofErr w:type="spellEnd"/>
-      <w:r>
-        <w:t xml:space="preserve">, solicita el menú del </w:t>
-      </w:r>
-      <w:proofErr w:type="spellStart"/>
-      <w:r>
-        <w:t>V_Header</w:t>
-      </w:r>
-      <w:proofErr w:type="spellEnd"/>
-      <w:r>
-        <w:t xml:space="preserve"> para acceder a la sección “informe de asistencia”. Al entrar, la vista </w:t>
-      </w:r>
-      <w:proofErr w:type="spellStart"/>
-      <w:r>
-        <w:t>V_informe_de_asistencia</w:t>
-      </w:r>
-      <w:proofErr w:type="spellEnd"/>
-      <w:r>
-        <w:t xml:space="preserve"> pide al controlador </w:t>
-      </w:r>
-      <w:proofErr w:type="spellStart"/>
-      <w:r>
-        <w:t>C_informe_de_asistencia</w:t>
-      </w:r>
-      <w:proofErr w:type="spellEnd"/>
-      <w:r>
-        <w:t xml:space="preserve"> cargar la interfaz; este, a su vez, solicita a </w:t>
-      </w:r>
-      <w:proofErr w:type="spellStart"/>
-      <w:r>
-        <w:t>C_MySQL</w:t>
-      </w:r>
-      <w:proofErr w:type="spellEnd"/>
-      <w:r>
-        <w:t xml:space="preserve"> los registros de marcas del día, que son consultados en la entidad marcas y devueltos al controlador. Con los datos recibidos, el sistema carga la interfaz del informe, el usuario presiona el botón para generar/cargar el informe diario, el controlador genera el informe con las asistencias diarias, y la vista devuelve el informe obtenido para que el usuario lo visualice en pantalla.</w:t>
+        <w:t>l diagrama de secuencia 5.7 muestra cómo el Usuario (administrador/RR.HH.) inicia sesión y, desde V_DashBoard, solicita el menú del V_Header para acceder a la sección “informe de asistencia”. Al entrar, la vista V_informe_de_asistencia pide al controlador C_informe_de_asistencia cargar la interfaz; este, a su vez, solicita a C_MySQL los registros de marcas del día, que son consultados en la entidad marcas y devueltos al controlador. Con los datos recibidos, el sistema carga la interfaz del informe, el usuario presiona el botón para generar/cargar el informe diario, el controlador genera el informe con las asistencias diarias, y la vista devuelve el informe obtenido para que el usuario lo visualice en pantalla.</w:t>
       </w:r>
     </w:p>
     <w:p/>
@@ -13344,45 +13112,25 @@
       <w:r>
         <w:t xml:space="preserve">Figura </w:t>
       </w:r>
-      <w:r>
-        <w:fldChar w:fldCharType="begin"/>
-      </w:r>
-      <w:r>
-        <w:instrText xml:space="preserve"> STYLEREF 1 \s </w:instrText>
-      </w:r>
-      <w:r>
-        <w:fldChar w:fldCharType="separate"/>
-      </w:r>
-      <w:r>
-        <w:rPr>
-          <w:noProof/>
-        </w:rPr>
-        <w:t>5</w:t>
-      </w:r>
-      <w:r>
-        <w:fldChar w:fldCharType="end"/>
-      </w:r>
+      <w:fldSimple w:instr=" STYLEREF 1 \s ">
+        <w:r>
+          <w:rPr>
+            <w:noProof/>
+          </w:rPr>
+          <w:t>5</w:t>
+        </w:r>
+      </w:fldSimple>
       <w:r>
         <w:t>.</w:t>
       </w:r>
-      <w:r>
-        <w:fldChar w:fldCharType="begin"/>
-      </w:r>
-      <w:r>
-        <w:instrText xml:space="preserve"> SEQ Figura \* ARABIC \s 1 </w:instrText>
-      </w:r>
-      <w:r>
-        <w:fldChar w:fldCharType="separate"/>
-      </w:r>
-      <w:r>
-        <w:rPr>
-          <w:noProof/>
-        </w:rPr>
-        <w:t>4</w:t>
-      </w:r>
-      <w:r>
-        <w:fldChar w:fldCharType="end"/>
-      </w:r>
+      <w:fldSimple w:instr=" SEQ Figura \* ARABIC \s 1 ">
+        <w:r>
+          <w:rPr>
+            <w:noProof/>
+          </w:rPr>
+          <w:t>4</w:t>
+        </w:r>
+      </w:fldSimple>
       <w:r>
         <w:t xml:space="preserve"> </w:t>
       </w:r>
@@ -13467,47 +13215,7 @@
         <w:t>En la figura 5.5 e</w:t>
       </w:r>
       <w:r>
-        <w:t xml:space="preserve">l diagrama de secuencia muestra al Administrador que, tras iniciar sesión y entrar al </w:t>
-      </w:r>
-      <w:proofErr w:type="spellStart"/>
-      <w:r>
-        <w:t>dashboard</w:t>
-      </w:r>
-      <w:proofErr w:type="spellEnd"/>
-      <w:r>
-        <w:t xml:space="preserve">, despliega el menú del </w:t>
-      </w:r>
-      <w:proofErr w:type="spellStart"/>
-      <w:r>
-        <w:t>V_header</w:t>
-      </w:r>
-      <w:proofErr w:type="spellEnd"/>
-      <w:r>
-        <w:t xml:space="preserve"> para acceder a </w:t>
-      </w:r>
-      <w:proofErr w:type="spellStart"/>
-      <w:r>
-        <w:t>V_permisos</w:t>
-      </w:r>
-      <w:proofErr w:type="spellEnd"/>
-      <w:r>
-        <w:t xml:space="preserve">. Esta vista solicita al controlador </w:t>
-      </w:r>
-      <w:proofErr w:type="spellStart"/>
-      <w:r>
-        <w:t>C_permisos</w:t>
-      </w:r>
-      <w:proofErr w:type="spellEnd"/>
-      <w:r>
-        <w:t xml:space="preserve"> la carga de la interfaz, y el controlador consulta a </w:t>
-      </w:r>
-      <w:proofErr w:type="spellStart"/>
-      <w:r>
-        <w:t>C_mySQL</w:t>
-      </w:r>
-      <w:proofErr w:type="spellEnd"/>
-      <w:r>
-        <w:t xml:space="preserve"> los datos de permisos en la entidad permisos; la BD devuelve la información, el controlador la carga en la vista y el sistema muestra la vista previa. El actor selecciona el permiso del empleado a imprimir, el sistema destaca/registra la selección, y al presionar “Imprimir” se envía la solicitud de impresión y conversión a PDF; el controlador genera el comprobante del permiso y la interfaz muestra la impresión.</w:t>
+        <w:t>l diagrama de secuencia muestra al Administrador que, tras iniciar sesión y entrar al dashboard, despliega el menú del V_header para acceder a V_permisos. Esta vista solicita al controlador C_permisos la carga de la interfaz, y el controlador consulta a C_mySQL los datos de permisos en la entidad permisos; la BD devuelve la información, el controlador la carga en la vista y el sistema muestra la vista previa. El actor selecciona el permiso del empleado a imprimir, el sistema destaca/registra la selección, y al presionar “Imprimir” se envía la solicitud de impresión y conversión a PDF; el controlador genera el comprobante del permiso y la interfaz muestra la impresión.</w:t>
       </w:r>
     </w:p>
     <w:p/>
@@ -13519,45 +13227,25 @@
       <w:r>
         <w:t xml:space="preserve">Figura </w:t>
       </w:r>
-      <w:r>
-        <w:fldChar w:fldCharType="begin"/>
-      </w:r>
-      <w:r>
-        <w:instrText xml:space="preserve"> STYLEREF 1 \s </w:instrText>
-      </w:r>
-      <w:r>
-        <w:fldChar w:fldCharType="separate"/>
-      </w:r>
-      <w:r>
-        <w:rPr>
-          <w:noProof/>
-        </w:rPr>
-        <w:t>5</w:t>
-      </w:r>
-      <w:r>
-        <w:fldChar w:fldCharType="end"/>
-      </w:r>
+      <w:fldSimple w:instr=" STYLEREF 1 \s ">
+        <w:r>
+          <w:rPr>
+            <w:noProof/>
+          </w:rPr>
+          <w:t>5</w:t>
+        </w:r>
+      </w:fldSimple>
       <w:r>
         <w:t>.</w:t>
       </w:r>
-      <w:r>
-        <w:fldChar w:fldCharType="begin"/>
-      </w:r>
-      <w:r>
-        <w:instrText xml:space="preserve"> SEQ Figura \* ARABIC \s 1 </w:instrText>
-      </w:r>
-      <w:r>
-        <w:fldChar w:fldCharType="separate"/>
-      </w:r>
-      <w:r>
-        <w:rPr>
-          <w:noProof/>
-        </w:rPr>
-        <w:t>5</w:t>
-      </w:r>
-      <w:r>
-        <w:fldChar w:fldCharType="end"/>
-      </w:r>
+      <w:fldSimple w:instr=" SEQ Figura \* ARABIC \s 1 ">
+        <w:r>
+          <w:rPr>
+            <w:noProof/>
+          </w:rPr>
+          <w:t>5</w:t>
+        </w:r>
+      </w:fldSimple>
       <w:r>
         <w:t xml:space="preserve"> </w:t>
       </w:r>
@@ -13633,63 +13321,7 @@
     <w:p>
       <w:r>
         <w:lastRenderedPageBreak/>
-        <w:t xml:space="preserve">El Usuario inicia sesión y, desde el </w:t>
-      </w:r>
-      <w:proofErr w:type="spellStart"/>
-      <w:r>
-        <w:t>dashboard</w:t>
-      </w:r>
-      <w:proofErr w:type="spellEnd"/>
-      <w:r>
-        <w:t xml:space="preserve">, despliega el menú del </w:t>
-      </w:r>
-      <w:proofErr w:type="spellStart"/>
-      <w:r>
-        <w:t>V_header</w:t>
-      </w:r>
-      <w:proofErr w:type="spellEnd"/>
-      <w:r>
-        <w:t xml:space="preserve"> para ir a </w:t>
-      </w:r>
-      <w:proofErr w:type="spellStart"/>
-      <w:r>
-        <w:t>V_permisos</w:t>
-      </w:r>
-      <w:proofErr w:type="spellEnd"/>
-      <w:r>
-        <w:t xml:space="preserve">. La vista pide a </w:t>
-      </w:r>
-      <w:proofErr w:type="spellStart"/>
-      <w:r>
-        <w:t>C_permisos</w:t>
-      </w:r>
-      <w:proofErr w:type="spellEnd"/>
-      <w:r>
-        <w:t xml:space="preserve"> cargar la interfaz; el controlador consulta a </w:t>
-      </w:r>
-      <w:proofErr w:type="spellStart"/>
-      <w:r>
-        <w:t>C_mySQL</w:t>
-      </w:r>
-      <w:proofErr w:type="spellEnd"/>
-      <w:r>
-        <w:t xml:space="preserve"> los permisos en la entidad permisos, recibe los datos y los muestra. El usuario selecciona uno o varios permisos, confirma la selección y presiona el botón eliminar. Entonces </w:t>
-      </w:r>
-      <w:proofErr w:type="spellStart"/>
-      <w:r>
-        <w:t>C_permisos</w:t>
-      </w:r>
-      <w:proofErr w:type="spellEnd"/>
-      <w:r>
-        <w:t xml:space="preserve"> envía la solicitud de borrado a la base de datos; </w:t>
-      </w:r>
-      <w:proofErr w:type="spellStart"/>
-      <w:r>
-        <w:t>C_mySQL</w:t>
-      </w:r>
-      <w:proofErr w:type="spellEnd"/>
-      <w:r>
-        <w:t xml:space="preserve"> ejecuta los cambios y devuelve el resultado. Con la confirmación, el controlador recarga la lista y la vista muestra la información actualizada sin los permisos eliminados.</w:t>
+        <w:t>El Usuario inicia sesión y, desde el dashboard, despliega el menú del V_header para ir a V_permisos. La vista pide a C_permisos cargar la interfaz; el controlador consulta a C_mySQL los permisos en la entidad permisos, recibe los datos y los muestra. El usuario selecciona uno o varios permisos, confirma la selección y presiona el botón eliminar. Entonces C_permisos envía la solicitud de borrado a la base de datos; C_mySQL ejecuta los cambios y devuelve el resultado. Con la confirmación, el controlador recarga la lista y la vista muestra la información actualizada sin los permisos eliminados.</w:t>
       </w:r>
     </w:p>
     <w:p>
@@ -13705,61 +13337,44 @@
       <w:r>
         <w:t xml:space="preserve">Figura </w:t>
       </w:r>
-      <w:r>
-        <w:fldChar w:fldCharType="begin"/>
-      </w:r>
-      <w:r>
-        <w:instrText xml:space="preserve"> STYLEREF 1 \s </w:instrText>
-      </w:r>
-      <w:r>
-        <w:fldChar w:fldCharType="separate"/>
-      </w:r>
+      <w:fldSimple w:instr=" STYLEREF 1 \s ">
+        <w:r>
+          <w:rPr>
+            <w:noProof/>
+          </w:rPr>
+          <w:t>5</w:t>
+        </w:r>
+      </w:fldSimple>
+      <w:r>
+        <w:t>.</w:t>
+      </w:r>
+      <w:fldSimple w:instr=" SEQ Figura \* ARABIC \s 1 ">
+        <w:r>
+          <w:rPr>
+            <w:noProof/>
+          </w:rPr>
+          <w:t>6</w:t>
+        </w:r>
+      </w:fldSimple>
+      <w:r>
+        <w:t xml:space="preserve"> </w:t>
+      </w:r>
+      <w:r>
+        <w:t xml:space="preserve">Caso de uso </w:t>
+      </w:r>
+      <w:r>
+        <w:t>N°6.8, Eliminando permisos</w:t>
+      </w:r>
+    </w:p>
+    <w:p/>
+    <w:p>
+      <w:pPr>
+        <w:pStyle w:val="Sinespaciado"/>
+      </w:pPr>
       <w:r>
         <w:rPr>
           <w:noProof/>
         </w:rPr>
-        <w:t>5</w:t>
-      </w:r>
-      <w:r>
-        <w:fldChar w:fldCharType="end"/>
-      </w:r>
-      <w:r>
-        <w:t>.</w:t>
-      </w:r>
-      <w:r>
-        <w:fldChar w:fldCharType="begin"/>
-      </w:r>
-      <w:r>
-        <w:instrText xml:space="preserve"> SEQ Figura \* ARABIC \s 1 </w:instrText>
-      </w:r>
-      <w:r>
-        <w:fldChar w:fldCharType="separate"/>
-      </w:r>
-      <w:r>
-        <w:rPr>
-          <w:noProof/>
-        </w:rPr>
-        <w:t>6</w:t>
-      </w:r>
-      <w:r>
-        <w:fldChar w:fldCharType="end"/>
-      </w:r>
-      <w:r>
-        <w:t xml:space="preserve"> </w:t>
-      </w:r>
-      <w:r>
-        <w:t xml:space="preserve">Caso de uso </w:t>
-      </w:r>
-      <w:r>
-        <w:t>N°6.8, Eliminando permisos</w:t>
-      </w:r>
-    </w:p>
-    <w:p/>
-    <w:p>
-      <w:pPr>
-        <w:pStyle w:val="Sinespaciado"/>
-      </w:pPr>
-      <w:r>
         <w:drawing>
           <wp:inline distT="0" distB="0" distL="0" distR="0" wp14:anchorId="21B5BE6E" wp14:editId="066A7220">
             <wp:extent cx="5971540" cy="2754630"/>
@@ -13891,35 +13506,70 @@
         <w:rPr>
           <w:rFonts w:eastAsia="Times New Roman" w:cs="Times New Roman"/>
         </w:rPr>
-        <w:t xml:space="preserve"> la arquitectura del sistema dividiéndolo en dos bloques: el Front-</w:t>
-      </w:r>
-      <w:proofErr w:type="spellStart"/>
+        <w:t xml:space="preserve"> la arquitectura del sistema dividiéndolo en dos bloques: el Front-end y el Back-end.</w:t>
+      </w:r>
+    </w:p>
+    <w:p/>
+    <w:p>
       <w:r>
         <w:rPr>
           <w:rFonts w:eastAsia="Times New Roman" w:cs="Times New Roman"/>
         </w:rPr>
-        <w:t>end</w:t>
-      </w:r>
-      <w:proofErr w:type="spellEnd"/>
+        <w:t>Primero se encuentra el Front-end, que es la vista del usuario y la interfaz gráfica, construidos principalmente por CSS y JavaScript, apoyados por librerías como Bootstrap, jQuery, Chart.js y DataTables para mejorar la presentación y experiencia de usuario.</w:t>
+      </w:r>
+    </w:p>
+    <w:p/>
+    <w:p>
       <w:r>
         <w:rPr>
           <w:rFonts w:eastAsia="Times New Roman" w:cs="Times New Roman"/>
         </w:rPr>
-        <w:t xml:space="preserve"> y el Back-</w:t>
-      </w:r>
-      <w:proofErr w:type="spellStart"/>
+        <w:t>El Back-end, desarrollado en PHP, se encarga de gestionar la lógica del sistema, procesar los formularios, conectarse a la base de datos MySQL/MariaDB y manejar la autenticación de los usuarios mediante sesiones.</w:t>
+      </w:r>
+    </w:p>
+    <w:p/>
+    <w:p>
       <w:r>
         <w:rPr>
           <w:rFonts w:eastAsia="Times New Roman" w:cs="Times New Roman"/>
         </w:rPr>
-        <w:t>end</w:t>
-      </w:r>
-      <w:proofErr w:type="spellEnd"/>
+        <w:t xml:space="preserve">Está estructurado en archivos PHP organizados en la carpeta </w:t>
+      </w:r>
+      <w:r>
+        <w:rPr>
+          <w:rFonts w:eastAsia="Consolas" w:cs="Times New Roman"/>
+        </w:rPr>
+        <w:t>src</w:t>
+      </w:r>
       <w:r>
         <w:rPr>
           <w:rFonts w:eastAsia="Times New Roman" w:cs="Times New Roman"/>
         </w:rPr>
-        <w:t>.</w:t>
+        <w:t>, donde se encuentran módulos como el panel de control (</w:t>
+      </w:r>
+      <w:r>
+        <w:rPr>
+          <w:rFonts w:ascii="Consolas" w:eastAsia="Consolas" w:hAnsi="Consolas" w:cs="Consolas"/>
+        </w:rPr>
+        <w:t>dashboard.php</w:t>
+      </w:r>
+      <w:r>
+        <w:rPr>
+          <w:rFonts w:eastAsia="Times New Roman" w:cs="Times New Roman"/>
+        </w:rPr>
+        <w:t>), el manejo de tipos de contrato, y scripts para registrar o modificar información. Además, un archivo central de conexión (</w:t>
+      </w:r>
+      <w:r>
+        <w:rPr>
+          <w:rFonts w:ascii="Consolas" w:eastAsia="Consolas" w:hAnsi="Consolas" w:cs="Consolas"/>
+        </w:rPr>
+        <w:t>conexion.php</w:t>
+      </w:r>
+      <w:r>
+        <w:rPr>
+          <w:rFonts w:eastAsia="Times New Roman" w:cs="Times New Roman"/>
+        </w:rPr>
+        <w:t>) permite el acceso seguro y eficiente a la base de datos desde diferentes partes del sistema.</w:t>
       </w:r>
     </w:p>
     <w:p/>
@@ -13928,160 +13578,19 @@
         <w:rPr>
           <w:rFonts w:eastAsia="Times New Roman" w:cs="Times New Roman"/>
         </w:rPr>
-        <w:t>Primero se encuentra el Front-</w:t>
-      </w:r>
-      <w:proofErr w:type="spellStart"/>
+        <w:t xml:space="preserve">También se incluye un archivo </w:t>
+      </w:r>
+      <w:r>
+        <w:rPr>
+          <w:rFonts w:eastAsia="Consolas" w:cs="Times New Roman"/>
+        </w:rPr>
+        <w:t>biometrico.sql</w:t>
+      </w:r>
       <w:r>
         <w:rPr>
           <w:rFonts w:eastAsia="Times New Roman" w:cs="Times New Roman"/>
         </w:rPr>
-        <w:t>end</w:t>
-      </w:r>
-      <w:proofErr w:type="spellEnd"/>
-      <w:r>
-        <w:rPr>
-          <w:rFonts w:eastAsia="Times New Roman" w:cs="Times New Roman"/>
-        </w:rPr>
-        <w:t xml:space="preserve">, que es la vista del usuario y la interfaz gráfica, construidos principalmente por CSS y JavaScript, apoyados por librerías como Bootstrap, jQuery, Chart.js y </w:t>
-      </w:r>
-      <w:proofErr w:type="spellStart"/>
-      <w:r>
-        <w:rPr>
-          <w:rFonts w:eastAsia="Times New Roman" w:cs="Times New Roman"/>
-        </w:rPr>
-        <w:t>DataTables</w:t>
-      </w:r>
-      <w:proofErr w:type="spellEnd"/>
-      <w:r>
-        <w:rPr>
-          <w:rFonts w:eastAsia="Times New Roman" w:cs="Times New Roman"/>
-        </w:rPr>
-        <w:t xml:space="preserve"> para mejorar la presentación y experiencia de usuario.</w:t>
-      </w:r>
-    </w:p>
-    <w:p/>
-    <w:p>
-      <w:r>
-        <w:rPr>
-          <w:rFonts w:eastAsia="Times New Roman" w:cs="Times New Roman"/>
-        </w:rPr>
-        <w:t>El Back-</w:t>
-      </w:r>
-      <w:proofErr w:type="spellStart"/>
-      <w:r>
-        <w:rPr>
-          <w:rFonts w:eastAsia="Times New Roman" w:cs="Times New Roman"/>
-        </w:rPr>
-        <w:t>end</w:t>
-      </w:r>
-      <w:proofErr w:type="spellEnd"/>
-      <w:r>
-        <w:rPr>
-          <w:rFonts w:eastAsia="Times New Roman" w:cs="Times New Roman"/>
-        </w:rPr>
-        <w:t>, desarrollado en PHP, se encarga de gestionar la lógica del sistema, procesar los formularios, conectarse a la base de datos MySQL/</w:t>
-      </w:r>
-      <w:proofErr w:type="spellStart"/>
-      <w:r>
-        <w:rPr>
-          <w:rFonts w:eastAsia="Times New Roman" w:cs="Times New Roman"/>
-        </w:rPr>
-        <w:t>MariaDB</w:t>
-      </w:r>
-      <w:proofErr w:type="spellEnd"/>
-      <w:r>
-        <w:rPr>
-          <w:rFonts w:eastAsia="Times New Roman" w:cs="Times New Roman"/>
-        </w:rPr>
-        <w:t xml:space="preserve"> y manejar la autenticación de los usuarios mediante sesiones.</w:t>
-      </w:r>
-    </w:p>
-    <w:p/>
-    <w:p>
-      <w:r>
-        <w:rPr>
-          <w:rFonts w:eastAsia="Times New Roman" w:cs="Times New Roman"/>
-        </w:rPr>
-        <w:t xml:space="preserve">Está estructurado en archivos PHP organizados en la carpeta </w:t>
-      </w:r>
-      <w:proofErr w:type="spellStart"/>
-      <w:r>
-        <w:rPr>
-          <w:rFonts w:eastAsia="Consolas" w:cs="Times New Roman"/>
-        </w:rPr>
-        <w:t>src</w:t>
-      </w:r>
-      <w:proofErr w:type="spellEnd"/>
-      <w:r>
-        <w:rPr>
-          <w:rFonts w:eastAsia="Times New Roman" w:cs="Times New Roman"/>
-        </w:rPr>
-        <w:t>, donde se encuentran módulos como el panel de control (</w:t>
-      </w:r>
-      <w:proofErr w:type="spellStart"/>
-      <w:r>
-        <w:rPr>
-          <w:rFonts w:ascii="Consolas" w:eastAsia="Consolas" w:hAnsi="Consolas" w:cs="Consolas"/>
-        </w:rPr>
-        <w:t>dashboard.php</w:t>
-      </w:r>
-      <w:proofErr w:type="spellEnd"/>
-      <w:r>
-        <w:rPr>
-          <w:rFonts w:eastAsia="Times New Roman" w:cs="Times New Roman"/>
-        </w:rPr>
-        <w:t>), el manejo de tipos de contrato, y scripts para registrar o modificar información. Además, un archivo central de conexión (</w:t>
-      </w:r>
-      <w:proofErr w:type="spellStart"/>
-      <w:r>
-        <w:rPr>
-          <w:rFonts w:ascii="Consolas" w:eastAsia="Consolas" w:hAnsi="Consolas" w:cs="Consolas"/>
-        </w:rPr>
-        <w:t>conexion.php</w:t>
-      </w:r>
-      <w:proofErr w:type="spellEnd"/>
-      <w:r>
-        <w:rPr>
-          <w:rFonts w:eastAsia="Times New Roman" w:cs="Times New Roman"/>
-        </w:rPr>
-        <w:t>) permite el acceso seguro y eficiente a la base de datos desde diferentes partes del sistema.</w:t>
-      </w:r>
-    </w:p>
-    <w:p/>
-    <w:p>
-      <w:r>
-        <w:rPr>
-          <w:rFonts w:eastAsia="Times New Roman" w:cs="Times New Roman"/>
-        </w:rPr>
-        <w:t xml:space="preserve">También se incluye un archivo </w:t>
-      </w:r>
-      <w:proofErr w:type="spellStart"/>
-      <w:r>
-        <w:rPr>
-          <w:rFonts w:eastAsia="Consolas" w:cs="Times New Roman"/>
-        </w:rPr>
-        <w:t>biometrico.sql</w:t>
-      </w:r>
-      <w:proofErr w:type="spellEnd"/>
-      <w:r>
-        <w:rPr>
-          <w:rFonts w:eastAsia="Times New Roman" w:cs="Times New Roman"/>
-        </w:rPr>
-        <w:t xml:space="preserve"> que contiene la estructura de la base de datos necesaria para la operación del sistema, junto con un instalador de </w:t>
-      </w:r>
-      <w:proofErr w:type="spellStart"/>
-      <w:r>
-        <w:rPr>
-          <w:rFonts w:eastAsia="Times New Roman" w:cs="Times New Roman"/>
-        </w:rPr>
-        <w:t>MariaDB</w:t>
-      </w:r>
-      <w:proofErr w:type="spellEnd"/>
-      <w:r>
-        <w:rPr>
-          <w:rFonts w:eastAsia="Times New Roman" w:cs="Times New Roman"/>
-        </w:rPr>
-        <w:t xml:space="preserve">. En conjunto, estos </w:t>
+        <w:t xml:space="preserve"> que contiene la estructura de la base de datos necesaria para la operación del sistema, junto con un instalador de MariaDB. En conjunto, estos </w:t>
       </w:r>
       <w:r>
         <w:rPr>
@@ -14123,45 +13632,25 @@
       <w:r>
         <w:t xml:space="preserve">Figura </w:t>
       </w:r>
-      <w:r>
-        <w:fldChar w:fldCharType="begin"/>
-      </w:r>
-      <w:r>
-        <w:instrText xml:space="preserve"> STYLEREF 1 \s </w:instrText>
-      </w:r>
-      <w:r>
-        <w:fldChar w:fldCharType="separate"/>
-      </w:r>
-      <w:r>
-        <w:rPr>
-          <w:noProof/>
-        </w:rPr>
-        <w:t>5</w:t>
-      </w:r>
-      <w:r>
-        <w:fldChar w:fldCharType="end"/>
-      </w:r>
+      <w:fldSimple w:instr=" STYLEREF 1 \s ">
+        <w:r>
+          <w:rPr>
+            <w:noProof/>
+          </w:rPr>
+          <w:t>5</w:t>
+        </w:r>
+      </w:fldSimple>
       <w:r>
         <w:t>.</w:t>
       </w:r>
-      <w:r>
-        <w:fldChar w:fldCharType="begin"/>
-      </w:r>
-      <w:r>
-        <w:instrText xml:space="preserve"> SEQ Figura \* ARABIC \s 1 </w:instrText>
-      </w:r>
-      <w:r>
-        <w:fldChar w:fldCharType="separate"/>
-      </w:r>
-      <w:r>
-        <w:rPr>
-          <w:noProof/>
-        </w:rPr>
-        <w:t>7</w:t>
-      </w:r>
-      <w:r>
-        <w:fldChar w:fldCharType="end"/>
-      </w:r>
+      <w:fldSimple w:instr=" SEQ Figura \* ARABIC \s 1 ">
+        <w:r>
+          <w:rPr>
+            <w:noProof/>
+          </w:rPr>
+          <w:t>7</w:t>
+        </w:r>
+      </w:fldSimple>
       <w:r>
         <w:t xml:space="preserve"> </w:t>
       </w:r>
@@ -14169,18 +13658,13 @@
         <w:t xml:space="preserve">Diagrama de componentes </w:t>
       </w:r>
       <w:r>
-        <w:t xml:space="preserve">de </w:t>
-      </w:r>
-      <w:proofErr w:type="spellStart"/>
-      <w:r>
-        <w:t>EugCom</w:t>
+        <w:t>de EugCom</w:t>
       </w:r>
       <w:bookmarkEnd w:id="95"/>
       <w:bookmarkEnd w:id="96"/>
       <w:bookmarkEnd w:id="97"/>
       <w:bookmarkEnd w:id="98"/>
       <w:bookmarkEnd w:id="99"/>
-      <w:proofErr w:type="spellEnd"/>
     </w:p>
     <w:p>
       <w:pPr>
@@ -14329,58 +13813,33 @@
         <w:lastRenderedPageBreak/>
         <w:t xml:space="preserve">Figura </w:t>
       </w:r>
-      <w:r>
-        <w:fldChar w:fldCharType="begin"/>
-      </w:r>
-      <w:r>
-        <w:instrText xml:space="preserve"> STYLEREF 1 \s </w:instrText>
-      </w:r>
-      <w:r>
-        <w:fldChar w:fldCharType="separate"/>
-      </w:r>
-      <w:r>
-        <w:rPr>
-          <w:noProof/>
-        </w:rPr>
-        <w:t>5</w:t>
-      </w:r>
-      <w:r>
-        <w:fldChar w:fldCharType="end"/>
-      </w:r>
+      <w:fldSimple w:instr=" STYLEREF 1 \s ">
+        <w:r>
+          <w:rPr>
+            <w:noProof/>
+          </w:rPr>
+          <w:t>5</w:t>
+        </w:r>
+      </w:fldSimple>
       <w:r>
         <w:t>.</w:t>
       </w:r>
-      <w:r>
-        <w:fldChar w:fldCharType="begin"/>
-      </w:r>
-      <w:r>
-        <w:instrText xml:space="preserve"> SEQ Figura \* ARABIC \s 1 </w:instrText>
-      </w:r>
-      <w:r>
-        <w:fldChar w:fldCharType="separate"/>
-      </w:r>
-      <w:r>
-        <w:rPr>
-          <w:noProof/>
-        </w:rPr>
-        <w:t>8</w:t>
-      </w:r>
-      <w:r>
-        <w:fldChar w:fldCharType="end"/>
-      </w:r>
-      <w:r>
-        <w:t xml:space="preserve"> Diagrama de despliegue de </w:t>
-      </w:r>
-      <w:proofErr w:type="spellStart"/>
-      <w:r>
-        <w:t>EugCOM</w:t>
+      <w:fldSimple w:instr=" SEQ Figura \* ARABIC \s 1 ">
+        <w:r>
+          <w:rPr>
+            <w:noProof/>
+          </w:rPr>
+          <w:t>8</w:t>
+        </w:r>
+      </w:fldSimple>
+      <w:r>
+        <w:t xml:space="preserve"> Diagrama de despliegue de EugCOM</w:t>
       </w:r>
       <w:bookmarkEnd w:id="102"/>
       <w:bookmarkEnd w:id="103"/>
       <w:bookmarkEnd w:id="104"/>
       <w:bookmarkEnd w:id="105"/>
       <w:bookmarkEnd w:id="106"/>
-      <w:proofErr w:type="spellEnd"/>
     </w:p>
     <w:p>
       <w:pPr>
@@ -14502,13 +13961,8 @@
         <w:t>) paso a paso para instalar correctamente el sistema</w:t>
       </w:r>
       <w:r>
-        <w:t xml:space="preserve"> web </w:t>
-      </w:r>
-      <w:proofErr w:type="spellStart"/>
-      <w:r>
-        <w:t>EugCOM</w:t>
-      </w:r>
-      <w:proofErr w:type="spellEnd"/>
+        <w:t xml:space="preserve"> web EugCOM</w:t>
+      </w:r>
       <w:r>
         <w:t>.</w:t>
       </w:r>
@@ -14661,11 +14115,7 @@
         <w:t>MySQL</w:t>
       </w:r>
       <w:r>
-        <w:t xml:space="preserve">/ </w:t>
-      </w:r>
-      <w:proofErr w:type="spellStart"/>
-      <w:r>
-        <w:t>Mari</w:t>
+        <w:t>/ Mari</w:t>
       </w:r>
       <w:r>
         <w:t>a</w:t>
@@ -14673,7 +14123,6 @@
       <w:r>
         <w:t>DB</w:t>
       </w:r>
-      <w:proofErr w:type="spellEnd"/>
     </w:p>
     <w:p>
       <w:pPr>
@@ -14839,11 +14288,9 @@
           <w:numId w:val="49"/>
         </w:numPr>
       </w:pPr>
-      <w:proofErr w:type="spellStart"/>
       <w:r>
         <w:t>phpMyAdmin</w:t>
       </w:r>
-      <w:proofErr w:type="spellEnd"/>
     </w:p>
     <w:p>
       <w:pPr>
@@ -14873,15 +14320,7 @@
         </w:numPr>
       </w:pPr>
       <w:r>
-        <w:t>Haz clic en “</w:t>
-      </w:r>
-      <w:proofErr w:type="spellStart"/>
-      <w:r>
-        <w:t>Start</w:t>
-      </w:r>
-      <w:proofErr w:type="spellEnd"/>
-      <w:r>
-        <w:t>” para:</w:t>
+        <w:t>Haz clic en “Start” para:</w:t>
       </w:r>
     </w:p>
     <w:p>
@@ -14955,23 +14394,7 @@
         <w:t>(</w:t>
       </w:r>
       <w:r>
-        <w:t>C:\</w:t>
-      </w:r>
-      <w:proofErr w:type="spellStart"/>
-      <w:r>
-        <w:t>xampp</w:t>
-      </w:r>
-      <w:proofErr w:type="spellEnd"/>
-      <w:r>
-        <w:t>\</w:t>
-      </w:r>
-      <w:proofErr w:type="spellStart"/>
-      <w:r>
-        <w:t>htdocs</w:t>
-      </w:r>
-      <w:proofErr w:type="spellEnd"/>
-      <w:r>
-        <w:t>\</w:t>
+        <w:t>C:\xampp\htdocs\</w:t>
       </w:r>
       <w:r>
         <w:t>)</w:t>
@@ -15092,13 +14515,8 @@
         </w:numPr>
       </w:pPr>
       <w:r>
-        <w:t>Configurar el archivo de conexión a la base de datos (</w:t>
-      </w:r>
-      <w:proofErr w:type="spellStart"/>
-      <w:r>
-        <w:t>config.php</w:t>
-      </w:r>
-      <w:proofErr w:type="spellEnd"/>
+        <w:t>Configurar el archivo de conexión a la base de datos (config.php</w:t>
+      </w:r>
       <w:r>
         <w:t>)</w:t>
       </w:r>
@@ -15238,45 +14656,25 @@
       <w:r>
         <w:t xml:space="preserve">Tabla </w:t>
       </w:r>
-      <w:r>
-        <w:fldChar w:fldCharType="begin"/>
-      </w:r>
-      <w:r>
-        <w:instrText xml:space="preserve"> STYLEREF 1 \s </w:instrText>
-      </w:r>
-      <w:r>
-        <w:fldChar w:fldCharType="separate"/>
-      </w:r>
-      <w:r>
-        <w:rPr>
-          <w:noProof/>
-        </w:rPr>
-        <w:t>6</w:t>
-      </w:r>
-      <w:r>
-        <w:fldChar w:fldCharType="end"/>
-      </w:r>
+      <w:fldSimple w:instr=" STYLEREF 1 \s ">
+        <w:r>
+          <w:rPr>
+            <w:noProof/>
+          </w:rPr>
+          <w:t>6</w:t>
+        </w:r>
+      </w:fldSimple>
       <w:r>
         <w:t>.</w:t>
       </w:r>
-      <w:r>
-        <w:fldChar w:fldCharType="begin"/>
-      </w:r>
-      <w:r>
-        <w:instrText xml:space="preserve"> SEQ Tabla \* ARABIC \s 1 </w:instrText>
-      </w:r>
-      <w:r>
-        <w:fldChar w:fldCharType="separate"/>
-      </w:r>
-      <w:r>
-        <w:rPr>
-          <w:noProof/>
-        </w:rPr>
-        <w:t>1</w:t>
-      </w:r>
-      <w:r>
-        <w:fldChar w:fldCharType="end"/>
-      </w:r>
+      <w:fldSimple w:instr=" SEQ Tabla \* ARABIC \s 1 ">
+        <w:r>
+          <w:rPr>
+            <w:noProof/>
+          </w:rPr>
+          <w:t>1</w:t>
+        </w:r>
+      </w:fldSimple>
       <w:r>
         <w:t xml:space="preserve"> solución de errores comunes</w:t>
       </w:r>
@@ -15382,11 +14780,9 @@
             <w:r>
               <w:t>“</w:t>
             </w:r>
-            <w:proofErr w:type="spellStart"/>
             <w:r>
               <w:t>config.php</w:t>
             </w:r>
-            <w:proofErr w:type="spellEnd"/>
             <w:r>
               <w:t>”</w:t>
             </w:r>
@@ -15432,15 +14828,7 @@
               <w:jc w:val="left"/>
             </w:pPr>
             <w:r>
-              <w:t xml:space="preserve">Verificar que estén dentro de </w:t>
-            </w:r>
-            <w:proofErr w:type="spellStart"/>
-            <w:r>
-              <w:t>htdocs</w:t>
-            </w:r>
-            <w:proofErr w:type="spellEnd"/>
-            <w:r>
-              <w:t>/</w:t>
+              <w:t>Verificar que estén dentro de htdocs/</w:t>
             </w:r>
           </w:p>
         </w:tc>
@@ -15593,34 +14981,7 @@
     <w:p/>
     <w:p>
       <w:r>
-        <w:t>En la figura 6.1 E</w:t>
-      </w:r>
-      <w:r>
-        <w:t xml:space="preserve">l árbol de navegación muestra cómo se organiza la aplicación tras el inicio de sesión: desde el </w:t>
-      </w:r>
-      <w:proofErr w:type="spellStart"/>
-      <w:r>
-        <w:t>Dashboard</w:t>
-      </w:r>
-      <w:proofErr w:type="spellEnd"/>
-      <w:r>
-        <w:t xml:space="preserve"> se despliega el menú (</w:t>
-      </w:r>
-      <w:proofErr w:type="spellStart"/>
-      <w:r>
-        <w:t>header</w:t>
-      </w:r>
-      <w:proofErr w:type="spellEnd"/>
-      <w:r>
-        <w:t xml:space="preserve">), que agrupa las principales pestañas o módulos. Allí el usuario puede gestionar Turnos (listar, crear y asignar), Empleados (ingresar y visualizar), y las Tablas Maestras de RR.HH. (permisos, centros de costo, departamentos, motivos, tipos de contrato y vacaciones). También incluye vistas operativas para Vacaciones (crear y ver), Informe de asistencia (consultar por empleado), Permisos (ingresar y ver aprobados), Pulsos de empleados y Reportes/Informes. Cada nodo azul representa una interfaz (pantalla) y cada nodo morado una funcionalidad dentro de esa pantalla; la ruta típica es: iniciar sesión → </w:t>
-      </w:r>
-      <w:proofErr w:type="spellStart"/>
-      <w:r>
-        <w:t>dashboard</w:t>
-      </w:r>
-      <w:proofErr w:type="spellEnd"/>
-      <w:r>
-        <w:t xml:space="preserve"> → menú → módulo (pantalla) → acción específica, y finalmente la opción Salir para cerrar sesión.</w:t>
+        <w:t>En la figura 6.1 El árbol de navegación muestra cómo se organiza la aplicación tras el inicio de sesión: desde el Dashboard se despliega el menú (header), que agrupa las principales pestañas o módulos. Allí el usuario puede gestionar Turnos (listar, crear y asignar), Empleados (ingresar y visualizar), y las Tablas Maestras de RR.HH. (permisos, centros de costo, departamentos, motivos, tipos de contrato y vacaciones). También incluye vistas operativas para Vacaciones (crear y ver), Informe de asistencia (consultar por empleado), Permisos (ingresar y ver aprobados), Pulsos de empleados y Reportes/Informes. Cada nodo azul representa una interfaz (pantalla) y cada nodo morado una funcionalidad dentro de esa pantalla; la ruta típica es: iniciar sesión → dashboard → menú → módulo (pantalla) → acción específica, y finalmente la opción Salir para cerrar sesión.</w:t>
       </w:r>
     </w:p>
     <w:p/>
@@ -15641,58 +15002,30 @@
       <w:r>
         <w:t xml:space="preserve">Figura </w:t>
       </w:r>
-      <w:r>
-        <w:fldChar w:fldCharType="begin"/>
-      </w:r>
-      <w:r>
-        <w:instrText xml:space="preserve"> STYLEREF 1 \s </w:instrText>
-      </w:r>
-      <w:r>
-        <w:fldChar w:fldCharType="separate"/>
-      </w:r>
-      <w:r>
-        <w:rPr>
-          <w:noProof/>
-        </w:rPr>
-        <w:t>6</w:t>
-      </w:r>
-      <w:r>
-        <w:fldChar w:fldCharType="end"/>
-      </w:r>
+      <w:fldSimple w:instr=" STYLEREF 1 \s ">
+        <w:r>
+          <w:rPr>
+            <w:noProof/>
+          </w:rPr>
+          <w:t>6</w:t>
+        </w:r>
+      </w:fldSimple>
       <w:r>
         <w:t>.</w:t>
       </w:r>
-      <w:r>
-        <w:fldChar w:fldCharType="begin"/>
-      </w:r>
-      <w:r>
-        <w:instrText xml:space="preserve"> SEQ Figura \* ARABIC \s 1 </w:instrText>
-      </w:r>
-      <w:r>
-        <w:fldChar w:fldCharType="separate"/>
-      </w:r>
-      <w:r>
-        <w:rPr>
-          <w:noProof/>
-        </w:rPr>
-        <w:t>1</w:t>
-      </w:r>
-      <w:r>
-        <w:fldChar w:fldCharType="end"/>
-      </w:r>
+      <w:fldSimple w:instr=" SEQ Figura \* ARABIC \s 1 ">
+        <w:r>
+          <w:rPr>
+            <w:noProof/>
+          </w:rPr>
+          <w:t>1</w:t>
+        </w:r>
+      </w:fldSimple>
       <w:r>
         <w:t xml:space="preserve"> </w:t>
       </w:r>
       <w:r>
-        <w:t xml:space="preserve">“Árbol de navegación </w:t>
-      </w:r>
-      <w:proofErr w:type="spellStart"/>
-      <w:r>
-        <w:t>EugCOM</w:t>
-      </w:r>
-      <w:proofErr w:type="spellEnd"/>
-      <w:r>
-        <w:t>”</w:t>
+        <w:t>“Árbol de navegación EugCOM”</w:t>
       </w:r>
       <w:bookmarkEnd w:id="124"/>
       <w:bookmarkEnd w:id="125"/>
@@ -15805,45 +15138,25 @@
       <w:r>
         <w:t xml:space="preserve">Figura </w:t>
       </w:r>
-      <w:r>
-        <w:fldChar w:fldCharType="begin"/>
-      </w:r>
-      <w:r>
-        <w:instrText xml:space="preserve"> STYLEREF 1 \s </w:instrText>
-      </w:r>
-      <w:r>
-        <w:fldChar w:fldCharType="separate"/>
-      </w:r>
-      <w:r>
-        <w:rPr>
-          <w:noProof/>
-        </w:rPr>
-        <w:t>6</w:t>
-      </w:r>
-      <w:r>
-        <w:fldChar w:fldCharType="end"/>
-      </w:r>
+      <w:fldSimple w:instr=" STYLEREF 1 \s ">
+        <w:r>
+          <w:rPr>
+            <w:noProof/>
+          </w:rPr>
+          <w:t>6</w:t>
+        </w:r>
+      </w:fldSimple>
       <w:r>
         <w:t>.</w:t>
       </w:r>
-      <w:r>
-        <w:fldChar w:fldCharType="begin"/>
-      </w:r>
-      <w:r>
-        <w:instrText xml:space="preserve"> SEQ Figura \* ARABIC \s 1 </w:instrText>
-      </w:r>
-      <w:r>
-        <w:fldChar w:fldCharType="separate"/>
-      </w:r>
-      <w:r>
-        <w:rPr>
-          <w:noProof/>
-        </w:rPr>
-        <w:t>2</w:t>
-      </w:r>
-      <w:r>
-        <w:fldChar w:fldCharType="end"/>
-      </w:r>
+      <w:fldSimple w:instr=" SEQ Figura \* ARABIC \s 1 ">
+        <w:r>
+          <w:rPr>
+            <w:noProof/>
+          </w:rPr>
+          <w:t>2</w:t>
+        </w:r>
+      </w:fldSimple>
       <w:r>
         <w:t xml:space="preserve"> “Vista navegación menú desplegable externa”</w:t>
       </w:r>
@@ -15963,13 +15276,7 @@
         <w:rPr>
           <w:i/>
         </w:rPr>
-        <w:t xml:space="preserve">Tabla </w:t>
-      </w:r>
-      <w:r>
-        <w:rPr>
-          <w:i/>
-        </w:rPr>
-        <w:t>7.1</w:t>
+        <w:t>Tabla 7.1</w:t>
       </w:r>
       <w:r>
         <w:t xml:space="preserve"> se puede visualizar el Caso de uso N°5.6, este caso consiste en imprimir el informe de asistencia.</w:t>
@@ -15988,45 +15295,25 @@
       <w:r>
         <w:t xml:space="preserve">Tabla </w:t>
       </w:r>
-      <w:r>
-        <w:fldChar w:fldCharType="begin"/>
-      </w:r>
-      <w:r>
-        <w:instrText xml:space="preserve"> STYLEREF 1 \s </w:instrText>
-      </w:r>
-      <w:r>
-        <w:fldChar w:fldCharType="separate"/>
-      </w:r>
-      <w:r>
-        <w:rPr>
-          <w:noProof/>
-        </w:rPr>
-        <w:t>7</w:t>
-      </w:r>
-      <w:r>
-        <w:fldChar w:fldCharType="end"/>
-      </w:r>
+      <w:fldSimple w:instr=" STYLEREF 1 \s ">
+        <w:r>
+          <w:rPr>
+            <w:noProof/>
+          </w:rPr>
+          <w:t>7</w:t>
+        </w:r>
+      </w:fldSimple>
       <w:r>
         <w:t>.</w:t>
       </w:r>
-      <w:r>
-        <w:fldChar w:fldCharType="begin"/>
-      </w:r>
-      <w:r>
-        <w:instrText xml:space="preserve"> SEQ Tabla \* ARABIC \s 1 </w:instrText>
-      </w:r>
-      <w:r>
-        <w:fldChar w:fldCharType="separate"/>
-      </w:r>
-      <w:r>
-        <w:rPr>
-          <w:noProof/>
-        </w:rPr>
-        <w:t>1</w:t>
-      </w:r>
-      <w:r>
-        <w:fldChar w:fldCharType="end"/>
-      </w:r>
+      <w:fldSimple w:instr=" SEQ Tabla \* ARABIC \s 1 ">
+        <w:r>
+          <w:rPr>
+            <w:noProof/>
+          </w:rPr>
+          <w:t>1</w:t>
+        </w:r>
+      </w:fldSimple>
       <w:r>
         <w:t xml:space="preserve"> </w:t>
       </w:r>
@@ -16122,16 +15409,7 @@
       </w:pPr>
       <w:bookmarkStart w:id="137" w:name="_Toc211882612"/>
       <w:r>
-        <w:t xml:space="preserve">Prueba unitaria </w:t>
-      </w:r>
-      <w:r>
-        <w:t xml:space="preserve">CU </w:t>
-      </w:r>
-      <w:r>
-        <w:t>N°5.</w:t>
-      </w:r>
-      <w:r>
-        <w:t>7</w:t>
+        <w:t>Prueba unitaria CU N°5.7</w:t>
       </w:r>
       <w:bookmarkEnd w:id="137"/>
     </w:p>
@@ -16150,13 +15428,7 @@
         <w:rPr>
           <w:i/>
         </w:rPr>
-        <w:t xml:space="preserve">Tabla </w:t>
-      </w:r>
-      <w:r>
-        <w:rPr>
-          <w:i/>
-        </w:rPr>
-        <w:t>7.2</w:t>
+        <w:t>Tabla 7.2</w:t>
       </w:r>
       <w:r>
         <w:t xml:space="preserve"> se puede visualizar el Caso de uso N°5.7, el sistema permite visualizar los informes diarios de la asistencia de los empleados.</w:t>
@@ -16175,45 +15447,25 @@
       <w:r>
         <w:t xml:space="preserve">Tabla </w:t>
       </w:r>
-      <w:r>
-        <w:fldChar w:fldCharType="begin"/>
-      </w:r>
-      <w:r>
-        <w:instrText xml:space="preserve"> STYLEREF 1 \s </w:instrText>
-      </w:r>
-      <w:r>
-        <w:fldChar w:fldCharType="separate"/>
-      </w:r>
-      <w:r>
-        <w:rPr>
-          <w:noProof/>
-        </w:rPr>
-        <w:t>7</w:t>
-      </w:r>
-      <w:r>
-        <w:fldChar w:fldCharType="end"/>
-      </w:r>
+      <w:fldSimple w:instr=" STYLEREF 1 \s ">
+        <w:r>
+          <w:rPr>
+            <w:noProof/>
+          </w:rPr>
+          <w:t>7</w:t>
+        </w:r>
+      </w:fldSimple>
       <w:r>
         <w:t>.</w:t>
       </w:r>
-      <w:r>
-        <w:fldChar w:fldCharType="begin"/>
-      </w:r>
-      <w:r>
-        <w:instrText xml:space="preserve"> SEQ Tabla \* ARABIC \s 1 </w:instrText>
-      </w:r>
-      <w:r>
-        <w:fldChar w:fldCharType="separate"/>
-      </w:r>
-      <w:r>
-        <w:rPr>
-          <w:noProof/>
-        </w:rPr>
-        <w:t>2</w:t>
-      </w:r>
-      <w:r>
-        <w:fldChar w:fldCharType="end"/>
-      </w:r>
+      <w:fldSimple w:instr=" SEQ Tabla \* ARABIC \s 1 ">
+        <w:r>
+          <w:rPr>
+            <w:noProof/>
+          </w:rPr>
+          <w:t>2</w:t>
+        </w:r>
+      </w:fldSimple>
       <w:r>
         <w:t xml:space="preserve"> </w:t>
       </w:r>
@@ -16312,16 +15564,7 @@
       <w:bookmarkStart w:id="138" w:name="_Toc211882613"/>
       <w:r>
         <w:lastRenderedPageBreak/>
-        <w:t xml:space="preserve">Prueba unitaria </w:t>
-      </w:r>
-      <w:r>
-        <w:t xml:space="preserve">CU </w:t>
-      </w:r>
-      <w:r>
-        <w:t>N°</w:t>
-      </w:r>
-      <w:r>
-        <w:t>6.7</w:t>
+        <w:t>Prueba unitaria CU N°6.7</w:t>
       </w:r>
       <w:bookmarkEnd w:id="138"/>
     </w:p>
@@ -16340,19 +15583,7 @@
         <w:rPr>
           <w:i/>
         </w:rPr>
-        <w:t xml:space="preserve">Tabla </w:t>
-      </w:r>
-      <w:r>
-        <w:rPr>
-          <w:i/>
-        </w:rPr>
-        <w:t>7.3</w:t>
-      </w:r>
-      <w:r>
-        <w:rPr>
-          <w:i/>
-        </w:rPr>
-        <w:t xml:space="preserve"> </w:t>
+        <w:t xml:space="preserve">Tabla 7.3 </w:t>
       </w:r>
       <w:r>
         <w:t>se puede visualizar el Caso de uso N°6.7, el sistema permite al usuario imprimir los permisos de los empleados, es importante que el usuario selecciona al empleado y el realiza la acción de impresión.</w:t>
@@ -16371,45 +15602,25 @@
       <w:r>
         <w:t xml:space="preserve">Tabla </w:t>
       </w:r>
-      <w:r>
-        <w:fldChar w:fldCharType="begin"/>
-      </w:r>
-      <w:r>
-        <w:instrText xml:space="preserve"> STYLEREF 1 \s </w:instrText>
-      </w:r>
-      <w:r>
-        <w:fldChar w:fldCharType="separate"/>
-      </w:r>
-      <w:r>
-        <w:rPr>
-          <w:noProof/>
-        </w:rPr>
-        <w:t>7</w:t>
-      </w:r>
-      <w:r>
-        <w:fldChar w:fldCharType="end"/>
-      </w:r>
+      <w:fldSimple w:instr=" STYLEREF 1 \s ">
+        <w:r>
+          <w:rPr>
+            <w:noProof/>
+          </w:rPr>
+          <w:t>7</w:t>
+        </w:r>
+      </w:fldSimple>
       <w:r>
         <w:t>.</w:t>
       </w:r>
-      <w:r>
-        <w:fldChar w:fldCharType="begin"/>
-      </w:r>
-      <w:r>
-        <w:instrText xml:space="preserve"> SEQ Tabla \* ARABIC \s 1 </w:instrText>
-      </w:r>
-      <w:r>
-        <w:fldChar w:fldCharType="separate"/>
-      </w:r>
-      <w:r>
-        <w:rPr>
-          <w:noProof/>
-        </w:rPr>
-        <w:t>3</w:t>
-      </w:r>
-      <w:r>
-        <w:fldChar w:fldCharType="end"/>
-      </w:r>
+      <w:fldSimple w:instr=" SEQ Tabla \* ARABIC \s 1 ">
+        <w:r>
+          <w:rPr>
+            <w:noProof/>
+          </w:rPr>
+          <w:t>3</w:t>
+        </w:r>
+      </w:fldSimple>
       <w:r>
         <w:t xml:space="preserve"> </w:t>
       </w:r>
@@ -16509,16 +15720,7 @@
       <w:bookmarkStart w:id="139" w:name="_Toc211882614"/>
       <w:r>
         <w:lastRenderedPageBreak/>
-        <w:t xml:space="preserve">Prueba unitaria </w:t>
-      </w:r>
-      <w:r>
-        <w:t xml:space="preserve">CU </w:t>
-      </w:r>
-      <w:r>
-        <w:t>N°</w:t>
-      </w:r>
-      <w:r>
-        <w:t>6.8</w:t>
+        <w:t>Prueba unitaria CU N°6.8</w:t>
       </w:r>
       <w:bookmarkEnd w:id="139"/>
     </w:p>
@@ -16531,65 +15733,39 @@
         <w:rPr>
           <w:i/>
         </w:rPr>
+        <w:t>Tabla 7.4</w:t>
+      </w:r>
+      <w:r>
+        <w:t xml:space="preserve"> se puede visualizar el Caso de uso N°6.8, se crea este caso de uso que permita al usuario eliminar los permisos, ya sea por caducidad o error en generar el permiso, además permite al usuario seleccionar varios de ellos para su eliminación definitiva.</w:t>
+      </w:r>
+    </w:p>
+    <w:p/>
+    <w:p>
+      <w:pPr>
+        <w:pStyle w:val="Descripcin"/>
+      </w:pPr>
+      <w:r>
         <w:t xml:space="preserve">Tabla </w:t>
       </w:r>
-      <w:r>
-        <w:rPr>
-          <w:i/>
-        </w:rPr>
-        <w:t>7.4</w:t>
-      </w:r>
-      <w:r>
-        <w:t xml:space="preserve"> se puede visualizar el Caso de uso N°6.8, se crea este caso de uso que permita al usuario eliminar los permisos, ya sea por caducidad o error en generar el permiso, además permite al usuario seleccionar varios de ellos para su eliminación definitiva.</w:t>
-      </w:r>
-    </w:p>
-    <w:p/>
-    <w:p>
-      <w:pPr>
-        <w:pStyle w:val="Descripcin"/>
-      </w:pPr>
-      <w:r>
-        <w:t xml:space="preserve">Tabla </w:t>
-      </w:r>
-      <w:r>
-        <w:fldChar w:fldCharType="begin"/>
-      </w:r>
-      <w:r>
-        <w:instrText xml:space="preserve"> STYLEREF 1 \s </w:instrText>
-      </w:r>
-      <w:r>
-        <w:fldChar w:fldCharType="separate"/>
-      </w:r>
-      <w:r>
-        <w:rPr>
-          <w:noProof/>
-        </w:rPr>
-        <w:t>7</w:t>
-      </w:r>
-      <w:r>
-        <w:fldChar w:fldCharType="end"/>
-      </w:r>
+      <w:fldSimple w:instr=" STYLEREF 1 \s ">
+        <w:r>
+          <w:rPr>
+            <w:noProof/>
+          </w:rPr>
+          <w:t>7</w:t>
+        </w:r>
+      </w:fldSimple>
       <w:r>
         <w:t>.</w:t>
       </w:r>
-      <w:r>
-        <w:fldChar w:fldCharType="begin"/>
-      </w:r>
-      <w:r>
-        <w:instrText xml:space="preserve"> SEQ Tabla \* ARABIC \s 1 </w:instrText>
-      </w:r>
-      <w:r>
-        <w:fldChar w:fldCharType="separate"/>
-      </w:r>
-      <w:r>
-        <w:rPr>
-          <w:noProof/>
-        </w:rPr>
-        <w:t>4</w:t>
-      </w:r>
-      <w:r>
-        <w:fldChar w:fldCharType="end"/>
-      </w:r>
+      <w:fldSimple w:instr=" SEQ Tabla \* ARABIC \s 1 ">
+        <w:r>
+          <w:rPr>
+            <w:noProof/>
+          </w:rPr>
+          <w:t>4</w:t>
+        </w:r>
+      </w:fldSimple>
       <w:r>
         <w:t xml:space="preserve"> </w:t>
       </w:r>
@@ -16701,14 +15877,9 @@
       </w:pPr>
       <w:bookmarkStart w:id="144" w:name="_Toc211882616"/>
       <w:r>
-        <w:t xml:space="preserve">Backlog </w:t>
-      </w:r>
-      <w:proofErr w:type="spellStart"/>
-      <w:r>
-        <w:t>Review</w:t>
+        <w:t>Backlog Review</w:t>
       </w:r>
       <w:bookmarkEnd w:id="144"/>
-      <w:proofErr w:type="spellEnd"/>
     </w:p>
     <w:p>
       <w:pPr>
@@ -16723,15 +15894,7 @@
         <w:t>8</w:t>
       </w:r>
       <w:r>
-        <w:t xml:space="preserve">.1 se aprecia el sprint backlog </w:t>
-      </w:r>
-      <w:proofErr w:type="spellStart"/>
-      <w:r>
-        <w:t>review</w:t>
-      </w:r>
-      <w:proofErr w:type="spellEnd"/>
-      <w:r>
-        <w:t xml:space="preserve"> con las respectivas horas efectivas del proyecto </w:t>
+        <w:t xml:space="preserve">.1 se aprecia el sprint backlog review con las respectivas horas efectivas del proyecto </w:t>
       </w:r>
       <w:r>
         <w:t>y tareas</w:t>
@@ -16772,58 +15935,33 @@
       <w:r>
         <w:t xml:space="preserve">Tabla </w:t>
       </w:r>
-      <w:r>
-        <w:fldChar w:fldCharType="begin"/>
-      </w:r>
-      <w:r>
-        <w:instrText xml:space="preserve"> STYLEREF 1 \s </w:instrText>
-      </w:r>
-      <w:r>
-        <w:fldChar w:fldCharType="separate"/>
-      </w:r>
-      <w:r>
-        <w:rPr>
-          <w:noProof/>
-        </w:rPr>
-        <w:t>8</w:t>
-      </w:r>
-      <w:r>
-        <w:fldChar w:fldCharType="end"/>
-      </w:r>
+      <w:fldSimple w:instr=" STYLEREF 1 \s ">
+        <w:r>
+          <w:rPr>
+            <w:noProof/>
+          </w:rPr>
+          <w:t>8</w:t>
+        </w:r>
+      </w:fldSimple>
       <w:r>
         <w:t>.</w:t>
       </w:r>
-      <w:r>
-        <w:fldChar w:fldCharType="begin"/>
-      </w:r>
-      <w:r>
-        <w:instrText xml:space="preserve"> SEQ Tabla \* ARABIC \s 1 </w:instrText>
-      </w:r>
-      <w:r>
-        <w:fldChar w:fldCharType="separate"/>
-      </w:r>
-      <w:r>
-        <w:rPr>
-          <w:noProof/>
-        </w:rPr>
-        <w:t>1</w:t>
-      </w:r>
-      <w:r>
-        <w:fldChar w:fldCharType="end"/>
-      </w:r>
-      <w:r>
-        <w:t xml:space="preserve"> Sprint Backlog </w:t>
-      </w:r>
-      <w:proofErr w:type="spellStart"/>
-      <w:r>
-        <w:t>Review</w:t>
+      <w:fldSimple w:instr=" SEQ Tabla \* ARABIC \s 1 ">
+        <w:r>
+          <w:rPr>
+            <w:noProof/>
+          </w:rPr>
+          <w:t>1</w:t>
+        </w:r>
+      </w:fldSimple>
+      <w:r>
+        <w:t xml:space="preserve"> Sprint Backlog Review</w:t>
       </w:r>
       <w:bookmarkEnd w:id="145"/>
       <w:bookmarkEnd w:id="146"/>
       <w:bookmarkEnd w:id="147"/>
       <w:bookmarkEnd w:id="148"/>
       <w:bookmarkEnd w:id="149"/>
-      <w:proofErr w:type="spellEnd"/>
     </w:p>
     <w:p>
       <w:pPr>
@@ -16898,45 +16036,25 @@
       <w:r>
         <w:t xml:space="preserve">Tabla </w:t>
       </w:r>
-      <w:r>
-        <w:fldChar w:fldCharType="begin"/>
-      </w:r>
-      <w:r>
-        <w:instrText xml:space="preserve"> STYLEREF 1 \s </w:instrText>
-      </w:r>
-      <w:r>
-        <w:fldChar w:fldCharType="separate"/>
-      </w:r>
-      <w:r>
-        <w:rPr>
-          <w:noProof/>
-        </w:rPr>
-        <w:t>8</w:t>
-      </w:r>
-      <w:r>
-        <w:fldChar w:fldCharType="end"/>
-      </w:r>
+      <w:fldSimple w:instr=" STYLEREF 1 \s ">
+        <w:r>
+          <w:rPr>
+            <w:noProof/>
+          </w:rPr>
+          <w:t>8</w:t>
+        </w:r>
+      </w:fldSimple>
       <w:r>
         <w:t>.</w:t>
       </w:r>
-      <w:r>
-        <w:fldChar w:fldCharType="begin"/>
-      </w:r>
-      <w:r>
-        <w:instrText xml:space="preserve"> SEQ Tabla \* ARABIC \s 1 </w:instrText>
-      </w:r>
-      <w:r>
-        <w:fldChar w:fldCharType="separate"/>
-      </w:r>
-      <w:r>
-        <w:rPr>
-          <w:noProof/>
-        </w:rPr>
-        <w:t>2</w:t>
-      </w:r>
-      <w:r>
-        <w:fldChar w:fldCharType="end"/>
-      </w:r>
+      <w:fldSimple w:instr=" SEQ Tabla \* ARABIC \s 1 ">
+        <w:r>
+          <w:rPr>
+            <w:noProof/>
+          </w:rPr>
+          <w:t>2</w:t>
+        </w:r>
+      </w:fldSimple>
       <w:r>
         <w:t xml:space="preserve"> Tabla de esfuerzo</w:t>
       </w:r>
@@ -17034,21 +16152,8 @@
         <w:t xml:space="preserve"> </w:t>
       </w:r>
       <w:bookmarkStart w:id="157" w:name="_Toc211882619"/>
-      <w:proofErr w:type="spellStart"/>
-      <w:r>
-        <w:t>Burn</w:t>
-      </w:r>
-      <w:proofErr w:type="spellEnd"/>
-      <w:r>
-        <w:t xml:space="preserve"> </w:t>
-      </w:r>
-      <w:proofErr w:type="spellStart"/>
-      <w:r>
-        <w:t>down</w:t>
-      </w:r>
-      <w:proofErr w:type="spellEnd"/>
-      <w:r>
-        <w:t xml:space="preserve"> chart</w:t>
+      <w:r>
+        <w:t>Burn down chart</w:t>
       </w:r>
       <w:bookmarkEnd w:id="157"/>
     </w:p>
@@ -17092,45 +16197,25 @@
       <w:r>
         <w:t xml:space="preserve">Figura </w:t>
       </w:r>
-      <w:r>
-        <w:fldChar w:fldCharType="begin"/>
-      </w:r>
-      <w:r>
-        <w:instrText xml:space="preserve"> STYLEREF 1 \s </w:instrText>
-      </w:r>
-      <w:r>
-        <w:fldChar w:fldCharType="separate"/>
-      </w:r>
-      <w:r>
-        <w:rPr>
-          <w:noProof/>
-        </w:rPr>
-        <w:t>8</w:t>
-      </w:r>
-      <w:r>
-        <w:fldChar w:fldCharType="end"/>
-      </w:r>
+      <w:fldSimple w:instr=" STYLEREF 1 \s ">
+        <w:r>
+          <w:rPr>
+            <w:noProof/>
+          </w:rPr>
+          <w:t>8</w:t>
+        </w:r>
+      </w:fldSimple>
       <w:r>
         <w:t>.</w:t>
       </w:r>
-      <w:r>
-        <w:fldChar w:fldCharType="begin"/>
-      </w:r>
-      <w:r>
-        <w:instrText xml:space="preserve"> SEQ Figura \* ARABIC \s 1 </w:instrText>
-      </w:r>
-      <w:r>
-        <w:fldChar w:fldCharType="separate"/>
-      </w:r>
-      <w:r>
-        <w:rPr>
-          <w:noProof/>
-        </w:rPr>
-        <w:t>1</w:t>
-      </w:r>
-      <w:r>
-        <w:fldChar w:fldCharType="end"/>
-      </w:r>
+      <w:fldSimple w:instr=" SEQ Figura \* ARABIC \s 1 ">
+        <w:r>
+          <w:rPr>
+            <w:noProof/>
+          </w:rPr>
+          <w:t>1</w:t>
+        </w:r>
+      </w:fldSimple>
       <w:r>
         <w:t xml:space="preserve"> Gr</w:t>
       </w:r>
@@ -17143,13 +16228,8 @@
       <w:r>
         <w:t xml:space="preserve"> </w:t>
       </w:r>
-      <w:proofErr w:type="spellStart"/>
-      <w:r>
-        <w:t>Burn</w:t>
-      </w:r>
-      <w:proofErr w:type="spellEnd"/>
-      <w:r>
-        <w:t xml:space="preserve">-Down </w:t>
+      <w:r>
+        <w:t xml:space="preserve">Burn-Down </w:t>
       </w:r>
       <w:r>
         <w:t>del esfuerzo del equipo</w:t>
@@ -17200,13 +16280,8 @@
         <w:pStyle w:val="Ttulo3"/>
       </w:pPr>
       <w:bookmarkStart w:id="163" w:name="_Toc211882620"/>
-      <w:proofErr w:type="spellStart"/>
-      <w:r>
-        <w:t>Burn</w:t>
-      </w:r>
-      <w:proofErr w:type="spellEnd"/>
-      <w:r>
-        <w:t xml:space="preserve"> </w:t>
+      <w:r>
+        <w:t xml:space="preserve">Burn </w:t>
       </w:r>
       <w:r>
         <w:t>U</w:t>
@@ -17231,15 +16306,7 @@
         <w:t>á</w:t>
       </w:r>
       <w:r>
-        <w:t xml:space="preserve">fico </w:t>
-      </w:r>
-      <w:proofErr w:type="spellStart"/>
-      <w:r>
-        <w:t>Burn</w:t>
-      </w:r>
-      <w:proofErr w:type="spellEnd"/>
-      <w:r>
-        <w:t xml:space="preserve"> Up </w:t>
+        <w:t xml:space="preserve">fico Burn Up </w:t>
       </w:r>
       <w:r>
         <w:t xml:space="preserve">que representa el trabajo acumulado </w:t>
@@ -17269,45 +16336,25 @@
         <w:lastRenderedPageBreak/>
         <w:t xml:space="preserve">Figura </w:t>
       </w:r>
-      <w:r>
-        <w:fldChar w:fldCharType="begin"/>
-      </w:r>
-      <w:r>
-        <w:instrText xml:space="preserve"> STYLEREF 1 \s </w:instrText>
-      </w:r>
-      <w:r>
-        <w:fldChar w:fldCharType="separate"/>
-      </w:r>
-      <w:r>
-        <w:rPr>
-          <w:noProof/>
-        </w:rPr>
-        <w:t>8</w:t>
-      </w:r>
-      <w:r>
-        <w:fldChar w:fldCharType="end"/>
-      </w:r>
+      <w:fldSimple w:instr=" STYLEREF 1 \s ">
+        <w:r>
+          <w:rPr>
+            <w:noProof/>
+          </w:rPr>
+          <w:t>8</w:t>
+        </w:r>
+      </w:fldSimple>
       <w:r>
         <w:t>.</w:t>
       </w:r>
-      <w:r>
-        <w:fldChar w:fldCharType="begin"/>
-      </w:r>
-      <w:r>
-        <w:instrText xml:space="preserve"> SEQ Figura \* ARABIC \s 1 </w:instrText>
-      </w:r>
-      <w:r>
-        <w:fldChar w:fldCharType="separate"/>
-      </w:r>
-      <w:r>
-        <w:rPr>
-          <w:noProof/>
-        </w:rPr>
-        <w:t>2</w:t>
-      </w:r>
-      <w:r>
-        <w:fldChar w:fldCharType="end"/>
-      </w:r>
+      <w:fldSimple w:instr=" SEQ Figura \* ARABIC \s 1 ">
+        <w:r>
+          <w:rPr>
+            <w:noProof/>
+          </w:rPr>
+          <w:t>2</w:t>
+        </w:r>
+      </w:fldSimple>
       <w:r>
         <w:t xml:space="preserve"> </w:t>
       </w:r>
@@ -17320,11 +16367,9 @@
       <w:r>
         <w:t xml:space="preserve">fica </w:t>
       </w:r>
-      <w:proofErr w:type="spellStart"/>
       <w:r>
         <w:t>Burn</w:t>
       </w:r>
-      <w:proofErr w:type="spellEnd"/>
       <w:r>
         <w:t>-Up del esfuerzo del equipo</w:t>
       </w:r>
@@ -17441,45 +16486,25 @@
       <w:r>
         <w:t xml:space="preserve">Figura </w:t>
       </w:r>
-      <w:r>
-        <w:fldChar w:fldCharType="begin"/>
-      </w:r>
-      <w:r>
-        <w:instrText xml:space="preserve"> STYLEREF 1 \s </w:instrText>
-      </w:r>
-      <w:r>
-        <w:fldChar w:fldCharType="separate"/>
-      </w:r>
-      <w:r>
-        <w:rPr>
-          <w:noProof/>
-        </w:rPr>
-        <w:t>8</w:t>
-      </w:r>
-      <w:r>
-        <w:fldChar w:fldCharType="end"/>
-      </w:r>
+      <w:fldSimple w:instr=" STYLEREF 1 \s ">
+        <w:r>
+          <w:rPr>
+            <w:noProof/>
+          </w:rPr>
+          <w:t>8</w:t>
+        </w:r>
+      </w:fldSimple>
       <w:r>
         <w:t>.</w:t>
       </w:r>
-      <w:r>
-        <w:fldChar w:fldCharType="begin"/>
-      </w:r>
-      <w:r>
-        <w:instrText xml:space="preserve"> SEQ Figura \* ARABIC \s 1 </w:instrText>
-      </w:r>
-      <w:r>
-        <w:fldChar w:fldCharType="separate"/>
-      </w:r>
-      <w:r>
-        <w:rPr>
-          <w:noProof/>
-        </w:rPr>
-        <w:t>3</w:t>
-      </w:r>
-      <w:r>
-        <w:fldChar w:fldCharType="end"/>
-      </w:r>
+      <w:fldSimple w:instr=" SEQ Figura \* ARABIC \s 1 ">
+        <w:r>
+          <w:rPr>
+            <w:noProof/>
+          </w:rPr>
+          <w:t>3</w:t>
+        </w:r>
+      </w:fldSimple>
       <w:r>
         <w:t xml:space="preserve"> Velocidad del equipo</w:t>
       </w:r>
@@ -17579,45 +16604,25 @@
       <w:r>
         <w:t xml:space="preserve">Tabla </w:t>
       </w:r>
-      <w:r>
-        <w:fldChar w:fldCharType="begin"/>
-      </w:r>
-      <w:r>
-        <w:instrText xml:space="preserve"> STYLEREF 1 \s </w:instrText>
-      </w:r>
-      <w:r>
-        <w:fldChar w:fldCharType="separate"/>
-      </w:r>
-      <w:r>
-        <w:rPr>
-          <w:noProof/>
-        </w:rPr>
-        <w:t>8</w:t>
-      </w:r>
-      <w:r>
-        <w:fldChar w:fldCharType="end"/>
-      </w:r>
+      <w:fldSimple w:instr=" STYLEREF 1 \s ">
+        <w:r>
+          <w:rPr>
+            <w:noProof/>
+          </w:rPr>
+          <w:t>8</w:t>
+        </w:r>
+      </w:fldSimple>
       <w:r>
         <w:t>.</w:t>
       </w:r>
-      <w:r>
-        <w:fldChar w:fldCharType="begin"/>
-      </w:r>
-      <w:r>
-        <w:instrText xml:space="preserve"> SEQ Tabla \* ARABIC \s 1 </w:instrText>
-      </w:r>
-      <w:r>
-        <w:fldChar w:fldCharType="separate"/>
-      </w:r>
-      <w:r>
-        <w:rPr>
-          <w:noProof/>
-        </w:rPr>
-        <w:t>3</w:t>
-      </w:r>
-      <w:r>
-        <w:fldChar w:fldCharType="end"/>
-      </w:r>
+      <w:fldSimple w:instr=" SEQ Tabla \* ARABIC \s 1 ">
+        <w:r>
+          <w:rPr>
+            <w:noProof/>
+          </w:rPr>
+          <w:t>3</w:t>
+        </w:r>
+      </w:fldSimple>
       <w:r>
         <w:t xml:space="preserve"> “Plan de mejora”</w:t>
       </w:r>
@@ -17859,18 +16864,18 @@
             <v:path o:extrusionok="f" gradientshapeok="t" o:connecttype="rect"/>
             <o:lock v:ext="edit" aspectratio="t"/>
           </v:shapetype>
-          <v:shape id="_x0000_i1025" type="#_x0000_t75" style="width:79.5pt;height:50.5pt" o:ole="">
+          <v:shape id="_x0000_i1025" type="#_x0000_t75" style="width:79.55pt;height:50.25pt" o:ole="">
             <v:imagedata r:id="rId30" o:title=""/>
           </v:shape>
-          <o:OLEObject Type="Embed" ProgID="Package" ShapeID="_x0000_i1025" DrawAspect="Icon" ObjectID="_1822495391" r:id="rId31"/>
+          <o:OLEObject Type="Embed" ProgID="Package" ShapeID="_x0000_i1025" DrawAspect="Icon" ObjectID="_1822569354" r:id="rId31"/>
         </w:object>
       </w:r>
       <w:r>
         <w:object w:dxaOrig="1530" w:dyaOrig="995" w14:anchorId="7318620E">
-          <v:shape id="_x0000_i1026" type="#_x0000_t75" style="width:79.5pt;height:50.5pt" o:ole="">
+          <v:shape id="_x0000_i1026" type="#_x0000_t75" style="width:79.55pt;height:50.25pt" o:ole="">
             <v:imagedata r:id="rId32" o:title=""/>
           </v:shape>
-          <o:OLEObject Type="Embed" ProgID="Package" ShapeID="_x0000_i1026" DrawAspect="Icon" ObjectID="_1822495392" r:id="rId33"/>
+          <o:OLEObject Type="Embed" ProgID="Package" ShapeID="_x0000_i1026" DrawAspect="Icon" ObjectID="_1822569355" r:id="rId33"/>
         </w:object>
       </w:r>
     </w:p>
@@ -17897,10 +16902,10 @@
     <w:p>
       <w:r>
         <w:object w:dxaOrig="1530" w:dyaOrig="995" w14:anchorId="0F22C1AE">
-          <v:shape id="_x0000_i1027" type="#_x0000_t75" style="width:79.5pt;height:50.5pt" o:ole="">
+          <v:shape id="_x0000_i1027" type="#_x0000_t75" style="width:79.55pt;height:50.25pt" o:ole="">
             <v:imagedata r:id="rId34" o:title=""/>
           </v:shape>
-          <o:OLEObject Type="Embed" ProgID="Package" ShapeID="_x0000_i1027" DrawAspect="Icon" ObjectID="_1822495393" r:id="rId35"/>
+          <o:OLEObject Type="Embed" ProgID="Package" ShapeID="_x0000_i1027" DrawAspect="Icon" ObjectID="_1822569356" r:id="rId35"/>
         </w:object>
       </w:r>
     </w:p>
@@ -17917,10 +16922,10 @@
     <w:p>
       <w:r>
         <w:object w:dxaOrig="1530" w:dyaOrig="995" w14:anchorId="3BF7DF28">
-          <v:shape id="_x0000_i1028" type="#_x0000_t75" style="width:79.5pt;height:50.5pt" o:ole="">
+          <v:shape id="_x0000_i1028" type="#_x0000_t75" style="width:79.55pt;height:50.25pt" o:ole="">
             <v:imagedata r:id="rId36" o:title=""/>
           </v:shape>
-          <o:OLEObject Type="Embed" ProgID="Package" ShapeID="_x0000_i1028" DrawAspect="Icon" ObjectID="_1822495394" r:id="rId37"/>
+          <o:OLEObject Type="Embed" ProgID="Package" ShapeID="_x0000_i1028" DrawAspect="Icon" ObjectID="_1822569357" r:id="rId37"/>
         </w:object>
       </w:r>
     </w:p>
@@ -17940,10 +16945,10 @@
     <w:p>
       <w:r>
         <w:object w:dxaOrig="1530" w:dyaOrig="995" w14:anchorId="4B2FF5B7">
-          <v:shape id="_x0000_i1029" type="#_x0000_t75" style="width:79.5pt;height:50.5pt" o:ole="">
+          <v:shape id="_x0000_i1029" type="#_x0000_t75" style="width:79.55pt;height:50.25pt" o:ole="">
             <v:imagedata r:id="rId38" o:title=""/>
           </v:shape>
-          <o:OLEObject Type="Embed" ProgID="Package" ShapeID="_x0000_i1029" DrawAspect="Icon" ObjectID="_1822495395" r:id="rId39"/>
+          <o:OLEObject Type="Embed" ProgID="Package" ShapeID="_x0000_i1029" DrawAspect="Icon" ObjectID="_1822569358" r:id="rId39"/>
         </w:object>
       </w:r>
     </w:p>
@@ -19016,10 +18021,10 @@
       </w:pPr>
       <w:r>
         <w:object w:dxaOrig="1530" w:dyaOrig="995" w14:anchorId="0E4E0928">
-          <v:shape id="_x0000_i1030" type="#_x0000_t75" style="width:79.5pt;height:50.5pt" o:ole="">
+          <v:shape id="_x0000_i1030" type="#_x0000_t75" style="width:79.55pt;height:50.25pt" o:ole="">
             <v:imagedata r:id="rId40" o:title=""/>
           </v:shape>
-          <o:OLEObject Type="Embed" ProgID="Package" ShapeID="_x0000_i1030" DrawAspect="Icon" ObjectID="_1822495396" r:id="rId41"/>
+          <o:OLEObject Type="Embed" ProgID="Package" ShapeID="_x0000_i1030" DrawAspect="Icon" ObjectID="_1822569359" r:id="rId41"/>
         </w:object>
       </w:r>
     </w:p>
@@ -26279,6 +25284,7 @@
   <w:style w:type="character" w:default="1" w:styleId="Fuentedeprrafopredeter">
     <w:name w:val="Default Paragraph Font"/>
     <w:uiPriority w:val="1"/>
+    <w:semiHidden/>
     <w:unhideWhenUsed/>
   </w:style>
   <w:style w:type="table" w:default="1" w:styleId="Tablanormal">

--- a/INCREMENTO3/Documentos/Tercer incremento Scrum++.docx
+++ b/INCREMENTO3/Documentos/Tercer incremento Scrum++.docx
@@ -214,8 +214,13 @@
         <w:ind w:firstLine="0"/>
         <w:jc w:val="center"/>
       </w:pPr>
-      <w:r>
-        <w:t>Addán Ignacio Sáez Rodríguez</w:t>
+      <w:proofErr w:type="spellStart"/>
+      <w:r>
+        <w:t>Addán</w:t>
+      </w:r>
+      <w:proofErr w:type="spellEnd"/>
+      <w:r>
+        <w:t xml:space="preserve"> Ignacio Sáez Rodríguez</w:t>
       </w:r>
     </w:p>
     <w:p>
@@ -235,8 +240,13 @@
         <w:jc w:val="center"/>
       </w:pPr>
       <w:r>
-        <w:t>Catalina Vidal Gallardo</w:t>
-      </w:r>
+        <w:t xml:space="preserve">Catalina Vidal </w:t>
+      </w:r>
+      <w:proofErr w:type="spellStart"/>
+      <w:r>
+        <w:t>Gallardo</w:t>
+      </w:r>
+      <w:proofErr w:type="spellEnd"/>
     </w:p>
     <w:p>
       <w:pPr>
@@ -281,7 +291,15 @@
         <w:jc w:val="center"/>
       </w:pPr>
       <w:r>
-        <w:t>Paulo Luis Francisco Quinsacara Jofré</w:t>
+        <w:t xml:space="preserve">Paulo Luis Francisco </w:t>
+      </w:r>
+      <w:proofErr w:type="spellStart"/>
+      <w:r>
+        <w:t>Quinsacara</w:t>
+      </w:r>
+      <w:proofErr w:type="spellEnd"/>
+      <w:r>
+        <w:t xml:space="preserve"> Jofré</w:t>
       </w:r>
     </w:p>
     <w:p>
@@ -10382,7 +10400,15 @@
     <w:p/>
     <w:p>
       <w:r>
-        <w:t>La propuesta de solución para el sistema de gestión de RRHH de EUGCOM se basa en una Arquitectura Cliente-Servidor en Capas, la cual será implementada con un enfoque de Microservicios para el backend. Este modelo arquitectónico se elige por su robustez, su capacidad de escalabilidad independiente de los módulos, su facilidad de mantenimiento y su flexibilidad para integrar futuras funcionalidades, respondiendo directamente a la complejidad y variedad de los requisitos detallados en el documento.</w:t>
+        <w:t xml:space="preserve">La propuesta de solución para el sistema de gestión de RRHH de EUGCOM se basa en una Arquitectura Cliente-Servidor en Capas, la cual será implementada con un enfoque de Microservicios para el </w:t>
+      </w:r>
+      <w:proofErr w:type="spellStart"/>
+      <w:r>
+        <w:t>backend</w:t>
+      </w:r>
+      <w:proofErr w:type="spellEnd"/>
+      <w:r>
+        <w:t>. Este modelo arquitectónico se elige por su robustez, su capacidad de escalabilidad independiente de los módulos, su facilidad de mantenimiento y su flexibilidad para integrar futuras funcionalidades, respondiendo directamente a la complejidad y variedad de los requisitos detallados en el documento.</w:t>
       </w:r>
     </w:p>
     <w:p/>
@@ -10391,10 +10417,23 @@
         <w:t>La persistencia de datos se gestionará mediante una base de datos utilizando el gestor de base de datos MySQL</w:t>
       </w:r>
       <w:r>
-        <w:t>/MariaDB</w:t>
-      </w:r>
-      <w:r>
-        <w:t>, que almacenará toda la información crítica del sistema. El backend se desarrollará principalmente en PHP</w:t>
+        <w:t>/</w:t>
+      </w:r>
+      <w:proofErr w:type="spellStart"/>
+      <w:r>
+        <w:t>MariaDB</w:t>
+      </w:r>
+      <w:proofErr w:type="spellEnd"/>
+      <w:r>
+        <w:t xml:space="preserve">, que almacenará toda la información crítica del sistema. El </w:t>
+      </w:r>
+      <w:proofErr w:type="spellStart"/>
+      <w:r>
+        <w:t>backend</w:t>
+      </w:r>
+      <w:proofErr w:type="spellEnd"/>
+      <w:r>
+        <w:t xml:space="preserve"> se desarrollará principalmente en PHP</w:t>
       </w:r>
       <w:r>
         <w:t xml:space="preserve"> versión 7.4</w:t>
@@ -10412,7 +10451,15 @@
     <w:p/>
     <w:p>
       <w:r>
-        <w:t xml:space="preserve">La interfaz gráfica de usuario (Frontend) será una aplicación web interactiva, desarrollada con JavaScript, HTML y CSS. JavaScript se encargará de la lógica de presentación y de las interacciones dinámicas. HTML estructurará el contenido de la página, y CSS se utilizará para el diseño y estilo visual. Se integrará la librería Bootstrap para asegurar un diseño responsivo, </w:t>
+        <w:t>La interfaz gráfica de usuario (</w:t>
+      </w:r>
+      <w:proofErr w:type="spellStart"/>
+      <w:r>
+        <w:t>Frontend</w:t>
+      </w:r>
+      <w:proofErr w:type="spellEnd"/>
+      <w:r>
+        <w:t xml:space="preserve">) será una aplicación web interactiva, desarrollada con JavaScript, HTML y CSS. JavaScript se encargará de la lógica de presentación y de las interacciones dinámicas. HTML estructurará el contenido de la página, y CSS se utilizará para el diseño y estilo visual. Se integrará la librería Bootstrap para asegurar un diseño responsivo, </w:t>
       </w:r>
       <w:r>
         <w:lastRenderedPageBreak/>
@@ -11053,7 +11100,15 @@
         <w:t xml:space="preserve">En la tabla 3.1 se ha </w:t>
       </w:r>
       <w:r>
-        <w:t>establecido y mantenido un Product Backlog que contiene los requerimientos priorizados del sistema</w:t>
+        <w:t xml:space="preserve">establecido y mantenido un </w:t>
+      </w:r>
+      <w:proofErr w:type="spellStart"/>
+      <w:r>
+        <w:t>Product</w:t>
+      </w:r>
+      <w:proofErr w:type="spellEnd"/>
+      <w:r>
+        <w:t xml:space="preserve"> Backlog que contiene los requerimientos priorizados del sistema</w:t>
       </w:r>
       <w:r>
         <w:t>, u</w:t>
@@ -11067,12 +11122,14 @@
       <w:r>
         <w:t xml:space="preserve">. Este backlog es fundamental para la planificación de los </w:t>
       </w:r>
+      <w:proofErr w:type="spellStart"/>
       <w:r>
         <w:t>Sprint</w:t>
       </w:r>
       <w:r>
         <w:t>s</w:t>
       </w:r>
+      <w:proofErr w:type="spellEnd"/>
       <w:r>
         <w:t>.</w:t>
       </w:r>
@@ -11117,6 +11174,7 @@
       <w:r>
         <w:t xml:space="preserve"> </w:t>
       </w:r>
+      <w:proofErr w:type="spellStart"/>
       <w:r>
         <w:rPr>
           <w:u w:val="single"/>
@@ -11129,6 +11187,7 @@
         </w:rPr>
         <w:t>roduct</w:t>
       </w:r>
+      <w:proofErr w:type="spellEnd"/>
       <w:r>
         <w:t xml:space="preserve"> backlog</w:t>
       </w:r>
@@ -12053,6 +12112,51 @@
       <w:bookmarkEnd w:id="50"/>
       <w:bookmarkEnd w:id="51"/>
     </w:p>
+    <w:p>
+      <w:pPr>
+        <w:pStyle w:val="Sinespaciado"/>
+      </w:pPr>
+      <w:r>
+        <w:rPr>
+          <w:noProof/>
+        </w:rPr>
+        <w:drawing>
+          <wp:inline distT="0" distB="0" distL="0" distR="0" wp14:anchorId="53DBA01E" wp14:editId="019F70A7">
+            <wp:extent cx="5970478" cy="1514246"/>
+            <wp:effectExtent l="0" t="0" r="0" b="0"/>
+            <wp:docPr id="1561265243" name="Imagen 1" descr="Interfaz de usuario gráfica, Tabla&#10;&#10;El contenido generado por IA puede ser incorrecto."/>
+            <wp:cNvGraphicFramePr>
+              <a:graphicFrameLocks xmlns:a="http://schemas.openxmlformats.org/drawingml/2006/main" noChangeAspect="1"/>
+            </wp:cNvGraphicFramePr>
+            <a:graphic xmlns:a="http://schemas.openxmlformats.org/drawingml/2006/main">
+              <a:graphicData uri="http://schemas.openxmlformats.org/drawingml/2006/picture">
+                <pic:pic xmlns:pic="http://schemas.openxmlformats.org/drawingml/2006/picture">
+                  <pic:nvPicPr>
+                    <pic:cNvPr id="1561265243" name="Imagen 1" descr="Interfaz de usuario gráfica, Tabla&#10;&#10;El contenido generado por IA puede ser incorrecto."/>
+                    <pic:cNvPicPr/>
+                  </pic:nvPicPr>
+                  <pic:blipFill>
+                    <a:blip r:embed="rId13"/>
+                    <a:stretch>
+                      <a:fillRect/>
+                    </a:stretch>
+                  </pic:blipFill>
+                  <pic:spPr>
+                    <a:xfrm>
+                      <a:off x="0" y="0"/>
+                      <a:ext cx="5983556" cy="1517563"/>
+                    </a:xfrm>
+                    <a:prstGeom prst="rect">
+                      <a:avLst/>
+                    </a:prstGeom>
+                  </pic:spPr>
+                </pic:pic>
+              </a:graphicData>
+            </a:graphic>
+          </wp:inline>
+        </w:drawing>
+      </w:r>
+    </w:p>
     <w:p/>
     <w:p/>
     <w:p>
@@ -12076,6 +12180,7 @@
     <w:p/>
     <w:p>
       <w:r>
+        <w:lastRenderedPageBreak/>
         <w:t>La vista externa presenta los</w:t>
       </w:r>
       <w:r>
@@ -12094,7 +12199,6 @@
     <w:p/>
     <w:p>
       <w:r>
-        <w:lastRenderedPageBreak/>
         <w:t xml:space="preserve">En la </w:t>
       </w:r>
       <w:r>
@@ -12171,7 +12275,7 @@
                     <pic:cNvPicPr preferRelativeResize="0"/>
                   </pic:nvPicPr>
                   <pic:blipFill>
-                    <a:blip r:embed="rId13"/>
+                    <a:blip r:embed="rId14"/>
                     <a:srcRect/>
                     <a:stretch>
                       <a:fillRect/>
@@ -12215,7 +12319,6 @@
     </w:p>
     <w:p>
       <w:r>
-        <w:lastRenderedPageBreak/>
         <w:t xml:space="preserve">En la </w:t>
       </w:r>
       <w:r>
@@ -12293,7 +12396,7 @@
                     <pic:cNvPicPr/>
                   </pic:nvPicPr>
                   <pic:blipFill>
-                    <a:blip r:embed="rId14"/>
+                    <a:blip r:embed="rId15"/>
                     <a:stretch>
                       <a:fillRect/>
                     </a:stretch>
@@ -12330,7 +12433,6 @@
     <w:p/>
     <w:p>
       <w:r>
-        <w:lastRenderedPageBreak/>
         <w:t xml:space="preserve">En la </w:t>
       </w:r>
       <w:r>
@@ -12407,7 +12509,7 @@
                     <pic:cNvPicPr preferRelativeResize="0"/>
                   </pic:nvPicPr>
                   <pic:blipFill>
-                    <a:blip r:embed="rId15"/>
+                    <a:blip r:embed="rId16"/>
                     <a:srcRect/>
                     <a:stretch>
                       <a:fillRect/>
@@ -12445,7 +12547,6 @@
     <w:p/>
     <w:p>
       <w:r>
-        <w:lastRenderedPageBreak/>
         <w:t xml:space="preserve">En la </w:t>
       </w:r>
       <w:r>
@@ -12517,7 +12618,7 @@
                     <pic:cNvPicPr preferRelativeResize="0"/>
                   </pic:nvPicPr>
                   <pic:blipFill>
-                    <a:blip r:embed="rId16"/>
+                    <a:blip r:embed="rId17"/>
                     <a:srcRect/>
                     <a:stretch>
                       <a:fillRect/>
@@ -12728,7 +12829,7 @@
                     <pic:cNvPicPr/>
                   </pic:nvPicPr>
                   <pic:blipFill>
-                    <a:blip r:embed="rId17"/>
+                    <a:blip r:embed="rId18"/>
                     <a:stretch>
                       <a:fillRect/>
                     </a:stretch>
@@ -12884,7 +12985,7 @@
                     <pic:cNvPicPr/>
                   </pic:nvPicPr>
                   <pic:blipFill>
-                    <a:blip r:embed="rId18"/>
+                    <a:blip r:embed="rId19"/>
                     <a:stretch>
                       <a:fillRect/>
                     </a:stretch>
@@ -12938,7 +13039,15 @@
         <w:t xml:space="preserve"> y sincronización de</w:t>
       </w:r>
       <w:r>
-        <w:t>l diseño del sistema web EugCom.</w:t>
+        <w:t xml:space="preserve">l diseño del sistema web </w:t>
+      </w:r>
+      <w:proofErr w:type="spellStart"/>
+      <w:r>
+        <w:t>EugCom</w:t>
+      </w:r>
+      <w:proofErr w:type="spellEnd"/>
+      <w:r>
+        <w:t>.</w:t>
       </w:r>
     </w:p>
     <w:p/>
@@ -12982,7 +13091,95 @@
         <w:t xml:space="preserve">En la figura 5.3 </w:t>
       </w:r>
       <w:r>
-        <w:t>se observa el diagrama de secuencia de caso de uso N°5.6, Imprimiendo informe de asistencia, muestra al Usuario que, tras iniciar sesión (1), navega al dashboard y solicita el menú del header (2–3); la vista V_header se carga y, desde la pestaña de informe de asistencia (5–6), el usuario pide el reporte a C_informe_de_asistencia, el cual consulta a C_mySQL (7–8) y recibe las marcas (9–10) para cargar la interfaz con datos (11). Luego el sistema muestra la interfaz del informe (12) y el actor elige las marcas a incluir (13), confirma (14) y presiona Imprimir (15). La capa de control solicita la impresión (16), se muestra la vista previa (17) y finalmente el sistema realiza la impresión (18). Intervienen vistas (V_dashboard, V_header, V_informe_de_asistencia), controladores (C_header, C_informe_de_asistencia, C_mySQL) y la entidad marcas, con mensajes síncronos que orquestan carga de UI, consulta a BD, selección de parámetros y salida a impresión.</w:t>
+        <w:t xml:space="preserve">se observa el diagrama de secuencia de caso de uso N°5.6, Imprimiendo informe de asistencia, muestra al Usuario que, tras iniciar sesión (1), navega al </w:t>
+      </w:r>
+      <w:proofErr w:type="spellStart"/>
+      <w:r>
+        <w:t>dashboard</w:t>
+      </w:r>
+      <w:proofErr w:type="spellEnd"/>
+      <w:r>
+        <w:t xml:space="preserve"> y solicita el menú del </w:t>
+      </w:r>
+      <w:proofErr w:type="spellStart"/>
+      <w:r>
+        <w:t>header</w:t>
+      </w:r>
+      <w:proofErr w:type="spellEnd"/>
+      <w:r>
+        <w:t xml:space="preserve"> (2–3); la vista </w:t>
+      </w:r>
+      <w:proofErr w:type="spellStart"/>
+      <w:r>
+        <w:t>V_header</w:t>
+      </w:r>
+      <w:proofErr w:type="spellEnd"/>
+      <w:r>
+        <w:t xml:space="preserve"> se carga y, desde la pestaña de informe de asistencia (5–6), el usuario pide el reporte a </w:t>
+      </w:r>
+      <w:proofErr w:type="spellStart"/>
+      <w:r>
+        <w:t>C_informe_de_asistencia</w:t>
+      </w:r>
+      <w:proofErr w:type="spellEnd"/>
+      <w:r>
+        <w:t xml:space="preserve">, el cual consulta a </w:t>
+      </w:r>
+      <w:proofErr w:type="spellStart"/>
+      <w:r>
+        <w:t>C_mySQL</w:t>
+      </w:r>
+      <w:proofErr w:type="spellEnd"/>
+      <w:r>
+        <w:t xml:space="preserve"> (7–8) y recibe las marcas (9–10) para cargar la interfaz con datos (11). Luego el sistema muestra la interfaz del informe (12) y el actor elige las marcas a incluir (13), confirma (14) y presiona Imprimir (15). La capa de control solicita la impresión (16), se muestra la vista previa (17) y finalmente el sistema realiza la impresión (18). Intervienen vistas (</w:t>
+      </w:r>
+      <w:proofErr w:type="spellStart"/>
+      <w:r>
+        <w:t>V_dashboard</w:t>
+      </w:r>
+      <w:proofErr w:type="spellEnd"/>
+      <w:r>
+        <w:t xml:space="preserve">, </w:t>
+      </w:r>
+      <w:proofErr w:type="spellStart"/>
+      <w:r>
+        <w:t>V_header</w:t>
+      </w:r>
+      <w:proofErr w:type="spellEnd"/>
+      <w:r>
+        <w:t xml:space="preserve">, </w:t>
+      </w:r>
+      <w:proofErr w:type="spellStart"/>
+      <w:r>
+        <w:t>V_informe_de_asistencia</w:t>
+      </w:r>
+      <w:proofErr w:type="spellEnd"/>
+      <w:r>
+        <w:t>), controladores (</w:t>
+      </w:r>
+      <w:proofErr w:type="spellStart"/>
+      <w:r>
+        <w:t>C_header</w:t>
+      </w:r>
+      <w:proofErr w:type="spellEnd"/>
+      <w:r>
+        <w:t xml:space="preserve">, </w:t>
+      </w:r>
+      <w:proofErr w:type="spellStart"/>
+      <w:r>
+        <w:t>C_informe_de_asistencia</w:t>
+      </w:r>
+      <w:proofErr w:type="spellEnd"/>
+      <w:r>
+        <w:t xml:space="preserve">, </w:t>
+      </w:r>
+      <w:proofErr w:type="spellStart"/>
+      <w:r>
+        <w:t>C_mySQL</w:t>
+      </w:r>
+      <w:proofErr w:type="spellEnd"/>
+      <w:r>
+        <w:t>) y la entidad marcas, con mensajes síncronos que orquestan carga de UI, consulta a BD, selección de parámetros y salida a impresión.</w:t>
       </w:r>
     </w:p>
     <w:p>
@@ -13020,8 +13217,13 @@
       <w:r>
         <w:t xml:space="preserve"> Caso de uso </w:t>
       </w:r>
-      <w:r>
-        <w:t>uso N°5.6, Imprimiendo informe de asistencia</w:t>
+      <w:proofErr w:type="spellStart"/>
+      <w:r>
+        <w:t>uso</w:t>
+      </w:r>
+      <w:proofErr w:type="spellEnd"/>
+      <w:r>
+        <w:t xml:space="preserve"> N°5.6, Imprimiendo informe de asistencia</w:t>
       </w:r>
     </w:p>
     <w:p/>
@@ -13049,7 +13251,7 @@
                     <pic:cNvPicPr/>
                   </pic:nvPicPr>
                   <pic:blipFill>
-                    <a:blip r:embed="rId19"/>
+                    <a:blip r:embed="rId20"/>
                     <a:stretch>
                       <a:fillRect/>
                     </a:stretch>
@@ -13101,7 +13303,47 @@
         <w:t>e</w:t>
       </w:r>
       <w:r>
-        <w:t>l diagrama de secuencia 5.7 muestra cómo el Usuario (administrador/RR.HH.) inicia sesión y, desde V_DashBoard, solicita el menú del V_Header para acceder a la sección “informe de asistencia”. Al entrar, la vista V_informe_de_asistencia pide al controlador C_informe_de_asistencia cargar la interfaz; este, a su vez, solicita a C_MySQL los registros de marcas del día, que son consultados en la entidad marcas y devueltos al controlador. Con los datos recibidos, el sistema carga la interfaz del informe, el usuario presiona el botón para generar/cargar el informe diario, el controlador genera el informe con las asistencias diarias, y la vista devuelve el informe obtenido para que el usuario lo visualice en pantalla.</w:t>
+        <w:t xml:space="preserve">l diagrama de secuencia 5.7 muestra cómo el Usuario (administrador/RR.HH.) inicia sesión y, desde </w:t>
+      </w:r>
+      <w:proofErr w:type="spellStart"/>
+      <w:r>
+        <w:t>V_DashBoard</w:t>
+      </w:r>
+      <w:proofErr w:type="spellEnd"/>
+      <w:r>
+        <w:t xml:space="preserve">, solicita el menú del </w:t>
+      </w:r>
+      <w:proofErr w:type="spellStart"/>
+      <w:r>
+        <w:t>V_Header</w:t>
+      </w:r>
+      <w:proofErr w:type="spellEnd"/>
+      <w:r>
+        <w:t xml:space="preserve"> para acceder a la sección “informe de asistencia”. Al entrar, la vista </w:t>
+      </w:r>
+      <w:proofErr w:type="spellStart"/>
+      <w:r>
+        <w:t>V_informe_de_asistencia</w:t>
+      </w:r>
+      <w:proofErr w:type="spellEnd"/>
+      <w:r>
+        <w:t xml:space="preserve"> pide al controlador </w:t>
+      </w:r>
+      <w:proofErr w:type="spellStart"/>
+      <w:r>
+        <w:t>C_informe_de_asistencia</w:t>
+      </w:r>
+      <w:proofErr w:type="spellEnd"/>
+      <w:r>
+        <w:t xml:space="preserve"> cargar la interfaz; este, a su vez, solicita a </w:t>
+      </w:r>
+      <w:proofErr w:type="spellStart"/>
+      <w:r>
+        <w:t>C_MySQL</w:t>
+      </w:r>
+      <w:proofErr w:type="spellEnd"/>
+      <w:r>
+        <w:t xml:space="preserve"> los registros de marcas del día, que son consultados en la entidad marcas y devueltos al controlador. Con los datos recibidos, el sistema carga la interfaz del informe, el usuario presiona el botón para generar/cargar el informe diario, el controlador genera el informe con las asistencias diarias, y la vista devuelve el informe obtenido para que el usuario lo visualice en pantalla.</w:t>
       </w:r>
     </w:p>
     <w:p/>
@@ -13168,7 +13410,7 @@
                     <pic:cNvPicPr/>
                   </pic:nvPicPr>
                   <pic:blipFill>
-                    <a:blip r:embed="rId20"/>
+                    <a:blip r:embed="rId21"/>
                     <a:stretch>
                       <a:fillRect/>
                     </a:stretch>
@@ -13215,7 +13457,47 @@
         <w:t>En la figura 5.5 e</w:t>
       </w:r>
       <w:r>
-        <w:t>l diagrama de secuencia muestra al Administrador que, tras iniciar sesión y entrar al dashboard, despliega el menú del V_header para acceder a V_permisos. Esta vista solicita al controlador C_permisos la carga de la interfaz, y el controlador consulta a C_mySQL los datos de permisos en la entidad permisos; la BD devuelve la información, el controlador la carga en la vista y el sistema muestra la vista previa. El actor selecciona el permiso del empleado a imprimir, el sistema destaca/registra la selección, y al presionar “Imprimir” se envía la solicitud de impresión y conversión a PDF; el controlador genera el comprobante del permiso y la interfaz muestra la impresión.</w:t>
+        <w:t xml:space="preserve">l diagrama de secuencia muestra al Administrador que, tras iniciar sesión y entrar al </w:t>
+      </w:r>
+      <w:proofErr w:type="spellStart"/>
+      <w:r>
+        <w:t>dashboard</w:t>
+      </w:r>
+      <w:proofErr w:type="spellEnd"/>
+      <w:r>
+        <w:t xml:space="preserve">, despliega el menú del </w:t>
+      </w:r>
+      <w:proofErr w:type="spellStart"/>
+      <w:r>
+        <w:t>V_header</w:t>
+      </w:r>
+      <w:proofErr w:type="spellEnd"/>
+      <w:r>
+        <w:t xml:space="preserve"> para acceder a </w:t>
+      </w:r>
+      <w:proofErr w:type="spellStart"/>
+      <w:r>
+        <w:t>V_permisos</w:t>
+      </w:r>
+      <w:proofErr w:type="spellEnd"/>
+      <w:r>
+        <w:t xml:space="preserve">. Esta vista solicita al controlador </w:t>
+      </w:r>
+      <w:proofErr w:type="spellStart"/>
+      <w:r>
+        <w:t>C_permisos</w:t>
+      </w:r>
+      <w:proofErr w:type="spellEnd"/>
+      <w:r>
+        <w:t xml:space="preserve"> la carga de la interfaz, y el controlador consulta a </w:t>
+      </w:r>
+      <w:proofErr w:type="spellStart"/>
+      <w:r>
+        <w:t>C_mySQL</w:t>
+      </w:r>
+      <w:proofErr w:type="spellEnd"/>
+      <w:r>
+        <w:t xml:space="preserve"> los datos de permisos en la entidad permisos; la BD devuelve la información, el controlador la carga en la vista y el sistema muestra la vista previa. El actor selecciona el permiso del empleado a imprimir, el sistema destaca/registra la selección, y al presionar “Imprimir” se envía la solicitud de impresión y conversión a PDF; el controlador genera el comprobante del permiso y la interfaz muestra la impresión.</w:t>
       </w:r>
     </w:p>
     <w:p/>
@@ -13281,7 +13563,7 @@
                     <pic:cNvPicPr/>
                   </pic:nvPicPr>
                   <pic:blipFill>
-                    <a:blip r:embed="rId21"/>
+                    <a:blip r:embed="rId22"/>
                     <a:stretch>
                       <a:fillRect/>
                     </a:stretch>
@@ -13321,7 +13603,63 @@
     <w:p>
       <w:r>
         <w:lastRenderedPageBreak/>
-        <w:t>El Usuario inicia sesión y, desde el dashboard, despliega el menú del V_header para ir a V_permisos. La vista pide a C_permisos cargar la interfaz; el controlador consulta a C_mySQL los permisos en la entidad permisos, recibe los datos y los muestra. El usuario selecciona uno o varios permisos, confirma la selección y presiona el botón eliminar. Entonces C_permisos envía la solicitud de borrado a la base de datos; C_mySQL ejecuta los cambios y devuelve el resultado. Con la confirmación, el controlador recarga la lista y la vista muestra la información actualizada sin los permisos eliminados.</w:t>
+        <w:t xml:space="preserve">El Usuario inicia sesión y, desde el </w:t>
+      </w:r>
+      <w:proofErr w:type="spellStart"/>
+      <w:r>
+        <w:t>dashboard</w:t>
+      </w:r>
+      <w:proofErr w:type="spellEnd"/>
+      <w:r>
+        <w:t xml:space="preserve">, despliega el menú del </w:t>
+      </w:r>
+      <w:proofErr w:type="spellStart"/>
+      <w:r>
+        <w:t>V_header</w:t>
+      </w:r>
+      <w:proofErr w:type="spellEnd"/>
+      <w:r>
+        <w:t xml:space="preserve"> para ir a </w:t>
+      </w:r>
+      <w:proofErr w:type="spellStart"/>
+      <w:r>
+        <w:t>V_permisos</w:t>
+      </w:r>
+      <w:proofErr w:type="spellEnd"/>
+      <w:r>
+        <w:t xml:space="preserve">. La vista pide a </w:t>
+      </w:r>
+      <w:proofErr w:type="spellStart"/>
+      <w:r>
+        <w:t>C_permisos</w:t>
+      </w:r>
+      <w:proofErr w:type="spellEnd"/>
+      <w:r>
+        <w:t xml:space="preserve"> cargar la interfaz; el controlador consulta a </w:t>
+      </w:r>
+      <w:proofErr w:type="spellStart"/>
+      <w:r>
+        <w:t>C_mySQL</w:t>
+      </w:r>
+      <w:proofErr w:type="spellEnd"/>
+      <w:r>
+        <w:t xml:space="preserve"> los permisos en la entidad permisos, recibe los datos y los muestra. El usuario selecciona uno o varios permisos, confirma la selección y presiona el botón eliminar. Entonces </w:t>
+      </w:r>
+      <w:proofErr w:type="spellStart"/>
+      <w:r>
+        <w:t>C_permisos</w:t>
+      </w:r>
+      <w:proofErr w:type="spellEnd"/>
+      <w:r>
+        <w:t xml:space="preserve"> envía la solicitud de borrado a la base de datos; </w:t>
+      </w:r>
+      <w:proofErr w:type="spellStart"/>
+      <w:r>
+        <w:t>C_mySQL</w:t>
+      </w:r>
+      <w:proofErr w:type="spellEnd"/>
+      <w:r>
+        <w:t xml:space="preserve"> ejecuta los cambios y devuelve el resultado. Con la confirmación, el controlador recarga la lista y la vista muestra la información actualizada sin los permisos eliminados.</w:t>
       </w:r>
     </w:p>
     <w:p>
@@ -13391,7 +13729,7 @@
                     <pic:cNvPicPr/>
                   </pic:nvPicPr>
                   <pic:blipFill>
-                    <a:blip r:embed="rId22"/>
+                    <a:blip r:embed="rId23"/>
                     <a:stretch>
                       <a:fillRect/>
                     </a:stretch>
@@ -13506,7 +13844,35 @@
         <w:rPr>
           <w:rFonts w:eastAsia="Times New Roman" w:cs="Times New Roman"/>
         </w:rPr>
-        <w:t xml:space="preserve"> la arquitectura del sistema dividiéndolo en dos bloques: el Front-end y el Back-end.</w:t>
+        <w:t xml:space="preserve"> la arquitectura del sistema dividiéndolo en dos bloques: el Front-</w:t>
+      </w:r>
+      <w:proofErr w:type="spellStart"/>
+      <w:r>
+        <w:rPr>
+          <w:rFonts w:eastAsia="Times New Roman" w:cs="Times New Roman"/>
+        </w:rPr>
+        <w:t>end</w:t>
+      </w:r>
+      <w:proofErr w:type="spellEnd"/>
+      <w:r>
+        <w:rPr>
+          <w:rFonts w:eastAsia="Times New Roman" w:cs="Times New Roman"/>
+        </w:rPr>
+        <w:t xml:space="preserve"> y el Back-</w:t>
+      </w:r>
+      <w:proofErr w:type="spellStart"/>
+      <w:r>
+        <w:rPr>
+          <w:rFonts w:eastAsia="Times New Roman" w:cs="Times New Roman"/>
+        </w:rPr>
+        <w:t>end</w:t>
+      </w:r>
+      <w:proofErr w:type="spellEnd"/>
+      <w:r>
+        <w:rPr>
+          <w:rFonts w:eastAsia="Times New Roman" w:cs="Times New Roman"/>
+        </w:rPr>
+        <w:t>.</w:t>
       </w:r>
     </w:p>
     <w:p/>
@@ -13515,7 +13881,35 @@
         <w:rPr>
           <w:rFonts w:eastAsia="Times New Roman" w:cs="Times New Roman"/>
         </w:rPr>
-        <w:t>Primero se encuentra el Front-end, que es la vista del usuario y la interfaz gráfica, construidos principalmente por CSS y JavaScript, apoyados por librerías como Bootstrap, jQuery, Chart.js y DataTables para mejorar la presentación y experiencia de usuario.</w:t>
+        <w:t>Primero se encuentra el Front-</w:t>
+      </w:r>
+      <w:proofErr w:type="spellStart"/>
+      <w:r>
+        <w:rPr>
+          <w:rFonts w:eastAsia="Times New Roman" w:cs="Times New Roman"/>
+        </w:rPr>
+        <w:t>end</w:t>
+      </w:r>
+      <w:proofErr w:type="spellEnd"/>
+      <w:r>
+        <w:rPr>
+          <w:rFonts w:eastAsia="Times New Roman" w:cs="Times New Roman"/>
+        </w:rPr>
+        <w:t xml:space="preserve">, que es la vista del usuario y la interfaz gráfica, construidos principalmente por CSS y JavaScript, apoyados por librerías como Bootstrap, jQuery, Chart.js y </w:t>
+      </w:r>
+      <w:proofErr w:type="spellStart"/>
+      <w:r>
+        <w:rPr>
+          <w:rFonts w:eastAsia="Times New Roman" w:cs="Times New Roman"/>
+        </w:rPr>
+        <w:t>DataTables</w:t>
+      </w:r>
+      <w:proofErr w:type="spellEnd"/>
+      <w:r>
+        <w:rPr>
+          <w:rFonts w:eastAsia="Times New Roman" w:cs="Times New Roman"/>
+        </w:rPr>
+        <w:t xml:space="preserve"> para mejorar la presentación y experiencia de usuario.</w:t>
       </w:r>
     </w:p>
     <w:p/>
@@ -13524,7 +13918,35 @@
         <w:rPr>
           <w:rFonts w:eastAsia="Times New Roman" w:cs="Times New Roman"/>
         </w:rPr>
-        <w:t>El Back-end, desarrollado en PHP, se encarga de gestionar la lógica del sistema, procesar los formularios, conectarse a la base de datos MySQL/MariaDB y manejar la autenticación de los usuarios mediante sesiones.</w:t>
+        <w:t>El Back-</w:t>
+      </w:r>
+      <w:proofErr w:type="spellStart"/>
+      <w:r>
+        <w:rPr>
+          <w:rFonts w:eastAsia="Times New Roman" w:cs="Times New Roman"/>
+        </w:rPr>
+        <w:t>end</w:t>
+      </w:r>
+      <w:proofErr w:type="spellEnd"/>
+      <w:r>
+        <w:rPr>
+          <w:rFonts w:eastAsia="Times New Roman" w:cs="Times New Roman"/>
+        </w:rPr>
+        <w:t>, desarrollado en PHP, se encarga de gestionar la lógica del sistema, procesar los formularios, conectarse a la base de datos MySQL/</w:t>
+      </w:r>
+      <w:proofErr w:type="spellStart"/>
+      <w:r>
+        <w:rPr>
+          <w:rFonts w:eastAsia="Times New Roman" w:cs="Times New Roman"/>
+        </w:rPr>
+        <w:t>MariaDB</w:t>
+      </w:r>
+      <w:proofErr w:type="spellEnd"/>
+      <w:r>
+        <w:rPr>
+          <w:rFonts w:eastAsia="Times New Roman" w:cs="Times New Roman"/>
+        </w:rPr>
+        <w:t xml:space="preserve"> y manejar la autenticación de los usuarios mediante sesiones.</w:t>
       </w:r>
     </w:p>
     <w:p/>
@@ -13535,36 +13957,42 @@
         </w:rPr>
         <w:t xml:space="preserve">Está estructurado en archivos PHP organizados en la carpeta </w:t>
       </w:r>
+      <w:proofErr w:type="spellStart"/>
       <w:r>
         <w:rPr>
           <w:rFonts w:eastAsia="Consolas" w:cs="Times New Roman"/>
         </w:rPr>
         <w:t>src</w:t>
       </w:r>
+      <w:proofErr w:type="spellEnd"/>
       <w:r>
         <w:rPr>
           <w:rFonts w:eastAsia="Times New Roman" w:cs="Times New Roman"/>
         </w:rPr>
         <w:t>, donde se encuentran módulos como el panel de control (</w:t>
       </w:r>
+      <w:proofErr w:type="spellStart"/>
       <w:r>
         <w:rPr>
           <w:rFonts w:ascii="Consolas" w:eastAsia="Consolas" w:hAnsi="Consolas" w:cs="Consolas"/>
         </w:rPr>
         <w:t>dashboard.php</w:t>
       </w:r>
+      <w:proofErr w:type="spellEnd"/>
       <w:r>
         <w:rPr>
           <w:rFonts w:eastAsia="Times New Roman" w:cs="Times New Roman"/>
         </w:rPr>
         <w:t>), el manejo de tipos de contrato, y scripts para registrar o modificar información. Además, un archivo central de conexión (</w:t>
       </w:r>
+      <w:proofErr w:type="spellStart"/>
       <w:r>
         <w:rPr>
           <w:rFonts w:ascii="Consolas" w:eastAsia="Consolas" w:hAnsi="Consolas" w:cs="Consolas"/>
         </w:rPr>
         <w:t>conexion.php</w:t>
       </w:r>
+      <w:proofErr w:type="spellEnd"/>
       <w:r>
         <w:rPr>
           <w:rFonts w:eastAsia="Times New Roman" w:cs="Times New Roman"/>
@@ -13580,17 +14008,33 @@
         </w:rPr>
         <w:t xml:space="preserve">También se incluye un archivo </w:t>
       </w:r>
+      <w:proofErr w:type="spellStart"/>
       <w:r>
         <w:rPr>
           <w:rFonts w:eastAsia="Consolas" w:cs="Times New Roman"/>
         </w:rPr>
         <w:t>biometrico.sql</w:t>
       </w:r>
+      <w:proofErr w:type="spellEnd"/>
       <w:r>
         <w:rPr>
           <w:rFonts w:eastAsia="Times New Roman" w:cs="Times New Roman"/>
         </w:rPr>
-        <w:t xml:space="preserve"> que contiene la estructura de la base de datos necesaria para la operación del sistema, junto con un instalador de MariaDB. En conjunto, estos </w:t>
+        <w:t xml:space="preserve"> que contiene la estructura de la base de datos necesaria para la operación del sistema, junto con un instalador de </w:t>
+      </w:r>
+      <w:proofErr w:type="spellStart"/>
+      <w:r>
+        <w:rPr>
+          <w:rFonts w:eastAsia="Times New Roman" w:cs="Times New Roman"/>
+        </w:rPr>
+        <w:t>MariaDB</w:t>
+      </w:r>
+      <w:proofErr w:type="spellEnd"/>
+      <w:r>
+        <w:rPr>
+          <w:rFonts w:eastAsia="Times New Roman" w:cs="Times New Roman"/>
+        </w:rPr>
+        <w:t xml:space="preserve">. En conjunto, estos </w:t>
       </w:r>
       <w:r>
         <w:rPr>
@@ -13658,13 +14102,18 @@
         <w:t xml:space="preserve">Diagrama de componentes </w:t>
       </w:r>
       <w:r>
-        <w:t>de EugCom</w:t>
+        <w:t xml:space="preserve">de </w:t>
+      </w:r>
+      <w:proofErr w:type="spellStart"/>
+      <w:r>
+        <w:t>EugCom</w:t>
       </w:r>
       <w:bookmarkEnd w:id="95"/>
       <w:bookmarkEnd w:id="96"/>
       <w:bookmarkEnd w:id="97"/>
       <w:bookmarkEnd w:id="98"/>
       <w:bookmarkEnd w:id="99"/>
+      <w:proofErr w:type="spellEnd"/>
     </w:p>
     <w:p>
       <w:pPr>
@@ -13690,7 +14139,7 @@
                     <pic:cNvPicPr/>
                   </pic:nvPicPr>
                   <pic:blipFill>
-                    <a:blip r:embed="rId23" cstate="print">
+                    <a:blip r:embed="rId24" cstate="print">
                       <a:extLst>
                         <a:ext uri="{28A0092B-C50C-407E-A947-70E740481C1C}">
                           <a14:useLocalDpi xmlns:a14="http://schemas.microsoft.com/office/drawing/2010/main" val="0"/>
@@ -13833,13 +14282,18 @@
         </w:r>
       </w:fldSimple>
       <w:r>
-        <w:t xml:space="preserve"> Diagrama de despliegue de EugCOM</w:t>
+        <w:t xml:space="preserve"> Diagrama de despliegue de </w:t>
+      </w:r>
+      <w:proofErr w:type="spellStart"/>
+      <w:r>
+        <w:t>EugCOM</w:t>
       </w:r>
       <w:bookmarkEnd w:id="102"/>
       <w:bookmarkEnd w:id="103"/>
       <w:bookmarkEnd w:id="104"/>
       <w:bookmarkEnd w:id="105"/>
       <w:bookmarkEnd w:id="106"/>
+      <w:proofErr w:type="spellEnd"/>
     </w:p>
     <w:p>
       <w:pPr>
@@ -13865,7 +14319,7 @@
                     <pic:cNvPicPr/>
                   </pic:nvPicPr>
                   <pic:blipFill>
-                    <a:blip r:embed="rId24">
+                    <a:blip r:embed="rId25">
                       <a:extLst>
                         <a:ext uri="{28A0092B-C50C-407E-A947-70E740481C1C}">
                           <a14:useLocalDpi xmlns:a14="http://schemas.microsoft.com/office/drawing/2010/main" val="0"/>
@@ -13961,8 +14415,13 @@
         <w:t>) paso a paso para instalar correctamente el sistema</w:t>
       </w:r>
       <w:r>
-        <w:t xml:space="preserve"> web EugCOM</w:t>
-      </w:r>
+        <w:t xml:space="preserve"> web </w:t>
+      </w:r>
+      <w:proofErr w:type="spellStart"/>
+      <w:r>
+        <w:t>EugCOM</w:t>
+      </w:r>
+      <w:proofErr w:type="spellEnd"/>
       <w:r>
         <w:t>.</w:t>
       </w:r>
@@ -14115,7 +14574,11 @@
         <w:t>MySQL</w:t>
       </w:r>
       <w:r>
-        <w:t>/ Mari</w:t>
+        <w:t xml:space="preserve">/ </w:t>
+      </w:r>
+      <w:proofErr w:type="spellStart"/>
+      <w:r>
+        <w:t>Mari</w:t>
       </w:r>
       <w:r>
         <w:t>a</w:t>
@@ -14123,6 +14586,7 @@
       <w:r>
         <w:t>DB</w:t>
       </w:r>
+      <w:proofErr w:type="spellEnd"/>
     </w:p>
     <w:p>
       <w:pPr>
@@ -14288,9 +14752,11 @@
           <w:numId w:val="49"/>
         </w:numPr>
       </w:pPr>
+      <w:proofErr w:type="spellStart"/>
       <w:r>
         <w:t>phpMyAdmin</w:t>
       </w:r>
+      <w:proofErr w:type="spellEnd"/>
     </w:p>
     <w:p>
       <w:pPr>
@@ -14320,7 +14786,15 @@
         </w:numPr>
       </w:pPr>
       <w:r>
-        <w:t>Haz clic en “Start” para:</w:t>
+        <w:t>Haz clic en “</w:t>
+      </w:r>
+      <w:proofErr w:type="spellStart"/>
+      <w:r>
+        <w:t>Start</w:t>
+      </w:r>
+      <w:proofErr w:type="spellEnd"/>
+      <w:r>
+        <w:t>” para:</w:t>
       </w:r>
     </w:p>
     <w:p>
@@ -14394,7 +14868,23 @@
         <w:t>(</w:t>
       </w:r>
       <w:r>
-        <w:t>C:\xampp\htdocs\</w:t>
+        <w:t>C:\</w:t>
+      </w:r>
+      <w:proofErr w:type="spellStart"/>
+      <w:r>
+        <w:t>xampp</w:t>
+      </w:r>
+      <w:proofErr w:type="spellEnd"/>
+      <w:r>
+        <w:t>\</w:t>
+      </w:r>
+      <w:proofErr w:type="spellStart"/>
+      <w:r>
+        <w:t>htdocs</w:t>
+      </w:r>
+      <w:proofErr w:type="spellEnd"/>
+      <w:r>
+        <w:t>\</w:t>
       </w:r>
       <w:r>
         <w:t>)</w:t>
@@ -14437,7 +14927,7 @@
       <w:r>
         <w:t>“</w:t>
       </w:r>
-      <w:hyperlink r:id="rId25" w:history="1">
+      <w:hyperlink r:id="rId26" w:history="1">
         <w:r>
           <w:rPr>
             <w:rStyle w:val="Hipervnculo"/>
@@ -14515,8 +15005,13 @@
         </w:numPr>
       </w:pPr>
       <w:r>
-        <w:t>Configurar el archivo de conexión a la base de datos (config.php</w:t>
-      </w:r>
+        <w:t>Configurar el archivo de conexión a la base de datos (</w:t>
+      </w:r>
+      <w:proofErr w:type="spellStart"/>
+      <w:r>
+        <w:t>config.php</w:t>
+      </w:r>
+      <w:proofErr w:type="spellEnd"/>
       <w:r>
         <w:t>)</w:t>
       </w:r>
@@ -14584,7 +15079,7 @@
       <w:r>
         <w:t xml:space="preserve"> </w:t>
       </w:r>
-      <w:hyperlink r:id="rId26" w:history="1">
+      <w:hyperlink r:id="rId27" w:history="1">
         <w:r>
           <w:rPr>
             <w:rStyle w:val="Hipervnculo"/>
@@ -14780,9 +15275,11 @@
             <w:r>
               <w:t>“</w:t>
             </w:r>
+            <w:proofErr w:type="spellStart"/>
             <w:r>
               <w:t>config.php</w:t>
             </w:r>
+            <w:proofErr w:type="spellEnd"/>
             <w:r>
               <w:t>”</w:t>
             </w:r>
@@ -14828,7 +15325,15 @@
               <w:jc w:val="left"/>
             </w:pPr>
             <w:r>
-              <w:t>Verificar que estén dentro de htdocs/</w:t>
+              <w:t xml:space="preserve">Verificar que estén dentro de </w:t>
+            </w:r>
+            <w:proofErr w:type="spellStart"/>
+            <w:r>
+              <w:t>htdocs</w:t>
+            </w:r>
+            <w:proofErr w:type="spellEnd"/>
+            <w:r>
+              <w:t>/</w:t>
             </w:r>
           </w:p>
         </w:tc>
@@ -14981,7 +15486,31 @@
     <w:p/>
     <w:p>
       <w:r>
-        <w:t>En la figura 6.1 El árbol de navegación muestra cómo se organiza la aplicación tras el inicio de sesión: desde el Dashboard se despliega el menú (header), que agrupa las principales pestañas o módulos. Allí el usuario puede gestionar Turnos (listar, crear y asignar), Empleados (ingresar y visualizar), y las Tablas Maestras de RR.HH. (permisos, centros de costo, departamentos, motivos, tipos de contrato y vacaciones). También incluye vistas operativas para Vacaciones (crear y ver), Informe de asistencia (consultar por empleado), Permisos (ingresar y ver aprobados), Pulsos de empleados y Reportes/Informes. Cada nodo azul representa una interfaz (pantalla) y cada nodo morado una funcionalidad dentro de esa pantalla; la ruta típica es: iniciar sesión → dashboard → menú → módulo (pantalla) → acción específica, y finalmente la opción Salir para cerrar sesión.</w:t>
+        <w:t xml:space="preserve">En la figura 6.1 El árbol de navegación muestra cómo se organiza la aplicación tras el inicio de sesión: desde el </w:t>
+      </w:r>
+      <w:proofErr w:type="spellStart"/>
+      <w:r>
+        <w:t>Dashboard</w:t>
+      </w:r>
+      <w:proofErr w:type="spellEnd"/>
+      <w:r>
+        <w:t xml:space="preserve"> se despliega el menú (</w:t>
+      </w:r>
+      <w:proofErr w:type="spellStart"/>
+      <w:r>
+        <w:t>header</w:t>
+      </w:r>
+      <w:proofErr w:type="spellEnd"/>
+      <w:r>
+        <w:t xml:space="preserve">), que agrupa las principales pestañas o módulos. Allí el usuario puede gestionar Turnos (listar, crear y asignar), Empleados (ingresar y visualizar), y las Tablas Maestras de RR.HH. (permisos, centros de costo, departamentos, motivos, tipos de contrato y vacaciones). También incluye vistas operativas para Vacaciones (crear y ver), Informe de asistencia (consultar por empleado), Permisos (ingresar y ver aprobados), Pulsos de empleados y Reportes/Informes. Cada nodo azul representa una interfaz (pantalla) y cada nodo morado una funcionalidad dentro de esa pantalla; la ruta típica es: iniciar sesión → </w:t>
+      </w:r>
+      <w:proofErr w:type="spellStart"/>
+      <w:r>
+        <w:t>dashboard</w:t>
+      </w:r>
+      <w:proofErr w:type="spellEnd"/>
+      <w:r>
+        <w:t xml:space="preserve"> → menú → módulo (pantalla) → acción específica, y finalmente la opción Salir para cerrar sesión.</w:t>
       </w:r>
     </w:p>
     <w:p/>
@@ -15025,7 +15554,15 @@
         <w:t xml:space="preserve"> </w:t>
       </w:r>
       <w:r>
-        <w:t>“Árbol de navegación EugCOM”</w:t>
+        <w:t xml:space="preserve">“Árbol de navegación </w:t>
+      </w:r>
+      <w:proofErr w:type="spellStart"/>
+      <w:r>
+        <w:t>EugCOM</w:t>
+      </w:r>
+      <w:proofErr w:type="spellEnd"/>
+      <w:r>
+        <w:t>”</w:t>
       </w:r>
       <w:bookmarkEnd w:id="124"/>
       <w:bookmarkEnd w:id="125"/>
@@ -15056,7 +15593,7 @@
                     <pic:cNvPicPr/>
                   </pic:nvPicPr>
                   <pic:blipFill>
-                    <a:blip r:embed="rId27"/>
+                    <a:blip r:embed="rId28"/>
                     <a:stretch>
                       <a:fillRect/>
                     </a:stretch>
@@ -15191,7 +15728,7 @@
                     <pic:cNvPicPr/>
                   </pic:nvPicPr>
                   <pic:blipFill>
-                    <a:blip r:embed="rId28"/>
+                    <a:blip r:embed="rId29"/>
                     <a:stretch>
                       <a:fillRect/>
                     </a:stretch>
@@ -15357,7 +15894,7 @@
                     <pic:cNvPicPr preferRelativeResize="0"/>
                   </pic:nvPicPr>
                   <pic:blipFill>
-                    <a:blip r:embed="rId13"/>
+                    <a:blip r:embed="rId14"/>
                     <a:srcRect/>
                     <a:stretch>
                       <a:fillRect/>
@@ -15510,7 +16047,7 @@
                     <pic:cNvPicPr/>
                   </pic:nvPicPr>
                   <pic:blipFill>
-                    <a:blip r:embed="rId14"/>
+                    <a:blip r:embed="rId15"/>
                     <a:stretch>
                       <a:fillRect/>
                     </a:stretch>
@@ -15664,7 +16201,7 @@
                     <pic:cNvPicPr preferRelativeResize="0"/>
                   </pic:nvPicPr>
                   <pic:blipFill>
-                    <a:blip r:embed="rId15"/>
+                    <a:blip r:embed="rId16"/>
                     <a:srcRect/>
                     <a:stretch>
                       <a:fillRect/>
@@ -15809,7 +16346,7 @@
                     <pic:cNvPicPr preferRelativeResize="0"/>
                   </pic:nvPicPr>
                   <pic:blipFill>
-                    <a:blip r:embed="rId16"/>
+                    <a:blip r:embed="rId17"/>
                     <a:srcRect/>
                     <a:stretch>
                       <a:fillRect/>
@@ -15877,9 +16414,14 @@
       </w:pPr>
       <w:bookmarkStart w:id="144" w:name="_Toc211882616"/>
       <w:r>
-        <w:t>Backlog Review</w:t>
+        <w:t xml:space="preserve">Backlog </w:t>
+      </w:r>
+      <w:proofErr w:type="spellStart"/>
+      <w:r>
+        <w:t>Review</w:t>
       </w:r>
       <w:bookmarkEnd w:id="144"/>
+      <w:proofErr w:type="spellEnd"/>
     </w:p>
     <w:p>
       <w:pPr>
@@ -15894,7 +16436,15 @@
         <w:t>8</w:t>
       </w:r>
       <w:r>
-        <w:t xml:space="preserve">.1 se aprecia el sprint backlog review con las respectivas horas efectivas del proyecto </w:t>
+        <w:t xml:space="preserve">.1 se aprecia el sprint backlog </w:t>
+      </w:r>
+      <w:proofErr w:type="spellStart"/>
+      <w:r>
+        <w:t>review</w:t>
+      </w:r>
+      <w:proofErr w:type="spellEnd"/>
+      <w:r>
+        <w:t xml:space="preserve"> con las respectivas horas efectivas del proyecto </w:t>
       </w:r>
       <w:r>
         <w:t>y tareas</w:t>
@@ -15955,13 +16505,64 @@
         </w:r>
       </w:fldSimple>
       <w:r>
-        <w:t xml:space="preserve"> Sprint Backlog Review</w:t>
+        <w:t xml:space="preserve"> Sprint Backlog </w:t>
+      </w:r>
+      <w:proofErr w:type="spellStart"/>
+      <w:r>
+        <w:t>Review</w:t>
       </w:r>
       <w:bookmarkEnd w:id="145"/>
       <w:bookmarkEnd w:id="146"/>
       <w:bookmarkEnd w:id="147"/>
       <w:bookmarkEnd w:id="148"/>
       <w:bookmarkEnd w:id="149"/>
+      <w:proofErr w:type="spellEnd"/>
+    </w:p>
+    <w:p/>
+    <w:p>
+      <w:pPr>
+        <w:pStyle w:val="Sinespaciado"/>
+      </w:pPr>
+      <w:r>
+        <w:rPr>
+          <w:noProof/>
+        </w:rPr>
+        <w:drawing>
+          <wp:inline distT="0" distB="0" distL="0" distR="0" wp14:anchorId="4CC6E0B8" wp14:editId="2F7A47B5">
+            <wp:extent cx="5971540" cy="1477925"/>
+            <wp:effectExtent l="0" t="0" r="0" b="8255"/>
+            <wp:docPr id="81427559" name="Imagen 1" descr="Interfaz de usuario gráfica, Aplicación&#10;&#10;El contenido generado por IA puede ser incorrecto."/>
+            <wp:cNvGraphicFramePr>
+              <a:graphicFrameLocks xmlns:a="http://schemas.openxmlformats.org/drawingml/2006/main" noChangeAspect="1"/>
+            </wp:cNvGraphicFramePr>
+            <a:graphic xmlns:a="http://schemas.openxmlformats.org/drawingml/2006/main">
+              <a:graphicData uri="http://schemas.openxmlformats.org/drawingml/2006/picture">
+                <pic:pic xmlns:pic="http://schemas.openxmlformats.org/drawingml/2006/picture">
+                  <pic:nvPicPr>
+                    <pic:cNvPr id="81427559" name="Imagen 1" descr="Interfaz de usuario gráfica, Aplicación&#10;&#10;El contenido generado por IA puede ser incorrecto."/>
+                    <pic:cNvPicPr/>
+                  </pic:nvPicPr>
+                  <pic:blipFill>
+                    <a:blip r:embed="rId30"/>
+                    <a:stretch>
+                      <a:fillRect/>
+                    </a:stretch>
+                  </pic:blipFill>
+                  <pic:spPr>
+                    <a:xfrm>
+                      <a:off x="0" y="0"/>
+                      <a:ext cx="5972672" cy="1478205"/>
+                    </a:xfrm>
+                    <a:prstGeom prst="rect">
+                      <a:avLst/>
+                    </a:prstGeom>
+                  </pic:spPr>
+                </pic:pic>
+              </a:graphicData>
+            </a:graphic>
+          </wp:inline>
+        </w:drawing>
+      </w:r>
     </w:p>
     <w:p>
       <w:pPr>
@@ -16152,8 +16753,21 @@
         <w:t xml:space="preserve"> </w:t>
       </w:r>
       <w:bookmarkStart w:id="157" w:name="_Toc211882619"/>
-      <w:r>
-        <w:t>Burn down chart</w:t>
+      <w:proofErr w:type="spellStart"/>
+      <w:r>
+        <w:t>Burn</w:t>
+      </w:r>
+      <w:proofErr w:type="spellEnd"/>
+      <w:r>
+        <w:t xml:space="preserve"> </w:t>
+      </w:r>
+      <w:proofErr w:type="spellStart"/>
+      <w:r>
+        <w:t>down</w:t>
+      </w:r>
+      <w:proofErr w:type="spellEnd"/>
+      <w:r>
+        <w:t xml:space="preserve"> chart</w:t>
       </w:r>
       <w:bookmarkEnd w:id="157"/>
     </w:p>
@@ -16228,8 +16842,13 @@
       <w:r>
         <w:t xml:space="preserve"> </w:t>
       </w:r>
-      <w:r>
-        <w:t xml:space="preserve">Burn-Down </w:t>
+      <w:proofErr w:type="spellStart"/>
+      <w:r>
+        <w:t>Burn</w:t>
+      </w:r>
+      <w:proofErr w:type="spellEnd"/>
+      <w:r>
+        <w:t xml:space="preserve">-Down </w:t>
       </w:r>
       <w:r>
         <w:t>del esfuerzo del equipo</w:t>
@@ -16280,8 +16899,14 @@
         <w:pStyle w:val="Ttulo3"/>
       </w:pPr>
       <w:bookmarkStart w:id="163" w:name="_Toc211882620"/>
-      <w:r>
-        <w:t xml:space="preserve">Burn </w:t>
+      <w:proofErr w:type="spellStart"/>
+      <w:r>
+        <w:lastRenderedPageBreak/>
+        <w:t>Burn</w:t>
+      </w:r>
+      <w:proofErr w:type="spellEnd"/>
+      <w:r>
+        <w:t xml:space="preserve"> </w:t>
       </w:r>
       <w:r>
         <w:t>U</w:t>
@@ -16306,7 +16931,15 @@
         <w:t>á</w:t>
       </w:r>
       <w:r>
-        <w:t xml:space="preserve">fico Burn Up </w:t>
+        <w:t xml:space="preserve">fico </w:t>
+      </w:r>
+      <w:proofErr w:type="spellStart"/>
+      <w:r>
+        <w:t>Burn</w:t>
+      </w:r>
+      <w:proofErr w:type="spellEnd"/>
+      <w:r>
+        <w:t xml:space="preserve"> Up </w:t>
       </w:r>
       <w:r>
         <w:t xml:space="preserve">que representa el trabajo acumulado </w:t>
@@ -16333,7 +16966,6 @@
       <w:bookmarkStart w:id="167" w:name="_Toc201199747"/>
       <w:bookmarkStart w:id="168" w:name="_Toc211609267"/>
       <w:r>
-        <w:lastRenderedPageBreak/>
         <w:t xml:space="preserve">Figura </w:t>
       </w:r>
       <w:fldSimple w:instr=" STYLEREF 1 \s ">
@@ -16367,9 +16999,11 @@
       <w:r>
         <w:t xml:space="preserve">fica </w:t>
       </w:r>
+      <w:proofErr w:type="spellStart"/>
       <w:r>
         <w:t>Burn</w:t>
       </w:r>
+      <w:proofErr w:type="spellEnd"/>
       <w:r>
         <w:t>-Up del esfuerzo del equipo</w:t>
       </w:r>
@@ -16555,7 +17189,15 @@
     <w:p/>
     <w:p>
       <w:r>
-        <w:t>La retrospectiva del proyecto se llevó a cabo como una instancia fundamental para la inspección y adaptación continua de los procesos y el desempeño del Equipo Scrum. Esta sesión se enfocó en analizar el trabajo realizado durante los sprints anteriores con el objetivo de identificar tanto los logros alcanzados como las áreas de oportunidad que permitan optimizar la eficiencia y calidad en los futuros ciclos de desarrollo.</w:t>
+        <w:t xml:space="preserve">La retrospectiva del proyecto se llevó a cabo como una instancia fundamental para la inspección y adaptación continua de los procesos y el desempeño del Equipo Scrum. Esta sesión se enfocó en analizar el trabajo realizado durante los </w:t>
+      </w:r>
+      <w:proofErr w:type="spellStart"/>
+      <w:r>
+        <w:t>sprints</w:t>
+      </w:r>
+      <w:proofErr w:type="spellEnd"/>
+      <w:r>
+        <w:t xml:space="preserve"> anteriores con el objetivo de identificar tanto los logros alcanzados como las áreas de oportunidad que permitan optimizar la eficiencia y calidad en los futuros ciclos de desarrollo.</w:t>
       </w:r>
     </w:p>
     <w:p>
@@ -16588,7 +17230,15 @@
         <w:t xml:space="preserve">representan </w:t>
       </w:r>
       <w:r>
-        <w:t>los hallazgos y discusiones de la retrospectiva, se ha formulado el siguiente plan de mejora, el cual detalla las acciones específicas que el Equipo Scrum se compromete a implementar en los próximos sprints. Estas acciones están diseñadas para abordar las áreas identificadas y potenciar la productividad y cohesión del equipo</w:t>
+        <w:t xml:space="preserve">los hallazgos y discusiones de la retrospectiva, se ha formulado el siguiente plan de mejora, el cual detalla las acciones específicas que el Equipo Scrum se compromete a implementar en los próximos </w:t>
+      </w:r>
+      <w:proofErr w:type="spellStart"/>
+      <w:r>
+        <w:t>sprints</w:t>
+      </w:r>
+      <w:proofErr w:type="spellEnd"/>
+      <w:r>
+        <w:t>. Estas acciones están diseñadas para abordar las áreas identificadas y potenciar la productividad y cohesión del equipo</w:t>
       </w:r>
     </w:p>
     <w:p>
@@ -16656,7 +17306,7 @@
                     <pic:cNvPicPr/>
                   </pic:nvPicPr>
                   <pic:blipFill>
-                    <a:blip r:embed="rId29"/>
+                    <a:blip r:embed="rId31"/>
                     <a:stretch>
                       <a:fillRect/>
                     </a:stretch>
@@ -16730,9 +17380,11 @@
       <w:r>
         <w:t>“</w:t>
       </w:r>
+      <w:proofErr w:type="spellStart"/>
       <w:r>
         <w:t>TicTac</w:t>
       </w:r>
+      <w:proofErr w:type="spellEnd"/>
       <w:r>
         <w:t>”</w:t>
       </w:r>
@@ -16747,7 +17399,31 @@
     </w:p>
     <w:p>
       <w:r>
-        <w:t xml:space="preserve">Para usar el sistema se necesita XAMPP, activando Apache como servidor local web y MySQL para la base de datos. Funciona con archivos principales: index.php, que es la vista de inicio de sesión; header.php, que es el menú principal con el menú desplegable que combina la vista del inicio de sesión para lograr cargar la lógica del sistema, donde permite realizar los microservicios a través de dicho menú; y connection.php, que gestiona la conexión a la base de datos. </w:t>
+        <w:t xml:space="preserve">Para usar el sistema se necesita XAMPP, activando Apache como servidor local web y MySQL para la base de datos. Funciona con archivos principales: </w:t>
+      </w:r>
+      <w:proofErr w:type="spellStart"/>
+      <w:r>
+        <w:t>index.php</w:t>
+      </w:r>
+      <w:proofErr w:type="spellEnd"/>
+      <w:r>
+        <w:t xml:space="preserve">, que es la vista de inicio de sesión; </w:t>
+      </w:r>
+      <w:proofErr w:type="spellStart"/>
+      <w:r>
+        <w:t>header.php</w:t>
+      </w:r>
+      <w:proofErr w:type="spellEnd"/>
+      <w:r>
+        <w:t xml:space="preserve">, que es el menú principal con el menú desplegable que combina la vista del inicio de sesión para lograr cargar la lógica del sistema, donde permite realizar los microservicios a través de dicho menú; y </w:t>
+      </w:r>
+      <w:proofErr w:type="spellStart"/>
+      <w:r>
+        <w:t>connection.php</w:t>
+      </w:r>
+      <w:proofErr w:type="spellEnd"/>
+      <w:r>
+        <w:t xml:space="preserve">, que gestiona la conexión a la base de datos. </w:t>
       </w:r>
     </w:p>
     <w:p>
@@ -16757,7 +17433,31 @@
     </w:p>
     <w:p>
       <w:r>
-        <w:t xml:space="preserve">El usuario accede a un formulario de inicio de sesión donde introduce su nombre de usuario, ID y contraseña. Esta interfaz, desarrollada en HTML y optimizada con Bootstrap, envía los datos al mismo archivo mediante el método POST. PHP procesa la solicitud, validando si existe una sesión activa; de no ser así, verifica que se hayan introducido los datos. A continuación, incluye connection.php, que establece la conexión a la base de datos mediante la biblioteca nativa MySQLi de PHP, utilizando la función mysqli_connect(). </w:t>
+        <w:t xml:space="preserve">El usuario accede a un formulario de inicio de sesión donde introduce su nombre de usuario, ID y contraseña. Esta interfaz, desarrollada en HTML y optimizada con Bootstrap, envía los datos al mismo archivo mediante el método POST. PHP procesa la solicitud, validando si existe una sesión activa; de no ser así, verifica que se hayan introducido los datos. A continuación, incluye </w:t>
+      </w:r>
+      <w:proofErr w:type="spellStart"/>
+      <w:r>
+        <w:t>connection.php</w:t>
+      </w:r>
+      <w:proofErr w:type="spellEnd"/>
+      <w:r>
+        <w:t xml:space="preserve">, que establece la conexión a la base de datos mediante la biblioteca nativa </w:t>
+      </w:r>
+      <w:proofErr w:type="spellStart"/>
+      <w:r>
+        <w:t>MySQLi</w:t>
+      </w:r>
+      <w:proofErr w:type="spellEnd"/>
+      <w:r>
+        <w:t xml:space="preserve"> de PHP, utilizando la función </w:t>
+      </w:r>
+      <w:proofErr w:type="spellStart"/>
+      <w:r>
+        <w:t>mysqli_connect</w:t>
+      </w:r>
+      <w:proofErr w:type="spellEnd"/>
+      <w:r>
+        <w:t xml:space="preserve">(). </w:t>
       </w:r>
     </w:p>
     <w:p>
@@ -16781,7 +17481,31 @@
     </w:p>
     <w:p>
       <w:r>
-        <w:t xml:space="preserve">La conexión a MySQL se realiza mediante mysqli_connect() y mysqli_query(), utilizando mysqli_real_escape_string() para depurar los datos, aunque sin usar cifrado de contraseña ni consultas preparadas, lo que representa una mejora de seguridad. </w:t>
+        <w:t xml:space="preserve">La conexión a MySQL se realiza mediante </w:t>
+      </w:r>
+      <w:proofErr w:type="spellStart"/>
+      <w:r>
+        <w:t>mysqli_connect</w:t>
+      </w:r>
+      <w:proofErr w:type="spellEnd"/>
+      <w:r>
+        <w:t xml:space="preserve">() y </w:t>
+      </w:r>
+      <w:proofErr w:type="spellStart"/>
+      <w:r>
+        <w:t>mysqli_query</w:t>
+      </w:r>
+      <w:proofErr w:type="spellEnd"/>
+      <w:r>
+        <w:t xml:space="preserve">(), utilizando </w:t>
+      </w:r>
+      <w:proofErr w:type="spellStart"/>
+      <w:r>
+        <w:t>mysqli_real_escape_string</w:t>
+      </w:r>
+      <w:proofErr w:type="spellEnd"/>
+      <w:r>
+        <w:t xml:space="preserve">() para depurar los datos, aunque sin usar cifrado de contraseña ni consultas preparadas, lo que representa una mejora de seguridad. </w:t>
       </w:r>
     </w:p>
     <w:p/>
@@ -16806,14 +17530,32 @@
     </w:p>
     <w:p/>
     <w:p>
-      <w:r>
-        <w:t xml:space="preserve">Frontend: Se utiliza HTML para la estructura, CSS para el diseño y JavaScript con jQuery para interacciones dinámicas en el lado del cliente. Bootstrap se emplea para optimizar la interfaz de usuario. </w:t>
+      <w:proofErr w:type="spellStart"/>
+      <w:r>
+        <w:t>Frontend</w:t>
+      </w:r>
+      <w:proofErr w:type="spellEnd"/>
+      <w:r>
+        <w:t xml:space="preserve">: Se utiliza HTML para la estructura, CSS para el diseño y JavaScript con jQuery para interacciones dinámicas en el lado del cliente. Bootstrap se emplea para optimizar la interfaz de usuario. </w:t>
       </w:r>
     </w:p>
     <w:p/>
     <w:p>
-      <w:r>
-        <w:t xml:space="preserve">Backend: PHP 7.4 gestiona la lógica del servidor y las interacciones con la base de datos. Base de Datos: MySQL/MariaDB almacena los datos de usuario y la información del sistema. </w:t>
+      <w:proofErr w:type="spellStart"/>
+      <w:r>
+        <w:t>Backend</w:t>
+      </w:r>
+      <w:proofErr w:type="spellEnd"/>
+      <w:r>
+        <w:t>: PHP 7.4 gestiona la lógica del servidor y las interacciones con la base de datos. Base de Datos: MySQL/</w:t>
+      </w:r>
+      <w:proofErr w:type="spellStart"/>
+      <w:r>
+        <w:t>MariaDB</w:t>
+      </w:r>
+      <w:proofErr w:type="spellEnd"/>
+      <w:r>
+        <w:t xml:space="preserve"> almacena los datos de usuario y la información del sistema. </w:t>
       </w:r>
     </w:p>
     <w:p/>
@@ -16829,9 +17571,14 @@
         <w:pStyle w:val="Ttulo2"/>
       </w:pPr>
       <w:bookmarkStart w:id="188" w:name="_Toc211882627"/>
+      <w:proofErr w:type="spellStart"/>
       <w:r>
         <w:lastRenderedPageBreak/>
-        <w:t>Pdf diagrama de clases</w:t>
+        <w:t>Pdf</w:t>
+      </w:r>
+      <w:proofErr w:type="spellEnd"/>
+      <w:r>
+        <w:t xml:space="preserve"> diagrama de clases</w:t>
       </w:r>
       <w:r>
         <w:t xml:space="preserve"> y modelado datos</w:t>
@@ -16865,17 +17612,17 @@
             <o:lock v:ext="edit" aspectratio="t"/>
           </v:shapetype>
           <v:shape id="_x0000_i1025" type="#_x0000_t75" style="width:79.55pt;height:50.25pt" o:ole="">
-            <v:imagedata r:id="rId30" o:title=""/>
+            <v:imagedata r:id="rId32" o:title=""/>
           </v:shape>
-          <o:OLEObject Type="Embed" ProgID="Package" ShapeID="_x0000_i1025" DrawAspect="Icon" ObjectID="_1822569354" r:id="rId31"/>
+          <o:OLEObject Type="Embed" ProgID="Package" ShapeID="_x0000_i1025" DrawAspect="Icon" ObjectID="_1822756717" r:id="rId33"/>
         </w:object>
       </w:r>
       <w:r>
         <w:object w:dxaOrig="1530" w:dyaOrig="995" w14:anchorId="7318620E">
           <v:shape id="_x0000_i1026" type="#_x0000_t75" style="width:79.55pt;height:50.25pt" o:ole="">
-            <v:imagedata r:id="rId32" o:title=""/>
+            <v:imagedata r:id="rId34" o:title=""/>
           </v:shape>
-          <o:OLEObject Type="Embed" ProgID="Package" ShapeID="_x0000_i1026" DrawAspect="Icon" ObjectID="_1822569355" r:id="rId33"/>
+          <o:OLEObject Type="Embed" ProgID="Package" ShapeID="_x0000_i1026" DrawAspect="Icon" ObjectID="_1822756718" r:id="rId35"/>
         </w:object>
       </w:r>
     </w:p>
@@ -16891,8 +17638,13 @@
         <w:pStyle w:val="Ttulo2"/>
       </w:pPr>
       <w:bookmarkStart w:id="189" w:name="_Toc211882628"/>
-      <w:r>
-        <w:t xml:space="preserve">Pdf vista </w:t>
+      <w:proofErr w:type="spellStart"/>
+      <w:r>
+        <w:t>Pdf</w:t>
+      </w:r>
+      <w:proofErr w:type="spellEnd"/>
+      <w:r>
+        <w:t xml:space="preserve"> vista </w:t>
       </w:r>
       <w:r>
         <w:t>de proceso</w:t>
@@ -16903,9 +17655,9 @@
       <w:r>
         <w:object w:dxaOrig="1530" w:dyaOrig="995" w14:anchorId="0F22C1AE">
           <v:shape id="_x0000_i1027" type="#_x0000_t75" style="width:79.55pt;height:50.25pt" o:ole="">
-            <v:imagedata r:id="rId34" o:title=""/>
+            <v:imagedata r:id="rId36" o:title=""/>
           </v:shape>
-          <o:OLEObject Type="Embed" ProgID="Package" ShapeID="_x0000_i1027" DrawAspect="Icon" ObjectID="_1822569356" r:id="rId35"/>
+          <o:OLEObject Type="Embed" ProgID="Package" ShapeID="_x0000_i1027" DrawAspect="Icon" ObjectID="_1822756719" r:id="rId37"/>
         </w:object>
       </w:r>
     </w:p>
@@ -16914,8 +17666,13 @@
         <w:pStyle w:val="Ttulo2"/>
       </w:pPr>
       <w:bookmarkStart w:id="190" w:name="_Toc211882629"/>
-      <w:r>
-        <w:t>Pdf vista componentes</w:t>
+      <w:proofErr w:type="spellStart"/>
+      <w:r>
+        <w:t>Pdf</w:t>
+      </w:r>
+      <w:proofErr w:type="spellEnd"/>
+      <w:r>
+        <w:t xml:space="preserve"> vista componentes</w:t>
       </w:r>
       <w:bookmarkEnd w:id="190"/>
     </w:p>
@@ -16923,9 +17680,9 @@
       <w:r>
         <w:object w:dxaOrig="1530" w:dyaOrig="995" w14:anchorId="3BF7DF28">
           <v:shape id="_x0000_i1028" type="#_x0000_t75" style="width:79.55pt;height:50.25pt" o:ole="">
-            <v:imagedata r:id="rId36" o:title=""/>
+            <v:imagedata r:id="rId38" o:title=""/>
           </v:shape>
-          <o:OLEObject Type="Embed" ProgID="Package" ShapeID="_x0000_i1028" DrawAspect="Icon" ObjectID="_1822569357" r:id="rId37"/>
+          <o:OLEObject Type="Embed" ProgID="Package" ShapeID="_x0000_i1028" DrawAspect="Icon" ObjectID="_1822756720" r:id="rId39"/>
         </w:object>
       </w:r>
     </w:p>
@@ -16934,8 +17691,13 @@
         <w:pStyle w:val="Ttulo2"/>
       </w:pPr>
       <w:bookmarkStart w:id="191" w:name="_Toc211882630"/>
-      <w:r>
-        <w:t xml:space="preserve">Pdf vista </w:t>
+      <w:proofErr w:type="spellStart"/>
+      <w:r>
+        <w:t>Pdf</w:t>
+      </w:r>
+      <w:proofErr w:type="spellEnd"/>
+      <w:r>
+        <w:t xml:space="preserve"> vista </w:t>
       </w:r>
       <w:r>
         <w:t>despliegue</w:t>
@@ -16946,9 +17708,9 @@
       <w:r>
         <w:object w:dxaOrig="1530" w:dyaOrig="995" w14:anchorId="4B2FF5B7">
           <v:shape id="_x0000_i1029" type="#_x0000_t75" style="width:79.55pt;height:50.25pt" o:ole="">
-            <v:imagedata r:id="rId38" o:title=""/>
+            <v:imagedata r:id="rId40" o:title=""/>
           </v:shape>
-          <o:OLEObject Type="Embed" ProgID="Package" ShapeID="_x0000_i1029" DrawAspect="Icon" ObjectID="_1822569358" r:id="rId39"/>
+          <o:OLEObject Type="Embed" ProgID="Package" ShapeID="_x0000_i1029" DrawAspect="Icon" ObjectID="_1822756721" r:id="rId41"/>
         </w:object>
       </w:r>
     </w:p>
@@ -17025,20 +17787,43 @@
       <w:r>
         <w:t xml:space="preserve">hash, </w:t>
       </w:r>
-      <w:r>
-        <w:t>usuarios_id_usuarios, biometroc</w:t>
-      </w:r>
-      <w:r>
-        <w:t>o_id_biometrico, latitud, longitud</w:t>
-      </w:r>
+      <w:proofErr w:type="spellStart"/>
+      <w:r>
+        <w:t>usuarios_id_usuarios</w:t>
+      </w:r>
+      <w:proofErr w:type="spellEnd"/>
       <w:r>
         <w:t xml:space="preserve">, </w:t>
       </w:r>
+      <w:proofErr w:type="spellStart"/>
+      <w:r>
+        <w:t>biometroc</w:t>
+      </w:r>
+      <w:r>
+        <w:t>o_id_biometrico</w:t>
+      </w:r>
+      <w:proofErr w:type="spellEnd"/>
+      <w:r>
+        <w:t>, latitud, longitud</w:t>
+      </w:r>
+      <w:r>
+        <w:t xml:space="preserve">, </w:t>
+      </w:r>
+      <w:proofErr w:type="spellStart"/>
       <w:r>
         <w:t>tipoMarca</w:t>
       </w:r>
-      <w:r>
-        <w:t>, correo_enviado. descarga.</w:t>
+      <w:proofErr w:type="spellEnd"/>
+      <w:r>
+        <w:t xml:space="preserve">, </w:t>
+      </w:r>
+      <w:proofErr w:type="spellStart"/>
+      <w:r>
+        <w:t>correo_enviado</w:t>
+      </w:r>
+      <w:proofErr w:type="spellEnd"/>
+      <w:r>
+        <w:t>. descarga.</w:t>
       </w:r>
       <w:r>
         <w:t xml:space="preserve"> </w:t>
@@ -17056,8 +17841,45 @@
       <w:r>
         <w:t xml:space="preserve"> </w:t>
       </w:r>
-      <w:r>
-        <w:t>filtrar_marcasFechas(), filtrar_informe(), guardar_marca(), imprimirMarcaAsistencia(), exportarMarcaAsistencia(). Estos sugieren funcionalidades para filtrar, reportar, guardar, imprimir y exportar datos de asistencia.</w:t>
+      <w:proofErr w:type="spellStart"/>
+      <w:r>
+        <w:t>filtrar_marcasFechas</w:t>
+      </w:r>
+      <w:proofErr w:type="spellEnd"/>
+      <w:r>
+        <w:t xml:space="preserve">(), </w:t>
+      </w:r>
+      <w:proofErr w:type="spellStart"/>
+      <w:r>
+        <w:t>filtrar_informe</w:t>
+      </w:r>
+      <w:proofErr w:type="spellEnd"/>
+      <w:r>
+        <w:t xml:space="preserve">(), </w:t>
+      </w:r>
+      <w:proofErr w:type="spellStart"/>
+      <w:r>
+        <w:t>guardar_marca</w:t>
+      </w:r>
+      <w:proofErr w:type="spellEnd"/>
+      <w:r>
+        <w:t xml:space="preserve">(), </w:t>
+      </w:r>
+      <w:proofErr w:type="spellStart"/>
+      <w:r>
+        <w:t>imprimirMarcaAsistencia</w:t>
+      </w:r>
+      <w:proofErr w:type="spellEnd"/>
+      <w:r>
+        <w:t xml:space="preserve">(), </w:t>
+      </w:r>
+      <w:proofErr w:type="spellStart"/>
+      <w:r>
+        <w:t>exportarMarcaAsistencia</w:t>
+      </w:r>
+      <w:proofErr w:type="spellEnd"/>
+      <w:r>
+        <w:t>(). Estos sugieren funcionalidades para filtrar, reportar, guardar, imprimir y exportar datos de asistencia.</w:t>
       </w:r>
     </w:p>
     <w:p>
@@ -17093,7 +17915,15 @@
         <w:t>Atributos:</w:t>
       </w:r>
       <w:r>
-        <w:t xml:space="preserve"> id_biometrico (clave primaria), marca, modelo,</w:t>
+        <w:t xml:space="preserve"> </w:t>
+      </w:r>
+      <w:proofErr w:type="spellStart"/>
+      <w:r>
+        <w:t>id_biometrico</w:t>
+      </w:r>
+      <w:proofErr w:type="spellEnd"/>
+      <w:r>
+        <w:t xml:space="preserve"> (clave primaria), marca, modelo,</w:t>
       </w:r>
       <w:r>
         <w:t xml:space="preserve"> ubicación, </w:t>
@@ -17102,7 +17932,15 @@
         <w:t>status</w:t>
       </w:r>
       <w:r>
-        <w:t>, tipo, id_sucursal.</w:t>
+        <w:t xml:space="preserve">, tipo, </w:t>
+      </w:r>
+      <w:proofErr w:type="spellStart"/>
+      <w:r>
+        <w:t>id_sucursal</w:t>
+      </w:r>
+      <w:proofErr w:type="spellEnd"/>
+      <w:r>
+        <w:t>.</w:t>
       </w:r>
     </w:p>
     <w:p>
@@ -17144,7 +17982,39 @@
         <w:t>Atributos:</w:t>
       </w:r>
       <w:r>
-        <w:t xml:space="preserve"> id_departamentos (clave primaria), id_empresa (clave foránea), descripcion, status, fechaCreacion. </w:t>
+        <w:t xml:space="preserve"> </w:t>
+      </w:r>
+      <w:proofErr w:type="spellStart"/>
+      <w:r>
+        <w:t>id_departamentos</w:t>
+      </w:r>
+      <w:proofErr w:type="spellEnd"/>
+      <w:r>
+        <w:t xml:space="preserve"> (clave primaria), </w:t>
+      </w:r>
+      <w:proofErr w:type="spellStart"/>
+      <w:r>
+        <w:t>id_empresa</w:t>
+      </w:r>
+      <w:proofErr w:type="spellEnd"/>
+      <w:r>
+        <w:t xml:space="preserve"> (clave foránea), </w:t>
+      </w:r>
+      <w:proofErr w:type="spellStart"/>
+      <w:r>
+        <w:t>descripcion</w:t>
+      </w:r>
+      <w:proofErr w:type="spellEnd"/>
+      <w:r>
+        <w:t xml:space="preserve">, status, </w:t>
+      </w:r>
+      <w:proofErr w:type="spellStart"/>
+      <w:r>
+        <w:t>fechaCreacion</w:t>
+      </w:r>
+      <w:proofErr w:type="spellEnd"/>
+      <w:r>
+        <w:t xml:space="preserve">. </w:t>
       </w:r>
     </w:p>
     <w:p>
@@ -17156,7 +18026,39 @@
         <w:t>Métodos:</w:t>
       </w:r>
       <w:r>
-        <w:t xml:space="preserve"> nuevo_departamento(), cambiar_estadoDepartamentos(), actualizar_departamentos(), guardar_departamentos(). Estos indican operaciones CRUD (Crear, Leer, Actualizar, Eliminar) para los departamentos</w:t>
+        <w:t xml:space="preserve"> </w:t>
+      </w:r>
+      <w:proofErr w:type="spellStart"/>
+      <w:r>
+        <w:t>nuevo_departamento</w:t>
+      </w:r>
+      <w:proofErr w:type="spellEnd"/>
+      <w:r>
+        <w:t xml:space="preserve">(), </w:t>
+      </w:r>
+      <w:proofErr w:type="spellStart"/>
+      <w:r>
+        <w:t>cambiar_estadoDepartamentos</w:t>
+      </w:r>
+      <w:proofErr w:type="spellEnd"/>
+      <w:r>
+        <w:t xml:space="preserve">(), </w:t>
+      </w:r>
+      <w:proofErr w:type="spellStart"/>
+      <w:r>
+        <w:t>actualizar_departamentos</w:t>
+      </w:r>
+      <w:proofErr w:type="spellEnd"/>
+      <w:r>
+        <w:t xml:space="preserve">(), </w:t>
+      </w:r>
+      <w:proofErr w:type="spellStart"/>
+      <w:r>
+        <w:t>guardar_departamentos</w:t>
+      </w:r>
+      <w:proofErr w:type="spellEnd"/>
+      <w:r>
+        <w:t>(). Estos indican operaciones CRUD (Crear, Leer, Actualizar, Eliminar) para los departamentos</w:t>
       </w:r>
     </w:p>
     <w:p>
@@ -17192,7 +18094,71 @@
         <w:t>Atributos:</w:t>
       </w:r>
       <w:r>
-        <w:t xml:space="preserve"> id_empresas (clave primaria), RazonSocial, nombreFantasia, rut, representanteLegal, actividadEconomica, giro, fechaCreacion, web, email, logo, pais, </w:t>
+        <w:t xml:space="preserve"> </w:t>
+      </w:r>
+      <w:proofErr w:type="spellStart"/>
+      <w:r>
+        <w:t>id_empresas</w:t>
+      </w:r>
+      <w:proofErr w:type="spellEnd"/>
+      <w:r>
+        <w:t xml:space="preserve"> (clave primaria), </w:t>
+      </w:r>
+      <w:proofErr w:type="spellStart"/>
+      <w:r>
+        <w:t>RazonSocial</w:t>
+      </w:r>
+      <w:proofErr w:type="spellEnd"/>
+      <w:r>
+        <w:t xml:space="preserve">, </w:t>
+      </w:r>
+      <w:proofErr w:type="spellStart"/>
+      <w:r>
+        <w:t>nombreFantasia</w:t>
+      </w:r>
+      <w:proofErr w:type="spellEnd"/>
+      <w:r>
+        <w:t xml:space="preserve">, </w:t>
+      </w:r>
+      <w:proofErr w:type="spellStart"/>
+      <w:r>
+        <w:t>rut</w:t>
+      </w:r>
+      <w:proofErr w:type="spellEnd"/>
+      <w:r>
+        <w:t xml:space="preserve">, </w:t>
+      </w:r>
+      <w:proofErr w:type="spellStart"/>
+      <w:r>
+        <w:t>representanteLegal</w:t>
+      </w:r>
+      <w:proofErr w:type="spellEnd"/>
+      <w:r>
+        <w:t xml:space="preserve">, </w:t>
+      </w:r>
+      <w:proofErr w:type="spellStart"/>
+      <w:r>
+        <w:t>actividadEconomica</w:t>
+      </w:r>
+      <w:proofErr w:type="spellEnd"/>
+      <w:r>
+        <w:t xml:space="preserve">, giro, </w:t>
+      </w:r>
+      <w:proofErr w:type="spellStart"/>
+      <w:r>
+        <w:t>fechaCreacion</w:t>
+      </w:r>
+      <w:proofErr w:type="spellEnd"/>
+      <w:r>
+        <w:t xml:space="preserve">, web, email, logo, </w:t>
+      </w:r>
+      <w:proofErr w:type="spellStart"/>
+      <w:r>
+        <w:t>pais</w:t>
+      </w:r>
+      <w:proofErr w:type="spellEnd"/>
+      <w:r>
+        <w:t xml:space="preserve">, </w:t>
       </w:r>
       <w:r>
         <w:t>status</w:t>
@@ -17201,10 +18167,23 @@
         <w:t>,</w:t>
       </w:r>
       <w:r>
-        <w:t xml:space="preserve"> holding_id_holdind</w:t>
-      </w:r>
-      <w:r>
-        <w:t>, FechaTermino,</w:t>
+        <w:t xml:space="preserve"> </w:t>
+      </w:r>
+      <w:proofErr w:type="spellStart"/>
+      <w:r>
+        <w:t>holding_id_holdind</w:t>
+      </w:r>
+      <w:proofErr w:type="spellEnd"/>
+      <w:r>
+        <w:t xml:space="preserve">, </w:t>
+      </w:r>
+      <w:proofErr w:type="spellStart"/>
+      <w:r>
+        <w:t>FechaTermino</w:t>
+      </w:r>
+      <w:proofErr w:type="spellEnd"/>
+      <w:r>
+        <w:t>,</w:t>
       </w:r>
       <w:r>
         <w:t xml:space="preserve"> C</w:t>
@@ -17249,10 +18228,95 @@
         <w:t>Atributos:</w:t>
       </w:r>
       <w:r>
-        <w:t xml:space="preserve"> id_turnos (clave primaria), nombreTurno, numeroDia, horario, ventanaIngreso, horaEntrada, diaEntrada, tolerancia, entradaColacion, salidaColacion, horaSalida, ventanaSalida, libre, </w:t>
-      </w:r>
-      <w:r>
-        <w:t xml:space="preserve">totalHorasDia, extra, </w:t>
+        <w:t xml:space="preserve"> </w:t>
+      </w:r>
+      <w:proofErr w:type="spellStart"/>
+      <w:r>
+        <w:t>id_turnos</w:t>
+      </w:r>
+      <w:proofErr w:type="spellEnd"/>
+      <w:r>
+        <w:t xml:space="preserve"> (clave primaria), </w:t>
+      </w:r>
+      <w:proofErr w:type="spellStart"/>
+      <w:r>
+        <w:t>nombreTurno</w:t>
+      </w:r>
+      <w:proofErr w:type="spellEnd"/>
+      <w:r>
+        <w:t xml:space="preserve">, </w:t>
+      </w:r>
+      <w:proofErr w:type="spellStart"/>
+      <w:r>
+        <w:t>numeroDia</w:t>
+      </w:r>
+      <w:proofErr w:type="spellEnd"/>
+      <w:r>
+        <w:t xml:space="preserve">, horario, </w:t>
+      </w:r>
+      <w:proofErr w:type="spellStart"/>
+      <w:r>
+        <w:t>ventanaIngreso</w:t>
+      </w:r>
+      <w:proofErr w:type="spellEnd"/>
+      <w:r>
+        <w:t xml:space="preserve">, </w:t>
+      </w:r>
+      <w:proofErr w:type="spellStart"/>
+      <w:r>
+        <w:t>horaEntrada</w:t>
+      </w:r>
+      <w:proofErr w:type="spellEnd"/>
+      <w:r>
+        <w:t xml:space="preserve">, </w:t>
+      </w:r>
+      <w:proofErr w:type="spellStart"/>
+      <w:r>
+        <w:t>diaEntrada</w:t>
+      </w:r>
+      <w:proofErr w:type="spellEnd"/>
+      <w:r>
+        <w:t xml:space="preserve">, tolerancia, </w:t>
+      </w:r>
+      <w:proofErr w:type="spellStart"/>
+      <w:r>
+        <w:t>entradaColacion</w:t>
+      </w:r>
+      <w:proofErr w:type="spellEnd"/>
+      <w:r>
+        <w:t xml:space="preserve">, </w:t>
+      </w:r>
+      <w:proofErr w:type="spellStart"/>
+      <w:r>
+        <w:t>salidaColacion</w:t>
+      </w:r>
+      <w:proofErr w:type="spellEnd"/>
+      <w:r>
+        <w:t xml:space="preserve">, </w:t>
+      </w:r>
+      <w:proofErr w:type="spellStart"/>
+      <w:r>
+        <w:t>horaSalida</w:t>
+      </w:r>
+      <w:proofErr w:type="spellEnd"/>
+      <w:r>
+        <w:t xml:space="preserve">, </w:t>
+      </w:r>
+      <w:proofErr w:type="spellStart"/>
+      <w:r>
+        <w:t>ventanaSalida</w:t>
+      </w:r>
+      <w:proofErr w:type="spellEnd"/>
+      <w:r>
+        <w:t xml:space="preserve">, libre, </w:t>
+      </w:r>
+      <w:proofErr w:type="spellStart"/>
+      <w:r>
+        <w:t>totalHorasDia</w:t>
+      </w:r>
+      <w:proofErr w:type="spellEnd"/>
+      <w:r>
+        <w:t xml:space="preserve">, extra, </w:t>
       </w:r>
       <w:r>
         <w:t>status.</w:t>
@@ -17268,16 +18332,65 @@
         <w:t>Métodos:</w:t>
       </w:r>
       <w:r>
-        <w:t xml:space="preserve"> nuevo_turno(), guardar_turno(), actualizar_turno(), cambiar_estadoTurno(), eliminar_turno()</w:t>
-      </w:r>
-      <w:r>
-        <w:t>, tablaresumen_turnos()</w:t>
+        <w:t xml:space="preserve"> </w:t>
+      </w:r>
+      <w:proofErr w:type="spellStart"/>
+      <w:r>
+        <w:t>nuevo_turno</w:t>
+      </w:r>
+      <w:proofErr w:type="spellEnd"/>
+      <w:r>
+        <w:t xml:space="preserve">(), </w:t>
+      </w:r>
+      <w:proofErr w:type="spellStart"/>
+      <w:r>
+        <w:t>guardar_turno</w:t>
+      </w:r>
+      <w:proofErr w:type="spellEnd"/>
+      <w:r>
+        <w:t xml:space="preserve">(), </w:t>
+      </w:r>
+      <w:proofErr w:type="spellStart"/>
+      <w:r>
+        <w:t>actualizar_turno</w:t>
+      </w:r>
+      <w:proofErr w:type="spellEnd"/>
+      <w:r>
+        <w:t xml:space="preserve">(), </w:t>
+      </w:r>
+      <w:proofErr w:type="spellStart"/>
+      <w:r>
+        <w:t>cambiar_estadoTurno</w:t>
+      </w:r>
+      <w:proofErr w:type="spellEnd"/>
+      <w:r>
+        <w:t xml:space="preserve">(), </w:t>
+      </w:r>
+      <w:proofErr w:type="spellStart"/>
+      <w:r>
+        <w:t>eliminar_turno</w:t>
+      </w:r>
+      <w:proofErr w:type="spellEnd"/>
+      <w:r>
+        <w:t>()</w:t>
+      </w:r>
+      <w:r>
+        <w:t xml:space="preserve">, </w:t>
+      </w:r>
+      <w:proofErr w:type="spellStart"/>
+      <w:r>
+        <w:t>tablaresumen_turnos</w:t>
+      </w:r>
+      <w:proofErr w:type="spellEnd"/>
+      <w:r>
+        <w:t>()</w:t>
       </w:r>
       <w:r>
         <w:t>.</w:t>
       </w:r>
     </w:p>
     <w:p>
+      <w:proofErr w:type="spellStart"/>
       <w:r>
         <w:rPr>
           <w:b/>
@@ -17285,6 +18398,7 @@
         </w:rPr>
         <w:t>tipo_contrato</w:t>
       </w:r>
+      <w:proofErr w:type="spellEnd"/>
       <w:r>
         <w:t>:</w:t>
       </w:r>
@@ -17310,7 +18424,31 @@
         <w:t>Atributos:</w:t>
       </w:r>
       <w:r>
-        <w:t xml:space="preserve"> id_tipocontrato (clave primaria), id_empresa (clave foránea), descripcion, status. </w:t>
+        <w:t xml:space="preserve"> </w:t>
+      </w:r>
+      <w:proofErr w:type="spellStart"/>
+      <w:r>
+        <w:t>id_tipocontrato</w:t>
+      </w:r>
+      <w:proofErr w:type="spellEnd"/>
+      <w:r>
+        <w:t xml:space="preserve"> (clave primaria), </w:t>
+      </w:r>
+      <w:proofErr w:type="spellStart"/>
+      <w:r>
+        <w:t>id_empresa</w:t>
+      </w:r>
+      <w:proofErr w:type="spellEnd"/>
+      <w:r>
+        <w:t xml:space="preserve"> (clave foránea), </w:t>
+      </w:r>
+      <w:proofErr w:type="spellStart"/>
+      <w:r>
+        <w:t>descripcion</w:t>
+      </w:r>
+      <w:proofErr w:type="spellEnd"/>
+      <w:r>
+        <w:t xml:space="preserve">, status. </w:t>
       </w:r>
     </w:p>
     <w:p>
@@ -17322,7 +18460,39 @@
         <w:t>Métodos:</w:t>
       </w:r>
       <w:r>
-        <w:t xml:space="preserve"> nuevo_tipoContrato(), guardar_tipoContrato(), actualizar_tipoContrato(), cambiar_estadoTipoContrato().</w:t>
+        <w:t xml:space="preserve"> </w:t>
+      </w:r>
+      <w:proofErr w:type="spellStart"/>
+      <w:r>
+        <w:t>nuevo_tipoContrato</w:t>
+      </w:r>
+      <w:proofErr w:type="spellEnd"/>
+      <w:r>
+        <w:t xml:space="preserve">(), </w:t>
+      </w:r>
+      <w:proofErr w:type="spellStart"/>
+      <w:r>
+        <w:t>guardar_tipoContrato</w:t>
+      </w:r>
+      <w:proofErr w:type="spellEnd"/>
+      <w:r>
+        <w:t xml:space="preserve">(), </w:t>
+      </w:r>
+      <w:proofErr w:type="spellStart"/>
+      <w:r>
+        <w:t>actualizar_tipoContrato</w:t>
+      </w:r>
+      <w:proofErr w:type="spellEnd"/>
+      <w:r>
+        <w:t xml:space="preserve">(), </w:t>
+      </w:r>
+      <w:proofErr w:type="spellStart"/>
+      <w:r>
+        <w:t>cambiar_estadoTipoContrato</w:t>
+      </w:r>
+      <w:proofErr w:type="spellEnd"/>
+      <w:r>
+        <w:t>().</w:t>
       </w:r>
     </w:p>
     <w:p>
@@ -17390,9 +18560,11 @@
         </w:rPr>
         <w:t xml:space="preserve"> </w:t>
       </w:r>
+      <w:proofErr w:type="spellStart"/>
       <w:r>
         <w:t>id_usuarios</w:t>
       </w:r>
+      <w:proofErr w:type="spellEnd"/>
       <w:r>
         <w:rPr>
           <w:rFonts w:cs="Times New Roman"/>
@@ -17402,45 +18574,171 @@
       <w:r>
         <w:t xml:space="preserve"> </w:t>
       </w:r>
-      <w:r>
-        <w:t>rut, digitoRUT</w:t>
-      </w:r>
-      <w:r>
-        <w:t>, codigoDedo, nombres, apellido1, apellido2</w:t>
-      </w:r>
-      <w:r>
-        <w:t>, tipoContrato, direccion, comuna, ciudad, país, telefono, celular</w:t>
-      </w:r>
-      <w:r>
-        <w:t>, id_ficha(foránea), email, turnoFijo, username, password, perfil, cargo,</w:t>
-      </w:r>
-      <w:r>
-        <w:t xml:space="preserve"> salt, status, sucurusal_id_sucursal (</w:t>
+      <w:proofErr w:type="spellStart"/>
+      <w:r>
+        <w:t>rut</w:t>
+      </w:r>
+      <w:proofErr w:type="spellEnd"/>
+      <w:r>
+        <w:t xml:space="preserve">, </w:t>
+      </w:r>
+      <w:proofErr w:type="spellStart"/>
+      <w:r>
+        <w:t>digitoRUT</w:t>
+      </w:r>
+      <w:proofErr w:type="spellEnd"/>
+      <w:r>
+        <w:t xml:space="preserve">, </w:t>
+      </w:r>
+      <w:proofErr w:type="spellStart"/>
+      <w:r>
+        <w:t>codigoDedo</w:t>
+      </w:r>
+      <w:proofErr w:type="spellEnd"/>
+      <w:r>
+        <w:t>, nombres, apellido1, apellido2</w:t>
+      </w:r>
+      <w:r>
+        <w:t xml:space="preserve">, </w:t>
+      </w:r>
+      <w:proofErr w:type="spellStart"/>
+      <w:r>
+        <w:t>tipoContrato</w:t>
+      </w:r>
+      <w:proofErr w:type="spellEnd"/>
+      <w:r>
+        <w:t xml:space="preserve">, </w:t>
+      </w:r>
+      <w:proofErr w:type="spellStart"/>
+      <w:r>
+        <w:t>direccion</w:t>
+      </w:r>
+      <w:proofErr w:type="spellEnd"/>
+      <w:r>
+        <w:t xml:space="preserve">, comuna, ciudad, país, </w:t>
+      </w:r>
+      <w:proofErr w:type="spellStart"/>
+      <w:r>
+        <w:t>telefono</w:t>
+      </w:r>
+      <w:proofErr w:type="spellEnd"/>
+      <w:r>
+        <w:t>, celular</w:t>
+      </w:r>
+      <w:r>
+        <w:t xml:space="preserve">, </w:t>
+      </w:r>
+      <w:proofErr w:type="spellStart"/>
+      <w:r>
+        <w:t>id_ficha</w:t>
+      </w:r>
+      <w:proofErr w:type="spellEnd"/>
+      <w:r>
+        <w:t xml:space="preserve">(foránea), email, </w:t>
+      </w:r>
+      <w:proofErr w:type="spellStart"/>
+      <w:r>
+        <w:t>turnoFijo</w:t>
+      </w:r>
+      <w:proofErr w:type="spellEnd"/>
+      <w:r>
+        <w:t xml:space="preserve">, </w:t>
+      </w:r>
+      <w:proofErr w:type="spellStart"/>
+      <w:r>
+        <w:t>username</w:t>
+      </w:r>
+      <w:proofErr w:type="spellEnd"/>
+      <w:r>
+        <w:t xml:space="preserve">, </w:t>
+      </w:r>
+      <w:proofErr w:type="spellStart"/>
+      <w:r>
+        <w:t>password</w:t>
+      </w:r>
+      <w:proofErr w:type="spellEnd"/>
+      <w:r>
+        <w:t>, perfil, cargo,</w:t>
+      </w:r>
+      <w:r>
+        <w:t xml:space="preserve"> </w:t>
+      </w:r>
+      <w:proofErr w:type="spellStart"/>
+      <w:r>
+        <w:t>salt</w:t>
+      </w:r>
+      <w:proofErr w:type="spellEnd"/>
+      <w:r>
+        <w:t xml:space="preserve">, status, </w:t>
+      </w:r>
+      <w:proofErr w:type="spellStart"/>
+      <w:r>
+        <w:t>sucurusal_id_sucursal</w:t>
+      </w:r>
+      <w:proofErr w:type="spellEnd"/>
+      <w:r>
+        <w:t xml:space="preserve"> (</w:t>
       </w:r>
       <w:r>
         <w:t xml:space="preserve">foránea), </w:t>
       </w:r>
-      <w:r>
-        <w:t xml:space="preserve">turnos_id_turnos (foránea), </w:t>
-      </w:r>
-      <w:r>
-        <w:t>departamentos_id_departamentos (foránea</w:t>
+      <w:proofErr w:type="spellStart"/>
+      <w:r>
+        <w:t>turnos_id_turnos</w:t>
+      </w:r>
+      <w:proofErr w:type="spellEnd"/>
+      <w:r>
+        <w:t xml:space="preserve"> (foránea), </w:t>
+      </w:r>
+      <w:proofErr w:type="spellStart"/>
+      <w:r>
+        <w:t>departamentos_id_departamentos</w:t>
+      </w:r>
+      <w:proofErr w:type="spellEnd"/>
+      <w:r>
+        <w:t xml:space="preserve"> (foránea</w:t>
       </w:r>
       <w:r>
         <w:t>)</w:t>
       </w:r>
       <w:r>
-        <w:t xml:space="preserve">, cc_id_cc </w:t>
+        <w:t xml:space="preserve">, </w:t>
+      </w:r>
+      <w:proofErr w:type="spellStart"/>
+      <w:r>
+        <w:t>cc_id_cc</w:t>
+      </w:r>
+      <w:proofErr w:type="spellEnd"/>
+      <w:r>
+        <w:t xml:space="preserve"> </w:t>
       </w:r>
       <w:r>
         <w:t>(foránea</w:t>
       </w:r>
       <w:r>
-        <w:t>), fechaCreacion, claveReloj</w:t>
-      </w:r>
-      <w:r>
-        <w:t>, id_empresas</w:t>
-      </w:r>
+        <w:t xml:space="preserve">), </w:t>
+      </w:r>
+      <w:proofErr w:type="spellStart"/>
+      <w:r>
+        <w:t>fechaCreacion</w:t>
+      </w:r>
+      <w:proofErr w:type="spellEnd"/>
+      <w:r>
+        <w:t xml:space="preserve">, </w:t>
+      </w:r>
+      <w:proofErr w:type="spellStart"/>
+      <w:r>
+        <w:t>claveReloj</w:t>
+      </w:r>
+      <w:proofErr w:type="spellEnd"/>
+      <w:r>
+        <w:t xml:space="preserve">, </w:t>
+      </w:r>
+      <w:proofErr w:type="spellStart"/>
+      <w:r>
+        <w:t>id_empresas</w:t>
+      </w:r>
+      <w:proofErr w:type="spellEnd"/>
       <w:r>
         <w:rPr>
           <w:rFonts w:cs="Times New Roman"/>
@@ -17457,7 +18755,63 @@
         <w:t>Métodos:</w:t>
       </w:r>
       <w:r>
-        <w:t xml:space="preserve"> nuevo_usuario(), guardar_usuario(), editar_empleado(), cambiar_estadoUsuario(), cambiar_turnoUsuario(), cambiar_sucursalUsuario(), imprimiendoUsuario().</w:t>
+        <w:t xml:space="preserve"> </w:t>
+      </w:r>
+      <w:proofErr w:type="spellStart"/>
+      <w:r>
+        <w:t>nuevo_usuario</w:t>
+      </w:r>
+      <w:proofErr w:type="spellEnd"/>
+      <w:r>
+        <w:t xml:space="preserve">(), </w:t>
+      </w:r>
+      <w:proofErr w:type="spellStart"/>
+      <w:r>
+        <w:t>guardar_usuario</w:t>
+      </w:r>
+      <w:proofErr w:type="spellEnd"/>
+      <w:r>
+        <w:t xml:space="preserve">(), </w:t>
+      </w:r>
+      <w:proofErr w:type="spellStart"/>
+      <w:r>
+        <w:t>editar_empleado</w:t>
+      </w:r>
+      <w:proofErr w:type="spellEnd"/>
+      <w:r>
+        <w:t xml:space="preserve">(), </w:t>
+      </w:r>
+      <w:proofErr w:type="spellStart"/>
+      <w:r>
+        <w:t>cambiar_estadoUsuario</w:t>
+      </w:r>
+      <w:proofErr w:type="spellEnd"/>
+      <w:r>
+        <w:t xml:space="preserve">(), </w:t>
+      </w:r>
+      <w:proofErr w:type="spellStart"/>
+      <w:r>
+        <w:t>cambiar_turnoUsuario</w:t>
+      </w:r>
+      <w:proofErr w:type="spellEnd"/>
+      <w:r>
+        <w:t xml:space="preserve">(), </w:t>
+      </w:r>
+      <w:proofErr w:type="spellStart"/>
+      <w:r>
+        <w:t>cambiar_sucursalUsuario</w:t>
+      </w:r>
+      <w:proofErr w:type="spellEnd"/>
+      <w:r>
+        <w:t xml:space="preserve">(), </w:t>
+      </w:r>
+      <w:proofErr w:type="spellStart"/>
+      <w:r>
+        <w:t>imprimiendoUsuario</w:t>
+      </w:r>
+      <w:proofErr w:type="spellEnd"/>
+      <w:r>
+        <w:t>().</w:t>
       </w:r>
     </w:p>
     <w:p>
@@ -17493,7 +18847,23 @@
         <w:t>Atributos:</w:t>
       </w:r>
       <w:r>
-        <w:t xml:space="preserve"> id_holding (clave primaria), nombre, representante, status, fechaCreacion.</w:t>
+        <w:t xml:space="preserve"> </w:t>
+      </w:r>
+      <w:proofErr w:type="spellStart"/>
+      <w:r>
+        <w:t>id_holding</w:t>
+      </w:r>
+      <w:proofErr w:type="spellEnd"/>
+      <w:r>
+        <w:t xml:space="preserve"> (clave primaria), nombre, representante, status, </w:t>
+      </w:r>
+      <w:proofErr w:type="spellStart"/>
+      <w:r>
+        <w:t>fechaCreacion</w:t>
+      </w:r>
+      <w:proofErr w:type="spellEnd"/>
+      <w:r>
+        <w:t>.</w:t>
       </w:r>
     </w:p>
     <w:p>
@@ -17530,17 +18900,64 @@
         <w:t>Atributos:</w:t>
       </w:r>
       <w:r>
-        <w:t xml:space="preserve"> id_sucursal (clave primaria), tipo, nombre, direccion, comuna, fonos, celular, fax, representante, rutRepresentante, ciudad, pais, statusSucursal, </w:t>
-      </w:r>
+        <w:t xml:space="preserve"> </w:t>
+      </w:r>
+      <w:proofErr w:type="spellStart"/>
+      <w:r>
+        <w:t>id_sucursal</w:t>
+      </w:r>
+      <w:proofErr w:type="spellEnd"/>
+      <w:r>
+        <w:t xml:space="preserve"> (clave primaria), tipo, nombre, </w:t>
+      </w:r>
+      <w:proofErr w:type="spellStart"/>
+      <w:r>
+        <w:t>direccion</w:t>
+      </w:r>
+      <w:proofErr w:type="spellEnd"/>
+      <w:r>
+        <w:t xml:space="preserve">, comuna, fonos, celular, fax, representante, </w:t>
+      </w:r>
+      <w:proofErr w:type="spellStart"/>
+      <w:r>
+        <w:t>rutRepresentante</w:t>
+      </w:r>
+      <w:proofErr w:type="spellEnd"/>
+      <w:r>
+        <w:t xml:space="preserve">, ciudad, </w:t>
+      </w:r>
+      <w:proofErr w:type="spellStart"/>
+      <w:r>
+        <w:t>pais</w:t>
+      </w:r>
+      <w:proofErr w:type="spellEnd"/>
+      <w:r>
+        <w:t xml:space="preserve">, </w:t>
+      </w:r>
+      <w:proofErr w:type="spellStart"/>
+      <w:r>
+        <w:t>statusSucursal</w:t>
+      </w:r>
+      <w:proofErr w:type="spellEnd"/>
+      <w:r>
+        <w:t xml:space="preserve">, </w:t>
+      </w:r>
+      <w:proofErr w:type="spellStart"/>
       <w:r>
         <w:t>empresas_id_empresas</w:t>
       </w:r>
+      <w:proofErr w:type="spellEnd"/>
       <w:r>
         <w:t xml:space="preserve"> (clave foránea)</w:t>
       </w:r>
       <w:r>
-        <w:t>, fechaCreacion</w:t>
-      </w:r>
+        <w:t xml:space="preserve">, </w:t>
+      </w:r>
+      <w:proofErr w:type="spellStart"/>
+      <w:r>
+        <w:t>fechaCreacion</w:t>
+      </w:r>
+      <w:proofErr w:type="spellEnd"/>
       <w:r>
         <w:t xml:space="preserve">. </w:t>
       </w:r>
@@ -17556,8 +18973,37 @@
       <w:r>
         <w:t xml:space="preserve"> </w:t>
       </w:r>
-      <w:r>
-        <w:t>guardar_sucursal(), nueva_sucursal() (nombre de método duplicado), cambiar_estadoSucursal(), actualizar_sucursal().</w:t>
+      <w:proofErr w:type="spellStart"/>
+      <w:r>
+        <w:t>guardar_sucursal</w:t>
+      </w:r>
+      <w:proofErr w:type="spellEnd"/>
+      <w:r>
+        <w:t xml:space="preserve">(), </w:t>
+      </w:r>
+      <w:proofErr w:type="spellStart"/>
+      <w:r>
+        <w:t>nueva_sucursal</w:t>
+      </w:r>
+      <w:proofErr w:type="spellEnd"/>
+      <w:r>
+        <w:t xml:space="preserve">() (nombre de método duplicado), </w:t>
+      </w:r>
+      <w:proofErr w:type="spellStart"/>
+      <w:r>
+        <w:t>cambiar_estadoSucursal</w:t>
+      </w:r>
+      <w:proofErr w:type="spellEnd"/>
+      <w:r>
+        <w:t xml:space="preserve">(), </w:t>
+      </w:r>
+      <w:proofErr w:type="spellStart"/>
+      <w:r>
+        <w:t>actualizar_sucursal</w:t>
+      </w:r>
+      <w:proofErr w:type="spellEnd"/>
+      <w:r>
+        <w:t>().</w:t>
       </w:r>
     </w:p>
     <w:p/>
@@ -17594,7 +19040,79 @@
         <w:t>Atributos:</w:t>
       </w:r>
       <w:r>
-        <w:t xml:space="preserve"> id_permisos (clave primaria), id_usuario (clave foránea), id_motivo (clave foránea), fecha_ini, hora_ini, fecha_fin, hora_fin, total_horas, observaciones, goce, status, adjunto, creado, hora_creado. </w:t>
+        <w:t xml:space="preserve"> </w:t>
+      </w:r>
+      <w:proofErr w:type="spellStart"/>
+      <w:r>
+        <w:t>id_permisos</w:t>
+      </w:r>
+      <w:proofErr w:type="spellEnd"/>
+      <w:r>
+        <w:t xml:space="preserve"> (clave primaria), </w:t>
+      </w:r>
+      <w:proofErr w:type="spellStart"/>
+      <w:r>
+        <w:t>id_usuario</w:t>
+      </w:r>
+      <w:proofErr w:type="spellEnd"/>
+      <w:r>
+        <w:t xml:space="preserve"> (clave foránea), </w:t>
+      </w:r>
+      <w:proofErr w:type="spellStart"/>
+      <w:r>
+        <w:t>id_motivo</w:t>
+      </w:r>
+      <w:proofErr w:type="spellEnd"/>
+      <w:r>
+        <w:t xml:space="preserve"> (clave foránea), </w:t>
+      </w:r>
+      <w:proofErr w:type="spellStart"/>
+      <w:r>
+        <w:t>fecha_ini</w:t>
+      </w:r>
+      <w:proofErr w:type="spellEnd"/>
+      <w:r>
+        <w:t xml:space="preserve">, </w:t>
+      </w:r>
+      <w:proofErr w:type="spellStart"/>
+      <w:r>
+        <w:t>hora_ini</w:t>
+      </w:r>
+      <w:proofErr w:type="spellEnd"/>
+      <w:r>
+        <w:t xml:space="preserve">, </w:t>
+      </w:r>
+      <w:proofErr w:type="spellStart"/>
+      <w:r>
+        <w:t>fecha_fin</w:t>
+      </w:r>
+      <w:proofErr w:type="spellEnd"/>
+      <w:r>
+        <w:t xml:space="preserve">, </w:t>
+      </w:r>
+      <w:proofErr w:type="spellStart"/>
+      <w:r>
+        <w:t>hora_fin</w:t>
+      </w:r>
+      <w:proofErr w:type="spellEnd"/>
+      <w:r>
+        <w:t xml:space="preserve">, </w:t>
+      </w:r>
+      <w:proofErr w:type="spellStart"/>
+      <w:r>
+        <w:t>total_horas</w:t>
+      </w:r>
+      <w:proofErr w:type="spellEnd"/>
+      <w:r>
+        <w:t xml:space="preserve">, observaciones, goce, status, adjunto, creado, </w:t>
+      </w:r>
+      <w:proofErr w:type="spellStart"/>
+      <w:r>
+        <w:t>hora_creado</w:t>
+      </w:r>
+      <w:proofErr w:type="spellEnd"/>
+      <w:r>
+        <w:t xml:space="preserve">. </w:t>
       </w:r>
     </w:p>
     <w:p>
@@ -17608,11 +19126,65 @@
       <w:r>
         <w:t xml:space="preserve"> </w:t>
       </w:r>
-      <w:r>
-        <w:t>nuevo_permiso(), guardar_permisos(), actualizar_permisos(), cambiar_estadoPermiso(), filtrar_permisos(), eliminar_permisos(), imprimir_permisos()</w:t>
-      </w:r>
-    </w:p>
-    <w:p>
+      <w:proofErr w:type="spellStart"/>
+      <w:r>
+        <w:t>nuevo_permiso</w:t>
+      </w:r>
+      <w:proofErr w:type="spellEnd"/>
+      <w:r>
+        <w:t xml:space="preserve">(), </w:t>
+      </w:r>
+      <w:proofErr w:type="spellStart"/>
+      <w:r>
+        <w:t>guardar_permisos</w:t>
+      </w:r>
+      <w:proofErr w:type="spellEnd"/>
+      <w:r>
+        <w:t xml:space="preserve">(), </w:t>
+      </w:r>
+      <w:proofErr w:type="spellStart"/>
+      <w:r>
+        <w:t>actualizar_permisos</w:t>
+      </w:r>
+      <w:proofErr w:type="spellEnd"/>
+      <w:r>
+        <w:t xml:space="preserve">(), </w:t>
+      </w:r>
+      <w:proofErr w:type="spellStart"/>
+      <w:r>
+        <w:t>cambiar_estadoPermiso</w:t>
+      </w:r>
+      <w:proofErr w:type="spellEnd"/>
+      <w:r>
+        <w:t xml:space="preserve">(), </w:t>
+      </w:r>
+      <w:proofErr w:type="spellStart"/>
+      <w:r>
+        <w:t>filtrar_permisos</w:t>
+      </w:r>
+      <w:proofErr w:type="spellEnd"/>
+      <w:r>
+        <w:t xml:space="preserve">(), </w:t>
+      </w:r>
+      <w:proofErr w:type="spellStart"/>
+      <w:r>
+        <w:t>eliminar_permisos</w:t>
+      </w:r>
+      <w:proofErr w:type="spellEnd"/>
+      <w:r>
+        <w:t xml:space="preserve">(), </w:t>
+      </w:r>
+      <w:proofErr w:type="spellStart"/>
+      <w:r>
+        <w:t>imprimir_permisos</w:t>
+      </w:r>
+      <w:proofErr w:type="spellEnd"/>
+      <w:r>
+        <w:t>()</w:t>
+      </w:r>
+    </w:p>
+    <w:p>
+      <w:proofErr w:type="spellStart"/>
       <w:r>
         <w:rPr>
           <w:b/>
@@ -17620,6 +19192,7 @@
         </w:rPr>
         <w:t>motivos_permisos</w:t>
       </w:r>
+      <w:proofErr w:type="spellEnd"/>
       <w:r>
         <w:t>:</w:t>
       </w:r>
@@ -17647,11 +19220,32 @@
       <w:r>
         <w:t xml:space="preserve"> </w:t>
       </w:r>
+      <w:proofErr w:type="spellStart"/>
       <w:r>
         <w:t>id_</w:t>
       </w:r>
       <w:r>
-        <w:t xml:space="preserve">motivo (clave primaria), descripcion, status, fecha_creacion. </w:t>
+        <w:t>motivo</w:t>
+      </w:r>
+      <w:proofErr w:type="spellEnd"/>
+      <w:r>
+        <w:t xml:space="preserve"> (clave primaria), </w:t>
+      </w:r>
+      <w:proofErr w:type="spellStart"/>
+      <w:r>
+        <w:t>descripcion</w:t>
+      </w:r>
+      <w:proofErr w:type="spellEnd"/>
+      <w:r>
+        <w:t xml:space="preserve">, status, </w:t>
+      </w:r>
+      <w:proofErr w:type="spellStart"/>
+      <w:r>
+        <w:t>fecha_creacion</w:t>
+      </w:r>
+      <w:proofErr w:type="spellEnd"/>
+      <w:r>
+        <w:t xml:space="preserve">. </w:t>
       </w:r>
     </w:p>
     <w:p>
@@ -17663,7 +19257,31 @@
         <w:t>Métodos:</w:t>
       </w:r>
       <w:r>
-        <w:t xml:space="preserve"> guardar_motivoPermisos(), actualizar_motivoPermisos(), cambiar_estadoMotivoPermisos()</w:t>
+        <w:t xml:space="preserve"> </w:t>
+      </w:r>
+      <w:proofErr w:type="spellStart"/>
+      <w:r>
+        <w:t>guardar_motivoPermisos</w:t>
+      </w:r>
+      <w:proofErr w:type="spellEnd"/>
+      <w:r>
+        <w:t xml:space="preserve">(), </w:t>
+      </w:r>
+      <w:proofErr w:type="spellStart"/>
+      <w:r>
+        <w:t>actualizar_motivoPermisos</w:t>
+      </w:r>
+      <w:proofErr w:type="spellEnd"/>
+      <w:r>
+        <w:t xml:space="preserve">(), </w:t>
+      </w:r>
+      <w:proofErr w:type="spellStart"/>
+      <w:r>
+        <w:t>cambiar_estadoMotivoPermisos</w:t>
+      </w:r>
+      <w:proofErr w:type="spellEnd"/>
+      <w:r>
+        <w:t>()</w:t>
       </w:r>
     </w:p>
     <w:p>
@@ -17699,7 +19317,79 @@
         <w:t>Atributos:</w:t>
       </w:r>
       <w:r>
-        <w:t xml:space="preserve"> id_vacaciones (clave primaria), anio (año), fecha_inicio, fecha_termino, dias, periodo, dia_usado, dia_pendiente, id_usuario (clave foránea), id_autoriza (clave foránea para el usuario que autoriza), </w:t>
+        <w:t xml:space="preserve"> </w:t>
+      </w:r>
+      <w:proofErr w:type="spellStart"/>
+      <w:r>
+        <w:t>id_vacaciones</w:t>
+      </w:r>
+      <w:proofErr w:type="spellEnd"/>
+      <w:r>
+        <w:t xml:space="preserve"> (clave primaria), </w:t>
+      </w:r>
+      <w:proofErr w:type="spellStart"/>
+      <w:r>
+        <w:t>anio</w:t>
+      </w:r>
+      <w:proofErr w:type="spellEnd"/>
+      <w:r>
+        <w:t xml:space="preserve"> (año), </w:t>
+      </w:r>
+      <w:proofErr w:type="spellStart"/>
+      <w:r>
+        <w:t>fecha_inicio</w:t>
+      </w:r>
+      <w:proofErr w:type="spellEnd"/>
+      <w:r>
+        <w:t xml:space="preserve">, </w:t>
+      </w:r>
+      <w:proofErr w:type="spellStart"/>
+      <w:r>
+        <w:t>fecha_termino</w:t>
+      </w:r>
+      <w:proofErr w:type="spellEnd"/>
+      <w:r>
+        <w:t xml:space="preserve">, </w:t>
+      </w:r>
+      <w:proofErr w:type="spellStart"/>
+      <w:r>
+        <w:t>dias</w:t>
+      </w:r>
+      <w:proofErr w:type="spellEnd"/>
+      <w:r>
+        <w:t xml:space="preserve">, periodo, </w:t>
+      </w:r>
+      <w:proofErr w:type="spellStart"/>
+      <w:r>
+        <w:t>dia_usado</w:t>
+      </w:r>
+      <w:proofErr w:type="spellEnd"/>
+      <w:r>
+        <w:t xml:space="preserve">, </w:t>
+      </w:r>
+      <w:proofErr w:type="spellStart"/>
+      <w:r>
+        <w:t>dia_pendiente</w:t>
+      </w:r>
+      <w:proofErr w:type="spellEnd"/>
+      <w:r>
+        <w:t xml:space="preserve">, </w:t>
+      </w:r>
+      <w:proofErr w:type="spellStart"/>
+      <w:r>
+        <w:t>id_usuario</w:t>
+      </w:r>
+      <w:proofErr w:type="spellEnd"/>
+      <w:r>
+        <w:t xml:space="preserve"> (clave foránea), </w:t>
+      </w:r>
+      <w:proofErr w:type="spellStart"/>
+      <w:r>
+        <w:t>id_autoriza</w:t>
+      </w:r>
+      <w:proofErr w:type="spellEnd"/>
+      <w:r>
+        <w:t xml:space="preserve"> (clave foránea para el usuario que autoriza), </w:t>
       </w:r>
       <w:r>
         <w:t>aprobación</w:t>
@@ -17718,37 +19408,84 @@
         <w:t>Métodos:</w:t>
       </w:r>
       <w:r>
-        <w:t xml:space="preserve"> nuevo_vacacaciones(), guardar_vacaciones(), actualizar_vacaciones(), cambiar_estadoVacaciones(), asignar_vacaciones(), imprimir_vacaciones(), eliminar_vacaciones().</w:t>
-      </w:r>
-    </w:p>
-    <w:p>
+        <w:t xml:space="preserve"> </w:t>
+      </w:r>
+      <w:proofErr w:type="spellStart"/>
+      <w:r>
+        <w:t>nuevo_vacacaciones</w:t>
+      </w:r>
+      <w:proofErr w:type="spellEnd"/>
+      <w:r>
+        <w:t xml:space="preserve">(), </w:t>
+      </w:r>
+      <w:proofErr w:type="spellStart"/>
+      <w:r>
+        <w:t>guardar_vacaciones</w:t>
+      </w:r>
+      <w:proofErr w:type="spellEnd"/>
+      <w:r>
+        <w:t xml:space="preserve">(), </w:t>
+      </w:r>
+      <w:proofErr w:type="spellStart"/>
+      <w:r>
+        <w:t>actualizar_vacaciones</w:t>
+      </w:r>
+      <w:proofErr w:type="spellEnd"/>
+      <w:r>
+        <w:t xml:space="preserve">(), </w:t>
+      </w:r>
+      <w:proofErr w:type="spellStart"/>
+      <w:r>
+        <w:t>cambiar_estadoVacaciones</w:t>
+      </w:r>
+      <w:proofErr w:type="spellEnd"/>
+      <w:r>
+        <w:t xml:space="preserve">(), </w:t>
+      </w:r>
+      <w:proofErr w:type="spellStart"/>
+      <w:r>
+        <w:t>asignar_vacaciones</w:t>
+      </w:r>
+      <w:proofErr w:type="spellEnd"/>
+      <w:r>
+        <w:t xml:space="preserve">(), </w:t>
+      </w:r>
+      <w:proofErr w:type="spellStart"/>
+      <w:r>
+        <w:t>imprimir_vacaciones</w:t>
+      </w:r>
+      <w:proofErr w:type="spellEnd"/>
+      <w:r>
+        <w:t xml:space="preserve">(), </w:t>
+      </w:r>
+      <w:proofErr w:type="spellStart"/>
+      <w:r>
+        <w:t>eliminar_vacaciones</w:t>
+      </w:r>
+      <w:proofErr w:type="spellEnd"/>
+      <w:r>
+        <w:t>().</w:t>
+      </w:r>
+    </w:p>
+    <w:p>
+      <w:proofErr w:type="spellStart"/>
       <w:r>
         <w:rPr>
           <w:b/>
           <w:bCs/>
         </w:rPr>
-        <w:t>centro_costo (Centro de Costo)</w:t>
-      </w:r>
-      <w:r>
-        <w:t>:</w:t>
-      </w:r>
-    </w:p>
-    <w:p>
+        <w:t>centro_costo</w:t>
+      </w:r>
+      <w:proofErr w:type="spellEnd"/>
       <w:r>
         <w:rPr>
           <w:b/>
           <w:bCs/>
         </w:rPr>
-        <w:t>Propósito:</w:t>
-      </w:r>
-      <w:r>
-        <w:t xml:space="preserve"> Gestiona</w:t>
-      </w:r>
-      <w:r>
-        <w:t>r</w:t>
-      </w:r>
-      <w:r>
-        <w:t xml:space="preserve"> los centros de costo para el seguimiento financiero.</w:t>
+        <w:t xml:space="preserve"> (Centro de Costo)</w:t>
+      </w:r>
+      <w:r>
+        <w:t>:</w:t>
       </w:r>
     </w:p>
     <w:p>
@@ -17757,10 +19494,16 @@
           <w:b/>
           <w:bCs/>
         </w:rPr>
-        <w:t>Atributos:</w:t>
-      </w:r>
-      <w:r>
-        <w:t xml:space="preserve"> id_centro (clave primaria), fecha_creacion, descripcion, status. </w:t>
+        <w:t>Propósito:</w:t>
+      </w:r>
+      <w:r>
+        <w:t xml:space="preserve"> Gestiona</w:t>
+      </w:r>
+      <w:r>
+        <w:t>r</w:t>
+      </w:r>
+      <w:r>
+        <w:t xml:space="preserve"> los centros de costo para el seguimiento financiero.</w:t>
       </w:r>
     </w:p>
     <w:p>
@@ -17769,10 +19512,34 @@
           <w:b/>
           <w:bCs/>
         </w:rPr>
-        <w:t>Métodos:</w:t>
-      </w:r>
-      <w:r>
-        <w:t xml:space="preserve"> nuevo_CC(), guardar_CC(), actualizar_CC(), cambiar_estadoCC()</w:t>
+        <w:t>Atributos:</w:t>
+      </w:r>
+      <w:r>
+        <w:t xml:space="preserve"> </w:t>
+      </w:r>
+      <w:proofErr w:type="spellStart"/>
+      <w:r>
+        <w:t>id_centro</w:t>
+      </w:r>
+      <w:proofErr w:type="spellEnd"/>
+      <w:r>
+        <w:t xml:space="preserve"> (clave primaria), </w:t>
+      </w:r>
+      <w:proofErr w:type="spellStart"/>
+      <w:r>
+        <w:t>fecha_creacion</w:t>
+      </w:r>
+      <w:proofErr w:type="spellEnd"/>
+      <w:r>
+        <w:t xml:space="preserve">, </w:t>
+      </w:r>
+      <w:proofErr w:type="spellStart"/>
+      <w:r>
+        <w:t>descripcion</w:t>
+      </w:r>
+      <w:proofErr w:type="spellEnd"/>
+      <w:r>
+        <w:t xml:space="preserve">, status. </w:t>
       </w:r>
     </w:p>
     <w:p>
@@ -17781,6 +19548,50 @@
           <w:b/>
           <w:bCs/>
         </w:rPr>
+        <w:t>Métodos:</w:t>
+      </w:r>
+      <w:r>
+        <w:t xml:space="preserve"> </w:t>
+      </w:r>
+      <w:proofErr w:type="spellStart"/>
+      <w:r>
+        <w:t>nuevo_CC</w:t>
+      </w:r>
+      <w:proofErr w:type="spellEnd"/>
+      <w:r>
+        <w:t xml:space="preserve">(), </w:t>
+      </w:r>
+      <w:proofErr w:type="spellStart"/>
+      <w:r>
+        <w:t>guardar_CC</w:t>
+      </w:r>
+      <w:proofErr w:type="spellEnd"/>
+      <w:r>
+        <w:t xml:space="preserve">(), </w:t>
+      </w:r>
+      <w:proofErr w:type="spellStart"/>
+      <w:r>
+        <w:t>actualizar_CC</w:t>
+      </w:r>
+      <w:proofErr w:type="spellEnd"/>
+      <w:r>
+        <w:t xml:space="preserve">(), </w:t>
+      </w:r>
+      <w:proofErr w:type="spellStart"/>
+      <w:r>
+        <w:t>cambiar_estadoCC</w:t>
+      </w:r>
+      <w:proofErr w:type="spellEnd"/>
+      <w:r>
+        <w:t>()</w:t>
+      </w:r>
+    </w:p>
+    <w:p>
+      <w:r>
+        <w:rPr>
+          <w:b/>
+          <w:bCs/>
+        </w:rPr>
         <w:t>Relación</w:t>
       </w:r>
       <w:r>
@@ -17846,9 +19657,19 @@
       </w:r>
     </w:p>
     <w:p>
-      <w:r>
-        <w:t>Tipo_contrato puede tener de 1 a mucho usuarios y usuarios pueden tener 1 tipo_contrato</w:t>
-      </w:r>
+      <w:proofErr w:type="spellStart"/>
+      <w:r>
+        <w:t>Tipo_contrato</w:t>
+      </w:r>
+      <w:proofErr w:type="spellEnd"/>
+      <w:r>
+        <w:t xml:space="preserve"> puede tener de 1 a mucho usuarios y usuarios pueden tener 1 </w:t>
+      </w:r>
+      <w:proofErr w:type="spellStart"/>
+      <w:r>
+        <w:t>tipo_contrato</w:t>
+      </w:r>
+      <w:proofErr w:type="spellEnd"/>
       <w:r>
         <w:t>, el tipo de contrato puede existir sin que exista usuario.</w:t>
       </w:r>
@@ -17892,7 +19713,11 @@
         <w:t xml:space="preserve">Empresas puede tener de 1 a </w:t>
       </w:r>
       <w:r>
-        <w:t>mucho tipo</w:t>
+        <w:t xml:space="preserve">mucho </w:t>
+      </w:r>
+      <w:proofErr w:type="spellStart"/>
+      <w:r>
+        <w:t>tipo</w:t>
       </w:r>
       <w:r>
         <w:t>_</w:t>
@@ -17901,7 +19726,19 @@
         <w:t>contrato,</w:t>
       </w:r>
       <w:r>
-        <w:t>pero a su vez tipo_contrato puede tener 1 empresa.</w:t>
+        <w:t>pero</w:t>
+      </w:r>
+      <w:proofErr w:type="spellEnd"/>
+      <w:r>
+        <w:t xml:space="preserve"> a su vez </w:t>
+      </w:r>
+      <w:proofErr w:type="spellStart"/>
+      <w:r>
+        <w:t>tipo_contrato</w:t>
+      </w:r>
+      <w:proofErr w:type="spellEnd"/>
+      <w:r>
+        <w:t xml:space="preserve"> puede tener 1 empresa.</w:t>
       </w:r>
     </w:p>
     <w:p>
@@ -17942,8 +19779,13 @@
       </w:r>
     </w:p>
     <w:p>
-      <w:r>
-        <w:t>Centro_costo puede tener de 1 a muchos usuarios, pero usuarios puede</w:t>
+      <w:proofErr w:type="spellStart"/>
+      <w:r>
+        <w:t>Centro_costo</w:t>
+      </w:r>
+      <w:proofErr w:type="spellEnd"/>
+      <w:r>
+        <w:t xml:space="preserve"> puede tener de 1 a muchos usuarios, pero usuarios puede</w:t>
       </w:r>
       <w:r>
         <w:t xml:space="preserve"> </w:t>
@@ -17991,7 +19833,15 @@
     <w:p/>
     <w:p>
       <w:r>
-        <w:t>El diagrama presentado ilustra la estructura de navegación del sistema, el cual está orientada a la gestión de turnos y administración de personal. La representación gráfica muestra una vista jerárquica de los módulos principales que conforman la interfaz del usuario, donde cada bloque azul corresponde a una interfaz del sistema, acompañada de su respectiva funcionalidad las cuales se ven representadas en bloques rosados. Desde esta interfaz principal se accede a distintos módulos, entre ellos la sección de turnos, que permite gestionar la asignación, modificación y visualización de los turnos de trabajo del personal, el módulo de ingreso de empleado, orientado al registro de nuesvos trabajadores y la edición de sus datos personales y laborales, y el apartado de tablas maestras, que centraliza la configuración básica del sistema, como los tipos de turnos, departamentos y demás parámetros estructurales y finalmente una opción de salida que permite cerrar sesión de manera manual. Esta estructura de navegación refleja una organización lógica y coherente, lo que facilita el uso del sistema por parte del usuario final, además de servir como una herramienta útil para comprender la arquitectura funcional de la aplicación</w:t>
+        <w:t xml:space="preserve">El diagrama presentado ilustra la estructura de navegación del sistema, el cual está orientada a la gestión de turnos y administración de personal. La representación gráfica muestra una vista jerárquica de los módulos principales que conforman la interfaz del usuario, donde cada bloque azul corresponde a una interfaz del sistema, acompañada de su respectiva funcionalidad las cuales se ven representadas en bloques rosados. Desde esta interfaz principal se accede a distintos módulos, entre ellos la sección de turnos, que permite gestionar la asignación, modificación y visualización de los turnos de trabajo del personal, el módulo de ingreso de empleado, orientado al registro de </w:t>
+      </w:r>
+      <w:proofErr w:type="spellStart"/>
+      <w:r>
+        <w:t>nuesvos</w:t>
+      </w:r>
+      <w:proofErr w:type="spellEnd"/>
+      <w:r>
+        <w:t xml:space="preserve"> trabajadores y la edición de sus datos personales y laborales, y el apartado de tablas maestras, que centraliza la configuración básica del sistema, como los tipos de turnos, departamentos y demás parámetros estructurales y finalmente una opción de salida que permite cerrar sesión de manera manual. Esta estructura de navegación refleja una organización lógica y coherente, lo que facilita el uso del sistema por parte del usuario final, además de servir como una herramienta útil para comprender la arquitectura funcional de la aplicación</w:t>
       </w:r>
     </w:p>
     <w:p>
@@ -18004,8 +19854,13 @@
         <w:pStyle w:val="Ttulo2"/>
       </w:pPr>
       <w:bookmarkStart w:id="194" w:name="_Toc211882633"/>
-      <w:r>
-        <w:t xml:space="preserve">Pdf </w:t>
+      <w:proofErr w:type="spellStart"/>
+      <w:r>
+        <w:t>Pdf</w:t>
+      </w:r>
+      <w:proofErr w:type="spellEnd"/>
+      <w:r>
+        <w:t xml:space="preserve"> </w:t>
       </w:r>
       <w:r>
         <w:t>Tabla de esfuerzo</w:t>
@@ -18022,9 +19877,9 @@
       <w:r>
         <w:object w:dxaOrig="1530" w:dyaOrig="995" w14:anchorId="0E4E0928">
           <v:shape id="_x0000_i1030" type="#_x0000_t75" style="width:79.55pt;height:50.25pt" o:ole="">
-            <v:imagedata r:id="rId40" o:title=""/>
+            <v:imagedata r:id="rId42" o:title=""/>
           </v:shape>
-          <o:OLEObject Type="Embed" ProgID="Package" ShapeID="_x0000_i1030" DrawAspect="Icon" ObjectID="_1822569359" r:id="rId41"/>
+          <o:OLEObject Type="Embed" ProgID="Package" ShapeID="_x0000_i1030" DrawAspect="Icon" ObjectID="_1822756722" r:id="rId43"/>
         </w:object>
       </w:r>
     </w:p>
@@ -18057,7 +19912,31 @@
         <w:t xml:space="preserve"> </w:t>
       </w:r>
       <w:r>
-        <w:t>GB de RAM, un procesador Intel Xeon E5-2603 V3 y el sistema operativo Windows Server 2012. Este servidor aloja componentes clave como Apache (servidor web), PHP (lenguaje de scripting), MySQL/mariaDB (base de datos), y frameworks front-end como Bootstrap, CSS y JavaScript. Las funcionalidades ejecutables del servidor replican y amplían las del PC Usuario, garantizando el procesamiento y almacenamiento centralizado de toda la información, incluyendo un controlador específico para MySQL y la capacidad de almacenar datos.</w:t>
+        <w:t>GB de RAM, un procesador Intel Xeon E5-2603 V3 y el sistema operativo Windows Server 2012. Este servidor aloja componentes clave como Apache (servidor web), PHP (lenguaje de scripting), MySQL/</w:t>
+      </w:r>
+      <w:proofErr w:type="spellStart"/>
+      <w:r>
+        <w:t>mariaDB</w:t>
+      </w:r>
+      <w:proofErr w:type="spellEnd"/>
+      <w:r>
+        <w:t xml:space="preserve"> (base de datos), y </w:t>
+      </w:r>
+      <w:proofErr w:type="spellStart"/>
+      <w:r>
+        <w:t>frameworks</w:t>
+      </w:r>
+      <w:proofErr w:type="spellEnd"/>
+      <w:r>
+        <w:t xml:space="preserve"> </w:t>
+      </w:r>
+      <w:proofErr w:type="spellStart"/>
+      <w:r>
+        <w:t>front-end</w:t>
+      </w:r>
+      <w:proofErr w:type="spellEnd"/>
+      <w:r>
+        <w:t xml:space="preserve"> como Bootstrap, CSS y JavaScript. Las funcionalidades ejecutables del servidor replican y amplían las del PC Usuario, garantizando el procesamiento y almacenamiento centralizado de toda la información, incluyendo un controlador específico para MySQL y la capacidad de almacenar datos.</w:t>
       </w:r>
     </w:p>
     <w:p>
@@ -18231,8 +20110,8 @@
       </w:pPr>
     </w:p>
     <w:sectPr>
-      <w:headerReference w:type="default" r:id="rId42"/>
-      <w:footerReference w:type="default" r:id="rId43"/>
+      <w:headerReference w:type="default" r:id="rId44"/>
+      <w:footerReference w:type="default" r:id="rId45"/>
       <w:pgSz w:w="12240" w:h="15840" w:code="1"/>
       <w:pgMar w:top="1418" w:right="1418" w:bottom="1418" w:left="1418" w:header="709" w:footer="851" w:gutter="0"/>
       <w:pgNumType w:start="1"/>
@@ -26322,6 +28201,12 @@
 </file>
 
 <file path=customXml/item1.xml><?xml version="1.0" encoding="utf-8"?>
+<go:gDocsCustomXmlDataStorage xmlns:go="http://customooxmlschemas.google.com/" xmlns:r="http://schemas.openxmlformats.org/officeDocument/2006/relationships" uri="GoogleDocsCustomDataVersion2">
+  <go:docsCustomData xmlns:go="http://customooxmlschemas.google.com/" roundtripDataSignature="AMtx7mgzDLvJQrn/s3t721qKHDOuEhpMiQ==">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</go:docsCustomData>
+</go:gDocsCustomXmlDataStorage>
+</file>
+
+<file path=customXml/item2.xml><?xml version="1.0" encoding="utf-8"?>
 <b:Sources xmlns:b="http://schemas.openxmlformats.org/officeDocument/2006/bibliography" xmlns="http://schemas.openxmlformats.org/officeDocument/2006/bibliography" SelectedStyle="\APASixthEditionOfficeOnline.xsl" StyleName="APA" Version="6">
   <b:Source>
     <b:Tag>Eug25</b:Tag>
@@ -26410,25 +28295,19 @@
 </b:Sources>
 </file>
 
-<file path=customXml/item2.xml><?xml version="1.0" encoding="utf-8"?>
-<go:gDocsCustomXmlDataStorage xmlns:go="http://customooxmlschemas.google.com/" xmlns:r="http://schemas.openxmlformats.org/officeDocument/2006/relationships" uri="GoogleDocsCustomDataVersion2">
-  <go:docsCustomData xmlns:go="http://customooxmlschemas.google.com/" roundtripDataSignature="AMtx7mgzDLvJQrn/s3t721qKHDOuEhpMiQ==">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</go:docsCustomData>
-</go:gDocsCustomXmlDataStorage>
-</file>
-
 <file path=customXml/itemProps1.xml><?xml version="1.0" encoding="utf-8"?>
-<ds:datastoreItem xmlns:ds="http://schemas.openxmlformats.org/officeDocument/2006/customXml" ds:itemID="{D7966003-8400-4354-952A-39E3FBC3C487}">
-  <ds:schemaRefs>
-    <ds:schemaRef ds:uri="http://schemas.openxmlformats.org/officeDocument/2006/bibliography"/>
-  </ds:schemaRefs>
-</ds:datastoreItem>
-</file>
-
-<file path=customXml/itemProps2.xml><?xml version="1.0" encoding="utf-8"?>
 <ds:datastoreItem xmlns:ds="http://schemas.openxmlformats.org/officeDocument/2006/customXml" ds:itemID="{11111111-1234-1234-1234-123412341234}">
   <ds:schemaRefs>
     <ds:schemaRef ds:uri="http://customooxmlschemas.google.com/"/>
     <ds:schemaRef ds:uri="http://schemas.openxmlformats.org/officeDocument/2006/relationships"/>
   </ds:schemaRefs>
 </ds:datastoreItem>
+</file>
+
+<file path=customXml/itemProps2.xml><?xml version="1.0" encoding="utf-8"?>
+<ds:datastoreItem xmlns:ds="http://schemas.openxmlformats.org/officeDocument/2006/customXml" ds:itemID="{D7966003-8400-4354-952A-39E3FBC3C487}">
+  <ds:schemaRefs>
+    <ds:schemaRef ds:uri="http://schemas.openxmlformats.org/officeDocument/2006/bibliography"/>
+  </ds:schemaRefs>
+</ds:datastoreItem>
 </file>
--- a/INCREMENTO3/Documentos/Tercer incremento Scrum++.docx
+++ b/INCREMENTO3/Documentos/Tercer incremento Scrum++.docx
@@ -214,13 +214,8 @@
         <w:ind w:firstLine="0"/>
         <w:jc w:val="center"/>
       </w:pPr>
-      <w:proofErr w:type="spellStart"/>
-      <w:r>
-        <w:t>Addán</w:t>
-      </w:r>
-      <w:proofErr w:type="spellEnd"/>
-      <w:r>
-        <w:t xml:space="preserve"> Ignacio Sáez Rodríguez</w:t>
+      <w:r>
+        <w:t>Addán Ignacio Sáez Rodríguez</w:t>
       </w:r>
     </w:p>
     <w:p>
@@ -240,13 +235,8 @@
         <w:jc w:val="center"/>
       </w:pPr>
       <w:r>
-        <w:t xml:space="preserve">Catalina Vidal </w:t>
-      </w:r>
-      <w:proofErr w:type="spellStart"/>
-      <w:r>
-        <w:t>Gallardo</w:t>
-      </w:r>
-      <w:proofErr w:type="spellEnd"/>
+        <w:t>Catalina Vidal Gallardo</w:t>
+      </w:r>
     </w:p>
     <w:p>
       <w:pPr>
@@ -291,15 +281,7 @@
         <w:jc w:val="center"/>
       </w:pPr>
       <w:r>
-        <w:t xml:space="preserve">Paulo Luis Francisco </w:t>
-      </w:r>
-      <w:proofErr w:type="spellStart"/>
-      <w:r>
-        <w:t>Quinsacara</w:t>
-      </w:r>
-      <w:proofErr w:type="spellEnd"/>
-      <w:r>
-        <w:t xml:space="preserve"> Jofré</w:t>
+        <w:t>Paulo Luis Francisco Quinsacara Jofré</w:t>
       </w:r>
     </w:p>
     <w:p>
@@ -10400,15 +10382,7 @@
     <w:p/>
     <w:p>
       <w:r>
-        <w:t xml:space="preserve">La propuesta de solución para el sistema de gestión de RRHH de EUGCOM se basa en una Arquitectura Cliente-Servidor en Capas, la cual será implementada con un enfoque de Microservicios para el </w:t>
-      </w:r>
-      <w:proofErr w:type="spellStart"/>
-      <w:r>
-        <w:t>backend</w:t>
-      </w:r>
-      <w:proofErr w:type="spellEnd"/>
-      <w:r>
-        <w:t>. Este modelo arquitectónico se elige por su robustez, su capacidad de escalabilidad independiente de los módulos, su facilidad de mantenimiento y su flexibilidad para integrar futuras funcionalidades, respondiendo directamente a la complejidad y variedad de los requisitos detallados en el documento.</w:t>
+        <w:t>La propuesta de solución para el sistema de gestión de RRHH de EUGCOM se basa en una Arquitectura Cliente-Servidor en Capas, la cual será implementada con un enfoque de Microservicios para el backend. Este modelo arquitectónico se elige por su robustez, su capacidad de escalabilidad independiente de los módulos, su facilidad de mantenimiento y su flexibilidad para integrar futuras funcionalidades, respondiendo directamente a la complejidad y variedad de los requisitos detallados en el documento.</w:t>
       </w:r>
     </w:p>
     <w:p/>
@@ -10417,23 +10391,10 @@
         <w:t>La persistencia de datos se gestionará mediante una base de datos utilizando el gestor de base de datos MySQL</w:t>
       </w:r>
       <w:r>
-        <w:t>/</w:t>
-      </w:r>
-      <w:proofErr w:type="spellStart"/>
-      <w:r>
-        <w:t>MariaDB</w:t>
-      </w:r>
-      <w:proofErr w:type="spellEnd"/>
-      <w:r>
-        <w:t xml:space="preserve">, que almacenará toda la información crítica del sistema. El </w:t>
-      </w:r>
-      <w:proofErr w:type="spellStart"/>
-      <w:r>
-        <w:t>backend</w:t>
-      </w:r>
-      <w:proofErr w:type="spellEnd"/>
-      <w:r>
-        <w:t xml:space="preserve"> se desarrollará principalmente en PHP</w:t>
+        <w:t>/MariaDB</w:t>
+      </w:r>
+      <w:r>
+        <w:t>, que almacenará toda la información crítica del sistema. El backend se desarrollará principalmente en PHP</w:t>
       </w:r>
       <w:r>
         <w:t xml:space="preserve"> versión 7.4</w:t>
@@ -10451,15 +10412,7 @@
     <w:p/>
     <w:p>
       <w:r>
-        <w:t>La interfaz gráfica de usuario (</w:t>
-      </w:r>
-      <w:proofErr w:type="spellStart"/>
-      <w:r>
-        <w:t>Frontend</w:t>
-      </w:r>
-      <w:proofErr w:type="spellEnd"/>
-      <w:r>
-        <w:t xml:space="preserve">) será una aplicación web interactiva, desarrollada con JavaScript, HTML y CSS. JavaScript se encargará de la lógica de presentación y de las interacciones dinámicas. HTML estructurará el contenido de la página, y CSS se utilizará para el diseño y estilo visual. Se integrará la librería Bootstrap para asegurar un diseño responsivo, </w:t>
+        <w:t xml:space="preserve">La interfaz gráfica de usuario (Frontend) será una aplicación web interactiva, desarrollada con JavaScript, HTML y CSS. JavaScript se encargará de la lógica de presentación y de las interacciones dinámicas. HTML estructurará el contenido de la página, y CSS se utilizará para el diseño y estilo visual. Se integrará la librería Bootstrap para asegurar un diseño responsivo, </w:t>
       </w:r>
       <w:r>
         <w:lastRenderedPageBreak/>
@@ -11100,15 +11053,7 @@
         <w:t xml:space="preserve">En la tabla 3.1 se ha </w:t>
       </w:r>
       <w:r>
-        <w:t xml:space="preserve">establecido y mantenido un </w:t>
-      </w:r>
-      <w:proofErr w:type="spellStart"/>
-      <w:r>
-        <w:t>Product</w:t>
-      </w:r>
-      <w:proofErr w:type="spellEnd"/>
-      <w:r>
-        <w:t xml:space="preserve"> Backlog que contiene los requerimientos priorizados del sistema</w:t>
+        <w:t>establecido y mantenido un Product Backlog que contiene los requerimientos priorizados del sistema</w:t>
       </w:r>
       <w:r>
         <w:t>, u</w:t>
@@ -11122,14 +11067,12 @@
       <w:r>
         <w:t xml:space="preserve">. Este backlog es fundamental para la planificación de los </w:t>
       </w:r>
-      <w:proofErr w:type="spellStart"/>
       <w:r>
         <w:t>Sprint</w:t>
       </w:r>
       <w:r>
         <w:t>s</w:t>
       </w:r>
-      <w:proofErr w:type="spellEnd"/>
       <w:r>
         <w:t>.</w:t>
       </w:r>
@@ -11174,7 +11117,6 @@
       <w:r>
         <w:t xml:space="preserve"> </w:t>
       </w:r>
-      <w:proofErr w:type="spellStart"/>
       <w:r>
         <w:rPr>
           <w:u w:val="single"/>
@@ -11187,7 +11129,6 @@
         </w:rPr>
         <w:t>roduct</w:t>
       </w:r>
-      <w:proofErr w:type="spellEnd"/>
       <w:r>
         <w:t xml:space="preserve"> backlog</w:t>
       </w:r>
@@ -13039,15 +12980,7 @@
         <w:t xml:space="preserve"> y sincronización de</w:t>
       </w:r>
       <w:r>
-        <w:t xml:space="preserve">l diseño del sistema web </w:t>
-      </w:r>
-      <w:proofErr w:type="spellStart"/>
-      <w:r>
-        <w:t>EugCom</w:t>
-      </w:r>
-      <w:proofErr w:type="spellEnd"/>
-      <w:r>
-        <w:t>.</w:t>
+        <w:t>l diseño del sistema web EugCom.</w:t>
       </w:r>
     </w:p>
     <w:p/>
@@ -13091,95 +13024,7 @@
         <w:t xml:space="preserve">En la figura 5.3 </w:t>
       </w:r>
       <w:r>
-        <w:t xml:space="preserve">se observa el diagrama de secuencia de caso de uso N°5.6, Imprimiendo informe de asistencia, muestra al Usuario que, tras iniciar sesión (1), navega al </w:t>
-      </w:r>
-      <w:proofErr w:type="spellStart"/>
-      <w:r>
-        <w:t>dashboard</w:t>
-      </w:r>
-      <w:proofErr w:type="spellEnd"/>
-      <w:r>
-        <w:t xml:space="preserve"> y solicita el menú del </w:t>
-      </w:r>
-      <w:proofErr w:type="spellStart"/>
-      <w:r>
-        <w:t>header</w:t>
-      </w:r>
-      <w:proofErr w:type="spellEnd"/>
-      <w:r>
-        <w:t xml:space="preserve"> (2–3); la vista </w:t>
-      </w:r>
-      <w:proofErr w:type="spellStart"/>
-      <w:r>
-        <w:t>V_header</w:t>
-      </w:r>
-      <w:proofErr w:type="spellEnd"/>
-      <w:r>
-        <w:t xml:space="preserve"> se carga y, desde la pestaña de informe de asistencia (5–6), el usuario pide el reporte a </w:t>
-      </w:r>
-      <w:proofErr w:type="spellStart"/>
-      <w:r>
-        <w:t>C_informe_de_asistencia</w:t>
-      </w:r>
-      <w:proofErr w:type="spellEnd"/>
-      <w:r>
-        <w:t xml:space="preserve">, el cual consulta a </w:t>
-      </w:r>
-      <w:proofErr w:type="spellStart"/>
-      <w:r>
-        <w:t>C_mySQL</w:t>
-      </w:r>
-      <w:proofErr w:type="spellEnd"/>
-      <w:r>
-        <w:t xml:space="preserve"> (7–8) y recibe las marcas (9–10) para cargar la interfaz con datos (11). Luego el sistema muestra la interfaz del informe (12) y el actor elige las marcas a incluir (13), confirma (14) y presiona Imprimir (15). La capa de control solicita la impresión (16), se muestra la vista previa (17) y finalmente el sistema realiza la impresión (18). Intervienen vistas (</w:t>
-      </w:r>
-      <w:proofErr w:type="spellStart"/>
-      <w:r>
-        <w:t>V_dashboard</w:t>
-      </w:r>
-      <w:proofErr w:type="spellEnd"/>
-      <w:r>
-        <w:t xml:space="preserve">, </w:t>
-      </w:r>
-      <w:proofErr w:type="spellStart"/>
-      <w:r>
-        <w:t>V_header</w:t>
-      </w:r>
-      <w:proofErr w:type="spellEnd"/>
-      <w:r>
-        <w:t xml:space="preserve">, </w:t>
-      </w:r>
-      <w:proofErr w:type="spellStart"/>
-      <w:r>
-        <w:t>V_informe_de_asistencia</w:t>
-      </w:r>
-      <w:proofErr w:type="spellEnd"/>
-      <w:r>
-        <w:t>), controladores (</w:t>
-      </w:r>
-      <w:proofErr w:type="spellStart"/>
-      <w:r>
-        <w:t>C_header</w:t>
-      </w:r>
-      <w:proofErr w:type="spellEnd"/>
-      <w:r>
-        <w:t xml:space="preserve">, </w:t>
-      </w:r>
-      <w:proofErr w:type="spellStart"/>
-      <w:r>
-        <w:t>C_informe_de_asistencia</w:t>
-      </w:r>
-      <w:proofErr w:type="spellEnd"/>
-      <w:r>
-        <w:t xml:space="preserve">, </w:t>
-      </w:r>
-      <w:proofErr w:type="spellStart"/>
-      <w:r>
-        <w:t>C_mySQL</w:t>
-      </w:r>
-      <w:proofErr w:type="spellEnd"/>
-      <w:r>
-        <w:t>) y la entidad marcas, con mensajes síncronos que orquestan carga de UI, consulta a BD, selección de parámetros y salida a impresión.</w:t>
+        <w:t>se observa el diagrama de secuencia de caso de uso N°5.6, Imprimiendo informe de asistencia, muestra al Usuario que, tras iniciar sesión (1), navega al dashboard y solicita el menú del header (2–3); la vista V_header se carga y, desde la pestaña de informe de asistencia (5–6), el usuario pide el reporte a C_informe_de_asistencia, el cual consulta a C_mySQL (7–8) y recibe las marcas (9–10) para cargar la interfaz con datos (11). Luego el sistema muestra la interfaz del informe (12) y el actor elige las marcas a incluir (13), confirma (14) y presiona Imprimir (15). La capa de control solicita la impresión (16), se muestra la vista previa (17) y finalmente el sistema realiza la impresión (18). Intervienen vistas (V_dashboard, V_header, V_informe_de_asistencia), controladores (C_header, C_informe_de_asistencia, C_mySQL) y la entidad marcas, con mensajes síncronos que orquestan carga de UI, consulta a BD, selección de parámetros y salida a impresión.</w:t>
       </w:r>
     </w:p>
     <w:p>
@@ -13217,13 +13062,8 @@
       <w:r>
         <w:t xml:space="preserve"> Caso de uso </w:t>
       </w:r>
-      <w:proofErr w:type="spellStart"/>
-      <w:r>
-        <w:t>uso</w:t>
-      </w:r>
-      <w:proofErr w:type="spellEnd"/>
-      <w:r>
-        <w:t xml:space="preserve"> N°5.6, Imprimiendo informe de asistencia</w:t>
+      <w:r>
+        <w:t>uso N°5.6, Imprimiendo informe de asistencia</w:t>
       </w:r>
     </w:p>
     <w:p/>
@@ -13303,47 +13143,7 @@
         <w:t>e</w:t>
       </w:r>
       <w:r>
-        <w:t xml:space="preserve">l diagrama de secuencia 5.7 muestra cómo el Usuario (administrador/RR.HH.) inicia sesión y, desde </w:t>
-      </w:r>
-      <w:proofErr w:type="spellStart"/>
-      <w:r>
-        <w:t>V_DashBoard</w:t>
-      </w:r>
-      <w:proofErr w:type="spellEnd"/>
-      <w:r>
-        <w:t xml:space="preserve">, solicita el menú del </w:t>
-      </w:r>
-      <w:proofErr w:type="spellStart"/>
-      <w:r>
-        <w:t>V_Header</w:t>
-      </w:r>
-      <w:proofErr w:type="spellEnd"/>
-      <w:r>
-        <w:t xml:space="preserve"> para acceder a la sección “informe de asistencia”. Al entrar, la vista </w:t>
-      </w:r>
-      <w:proofErr w:type="spellStart"/>
-      <w:r>
-        <w:t>V_informe_de_asistencia</w:t>
-      </w:r>
-      <w:proofErr w:type="spellEnd"/>
-      <w:r>
-        <w:t xml:space="preserve"> pide al controlador </w:t>
-      </w:r>
-      <w:proofErr w:type="spellStart"/>
-      <w:r>
-        <w:t>C_informe_de_asistencia</w:t>
-      </w:r>
-      <w:proofErr w:type="spellEnd"/>
-      <w:r>
-        <w:t xml:space="preserve"> cargar la interfaz; este, a su vez, solicita a </w:t>
-      </w:r>
-      <w:proofErr w:type="spellStart"/>
-      <w:r>
-        <w:t>C_MySQL</w:t>
-      </w:r>
-      <w:proofErr w:type="spellEnd"/>
-      <w:r>
-        <w:t xml:space="preserve"> los registros de marcas del día, que son consultados en la entidad marcas y devueltos al controlador. Con los datos recibidos, el sistema carga la interfaz del informe, el usuario presiona el botón para generar/cargar el informe diario, el controlador genera el informe con las asistencias diarias, y la vista devuelve el informe obtenido para que el usuario lo visualice en pantalla.</w:t>
+        <w:t>l diagrama de secuencia 5.7 muestra cómo el Usuario (administrador/RR.HH.) inicia sesión y, desde V_DashBoard, solicita el menú del V_Header para acceder a la sección “informe de asistencia”. Al entrar, la vista V_informe_de_asistencia pide al controlador C_informe_de_asistencia cargar la interfaz; este, a su vez, solicita a C_MySQL los registros de marcas del día, que son consultados en la entidad marcas y devueltos al controlador. Con los datos recibidos, el sistema carga la interfaz del informe, el usuario presiona el botón para generar/cargar el informe diario, el controlador genera el informe con las asistencias diarias, y la vista devuelve el informe obtenido para que el usuario lo visualice en pantalla.</w:t>
       </w:r>
     </w:p>
     <w:p/>
@@ -13457,47 +13257,7 @@
         <w:t>En la figura 5.5 e</w:t>
       </w:r>
       <w:r>
-        <w:t xml:space="preserve">l diagrama de secuencia muestra al Administrador que, tras iniciar sesión y entrar al </w:t>
-      </w:r>
-      <w:proofErr w:type="spellStart"/>
-      <w:r>
-        <w:t>dashboard</w:t>
-      </w:r>
-      <w:proofErr w:type="spellEnd"/>
-      <w:r>
-        <w:t xml:space="preserve">, despliega el menú del </w:t>
-      </w:r>
-      <w:proofErr w:type="spellStart"/>
-      <w:r>
-        <w:t>V_header</w:t>
-      </w:r>
-      <w:proofErr w:type="spellEnd"/>
-      <w:r>
-        <w:t xml:space="preserve"> para acceder a </w:t>
-      </w:r>
-      <w:proofErr w:type="spellStart"/>
-      <w:r>
-        <w:t>V_permisos</w:t>
-      </w:r>
-      <w:proofErr w:type="spellEnd"/>
-      <w:r>
-        <w:t xml:space="preserve">. Esta vista solicita al controlador </w:t>
-      </w:r>
-      <w:proofErr w:type="spellStart"/>
-      <w:r>
-        <w:t>C_permisos</w:t>
-      </w:r>
-      <w:proofErr w:type="spellEnd"/>
-      <w:r>
-        <w:t xml:space="preserve"> la carga de la interfaz, y el controlador consulta a </w:t>
-      </w:r>
-      <w:proofErr w:type="spellStart"/>
-      <w:r>
-        <w:t>C_mySQL</w:t>
-      </w:r>
-      <w:proofErr w:type="spellEnd"/>
-      <w:r>
-        <w:t xml:space="preserve"> los datos de permisos en la entidad permisos; la BD devuelve la información, el controlador la carga en la vista y el sistema muestra la vista previa. El actor selecciona el permiso del empleado a imprimir, el sistema destaca/registra la selección, y al presionar “Imprimir” se envía la solicitud de impresión y conversión a PDF; el controlador genera el comprobante del permiso y la interfaz muestra la impresión.</w:t>
+        <w:t>l diagrama de secuencia muestra al Administrador que, tras iniciar sesión y entrar al dashboard, despliega el menú del V_header para acceder a V_permisos. Esta vista solicita al controlador C_permisos la carga de la interfaz, y el controlador consulta a C_mySQL los datos de permisos en la entidad permisos; la BD devuelve la información, el controlador la carga en la vista y el sistema muestra la vista previa. El actor selecciona el permiso del empleado a imprimir, el sistema destaca/registra la selección, y al presionar “Imprimir” se envía la solicitud de impresión y conversión a PDF; el controlador genera el comprobante del permiso y la interfaz muestra la impresión.</w:t>
       </w:r>
     </w:p>
     <w:p/>
@@ -13603,63 +13363,7 @@
     <w:p>
       <w:r>
         <w:lastRenderedPageBreak/>
-        <w:t xml:space="preserve">El Usuario inicia sesión y, desde el </w:t>
-      </w:r>
-      <w:proofErr w:type="spellStart"/>
-      <w:r>
-        <w:t>dashboard</w:t>
-      </w:r>
-      <w:proofErr w:type="spellEnd"/>
-      <w:r>
-        <w:t xml:space="preserve">, despliega el menú del </w:t>
-      </w:r>
-      <w:proofErr w:type="spellStart"/>
-      <w:r>
-        <w:t>V_header</w:t>
-      </w:r>
-      <w:proofErr w:type="spellEnd"/>
-      <w:r>
-        <w:t xml:space="preserve"> para ir a </w:t>
-      </w:r>
-      <w:proofErr w:type="spellStart"/>
-      <w:r>
-        <w:t>V_permisos</w:t>
-      </w:r>
-      <w:proofErr w:type="spellEnd"/>
-      <w:r>
-        <w:t xml:space="preserve">. La vista pide a </w:t>
-      </w:r>
-      <w:proofErr w:type="spellStart"/>
-      <w:r>
-        <w:t>C_permisos</w:t>
-      </w:r>
-      <w:proofErr w:type="spellEnd"/>
-      <w:r>
-        <w:t xml:space="preserve"> cargar la interfaz; el controlador consulta a </w:t>
-      </w:r>
-      <w:proofErr w:type="spellStart"/>
-      <w:r>
-        <w:t>C_mySQL</w:t>
-      </w:r>
-      <w:proofErr w:type="spellEnd"/>
-      <w:r>
-        <w:t xml:space="preserve"> los permisos en la entidad permisos, recibe los datos y los muestra. El usuario selecciona uno o varios permisos, confirma la selección y presiona el botón eliminar. Entonces </w:t>
-      </w:r>
-      <w:proofErr w:type="spellStart"/>
-      <w:r>
-        <w:t>C_permisos</w:t>
-      </w:r>
-      <w:proofErr w:type="spellEnd"/>
-      <w:r>
-        <w:t xml:space="preserve"> envía la solicitud de borrado a la base de datos; </w:t>
-      </w:r>
-      <w:proofErr w:type="spellStart"/>
-      <w:r>
-        <w:t>C_mySQL</w:t>
-      </w:r>
-      <w:proofErr w:type="spellEnd"/>
-      <w:r>
-        <w:t xml:space="preserve"> ejecuta los cambios y devuelve el resultado. Con la confirmación, el controlador recarga la lista y la vista muestra la información actualizada sin los permisos eliminados.</w:t>
+        <w:t>El Usuario inicia sesión y, desde el dashboard, despliega el menú del V_header para ir a V_permisos. La vista pide a C_permisos cargar la interfaz; el controlador consulta a C_mySQL los permisos en la entidad permisos, recibe los datos y los muestra. El usuario selecciona uno o varios permisos, confirma la selección y presiona el botón eliminar. Entonces C_permisos envía la solicitud de borrado a la base de datos; C_mySQL ejecuta los cambios y devuelve el resultado. Con la confirmación, el controlador recarga la lista y la vista muestra la información actualizada sin los permisos eliminados.</w:t>
       </w:r>
     </w:p>
     <w:p>
@@ -13844,35 +13548,70 @@
         <w:rPr>
           <w:rFonts w:eastAsia="Times New Roman" w:cs="Times New Roman"/>
         </w:rPr>
-        <w:t xml:space="preserve"> la arquitectura del sistema dividiéndolo en dos bloques: el Front-</w:t>
-      </w:r>
-      <w:proofErr w:type="spellStart"/>
+        <w:t xml:space="preserve"> la arquitectura del sistema dividiéndolo en dos bloques: el Front-end y el Back-end.</w:t>
+      </w:r>
+    </w:p>
+    <w:p/>
+    <w:p>
       <w:r>
         <w:rPr>
           <w:rFonts w:eastAsia="Times New Roman" w:cs="Times New Roman"/>
         </w:rPr>
-        <w:t>end</w:t>
-      </w:r>
-      <w:proofErr w:type="spellEnd"/>
+        <w:t>Primero se encuentra el Front-end, que es la vista del usuario y la interfaz gráfica, construidos principalmente por CSS y JavaScript, apoyados por librerías como Bootstrap, jQuery, Chart.js y DataTables para mejorar la presentación y experiencia de usuario.</w:t>
+      </w:r>
+    </w:p>
+    <w:p/>
+    <w:p>
       <w:r>
         <w:rPr>
           <w:rFonts w:eastAsia="Times New Roman" w:cs="Times New Roman"/>
         </w:rPr>
-        <w:t xml:space="preserve"> y el Back-</w:t>
-      </w:r>
-      <w:proofErr w:type="spellStart"/>
+        <w:t>El Back-end, desarrollado en PHP, se encarga de gestionar la lógica del sistema, procesar los formularios, conectarse a la base de datos MySQL/MariaDB y manejar la autenticación de los usuarios mediante sesiones.</w:t>
+      </w:r>
+    </w:p>
+    <w:p/>
+    <w:p>
       <w:r>
         <w:rPr>
           <w:rFonts w:eastAsia="Times New Roman" w:cs="Times New Roman"/>
         </w:rPr>
-        <w:t>end</w:t>
-      </w:r>
-      <w:proofErr w:type="spellEnd"/>
+        <w:t xml:space="preserve">Está estructurado en archivos PHP organizados en la carpeta </w:t>
+      </w:r>
+      <w:r>
+        <w:rPr>
+          <w:rFonts w:eastAsia="Consolas" w:cs="Times New Roman"/>
+        </w:rPr>
+        <w:t>src</w:t>
+      </w:r>
       <w:r>
         <w:rPr>
           <w:rFonts w:eastAsia="Times New Roman" w:cs="Times New Roman"/>
         </w:rPr>
-        <w:t>.</w:t>
+        <w:t>, donde se encuentran módulos como el panel de control (</w:t>
+      </w:r>
+      <w:r>
+        <w:rPr>
+          <w:rFonts w:ascii="Consolas" w:eastAsia="Consolas" w:hAnsi="Consolas" w:cs="Consolas"/>
+        </w:rPr>
+        <w:t>dashboard.php</w:t>
+      </w:r>
+      <w:r>
+        <w:rPr>
+          <w:rFonts w:eastAsia="Times New Roman" w:cs="Times New Roman"/>
+        </w:rPr>
+        <w:t>), el manejo de tipos de contrato, y scripts para registrar o modificar información. Además, un archivo central de conexión (</w:t>
+      </w:r>
+      <w:r>
+        <w:rPr>
+          <w:rFonts w:ascii="Consolas" w:eastAsia="Consolas" w:hAnsi="Consolas" w:cs="Consolas"/>
+        </w:rPr>
+        <w:t>conexion.php</w:t>
+      </w:r>
+      <w:r>
+        <w:rPr>
+          <w:rFonts w:eastAsia="Times New Roman" w:cs="Times New Roman"/>
+        </w:rPr>
+        <w:t>) permite el acceso seguro y eficiente a la base de datos desde diferentes partes del sistema.</w:t>
       </w:r>
     </w:p>
     <w:p/>
@@ -13881,160 +13620,19 @@
         <w:rPr>
           <w:rFonts w:eastAsia="Times New Roman" w:cs="Times New Roman"/>
         </w:rPr>
-        <w:t>Primero se encuentra el Front-</w:t>
-      </w:r>
-      <w:proofErr w:type="spellStart"/>
+        <w:t xml:space="preserve">También se incluye un archivo </w:t>
+      </w:r>
+      <w:r>
+        <w:rPr>
+          <w:rFonts w:eastAsia="Consolas" w:cs="Times New Roman"/>
+        </w:rPr>
+        <w:t>biometrico.sql</w:t>
+      </w:r>
       <w:r>
         <w:rPr>
           <w:rFonts w:eastAsia="Times New Roman" w:cs="Times New Roman"/>
         </w:rPr>
-        <w:t>end</w:t>
-      </w:r>
-      <w:proofErr w:type="spellEnd"/>
-      <w:r>
-        <w:rPr>
-          <w:rFonts w:eastAsia="Times New Roman" w:cs="Times New Roman"/>
-        </w:rPr>
-        <w:t xml:space="preserve">, que es la vista del usuario y la interfaz gráfica, construidos principalmente por CSS y JavaScript, apoyados por librerías como Bootstrap, jQuery, Chart.js y </w:t>
-      </w:r>
-      <w:proofErr w:type="spellStart"/>
-      <w:r>
-        <w:rPr>
-          <w:rFonts w:eastAsia="Times New Roman" w:cs="Times New Roman"/>
-        </w:rPr>
-        <w:t>DataTables</w:t>
-      </w:r>
-      <w:proofErr w:type="spellEnd"/>
-      <w:r>
-        <w:rPr>
-          <w:rFonts w:eastAsia="Times New Roman" w:cs="Times New Roman"/>
-        </w:rPr>
-        <w:t xml:space="preserve"> para mejorar la presentación y experiencia de usuario.</w:t>
-      </w:r>
-    </w:p>
-    <w:p/>
-    <w:p>
-      <w:r>
-        <w:rPr>
-          <w:rFonts w:eastAsia="Times New Roman" w:cs="Times New Roman"/>
-        </w:rPr>
-        <w:t>El Back-</w:t>
-      </w:r>
-      <w:proofErr w:type="spellStart"/>
-      <w:r>
-        <w:rPr>
-          <w:rFonts w:eastAsia="Times New Roman" w:cs="Times New Roman"/>
-        </w:rPr>
-        <w:t>end</w:t>
-      </w:r>
-      <w:proofErr w:type="spellEnd"/>
-      <w:r>
-        <w:rPr>
-          <w:rFonts w:eastAsia="Times New Roman" w:cs="Times New Roman"/>
-        </w:rPr>
-        <w:t>, desarrollado en PHP, se encarga de gestionar la lógica del sistema, procesar los formularios, conectarse a la base de datos MySQL/</w:t>
-      </w:r>
-      <w:proofErr w:type="spellStart"/>
-      <w:r>
-        <w:rPr>
-          <w:rFonts w:eastAsia="Times New Roman" w:cs="Times New Roman"/>
-        </w:rPr>
-        <w:t>MariaDB</w:t>
-      </w:r>
-      <w:proofErr w:type="spellEnd"/>
-      <w:r>
-        <w:rPr>
-          <w:rFonts w:eastAsia="Times New Roman" w:cs="Times New Roman"/>
-        </w:rPr>
-        <w:t xml:space="preserve"> y manejar la autenticación de los usuarios mediante sesiones.</w:t>
-      </w:r>
-    </w:p>
-    <w:p/>
-    <w:p>
-      <w:r>
-        <w:rPr>
-          <w:rFonts w:eastAsia="Times New Roman" w:cs="Times New Roman"/>
-        </w:rPr>
-        <w:t xml:space="preserve">Está estructurado en archivos PHP organizados en la carpeta </w:t>
-      </w:r>
-      <w:proofErr w:type="spellStart"/>
-      <w:r>
-        <w:rPr>
-          <w:rFonts w:eastAsia="Consolas" w:cs="Times New Roman"/>
-        </w:rPr>
-        <w:t>src</w:t>
-      </w:r>
-      <w:proofErr w:type="spellEnd"/>
-      <w:r>
-        <w:rPr>
-          <w:rFonts w:eastAsia="Times New Roman" w:cs="Times New Roman"/>
-        </w:rPr>
-        <w:t>, donde se encuentran módulos como el panel de control (</w:t>
-      </w:r>
-      <w:proofErr w:type="spellStart"/>
-      <w:r>
-        <w:rPr>
-          <w:rFonts w:ascii="Consolas" w:eastAsia="Consolas" w:hAnsi="Consolas" w:cs="Consolas"/>
-        </w:rPr>
-        <w:t>dashboard.php</w:t>
-      </w:r>
-      <w:proofErr w:type="spellEnd"/>
-      <w:r>
-        <w:rPr>
-          <w:rFonts w:eastAsia="Times New Roman" w:cs="Times New Roman"/>
-        </w:rPr>
-        <w:t>), el manejo de tipos de contrato, y scripts para registrar o modificar información. Además, un archivo central de conexión (</w:t>
-      </w:r>
-      <w:proofErr w:type="spellStart"/>
-      <w:r>
-        <w:rPr>
-          <w:rFonts w:ascii="Consolas" w:eastAsia="Consolas" w:hAnsi="Consolas" w:cs="Consolas"/>
-        </w:rPr>
-        <w:t>conexion.php</w:t>
-      </w:r>
-      <w:proofErr w:type="spellEnd"/>
-      <w:r>
-        <w:rPr>
-          <w:rFonts w:eastAsia="Times New Roman" w:cs="Times New Roman"/>
-        </w:rPr>
-        <w:t>) permite el acceso seguro y eficiente a la base de datos desde diferentes partes del sistema.</w:t>
-      </w:r>
-    </w:p>
-    <w:p/>
-    <w:p>
-      <w:r>
-        <w:rPr>
-          <w:rFonts w:eastAsia="Times New Roman" w:cs="Times New Roman"/>
-        </w:rPr>
-        <w:t xml:space="preserve">También se incluye un archivo </w:t>
-      </w:r>
-      <w:proofErr w:type="spellStart"/>
-      <w:r>
-        <w:rPr>
-          <w:rFonts w:eastAsia="Consolas" w:cs="Times New Roman"/>
-        </w:rPr>
-        <w:t>biometrico.sql</w:t>
-      </w:r>
-      <w:proofErr w:type="spellEnd"/>
-      <w:r>
-        <w:rPr>
-          <w:rFonts w:eastAsia="Times New Roman" w:cs="Times New Roman"/>
-        </w:rPr>
-        <w:t xml:space="preserve"> que contiene la estructura de la base de datos necesaria para la operación del sistema, junto con un instalador de </w:t>
-      </w:r>
-      <w:proofErr w:type="spellStart"/>
-      <w:r>
-        <w:rPr>
-          <w:rFonts w:eastAsia="Times New Roman" w:cs="Times New Roman"/>
-        </w:rPr>
-        <w:t>MariaDB</w:t>
-      </w:r>
-      <w:proofErr w:type="spellEnd"/>
-      <w:r>
-        <w:rPr>
-          <w:rFonts w:eastAsia="Times New Roman" w:cs="Times New Roman"/>
-        </w:rPr>
-        <w:t xml:space="preserve">. En conjunto, estos </w:t>
+        <w:t xml:space="preserve"> que contiene la estructura de la base de datos necesaria para la operación del sistema, junto con un instalador de MariaDB. En conjunto, estos </w:t>
       </w:r>
       <w:r>
         <w:rPr>
@@ -14102,18 +13700,13 @@
         <w:t xml:space="preserve">Diagrama de componentes </w:t>
       </w:r>
       <w:r>
-        <w:t xml:space="preserve">de </w:t>
-      </w:r>
-      <w:proofErr w:type="spellStart"/>
-      <w:r>
-        <w:t>EugCom</w:t>
+        <w:t>de EugCom</w:t>
       </w:r>
       <w:bookmarkEnd w:id="95"/>
       <w:bookmarkEnd w:id="96"/>
       <w:bookmarkEnd w:id="97"/>
       <w:bookmarkEnd w:id="98"/>
       <w:bookmarkEnd w:id="99"/>
-      <w:proofErr w:type="spellEnd"/>
     </w:p>
     <w:p>
       <w:pPr>
@@ -14282,18 +13875,13 @@
         </w:r>
       </w:fldSimple>
       <w:r>
-        <w:t xml:space="preserve"> Diagrama de despliegue de </w:t>
-      </w:r>
-      <w:proofErr w:type="spellStart"/>
-      <w:r>
-        <w:t>EugCOM</w:t>
+        <w:t xml:space="preserve"> Diagrama de despliegue de EugCOM</w:t>
       </w:r>
       <w:bookmarkEnd w:id="102"/>
       <w:bookmarkEnd w:id="103"/>
       <w:bookmarkEnd w:id="104"/>
       <w:bookmarkEnd w:id="105"/>
       <w:bookmarkEnd w:id="106"/>
-      <w:proofErr w:type="spellEnd"/>
     </w:p>
     <w:p>
       <w:pPr>
@@ -14415,13 +14003,8 @@
         <w:t>) paso a paso para instalar correctamente el sistema</w:t>
       </w:r>
       <w:r>
-        <w:t xml:space="preserve"> web </w:t>
-      </w:r>
-      <w:proofErr w:type="spellStart"/>
-      <w:r>
-        <w:t>EugCOM</w:t>
-      </w:r>
-      <w:proofErr w:type="spellEnd"/>
+        <w:t xml:space="preserve"> web EugCOM</w:t>
+      </w:r>
       <w:r>
         <w:t>.</w:t>
       </w:r>
@@ -14574,11 +14157,7 @@
         <w:t>MySQL</w:t>
       </w:r>
       <w:r>
-        <w:t xml:space="preserve">/ </w:t>
-      </w:r>
-      <w:proofErr w:type="spellStart"/>
-      <w:r>
-        <w:t>Mari</w:t>
+        <w:t>/ Mari</w:t>
       </w:r>
       <w:r>
         <w:t>a</w:t>
@@ -14586,7 +14165,6 @@
       <w:r>
         <w:t>DB</w:t>
       </w:r>
-      <w:proofErr w:type="spellEnd"/>
     </w:p>
     <w:p>
       <w:pPr>
@@ -14752,11 +14330,9 @@
           <w:numId w:val="49"/>
         </w:numPr>
       </w:pPr>
-      <w:proofErr w:type="spellStart"/>
       <w:r>
         <w:t>phpMyAdmin</w:t>
       </w:r>
-      <w:proofErr w:type="spellEnd"/>
     </w:p>
     <w:p>
       <w:pPr>
@@ -14786,15 +14362,7 @@
         </w:numPr>
       </w:pPr>
       <w:r>
-        <w:t>Haz clic en “</w:t>
-      </w:r>
-      <w:proofErr w:type="spellStart"/>
-      <w:r>
-        <w:t>Start</w:t>
-      </w:r>
-      <w:proofErr w:type="spellEnd"/>
-      <w:r>
-        <w:t>” para:</w:t>
+        <w:t>Haz clic en “Start” para:</w:t>
       </w:r>
     </w:p>
     <w:p>
@@ -14868,23 +14436,7 @@
         <w:t>(</w:t>
       </w:r>
       <w:r>
-        <w:t>C:\</w:t>
-      </w:r>
-      <w:proofErr w:type="spellStart"/>
-      <w:r>
-        <w:t>xampp</w:t>
-      </w:r>
-      <w:proofErr w:type="spellEnd"/>
-      <w:r>
-        <w:t>\</w:t>
-      </w:r>
-      <w:proofErr w:type="spellStart"/>
-      <w:r>
-        <w:t>htdocs</w:t>
-      </w:r>
-      <w:proofErr w:type="spellEnd"/>
-      <w:r>
-        <w:t>\</w:t>
+        <w:t>C:\xampp\htdocs\</w:t>
       </w:r>
       <w:r>
         <w:t>)</w:t>
@@ -15005,13 +14557,8 @@
         </w:numPr>
       </w:pPr>
       <w:r>
-        <w:t>Configurar el archivo de conexión a la base de datos (</w:t>
-      </w:r>
-      <w:proofErr w:type="spellStart"/>
-      <w:r>
-        <w:t>config.php</w:t>
-      </w:r>
-      <w:proofErr w:type="spellEnd"/>
+        <w:t>Configurar el archivo de conexión a la base de datos (config.php</w:t>
+      </w:r>
       <w:r>
         <w:t>)</w:t>
       </w:r>
@@ -15275,11 +14822,9 @@
             <w:r>
               <w:t>“</w:t>
             </w:r>
-            <w:proofErr w:type="spellStart"/>
             <w:r>
               <w:t>config.php</w:t>
             </w:r>
-            <w:proofErr w:type="spellEnd"/>
             <w:r>
               <w:t>”</w:t>
             </w:r>
@@ -15325,15 +14870,7 @@
               <w:jc w:val="left"/>
             </w:pPr>
             <w:r>
-              <w:t xml:space="preserve">Verificar que estén dentro de </w:t>
-            </w:r>
-            <w:proofErr w:type="spellStart"/>
-            <w:r>
-              <w:t>htdocs</w:t>
-            </w:r>
-            <w:proofErr w:type="spellEnd"/>
-            <w:r>
-              <w:t>/</w:t>
+              <w:t>Verificar que estén dentro de htdocs/</w:t>
             </w:r>
           </w:p>
         </w:tc>
@@ -15486,31 +15023,7 @@
     <w:p/>
     <w:p>
       <w:r>
-        <w:t xml:space="preserve">En la figura 6.1 El árbol de navegación muestra cómo se organiza la aplicación tras el inicio de sesión: desde el </w:t>
-      </w:r>
-      <w:proofErr w:type="spellStart"/>
-      <w:r>
-        <w:t>Dashboard</w:t>
-      </w:r>
-      <w:proofErr w:type="spellEnd"/>
-      <w:r>
-        <w:t xml:space="preserve"> se despliega el menú (</w:t>
-      </w:r>
-      <w:proofErr w:type="spellStart"/>
-      <w:r>
-        <w:t>header</w:t>
-      </w:r>
-      <w:proofErr w:type="spellEnd"/>
-      <w:r>
-        <w:t xml:space="preserve">), que agrupa las principales pestañas o módulos. Allí el usuario puede gestionar Turnos (listar, crear y asignar), Empleados (ingresar y visualizar), y las Tablas Maestras de RR.HH. (permisos, centros de costo, departamentos, motivos, tipos de contrato y vacaciones). También incluye vistas operativas para Vacaciones (crear y ver), Informe de asistencia (consultar por empleado), Permisos (ingresar y ver aprobados), Pulsos de empleados y Reportes/Informes. Cada nodo azul representa una interfaz (pantalla) y cada nodo morado una funcionalidad dentro de esa pantalla; la ruta típica es: iniciar sesión → </w:t>
-      </w:r>
-      <w:proofErr w:type="spellStart"/>
-      <w:r>
-        <w:t>dashboard</w:t>
-      </w:r>
-      <w:proofErr w:type="spellEnd"/>
-      <w:r>
-        <w:t xml:space="preserve"> → menú → módulo (pantalla) → acción específica, y finalmente la opción Salir para cerrar sesión.</w:t>
+        <w:t>En la figura 6.1 El árbol de navegación muestra cómo se organiza la aplicación tras el inicio de sesión: desde el Dashboard se despliega el menú (header), que agrupa las principales pestañas o módulos. Allí el usuario puede gestionar Turnos (listar, crear y asignar), Empleados (ingresar y visualizar), y las Tablas Maestras de RR.HH. (permisos, centros de costo, departamentos, motivos, tipos de contrato y vacaciones). También incluye vistas operativas para Vacaciones (crear y ver), Informe de asistencia (consultar por empleado), Permisos (ingresar y ver aprobados), Pulsos de empleados y Reportes/Informes. Cada nodo azul representa una interfaz (pantalla) y cada nodo morado una funcionalidad dentro de esa pantalla; la ruta típica es: iniciar sesión → dashboard → menú → módulo (pantalla) → acción específica, y finalmente la opción Salir para cerrar sesión.</w:t>
       </w:r>
     </w:p>
     <w:p/>
@@ -15554,15 +15067,7 @@
         <w:t xml:space="preserve"> </w:t>
       </w:r>
       <w:r>
-        <w:t xml:space="preserve">“Árbol de navegación </w:t>
-      </w:r>
-      <w:proofErr w:type="spellStart"/>
-      <w:r>
-        <w:t>EugCOM</w:t>
-      </w:r>
-      <w:proofErr w:type="spellEnd"/>
-      <w:r>
-        <w:t>”</w:t>
+        <w:t>“Árbol de navegación EugCOM”</w:t>
       </w:r>
       <w:bookmarkEnd w:id="124"/>
       <w:bookmarkEnd w:id="125"/>
@@ -15926,7 +15431,45 @@
     </w:p>
     <w:p>
       <w:r>
+        <w:lastRenderedPageBreak/>
         <w:t>Fuente: Elaborado por el estudiante de acuerdo con el proyecto</w:t>
+      </w:r>
+      <w:r>
+        <w:drawing>
+          <wp:inline distT="0" distB="0" distL="0" distR="0" wp14:anchorId="123E1067" wp14:editId="2C936914">
+            <wp:extent cx="5971540" cy="5589905"/>
+            <wp:effectExtent l="0" t="0" r="0" b="0"/>
+            <wp:docPr id="104026570" name="Imagen 1" descr="Interfaz de usuario gráfica, Texto, Aplicación&#10;&#10;El contenido generado por IA puede ser incorrecto."/>
+            <wp:cNvGraphicFramePr>
+              <a:graphicFrameLocks xmlns:a="http://schemas.openxmlformats.org/drawingml/2006/main" noChangeAspect="1"/>
+            </wp:cNvGraphicFramePr>
+            <a:graphic xmlns:a="http://schemas.openxmlformats.org/drawingml/2006/main">
+              <a:graphicData uri="http://schemas.openxmlformats.org/drawingml/2006/picture">
+                <pic:pic xmlns:pic="http://schemas.openxmlformats.org/drawingml/2006/picture">
+                  <pic:nvPicPr>
+                    <pic:cNvPr id="104026570" name="Imagen 1" descr="Interfaz de usuario gráfica, Texto, Aplicación&#10;&#10;El contenido generado por IA puede ser incorrecto."/>
+                    <pic:cNvPicPr/>
+                  </pic:nvPicPr>
+                  <pic:blipFill>
+                    <a:blip r:embed="rId30"/>
+                    <a:stretch>
+                      <a:fillRect/>
+                    </a:stretch>
+                  </pic:blipFill>
+                  <pic:spPr>
+                    <a:xfrm>
+                      <a:off x="0" y="0"/>
+                      <a:ext cx="5971540" cy="5589905"/>
+                    </a:xfrm>
+                    <a:prstGeom prst="rect">
+                      <a:avLst/>
+                    </a:prstGeom>
+                  </pic:spPr>
+                </pic:pic>
+              </a:graphicData>
+            </a:graphic>
+          </wp:inline>
+        </w:drawing>
       </w:r>
     </w:p>
     <w:p>
@@ -16077,7 +15620,45 @@
     </w:p>
     <w:p>
       <w:r>
+        <w:lastRenderedPageBreak/>
         <w:t>Fuente: Elaborado por el estudiante de acuerdo con el proyecto</w:t>
+      </w:r>
+      <w:r>
+        <w:drawing>
+          <wp:inline distT="0" distB="0" distL="0" distR="0" wp14:anchorId="24EAD238" wp14:editId="5163E100">
+            <wp:extent cx="5971540" cy="5561965"/>
+            <wp:effectExtent l="0" t="0" r="0" b="635"/>
+            <wp:docPr id="1890153937" name="Imagen 1" descr="Interfaz de usuario gráfica, Aplicación&#10;&#10;El contenido generado por IA puede ser incorrecto."/>
+            <wp:cNvGraphicFramePr>
+              <a:graphicFrameLocks xmlns:a="http://schemas.openxmlformats.org/drawingml/2006/main" noChangeAspect="1"/>
+            </wp:cNvGraphicFramePr>
+            <a:graphic xmlns:a="http://schemas.openxmlformats.org/drawingml/2006/main">
+              <a:graphicData uri="http://schemas.openxmlformats.org/drawingml/2006/picture">
+                <pic:pic xmlns:pic="http://schemas.openxmlformats.org/drawingml/2006/picture">
+                  <pic:nvPicPr>
+                    <pic:cNvPr id="1890153937" name="Imagen 1" descr="Interfaz de usuario gráfica, Aplicación&#10;&#10;El contenido generado por IA puede ser incorrecto."/>
+                    <pic:cNvPicPr/>
+                  </pic:nvPicPr>
+                  <pic:blipFill>
+                    <a:blip r:embed="rId31"/>
+                    <a:stretch>
+                      <a:fillRect/>
+                    </a:stretch>
+                  </pic:blipFill>
+                  <pic:spPr>
+                    <a:xfrm>
+                      <a:off x="0" y="0"/>
+                      <a:ext cx="5971540" cy="5561965"/>
+                    </a:xfrm>
+                    <a:prstGeom prst="rect">
+                      <a:avLst/>
+                    </a:prstGeom>
+                  </pic:spPr>
+                </pic:pic>
+              </a:graphicData>
+            </a:graphic>
+          </wp:inline>
+        </w:drawing>
       </w:r>
     </w:p>
     <w:p>
@@ -16233,7 +15814,45 @@
     </w:p>
     <w:p>
       <w:r>
+        <w:lastRenderedPageBreak/>
         <w:t>Fuente: Elaborado por el estudiante de acuerdo con el proyecto</w:t>
+      </w:r>
+      <w:r>
+        <w:drawing>
+          <wp:inline distT="0" distB="0" distL="0" distR="0" wp14:anchorId="231882C7" wp14:editId="44EDBE0D">
+            <wp:extent cx="5971540" cy="5244465"/>
+            <wp:effectExtent l="0" t="0" r="0" b="0"/>
+            <wp:docPr id="313082465" name="Imagen 1" descr="Texto&#10;&#10;El contenido generado por IA puede ser incorrecto."/>
+            <wp:cNvGraphicFramePr>
+              <a:graphicFrameLocks xmlns:a="http://schemas.openxmlformats.org/drawingml/2006/main" noChangeAspect="1"/>
+            </wp:cNvGraphicFramePr>
+            <a:graphic xmlns:a="http://schemas.openxmlformats.org/drawingml/2006/main">
+              <a:graphicData uri="http://schemas.openxmlformats.org/drawingml/2006/picture">
+                <pic:pic xmlns:pic="http://schemas.openxmlformats.org/drawingml/2006/picture">
+                  <pic:nvPicPr>
+                    <pic:cNvPr id="313082465" name="Imagen 1" descr="Texto&#10;&#10;El contenido generado por IA puede ser incorrecto."/>
+                    <pic:cNvPicPr/>
+                  </pic:nvPicPr>
+                  <pic:blipFill>
+                    <a:blip r:embed="rId32"/>
+                    <a:stretch>
+                      <a:fillRect/>
+                    </a:stretch>
+                  </pic:blipFill>
+                  <pic:spPr>
+                    <a:xfrm>
+                      <a:off x="0" y="0"/>
+                      <a:ext cx="5971540" cy="5244465"/>
+                    </a:xfrm>
+                    <a:prstGeom prst="rect">
+                      <a:avLst/>
+                    </a:prstGeom>
+                  </pic:spPr>
+                </pic:pic>
+              </a:graphicData>
+            </a:graphic>
+          </wp:inline>
+        </w:drawing>
       </w:r>
     </w:p>
     <w:p>
@@ -16378,7 +15997,45 @@
     </w:p>
     <w:p>
       <w:r>
+        <w:lastRenderedPageBreak/>
         <w:t>Fuente: Elaborado por el estudiante de acuerdo con el proyecto</w:t>
+      </w:r>
+      <w:r>
+        <w:drawing>
+          <wp:inline distT="0" distB="0" distL="0" distR="0" wp14:anchorId="21D5E4C0" wp14:editId="09823447">
+            <wp:extent cx="5971540" cy="5032375"/>
+            <wp:effectExtent l="0" t="0" r="0" b="0"/>
+            <wp:docPr id="243411652" name="Imagen 1" descr="Interfaz de usuario gráfica, Texto&#10;&#10;El contenido generado por IA puede ser incorrecto."/>
+            <wp:cNvGraphicFramePr>
+              <a:graphicFrameLocks xmlns:a="http://schemas.openxmlformats.org/drawingml/2006/main" noChangeAspect="1"/>
+            </wp:cNvGraphicFramePr>
+            <a:graphic xmlns:a="http://schemas.openxmlformats.org/drawingml/2006/main">
+              <a:graphicData uri="http://schemas.openxmlformats.org/drawingml/2006/picture">
+                <pic:pic xmlns:pic="http://schemas.openxmlformats.org/drawingml/2006/picture">
+                  <pic:nvPicPr>
+                    <pic:cNvPr id="243411652" name="Imagen 1" descr="Interfaz de usuario gráfica, Texto&#10;&#10;El contenido generado por IA puede ser incorrecto."/>
+                    <pic:cNvPicPr/>
+                  </pic:nvPicPr>
+                  <pic:blipFill>
+                    <a:blip r:embed="rId33"/>
+                    <a:stretch>
+                      <a:fillRect/>
+                    </a:stretch>
+                  </pic:blipFill>
+                  <pic:spPr>
+                    <a:xfrm>
+                      <a:off x="0" y="0"/>
+                      <a:ext cx="5971540" cy="5032375"/>
+                    </a:xfrm>
+                    <a:prstGeom prst="rect">
+                      <a:avLst/>
+                    </a:prstGeom>
+                  </pic:spPr>
+                </pic:pic>
+              </a:graphicData>
+            </a:graphic>
+          </wp:inline>
+        </w:drawing>
       </w:r>
       <w:r>
         <w:br w:type="page"/>
@@ -16414,14 +16071,9 @@
       </w:pPr>
       <w:bookmarkStart w:id="144" w:name="_Toc211882616"/>
       <w:r>
-        <w:t xml:space="preserve">Backlog </w:t>
-      </w:r>
-      <w:proofErr w:type="spellStart"/>
-      <w:r>
-        <w:t>Review</w:t>
+        <w:t>Backlog Review</w:t>
       </w:r>
       <w:bookmarkEnd w:id="144"/>
-      <w:proofErr w:type="spellEnd"/>
     </w:p>
     <w:p>
       <w:pPr>
@@ -16436,15 +16088,7 @@
         <w:t>8</w:t>
       </w:r>
       <w:r>
-        <w:t xml:space="preserve">.1 se aprecia el sprint backlog </w:t>
-      </w:r>
-      <w:proofErr w:type="spellStart"/>
-      <w:r>
-        <w:t>review</w:t>
-      </w:r>
-      <w:proofErr w:type="spellEnd"/>
-      <w:r>
-        <w:t xml:space="preserve"> con las respectivas horas efectivas del proyecto </w:t>
+        <w:t xml:space="preserve">.1 se aprecia el sprint backlog review con las respectivas horas efectivas del proyecto </w:t>
       </w:r>
       <w:r>
         <w:t>y tareas</w:t>
@@ -16505,18 +16149,13 @@
         </w:r>
       </w:fldSimple>
       <w:r>
-        <w:t xml:space="preserve"> Sprint Backlog </w:t>
-      </w:r>
-      <w:proofErr w:type="spellStart"/>
-      <w:r>
-        <w:t>Review</w:t>
+        <w:t xml:space="preserve"> Sprint Backlog Review</w:t>
       </w:r>
       <w:bookmarkEnd w:id="145"/>
       <w:bookmarkEnd w:id="146"/>
       <w:bookmarkEnd w:id="147"/>
       <w:bookmarkEnd w:id="148"/>
       <w:bookmarkEnd w:id="149"/>
-      <w:proofErr w:type="spellEnd"/>
     </w:p>
     <w:p/>
     <w:p>
@@ -16543,7 +16182,7 @@
                     <pic:cNvPicPr/>
                   </pic:nvPicPr>
                   <pic:blipFill>
-                    <a:blip r:embed="rId30"/>
+                    <a:blip r:embed="rId34"/>
                     <a:stretch>
                       <a:fillRect/>
                     </a:stretch>
@@ -16753,21 +16392,8 @@
         <w:t xml:space="preserve"> </w:t>
       </w:r>
       <w:bookmarkStart w:id="157" w:name="_Toc211882619"/>
-      <w:proofErr w:type="spellStart"/>
-      <w:r>
-        <w:t>Burn</w:t>
-      </w:r>
-      <w:proofErr w:type="spellEnd"/>
-      <w:r>
-        <w:t xml:space="preserve"> </w:t>
-      </w:r>
-      <w:proofErr w:type="spellStart"/>
-      <w:r>
-        <w:t>down</w:t>
-      </w:r>
-      <w:proofErr w:type="spellEnd"/>
-      <w:r>
-        <w:t xml:space="preserve"> chart</w:t>
+      <w:r>
+        <w:t>Burn down chart</w:t>
       </w:r>
       <w:bookmarkEnd w:id="157"/>
     </w:p>
@@ -16842,13 +16468,8 @@
       <w:r>
         <w:t xml:space="preserve"> </w:t>
       </w:r>
-      <w:proofErr w:type="spellStart"/>
-      <w:r>
-        <w:t>Burn</w:t>
-      </w:r>
-      <w:proofErr w:type="spellEnd"/>
-      <w:r>
-        <w:t xml:space="preserve">-Down </w:t>
+      <w:r>
+        <w:t xml:space="preserve">Burn-Down </w:t>
       </w:r>
       <w:r>
         <w:t>del esfuerzo del equipo</w:t>
@@ -16899,14 +16520,9 @@
         <w:pStyle w:val="Ttulo3"/>
       </w:pPr>
       <w:bookmarkStart w:id="163" w:name="_Toc211882620"/>
-      <w:proofErr w:type="spellStart"/>
       <w:r>
         <w:lastRenderedPageBreak/>
-        <w:t>Burn</w:t>
-      </w:r>
-      <w:proofErr w:type="spellEnd"/>
-      <w:r>
-        <w:t xml:space="preserve"> </w:t>
+        <w:t xml:space="preserve">Burn </w:t>
       </w:r>
       <w:r>
         <w:t>U</w:t>
@@ -16931,15 +16547,7 @@
         <w:t>á</w:t>
       </w:r>
       <w:r>
-        <w:t xml:space="preserve">fico </w:t>
-      </w:r>
-      <w:proofErr w:type="spellStart"/>
-      <w:r>
-        <w:t>Burn</w:t>
-      </w:r>
-      <w:proofErr w:type="spellEnd"/>
-      <w:r>
-        <w:t xml:space="preserve"> Up </w:t>
+        <w:t xml:space="preserve">fico Burn Up </w:t>
       </w:r>
       <w:r>
         <w:t xml:space="preserve">que representa el trabajo acumulado </w:t>
@@ -16999,11 +16607,9 @@
       <w:r>
         <w:t xml:space="preserve">fica </w:t>
       </w:r>
-      <w:proofErr w:type="spellStart"/>
       <w:r>
         <w:t>Burn</w:t>
       </w:r>
-      <w:proofErr w:type="spellEnd"/>
       <w:r>
         <w:t>-Up del esfuerzo del equipo</w:t>
       </w:r>
@@ -17189,15 +16795,7 @@
     <w:p/>
     <w:p>
       <w:r>
-        <w:t xml:space="preserve">La retrospectiva del proyecto se llevó a cabo como una instancia fundamental para la inspección y adaptación continua de los procesos y el desempeño del Equipo Scrum. Esta sesión se enfocó en analizar el trabajo realizado durante los </w:t>
-      </w:r>
-      <w:proofErr w:type="spellStart"/>
-      <w:r>
-        <w:t>sprints</w:t>
-      </w:r>
-      <w:proofErr w:type="spellEnd"/>
-      <w:r>
-        <w:t xml:space="preserve"> anteriores con el objetivo de identificar tanto los logros alcanzados como las áreas de oportunidad que permitan optimizar la eficiencia y calidad en los futuros ciclos de desarrollo.</w:t>
+        <w:t>La retrospectiva del proyecto se llevó a cabo como una instancia fundamental para la inspección y adaptación continua de los procesos y el desempeño del Equipo Scrum. Esta sesión se enfocó en analizar el trabajo realizado durante los sprints anteriores con el objetivo de identificar tanto los logros alcanzados como las áreas de oportunidad que permitan optimizar la eficiencia y calidad en los futuros ciclos de desarrollo.</w:t>
       </w:r>
     </w:p>
     <w:p>
@@ -17230,15 +16828,7 @@
         <w:t xml:space="preserve">representan </w:t>
       </w:r>
       <w:r>
-        <w:t xml:space="preserve">los hallazgos y discusiones de la retrospectiva, se ha formulado el siguiente plan de mejora, el cual detalla las acciones específicas que el Equipo Scrum se compromete a implementar en los próximos </w:t>
-      </w:r>
-      <w:proofErr w:type="spellStart"/>
-      <w:r>
-        <w:t>sprints</w:t>
-      </w:r>
-      <w:proofErr w:type="spellEnd"/>
-      <w:r>
-        <w:t>. Estas acciones están diseñadas para abordar las áreas identificadas y potenciar la productividad y cohesión del equipo</w:t>
+        <w:t>los hallazgos y discusiones de la retrospectiva, se ha formulado el siguiente plan de mejora, el cual detalla las acciones específicas que el Equipo Scrum se compromete a implementar en los próximos sprints. Estas acciones están diseñadas para abordar las áreas identificadas y potenciar la productividad y cohesión del equipo</w:t>
       </w:r>
     </w:p>
     <w:p>
@@ -17306,7 +16896,7 @@
                     <pic:cNvPicPr/>
                   </pic:nvPicPr>
                   <pic:blipFill>
-                    <a:blip r:embed="rId31"/>
+                    <a:blip r:embed="rId35"/>
                     <a:stretch>
                       <a:fillRect/>
                     </a:stretch>
@@ -17380,11 +16970,9 @@
       <w:r>
         <w:t>“</w:t>
       </w:r>
-      <w:proofErr w:type="spellStart"/>
       <w:r>
         <w:t>TicTac</w:t>
       </w:r>
-      <w:proofErr w:type="spellEnd"/>
       <w:r>
         <w:t>”</w:t>
       </w:r>
@@ -17399,31 +16987,7 @@
     </w:p>
     <w:p>
       <w:r>
-        <w:t xml:space="preserve">Para usar el sistema se necesita XAMPP, activando Apache como servidor local web y MySQL para la base de datos. Funciona con archivos principales: </w:t>
-      </w:r>
-      <w:proofErr w:type="spellStart"/>
-      <w:r>
-        <w:t>index.php</w:t>
-      </w:r>
-      <w:proofErr w:type="spellEnd"/>
-      <w:r>
-        <w:t xml:space="preserve">, que es la vista de inicio de sesión; </w:t>
-      </w:r>
-      <w:proofErr w:type="spellStart"/>
-      <w:r>
-        <w:t>header.php</w:t>
-      </w:r>
-      <w:proofErr w:type="spellEnd"/>
-      <w:r>
-        <w:t xml:space="preserve">, que es el menú principal con el menú desplegable que combina la vista del inicio de sesión para lograr cargar la lógica del sistema, donde permite realizar los microservicios a través de dicho menú; y </w:t>
-      </w:r>
-      <w:proofErr w:type="spellStart"/>
-      <w:r>
-        <w:t>connection.php</w:t>
-      </w:r>
-      <w:proofErr w:type="spellEnd"/>
-      <w:r>
-        <w:t xml:space="preserve">, que gestiona la conexión a la base de datos. </w:t>
+        <w:t xml:space="preserve">Para usar el sistema se necesita XAMPP, activando Apache como servidor local web y MySQL para la base de datos. Funciona con archivos principales: index.php, que es la vista de inicio de sesión; header.php, que es el menú principal con el menú desplegable que combina la vista del inicio de sesión para lograr cargar la lógica del sistema, donde permite realizar los microservicios a través de dicho menú; y connection.php, que gestiona la conexión a la base de datos. </w:t>
       </w:r>
     </w:p>
     <w:p>
@@ -17433,31 +16997,7 @@
     </w:p>
     <w:p>
       <w:r>
-        <w:t xml:space="preserve">El usuario accede a un formulario de inicio de sesión donde introduce su nombre de usuario, ID y contraseña. Esta interfaz, desarrollada en HTML y optimizada con Bootstrap, envía los datos al mismo archivo mediante el método POST. PHP procesa la solicitud, validando si existe una sesión activa; de no ser así, verifica que se hayan introducido los datos. A continuación, incluye </w:t>
-      </w:r>
-      <w:proofErr w:type="spellStart"/>
-      <w:r>
-        <w:t>connection.php</w:t>
-      </w:r>
-      <w:proofErr w:type="spellEnd"/>
-      <w:r>
-        <w:t xml:space="preserve">, que establece la conexión a la base de datos mediante la biblioteca nativa </w:t>
-      </w:r>
-      <w:proofErr w:type="spellStart"/>
-      <w:r>
-        <w:t>MySQLi</w:t>
-      </w:r>
-      <w:proofErr w:type="spellEnd"/>
-      <w:r>
-        <w:t xml:space="preserve"> de PHP, utilizando la función </w:t>
-      </w:r>
-      <w:proofErr w:type="spellStart"/>
-      <w:r>
-        <w:t>mysqli_connect</w:t>
-      </w:r>
-      <w:proofErr w:type="spellEnd"/>
-      <w:r>
-        <w:t xml:space="preserve">(). </w:t>
+        <w:t xml:space="preserve">El usuario accede a un formulario de inicio de sesión donde introduce su nombre de usuario, ID y contraseña. Esta interfaz, desarrollada en HTML y optimizada con Bootstrap, envía los datos al mismo archivo mediante el método POST. PHP procesa la solicitud, validando si existe una sesión activa; de no ser así, verifica que se hayan introducido los datos. A continuación, incluye connection.php, que establece la conexión a la base de datos mediante la biblioteca nativa MySQLi de PHP, utilizando la función mysqli_connect(). </w:t>
       </w:r>
     </w:p>
     <w:p>
@@ -17481,31 +17021,7 @@
     </w:p>
     <w:p>
       <w:r>
-        <w:t xml:space="preserve">La conexión a MySQL se realiza mediante </w:t>
-      </w:r>
-      <w:proofErr w:type="spellStart"/>
-      <w:r>
-        <w:t>mysqli_connect</w:t>
-      </w:r>
-      <w:proofErr w:type="spellEnd"/>
-      <w:r>
-        <w:t xml:space="preserve">() y </w:t>
-      </w:r>
-      <w:proofErr w:type="spellStart"/>
-      <w:r>
-        <w:t>mysqli_query</w:t>
-      </w:r>
-      <w:proofErr w:type="spellEnd"/>
-      <w:r>
-        <w:t xml:space="preserve">(), utilizando </w:t>
-      </w:r>
-      <w:proofErr w:type="spellStart"/>
-      <w:r>
-        <w:t>mysqli_real_escape_string</w:t>
-      </w:r>
-      <w:proofErr w:type="spellEnd"/>
-      <w:r>
-        <w:t xml:space="preserve">() para depurar los datos, aunque sin usar cifrado de contraseña ni consultas preparadas, lo que representa una mejora de seguridad. </w:t>
+        <w:t xml:space="preserve">La conexión a MySQL se realiza mediante mysqli_connect() y mysqli_query(), utilizando mysqli_real_escape_string() para depurar los datos, aunque sin usar cifrado de contraseña ni consultas preparadas, lo que representa una mejora de seguridad. </w:t>
       </w:r>
     </w:p>
     <w:p/>
@@ -17530,32 +17046,14 @@
     </w:p>
     <w:p/>
     <w:p>
-      <w:proofErr w:type="spellStart"/>
-      <w:r>
-        <w:t>Frontend</w:t>
-      </w:r>
-      <w:proofErr w:type="spellEnd"/>
-      <w:r>
-        <w:t xml:space="preserve">: Se utiliza HTML para la estructura, CSS para el diseño y JavaScript con jQuery para interacciones dinámicas en el lado del cliente. Bootstrap se emplea para optimizar la interfaz de usuario. </w:t>
+      <w:r>
+        <w:t xml:space="preserve">Frontend: Se utiliza HTML para la estructura, CSS para el diseño y JavaScript con jQuery para interacciones dinámicas en el lado del cliente. Bootstrap se emplea para optimizar la interfaz de usuario. </w:t>
       </w:r>
     </w:p>
     <w:p/>
     <w:p>
-      <w:proofErr w:type="spellStart"/>
-      <w:r>
-        <w:t>Backend</w:t>
-      </w:r>
-      <w:proofErr w:type="spellEnd"/>
-      <w:r>
-        <w:t>: PHP 7.4 gestiona la lógica del servidor y las interacciones con la base de datos. Base de Datos: MySQL/</w:t>
-      </w:r>
-      <w:proofErr w:type="spellStart"/>
-      <w:r>
-        <w:t>MariaDB</w:t>
-      </w:r>
-      <w:proofErr w:type="spellEnd"/>
-      <w:r>
-        <w:t xml:space="preserve"> almacena los datos de usuario y la información del sistema. </w:t>
+      <w:r>
+        <w:t xml:space="preserve">Backend: PHP 7.4 gestiona la lógica del servidor y las interacciones con la base de datos. Base de Datos: MySQL/MariaDB almacena los datos de usuario y la información del sistema. </w:t>
       </w:r>
     </w:p>
     <w:p/>
@@ -17571,14 +17069,9 @@
         <w:pStyle w:val="Ttulo2"/>
       </w:pPr>
       <w:bookmarkStart w:id="188" w:name="_Toc211882627"/>
-      <w:proofErr w:type="spellStart"/>
       <w:r>
         <w:lastRenderedPageBreak/>
-        <w:t>Pdf</w:t>
-      </w:r>
-      <w:proofErr w:type="spellEnd"/>
-      <w:r>
-        <w:t xml:space="preserve"> diagrama de clases</w:t>
+        <w:t>Pdf diagrama de clases</w:t>
       </w:r>
       <w:r>
         <w:t xml:space="preserve"> y modelado datos</w:t>
@@ -17611,18 +17104,18 @@
             <v:path o:extrusionok="f" gradientshapeok="t" o:connecttype="rect"/>
             <o:lock v:ext="edit" aspectratio="t"/>
           </v:shapetype>
-          <v:shape id="_x0000_i1025" type="#_x0000_t75" style="width:79.55pt;height:50.25pt" o:ole="">
-            <v:imagedata r:id="rId32" o:title=""/>
+          <v:shape id="_x0000_i1025" type="#_x0000_t75" style="width:79.5pt;height:50.5pt" o:ole="">
+            <v:imagedata r:id="rId36" o:title=""/>
           </v:shape>
-          <o:OLEObject Type="Embed" ProgID="Package" ShapeID="_x0000_i1025" DrawAspect="Icon" ObjectID="_1822756717" r:id="rId33"/>
+          <o:OLEObject Type="Embed" ProgID="Package" ShapeID="_x0000_i1025" DrawAspect="Icon" ObjectID="_1822924644" r:id="rId37"/>
         </w:object>
       </w:r>
       <w:r>
         <w:object w:dxaOrig="1530" w:dyaOrig="995" w14:anchorId="7318620E">
-          <v:shape id="_x0000_i1026" type="#_x0000_t75" style="width:79.55pt;height:50.25pt" o:ole="">
-            <v:imagedata r:id="rId34" o:title=""/>
+          <v:shape id="_x0000_i1026" type="#_x0000_t75" style="width:79.5pt;height:50.5pt" o:ole="">
+            <v:imagedata r:id="rId38" o:title=""/>
           </v:shape>
-          <o:OLEObject Type="Embed" ProgID="Package" ShapeID="_x0000_i1026" DrawAspect="Icon" ObjectID="_1822756718" r:id="rId35"/>
+          <o:OLEObject Type="Embed" ProgID="Package" ShapeID="_x0000_i1026" DrawAspect="Icon" ObjectID="_1822924645" r:id="rId39"/>
         </w:object>
       </w:r>
     </w:p>
@@ -17638,13 +17131,8 @@
         <w:pStyle w:val="Ttulo2"/>
       </w:pPr>
       <w:bookmarkStart w:id="189" w:name="_Toc211882628"/>
-      <w:proofErr w:type="spellStart"/>
-      <w:r>
-        <w:t>Pdf</w:t>
-      </w:r>
-      <w:proofErr w:type="spellEnd"/>
-      <w:r>
-        <w:t xml:space="preserve"> vista </w:t>
+      <w:r>
+        <w:t xml:space="preserve">Pdf vista </w:t>
       </w:r>
       <w:r>
         <w:t>de proceso</w:t>
@@ -17654,63 +17142,53 @@
     <w:p>
       <w:r>
         <w:object w:dxaOrig="1530" w:dyaOrig="995" w14:anchorId="0F22C1AE">
-          <v:shape id="_x0000_i1027" type="#_x0000_t75" style="width:79.55pt;height:50.25pt" o:ole="">
-            <v:imagedata r:id="rId36" o:title=""/>
-          </v:shape>
-          <o:OLEObject Type="Embed" ProgID="Package" ShapeID="_x0000_i1027" DrawAspect="Icon" ObjectID="_1822756719" r:id="rId37"/>
-        </w:object>
-      </w:r>
-    </w:p>
-    <w:p>
-      <w:pPr>
-        <w:pStyle w:val="Ttulo2"/>
-      </w:pPr>
-      <w:bookmarkStart w:id="190" w:name="_Toc211882629"/>
-      <w:proofErr w:type="spellStart"/>
-      <w:r>
-        <w:t>Pdf</w:t>
-      </w:r>
-      <w:proofErr w:type="spellEnd"/>
-      <w:r>
-        <w:t xml:space="preserve"> vista componentes</w:t>
-      </w:r>
-      <w:bookmarkEnd w:id="190"/>
-    </w:p>
-    <w:p>
-      <w:r>
-        <w:object w:dxaOrig="1530" w:dyaOrig="995" w14:anchorId="3BF7DF28">
-          <v:shape id="_x0000_i1028" type="#_x0000_t75" style="width:79.55pt;height:50.25pt" o:ole="">
-            <v:imagedata r:id="rId38" o:title=""/>
-          </v:shape>
-          <o:OLEObject Type="Embed" ProgID="Package" ShapeID="_x0000_i1028" DrawAspect="Icon" ObjectID="_1822756720" r:id="rId39"/>
-        </w:object>
-      </w:r>
-    </w:p>
-    <w:p>
-      <w:pPr>
-        <w:pStyle w:val="Ttulo2"/>
-      </w:pPr>
-      <w:bookmarkStart w:id="191" w:name="_Toc211882630"/>
-      <w:proofErr w:type="spellStart"/>
-      <w:r>
-        <w:t>Pdf</w:t>
-      </w:r>
-      <w:proofErr w:type="spellEnd"/>
-      <w:r>
-        <w:t xml:space="preserve"> vista </w:t>
-      </w:r>
-      <w:r>
-        <w:t>despliegue</w:t>
-      </w:r>
-      <w:bookmarkEnd w:id="191"/>
-    </w:p>
-    <w:p>
-      <w:r>
-        <w:object w:dxaOrig="1530" w:dyaOrig="995" w14:anchorId="4B2FF5B7">
-          <v:shape id="_x0000_i1029" type="#_x0000_t75" style="width:79.55pt;height:50.25pt" o:ole="">
+          <v:shape id="_x0000_i1027" type="#_x0000_t75" style="width:79.5pt;height:50.5pt" o:ole="">
             <v:imagedata r:id="rId40" o:title=""/>
           </v:shape>
-          <o:OLEObject Type="Embed" ProgID="Package" ShapeID="_x0000_i1029" DrawAspect="Icon" ObjectID="_1822756721" r:id="rId41"/>
+          <o:OLEObject Type="Embed" ProgID="Package" ShapeID="_x0000_i1027" DrawAspect="Icon" ObjectID="_1822924646" r:id="rId41"/>
+        </w:object>
+      </w:r>
+    </w:p>
+    <w:p>
+      <w:pPr>
+        <w:pStyle w:val="Ttulo2"/>
+      </w:pPr>
+      <w:bookmarkStart w:id="190" w:name="_Toc211882629"/>
+      <w:r>
+        <w:t>Pdf vista componentes</w:t>
+      </w:r>
+      <w:bookmarkEnd w:id="190"/>
+    </w:p>
+    <w:p>
+      <w:r>
+        <w:object w:dxaOrig="1530" w:dyaOrig="995" w14:anchorId="3BF7DF28">
+          <v:shape id="_x0000_i1028" type="#_x0000_t75" style="width:79.5pt;height:50.5pt" o:ole="">
+            <v:imagedata r:id="rId42" o:title=""/>
+          </v:shape>
+          <o:OLEObject Type="Embed" ProgID="Package" ShapeID="_x0000_i1028" DrawAspect="Icon" ObjectID="_1822924647" r:id="rId43"/>
+        </w:object>
+      </w:r>
+    </w:p>
+    <w:p>
+      <w:pPr>
+        <w:pStyle w:val="Ttulo2"/>
+      </w:pPr>
+      <w:bookmarkStart w:id="191" w:name="_Toc211882630"/>
+      <w:r>
+        <w:t xml:space="preserve">Pdf vista </w:t>
+      </w:r>
+      <w:r>
+        <w:t>despliegue</w:t>
+      </w:r>
+      <w:bookmarkEnd w:id="191"/>
+    </w:p>
+    <w:p>
+      <w:r>
+        <w:object w:dxaOrig="1530" w:dyaOrig="995" w14:anchorId="4B2FF5B7">
+          <v:shape id="_x0000_i1029" type="#_x0000_t75" style="width:79.5pt;height:50.5pt" o:ole="">
+            <v:imagedata r:id="rId44" o:title=""/>
+          </v:shape>
+          <o:OLEObject Type="Embed" ProgID="Package" ShapeID="_x0000_i1029" DrawAspect="Icon" ObjectID="_1822924648" r:id="rId45"/>
         </w:object>
       </w:r>
     </w:p>
@@ -17787,43 +17265,20 @@
       <w:r>
         <w:t xml:space="preserve">hash, </w:t>
       </w:r>
-      <w:proofErr w:type="spellStart"/>
-      <w:r>
-        <w:t>usuarios_id_usuarios</w:t>
-      </w:r>
-      <w:proofErr w:type="spellEnd"/>
+      <w:r>
+        <w:t>usuarios_id_usuarios, biometroc</w:t>
+      </w:r>
+      <w:r>
+        <w:t>o_id_biometrico, latitud, longitud</w:t>
+      </w:r>
       <w:r>
         <w:t xml:space="preserve">, </w:t>
       </w:r>
-      <w:proofErr w:type="spellStart"/>
-      <w:r>
-        <w:t>biometroc</w:t>
-      </w:r>
-      <w:r>
-        <w:t>o_id_biometrico</w:t>
-      </w:r>
-      <w:proofErr w:type="spellEnd"/>
-      <w:r>
-        <w:t>, latitud, longitud</w:t>
-      </w:r>
-      <w:r>
-        <w:t xml:space="preserve">, </w:t>
-      </w:r>
-      <w:proofErr w:type="spellStart"/>
       <w:r>
         <w:t>tipoMarca</w:t>
       </w:r>
-      <w:proofErr w:type="spellEnd"/>
-      <w:r>
-        <w:t xml:space="preserve">, </w:t>
-      </w:r>
-      <w:proofErr w:type="spellStart"/>
-      <w:r>
-        <w:t>correo_enviado</w:t>
-      </w:r>
-      <w:proofErr w:type="spellEnd"/>
-      <w:r>
-        <w:t>. descarga.</w:t>
+      <w:r>
+        <w:t>, correo_enviado. descarga.</w:t>
       </w:r>
       <w:r>
         <w:t xml:space="preserve"> </w:t>
@@ -17841,45 +17296,8 @@
       <w:r>
         <w:t xml:space="preserve"> </w:t>
       </w:r>
-      <w:proofErr w:type="spellStart"/>
-      <w:r>
-        <w:t>filtrar_marcasFechas</w:t>
-      </w:r>
-      <w:proofErr w:type="spellEnd"/>
-      <w:r>
-        <w:t xml:space="preserve">(), </w:t>
-      </w:r>
-      <w:proofErr w:type="spellStart"/>
-      <w:r>
-        <w:t>filtrar_informe</w:t>
-      </w:r>
-      <w:proofErr w:type="spellEnd"/>
-      <w:r>
-        <w:t xml:space="preserve">(), </w:t>
-      </w:r>
-      <w:proofErr w:type="spellStart"/>
-      <w:r>
-        <w:t>guardar_marca</w:t>
-      </w:r>
-      <w:proofErr w:type="spellEnd"/>
-      <w:r>
-        <w:t xml:space="preserve">(), </w:t>
-      </w:r>
-      <w:proofErr w:type="spellStart"/>
-      <w:r>
-        <w:t>imprimirMarcaAsistencia</w:t>
-      </w:r>
-      <w:proofErr w:type="spellEnd"/>
-      <w:r>
-        <w:t xml:space="preserve">(), </w:t>
-      </w:r>
-      <w:proofErr w:type="spellStart"/>
-      <w:r>
-        <w:t>exportarMarcaAsistencia</w:t>
-      </w:r>
-      <w:proofErr w:type="spellEnd"/>
-      <w:r>
-        <w:t>(). Estos sugieren funcionalidades para filtrar, reportar, guardar, imprimir y exportar datos de asistencia.</w:t>
+      <w:r>
+        <w:t>filtrar_marcasFechas(), filtrar_informe(), guardar_marca(), imprimirMarcaAsistencia(), exportarMarcaAsistencia(). Estos sugieren funcionalidades para filtrar, reportar, guardar, imprimir y exportar datos de asistencia.</w:t>
       </w:r>
     </w:p>
     <w:p>
@@ -17915,15 +17333,7 @@
         <w:t>Atributos:</w:t>
       </w:r>
       <w:r>
-        <w:t xml:space="preserve"> </w:t>
-      </w:r>
-      <w:proofErr w:type="spellStart"/>
-      <w:r>
-        <w:t>id_biometrico</w:t>
-      </w:r>
-      <w:proofErr w:type="spellEnd"/>
-      <w:r>
-        <w:t xml:space="preserve"> (clave primaria), marca, modelo,</w:t>
+        <w:t xml:space="preserve"> id_biometrico (clave primaria), marca, modelo,</w:t>
       </w:r>
       <w:r>
         <w:t xml:space="preserve"> ubicación, </w:t>
@@ -17932,15 +17342,7 @@
         <w:t>status</w:t>
       </w:r>
       <w:r>
-        <w:t xml:space="preserve">, tipo, </w:t>
-      </w:r>
-      <w:proofErr w:type="spellStart"/>
-      <w:r>
-        <w:t>id_sucursal</w:t>
-      </w:r>
-      <w:proofErr w:type="spellEnd"/>
-      <w:r>
-        <w:t>.</w:t>
+        <w:t>, tipo, id_sucursal.</w:t>
       </w:r>
     </w:p>
     <w:p>
@@ -17982,39 +17384,7 @@
         <w:t>Atributos:</w:t>
       </w:r>
       <w:r>
-        <w:t xml:space="preserve"> </w:t>
-      </w:r>
-      <w:proofErr w:type="spellStart"/>
-      <w:r>
-        <w:t>id_departamentos</w:t>
-      </w:r>
-      <w:proofErr w:type="spellEnd"/>
-      <w:r>
-        <w:t xml:space="preserve"> (clave primaria), </w:t>
-      </w:r>
-      <w:proofErr w:type="spellStart"/>
-      <w:r>
-        <w:t>id_empresa</w:t>
-      </w:r>
-      <w:proofErr w:type="spellEnd"/>
-      <w:r>
-        <w:t xml:space="preserve"> (clave foránea), </w:t>
-      </w:r>
-      <w:proofErr w:type="spellStart"/>
-      <w:r>
-        <w:t>descripcion</w:t>
-      </w:r>
-      <w:proofErr w:type="spellEnd"/>
-      <w:r>
-        <w:t xml:space="preserve">, status, </w:t>
-      </w:r>
-      <w:proofErr w:type="spellStart"/>
-      <w:r>
-        <w:t>fechaCreacion</w:t>
-      </w:r>
-      <w:proofErr w:type="spellEnd"/>
-      <w:r>
-        <w:t xml:space="preserve">. </w:t>
+        <w:t xml:space="preserve"> id_departamentos (clave primaria), id_empresa (clave foránea), descripcion, status, fechaCreacion. </w:t>
       </w:r>
     </w:p>
     <w:p>
@@ -18026,39 +17396,7 @@
         <w:t>Métodos:</w:t>
       </w:r>
       <w:r>
-        <w:t xml:space="preserve"> </w:t>
-      </w:r>
-      <w:proofErr w:type="spellStart"/>
-      <w:r>
-        <w:t>nuevo_departamento</w:t>
-      </w:r>
-      <w:proofErr w:type="spellEnd"/>
-      <w:r>
-        <w:t xml:space="preserve">(), </w:t>
-      </w:r>
-      <w:proofErr w:type="spellStart"/>
-      <w:r>
-        <w:t>cambiar_estadoDepartamentos</w:t>
-      </w:r>
-      <w:proofErr w:type="spellEnd"/>
-      <w:r>
-        <w:t xml:space="preserve">(), </w:t>
-      </w:r>
-      <w:proofErr w:type="spellStart"/>
-      <w:r>
-        <w:t>actualizar_departamentos</w:t>
-      </w:r>
-      <w:proofErr w:type="spellEnd"/>
-      <w:r>
-        <w:t xml:space="preserve">(), </w:t>
-      </w:r>
-      <w:proofErr w:type="spellStart"/>
-      <w:r>
-        <w:t>guardar_departamentos</w:t>
-      </w:r>
-      <w:proofErr w:type="spellEnd"/>
-      <w:r>
-        <w:t>(). Estos indican operaciones CRUD (Crear, Leer, Actualizar, Eliminar) para los departamentos</w:t>
+        <w:t xml:space="preserve"> nuevo_departamento(), cambiar_estadoDepartamentos(), actualizar_departamentos(), guardar_departamentos(). Estos indican operaciones CRUD (Crear, Leer, Actualizar, Eliminar) para los departamentos</w:t>
       </w:r>
     </w:p>
     <w:p>
@@ -18094,71 +17432,7 @@
         <w:t>Atributos:</w:t>
       </w:r>
       <w:r>
-        <w:t xml:space="preserve"> </w:t>
-      </w:r>
-      <w:proofErr w:type="spellStart"/>
-      <w:r>
-        <w:t>id_empresas</w:t>
-      </w:r>
-      <w:proofErr w:type="spellEnd"/>
-      <w:r>
-        <w:t xml:space="preserve"> (clave primaria), </w:t>
-      </w:r>
-      <w:proofErr w:type="spellStart"/>
-      <w:r>
-        <w:t>RazonSocial</w:t>
-      </w:r>
-      <w:proofErr w:type="spellEnd"/>
-      <w:r>
-        <w:t xml:space="preserve">, </w:t>
-      </w:r>
-      <w:proofErr w:type="spellStart"/>
-      <w:r>
-        <w:t>nombreFantasia</w:t>
-      </w:r>
-      <w:proofErr w:type="spellEnd"/>
-      <w:r>
-        <w:t xml:space="preserve">, </w:t>
-      </w:r>
-      <w:proofErr w:type="spellStart"/>
-      <w:r>
-        <w:t>rut</w:t>
-      </w:r>
-      <w:proofErr w:type="spellEnd"/>
-      <w:r>
-        <w:t xml:space="preserve">, </w:t>
-      </w:r>
-      <w:proofErr w:type="spellStart"/>
-      <w:r>
-        <w:t>representanteLegal</w:t>
-      </w:r>
-      <w:proofErr w:type="spellEnd"/>
-      <w:r>
-        <w:t xml:space="preserve">, </w:t>
-      </w:r>
-      <w:proofErr w:type="spellStart"/>
-      <w:r>
-        <w:t>actividadEconomica</w:t>
-      </w:r>
-      <w:proofErr w:type="spellEnd"/>
-      <w:r>
-        <w:t xml:space="preserve">, giro, </w:t>
-      </w:r>
-      <w:proofErr w:type="spellStart"/>
-      <w:r>
-        <w:t>fechaCreacion</w:t>
-      </w:r>
-      <w:proofErr w:type="spellEnd"/>
-      <w:r>
-        <w:t xml:space="preserve">, web, email, logo, </w:t>
-      </w:r>
-      <w:proofErr w:type="spellStart"/>
-      <w:r>
-        <w:t>pais</w:t>
-      </w:r>
-      <w:proofErr w:type="spellEnd"/>
-      <w:r>
-        <w:t xml:space="preserve">, </w:t>
+        <w:t xml:space="preserve"> id_empresas (clave primaria), RazonSocial, nombreFantasia, rut, representanteLegal, actividadEconomica, giro, fechaCreacion, web, email, logo, pais, </w:t>
       </w:r>
       <w:r>
         <w:t>status</w:t>
@@ -18167,23 +17441,10 @@
         <w:t>,</w:t>
       </w:r>
       <w:r>
-        <w:t xml:space="preserve"> </w:t>
-      </w:r>
-      <w:proofErr w:type="spellStart"/>
-      <w:r>
-        <w:t>holding_id_holdind</w:t>
-      </w:r>
-      <w:proofErr w:type="spellEnd"/>
-      <w:r>
-        <w:t xml:space="preserve">, </w:t>
-      </w:r>
-      <w:proofErr w:type="spellStart"/>
-      <w:r>
-        <w:t>FechaTermino</w:t>
-      </w:r>
-      <w:proofErr w:type="spellEnd"/>
-      <w:r>
-        <w:t>,</w:t>
+        <w:t xml:space="preserve"> holding_id_holdind</w:t>
+      </w:r>
+      <w:r>
+        <w:t>, FechaTermino,</w:t>
       </w:r>
       <w:r>
         <w:t xml:space="preserve"> C</w:t>
@@ -18228,95 +17489,10 @@
         <w:t>Atributos:</w:t>
       </w:r>
       <w:r>
-        <w:t xml:space="preserve"> </w:t>
-      </w:r>
-      <w:proofErr w:type="spellStart"/>
-      <w:r>
-        <w:t>id_turnos</w:t>
-      </w:r>
-      <w:proofErr w:type="spellEnd"/>
-      <w:r>
-        <w:t xml:space="preserve"> (clave primaria), </w:t>
-      </w:r>
-      <w:proofErr w:type="spellStart"/>
-      <w:r>
-        <w:t>nombreTurno</w:t>
-      </w:r>
-      <w:proofErr w:type="spellEnd"/>
-      <w:r>
-        <w:t xml:space="preserve">, </w:t>
-      </w:r>
-      <w:proofErr w:type="spellStart"/>
-      <w:r>
-        <w:t>numeroDia</w:t>
-      </w:r>
-      <w:proofErr w:type="spellEnd"/>
-      <w:r>
-        <w:t xml:space="preserve">, horario, </w:t>
-      </w:r>
-      <w:proofErr w:type="spellStart"/>
-      <w:r>
-        <w:t>ventanaIngreso</w:t>
-      </w:r>
-      <w:proofErr w:type="spellEnd"/>
-      <w:r>
-        <w:t xml:space="preserve">, </w:t>
-      </w:r>
-      <w:proofErr w:type="spellStart"/>
-      <w:r>
-        <w:t>horaEntrada</w:t>
-      </w:r>
-      <w:proofErr w:type="spellEnd"/>
-      <w:r>
-        <w:t xml:space="preserve">, </w:t>
-      </w:r>
-      <w:proofErr w:type="spellStart"/>
-      <w:r>
-        <w:t>diaEntrada</w:t>
-      </w:r>
-      <w:proofErr w:type="spellEnd"/>
-      <w:r>
-        <w:t xml:space="preserve">, tolerancia, </w:t>
-      </w:r>
-      <w:proofErr w:type="spellStart"/>
-      <w:r>
-        <w:t>entradaColacion</w:t>
-      </w:r>
-      <w:proofErr w:type="spellEnd"/>
-      <w:r>
-        <w:t xml:space="preserve">, </w:t>
-      </w:r>
-      <w:proofErr w:type="spellStart"/>
-      <w:r>
-        <w:t>salidaColacion</w:t>
-      </w:r>
-      <w:proofErr w:type="spellEnd"/>
-      <w:r>
-        <w:t xml:space="preserve">, </w:t>
-      </w:r>
-      <w:proofErr w:type="spellStart"/>
-      <w:r>
-        <w:t>horaSalida</w:t>
-      </w:r>
-      <w:proofErr w:type="spellEnd"/>
-      <w:r>
-        <w:t xml:space="preserve">, </w:t>
-      </w:r>
-      <w:proofErr w:type="spellStart"/>
-      <w:r>
-        <w:t>ventanaSalida</w:t>
-      </w:r>
-      <w:proofErr w:type="spellEnd"/>
-      <w:r>
-        <w:t xml:space="preserve">, libre, </w:t>
-      </w:r>
-      <w:proofErr w:type="spellStart"/>
-      <w:r>
-        <w:t>totalHorasDia</w:t>
-      </w:r>
-      <w:proofErr w:type="spellEnd"/>
-      <w:r>
-        <w:t xml:space="preserve">, extra, </w:t>
+        <w:t xml:space="preserve"> id_turnos (clave primaria), nombreTurno, numeroDia, horario, ventanaIngreso, horaEntrada, diaEntrada, tolerancia, entradaColacion, salidaColacion, horaSalida, ventanaSalida, libre, </w:t>
+      </w:r>
+      <w:r>
+        <w:t xml:space="preserve">totalHorasDia, extra, </w:t>
       </w:r>
       <w:r>
         <w:t>status.</w:t>
@@ -18332,65 +17508,16 @@
         <w:t>Métodos:</w:t>
       </w:r>
       <w:r>
-        <w:t xml:space="preserve"> </w:t>
-      </w:r>
-      <w:proofErr w:type="spellStart"/>
-      <w:r>
-        <w:t>nuevo_turno</w:t>
-      </w:r>
-      <w:proofErr w:type="spellEnd"/>
-      <w:r>
-        <w:t xml:space="preserve">(), </w:t>
-      </w:r>
-      <w:proofErr w:type="spellStart"/>
-      <w:r>
-        <w:t>guardar_turno</w:t>
-      </w:r>
-      <w:proofErr w:type="spellEnd"/>
-      <w:r>
-        <w:t xml:space="preserve">(), </w:t>
-      </w:r>
-      <w:proofErr w:type="spellStart"/>
-      <w:r>
-        <w:t>actualizar_turno</w:t>
-      </w:r>
-      <w:proofErr w:type="spellEnd"/>
-      <w:r>
-        <w:t xml:space="preserve">(), </w:t>
-      </w:r>
-      <w:proofErr w:type="spellStart"/>
-      <w:r>
-        <w:t>cambiar_estadoTurno</w:t>
-      </w:r>
-      <w:proofErr w:type="spellEnd"/>
-      <w:r>
-        <w:t xml:space="preserve">(), </w:t>
-      </w:r>
-      <w:proofErr w:type="spellStart"/>
-      <w:r>
-        <w:t>eliminar_turno</w:t>
-      </w:r>
-      <w:proofErr w:type="spellEnd"/>
-      <w:r>
-        <w:t>()</w:t>
-      </w:r>
-      <w:r>
-        <w:t xml:space="preserve">, </w:t>
-      </w:r>
-      <w:proofErr w:type="spellStart"/>
-      <w:r>
-        <w:t>tablaresumen_turnos</w:t>
-      </w:r>
-      <w:proofErr w:type="spellEnd"/>
-      <w:r>
-        <w:t>()</w:t>
+        <w:t xml:space="preserve"> nuevo_turno(), guardar_turno(), actualizar_turno(), cambiar_estadoTurno(), eliminar_turno()</w:t>
+      </w:r>
+      <w:r>
+        <w:t>, tablaresumen_turnos()</w:t>
       </w:r>
       <w:r>
         <w:t>.</w:t>
       </w:r>
     </w:p>
     <w:p>
-      <w:proofErr w:type="spellStart"/>
       <w:r>
         <w:rPr>
           <w:b/>
@@ -18398,7 +17525,6 @@
         </w:rPr>
         <w:t>tipo_contrato</w:t>
       </w:r>
-      <w:proofErr w:type="spellEnd"/>
       <w:r>
         <w:t>:</w:t>
       </w:r>
@@ -18424,31 +17550,7 @@
         <w:t>Atributos:</w:t>
       </w:r>
       <w:r>
-        <w:t xml:space="preserve"> </w:t>
-      </w:r>
-      <w:proofErr w:type="spellStart"/>
-      <w:r>
-        <w:t>id_tipocontrato</w:t>
-      </w:r>
-      <w:proofErr w:type="spellEnd"/>
-      <w:r>
-        <w:t xml:space="preserve"> (clave primaria), </w:t>
-      </w:r>
-      <w:proofErr w:type="spellStart"/>
-      <w:r>
-        <w:t>id_empresa</w:t>
-      </w:r>
-      <w:proofErr w:type="spellEnd"/>
-      <w:r>
-        <w:t xml:space="preserve"> (clave foránea), </w:t>
-      </w:r>
-      <w:proofErr w:type="spellStart"/>
-      <w:r>
-        <w:t>descripcion</w:t>
-      </w:r>
-      <w:proofErr w:type="spellEnd"/>
-      <w:r>
-        <w:t xml:space="preserve">, status. </w:t>
+        <w:t xml:space="preserve"> id_tipocontrato (clave primaria), id_empresa (clave foránea), descripcion, status. </w:t>
       </w:r>
     </w:p>
     <w:p>
@@ -18460,39 +17562,7 @@
         <w:t>Métodos:</w:t>
       </w:r>
       <w:r>
-        <w:t xml:space="preserve"> </w:t>
-      </w:r>
-      <w:proofErr w:type="spellStart"/>
-      <w:r>
-        <w:t>nuevo_tipoContrato</w:t>
-      </w:r>
-      <w:proofErr w:type="spellEnd"/>
-      <w:r>
-        <w:t xml:space="preserve">(), </w:t>
-      </w:r>
-      <w:proofErr w:type="spellStart"/>
-      <w:r>
-        <w:t>guardar_tipoContrato</w:t>
-      </w:r>
-      <w:proofErr w:type="spellEnd"/>
-      <w:r>
-        <w:t xml:space="preserve">(), </w:t>
-      </w:r>
-      <w:proofErr w:type="spellStart"/>
-      <w:r>
-        <w:t>actualizar_tipoContrato</w:t>
-      </w:r>
-      <w:proofErr w:type="spellEnd"/>
-      <w:r>
-        <w:t xml:space="preserve">(), </w:t>
-      </w:r>
-      <w:proofErr w:type="spellStart"/>
-      <w:r>
-        <w:t>cambiar_estadoTipoContrato</w:t>
-      </w:r>
-      <w:proofErr w:type="spellEnd"/>
-      <w:r>
-        <w:t>().</w:t>
+        <w:t xml:space="preserve"> nuevo_tipoContrato(), guardar_tipoContrato(), actualizar_tipoContrato(), cambiar_estadoTipoContrato().</w:t>
       </w:r>
     </w:p>
     <w:p>
@@ -18560,11 +17630,9 @@
         </w:rPr>
         <w:t xml:space="preserve"> </w:t>
       </w:r>
-      <w:proofErr w:type="spellStart"/>
       <w:r>
         <w:t>id_usuarios</w:t>
       </w:r>
-      <w:proofErr w:type="spellEnd"/>
       <w:r>
         <w:rPr>
           <w:rFonts w:cs="Times New Roman"/>
@@ -18574,171 +17642,45 @@
       <w:r>
         <w:t xml:space="preserve"> </w:t>
       </w:r>
-      <w:proofErr w:type="spellStart"/>
-      <w:r>
-        <w:t>rut</w:t>
-      </w:r>
-      <w:proofErr w:type="spellEnd"/>
-      <w:r>
-        <w:t xml:space="preserve">, </w:t>
-      </w:r>
-      <w:proofErr w:type="spellStart"/>
-      <w:r>
-        <w:t>digitoRUT</w:t>
-      </w:r>
-      <w:proofErr w:type="spellEnd"/>
-      <w:r>
-        <w:t xml:space="preserve">, </w:t>
-      </w:r>
-      <w:proofErr w:type="spellStart"/>
-      <w:r>
-        <w:t>codigoDedo</w:t>
-      </w:r>
-      <w:proofErr w:type="spellEnd"/>
-      <w:r>
-        <w:t>, nombres, apellido1, apellido2</w:t>
-      </w:r>
-      <w:r>
-        <w:t xml:space="preserve">, </w:t>
-      </w:r>
-      <w:proofErr w:type="spellStart"/>
-      <w:r>
-        <w:t>tipoContrato</w:t>
-      </w:r>
-      <w:proofErr w:type="spellEnd"/>
-      <w:r>
-        <w:t xml:space="preserve">, </w:t>
-      </w:r>
-      <w:proofErr w:type="spellStart"/>
-      <w:r>
-        <w:t>direccion</w:t>
-      </w:r>
-      <w:proofErr w:type="spellEnd"/>
-      <w:r>
-        <w:t xml:space="preserve">, comuna, ciudad, país, </w:t>
-      </w:r>
-      <w:proofErr w:type="spellStart"/>
-      <w:r>
-        <w:t>telefono</w:t>
-      </w:r>
-      <w:proofErr w:type="spellEnd"/>
-      <w:r>
-        <w:t>, celular</w:t>
-      </w:r>
-      <w:r>
-        <w:t xml:space="preserve">, </w:t>
-      </w:r>
-      <w:proofErr w:type="spellStart"/>
-      <w:r>
-        <w:t>id_ficha</w:t>
-      </w:r>
-      <w:proofErr w:type="spellEnd"/>
-      <w:r>
-        <w:t xml:space="preserve">(foránea), email, </w:t>
-      </w:r>
-      <w:proofErr w:type="spellStart"/>
-      <w:r>
-        <w:t>turnoFijo</w:t>
-      </w:r>
-      <w:proofErr w:type="spellEnd"/>
-      <w:r>
-        <w:t xml:space="preserve">, </w:t>
-      </w:r>
-      <w:proofErr w:type="spellStart"/>
-      <w:r>
-        <w:t>username</w:t>
-      </w:r>
-      <w:proofErr w:type="spellEnd"/>
-      <w:r>
-        <w:t xml:space="preserve">, </w:t>
-      </w:r>
-      <w:proofErr w:type="spellStart"/>
-      <w:r>
-        <w:t>password</w:t>
-      </w:r>
-      <w:proofErr w:type="spellEnd"/>
-      <w:r>
-        <w:t>, perfil, cargo,</w:t>
-      </w:r>
-      <w:r>
-        <w:t xml:space="preserve"> </w:t>
-      </w:r>
-      <w:proofErr w:type="spellStart"/>
-      <w:r>
-        <w:t>salt</w:t>
-      </w:r>
-      <w:proofErr w:type="spellEnd"/>
-      <w:r>
-        <w:t xml:space="preserve">, status, </w:t>
-      </w:r>
-      <w:proofErr w:type="spellStart"/>
-      <w:r>
-        <w:t>sucurusal_id_sucursal</w:t>
-      </w:r>
-      <w:proofErr w:type="spellEnd"/>
-      <w:r>
-        <w:t xml:space="preserve"> (</w:t>
+      <w:r>
+        <w:t>rut, digitoRUT</w:t>
+      </w:r>
+      <w:r>
+        <w:t>, codigoDedo, nombres, apellido1, apellido2</w:t>
+      </w:r>
+      <w:r>
+        <w:t>, tipoContrato, direccion, comuna, ciudad, país, telefono, celular</w:t>
+      </w:r>
+      <w:r>
+        <w:t>, id_ficha(foránea), email, turnoFijo, username, password, perfil, cargo,</w:t>
+      </w:r>
+      <w:r>
+        <w:t xml:space="preserve"> salt, status, sucurusal_id_sucursal (</w:t>
       </w:r>
       <w:r>
         <w:t xml:space="preserve">foránea), </w:t>
       </w:r>
-      <w:proofErr w:type="spellStart"/>
-      <w:r>
-        <w:t>turnos_id_turnos</w:t>
-      </w:r>
-      <w:proofErr w:type="spellEnd"/>
-      <w:r>
-        <w:t xml:space="preserve"> (foránea), </w:t>
-      </w:r>
-      <w:proofErr w:type="spellStart"/>
-      <w:r>
-        <w:t>departamentos_id_departamentos</w:t>
-      </w:r>
-      <w:proofErr w:type="spellEnd"/>
-      <w:r>
-        <w:t xml:space="preserve"> (foránea</w:t>
+      <w:r>
+        <w:t xml:space="preserve">turnos_id_turnos (foránea), </w:t>
+      </w:r>
+      <w:r>
+        <w:t>departamentos_id_departamentos (foránea</w:t>
       </w:r>
       <w:r>
         <w:t>)</w:t>
       </w:r>
       <w:r>
-        <w:t xml:space="preserve">, </w:t>
-      </w:r>
-      <w:proofErr w:type="spellStart"/>
-      <w:r>
-        <w:t>cc_id_cc</w:t>
-      </w:r>
-      <w:proofErr w:type="spellEnd"/>
-      <w:r>
-        <w:t xml:space="preserve"> </w:t>
+        <w:t xml:space="preserve">, cc_id_cc </w:t>
       </w:r>
       <w:r>
         <w:t>(foránea</w:t>
       </w:r>
       <w:r>
-        <w:t xml:space="preserve">), </w:t>
-      </w:r>
-      <w:proofErr w:type="spellStart"/>
-      <w:r>
-        <w:t>fechaCreacion</w:t>
-      </w:r>
-      <w:proofErr w:type="spellEnd"/>
-      <w:r>
-        <w:t xml:space="preserve">, </w:t>
-      </w:r>
-      <w:proofErr w:type="spellStart"/>
-      <w:r>
-        <w:t>claveReloj</w:t>
-      </w:r>
-      <w:proofErr w:type="spellEnd"/>
-      <w:r>
-        <w:t xml:space="preserve">, </w:t>
-      </w:r>
-      <w:proofErr w:type="spellStart"/>
-      <w:r>
-        <w:t>id_empresas</w:t>
-      </w:r>
-      <w:proofErr w:type="spellEnd"/>
+        <w:t>), fechaCreacion, claveReloj</w:t>
+      </w:r>
+      <w:r>
+        <w:t>, id_empresas</w:t>
+      </w:r>
       <w:r>
         <w:rPr>
           <w:rFonts w:cs="Times New Roman"/>
@@ -18755,63 +17697,7 @@
         <w:t>Métodos:</w:t>
       </w:r>
       <w:r>
-        <w:t xml:space="preserve"> </w:t>
-      </w:r>
-      <w:proofErr w:type="spellStart"/>
-      <w:r>
-        <w:t>nuevo_usuario</w:t>
-      </w:r>
-      <w:proofErr w:type="spellEnd"/>
-      <w:r>
-        <w:t xml:space="preserve">(), </w:t>
-      </w:r>
-      <w:proofErr w:type="spellStart"/>
-      <w:r>
-        <w:t>guardar_usuario</w:t>
-      </w:r>
-      <w:proofErr w:type="spellEnd"/>
-      <w:r>
-        <w:t xml:space="preserve">(), </w:t>
-      </w:r>
-      <w:proofErr w:type="spellStart"/>
-      <w:r>
-        <w:t>editar_empleado</w:t>
-      </w:r>
-      <w:proofErr w:type="spellEnd"/>
-      <w:r>
-        <w:t xml:space="preserve">(), </w:t>
-      </w:r>
-      <w:proofErr w:type="spellStart"/>
-      <w:r>
-        <w:t>cambiar_estadoUsuario</w:t>
-      </w:r>
-      <w:proofErr w:type="spellEnd"/>
-      <w:r>
-        <w:t xml:space="preserve">(), </w:t>
-      </w:r>
-      <w:proofErr w:type="spellStart"/>
-      <w:r>
-        <w:t>cambiar_turnoUsuario</w:t>
-      </w:r>
-      <w:proofErr w:type="spellEnd"/>
-      <w:r>
-        <w:t xml:space="preserve">(), </w:t>
-      </w:r>
-      <w:proofErr w:type="spellStart"/>
-      <w:r>
-        <w:t>cambiar_sucursalUsuario</w:t>
-      </w:r>
-      <w:proofErr w:type="spellEnd"/>
-      <w:r>
-        <w:t xml:space="preserve">(), </w:t>
-      </w:r>
-      <w:proofErr w:type="spellStart"/>
-      <w:r>
-        <w:t>imprimiendoUsuario</w:t>
-      </w:r>
-      <w:proofErr w:type="spellEnd"/>
-      <w:r>
-        <w:t>().</w:t>
+        <w:t xml:space="preserve"> nuevo_usuario(), guardar_usuario(), editar_empleado(), cambiar_estadoUsuario(), cambiar_turnoUsuario(), cambiar_sucursalUsuario(), imprimiendoUsuario().</w:t>
       </w:r>
     </w:p>
     <w:p>
@@ -18847,23 +17733,7 @@
         <w:t>Atributos:</w:t>
       </w:r>
       <w:r>
-        <w:t xml:space="preserve"> </w:t>
-      </w:r>
-      <w:proofErr w:type="spellStart"/>
-      <w:r>
-        <w:t>id_holding</w:t>
-      </w:r>
-      <w:proofErr w:type="spellEnd"/>
-      <w:r>
-        <w:t xml:space="preserve"> (clave primaria), nombre, representante, status, </w:t>
-      </w:r>
-      <w:proofErr w:type="spellStart"/>
-      <w:r>
-        <w:t>fechaCreacion</w:t>
-      </w:r>
-      <w:proofErr w:type="spellEnd"/>
-      <w:r>
-        <w:t>.</w:t>
+        <w:t xml:space="preserve"> id_holding (clave primaria), nombre, representante, status, fechaCreacion.</w:t>
       </w:r>
     </w:p>
     <w:p>
@@ -18900,64 +17770,17 @@
         <w:t>Atributos:</w:t>
       </w:r>
       <w:r>
-        <w:t xml:space="preserve"> </w:t>
-      </w:r>
-      <w:proofErr w:type="spellStart"/>
-      <w:r>
-        <w:t>id_sucursal</w:t>
-      </w:r>
-      <w:proofErr w:type="spellEnd"/>
-      <w:r>
-        <w:t xml:space="preserve"> (clave primaria), tipo, nombre, </w:t>
-      </w:r>
-      <w:proofErr w:type="spellStart"/>
-      <w:r>
-        <w:t>direccion</w:t>
-      </w:r>
-      <w:proofErr w:type="spellEnd"/>
-      <w:r>
-        <w:t xml:space="preserve">, comuna, fonos, celular, fax, representante, </w:t>
-      </w:r>
-      <w:proofErr w:type="spellStart"/>
-      <w:r>
-        <w:t>rutRepresentante</w:t>
-      </w:r>
-      <w:proofErr w:type="spellEnd"/>
-      <w:r>
-        <w:t xml:space="preserve">, ciudad, </w:t>
-      </w:r>
-      <w:proofErr w:type="spellStart"/>
-      <w:r>
-        <w:t>pais</w:t>
-      </w:r>
-      <w:proofErr w:type="spellEnd"/>
-      <w:r>
-        <w:t xml:space="preserve">, </w:t>
-      </w:r>
-      <w:proofErr w:type="spellStart"/>
-      <w:r>
-        <w:t>statusSucursal</w:t>
-      </w:r>
-      <w:proofErr w:type="spellEnd"/>
-      <w:r>
-        <w:t xml:space="preserve">, </w:t>
-      </w:r>
-      <w:proofErr w:type="spellStart"/>
+        <w:t xml:space="preserve"> id_sucursal (clave primaria), tipo, nombre, direccion, comuna, fonos, celular, fax, representante, rutRepresentante, ciudad, pais, statusSucursal, </w:t>
+      </w:r>
       <w:r>
         <w:t>empresas_id_empresas</w:t>
       </w:r>
-      <w:proofErr w:type="spellEnd"/>
       <w:r>
         <w:t xml:space="preserve"> (clave foránea)</w:t>
       </w:r>
       <w:r>
-        <w:t xml:space="preserve">, </w:t>
-      </w:r>
-      <w:proofErr w:type="spellStart"/>
-      <w:r>
-        <w:t>fechaCreacion</w:t>
-      </w:r>
-      <w:proofErr w:type="spellEnd"/>
+        <w:t>, fechaCreacion</w:t>
+      </w:r>
       <w:r>
         <w:t xml:space="preserve">. </w:t>
       </w:r>
@@ -18973,37 +17796,8 @@
       <w:r>
         <w:t xml:space="preserve"> </w:t>
       </w:r>
-      <w:proofErr w:type="spellStart"/>
-      <w:r>
-        <w:t>guardar_sucursal</w:t>
-      </w:r>
-      <w:proofErr w:type="spellEnd"/>
-      <w:r>
-        <w:t xml:space="preserve">(), </w:t>
-      </w:r>
-      <w:proofErr w:type="spellStart"/>
-      <w:r>
-        <w:t>nueva_sucursal</w:t>
-      </w:r>
-      <w:proofErr w:type="spellEnd"/>
-      <w:r>
-        <w:t xml:space="preserve">() (nombre de método duplicado), </w:t>
-      </w:r>
-      <w:proofErr w:type="spellStart"/>
-      <w:r>
-        <w:t>cambiar_estadoSucursal</w:t>
-      </w:r>
-      <w:proofErr w:type="spellEnd"/>
-      <w:r>
-        <w:t xml:space="preserve">(), </w:t>
-      </w:r>
-      <w:proofErr w:type="spellStart"/>
-      <w:r>
-        <w:t>actualizar_sucursal</w:t>
-      </w:r>
-      <w:proofErr w:type="spellEnd"/>
-      <w:r>
-        <w:t>().</w:t>
+      <w:r>
+        <w:t>guardar_sucursal(), nueva_sucursal() (nombre de método duplicado), cambiar_estadoSucursal(), actualizar_sucursal().</w:t>
       </w:r>
     </w:p>
     <w:p/>
@@ -19040,79 +17834,7 @@
         <w:t>Atributos:</w:t>
       </w:r>
       <w:r>
-        <w:t xml:space="preserve"> </w:t>
-      </w:r>
-      <w:proofErr w:type="spellStart"/>
-      <w:r>
-        <w:t>id_permisos</w:t>
-      </w:r>
-      <w:proofErr w:type="spellEnd"/>
-      <w:r>
-        <w:t xml:space="preserve"> (clave primaria), </w:t>
-      </w:r>
-      <w:proofErr w:type="spellStart"/>
-      <w:r>
-        <w:t>id_usuario</w:t>
-      </w:r>
-      <w:proofErr w:type="spellEnd"/>
-      <w:r>
-        <w:t xml:space="preserve"> (clave foránea), </w:t>
-      </w:r>
-      <w:proofErr w:type="spellStart"/>
-      <w:r>
-        <w:t>id_motivo</w:t>
-      </w:r>
-      <w:proofErr w:type="spellEnd"/>
-      <w:r>
-        <w:t xml:space="preserve"> (clave foránea), </w:t>
-      </w:r>
-      <w:proofErr w:type="spellStart"/>
-      <w:r>
-        <w:t>fecha_ini</w:t>
-      </w:r>
-      <w:proofErr w:type="spellEnd"/>
-      <w:r>
-        <w:t xml:space="preserve">, </w:t>
-      </w:r>
-      <w:proofErr w:type="spellStart"/>
-      <w:r>
-        <w:t>hora_ini</w:t>
-      </w:r>
-      <w:proofErr w:type="spellEnd"/>
-      <w:r>
-        <w:t xml:space="preserve">, </w:t>
-      </w:r>
-      <w:proofErr w:type="spellStart"/>
-      <w:r>
-        <w:t>fecha_fin</w:t>
-      </w:r>
-      <w:proofErr w:type="spellEnd"/>
-      <w:r>
-        <w:t xml:space="preserve">, </w:t>
-      </w:r>
-      <w:proofErr w:type="spellStart"/>
-      <w:r>
-        <w:t>hora_fin</w:t>
-      </w:r>
-      <w:proofErr w:type="spellEnd"/>
-      <w:r>
-        <w:t xml:space="preserve">, </w:t>
-      </w:r>
-      <w:proofErr w:type="spellStart"/>
-      <w:r>
-        <w:t>total_horas</w:t>
-      </w:r>
-      <w:proofErr w:type="spellEnd"/>
-      <w:r>
-        <w:t xml:space="preserve">, observaciones, goce, status, adjunto, creado, </w:t>
-      </w:r>
-      <w:proofErr w:type="spellStart"/>
-      <w:r>
-        <w:t>hora_creado</w:t>
-      </w:r>
-      <w:proofErr w:type="spellEnd"/>
-      <w:r>
-        <w:t xml:space="preserve">. </w:t>
+        <w:t xml:space="preserve"> id_permisos (clave primaria), id_usuario (clave foránea), id_motivo (clave foránea), fecha_ini, hora_ini, fecha_fin, hora_fin, total_horas, observaciones, goce, status, adjunto, creado, hora_creado. </w:t>
       </w:r>
     </w:p>
     <w:p>
@@ -19126,65 +17848,11 @@
       <w:r>
         <w:t xml:space="preserve"> </w:t>
       </w:r>
-      <w:proofErr w:type="spellStart"/>
-      <w:r>
-        <w:t>nuevo_permiso</w:t>
-      </w:r>
-      <w:proofErr w:type="spellEnd"/>
-      <w:r>
-        <w:t xml:space="preserve">(), </w:t>
-      </w:r>
-      <w:proofErr w:type="spellStart"/>
-      <w:r>
-        <w:t>guardar_permisos</w:t>
-      </w:r>
-      <w:proofErr w:type="spellEnd"/>
-      <w:r>
-        <w:t xml:space="preserve">(), </w:t>
-      </w:r>
-      <w:proofErr w:type="spellStart"/>
-      <w:r>
-        <w:t>actualizar_permisos</w:t>
-      </w:r>
-      <w:proofErr w:type="spellEnd"/>
-      <w:r>
-        <w:t xml:space="preserve">(), </w:t>
-      </w:r>
-      <w:proofErr w:type="spellStart"/>
-      <w:r>
-        <w:t>cambiar_estadoPermiso</w:t>
-      </w:r>
-      <w:proofErr w:type="spellEnd"/>
-      <w:r>
-        <w:t xml:space="preserve">(), </w:t>
-      </w:r>
-      <w:proofErr w:type="spellStart"/>
-      <w:r>
-        <w:t>filtrar_permisos</w:t>
-      </w:r>
-      <w:proofErr w:type="spellEnd"/>
-      <w:r>
-        <w:t xml:space="preserve">(), </w:t>
-      </w:r>
-      <w:proofErr w:type="spellStart"/>
-      <w:r>
-        <w:t>eliminar_permisos</w:t>
-      </w:r>
-      <w:proofErr w:type="spellEnd"/>
-      <w:r>
-        <w:t xml:space="preserve">(), </w:t>
-      </w:r>
-      <w:proofErr w:type="spellStart"/>
-      <w:r>
-        <w:t>imprimir_permisos</w:t>
-      </w:r>
-      <w:proofErr w:type="spellEnd"/>
-      <w:r>
-        <w:t>()</w:t>
-      </w:r>
-    </w:p>
-    <w:p>
-      <w:proofErr w:type="spellStart"/>
+      <w:r>
+        <w:t>nuevo_permiso(), guardar_permisos(), actualizar_permisos(), cambiar_estadoPermiso(), filtrar_permisos(), eliminar_permisos(), imprimir_permisos()</w:t>
+      </w:r>
+    </w:p>
+    <w:p>
       <w:r>
         <w:rPr>
           <w:b/>
@@ -19192,7 +17860,6 @@
         </w:rPr>
         <w:t>motivos_permisos</w:t>
       </w:r>
-      <w:proofErr w:type="spellEnd"/>
       <w:r>
         <w:t>:</w:t>
       </w:r>
@@ -19220,32 +17887,11 @@
       <w:r>
         <w:t xml:space="preserve"> </w:t>
       </w:r>
-      <w:proofErr w:type="spellStart"/>
       <w:r>
         <w:t>id_</w:t>
       </w:r>
       <w:r>
-        <w:t>motivo</w:t>
-      </w:r>
-      <w:proofErr w:type="spellEnd"/>
-      <w:r>
-        <w:t xml:space="preserve"> (clave primaria), </w:t>
-      </w:r>
-      <w:proofErr w:type="spellStart"/>
-      <w:r>
-        <w:t>descripcion</w:t>
-      </w:r>
-      <w:proofErr w:type="spellEnd"/>
-      <w:r>
-        <w:t xml:space="preserve">, status, </w:t>
-      </w:r>
-      <w:proofErr w:type="spellStart"/>
-      <w:r>
-        <w:t>fecha_creacion</w:t>
-      </w:r>
-      <w:proofErr w:type="spellEnd"/>
-      <w:r>
-        <w:t xml:space="preserve">. </w:t>
+        <w:t xml:space="preserve">motivo (clave primaria), descripcion, status, fecha_creacion. </w:t>
       </w:r>
     </w:p>
     <w:p>
@@ -19257,31 +17903,7 @@
         <w:t>Métodos:</w:t>
       </w:r>
       <w:r>
-        <w:t xml:space="preserve"> </w:t>
-      </w:r>
-      <w:proofErr w:type="spellStart"/>
-      <w:r>
-        <w:t>guardar_motivoPermisos</w:t>
-      </w:r>
-      <w:proofErr w:type="spellEnd"/>
-      <w:r>
-        <w:t xml:space="preserve">(), </w:t>
-      </w:r>
-      <w:proofErr w:type="spellStart"/>
-      <w:r>
-        <w:t>actualizar_motivoPermisos</w:t>
-      </w:r>
-      <w:proofErr w:type="spellEnd"/>
-      <w:r>
-        <w:t xml:space="preserve">(), </w:t>
-      </w:r>
-      <w:proofErr w:type="spellStart"/>
-      <w:r>
-        <w:t>cambiar_estadoMotivoPermisos</w:t>
-      </w:r>
-      <w:proofErr w:type="spellEnd"/>
-      <w:r>
-        <w:t>()</w:t>
+        <w:t xml:space="preserve"> guardar_motivoPermisos(), actualizar_motivoPermisos(), cambiar_estadoMotivoPermisos()</w:t>
       </w:r>
     </w:p>
     <w:p>
@@ -19317,79 +17939,7 @@
         <w:t>Atributos:</w:t>
       </w:r>
       <w:r>
-        <w:t xml:space="preserve"> </w:t>
-      </w:r>
-      <w:proofErr w:type="spellStart"/>
-      <w:r>
-        <w:t>id_vacaciones</w:t>
-      </w:r>
-      <w:proofErr w:type="spellEnd"/>
-      <w:r>
-        <w:t xml:space="preserve"> (clave primaria), </w:t>
-      </w:r>
-      <w:proofErr w:type="spellStart"/>
-      <w:r>
-        <w:t>anio</w:t>
-      </w:r>
-      <w:proofErr w:type="spellEnd"/>
-      <w:r>
-        <w:t xml:space="preserve"> (año), </w:t>
-      </w:r>
-      <w:proofErr w:type="spellStart"/>
-      <w:r>
-        <w:t>fecha_inicio</w:t>
-      </w:r>
-      <w:proofErr w:type="spellEnd"/>
-      <w:r>
-        <w:t xml:space="preserve">, </w:t>
-      </w:r>
-      <w:proofErr w:type="spellStart"/>
-      <w:r>
-        <w:t>fecha_termino</w:t>
-      </w:r>
-      <w:proofErr w:type="spellEnd"/>
-      <w:r>
-        <w:t xml:space="preserve">, </w:t>
-      </w:r>
-      <w:proofErr w:type="spellStart"/>
-      <w:r>
-        <w:t>dias</w:t>
-      </w:r>
-      <w:proofErr w:type="spellEnd"/>
-      <w:r>
-        <w:t xml:space="preserve">, periodo, </w:t>
-      </w:r>
-      <w:proofErr w:type="spellStart"/>
-      <w:r>
-        <w:t>dia_usado</w:t>
-      </w:r>
-      <w:proofErr w:type="spellEnd"/>
-      <w:r>
-        <w:t xml:space="preserve">, </w:t>
-      </w:r>
-      <w:proofErr w:type="spellStart"/>
-      <w:r>
-        <w:t>dia_pendiente</w:t>
-      </w:r>
-      <w:proofErr w:type="spellEnd"/>
-      <w:r>
-        <w:t xml:space="preserve">, </w:t>
-      </w:r>
-      <w:proofErr w:type="spellStart"/>
-      <w:r>
-        <w:t>id_usuario</w:t>
-      </w:r>
-      <w:proofErr w:type="spellEnd"/>
-      <w:r>
-        <w:t xml:space="preserve"> (clave foránea), </w:t>
-      </w:r>
-      <w:proofErr w:type="spellStart"/>
-      <w:r>
-        <w:t>id_autoriza</w:t>
-      </w:r>
-      <w:proofErr w:type="spellEnd"/>
-      <w:r>
-        <w:t xml:space="preserve"> (clave foránea para el usuario que autoriza), </w:t>
+        <w:t xml:space="preserve"> id_vacaciones (clave primaria), anio (año), fecha_inicio, fecha_termino, dias, periodo, dia_usado, dia_pendiente, id_usuario (clave foránea), id_autoriza (clave foránea para el usuario que autoriza), </w:t>
       </w:r>
       <w:r>
         <w:t>aprobación</w:t>
@@ -19408,84 +17958,37 @@
         <w:t>Métodos:</w:t>
       </w:r>
       <w:r>
-        <w:t xml:space="preserve"> </w:t>
-      </w:r>
-      <w:proofErr w:type="spellStart"/>
-      <w:r>
-        <w:t>nuevo_vacacaciones</w:t>
-      </w:r>
-      <w:proofErr w:type="spellEnd"/>
-      <w:r>
-        <w:t xml:space="preserve">(), </w:t>
-      </w:r>
-      <w:proofErr w:type="spellStart"/>
-      <w:r>
-        <w:t>guardar_vacaciones</w:t>
-      </w:r>
-      <w:proofErr w:type="spellEnd"/>
-      <w:r>
-        <w:t xml:space="preserve">(), </w:t>
-      </w:r>
-      <w:proofErr w:type="spellStart"/>
-      <w:r>
-        <w:t>actualizar_vacaciones</w:t>
-      </w:r>
-      <w:proofErr w:type="spellEnd"/>
-      <w:r>
-        <w:t xml:space="preserve">(), </w:t>
-      </w:r>
-      <w:proofErr w:type="spellStart"/>
-      <w:r>
-        <w:t>cambiar_estadoVacaciones</w:t>
-      </w:r>
-      <w:proofErr w:type="spellEnd"/>
-      <w:r>
-        <w:t xml:space="preserve">(), </w:t>
-      </w:r>
-      <w:proofErr w:type="spellStart"/>
-      <w:r>
-        <w:t>asignar_vacaciones</w:t>
-      </w:r>
-      <w:proofErr w:type="spellEnd"/>
-      <w:r>
-        <w:t xml:space="preserve">(), </w:t>
-      </w:r>
-      <w:proofErr w:type="spellStart"/>
-      <w:r>
-        <w:t>imprimir_vacaciones</w:t>
-      </w:r>
-      <w:proofErr w:type="spellEnd"/>
-      <w:r>
-        <w:t xml:space="preserve">(), </w:t>
-      </w:r>
-      <w:proofErr w:type="spellStart"/>
-      <w:r>
-        <w:t>eliminar_vacaciones</w:t>
-      </w:r>
-      <w:proofErr w:type="spellEnd"/>
-      <w:r>
-        <w:t>().</w:t>
-      </w:r>
-    </w:p>
-    <w:p>
-      <w:proofErr w:type="spellStart"/>
+        <w:t xml:space="preserve"> nuevo_vacacaciones(), guardar_vacaciones(), actualizar_vacaciones(), cambiar_estadoVacaciones(), asignar_vacaciones(), imprimir_vacaciones(), eliminar_vacaciones().</w:t>
+      </w:r>
+    </w:p>
+    <w:p>
       <w:r>
         <w:rPr>
           <w:b/>
           <w:bCs/>
         </w:rPr>
-        <w:t>centro_costo</w:t>
-      </w:r>
-      <w:proofErr w:type="spellEnd"/>
+        <w:t>centro_costo (Centro de Costo)</w:t>
+      </w:r>
+      <w:r>
+        <w:t>:</w:t>
+      </w:r>
+    </w:p>
+    <w:p>
       <w:r>
         <w:rPr>
           <w:b/>
           <w:bCs/>
         </w:rPr>
-        <w:t xml:space="preserve"> (Centro de Costo)</w:t>
-      </w:r>
-      <w:r>
-        <w:t>:</w:t>
+        <w:t>Propósito:</w:t>
+      </w:r>
+      <w:r>
+        <w:t xml:space="preserve"> Gestiona</w:t>
+      </w:r>
+      <w:r>
+        <w:t>r</w:t>
+      </w:r>
+      <w:r>
+        <w:t xml:space="preserve"> los centros de costo para el seguimiento financiero.</w:t>
       </w:r>
     </w:p>
     <w:p>
@@ -19494,16 +17997,10 @@
           <w:b/>
           <w:bCs/>
         </w:rPr>
-        <w:t>Propósito:</w:t>
-      </w:r>
-      <w:r>
-        <w:t xml:space="preserve"> Gestiona</w:t>
-      </w:r>
-      <w:r>
-        <w:t>r</w:t>
-      </w:r>
-      <w:r>
-        <w:t xml:space="preserve"> los centros de costo para el seguimiento financiero.</w:t>
+        <w:t>Atributos:</w:t>
+      </w:r>
+      <w:r>
+        <w:t xml:space="preserve"> id_centro (clave primaria), fecha_creacion, descripcion, status. </w:t>
       </w:r>
     </w:p>
     <w:p>
@@ -19512,34 +18009,10 @@
           <w:b/>
           <w:bCs/>
         </w:rPr>
-        <w:t>Atributos:</w:t>
-      </w:r>
-      <w:r>
-        <w:t xml:space="preserve"> </w:t>
-      </w:r>
-      <w:proofErr w:type="spellStart"/>
-      <w:r>
-        <w:t>id_centro</w:t>
-      </w:r>
-      <w:proofErr w:type="spellEnd"/>
-      <w:r>
-        <w:t xml:space="preserve"> (clave primaria), </w:t>
-      </w:r>
-      <w:proofErr w:type="spellStart"/>
-      <w:r>
-        <w:t>fecha_creacion</w:t>
-      </w:r>
-      <w:proofErr w:type="spellEnd"/>
-      <w:r>
-        <w:t xml:space="preserve">, </w:t>
-      </w:r>
-      <w:proofErr w:type="spellStart"/>
-      <w:r>
-        <w:t>descripcion</w:t>
-      </w:r>
-      <w:proofErr w:type="spellEnd"/>
-      <w:r>
-        <w:t xml:space="preserve">, status. </w:t>
+        <w:t>Métodos:</w:t>
+      </w:r>
+      <w:r>
+        <w:t xml:space="preserve"> nuevo_CC(), guardar_CC(), actualizar_CC(), cambiar_estadoCC()</w:t>
       </w:r>
     </w:p>
     <w:p>
@@ -19548,151 +18021,97 @@
           <w:b/>
           <w:bCs/>
         </w:rPr>
-        <w:t>Métodos:</w:t>
+        <w:t>Relación</w:t>
+      </w:r>
+      <w:r>
+        <w:t>:</w:t>
+      </w:r>
+    </w:p>
+    <w:p>
+      <w:r>
+        <w:t xml:space="preserve">Turnos </w:t>
+      </w:r>
+      <w:r>
+        <w:t>puede tener 1 usuario como el usuario puede tener 1 turno</w:t>
+      </w:r>
+    </w:p>
+    <w:p>
+      <w:r>
+        <w:t>Motivo de permi</w:t>
+      </w:r>
+      <w:r>
+        <w:t>so</w:t>
+      </w:r>
+      <w:r>
+        <w:t xml:space="preserve"> puede tener múltiples permiso y permiso puede tener 1 motivo de permiso</w:t>
+      </w:r>
+      <w:r>
+        <w:t>, si no existe un permiso no podría haber un motivo de permiso</w:t>
+      </w:r>
+    </w:p>
+    <w:p>
+      <w:r>
+        <w:t xml:space="preserve">Usuario puede tener de 0 a muchos permisos y permisos puede </w:t>
+      </w:r>
+      <w:r>
+        <w:t>tener</w:t>
+      </w:r>
+      <w:r>
+        <w:t xml:space="preserve"> de 1 </w:t>
+      </w:r>
+      <w:r>
+        <w:t>usuari</w:t>
+      </w:r>
+      <w:r>
+        <w:t>o, si no existiera un usuario no existe un permiso</w:t>
+      </w:r>
+    </w:p>
+    <w:p>
+      <w:r>
+        <w:t xml:space="preserve">Usuario </w:t>
+      </w:r>
+      <w:r>
+        <w:t xml:space="preserve">puede tener </w:t>
+      </w:r>
+      <w:r>
+        <w:t>1 vacaciones y vacaciones puede tener 1 usuario, si no existe usuario, no existe vacaciones</w:t>
+      </w:r>
+    </w:p>
+    <w:p>
+      <w:r>
+        <w:t xml:space="preserve">Marcas puede tener 1 usuario y usuario puede tener de 1 a muchas marcas, si no existen </w:t>
+      </w:r>
+      <w:r>
+        <w:t>usuario no hay marcas.</w:t>
+      </w:r>
+    </w:p>
+    <w:p>
+      <w:r>
+        <w:t>Tipo_contrato puede tener de 1 a mucho usuarios y usuarios pueden tener 1 tipo_contrato</w:t>
+      </w:r>
+      <w:r>
+        <w:t>, el tipo de contrato puede existir sin que exista usuario.</w:t>
+      </w:r>
+    </w:p>
+    <w:p>
+      <w:r>
+        <w:t xml:space="preserve">Dispositivos </w:t>
+      </w:r>
+      <w:r>
+        <w:t>puede</w:t>
+      </w:r>
+      <w:r>
+        <w:t xml:space="preserve"> tener muchas marcas y marcas puede tener 1 dispo</w:t>
+      </w:r>
+      <w:r>
+        <w:t>sitivo, si no existe</w:t>
+      </w:r>
+      <w:r>
+        <w:t>n</w:t>
       </w:r>
       <w:r>
         <w:t xml:space="preserve"> </w:t>
       </w:r>
-      <w:proofErr w:type="spellStart"/>
-      <w:r>
-        <w:t>nuevo_CC</w:t>
-      </w:r>
-      <w:proofErr w:type="spellEnd"/>
-      <w:r>
-        <w:t xml:space="preserve">(), </w:t>
-      </w:r>
-      <w:proofErr w:type="spellStart"/>
-      <w:r>
-        <w:t>guardar_CC</w:t>
-      </w:r>
-      <w:proofErr w:type="spellEnd"/>
-      <w:r>
-        <w:t xml:space="preserve">(), </w:t>
-      </w:r>
-      <w:proofErr w:type="spellStart"/>
-      <w:r>
-        <w:t>actualizar_CC</w:t>
-      </w:r>
-      <w:proofErr w:type="spellEnd"/>
-      <w:r>
-        <w:t xml:space="preserve">(), </w:t>
-      </w:r>
-      <w:proofErr w:type="spellStart"/>
-      <w:r>
-        <w:t>cambiar_estadoCC</w:t>
-      </w:r>
-      <w:proofErr w:type="spellEnd"/>
-      <w:r>
-        <w:t>()</w:t>
-      </w:r>
-    </w:p>
-    <w:p>
-      <w:r>
-        <w:rPr>
-          <w:b/>
-          <w:bCs/>
-        </w:rPr>
-        <w:t>Relación</w:t>
-      </w:r>
-      <w:r>
-        <w:t>:</w:t>
-      </w:r>
-    </w:p>
-    <w:p>
-      <w:r>
-        <w:t xml:space="preserve">Turnos </w:t>
-      </w:r>
-      <w:r>
-        <w:t>puede tener 1 usuario como el usuario puede tener 1 turno</w:t>
-      </w:r>
-    </w:p>
-    <w:p>
-      <w:r>
-        <w:t>Motivo de permi</w:t>
-      </w:r>
-      <w:r>
-        <w:t>so</w:t>
-      </w:r>
-      <w:r>
-        <w:t xml:space="preserve"> puede tener múltiples permiso y permiso puede tener 1 motivo de permiso</w:t>
-      </w:r>
-      <w:r>
-        <w:t>, si no existe un permiso no podría haber un motivo de permiso</w:t>
-      </w:r>
-    </w:p>
-    <w:p>
-      <w:r>
-        <w:t xml:space="preserve">Usuario puede tener de 0 a muchos permisos y permisos puede </w:t>
-      </w:r>
-      <w:r>
-        <w:t>tener</w:t>
-      </w:r>
-      <w:r>
-        <w:t xml:space="preserve"> de 1 </w:t>
-      </w:r>
-      <w:r>
-        <w:t>usuari</w:t>
-      </w:r>
-      <w:r>
-        <w:t>o, si no existiera un usuario no existe un permiso</w:t>
-      </w:r>
-    </w:p>
-    <w:p>
-      <w:r>
-        <w:t xml:space="preserve">Usuario </w:t>
-      </w:r>
-      <w:r>
-        <w:t xml:space="preserve">puede tener </w:t>
-      </w:r>
-      <w:r>
-        <w:t>1 vacaciones y vacaciones puede tener 1 usuario, si no existe usuario, no existe vacaciones</w:t>
-      </w:r>
-    </w:p>
-    <w:p>
-      <w:r>
-        <w:t xml:space="preserve">Marcas puede tener 1 usuario y usuario puede tener de 1 a muchas marcas, si no existen </w:t>
-      </w:r>
-      <w:r>
-        <w:t>usuario no hay marcas.</w:t>
-      </w:r>
-    </w:p>
-    <w:p>
-      <w:proofErr w:type="spellStart"/>
-      <w:r>
-        <w:t>Tipo_contrato</w:t>
-      </w:r>
-      <w:proofErr w:type="spellEnd"/>
-      <w:r>
-        <w:t xml:space="preserve"> puede tener de 1 a mucho usuarios y usuarios pueden tener 1 </w:t>
-      </w:r>
-      <w:proofErr w:type="spellStart"/>
-      <w:r>
-        <w:t>tipo_contrato</w:t>
-      </w:r>
-      <w:proofErr w:type="spellEnd"/>
-      <w:r>
-        <w:t>, el tipo de contrato puede existir sin que exista usuario.</w:t>
-      </w:r>
-    </w:p>
-    <w:p>
-      <w:r>
-        <w:t xml:space="preserve">Dispositivos </w:t>
-      </w:r>
-      <w:r>
-        <w:t>puede</w:t>
-      </w:r>
-      <w:r>
-        <w:t xml:space="preserve"> tener muchas marcas y marcas puede tener 1 dispo</w:t>
-      </w:r>
-      <w:r>
-        <w:t>sitivo, si no existe</w:t>
-      </w:r>
-      <w:r>
-        <w:t>n</w:t>
-      </w:r>
-      <w:r>
-        <w:t xml:space="preserve"> </w:t>
-      </w:r>
       <w:r>
         <w:t>dispositivos</w:t>
       </w:r>
@@ -19713,11 +18132,7 @@
         <w:t xml:space="preserve">Empresas puede tener de 1 a </w:t>
       </w:r>
       <w:r>
-        <w:t xml:space="preserve">mucho </w:t>
-      </w:r>
-      <w:proofErr w:type="spellStart"/>
-      <w:r>
-        <w:t>tipo</w:t>
+        <w:t>mucho tipo</w:t>
       </w:r>
       <w:r>
         <w:t>_</w:t>
@@ -19726,19 +18141,7 @@
         <w:t>contrato,</w:t>
       </w:r>
       <w:r>
-        <w:t>pero</w:t>
-      </w:r>
-      <w:proofErr w:type="spellEnd"/>
-      <w:r>
-        <w:t xml:space="preserve"> a su vez </w:t>
-      </w:r>
-      <w:proofErr w:type="spellStart"/>
-      <w:r>
-        <w:t>tipo_contrato</w:t>
-      </w:r>
-      <w:proofErr w:type="spellEnd"/>
-      <w:r>
-        <w:t xml:space="preserve"> puede tener 1 empresa.</w:t>
+        <w:t>pero a su vez tipo_contrato puede tener 1 empresa.</w:t>
       </w:r>
     </w:p>
     <w:p>
@@ -19779,13 +18182,8 @@
       </w:r>
     </w:p>
     <w:p>
-      <w:proofErr w:type="spellStart"/>
-      <w:r>
-        <w:t>Centro_costo</w:t>
-      </w:r>
-      <w:proofErr w:type="spellEnd"/>
-      <w:r>
-        <w:t xml:space="preserve"> puede tener de 1 a muchos usuarios, pero usuarios puede</w:t>
+      <w:r>
+        <w:t>Centro_costo puede tener de 1 a muchos usuarios, pero usuarios puede</w:t>
       </w:r>
       <w:r>
         <w:t xml:space="preserve"> </w:t>
@@ -19833,15 +18231,7 @@
     <w:p/>
     <w:p>
       <w:r>
-        <w:t xml:space="preserve">El diagrama presentado ilustra la estructura de navegación del sistema, el cual está orientada a la gestión de turnos y administración de personal. La representación gráfica muestra una vista jerárquica de los módulos principales que conforman la interfaz del usuario, donde cada bloque azul corresponde a una interfaz del sistema, acompañada de su respectiva funcionalidad las cuales se ven representadas en bloques rosados. Desde esta interfaz principal se accede a distintos módulos, entre ellos la sección de turnos, que permite gestionar la asignación, modificación y visualización de los turnos de trabajo del personal, el módulo de ingreso de empleado, orientado al registro de </w:t>
-      </w:r>
-      <w:proofErr w:type="spellStart"/>
-      <w:r>
-        <w:t>nuesvos</w:t>
-      </w:r>
-      <w:proofErr w:type="spellEnd"/>
-      <w:r>
-        <w:t xml:space="preserve"> trabajadores y la edición de sus datos personales y laborales, y el apartado de tablas maestras, que centraliza la configuración básica del sistema, como los tipos de turnos, departamentos y demás parámetros estructurales y finalmente una opción de salida que permite cerrar sesión de manera manual. Esta estructura de navegación refleja una organización lógica y coherente, lo que facilita el uso del sistema por parte del usuario final, además de servir como una herramienta útil para comprender la arquitectura funcional de la aplicación</w:t>
+        <w:t>El diagrama presentado ilustra la estructura de navegación del sistema, el cual está orientada a la gestión de turnos y administración de personal. La representación gráfica muestra una vista jerárquica de los módulos principales que conforman la interfaz del usuario, donde cada bloque azul corresponde a una interfaz del sistema, acompañada de su respectiva funcionalidad las cuales se ven representadas en bloques rosados. Desde esta interfaz principal se accede a distintos módulos, entre ellos la sección de turnos, que permite gestionar la asignación, modificación y visualización de los turnos de trabajo del personal, el módulo de ingreso de empleado, orientado al registro de nuesvos trabajadores y la edición de sus datos personales y laborales, y el apartado de tablas maestras, que centraliza la configuración básica del sistema, como los tipos de turnos, departamentos y demás parámetros estructurales y finalmente una opción de salida que permite cerrar sesión de manera manual. Esta estructura de navegación refleja una organización lógica y coherente, lo que facilita el uso del sistema por parte del usuario final, además de servir como una herramienta útil para comprender la arquitectura funcional de la aplicación</w:t>
       </w:r>
     </w:p>
     <w:p>
@@ -19854,13 +18244,8 @@
         <w:pStyle w:val="Ttulo2"/>
       </w:pPr>
       <w:bookmarkStart w:id="194" w:name="_Toc211882633"/>
-      <w:proofErr w:type="spellStart"/>
-      <w:r>
-        <w:t>Pdf</w:t>
-      </w:r>
-      <w:proofErr w:type="spellEnd"/>
-      <w:r>
-        <w:t xml:space="preserve"> </w:t>
+      <w:r>
+        <w:t xml:space="preserve">Pdf </w:t>
       </w:r>
       <w:r>
         <w:t>Tabla de esfuerzo</w:t>
@@ -19876,10 +18261,10 @@
       </w:pPr>
       <w:r>
         <w:object w:dxaOrig="1530" w:dyaOrig="995" w14:anchorId="0E4E0928">
-          <v:shape id="_x0000_i1030" type="#_x0000_t75" style="width:79.55pt;height:50.25pt" o:ole="">
-            <v:imagedata r:id="rId42" o:title=""/>
+          <v:shape id="_x0000_i1030" type="#_x0000_t75" style="width:79.5pt;height:50.5pt" o:ole="">
+            <v:imagedata r:id="rId46" o:title=""/>
           </v:shape>
-          <o:OLEObject Type="Embed" ProgID="Package" ShapeID="_x0000_i1030" DrawAspect="Icon" ObjectID="_1822756722" r:id="rId43"/>
+          <o:OLEObject Type="Embed" ProgID="Package" ShapeID="_x0000_i1030" DrawAspect="Icon" ObjectID="_1822924649" r:id="rId47"/>
         </w:object>
       </w:r>
     </w:p>
@@ -19912,31 +18297,7 @@
         <w:t xml:space="preserve"> </w:t>
       </w:r>
       <w:r>
-        <w:t>GB de RAM, un procesador Intel Xeon E5-2603 V3 y el sistema operativo Windows Server 2012. Este servidor aloja componentes clave como Apache (servidor web), PHP (lenguaje de scripting), MySQL/</w:t>
-      </w:r>
-      <w:proofErr w:type="spellStart"/>
-      <w:r>
-        <w:t>mariaDB</w:t>
-      </w:r>
-      <w:proofErr w:type="spellEnd"/>
-      <w:r>
-        <w:t xml:space="preserve"> (base de datos), y </w:t>
-      </w:r>
-      <w:proofErr w:type="spellStart"/>
-      <w:r>
-        <w:t>frameworks</w:t>
-      </w:r>
-      <w:proofErr w:type="spellEnd"/>
-      <w:r>
-        <w:t xml:space="preserve"> </w:t>
-      </w:r>
-      <w:proofErr w:type="spellStart"/>
-      <w:r>
-        <w:t>front-end</w:t>
-      </w:r>
-      <w:proofErr w:type="spellEnd"/>
-      <w:r>
-        <w:t xml:space="preserve"> como Bootstrap, CSS y JavaScript. Las funcionalidades ejecutables del servidor replican y amplían las del PC Usuario, garantizando el procesamiento y almacenamiento centralizado de toda la información, incluyendo un controlador específico para MySQL y la capacidad de almacenar datos.</w:t>
+        <w:t>GB de RAM, un procesador Intel Xeon E5-2603 V3 y el sistema operativo Windows Server 2012. Este servidor aloja componentes clave como Apache (servidor web), PHP (lenguaje de scripting), MySQL/mariaDB (base de datos), y frameworks front-end como Bootstrap, CSS y JavaScript. Las funcionalidades ejecutables del servidor replican y amplían las del PC Usuario, garantizando el procesamiento y almacenamiento centralizado de toda la información, incluyendo un controlador específico para MySQL y la capacidad de almacenar datos.</w:t>
       </w:r>
     </w:p>
     <w:p>
@@ -20110,8 +18471,8 @@
       </w:pPr>
     </w:p>
     <w:sectPr>
-      <w:headerReference w:type="default" r:id="rId44"/>
-      <w:footerReference w:type="default" r:id="rId45"/>
+      <w:headerReference w:type="default" r:id="rId48"/>
+      <w:footerReference w:type="default" r:id="rId49"/>
       <w:pgSz w:w="12240" w:h="15840" w:code="1"/>
       <w:pgMar w:top="1418" w:right="1418" w:bottom="1418" w:left="1418" w:header="709" w:footer="851" w:gutter="0"/>
       <w:pgNumType w:start="1"/>
@@ -28201,12 +26562,6 @@
 </file>
 
 <file path=customXml/item1.xml><?xml version="1.0" encoding="utf-8"?>
-<go:gDocsCustomXmlDataStorage xmlns:go="http://customooxmlschemas.google.com/" xmlns:r="http://schemas.openxmlformats.org/officeDocument/2006/relationships" uri="GoogleDocsCustomDataVersion2">
-  <go:docsCustomData xmlns:go="http://customooxmlschemas.google.com/" roundtripDataSignature="AMtx7mgzDLvJQrn/s3t721qKHDOuEhpMiQ==">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</go:docsCustomData>
-</go:gDocsCustomXmlDataStorage>
-</file>
-
-<file path=customXml/item2.xml><?xml version="1.0" encoding="utf-8"?>
 <b:Sources xmlns:b="http://schemas.openxmlformats.org/officeDocument/2006/bibliography" xmlns="http://schemas.openxmlformats.org/officeDocument/2006/bibliography" SelectedStyle="\APASixthEditionOfficeOnline.xsl" StyleName="APA" Version="6">
   <b:Source>
     <b:Tag>Eug25</b:Tag>
@@ -28295,19 +26650,25 @@
 </b:Sources>
 </file>
 
+<file path=customXml/item2.xml><?xml version="1.0" encoding="utf-8"?>
+<go:gDocsCustomXmlDataStorage xmlns:go="http://customooxmlschemas.google.com/" xmlns:r="http://schemas.openxmlformats.org/officeDocument/2006/relationships" uri="GoogleDocsCustomDataVersion2">
+  <go:docsCustomData xmlns:go="http://customooxmlschemas.google.com/" roundtripDataSignature="AMtx7mgzDLvJQrn/s3t721qKHDOuEhpMiQ==">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</go:docsCustomData>
+</go:gDocsCustomXmlDataStorage>
+</file>
+
 <file path=customXml/itemProps1.xml><?xml version="1.0" encoding="utf-8"?>
+<ds:datastoreItem xmlns:ds="http://schemas.openxmlformats.org/officeDocument/2006/customXml" ds:itemID="{D7966003-8400-4354-952A-39E3FBC3C487}">
+  <ds:schemaRefs>
+    <ds:schemaRef ds:uri="http://schemas.openxmlformats.org/officeDocument/2006/bibliography"/>
+  </ds:schemaRefs>
+</ds:datastoreItem>
+</file>
+
+<file path=customXml/itemProps2.xml><?xml version="1.0" encoding="utf-8"?>
 <ds:datastoreItem xmlns:ds="http://schemas.openxmlformats.org/officeDocument/2006/customXml" ds:itemID="{11111111-1234-1234-1234-123412341234}">
   <ds:schemaRefs>
     <ds:schemaRef ds:uri="http://customooxmlschemas.google.com/"/>
     <ds:schemaRef ds:uri="http://schemas.openxmlformats.org/officeDocument/2006/relationships"/>
   </ds:schemaRefs>
 </ds:datastoreItem>
-</file>
-
-<file path=customXml/itemProps2.xml><?xml version="1.0" encoding="utf-8"?>
-<ds:datastoreItem xmlns:ds="http://schemas.openxmlformats.org/officeDocument/2006/customXml" ds:itemID="{D7966003-8400-4354-952A-39E3FBC3C487}">
-  <ds:schemaRefs>
-    <ds:schemaRef ds:uri="http://schemas.openxmlformats.org/officeDocument/2006/bibliography"/>
-  </ds:schemaRefs>
-</ds:datastoreItem>
 </file>
--- a/INCREMENTO3/Documentos/Tercer incremento Scrum++.docx
+++ b/INCREMENTO3/Documentos/Tercer incremento Scrum++.docx
@@ -15435,6 +15435,9 @@
         <w:t>Fuente: Elaborado por el estudiante de acuerdo con el proyecto</w:t>
       </w:r>
       <w:r>
+        <w:rPr>
+          <w:noProof/>
+        </w:rPr>
         <w:drawing>
           <wp:inline distT="0" distB="0" distL="0" distR="0" wp14:anchorId="123E1067" wp14:editId="2C936914">
             <wp:extent cx="5971540" cy="5589905"/>
@@ -15624,6 +15627,9 @@
         <w:t>Fuente: Elaborado por el estudiante de acuerdo con el proyecto</w:t>
       </w:r>
       <w:r>
+        <w:rPr>
+          <w:noProof/>
+        </w:rPr>
         <w:drawing>
           <wp:inline distT="0" distB="0" distL="0" distR="0" wp14:anchorId="24EAD238" wp14:editId="5163E100">
             <wp:extent cx="5971540" cy="5561965"/>
@@ -15818,6 +15824,9 @@
         <w:t>Fuente: Elaborado por el estudiante de acuerdo con el proyecto</w:t>
       </w:r>
       <w:r>
+        <w:rPr>
+          <w:noProof/>
+        </w:rPr>
         <w:drawing>
           <wp:inline distT="0" distB="0" distL="0" distR="0" wp14:anchorId="231882C7" wp14:editId="44EDBE0D">
             <wp:extent cx="5971540" cy="5244465"/>
@@ -16001,6 +16010,9 @@
         <w:t>Fuente: Elaborado por el estudiante de acuerdo con el proyecto</w:t>
       </w:r>
       <w:r>
+        <w:rPr>
+          <w:noProof/>
+        </w:rPr>
         <w:drawing>
           <wp:inline distT="0" distB="0" distL="0" distR="0" wp14:anchorId="21D5E4C0" wp14:editId="09823447">
             <wp:extent cx="5971540" cy="5032375"/>
@@ -16306,8 +16318,49 @@
     </w:p>
     <w:p>
       <w:pPr>
-        <w:ind w:firstLine="0"/>
-      </w:pPr>
+        <w:pStyle w:val="Sinespaciado"/>
+      </w:pPr>
+      <w:r>
+        <w:rPr>
+          <w:noProof/>
+        </w:rPr>
+        <w:lastRenderedPageBreak/>
+        <w:drawing>
+          <wp:inline distT="0" distB="0" distL="0" distR="0" wp14:anchorId="79AFBB3D" wp14:editId="6564FACE">
+            <wp:extent cx="6159261" cy="1433711"/>
+            <wp:effectExtent l="0" t="0" r="0" b="0"/>
+            <wp:docPr id="1746214186" name="Imagen 1" descr="Aplicación&#10;&#10;El contenido generado por IA puede ser incorrecto."/>
+            <wp:cNvGraphicFramePr>
+              <a:graphicFrameLocks xmlns:a="http://schemas.openxmlformats.org/drawingml/2006/main" noChangeAspect="1"/>
+            </wp:cNvGraphicFramePr>
+            <a:graphic xmlns:a="http://schemas.openxmlformats.org/drawingml/2006/main">
+              <a:graphicData uri="http://schemas.openxmlformats.org/drawingml/2006/picture">
+                <pic:pic xmlns:pic="http://schemas.openxmlformats.org/drawingml/2006/picture">
+                  <pic:nvPicPr>
+                    <pic:cNvPr id="1746214186" name="Imagen 1" descr="Aplicación&#10;&#10;El contenido generado por IA puede ser incorrecto."/>
+                    <pic:cNvPicPr/>
+                  </pic:nvPicPr>
+                  <pic:blipFill>
+                    <a:blip r:embed="rId35"/>
+                    <a:stretch>
+                      <a:fillRect/>
+                    </a:stretch>
+                  </pic:blipFill>
+                  <pic:spPr>
+                    <a:xfrm>
+                      <a:off x="0" y="0"/>
+                      <a:ext cx="6170009" cy="1436213"/>
+                    </a:xfrm>
+                    <a:prstGeom prst="rect">
+                      <a:avLst/>
+                    </a:prstGeom>
+                  </pic:spPr>
+                </pic:pic>
+              </a:graphicData>
+            </a:graphic>
+          </wp:inline>
+        </w:drawing>
+      </w:r>
     </w:p>
     <w:p>
       <w:pPr>
@@ -16418,7 +16471,33 @@
         <w:t>que d</w:t>
       </w:r>
       <w:r>
-        <w:t>emuestra más explícitamente como la cantidad de horas (Línea Naranja) van disminuyendo, así mismo como las tareas programadas (Línea Azul) van disminuyendo con relación al tiempo invertido</w:t>
+        <w:t xml:space="preserve">emuestra más explícitamente como la cantidad de </w:t>
+      </w:r>
+      <w:proofErr w:type="gramStart"/>
+      <w:r>
+        <w:t xml:space="preserve">horas </w:t>
+      </w:r>
+      <w:r>
+        <w:t xml:space="preserve"> estimadas</w:t>
+      </w:r>
+      <w:proofErr w:type="gramEnd"/>
+      <w:r>
+        <w:t xml:space="preserve"> </w:t>
+      </w:r>
+      <w:r>
+        <w:t xml:space="preserve">(Línea Naranja) van disminuyendo, así mismo como las </w:t>
+      </w:r>
+      <w:r>
+        <w:t>horas</w:t>
+      </w:r>
+      <w:r>
+        <w:t xml:space="preserve"> </w:t>
+      </w:r>
+      <w:r>
+        <w:t>reales</w:t>
+      </w:r>
+      <w:r>
+        <w:t xml:space="preserve"> (Línea Azul) van disminuyendo con relación al tiempo invertido</w:t>
       </w:r>
       <w:r>
         <w:t>.</w:t>
@@ -16483,14 +16562,57 @@
     <w:p>
       <w:pPr>
         <w:pStyle w:val="Sinespaciado"/>
+      </w:pPr>
+      <w:r>
         <w:rPr>
           <w:noProof/>
         </w:rPr>
-      </w:pPr>
+        <w:lastRenderedPageBreak/>
+        <w:drawing>
+          <wp:inline distT="0" distB="0" distL="0" distR="0" wp14:anchorId="2914BA5C" wp14:editId="5D166225">
+            <wp:extent cx="5971540" cy="3151505"/>
+            <wp:effectExtent l="0" t="0" r="0" b="0"/>
+            <wp:docPr id="998075411" name="Imagen 1" descr="Gráfico, Gráfico de líneas&#10;&#10;El contenido generado por IA puede ser incorrecto."/>
+            <wp:cNvGraphicFramePr>
+              <a:graphicFrameLocks xmlns:a="http://schemas.openxmlformats.org/drawingml/2006/main" noChangeAspect="1"/>
+            </wp:cNvGraphicFramePr>
+            <a:graphic xmlns:a="http://schemas.openxmlformats.org/drawingml/2006/main">
+              <a:graphicData uri="http://schemas.openxmlformats.org/drawingml/2006/picture">
+                <pic:pic xmlns:pic="http://schemas.openxmlformats.org/drawingml/2006/picture">
+                  <pic:nvPicPr>
+                    <pic:cNvPr id="998075411" name="Imagen 1" descr="Gráfico, Gráfico de líneas&#10;&#10;El contenido generado por IA puede ser incorrecto."/>
+                    <pic:cNvPicPr/>
+                  </pic:nvPicPr>
+                  <pic:blipFill>
+                    <a:blip r:embed="rId36"/>
+                    <a:stretch>
+                      <a:fillRect/>
+                    </a:stretch>
+                  </pic:blipFill>
+                  <pic:spPr>
+                    <a:xfrm>
+                      <a:off x="0" y="0"/>
+                      <a:ext cx="5971540" cy="3151505"/>
+                    </a:xfrm>
+                    <a:prstGeom prst="rect">
+                      <a:avLst/>
+                    </a:prstGeom>
+                  </pic:spPr>
+                </pic:pic>
+              </a:graphicData>
+            </a:graphic>
+          </wp:inline>
+        </w:drawing>
+      </w:r>
     </w:p>
     <w:p>
       <w:pPr>
         <w:pStyle w:val="Sinespaciado"/>
+      </w:pPr>
+    </w:p>
+    <w:p>
+      <w:pPr>
+        <w:pStyle w:val="Sinespaciado"/>
         <w:rPr>
           <w:noProof/>
         </w:rPr>
@@ -16507,6 +16629,14 @@
     <w:p>
       <w:pPr>
         <w:pStyle w:val="Sinespaciado"/>
+        <w:rPr>
+          <w:noProof/>
+        </w:rPr>
+      </w:pPr>
+    </w:p>
+    <w:p>
+      <w:pPr>
+        <w:pStyle w:val="Sinespaciado"/>
       </w:pPr>
     </w:p>
     <w:p>
@@ -16521,7 +16651,6 @@
       </w:pPr>
       <w:bookmarkStart w:id="163" w:name="_Toc211882620"/>
       <w:r>
-        <w:lastRenderedPageBreak/>
         <w:t xml:space="preserve">Burn </w:t>
       </w:r>
       <w:r>
@@ -16574,6 +16703,7 @@
       <w:bookmarkStart w:id="167" w:name="_Toc201199747"/>
       <w:bookmarkStart w:id="168" w:name="_Toc211609267"/>
       <w:r>
+        <w:lastRenderedPageBreak/>
         <w:t xml:space="preserve">Figura </w:t>
       </w:r>
       <w:fldSimple w:instr=" STYLEREF 1 \s ">
@@ -16621,13 +16751,51 @@
     </w:p>
     <w:p>
       <w:pPr>
-        <w:spacing w:after="0" w:line="240" w:lineRule="auto"/>
-        <w:ind w:firstLine="0"/>
-        <w:jc w:val="left"/>
+        <w:pStyle w:val="Sinespaciado"/>
         <w:rPr>
           <w:rFonts w:eastAsia="Times New Roman" w:cs="Times New Roman"/>
         </w:rPr>
       </w:pPr>
+      <w:r>
+        <w:rPr>
+          <w:noProof/>
+        </w:rPr>
+        <w:drawing>
+          <wp:inline distT="0" distB="0" distL="0" distR="0" wp14:anchorId="0A5365BC" wp14:editId="755A02D9">
+            <wp:extent cx="5971540" cy="3509010"/>
+            <wp:effectExtent l="0" t="0" r="0" b="0"/>
+            <wp:docPr id="1896129665" name="Imagen 1" descr="Gráfico, Gráfico de líneas&#10;&#10;El contenido generado por IA puede ser incorrecto."/>
+            <wp:cNvGraphicFramePr>
+              <a:graphicFrameLocks xmlns:a="http://schemas.openxmlformats.org/drawingml/2006/main" noChangeAspect="1"/>
+            </wp:cNvGraphicFramePr>
+            <a:graphic xmlns:a="http://schemas.openxmlformats.org/drawingml/2006/main">
+              <a:graphicData uri="http://schemas.openxmlformats.org/drawingml/2006/picture">
+                <pic:pic xmlns:pic="http://schemas.openxmlformats.org/drawingml/2006/picture">
+                  <pic:nvPicPr>
+                    <pic:cNvPr id="1896129665" name="Imagen 1" descr="Gráfico, Gráfico de líneas&#10;&#10;El contenido generado por IA puede ser incorrecto."/>
+                    <pic:cNvPicPr/>
+                  </pic:nvPicPr>
+                  <pic:blipFill>
+                    <a:blip r:embed="rId37"/>
+                    <a:stretch>
+                      <a:fillRect/>
+                    </a:stretch>
+                  </pic:blipFill>
+                  <pic:spPr>
+                    <a:xfrm>
+                      <a:off x="0" y="0"/>
+                      <a:ext cx="5971540" cy="3509010"/>
+                    </a:xfrm>
+                    <a:prstGeom prst="rect">
+                      <a:avLst/>
+                    </a:prstGeom>
+                  </pic:spPr>
+                </pic:pic>
+              </a:graphicData>
+            </a:graphic>
+          </wp:inline>
+        </w:drawing>
+      </w:r>
     </w:p>
     <w:p>
       <w:pPr>
@@ -16724,6 +16892,7 @@
       <w:bookmarkStart w:id="173" w:name="_Toc201199748"/>
       <w:bookmarkStart w:id="174" w:name="_Toc211609268"/>
       <w:r>
+        <w:lastRenderedPageBreak/>
         <w:t xml:space="preserve">Figura </w:t>
       </w:r>
       <w:fldSimple w:instr=" STYLEREF 1 \s ">
@@ -16753,6 +16922,51 @@
       <w:bookmarkEnd w:id="172"/>
       <w:bookmarkEnd w:id="173"/>
       <w:bookmarkEnd w:id="174"/>
+    </w:p>
+    <w:p>
+      <w:pPr>
+        <w:pStyle w:val="Sinespaciado"/>
+      </w:pPr>
+      <w:r>
+        <w:rPr>
+          <w:noProof/>
+        </w:rPr>
+        <w:drawing>
+          <wp:inline distT="0" distB="0" distL="0" distR="0" wp14:anchorId="40129326" wp14:editId="1D3DC68C">
+            <wp:extent cx="5971540" cy="4400550"/>
+            <wp:effectExtent l="0" t="0" r="0" b="0"/>
+            <wp:docPr id="106462471" name="Imagen 1" descr="Gráfico, Gráfico de barras&#10;&#10;El contenido generado por IA puede ser incorrecto."/>
+            <wp:cNvGraphicFramePr>
+              <a:graphicFrameLocks xmlns:a="http://schemas.openxmlformats.org/drawingml/2006/main" noChangeAspect="1"/>
+            </wp:cNvGraphicFramePr>
+            <a:graphic xmlns:a="http://schemas.openxmlformats.org/drawingml/2006/main">
+              <a:graphicData uri="http://schemas.openxmlformats.org/drawingml/2006/picture">
+                <pic:pic xmlns:pic="http://schemas.openxmlformats.org/drawingml/2006/picture">
+                  <pic:nvPicPr>
+                    <pic:cNvPr id="106462471" name="Imagen 1" descr="Gráfico, Gráfico de barras&#10;&#10;El contenido generado por IA puede ser incorrecto."/>
+                    <pic:cNvPicPr/>
+                  </pic:nvPicPr>
+                  <pic:blipFill>
+                    <a:blip r:embed="rId38"/>
+                    <a:stretch>
+                      <a:fillRect/>
+                    </a:stretch>
+                  </pic:blipFill>
+                  <pic:spPr>
+                    <a:xfrm>
+                      <a:off x="0" y="0"/>
+                      <a:ext cx="5971540" cy="4400550"/>
+                    </a:xfrm>
+                    <a:prstGeom prst="rect">
+                      <a:avLst/>
+                    </a:prstGeom>
+                  </pic:spPr>
+                </pic:pic>
+              </a:graphicData>
+            </a:graphic>
+          </wp:inline>
+        </w:drawing>
+      </w:r>
     </w:p>
     <w:p/>
     <w:p>
@@ -16896,7 +17110,7 @@
                     <pic:cNvPicPr/>
                   </pic:nvPicPr>
                   <pic:blipFill>
-                    <a:blip r:embed="rId35"/>
+                    <a:blip r:embed="rId39"/>
                     <a:stretch>
                       <a:fillRect/>
                     </a:stretch>
@@ -17104,18 +17318,18 @@
             <v:path o:extrusionok="f" gradientshapeok="t" o:connecttype="rect"/>
             <o:lock v:ext="edit" aspectratio="t"/>
           </v:shapetype>
-          <v:shape id="_x0000_i1025" type="#_x0000_t75" style="width:79.5pt;height:50.5pt" o:ole="">
-            <v:imagedata r:id="rId36" o:title=""/>
+          <v:shape id="_x0000_i1025" type="#_x0000_t75" style="width:79.45pt;height:50.25pt" o:ole="">
+            <v:imagedata r:id="rId40" o:title=""/>
           </v:shape>
-          <o:OLEObject Type="Embed" ProgID="Package" ShapeID="_x0000_i1025" DrawAspect="Icon" ObjectID="_1822924644" r:id="rId37"/>
+          <o:OLEObject Type="Embed" ProgID="Package" ShapeID="_x0000_i1025" DrawAspect="Icon" ObjectID="_1823013234" r:id="rId41"/>
         </w:object>
       </w:r>
       <w:r>
         <w:object w:dxaOrig="1530" w:dyaOrig="995" w14:anchorId="7318620E">
-          <v:shape id="_x0000_i1026" type="#_x0000_t75" style="width:79.5pt;height:50.5pt" o:ole="">
-            <v:imagedata r:id="rId38" o:title=""/>
+          <v:shape id="_x0000_i1026" type="#_x0000_t75" style="width:79.45pt;height:50.25pt" o:ole="">
+            <v:imagedata r:id="rId42" o:title=""/>
           </v:shape>
-          <o:OLEObject Type="Embed" ProgID="Package" ShapeID="_x0000_i1026" DrawAspect="Icon" ObjectID="_1822924645" r:id="rId39"/>
+          <o:OLEObject Type="Embed" ProgID="Package" ShapeID="_x0000_i1026" DrawAspect="Icon" ObjectID="_1823013235" r:id="rId43"/>
         </w:object>
       </w:r>
     </w:p>
@@ -17142,53 +17356,53 @@
     <w:p>
       <w:r>
         <w:object w:dxaOrig="1530" w:dyaOrig="995" w14:anchorId="0F22C1AE">
-          <v:shape id="_x0000_i1027" type="#_x0000_t75" style="width:79.5pt;height:50.5pt" o:ole="">
-            <v:imagedata r:id="rId40" o:title=""/>
-          </v:shape>
-          <o:OLEObject Type="Embed" ProgID="Package" ShapeID="_x0000_i1027" DrawAspect="Icon" ObjectID="_1822924646" r:id="rId41"/>
-        </w:object>
-      </w:r>
-    </w:p>
-    <w:p>
-      <w:pPr>
-        <w:pStyle w:val="Ttulo2"/>
-      </w:pPr>
-      <w:bookmarkStart w:id="190" w:name="_Toc211882629"/>
-      <w:r>
-        <w:t>Pdf vista componentes</w:t>
-      </w:r>
-      <w:bookmarkEnd w:id="190"/>
-    </w:p>
-    <w:p>
-      <w:r>
-        <w:object w:dxaOrig="1530" w:dyaOrig="995" w14:anchorId="3BF7DF28">
-          <v:shape id="_x0000_i1028" type="#_x0000_t75" style="width:79.5pt;height:50.5pt" o:ole="">
-            <v:imagedata r:id="rId42" o:title=""/>
-          </v:shape>
-          <o:OLEObject Type="Embed" ProgID="Package" ShapeID="_x0000_i1028" DrawAspect="Icon" ObjectID="_1822924647" r:id="rId43"/>
-        </w:object>
-      </w:r>
-    </w:p>
-    <w:p>
-      <w:pPr>
-        <w:pStyle w:val="Ttulo2"/>
-      </w:pPr>
-      <w:bookmarkStart w:id="191" w:name="_Toc211882630"/>
-      <w:r>
-        <w:t xml:space="preserve">Pdf vista </w:t>
-      </w:r>
-      <w:r>
-        <w:t>despliegue</w:t>
-      </w:r>
-      <w:bookmarkEnd w:id="191"/>
-    </w:p>
-    <w:p>
-      <w:r>
-        <w:object w:dxaOrig="1530" w:dyaOrig="995" w14:anchorId="4B2FF5B7">
-          <v:shape id="_x0000_i1029" type="#_x0000_t75" style="width:79.5pt;height:50.5pt" o:ole="">
+          <v:shape id="_x0000_i1027" type="#_x0000_t75" style="width:79.45pt;height:50.25pt" o:ole="">
             <v:imagedata r:id="rId44" o:title=""/>
           </v:shape>
-          <o:OLEObject Type="Embed" ProgID="Package" ShapeID="_x0000_i1029" DrawAspect="Icon" ObjectID="_1822924648" r:id="rId45"/>
+          <o:OLEObject Type="Embed" ProgID="Package" ShapeID="_x0000_i1027" DrawAspect="Icon" ObjectID="_1823013236" r:id="rId45"/>
+        </w:object>
+      </w:r>
+    </w:p>
+    <w:p>
+      <w:pPr>
+        <w:pStyle w:val="Ttulo2"/>
+      </w:pPr>
+      <w:bookmarkStart w:id="190" w:name="_Toc211882629"/>
+      <w:r>
+        <w:t>Pdf vista componentes</w:t>
+      </w:r>
+      <w:bookmarkEnd w:id="190"/>
+    </w:p>
+    <w:p>
+      <w:r>
+        <w:object w:dxaOrig="1530" w:dyaOrig="995" w14:anchorId="3BF7DF28">
+          <v:shape id="_x0000_i1028" type="#_x0000_t75" style="width:79.45pt;height:50.25pt" o:ole="">
+            <v:imagedata r:id="rId46" o:title=""/>
+          </v:shape>
+          <o:OLEObject Type="Embed" ProgID="Package" ShapeID="_x0000_i1028" DrawAspect="Icon" ObjectID="_1823013237" r:id="rId47"/>
+        </w:object>
+      </w:r>
+    </w:p>
+    <w:p>
+      <w:pPr>
+        <w:pStyle w:val="Ttulo2"/>
+      </w:pPr>
+      <w:bookmarkStart w:id="191" w:name="_Toc211882630"/>
+      <w:r>
+        <w:t xml:space="preserve">Pdf vista </w:t>
+      </w:r>
+      <w:r>
+        <w:t>despliegue</w:t>
+      </w:r>
+      <w:bookmarkEnd w:id="191"/>
+    </w:p>
+    <w:p>
+      <w:r>
+        <w:object w:dxaOrig="1530" w:dyaOrig="995" w14:anchorId="4B2FF5B7">
+          <v:shape id="_x0000_i1029" type="#_x0000_t75" style="width:79.45pt;height:50.25pt" o:ole="">
+            <v:imagedata r:id="rId48" o:title=""/>
+          </v:shape>
+          <o:OLEObject Type="Embed" ProgID="Package" ShapeID="_x0000_i1029" DrawAspect="Icon" ObjectID="_1823013238" r:id="rId49"/>
         </w:object>
       </w:r>
     </w:p>
@@ -18261,10 +18475,10 @@
       </w:pPr>
       <w:r>
         <w:object w:dxaOrig="1530" w:dyaOrig="995" w14:anchorId="0E4E0928">
-          <v:shape id="_x0000_i1030" type="#_x0000_t75" style="width:79.5pt;height:50.5pt" o:ole="">
-            <v:imagedata r:id="rId46" o:title=""/>
+          <v:shape id="_x0000_i1030" type="#_x0000_t75" style="width:79.45pt;height:50.25pt" o:ole="">
+            <v:imagedata r:id="rId50" o:title=""/>
           </v:shape>
-          <o:OLEObject Type="Embed" ProgID="Package" ShapeID="_x0000_i1030" DrawAspect="Icon" ObjectID="_1822924649" r:id="rId47"/>
+          <o:OLEObject Type="Embed" ProgID="Package" ShapeID="_x0000_i1030" DrawAspect="Icon" ObjectID="_1823013239" r:id="rId51"/>
         </w:object>
       </w:r>
     </w:p>
@@ -18471,8 +18685,8 @@
       </w:pPr>
     </w:p>
     <w:sectPr>
-      <w:headerReference w:type="default" r:id="rId48"/>
-      <w:footerReference w:type="default" r:id="rId49"/>
+      <w:headerReference w:type="default" r:id="rId52"/>
+      <w:footerReference w:type="default" r:id="rId53"/>
       <w:pgSz w:w="12240" w:h="15840" w:code="1"/>
       <w:pgMar w:top="1418" w:right="1418" w:bottom="1418" w:left="1418" w:header="709" w:footer="851" w:gutter="0"/>
       <w:pgNumType w:start="1"/>
@@ -26562,6 +26776,12 @@
 </file>
 
 <file path=customXml/item1.xml><?xml version="1.0" encoding="utf-8"?>
+<go:gDocsCustomXmlDataStorage xmlns:go="http://customooxmlschemas.google.com/" xmlns:r="http://schemas.openxmlformats.org/officeDocument/2006/relationships" uri="GoogleDocsCustomDataVersion2">
+  <go:docsCustomData xmlns:go="http://customooxmlschemas.google.com/" roundtripDataSignature="AMtx7mgzDLvJQrn/s3t721qKHDOuEhpMiQ==">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</go:docsCustomData>
+</go:gDocsCustomXmlDataStorage>
+</file>
+
+<file path=customXml/item2.xml><?xml version="1.0" encoding="utf-8"?>
 <b:Sources xmlns:b="http://schemas.openxmlformats.org/officeDocument/2006/bibliography" xmlns="http://schemas.openxmlformats.org/officeDocument/2006/bibliography" SelectedStyle="\APASixthEditionOfficeOnline.xsl" StyleName="APA" Version="6">
   <b:Source>
     <b:Tag>Eug25</b:Tag>
@@ -26650,25 +26870,19 @@
 </b:Sources>
 </file>
 
-<file path=customXml/item2.xml><?xml version="1.0" encoding="utf-8"?>
-<go:gDocsCustomXmlDataStorage xmlns:go="http://customooxmlschemas.google.com/" xmlns:r="http://schemas.openxmlformats.org/officeDocument/2006/relationships" uri="GoogleDocsCustomDataVersion2">
-  <go:docsCustomData xmlns:go="http://customooxmlschemas.google.com/" roundtripDataSignature="AMtx7mgzDLvJQrn/s3t721qKHDOuEhpMiQ==">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</go:docsCustomData>
-</go:gDocsCustomXmlDataStorage>
-</file>
-
 <file path=customXml/itemProps1.xml><?xml version="1.0" encoding="utf-8"?>
-<ds:datastoreItem xmlns:ds="http://schemas.openxmlformats.org/officeDocument/2006/customXml" ds:itemID="{D7966003-8400-4354-952A-39E3FBC3C487}">
-  <ds:schemaRefs>
-    <ds:schemaRef ds:uri="http://schemas.openxmlformats.org/officeDocument/2006/bibliography"/>
-  </ds:schemaRefs>
-</ds:datastoreItem>
-</file>
-
-<file path=customXml/itemProps2.xml><?xml version="1.0" encoding="utf-8"?>
 <ds:datastoreItem xmlns:ds="http://schemas.openxmlformats.org/officeDocument/2006/customXml" ds:itemID="{11111111-1234-1234-1234-123412341234}">
   <ds:schemaRefs>
     <ds:schemaRef ds:uri="http://customooxmlschemas.google.com/"/>
     <ds:schemaRef ds:uri="http://schemas.openxmlformats.org/officeDocument/2006/relationships"/>
   </ds:schemaRefs>
 </ds:datastoreItem>
+</file>
+
+<file path=customXml/itemProps2.xml><?xml version="1.0" encoding="utf-8"?>
+<ds:datastoreItem xmlns:ds="http://schemas.openxmlformats.org/officeDocument/2006/customXml" ds:itemID="{D7966003-8400-4354-952A-39E3FBC3C487}">
+  <ds:schemaRefs>
+    <ds:schemaRef ds:uri="http://schemas.openxmlformats.org/officeDocument/2006/bibliography"/>
+  </ds:schemaRefs>
+</ds:datastoreItem>
 </file>
--- a/INCREMENTO3/Documentos/Tercer incremento Scrum++.docx
+++ b/INCREMENTO3/Documentos/Tercer incremento Scrum++.docx
@@ -15431,13 +15431,266 @@
     </w:p>
     <w:p>
       <w:r>
+        <w:t>Fuente: Elaborado por el estudiante de acuerdo con el proyecto</w:t>
+      </w:r>
+    </w:p>
+    <w:p>
+      <w:r>
         <w:lastRenderedPageBreak/>
-        <w:t>Fuente: Elaborado por el estudiante de acuerdo con el proyecto</w:t>
+        <w:t>Casos de prueba:</w:t>
+      </w:r>
+    </w:p>
+    <w:p/>
+    <w:p>
+      <w:pPr>
+        <w:pStyle w:val="Prrafodelista"/>
+        <w:numPr>
+          <w:ilvl w:val="0"/>
+          <w:numId w:val="28"/>
+        </w:numPr>
+      </w:pPr>
+      <w:r>
+        <w:t>Verificar la correcta carga de todas las opciones de la pestaña informe de asistencia</w:t>
+      </w:r>
+    </w:p>
+    <w:p/>
+    <w:p>
+      <w:pPr>
+        <w:pStyle w:val="Prrafodelista"/>
+        <w:numPr>
+          <w:ilvl w:val="0"/>
+          <w:numId w:val="28"/>
+        </w:numPr>
+      </w:pPr>
+      <w:r>
+        <w:t xml:space="preserve">Verificar </w:t>
+      </w:r>
+      <w:r>
+        <w:t xml:space="preserve">la selección de persona destacada en el registro de marcas del informe </w:t>
+      </w:r>
+    </w:p>
+    <w:p/>
+    <w:p>
+      <w:pPr>
+        <w:pStyle w:val="Prrafodelista"/>
+        <w:numPr>
+          <w:ilvl w:val="0"/>
+          <w:numId w:val="28"/>
+        </w:numPr>
+      </w:pPr>
+      <w:r>
+        <w:t xml:space="preserve">Verificar la correcta </w:t>
+      </w:r>
+      <w:r>
+        <w:t>impresión de la marca seleccionada según corresponda</w:t>
+      </w:r>
+    </w:p>
+    <w:p/>
+    <w:p>
+      <w:r>
+        <w:t>Resultados Esperados:</w:t>
+      </w:r>
+    </w:p>
+    <w:p/>
+    <w:p>
+      <w:pPr>
+        <w:pStyle w:val="Prrafodelista"/>
+        <w:numPr>
+          <w:ilvl w:val="0"/>
+          <w:numId w:val="29"/>
+        </w:numPr>
+      </w:pPr>
+      <w:r>
+        <w:t>El enlace o pestaña “</w:t>
+      </w:r>
+      <w:r>
+        <w:t>Informe de Asistencia” carga correctamente con todas las opciones correspondientes</w:t>
+      </w:r>
+    </w:p>
+    <w:p>
+      <w:pPr>
+        <w:pStyle w:val="Prrafodelista"/>
+        <w:ind w:left="1440" w:firstLine="0"/>
+      </w:pPr>
+    </w:p>
+    <w:p>
+      <w:pPr>
+        <w:pStyle w:val="Prrafodelista"/>
+        <w:numPr>
+          <w:ilvl w:val="0"/>
+          <w:numId w:val="29"/>
+        </w:numPr>
+      </w:pPr>
+      <w:r>
+        <w:t>La selección de una marca por parte del usuario se destaca confirmando la selección para futura impresión.</w:t>
+      </w:r>
+    </w:p>
+    <w:p/>
+    <w:p>
+      <w:pPr>
+        <w:pStyle w:val="Prrafodelista"/>
+        <w:numPr>
+          <w:ilvl w:val="0"/>
+          <w:numId w:val="29"/>
+        </w:numPr>
+      </w:pPr>
+      <w:r>
+        <w:t>Al presionar el botón para imprimir permite imprimir de manera correcta la información necesaria y filtrada</w:t>
+      </w:r>
+      <w:r>
+        <w:t>.</w:t>
+      </w:r>
+    </w:p>
+    <w:p>
+      <w:pPr>
+        <w:ind w:firstLine="0"/>
+      </w:pPr>
+    </w:p>
+    <w:p>
+      <w:r>
+        <w:t>Resultados obtenidos</w:t>
+      </w:r>
+    </w:p>
+    <w:p/>
+    <w:p>
+      <w:pPr>
+        <w:pStyle w:val="Prrafodelista"/>
+        <w:numPr>
+          <w:ilvl w:val="0"/>
+          <w:numId w:val="30"/>
+        </w:numPr>
+      </w:pPr>
+      <w:r>
+        <w:t>La pestaña de “Informe de Asistencia” cargo correctamente con toda la información y opciones necesarias</w:t>
+      </w:r>
+      <w:r>
+        <w:t>.</w:t>
+      </w:r>
+    </w:p>
+    <w:p/>
+    <w:p>
+      <w:pPr>
+        <w:pStyle w:val="Prrafodelista"/>
+        <w:numPr>
+          <w:ilvl w:val="0"/>
+          <w:numId w:val="30"/>
+        </w:numPr>
+      </w:pPr>
+      <w:r>
+        <w:lastRenderedPageBreak/>
+        <w:t>El usuario selecciona la marca correspondiente y se destaca correctamente diferenciándose de las otras.</w:t>
+      </w:r>
+    </w:p>
+    <w:p/>
+    <w:p>
+      <w:pPr>
+        <w:pStyle w:val="Prrafodelista"/>
+        <w:numPr>
+          <w:ilvl w:val="0"/>
+          <w:numId w:val="30"/>
+        </w:numPr>
+      </w:pPr>
+      <w:r>
+        <w:t>El botón permite imprimir de manera correcta la selección de marcas seleccionadas anteriormente</w:t>
+      </w:r>
+      <w:r>
+        <w:t>.</w:t>
+      </w:r>
+    </w:p>
+    <w:p>
+      <w:pPr>
+        <w:pStyle w:val="Prrafodelista"/>
+        <w:ind w:left="1800" w:firstLine="0"/>
+      </w:pPr>
+    </w:p>
+    <w:p>
+      <w:r>
+        <w:t xml:space="preserve">La Figura </w:t>
+      </w:r>
+      <w:r>
+        <w:t>7</w:t>
+      </w:r>
+      <w:r>
+        <w:t>.</w:t>
+      </w:r>
+      <w:r>
+        <w:t xml:space="preserve">1 </w:t>
+      </w:r>
+      <w:r>
+        <w:t>ilustra los resultados obtenidos durante la ejecución de los casos de prueba propuestos</w:t>
+      </w:r>
+      <w:r>
+        <w:t xml:space="preserve">, </w:t>
+      </w:r>
+      <w:r>
+        <w:t>correspondiente al Caso de Uso N°1.19.</w:t>
+      </w:r>
+    </w:p>
+    <w:p/>
+    <w:p/>
+    <w:p>
+      <w:pPr>
+        <w:pStyle w:val="Descripcin"/>
+        <w:keepNext/>
+      </w:pPr>
+      <w:bookmarkStart w:id="137" w:name="_Toc200854229"/>
+      <w:bookmarkStart w:id="138" w:name="_Toc201172448"/>
+      <w:bookmarkStart w:id="139" w:name="_Toc201199636"/>
+      <w:bookmarkStart w:id="140" w:name="_Toc201199725"/>
+      <w:r>
+        <w:t xml:space="preserve">Figura </w:t>
+      </w:r>
+      <w:r>
+        <w:fldChar w:fldCharType="begin"/>
+      </w:r>
+      <w:r>
+        <w:instrText xml:space="preserve"> STYLEREF 1 \s </w:instrText>
+      </w:r>
+      <w:r>
+        <w:fldChar w:fldCharType="separate"/>
       </w:r>
       <w:r>
         <w:rPr>
           <w:noProof/>
         </w:rPr>
+        <w:t>7</w:t>
+      </w:r>
+      <w:r>
+        <w:rPr>
+          <w:noProof/>
+        </w:rPr>
+        <w:fldChar w:fldCharType="end"/>
+      </w:r>
+      <w:r>
+        <w:t>.</w:t>
+      </w:r>
+      <w:r>
+        <w:t>1</w:t>
+      </w:r>
+      <w:r>
+        <w:t xml:space="preserve"> “Captura de pantalla de prueba 1-2-3 caso de uso N°</w:t>
+      </w:r>
+      <w:r>
+        <w:t>5.6</w:t>
+      </w:r>
+      <w:r>
+        <w:t>”</w:t>
+      </w:r>
+      <w:bookmarkEnd w:id="137"/>
+      <w:bookmarkEnd w:id="138"/>
+      <w:bookmarkEnd w:id="139"/>
+      <w:bookmarkEnd w:id="140"/>
+    </w:p>
+    <w:p/>
+    <w:p>
+      <w:pPr>
+        <w:pStyle w:val="Sinespaciado"/>
+      </w:pPr>
+      <w:r>
+        <w:rPr>
+          <w:noProof/>
+        </w:rPr>
+        <w:lastRenderedPageBreak/>
         <w:drawing>
           <wp:inline distT="0" distB="0" distL="0" distR="0" wp14:anchorId="123E1067" wp14:editId="2C936914">
             <wp:extent cx="5971540" cy="5589905"/>
@@ -15477,6 +15730,21 @@
     </w:p>
     <w:p>
       <w:pPr>
+        <w:pStyle w:val="Sinespaciado"/>
+      </w:pPr>
+    </w:p>
+    <w:p>
+      <w:r>
+        <w:t>Fuente: Elaborado por el estudiante de acuerdo con el proyecto</w:t>
+      </w:r>
+    </w:p>
+    <w:p>
+      <w:pPr>
+        <w:pStyle w:val="Sinespaciado"/>
+      </w:pPr>
+    </w:p>
+    <w:p>
+      <w:pPr>
         <w:spacing w:line="278" w:lineRule="auto"/>
         <w:ind w:firstLine="0"/>
         <w:jc w:val="left"/>
@@ -15490,11 +15758,11 @@
       <w:pPr>
         <w:pStyle w:val="Ttulo2"/>
       </w:pPr>
-      <w:bookmarkStart w:id="137" w:name="_Toc211882612"/>
+      <w:bookmarkStart w:id="141" w:name="_Toc211882612"/>
       <w:r>
         <w:t>Prueba unitaria CU N°5.7</w:t>
       </w:r>
-      <w:bookmarkEnd w:id="137"/>
+      <w:bookmarkEnd w:id="141"/>
     </w:p>
     <w:p>
       <w:pPr>
@@ -15622,6 +15890,9 @@
       </w:pPr>
     </w:p>
     <w:p>
+      <w:pPr>
+        <w:pStyle w:val="Sinespaciado"/>
+      </w:pPr>
       <w:r>
         <w:lastRenderedPageBreak/>
         <w:t>Fuente: Elaborado por el estudiante de acuerdo con el proyecto</w:t>
@@ -15685,12 +15956,12 @@
       <w:pPr>
         <w:pStyle w:val="Ttulo2"/>
       </w:pPr>
-      <w:bookmarkStart w:id="138" w:name="_Toc211882613"/>
+      <w:bookmarkStart w:id="142" w:name="_Toc211882613"/>
       <w:r>
         <w:lastRenderedPageBreak/>
         <w:t>Prueba unitaria CU N°6.7</w:t>
       </w:r>
-      <w:bookmarkEnd w:id="138"/>
+      <w:bookmarkEnd w:id="142"/>
     </w:p>
     <w:p>
       <w:pPr>
@@ -15819,6 +16090,9 @@
       </w:pPr>
     </w:p>
     <w:p>
+      <w:pPr>
+        <w:pStyle w:val="Sinespaciado"/>
+      </w:pPr>
       <w:r>
         <w:lastRenderedPageBreak/>
         <w:t>Fuente: Elaborado por el estudiante de acuerdo con el proyecto</w:t>
@@ -15882,12 +16156,12 @@
       <w:pPr>
         <w:pStyle w:val="Ttulo2"/>
       </w:pPr>
-      <w:bookmarkStart w:id="139" w:name="_Toc211882614"/>
+      <w:bookmarkStart w:id="143" w:name="_Toc211882614"/>
       <w:r>
         <w:lastRenderedPageBreak/>
         <w:t>Prueba unitaria CU N°6.8</w:t>
       </w:r>
-      <w:bookmarkEnd w:id="139"/>
+      <w:bookmarkEnd w:id="143"/>
     </w:p>
     <w:p/>
     <w:p>
@@ -16005,6 +16279,9 @@
       </w:pPr>
     </w:p>
     <w:p>
+      <w:pPr>
+        <w:pStyle w:val="Sinespaciado"/>
+      </w:pPr>
       <w:r>
         <w:lastRenderedPageBreak/>
         <w:t>Fuente: Elaborado por el estudiante de acuerdo con el proyecto</w:t>
@@ -16057,10 +16334,10 @@
       <w:pPr>
         <w:pStyle w:val="Ttulo1"/>
       </w:pPr>
-      <w:bookmarkStart w:id="140" w:name="_Toc201199654"/>
-      <w:bookmarkStart w:id="141" w:name="_Toc201199743"/>
-      <w:bookmarkStart w:id="142" w:name="_Toc211609263"/>
-      <w:bookmarkStart w:id="143" w:name="_Toc211882615"/>
+      <w:bookmarkStart w:id="144" w:name="_Toc201199654"/>
+      <w:bookmarkStart w:id="145" w:name="_Toc201199743"/>
+      <w:bookmarkStart w:id="146" w:name="_Toc211609263"/>
+      <w:bookmarkStart w:id="147" w:name="_Toc211882615"/>
       <w:r>
         <w:lastRenderedPageBreak/>
         <w:t xml:space="preserve">SPRINT </w:t>
@@ -16068,106 +16345,106 @@
       <w:r>
         <w:t>REVIEW</w:t>
       </w:r>
-      <w:bookmarkEnd w:id="140"/>
-      <w:bookmarkEnd w:id="141"/>
-      <w:bookmarkEnd w:id="142"/>
-      <w:bookmarkEnd w:id="143"/>
-      <w:r>
-        <w:t xml:space="preserve"> </w:t>
-      </w:r>
-    </w:p>
-    <w:p/>
-    <w:p>
-      <w:pPr>
-        <w:pStyle w:val="Ttulo2"/>
-      </w:pPr>
-      <w:bookmarkStart w:id="144" w:name="_Toc211882616"/>
-      <w:r>
-        <w:t>Backlog Review</w:t>
-      </w:r>
       <w:bookmarkEnd w:id="144"/>
-    </w:p>
-    <w:p>
-      <w:pPr>
-        <w:ind w:firstLine="0"/>
-      </w:pPr>
-    </w:p>
-    <w:p>
-      <w:r>
-        <w:t xml:space="preserve">En la tabla </w:t>
-      </w:r>
-      <w:r>
-        <w:t>8</w:t>
-      </w:r>
-      <w:r>
-        <w:t xml:space="preserve">.1 se aprecia el sprint backlog review con las respectivas horas efectivas del proyecto </w:t>
-      </w:r>
-      <w:r>
-        <w:t>y tareas</w:t>
-      </w:r>
-      <w:r>
-        <w:t xml:space="preserve"> del incremento </w:t>
-      </w:r>
-      <w:r>
-        <w:t>3</w:t>
-      </w:r>
-      <w:r>
-        <w:t xml:space="preserve"> </w:t>
-      </w:r>
-      <w:r>
-        <w:t xml:space="preserve">con sus respectivas horas estimadas, donde cada tarea se encuentra </w:t>
-      </w:r>
-      <w:r>
-        <w:t>completada por parte de los responsables</w:t>
-      </w:r>
-      <w:r>
-        <w:t>.</w:t>
-      </w:r>
-    </w:p>
-    <w:p>
-      <w:pPr>
-        <w:ind w:firstLine="0"/>
-      </w:pPr>
-    </w:p>
-    <w:p>
-      <w:pPr>
-        <w:pStyle w:val="Descripcin"/>
-      </w:pPr>
-      <w:bookmarkStart w:id="145" w:name="_Toc200854101"/>
-      <w:bookmarkStart w:id="146" w:name="_Toc201172385"/>
-      <w:bookmarkStart w:id="147" w:name="_Toc201199655"/>
-      <w:bookmarkStart w:id="148" w:name="_Toc201199744"/>
-      <w:bookmarkStart w:id="149" w:name="_Toc211609264"/>
-      <w:r>
-        <w:t xml:space="preserve">Tabla </w:t>
-      </w:r>
-      <w:fldSimple w:instr=" STYLEREF 1 \s ">
-        <w:r>
-          <w:rPr>
-            <w:noProof/>
-          </w:rPr>
-          <w:t>8</w:t>
-        </w:r>
-      </w:fldSimple>
-      <w:r>
-        <w:t>.</w:t>
-      </w:r>
-      <w:fldSimple w:instr=" SEQ Tabla \* ARABIC \s 1 ">
-        <w:r>
-          <w:rPr>
-            <w:noProof/>
-          </w:rPr>
-          <w:t>1</w:t>
-        </w:r>
-      </w:fldSimple>
-      <w:r>
-        <w:t xml:space="preserve"> Sprint Backlog Review</w:t>
-      </w:r>
       <w:bookmarkEnd w:id="145"/>
       <w:bookmarkEnd w:id="146"/>
       <w:bookmarkEnd w:id="147"/>
+      <w:r>
+        <w:t xml:space="preserve"> </w:t>
+      </w:r>
+    </w:p>
+    <w:p/>
+    <w:p>
+      <w:pPr>
+        <w:pStyle w:val="Ttulo2"/>
+      </w:pPr>
+      <w:bookmarkStart w:id="148" w:name="_Toc211882616"/>
+      <w:r>
+        <w:t>Backlog Review</w:t>
+      </w:r>
       <w:bookmarkEnd w:id="148"/>
+    </w:p>
+    <w:p>
+      <w:pPr>
+        <w:ind w:firstLine="0"/>
+      </w:pPr>
+    </w:p>
+    <w:p>
+      <w:r>
+        <w:t xml:space="preserve">En la tabla </w:t>
+      </w:r>
+      <w:r>
+        <w:t>8</w:t>
+      </w:r>
+      <w:r>
+        <w:t xml:space="preserve">.1 se aprecia el sprint backlog review con las respectivas horas efectivas del proyecto </w:t>
+      </w:r>
+      <w:r>
+        <w:t>y tareas</w:t>
+      </w:r>
+      <w:r>
+        <w:t xml:space="preserve"> del incremento </w:t>
+      </w:r>
+      <w:r>
+        <w:t>3</w:t>
+      </w:r>
+      <w:r>
+        <w:t xml:space="preserve"> </w:t>
+      </w:r>
+      <w:r>
+        <w:t xml:space="preserve">con sus respectivas horas estimadas, donde cada tarea se encuentra </w:t>
+      </w:r>
+      <w:r>
+        <w:t>completada por parte de los responsables</w:t>
+      </w:r>
+      <w:r>
+        <w:t>.</w:t>
+      </w:r>
+    </w:p>
+    <w:p>
+      <w:pPr>
+        <w:ind w:firstLine="0"/>
+      </w:pPr>
+    </w:p>
+    <w:p>
+      <w:pPr>
+        <w:pStyle w:val="Descripcin"/>
+      </w:pPr>
+      <w:bookmarkStart w:id="149" w:name="_Toc200854101"/>
+      <w:bookmarkStart w:id="150" w:name="_Toc201172385"/>
+      <w:bookmarkStart w:id="151" w:name="_Toc201199655"/>
+      <w:bookmarkStart w:id="152" w:name="_Toc201199744"/>
+      <w:bookmarkStart w:id="153" w:name="_Toc211609264"/>
+      <w:r>
+        <w:t xml:space="preserve">Tabla </w:t>
+      </w:r>
+      <w:fldSimple w:instr=" STYLEREF 1 \s ">
+        <w:r>
+          <w:rPr>
+            <w:noProof/>
+          </w:rPr>
+          <w:t>8</w:t>
+        </w:r>
+      </w:fldSimple>
+      <w:r>
+        <w:t>.</w:t>
+      </w:r>
+      <w:fldSimple w:instr=" SEQ Tabla \* ARABIC \s 1 ">
+        <w:r>
+          <w:rPr>
+            <w:noProof/>
+          </w:rPr>
+          <w:t>1</w:t>
+        </w:r>
+      </w:fldSimple>
+      <w:r>
+        <w:t xml:space="preserve"> Sprint Backlog Review</w:t>
+      </w:r>
       <w:bookmarkEnd w:id="149"/>
+      <w:bookmarkEnd w:id="150"/>
+      <w:bookmarkEnd w:id="151"/>
+      <w:bookmarkEnd w:id="152"/>
+      <w:bookmarkEnd w:id="153"/>
     </w:p>
     <w:p/>
     <w:p>
@@ -16230,7 +16507,7 @@
       <w:pPr>
         <w:pStyle w:val="Ttulo2"/>
       </w:pPr>
-      <w:bookmarkStart w:id="150" w:name="_Toc211882617"/>
+      <w:bookmarkStart w:id="154" w:name="_Toc211882617"/>
       <w:r>
         <w:t>Tabla</w:t>
       </w:r>
@@ -16240,7 +16517,7 @@
       <w:r>
         <w:t>esfuerzo</w:t>
       </w:r>
-      <w:bookmarkEnd w:id="150"/>
+      <w:bookmarkEnd w:id="154"/>
     </w:p>
     <w:p/>
     <w:p>
@@ -16280,11 +16557,11 @@
       <w:pPr>
         <w:pStyle w:val="Descripcin"/>
       </w:pPr>
-      <w:bookmarkStart w:id="151" w:name="_Toc200854102"/>
-      <w:bookmarkStart w:id="152" w:name="_Toc201172386"/>
-      <w:bookmarkStart w:id="153" w:name="_Toc201199656"/>
-      <w:bookmarkStart w:id="154" w:name="_Toc201199745"/>
-      <w:bookmarkStart w:id="155" w:name="_Toc211609265"/>
+      <w:bookmarkStart w:id="155" w:name="_Toc200854102"/>
+      <w:bookmarkStart w:id="156" w:name="_Toc201172386"/>
+      <w:bookmarkStart w:id="157" w:name="_Toc201199656"/>
+      <w:bookmarkStart w:id="158" w:name="_Toc201199745"/>
+      <w:bookmarkStart w:id="159" w:name="_Toc211609265"/>
       <w:r>
         <w:t xml:space="preserve">Tabla </w:t>
       </w:r>
@@ -16310,11 +16587,11 @@
       <w:r>
         <w:t xml:space="preserve"> Tabla de esfuerzo</w:t>
       </w:r>
-      <w:bookmarkEnd w:id="151"/>
-      <w:bookmarkEnd w:id="152"/>
-      <w:bookmarkEnd w:id="153"/>
-      <w:bookmarkEnd w:id="154"/>
       <w:bookmarkEnd w:id="155"/>
+      <w:bookmarkEnd w:id="156"/>
+      <w:bookmarkEnd w:id="157"/>
+      <w:bookmarkEnd w:id="158"/>
+      <w:bookmarkEnd w:id="159"/>
     </w:p>
     <w:p>
       <w:pPr>
@@ -16385,7 +16662,7 @@
       <w:pPr>
         <w:pStyle w:val="Ttulo2"/>
       </w:pPr>
-      <w:bookmarkStart w:id="156" w:name="_Toc211882618"/>
+      <w:bookmarkStart w:id="160" w:name="_Toc211882618"/>
       <w:r>
         <w:t>Gráfico</w:t>
       </w:r>
@@ -16398,7 +16675,7 @@
       <w:r>
         <w:t>seguimiento</w:t>
       </w:r>
-      <w:bookmarkEnd w:id="156"/>
+      <w:bookmarkEnd w:id="160"/>
     </w:p>
     <w:p/>
     <w:p>
@@ -16444,11 +16721,11 @@
       <w:r>
         <w:t xml:space="preserve"> </w:t>
       </w:r>
-      <w:bookmarkStart w:id="157" w:name="_Toc211882619"/>
+      <w:bookmarkStart w:id="161" w:name="_Toc211882619"/>
       <w:r>
         <w:t>Burn down chart</w:t>
       </w:r>
-      <w:bookmarkEnd w:id="157"/>
+      <w:bookmarkEnd w:id="161"/>
     </w:p>
     <w:p/>
     <w:p>
@@ -16471,93 +16748,85 @@
         <w:t>que d</w:t>
       </w:r>
       <w:r>
-        <w:t xml:space="preserve">emuestra más explícitamente como la cantidad de </w:t>
-      </w:r>
-      <w:proofErr w:type="gramStart"/>
-      <w:r>
-        <w:t xml:space="preserve">horas </w:t>
-      </w:r>
-      <w:r>
-        <w:t xml:space="preserve"> estimadas</w:t>
-      </w:r>
-      <w:proofErr w:type="gramEnd"/>
+        <w:t xml:space="preserve">emuestra más explícitamente como la cantidad de horas </w:t>
+      </w:r>
+      <w:r>
+        <w:t xml:space="preserve"> estimadas </w:t>
+      </w:r>
+      <w:r>
+        <w:t xml:space="preserve">(Línea Naranja) van disminuyendo, así mismo como las </w:t>
+      </w:r>
+      <w:r>
+        <w:t>horas</w:t>
+      </w:r>
       <w:r>
         <w:t xml:space="preserve"> </w:t>
       </w:r>
       <w:r>
-        <w:t xml:space="preserve">(Línea Naranja) van disminuyendo, así mismo como las </w:t>
-      </w:r>
-      <w:r>
-        <w:t>horas</w:t>
+        <w:t>reales</w:t>
+      </w:r>
+      <w:r>
+        <w:t xml:space="preserve"> (Línea Azul) van disminuyendo con relación al tiempo invertido</w:t>
+      </w:r>
+      <w:r>
+        <w:t>.</w:t>
+      </w:r>
+    </w:p>
+    <w:p/>
+    <w:p>
+      <w:pPr>
+        <w:pStyle w:val="Descripcin"/>
+      </w:pPr>
+      <w:bookmarkStart w:id="162" w:name="_Toc200854241"/>
+      <w:bookmarkStart w:id="163" w:name="_Toc201172461"/>
+      <w:bookmarkStart w:id="164" w:name="_Toc201199657"/>
+      <w:bookmarkStart w:id="165" w:name="_Toc201199746"/>
+      <w:bookmarkStart w:id="166" w:name="_Toc211609266"/>
+      <w:r>
+        <w:t xml:space="preserve">Figura </w:t>
+      </w:r>
+      <w:fldSimple w:instr=" STYLEREF 1 \s ">
+        <w:r>
+          <w:rPr>
+            <w:noProof/>
+          </w:rPr>
+          <w:t>8</w:t>
+        </w:r>
+      </w:fldSimple>
+      <w:r>
+        <w:t>.</w:t>
+      </w:r>
+      <w:fldSimple w:instr=" SEQ Figura \* ARABIC \s 1 ">
+        <w:r>
+          <w:rPr>
+            <w:noProof/>
+          </w:rPr>
+          <w:t>1</w:t>
+        </w:r>
+      </w:fldSimple>
+      <w:r>
+        <w:t xml:space="preserve"> Gr</w:t>
+      </w:r>
+      <w:r>
+        <w:t>á</w:t>
+      </w:r>
+      <w:r>
+        <w:t>fica</w:t>
       </w:r>
       <w:r>
         <w:t xml:space="preserve"> </w:t>
       </w:r>
       <w:r>
-        <w:t>reales</w:t>
-      </w:r>
-      <w:r>
-        <w:t xml:space="preserve"> (Línea Azul) van disminuyendo con relación al tiempo invertido</w:t>
-      </w:r>
-      <w:r>
-        <w:t>.</w:t>
-      </w:r>
-    </w:p>
-    <w:p/>
-    <w:p>
-      <w:pPr>
-        <w:pStyle w:val="Descripcin"/>
-      </w:pPr>
-      <w:bookmarkStart w:id="158" w:name="_Toc200854241"/>
-      <w:bookmarkStart w:id="159" w:name="_Toc201172461"/>
-      <w:bookmarkStart w:id="160" w:name="_Toc201199657"/>
-      <w:bookmarkStart w:id="161" w:name="_Toc201199746"/>
-      <w:bookmarkStart w:id="162" w:name="_Toc211609266"/>
-      <w:r>
-        <w:t xml:space="preserve">Figura </w:t>
-      </w:r>
-      <w:fldSimple w:instr=" STYLEREF 1 \s ">
-        <w:r>
-          <w:rPr>
-            <w:noProof/>
-          </w:rPr>
-          <w:t>8</w:t>
-        </w:r>
-      </w:fldSimple>
-      <w:r>
-        <w:t>.</w:t>
-      </w:r>
-      <w:fldSimple w:instr=" SEQ Figura \* ARABIC \s 1 ">
-        <w:r>
-          <w:rPr>
-            <w:noProof/>
-          </w:rPr>
-          <w:t>1</w:t>
-        </w:r>
-      </w:fldSimple>
-      <w:r>
-        <w:t xml:space="preserve"> Gr</w:t>
-      </w:r>
-      <w:r>
-        <w:t>á</w:t>
-      </w:r>
-      <w:r>
-        <w:t>fica</w:t>
-      </w:r>
-      <w:r>
-        <w:t xml:space="preserve"> </w:t>
-      </w:r>
-      <w:r>
         <w:t xml:space="preserve">Burn-Down </w:t>
       </w:r>
       <w:r>
         <w:t>del esfuerzo del equipo</w:t>
       </w:r>
-      <w:bookmarkEnd w:id="158"/>
-      <w:bookmarkEnd w:id="159"/>
-      <w:bookmarkEnd w:id="160"/>
-      <w:bookmarkEnd w:id="161"/>
       <w:bookmarkEnd w:id="162"/>
+      <w:bookmarkEnd w:id="163"/>
+      <w:bookmarkEnd w:id="164"/>
+      <w:bookmarkEnd w:id="165"/>
+      <w:bookmarkEnd w:id="166"/>
     </w:p>
     <w:p>
       <w:pPr>
@@ -16649,7 +16918,7 @@
       <w:pPr>
         <w:pStyle w:val="Ttulo3"/>
       </w:pPr>
-      <w:bookmarkStart w:id="163" w:name="_Toc211882620"/>
+      <w:bookmarkStart w:id="167" w:name="_Toc211882620"/>
       <w:r>
         <w:t xml:space="preserve">Burn </w:t>
       </w:r>
@@ -16659,7 +16928,7 @@
       <w:r>
         <w:t>p chart</w:t>
       </w:r>
-      <w:bookmarkEnd w:id="163"/>
+      <w:bookmarkEnd w:id="167"/>
     </w:p>
     <w:p/>
     <w:p>
@@ -16697,11 +16966,11 @@
         <w:pStyle w:val="Descripcin"/>
         <w:keepNext/>
       </w:pPr>
-      <w:bookmarkStart w:id="164" w:name="_Toc200854242"/>
-      <w:bookmarkStart w:id="165" w:name="_Toc201172462"/>
-      <w:bookmarkStart w:id="166" w:name="_Toc201199658"/>
-      <w:bookmarkStart w:id="167" w:name="_Toc201199747"/>
-      <w:bookmarkStart w:id="168" w:name="_Toc211609267"/>
+      <w:bookmarkStart w:id="168" w:name="_Toc200854242"/>
+      <w:bookmarkStart w:id="169" w:name="_Toc201172462"/>
+      <w:bookmarkStart w:id="170" w:name="_Toc201199658"/>
+      <w:bookmarkStart w:id="171" w:name="_Toc201199747"/>
+      <w:bookmarkStart w:id="172" w:name="_Toc211609267"/>
       <w:r>
         <w:lastRenderedPageBreak/>
         <w:t xml:space="preserve">Figura </w:t>
@@ -16743,11 +17012,11 @@
       <w:r>
         <w:t>-Up del esfuerzo del equipo</w:t>
       </w:r>
-      <w:bookmarkEnd w:id="164"/>
-      <w:bookmarkEnd w:id="165"/>
-      <w:bookmarkEnd w:id="166"/>
-      <w:bookmarkEnd w:id="167"/>
       <w:bookmarkEnd w:id="168"/>
+      <w:bookmarkEnd w:id="169"/>
+      <w:bookmarkEnd w:id="170"/>
+      <w:bookmarkEnd w:id="171"/>
+      <w:bookmarkEnd w:id="172"/>
     </w:p>
     <w:p>
       <w:pPr>
@@ -16841,11 +17110,11 @@
       <w:pPr>
         <w:pStyle w:val="Ttulo3"/>
       </w:pPr>
-      <w:bookmarkStart w:id="169" w:name="_Toc211882621"/>
+      <w:bookmarkStart w:id="173" w:name="_Toc211882621"/>
       <w:r>
         <w:t>Velocidad del equipó</w:t>
       </w:r>
-      <w:bookmarkEnd w:id="169"/>
+      <w:bookmarkEnd w:id="173"/>
     </w:p>
     <w:p/>
     <w:p>
@@ -16886,11 +17155,11 @@
         <w:pStyle w:val="Descripcin"/>
         <w:keepNext/>
       </w:pPr>
-      <w:bookmarkStart w:id="170" w:name="_Toc200854243"/>
-      <w:bookmarkStart w:id="171" w:name="_Toc201172463"/>
-      <w:bookmarkStart w:id="172" w:name="_Toc201199659"/>
-      <w:bookmarkStart w:id="173" w:name="_Toc201199748"/>
-      <w:bookmarkStart w:id="174" w:name="_Toc211609268"/>
+      <w:bookmarkStart w:id="174" w:name="_Toc200854243"/>
+      <w:bookmarkStart w:id="175" w:name="_Toc201172463"/>
+      <w:bookmarkStart w:id="176" w:name="_Toc201199659"/>
+      <w:bookmarkStart w:id="177" w:name="_Toc201199748"/>
+      <w:bookmarkStart w:id="178" w:name="_Toc211609268"/>
       <w:r>
         <w:lastRenderedPageBreak/>
         <w:t xml:space="preserve">Figura </w:t>
@@ -16917,11 +17186,11 @@
       <w:r>
         <w:t xml:space="preserve"> Velocidad del equipo</w:t>
       </w:r>
-      <w:bookmarkEnd w:id="170"/>
-      <w:bookmarkEnd w:id="171"/>
-      <w:bookmarkEnd w:id="172"/>
-      <w:bookmarkEnd w:id="173"/>
       <w:bookmarkEnd w:id="174"/>
+      <w:bookmarkEnd w:id="175"/>
+      <w:bookmarkEnd w:id="176"/>
+      <w:bookmarkEnd w:id="177"/>
+      <w:bookmarkEnd w:id="178"/>
     </w:p>
     <w:p>
       <w:pPr>
@@ -16999,12 +17268,12 @@
       <w:r>
         <w:br w:type="page"/>
       </w:r>
-      <w:bookmarkStart w:id="175" w:name="_Toc211882622"/>
+      <w:bookmarkStart w:id="179" w:name="_Toc211882622"/>
       <w:r>
         <w:lastRenderedPageBreak/>
         <w:t>Retrospectiva</w:t>
       </w:r>
-      <w:bookmarkEnd w:id="175"/>
+      <w:bookmarkEnd w:id="179"/>
     </w:p>
     <w:p/>
     <w:p>
@@ -17027,11 +17296,11 @@
       <w:pPr>
         <w:pStyle w:val="Ttulo3"/>
       </w:pPr>
-      <w:bookmarkStart w:id="176" w:name="_Toc211882623"/>
+      <w:bookmarkStart w:id="180" w:name="_Toc211882623"/>
       <w:r>
         <w:t>Plan de mejora</w:t>
       </w:r>
-      <w:bookmarkEnd w:id="176"/>
+      <w:bookmarkEnd w:id="180"/>
     </w:p>
     <w:p/>
     <w:p>
@@ -17050,11 +17319,11 @@
         <w:pStyle w:val="Descripcin"/>
         <w:keepNext/>
       </w:pPr>
-      <w:bookmarkStart w:id="177" w:name="_Toc200854106"/>
-      <w:bookmarkStart w:id="178" w:name="_Toc201172390"/>
-      <w:bookmarkStart w:id="179" w:name="_Toc201199660"/>
-      <w:bookmarkStart w:id="180" w:name="_Toc201199749"/>
-      <w:bookmarkStart w:id="181" w:name="_Toc211609269"/>
+      <w:bookmarkStart w:id="181" w:name="_Toc200854106"/>
+      <w:bookmarkStart w:id="182" w:name="_Toc201172390"/>
+      <w:bookmarkStart w:id="183" w:name="_Toc201199660"/>
+      <w:bookmarkStart w:id="184" w:name="_Toc201199749"/>
+      <w:bookmarkStart w:id="185" w:name="_Toc211609269"/>
       <w:r>
         <w:t xml:space="preserve">Tabla </w:t>
       </w:r>
@@ -17080,11 +17349,11 @@
       <w:r>
         <w:t xml:space="preserve"> “Plan de mejora”</w:t>
       </w:r>
-      <w:bookmarkEnd w:id="177"/>
-      <w:bookmarkEnd w:id="178"/>
-      <w:bookmarkEnd w:id="179"/>
-      <w:bookmarkEnd w:id="180"/>
       <w:bookmarkEnd w:id="181"/>
+      <w:bookmarkEnd w:id="182"/>
+      <w:bookmarkEnd w:id="183"/>
+      <w:bookmarkEnd w:id="184"/>
+      <w:bookmarkEnd w:id="185"/>
     </w:p>
     <w:p>
       <w:pPr>
@@ -17148,18 +17417,18 @@
       <w:pPr>
         <w:pStyle w:val="Ttulo1"/>
       </w:pPr>
-      <w:bookmarkStart w:id="182" w:name="_Toc201199661"/>
-      <w:bookmarkStart w:id="183" w:name="_Toc201199750"/>
-      <w:bookmarkStart w:id="184" w:name="_Toc211609270"/>
-      <w:bookmarkStart w:id="185" w:name="_Toc211882624"/>
+      <w:bookmarkStart w:id="186" w:name="_Toc201199661"/>
+      <w:bookmarkStart w:id="187" w:name="_Toc201199750"/>
+      <w:bookmarkStart w:id="188" w:name="_Toc211609270"/>
+      <w:bookmarkStart w:id="189" w:name="_Toc211882624"/>
       <w:r>
         <w:lastRenderedPageBreak/>
         <w:t>ANEXO</w:t>
       </w:r>
-      <w:bookmarkEnd w:id="182"/>
-      <w:bookmarkEnd w:id="183"/>
-      <w:bookmarkEnd w:id="184"/>
-      <w:bookmarkEnd w:id="185"/>
+      <w:bookmarkEnd w:id="186"/>
+      <w:bookmarkEnd w:id="187"/>
+      <w:bookmarkEnd w:id="188"/>
+      <w:bookmarkEnd w:id="189"/>
     </w:p>
     <w:p/>
     <w:p/>
@@ -17167,14 +17436,14 @@
       <w:pPr>
         <w:pStyle w:val="Ttulo2"/>
       </w:pPr>
-      <w:bookmarkStart w:id="186" w:name="_Toc211882625"/>
+      <w:bookmarkStart w:id="190" w:name="_Toc211882625"/>
       <w:r>
         <w:t>Propuesta de solución</w:t>
       </w:r>
       <w:r>
         <w:t xml:space="preserve"> detallada</w:t>
       </w:r>
-      <w:bookmarkEnd w:id="186"/>
+      <w:bookmarkEnd w:id="190"/>
     </w:p>
     <w:p/>
     <w:p>
@@ -17249,11 +17518,11 @@
       <w:pPr>
         <w:pStyle w:val="Ttulo3"/>
       </w:pPr>
-      <w:bookmarkStart w:id="187" w:name="_Toc211882626"/>
+      <w:bookmarkStart w:id="191" w:name="_Toc211882626"/>
       <w:r>
         <w:t>Pila Tecnológica</w:t>
       </w:r>
-      <w:bookmarkEnd w:id="187"/>
+      <w:bookmarkEnd w:id="191"/>
       <w:r>
         <w:t xml:space="preserve"> </w:t>
       </w:r>
@@ -17282,7 +17551,7 @@
       <w:pPr>
         <w:pStyle w:val="Ttulo2"/>
       </w:pPr>
-      <w:bookmarkStart w:id="188" w:name="_Toc211882627"/>
+      <w:bookmarkStart w:id="192" w:name="_Toc211882627"/>
       <w:r>
         <w:lastRenderedPageBreak/>
         <w:t>Pdf diagrama de clases</w:t>
@@ -17293,7 +17562,7 @@
       <w:r>
         <w:t>:</w:t>
       </w:r>
-      <w:bookmarkEnd w:id="188"/>
+      <w:bookmarkEnd w:id="192"/>
     </w:p>
     <w:p/>
     <w:p>
@@ -17318,18 +17587,18 @@
             <v:path o:extrusionok="f" gradientshapeok="t" o:connecttype="rect"/>
             <o:lock v:ext="edit" aspectratio="t"/>
           </v:shapetype>
-          <v:shape id="_x0000_i1025" type="#_x0000_t75" style="width:79.45pt;height:50.25pt" o:ole="">
+          <v:shape id="_x0000_i1025" type="#_x0000_t75" style="width:79.55pt;height:50.25pt" o:ole="">
             <v:imagedata r:id="rId40" o:title=""/>
           </v:shape>
-          <o:OLEObject Type="Embed" ProgID="Package" ShapeID="_x0000_i1025" DrawAspect="Icon" ObjectID="_1823013234" r:id="rId41"/>
+          <o:OLEObject Type="Embed" ProgID="Package" ShapeID="_x0000_i1025" DrawAspect="Icon" ObjectID="_1823094173" r:id="rId41"/>
         </w:object>
       </w:r>
       <w:r>
         <w:object w:dxaOrig="1530" w:dyaOrig="995" w14:anchorId="7318620E">
-          <v:shape id="_x0000_i1026" type="#_x0000_t75" style="width:79.45pt;height:50.25pt" o:ole="">
+          <v:shape id="_x0000_i1026" type="#_x0000_t75" style="width:79.55pt;height:50.25pt" o:ole="">
             <v:imagedata r:id="rId42" o:title=""/>
           </v:shape>
-          <o:OLEObject Type="Embed" ProgID="Package" ShapeID="_x0000_i1026" DrawAspect="Icon" ObjectID="_1823013235" r:id="rId43"/>
+          <o:OLEObject Type="Embed" ProgID="Package" ShapeID="_x0000_i1026" DrawAspect="Icon" ObjectID="_1823094174" r:id="rId43"/>
         </w:object>
       </w:r>
     </w:p>
@@ -17344,22 +17613,22 @@
       <w:pPr>
         <w:pStyle w:val="Ttulo2"/>
       </w:pPr>
-      <w:bookmarkStart w:id="189" w:name="_Toc211882628"/>
+      <w:bookmarkStart w:id="193" w:name="_Toc211882628"/>
       <w:r>
         <w:t xml:space="preserve">Pdf vista </w:t>
       </w:r>
       <w:r>
         <w:t>de proceso</w:t>
       </w:r>
-      <w:bookmarkEnd w:id="189"/>
+      <w:bookmarkEnd w:id="193"/>
     </w:p>
     <w:p>
       <w:r>
         <w:object w:dxaOrig="1530" w:dyaOrig="995" w14:anchorId="0F22C1AE">
-          <v:shape id="_x0000_i1027" type="#_x0000_t75" style="width:79.45pt;height:50.25pt" o:ole="">
+          <v:shape id="_x0000_i1027" type="#_x0000_t75" style="width:79.55pt;height:50.25pt" o:ole="">
             <v:imagedata r:id="rId44" o:title=""/>
           </v:shape>
-          <o:OLEObject Type="Embed" ProgID="Package" ShapeID="_x0000_i1027" DrawAspect="Icon" ObjectID="_1823013236" r:id="rId45"/>
+          <o:OLEObject Type="Embed" ProgID="Package" ShapeID="_x0000_i1027" DrawAspect="Icon" ObjectID="_1823094175" r:id="rId45"/>
         </w:object>
       </w:r>
     </w:p>
@@ -17367,19 +17636,19 @@
       <w:pPr>
         <w:pStyle w:val="Ttulo2"/>
       </w:pPr>
-      <w:bookmarkStart w:id="190" w:name="_Toc211882629"/>
+      <w:bookmarkStart w:id="194" w:name="_Toc211882629"/>
       <w:r>
         <w:t>Pdf vista componentes</w:t>
       </w:r>
-      <w:bookmarkEnd w:id="190"/>
+      <w:bookmarkEnd w:id="194"/>
     </w:p>
     <w:p>
       <w:r>
         <w:object w:dxaOrig="1530" w:dyaOrig="995" w14:anchorId="3BF7DF28">
-          <v:shape id="_x0000_i1028" type="#_x0000_t75" style="width:79.45pt;height:50.25pt" o:ole="">
+          <v:shape id="_x0000_i1028" type="#_x0000_t75" style="width:79.55pt;height:50.25pt" o:ole="">
             <v:imagedata r:id="rId46" o:title=""/>
           </v:shape>
-          <o:OLEObject Type="Embed" ProgID="Package" ShapeID="_x0000_i1028" DrawAspect="Icon" ObjectID="_1823013237" r:id="rId47"/>
+          <o:OLEObject Type="Embed" ProgID="Package" ShapeID="_x0000_i1028" DrawAspect="Icon" ObjectID="_1823094176" r:id="rId47"/>
         </w:object>
       </w:r>
     </w:p>
@@ -17387,22 +17656,22 @@
       <w:pPr>
         <w:pStyle w:val="Ttulo2"/>
       </w:pPr>
-      <w:bookmarkStart w:id="191" w:name="_Toc211882630"/>
+      <w:bookmarkStart w:id="195" w:name="_Toc211882630"/>
       <w:r>
         <w:t xml:space="preserve">Pdf vista </w:t>
       </w:r>
       <w:r>
         <w:t>despliegue</w:t>
       </w:r>
-      <w:bookmarkEnd w:id="191"/>
+      <w:bookmarkEnd w:id="195"/>
     </w:p>
     <w:p>
       <w:r>
         <w:object w:dxaOrig="1530" w:dyaOrig="995" w14:anchorId="4B2FF5B7">
-          <v:shape id="_x0000_i1029" type="#_x0000_t75" style="width:79.45pt;height:50.25pt" o:ole="">
+          <v:shape id="_x0000_i1029" type="#_x0000_t75" style="width:79.55pt;height:50.25pt" o:ole="">
             <v:imagedata r:id="rId48" o:title=""/>
           </v:shape>
-          <o:OLEObject Type="Embed" ProgID="Package" ShapeID="_x0000_i1029" DrawAspect="Icon" ObjectID="_1823013238" r:id="rId49"/>
+          <o:OLEObject Type="Embed" ProgID="Package" ShapeID="_x0000_i1029" DrawAspect="Icon" ObjectID="_1823094177" r:id="rId49"/>
         </w:object>
       </w:r>
     </w:p>
@@ -17410,14 +17679,14 @@
       <w:pPr>
         <w:pStyle w:val="Ttulo2"/>
       </w:pPr>
-      <w:bookmarkStart w:id="192" w:name="_Toc211882631"/>
+      <w:bookmarkStart w:id="196" w:name="_Toc211882631"/>
       <w:r>
         <w:t>Diagrama de clases</w:t>
       </w:r>
       <w:r>
         <w:t xml:space="preserve"> y modelado de datos</w:t>
       </w:r>
-      <w:bookmarkEnd w:id="192"/>
+      <w:bookmarkEnd w:id="196"/>
     </w:p>
     <w:p/>
     <w:p>
@@ -18427,7 +18696,7 @@
       <w:pPr>
         <w:pStyle w:val="Ttulo2"/>
       </w:pPr>
-      <w:bookmarkStart w:id="193" w:name="_Toc211882632"/>
+      <w:bookmarkStart w:id="197" w:name="_Toc211882632"/>
       <w:r>
         <w:t>Árbol de navegación</w:t>
       </w:r>
@@ -18440,7 +18709,7 @@
       <w:r>
         <w:t>ista del menú desplegable</w:t>
       </w:r>
-      <w:bookmarkEnd w:id="193"/>
+      <w:bookmarkEnd w:id="197"/>
     </w:p>
     <w:p/>
     <w:p>
@@ -18457,14 +18726,14 @@
       <w:pPr>
         <w:pStyle w:val="Ttulo2"/>
       </w:pPr>
-      <w:bookmarkStart w:id="194" w:name="_Toc211882633"/>
+      <w:bookmarkStart w:id="198" w:name="_Toc211882633"/>
       <w:r>
         <w:t xml:space="preserve">Pdf </w:t>
       </w:r>
       <w:r>
         <w:t>Tabla de esfuerzo</w:t>
       </w:r>
-      <w:bookmarkEnd w:id="194"/>
+      <w:bookmarkEnd w:id="198"/>
     </w:p>
     <w:p/>
     <w:p>
@@ -18475,10 +18744,10 @@
       </w:pPr>
       <w:r>
         <w:object w:dxaOrig="1530" w:dyaOrig="995" w14:anchorId="0E4E0928">
-          <v:shape id="_x0000_i1030" type="#_x0000_t75" style="width:79.45pt;height:50.25pt" o:ole="">
+          <v:shape id="_x0000_i1030" type="#_x0000_t75" style="width:79.55pt;height:50.25pt" o:ole="">
             <v:imagedata r:id="rId50" o:title=""/>
           </v:shape>
-          <o:OLEObject Type="Embed" ProgID="Package" ShapeID="_x0000_i1030" DrawAspect="Icon" ObjectID="_1823013239" r:id="rId51"/>
+          <o:OLEObject Type="Embed" ProgID="Package" ShapeID="_x0000_i1030" DrawAspect="Icon" ObjectID="_1823094178" r:id="rId51"/>
         </w:object>
       </w:r>
     </w:p>
@@ -18486,11 +18755,11 @@
       <w:pPr>
         <w:pStyle w:val="Ttulo2"/>
       </w:pPr>
-      <w:bookmarkStart w:id="195" w:name="_Toc211882634"/>
+      <w:bookmarkStart w:id="199" w:name="_Toc211882634"/>
       <w:r>
         <w:t>Diagrama de despliegue</w:t>
       </w:r>
-      <w:bookmarkEnd w:id="195"/>
+      <w:bookmarkEnd w:id="199"/>
     </w:p>
     <w:p/>
     <w:p>
@@ -18533,18 +18802,18 @@
       <w:pPr>
         <w:pStyle w:val="Ttulo1"/>
       </w:pPr>
-      <w:bookmarkStart w:id="196" w:name="_Toc201199662"/>
-      <w:bookmarkStart w:id="197" w:name="_Toc201199751"/>
-      <w:bookmarkStart w:id="198" w:name="_Toc211609271"/>
-      <w:bookmarkStart w:id="199" w:name="_Toc211882635"/>
+      <w:bookmarkStart w:id="200" w:name="_Toc201199662"/>
+      <w:bookmarkStart w:id="201" w:name="_Toc201199751"/>
+      <w:bookmarkStart w:id="202" w:name="_Toc211609271"/>
+      <w:bookmarkStart w:id="203" w:name="_Toc211882635"/>
       <w:r>
         <w:lastRenderedPageBreak/>
         <w:t>REFERENCIAS</w:t>
       </w:r>
-      <w:bookmarkEnd w:id="196"/>
-      <w:bookmarkEnd w:id="197"/>
-      <w:bookmarkEnd w:id="198"/>
-      <w:bookmarkEnd w:id="199"/>
+      <w:bookmarkEnd w:id="200"/>
+      <w:bookmarkEnd w:id="201"/>
+      <w:bookmarkEnd w:id="202"/>
+      <w:bookmarkEnd w:id="203"/>
     </w:p>
     <w:sdt>
       <w:sdtPr>
@@ -26776,12 +27045,6 @@
 </file>
 
 <file path=customXml/item1.xml><?xml version="1.0" encoding="utf-8"?>
-<go:gDocsCustomXmlDataStorage xmlns:go="http://customooxmlschemas.google.com/" xmlns:r="http://schemas.openxmlformats.org/officeDocument/2006/relationships" uri="GoogleDocsCustomDataVersion2">
-  <go:docsCustomData xmlns:go="http://customooxmlschemas.google.com/" roundtripDataSignature="AMtx7mgzDLvJQrn/s3t721qKHDOuEhpMiQ==">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</go:docsCustomData>
-</go:gDocsCustomXmlDataStorage>
-</file>
-
-<file path=customXml/item2.xml><?xml version="1.0" encoding="utf-8"?>
 <b:Sources xmlns:b="http://schemas.openxmlformats.org/officeDocument/2006/bibliography" xmlns="http://schemas.openxmlformats.org/officeDocument/2006/bibliography" SelectedStyle="\APASixthEditionOfficeOnline.xsl" StyleName="APA" Version="6">
   <b:Source>
     <b:Tag>Eug25</b:Tag>
@@ -26870,19 +27133,25 @@
 </b:Sources>
 </file>
 
+<file path=customXml/item2.xml><?xml version="1.0" encoding="utf-8"?>
+<go:gDocsCustomXmlDataStorage xmlns:go="http://customooxmlschemas.google.com/" xmlns:r="http://schemas.openxmlformats.org/officeDocument/2006/relationships" uri="GoogleDocsCustomDataVersion2">
+  <go:docsCustomData xmlns:go="http://customooxmlschemas.google.com/" roundtripDataSignature="AMtx7mgzDLvJQrn/s3t721qKHDOuEhpMiQ==">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</go:docsCustomData>
+</go:gDocsCustomXmlDataStorage>
+</file>
+
 <file path=customXml/itemProps1.xml><?xml version="1.0" encoding="utf-8"?>
+<ds:datastoreItem xmlns:ds="http://schemas.openxmlformats.org/officeDocument/2006/customXml" ds:itemID="{D7966003-8400-4354-952A-39E3FBC3C487}">
+  <ds:schemaRefs>
+    <ds:schemaRef ds:uri="http://schemas.openxmlformats.org/officeDocument/2006/bibliography"/>
+  </ds:schemaRefs>
+</ds:datastoreItem>
+</file>
+
+<file path=customXml/itemProps2.xml><?xml version="1.0" encoding="utf-8"?>
 <ds:datastoreItem xmlns:ds="http://schemas.openxmlformats.org/officeDocument/2006/customXml" ds:itemID="{11111111-1234-1234-1234-123412341234}">
   <ds:schemaRefs>
     <ds:schemaRef ds:uri="http://customooxmlschemas.google.com/"/>
     <ds:schemaRef ds:uri="http://schemas.openxmlformats.org/officeDocument/2006/relationships"/>
   </ds:schemaRefs>
 </ds:datastoreItem>
-</file>
-
-<file path=customXml/itemProps2.xml><?xml version="1.0" encoding="utf-8"?>
-<ds:datastoreItem xmlns:ds="http://schemas.openxmlformats.org/officeDocument/2006/customXml" ds:itemID="{D7966003-8400-4354-952A-39E3FBC3C487}">
-  <ds:schemaRefs>
-    <ds:schemaRef ds:uri="http://schemas.openxmlformats.org/officeDocument/2006/bibliography"/>
-  </ds:schemaRefs>
-</ds:datastoreItem>
 </file>
--- a/INCREMENTO3/Documentos/Tercer incremento Scrum++.docx
+++ b/INCREMENTO3/Documentos/Tercer incremento Scrum++.docx
@@ -9272,51 +9272,25 @@
         <w:lastRenderedPageBreak/>
         <w:t xml:space="preserve">Figura </w:t>
       </w:r>
-      <w:r>
-        <w:fldChar w:fldCharType="begin"/>
-      </w:r>
-      <w:r>
-        <w:instrText xml:space="preserve"> STYLEREF 1 \s </w:instrText>
-      </w:r>
-      <w:r>
-        <w:fldChar w:fldCharType="separate"/>
-      </w:r>
-      <w:r>
-        <w:rPr>
-          <w:noProof/>
-        </w:rPr>
-        <w:t>2</w:t>
-      </w:r>
-      <w:r>
-        <w:rPr>
-          <w:noProof/>
-        </w:rPr>
-        <w:fldChar w:fldCharType="end"/>
-      </w:r>
+      <w:fldSimple w:instr=" STYLEREF 1 \s ">
+        <w:r>
+          <w:rPr>
+            <w:noProof/>
+          </w:rPr>
+          <w:t>2</w:t>
+        </w:r>
+      </w:fldSimple>
       <w:r>
         <w:t>.</w:t>
       </w:r>
-      <w:r>
-        <w:fldChar w:fldCharType="begin"/>
-      </w:r>
-      <w:r>
-        <w:instrText xml:space="preserve"> SEQ Figura \* ARABIC \s 1 </w:instrText>
-      </w:r>
-      <w:r>
-        <w:fldChar w:fldCharType="separate"/>
-      </w:r>
-      <w:r>
-        <w:rPr>
-          <w:noProof/>
-        </w:rPr>
-        <w:t>1</w:t>
-      </w:r>
-      <w:r>
-        <w:rPr>
-          <w:noProof/>
-        </w:rPr>
-        <w:fldChar w:fldCharType="end"/>
-      </w:r>
+      <w:fldSimple w:instr=" SEQ Figura \* ARABIC \s 1 ">
+        <w:r>
+          <w:rPr>
+            <w:noProof/>
+          </w:rPr>
+          <w:t>1</w:t>
+        </w:r>
+      </w:fldSimple>
       <w:r>
         <w:t xml:space="preserve"> gr</w:t>
       </w:r>
@@ -9470,51 +9444,25 @@
         <w:lastRenderedPageBreak/>
         <w:t xml:space="preserve">Figura </w:t>
       </w:r>
-      <w:r>
-        <w:fldChar w:fldCharType="begin"/>
-      </w:r>
-      <w:r>
-        <w:instrText xml:space="preserve"> STYLEREF 1 \s </w:instrText>
-      </w:r>
-      <w:r>
-        <w:fldChar w:fldCharType="separate"/>
-      </w:r>
-      <w:r>
-        <w:rPr>
-          <w:noProof/>
-        </w:rPr>
-        <w:t>2</w:t>
-      </w:r>
-      <w:r>
-        <w:rPr>
-          <w:noProof/>
-        </w:rPr>
-        <w:fldChar w:fldCharType="end"/>
-      </w:r>
+      <w:fldSimple w:instr=" STYLEREF 1 \s ">
+        <w:r>
+          <w:rPr>
+            <w:noProof/>
+          </w:rPr>
+          <w:t>2</w:t>
+        </w:r>
+      </w:fldSimple>
       <w:r>
         <w:t>.</w:t>
       </w:r>
-      <w:r>
-        <w:fldChar w:fldCharType="begin"/>
-      </w:r>
-      <w:r>
-        <w:instrText xml:space="preserve"> SEQ Figura \* ARABIC \s 1 </w:instrText>
-      </w:r>
-      <w:r>
-        <w:fldChar w:fldCharType="separate"/>
-      </w:r>
-      <w:r>
-        <w:rPr>
-          <w:noProof/>
-        </w:rPr>
-        <w:t>2</w:t>
-      </w:r>
-      <w:r>
-        <w:rPr>
-          <w:noProof/>
-        </w:rPr>
-        <w:fldChar w:fldCharType="end"/>
-      </w:r>
+      <w:fldSimple w:instr=" SEQ Figura \* ARABIC \s 1 ">
+        <w:r>
+          <w:rPr>
+            <w:noProof/>
+          </w:rPr>
+          <w:t>2</w:t>
+        </w:r>
+      </w:fldSimple>
       <w:r>
         <w:t xml:space="preserve"> gráfico circular de porcentaje parcial</w:t>
       </w:r>
@@ -9697,51 +9645,25 @@
       <w:r>
         <w:t xml:space="preserve">Figura </w:t>
       </w:r>
-      <w:r>
-        <w:fldChar w:fldCharType="begin"/>
-      </w:r>
-      <w:r>
-        <w:instrText xml:space="preserve"> STYLEREF 1 \s </w:instrText>
-      </w:r>
-      <w:r>
-        <w:fldChar w:fldCharType="separate"/>
-      </w:r>
-      <w:r>
-        <w:rPr>
-          <w:noProof/>
-        </w:rPr>
-        <w:t>2</w:t>
-      </w:r>
-      <w:r>
-        <w:rPr>
-          <w:noProof/>
-        </w:rPr>
-        <w:fldChar w:fldCharType="end"/>
-      </w:r>
+      <w:fldSimple w:instr=" STYLEREF 1 \s ">
+        <w:r>
+          <w:rPr>
+            <w:noProof/>
+          </w:rPr>
+          <w:t>2</w:t>
+        </w:r>
+      </w:fldSimple>
       <w:r>
         <w:t>.</w:t>
       </w:r>
-      <w:r>
-        <w:fldChar w:fldCharType="begin"/>
-      </w:r>
-      <w:r>
-        <w:instrText xml:space="preserve"> SEQ Figura \* ARABIC \s 1 </w:instrText>
-      </w:r>
-      <w:r>
-        <w:fldChar w:fldCharType="separate"/>
-      </w:r>
-      <w:r>
-        <w:rPr>
-          <w:noProof/>
-        </w:rPr>
-        <w:t>3</w:t>
-      </w:r>
-      <w:r>
-        <w:rPr>
-          <w:noProof/>
-        </w:rPr>
-        <w:fldChar w:fldCharType="end"/>
-      </w:r>
+      <w:fldSimple w:instr=" SEQ Figura \* ARABIC \s 1 ">
+        <w:r>
+          <w:rPr>
+            <w:noProof/>
+          </w:rPr>
+          <w:t>3</w:t>
+        </w:r>
+      </w:fldSimple>
       <w:r>
         <w:t xml:space="preserve"> </w:t>
       </w:r>
@@ -9903,51 +9825,25 @@
       <w:r>
         <w:t xml:space="preserve">Tabla </w:t>
       </w:r>
-      <w:r>
-        <w:fldChar w:fldCharType="begin"/>
-      </w:r>
-      <w:r>
-        <w:instrText xml:space="preserve"> STYLEREF 1 \s </w:instrText>
-      </w:r>
-      <w:r>
-        <w:fldChar w:fldCharType="separate"/>
-      </w:r>
-      <w:r>
-        <w:rPr>
-          <w:noProof/>
-        </w:rPr>
-        <w:t>3</w:t>
-      </w:r>
-      <w:r>
-        <w:rPr>
-          <w:noProof/>
-        </w:rPr>
-        <w:fldChar w:fldCharType="end"/>
-      </w:r>
+      <w:fldSimple w:instr=" STYLEREF 1 \s ">
+        <w:r>
+          <w:rPr>
+            <w:noProof/>
+          </w:rPr>
+          <w:t>3</w:t>
+        </w:r>
+      </w:fldSimple>
       <w:r>
         <w:t>.</w:t>
       </w:r>
-      <w:r>
-        <w:fldChar w:fldCharType="begin"/>
-      </w:r>
-      <w:r>
-        <w:instrText xml:space="preserve"> SEQ Tabla \* ARABIC \s 1 </w:instrText>
-      </w:r>
-      <w:r>
-        <w:fldChar w:fldCharType="separate"/>
-      </w:r>
-      <w:r>
-        <w:rPr>
-          <w:noProof/>
-        </w:rPr>
-        <w:t>1</w:t>
-      </w:r>
-      <w:r>
-        <w:rPr>
-          <w:noProof/>
-        </w:rPr>
-        <w:fldChar w:fldCharType="end"/>
-      </w:r>
+      <w:fldSimple w:instr=" SEQ Tabla \* ARABIC \s 1 ">
+        <w:r>
+          <w:rPr>
+            <w:noProof/>
+          </w:rPr>
+          <w:t>1</w:t>
+        </w:r>
+      </w:fldSimple>
       <w:r>
         <w:t xml:space="preserve"> </w:t>
       </w:r>
@@ -10183,7 +10079,19 @@
               <w:rPr>
                 <w:rFonts w:cs="Times New Roman"/>
               </w:rPr>
-              <w:t>Imprimando informe de asistencia</w:t>
+              <w:t>Imprim</w:t>
+            </w:r>
+            <w:r>
+              <w:rPr>
+                <w:rFonts w:cs="Times New Roman"/>
+              </w:rPr>
+              <w:t>ie</w:t>
+            </w:r>
+            <w:r>
+              <w:rPr>
+                <w:rFonts w:cs="Times New Roman"/>
+              </w:rPr>
+              <w:t>ndo informe de asistencia</w:t>
             </w:r>
           </w:p>
         </w:tc>
@@ -10867,51 +10775,25 @@
       <w:r>
         <w:t xml:space="preserve">Tabla </w:t>
       </w:r>
-      <w:r>
-        <w:fldChar w:fldCharType="begin"/>
-      </w:r>
-      <w:r>
-        <w:instrText xml:space="preserve"> STYLEREF 1 \s </w:instrText>
-      </w:r>
-      <w:r>
-        <w:fldChar w:fldCharType="separate"/>
-      </w:r>
-      <w:r>
-        <w:rPr>
-          <w:noProof/>
-        </w:rPr>
-        <w:t>4</w:t>
-      </w:r>
-      <w:r>
-        <w:rPr>
-          <w:noProof/>
-        </w:rPr>
-        <w:fldChar w:fldCharType="end"/>
-      </w:r>
+      <w:fldSimple w:instr=" STYLEREF 1 \s ">
+        <w:r>
+          <w:rPr>
+            <w:noProof/>
+          </w:rPr>
+          <w:t>4</w:t>
+        </w:r>
+      </w:fldSimple>
       <w:r>
         <w:t>.</w:t>
       </w:r>
-      <w:r>
-        <w:fldChar w:fldCharType="begin"/>
-      </w:r>
-      <w:r>
-        <w:instrText xml:space="preserve"> SEQ Tabla \* ARABIC \s 1 </w:instrText>
-      </w:r>
-      <w:r>
-        <w:fldChar w:fldCharType="separate"/>
-      </w:r>
-      <w:r>
-        <w:rPr>
-          <w:noProof/>
-        </w:rPr>
-        <w:t>1</w:t>
-      </w:r>
-      <w:r>
-        <w:rPr>
-          <w:noProof/>
-        </w:rPr>
-        <w:fldChar w:fldCharType="end"/>
-      </w:r>
+      <w:fldSimple w:instr=" SEQ Tabla \* ARABIC \s 1 ">
+        <w:r>
+          <w:rPr>
+            <w:noProof/>
+          </w:rPr>
+          <w:t>1</w:t>
+        </w:r>
+      </w:fldSimple>
       <w:r>
         <w:t xml:space="preserve"> Sprint backlog</w:t>
       </w:r>
@@ -11604,51 +11486,25 @@
       <w:r>
         <w:t xml:space="preserve">Figura </w:t>
       </w:r>
-      <w:r>
-        <w:fldChar w:fldCharType="begin"/>
-      </w:r>
-      <w:r>
-        <w:instrText xml:space="preserve"> STYLEREF 1 \s </w:instrText>
-      </w:r>
-      <w:r>
-        <w:fldChar w:fldCharType="separate"/>
-      </w:r>
-      <w:r>
-        <w:rPr>
-          <w:noProof/>
-        </w:rPr>
-        <w:t>5</w:t>
-      </w:r>
-      <w:r>
-        <w:rPr>
-          <w:noProof/>
-        </w:rPr>
-        <w:fldChar w:fldCharType="end"/>
-      </w:r>
+      <w:fldSimple w:instr=" STYLEREF 1 \s ">
+        <w:r>
+          <w:rPr>
+            <w:noProof/>
+          </w:rPr>
+          <w:t>5</w:t>
+        </w:r>
+      </w:fldSimple>
       <w:r>
         <w:t>.</w:t>
       </w:r>
-      <w:r>
-        <w:fldChar w:fldCharType="begin"/>
-      </w:r>
-      <w:r>
-        <w:instrText xml:space="preserve"> SEQ Figura \* ARABIC \s 1 </w:instrText>
-      </w:r>
-      <w:r>
-        <w:fldChar w:fldCharType="separate"/>
-      </w:r>
-      <w:r>
-        <w:rPr>
-          <w:noProof/>
-        </w:rPr>
-        <w:t>1</w:t>
-      </w:r>
-      <w:r>
-        <w:rPr>
-          <w:noProof/>
-        </w:rPr>
-        <w:fldChar w:fldCharType="end"/>
-      </w:r>
+      <w:fldSimple w:instr=" SEQ Figura \* ARABIC \s 1 ">
+        <w:r>
+          <w:rPr>
+            <w:noProof/>
+          </w:rPr>
+          <w:t>1</w:t>
+        </w:r>
+      </w:fldSimple>
       <w:r>
         <w:t xml:space="preserve"> Diagrama de clases UML del sistema Biométrico web</w:t>
       </w:r>
@@ -11795,51 +11651,25 @@
       <w:r>
         <w:t xml:space="preserve">Figura </w:t>
       </w:r>
-      <w:r>
-        <w:fldChar w:fldCharType="begin"/>
-      </w:r>
-      <w:r>
-        <w:instrText xml:space="preserve"> STYLEREF 1 \s </w:instrText>
-      </w:r>
-      <w:r>
-        <w:fldChar w:fldCharType="separate"/>
-      </w:r>
-      <w:r>
-        <w:rPr>
-          <w:noProof/>
-        </w:rPr>
-        <w:t>5</w:t>
-      </w:r>
-      <w:r>
-        <w:rPr>
-          <w:noProof/>
-        </w:rPr>
-        <w:fldChar w:fldCharType="end"/>
-      </w:r>
+      <w:fldSimple w:instr=" STYLEREF 1 \s ">
+        <w:r>
+          <w:rPr>
+            <w:noProof/>
+          </w:rPr>
+          <w:t>5</w:t>
+        </w:r>
+      </w:fldSimple>
       <w:r>
         <w:t>.</w:t>
       </w:r>
-      <w:r>
-        <w:fldChar w:fldCharType="begin"/>
-      </w:r>
-      <w:r>
-        <w:instrText xml:space="preserve"> SEQ Figura \* ARABIC \s 1 </w:instrText>
-      </w:r>
-      <w:r>
-        <w:fldChar w:fldCharType="separate"/>
-      </w:r>
-      <w:r>
-        <w:rPr>
-          <w:noProof/>
-        </w:rPr>
-        <w:t>2</w:t>
-      </w:r>
-      <w:r>
-        <w:rPr>
-          <w:noProof/>
-        </w:rPr>
-        <w:fldChar w:fldCharType="end"/>
-      </w:r>
+      <w:fldSimple w:instr=" SEQ Figura \* ARABIC \s 1 ">
+        <w:r>
+          <w:rPr>
+            <w:noProof/>
+          </w:rPr>
+          <w:t>2</w:t>
+        </w:r>
+      </w:fldSimple>
       <w:r>
         <w:t xml:space="preserve"> Diagrama modelo de datos de sistema web EUGCOM</w:t>
       </w:r>
@@ -11992,51 +11822,25 @@
       <w:r>
         <w:t xml:space="preserve">Figura </w:t>
       </w:r>
-      <w:r>
-        <w:fldChar w:fldCharType="begin"/>
-      </w:r>
-      <w:r>
-        <w:instrText xml:space="preserve"> STYLEREF 1 \s </w:instrText>
-      </w:r>
-      <w:r>
-        <w:fldChar w:fldCharType="separate"/>
-      </w:r>
-      <w:r>
-        <w:rPr>
-          <w:noProof/>
-        </w:rPr>
-        <w:t>5</w:t>
-      </w:r>
-      <w:r>
-        <w:rPr>
-          <w:noProof/>
-        </w:rPr>
-        <w:fldChar w:fldCharType="end"/>
-      </w:r>
+      <w:fldSimple w:instr=" STYLEREF 1 \s ">
+        <w:r>
+          <w:rPr>
+            <w:noProof/>
+          </w:rPr>
+          <w:t>5</w:t>
+        </w:r>
+      </w:fldSimple>
       <w:r>
         <w:t>.</w:t>
       </w:r>
-      <w:r>
-        <w:fldChar w:fldCharType="begin"/>
-      </w:r>
-      <w:r>
-        <w:instrText xml:space="preserve"> SEQ Figura \* ARABIC \s 1 </w:instrText>
-      </w:r>
-      <w:r>
-        <w:fldChar w:fldCharType="separate"/>
-      </w:r>
-      <w:r>
-        <w:rPr>
-          <w:noProof/>
-        </w:rPr>
-        <w:t>3</w:t>
-      </w:r>
-      <w:r>
-        <w:rPr>
-          <w:noProof/>
-        </w:rPr>
-        <w:fldChar w:fldCharType="end"/>
-      </w:r>
+      <w:fldSimple w:instr=" SEQ Figura \* ARABIC \s 1 ">
+        <w:r>
+          <w:rPr>
+            <w:noProof/>
+          </w:rPr>
+          <w:t>3</w:t>
+        </w:r>
+      </w:fldSimple>
       <w:r>
         <w:t xml:space="preserve"> Caso de uso </w:t>
       </w:r>
@@ -12136,51 +11940,25 @@
       <w:r>
         <w:t xml:space="preserve">Figura </w:t>
       </w:r>
-      <w:r>
-        <w:fldChar w:fldCharType="begin"/>
-      </w:r>
-      <w:r>
-        <w:instrText xml:space="preserve"> STYLEREF 1 \s </w:instrText>
-      </w:r>
-      <w:r>
-        <w:fldChar w:fldCharType="separate"/>
-      </w:r>
-      <w:r>
-        <w:rPr>
-          <w:noProof/>
-        </w:rPr>
-        <w:t>5</w:t>
-      </w:r>
-      <w:r>
-        <w:rPr>
-          <w:noProof/>
-        </w:rPr>
-        <w:fldChar w:fldCharType="end"/>
-      </w:r>
+      <w:fldSimple w:instr=" STYLEREF 1 \s ">
+        <w:r>
+          <w:rPr>
+            <w:noProof/>
+          </w:rPr>
+          <w:t>5</w:t>
+        </w:r>
+      </w:fldSimple>
       <w:r>
         <w:t>.</w:t>
       </w:r>
-      <w:r>
-        <w:fldChar w:fldCharType="begin"/>
-      </w:r>
-      <w:r>
-        <w:instrText xml:space="preserve"> SEQ Figura \* ARABIC \s 1 </w:instrText>
-      </w:r>
-      <w:r>
-        <w:fldChar w:fldCharType="separate"/>
-      </w:r>
-      <w:r>
-        <w:rPr>
-          <w:noProof/>
-        </w:rPr>
-        <w:t>4</w:t>
-      </w:r>
-      <w:r>
-        <w:rPr>
-          <w:noProof/>
-        </w:rPr>
-        <w:fldChar w:fldCharType="end"/>
-      </w:r>
+      <w:fldSimple w:instr=" SEQ Figura \* ARABIC \s 1 ">
+        <w:r>
+          <w:rPr>
+            <w:noProof/>
+          </w:rPr>
+          <w:t>4</w:t>
+        </w:r>
+      </w:fldSimple>
       <w:r>
         <w:t xml:space="preserve"> </w:t>
       </w:r>
@@ -12281,51 +12059,25 @@
       <w:r>
         <w:t xml:space="preserve">Figura </w:t>
       </w:r>
-      <w:r>
-        <w:fldChar w:fldCharType="begin"/>
-      </w:r>
-      <w:r>
-        <w:instrText xml:space="preserve"> STYLEREF 1 \s </w:instrText>
-      </w:r>
-      <w:r>
-        <w:fldChar w:fldCharType="separate"/>
-      </w:r>
-      <w:r>
-        <w:rPr>
-          <w:noProof/>
-        </w:rPr>
-        <w:t>5</w:t>
-      </w:r>
-      <w:r>
-        <w:rPr>
-          <w:noProof/>
-        </w:rPr>
-        <w:fldChar w:fldCharType="end"/>
-      </w:r>
+      <w:fldSimple w:instr=" STYLEREF 1 \s ">
+        <w:r>
+          <w:rPr>
+            <w:noProof/>
+          </w:rPr>
+          <w:t>5</w:t>
+        </w:r>
+      </w:fldSimple>
       <w:r>
         <w:t>.</w:t>
       </w:r>
-      <w:r>
-        <w:fldChar w:fldCharType="begin"/>
-      </w:r>
-      <w:r>
-        <w:instrText xml:space="preserve"> SEQ Figura \* ARABIC \s 1 </w:instrText>
-      </w:r>
-      <w:r>
-        <w:fldChar w:fldCharType="separate"/>
-      </w:r>
-      <w:r>
-        <w:rPr>
-          <w:noProof/>
-        </w:rPr>
-        <w:t>5</w:t>
-      </w:r>
-      <w:r>
-        <w:rPr>
-          <w:noProof/>
-        </w:rPr>
-        <w:fldChar w:fldCharType="end"/>
-      </w:r>
+      <w:fldSimple w:instr=" SEQ Figura \* ARABIC \s 1 ">
+        <w:r>
+          <w:rPr>
+            <w:noProof/>
+          </w:rPr>
+          <w:t>5</w:t>
+        </w:r>
+      </w:fldSimple>
       <w:r>
         <w:t xml:space="preserve"> </w:t>
       </w:r>
@@ -12421,51 +12173,25 @@
       <w:r>
         <w:t xml:space="preserve">Figura </w:t>
       </w:r>
-      <w:r>
-        <w:fldChar w:fldCharType="begin"/>
-      </w:r>
-      <w:r>
-        <w:instrText xml:space="preserve"> STYLEREF 1 \s </w:instrText>
-      </w:r>
-      <w:r>
-        <w:fldChar w:fldCharType="separate"/>
-      </w:r>
-      <w:r>
-        <w:rPr>
-          <w:noProof/>
-        </w:rPr>
-        <w:t>5</w:t>
-      </w:r>
-      <w:r>
-        <w:rPr>
-          <w:noProof/>
-        </w:rPr>
-        <w:fldChar w:fldCharType="end"/>
-      </w:r>
+      <w:fldSimple w:instr=" STYLEREF 1 \s ">
+        <w:r>
+          <w:rPr>
+            <w:noProof/>
+          </w:rPr>
+          <w:t>5</w:t>
+        </w:r>
+      </w:fldSimple>
       <w:r>
         <w:t>.</w:t>
       </w:r>
-      <w:r>
-        <w:fldChar w:fldCharType="begin"/>
-      </w:r>
-      <w:r>
-        <w:instrText xml:space="preserve"> SEQ Figura \* ARABIC \s 1 </w:instrText>
-      </w:r>
-      <w:r>
-        <w:fldChar w:fldCharType="separate"/>
-      </w:r>
-      <w:r>
-        <w:rPr>
-          <w:noProof/>
-        </w:rPr>
-        <w:t>6</w:t>
-      </w:r>
-      <w:r>
-        <w:rPr>
-          <w:noProof/>
-        </w:rPr>
-        <w:fldChar w:fldCharType="end"/>
-      </w:r>
+      <w:fldSimple w:instr=" SEQ Figura \* ARABIC \s 1 ">
+        <w:r>
+          <w:rPr>
+            <w:noProof/>
+          </w:rPr>
+          <w:t>6</w:t>
+        </w:r>
+      </w:fldSimple>
       <w:r>
         <w:t xml:space="preserve"> </w:t>
       </w:r>
@@ -12746,51 +12472,25 @@
       <w:r>
         <w:t xml:space="preserve">Figura </w:t>
       </w:r>
-      <w:r>
-        <w:fldChar w:fldCharType="begin"/>
-      </w:r>
-      <w:r>
-        <w:instrText xml:space="preserve"> STYLEREF 1 \s </w:instrText>
-      </w:r>
-      <w:r>
-        <w:fldChar w:fldCharType="separate"/>
-      </w:r>
-      <w:r>
-        <w:rPr>
-          <w:noProof/>
-        </w:rPr>
-        <w:t>5</w:t>
-      </w:r>
-      <w:r>
-        <w:rPr>
-          <w:noProof/>
-        </w:rPr>
-        <w:fldChar w:fldCharType="end"/>
-      </w:r>
+      <w:fldSimple w:instr=" STYLEREF 1 \s ">
+        <w:r>
+          <w:rPr>
+            <w:noProof/>
+          </w:rPr>
+          <w:t>5</w:t>
+        </w:r>
+      </w:fldSimple>
       <w:r>
         <w:t>.</w:t>
       </w:r>
-      <w:r>
-        <w:fldChar w:fldCharType="begin"/>
-      </w:r>
-      <w:r>
-        <w:instrText xml:space="preserve"> SEQ Figura \* ARABIC \s 1 </w:instrText>
-      </w:r>
-      <w:r>
-        <w:fldChar w:fldCharType="separate"/>
-      </w:r>
-      <w:r>
-        <w:rPr>
-          <w:noProof/>
-        </w:rPr>
-        <w:t>7</w:t>
-      </w:r>
-      <w:r>
-        <w:rPr>
-          <w:noProof/>
-        </w:rPr>
-        <w:fldChar w:fldCharType="end"/>
-      </w:r>
+      <w:fldSimple w:instr=" SEQ Figura \* ARABIC \s 1 ">
+        <w:r>
+          <w:rPr>
+            <w:noProof/>
+          </w:rPr>
+          <w:t>7</w:t>
+        </w:r>
+      </w:fldSimple>
       <w:r>
         <w:t xml:space="preserve"> </w:t>
       </w:r>
@@ -12957,51 +12657,25 @@
         <w:lastRenderedPageBreak/>
         <w:t xml:space="preserve">Figura </w:t>
       </w:r>
-      <w:r>
-        <w:fldChar w:fldCharType="begin"/>
-      </w:r>
-      <w:r>
-        <w:instrText xml:space="preserve"> STYLEREF 1 \s </w:instrText>
-      </w:r>
-      <w:r>
-        <w:fldChar w:fldCharType="separate"/>
-      </w:r>
-      <w:r>
-        <w:rPr>
-          <w:noProof/>
-        </w:rPr>
-        <w:t>5</w:t>
-      </w:r>
-      <w:r>
-        <w:rPr>
-          <w:noProof/>
-        </w:rPr>
-        <w:fldChar w:fldCharType="end"/>
-      </w:r>
+      <w:fldSimple w:instr=" STYLEREF 1 \s ">
+        <w:r>
+          <w:rPr>
+            <w:noProof/>
+          </w:rPr>
+          <w:t>5</w:t>
+        </w:r>
+      </w:fldSimple>
       <w:r>
         <w:t>.</w:t>
       </w:r>
-      <w:r>
-        <w:fldChar w:fldCharType="begin"/>
-      </w:r>
-      <w:r>
-        <w:instrText xml:space="preserve"> SEQ Figura \* ARABIC \s 1 </w:instrText>
-      </w:r>
-      <w:r>
-        <w:fldChar w:fldCharType="separate"/>
-      </w:r>
-      <w:r>
-        <w:rPr>
-          <w:noProof/>
-        </w:rPr>
-        <w:t>8</w:t>
-      </w:r>
-      <w:r>
-        <w:rPr>
-          <w:noProof/>
-        </w:rPr>
-        <w:fldChar w:fldCharType="end"/>
-      </w:r>
+      <w:fldSimple w:instr=" SEQ Figura \* ARABIC \s 1 ">
+        <w:r>
+          <w:rPr>
+            <w:noProof/>
+          </w:rPr>
+          <w:t>8</w:t>
+        </w:r>
+      </w:fldSimple>
       <w:r>
         <w:t xml:space="preserve"> Diagrama de despliegue de EugCOM</w:t>
       </w:r>
@@ -13834,51 +13508,25 @@
       <w:r>
         <w:t xml:space="preserve">Tabla </w:t>
       </w:r>
-      <w:r>
-        <w:fldChar w:fldCharType="begin"/>
-      </w:r>
-      <w:r>
-        <w:instrText xml:space="preserve"> STYLEREF 1 \s </w:instrText>
-      </w:r>
-      <w:r>
-        <w:fldChar w:fldCharType="separate"/>
-      </w:r>
-      <w:r>
-        <w:rPr>
-          <w:noProof/>
-        </w:rPr>
-        <w:t>6</w:t>
-      </w:r>
-      <w:r>
-        <w:rPr>
-          <w:noProof/>
-        </w:rPr>
-        <w:fldChar w:fldCharType="end"/>
-      </w:r>
+      <w:fldSimple w:instr=" STYLEREF 1 \s ">
+        <w:r>
+          <w:rPr>
+            <w:noProof/>
+          </w:rPr>
+          <w:t>6</w:t>
+        </w:r>
+      </w:fldSimple>
       <w:r>
         <w:t>.</w:t>
       </w:r>
-      <w:r>
-        <w:fldChar w:fldCharType="begin"/>
-      </w:r>
-      <w:r>
-        <w:instrText xml:space="preserve"> SEQ Tabla \* ARABIC \s 1 </w:instrText>
-      </w:r>
-      <w:r>
-        <w:fldChar w:fldCharType="separate"/>
-      </w:r>
-      <w:r>
-        <w:rPr>
-          <w:noProof/>
-        </w:rPr>
-        <w:t>1</w:t>
-      </w:r>
-      <w:r>
-        <w:rPr>
-          <w:noProof/>
-        </w:rPr>
-        <w:fldChar w:fldCharType="end"/>
-      </w:r>
+      <w:fldSimple w:instr=" SEQ Tabla \* ARABIC \s 1 ">
+        <w:r>
+          <w:rPr>
+            <w:noProof/>
+          </w:rPr>
+          <w:t>1</w:t>
+        </w:r>
+      </w:fldSimple>
       <w:r>
         <w:t xml:space="preserve"> solución de errores comunes</w:t>
       </w:r>
@@ -14210,51 +13858,25 @@
       <w:r>
         <w:t xml:space="preserve">Figura </w:t>
       </w:r>
-      <w:r>
-        <w:fldChar w:fldCharType="begin"/>
-      </w:r>
-      <w:r>
-        <w:instrText xml:space="preserve"> STYLEREF 1 \s </w:instrText>
-      </w:r>
-      <w:r>
-        <w:fldChar w:fldCharType="separate"/>
-      </w:r>
-      <w:r>
-        <w:rPr>
-          <w:noProof/>
-        </w:rPr>
-        <w:t>6</w:t>
-      </w:r>
-      <w:r>
-        <w:rPr>
-          <w:noProof/>
-        </w:rPr>
-        <w:fldChar w:fldCharType="end"/>
-      </w:r>
+      <w:fldSimple w:instr=" STYLEREF 1 \s ">
+        <w:r>
+          <w:rPr>
+            <w:noProof/>
+          </w:rPr>
+          <w:t>6</w:t>
+        </w:r>
+      </w:fldSimple>
       <w:r>
         <w:t>.</w:t>
       </w:r>
-      <w:r>
-        <w:fldChar w:fldCharType="begin"/>
-      </w:r>
-      <w:r>
-        <w:instrText xml:space="preserve"> SEQ Figura \* ARABIC \s 1 </w:instrText>
-      </w:r>
-      <w:r>
-        <w:fldChar w:fldCharType="separate"/>
-      </w:r>
-      <w:r>
-        <w:rPr>
-          <w:noProof/>
-        </w:rPr>
-        <w:t>1</w:t>
-      </w:r>
-      <w:r>
-        <w:rPr>
-          <w:noProof/>
-        </w:rPr>
-        <w:fldChar w:fldCharType="end"/>
-      </w:r>
+      <w:fldSimple w:instr=" SEQ Figura \* ARABIC \s 1 ">
+        <w:r>
+          <w:rPr>
+            <w:noProof/>
+          </w:rPr>
+          <w:t>1</w:t>
+        </w:r>
+      </w:fldSimple>
       <w:r>
         <w:t xml:space="preserve"> </w:t>
       </w:r>
@@ -14376,51 +13998,25 @@
       <w:r>
         <w:t xml:space="preserve">Figura </w:t>
       </w:r>
-      <w:r>
-        <w:fldChar w:fldCharType="begin"/>
-      </w:r>
-      <w:r>
-        <w:instrText xml:space="preserve"> STYLEREF 1 \s </w:instrText>
-      </w:r>
-      <w:r>
-        <w:fldChar w:fldCharType="separate"/>
-      </w:r>
-      <w:r>
-        <w:rPr>
-          <w:noProof/>
-        </w:rPr>
-        <w:t>6</w:t>
-      </w:r>
-      <w:r>
-        <w:rPr>
-          <w:noProof/>
-        </w:rPr>
-        <w:fldChar w:fldCharType="end"/>
-      </w:r>
+      <w:fldSimple w:instr=" STYLEREF 1 \s ">
+        <w:r>
+          <w:rPr>
+            <w:noProof/>
+          </w:rPr>
+          <w:t>6</w:t>
+        </w:r>
+      </w:fldSimple>
       <w:r>
         <w:t>.</w:t>
       </w:r>
-      <w:r>
-        <w:fldChar w:fldCharType="begin"/>
-      </w:r>
-      <w:r>
-        <w:instrText xml:space="preserve"> SEQ Figura \* ARABIC \s 1 </w:instrText>
-      </w:r>
-      <w:r>
-        <w:fldChar w:fldCharType="separate"/>
-      </w:r>
-      <w:r>
-        <w:rPr>
-          <w:noProof/>
-        </w:rPr>
-        <w:t>2</w:t>
-      </w:r>
-      <w:r>
-        <w:rPr>
-          <w:noProof/>
-        </w:rPr>
-        <w:fldChar w:fldCharType="end"/>
-      </w:r>
+      <w:fldSimple w:instr=" SEQ Figura \* ARABIC \s 1 ">
+        <w:r>
+          <w:rPr>
+            <w:noProof/>
+          </w:rPr>
+          <w:t>2</w:t>
+        </w:r>
+      </w:fldSimple>
       <w:r>
         <w:t xml:space="preserve"> “Vista navegación menú desplegable externa”</w:t>
       </w:r>
@@ -14567,51 +14163,25 @@
       <w:r>
         <w:t xml:space="preserve">Tabla </w:t>
       </w:r>
-      <w:r>
-        <w:fldChar w:fldCharType="begin"/>
-      </w:r>
-      <w:r>
-        <w:instrText xml:space="preserve"> STYLEREF 1 \s </w:instrText>
-      </w:r>
-      <w:r>
-        <w:fldChar w:fldCharType="separate"/>
-      </w:r>
-      <w:r>
-        <w:rPr>
-          <w:noProof/>
-        </w:rPr>
-        <w:t>7</w:t>
-      </w:r>
-      <w:r>
-        <w:rPr>
-          <w:noProof/>
-        </w:rPr>
-        <w:fldChar w:fldCharType="end"/>
-      </w:r>
+      <w:fldSimple w:instr=" STYLEREF 1 \s ">
+        <w:r>
+          <w:rPr>
+            <w:noProof/>
+          </w:rPr>
+          <w:t>7</w:t>
+        </w:r>
+      </w:fldSimple>
       <w:r>
         <w:t>.</w:t>
       </w:r>
-      <w:r>
-        <w:fldChar w:fldCharType="begin"/>
-      </w:r>
-      <w:r>
-        <w:instrText xml:space="preserve"> SEQ Tabla \* ARABIC \s 1 </w:instrText>
-      </w:r>
-      <w:r>
-        <w:fldChar w:fldCharType="separate"/>
-      </w:r>
-      <w:r>
-        <w:rPr>
-          <w:noProof/>
-        </w:rPr>
-        <w:t>1</w:t>
-      </w:r>
-      <w:r>
-        <w:rPr>
-          <w:noProof/>
-        </w:rPr>
-        <w:fldChar w:fldCharType="end"/>
-      </w:r>
+      <w:fldSimple w:instr=" SEQ Tabla \* ARABIC \s 1 ">
+        <w:r>
+          <w:rPr>
+            <w:noProof/>
+          </w:rPr>
+          <w:t>1</w:t>
+        </w:r>
+      </w:fldSimple>
       <w:r>
         <w:t xml:space="preserve"> </w:t>
       </w:r>
@@ -14892,13 +14462,7 @@
         <w:t>Exportar a CSV</w:t>
       </w:r>
       <w:r>
-        <w:t xml:space="preserve">). Luego, se probó la selección de marcas en la tabla: al marcar una fila, esta quedó visualmente destacada, confirmando la elección del usuario para su futura impresión. Finalmente, al presionar Imprimir Selección, el sistema abrió el diálogo de impresión del navegador mostrando la vista previa y permitiendo elegir destino (impresora o PDF), con lo que la información filtrada y seleccionada se imprimió correctamente. Los resultados obtenidos coinciden con los resultados esperados para los tres casos de prueba (carga, selección </w:t>
-      </w:r>
-      <w:r>
-        <w:t>e</w:t>
-      </w:r>
-      <w:r>
-        <w:t xml:space="preserve"> impresión). Figura 7.1: captura de pantalla de las pruebas 1-2-3 del caso de uso N°5.6.</w:t>
+        <w:t>). Luego, se probó la selección de marcas en la tabla: al marcar una fila, esta quedó visualmente destacada, confirmando la elección del usuario para su futura impresión. Finalmente, al presionar Imprimir Selección, el sistema abrió el diálogo de impresión del navegador mostrando la vista previa y permitiendo elegir destino (impresora o PDF), con lo que la información filtrada y seleccionada se imprimió correctamente. Los resultados obtenidos coinciden con los resultados esperados para los tres casos de prueba (carga, selección e impresión). Figura 7.1: captura de pantalla de las pruebas 1-2-3 del caso de uso N°5.6.</w:t>
       </w:r>
     </w:p>
     <w:p/>
@@ -14916,27 +14480,14 @@
       <w:r>
         <w:t xml:space="preserve">Figura </w:t>
       </w:r>
-      <w:r>
-        <w:fldChar w:fldCharType="begin"/>
-      </w:r>
-      <w:r>
-        <w:instrText xml:space="preserve"> STYLEREF 1 \s </w:instrText>
-      </w:r>
-      <w:r>
-        <w:fldChar w:fldCharType="separate"/>
-      </w:r>
-      <w:r>
-        <w:rPr>
-          <w:noProof/>
-        </w:rPr>
-        <w:t>7</w:t>
-      </w:r>
-      <w:r>
-        <w:rPr>
-          <w:noProof/>
-        </w:rPr>
-        <w:fldChar w:fldCharType="end"/>
-      </w:r>
+      <w:fldSimple w:instr=" STYLEREF 1 \s ">
+        <w:r>
+          <w:rPr>
+            <w:noProof/>
+          </w:rPr>
+          <w:t>7</w:t>
+        </w:r>
+      </w:fldSimple>
       <w:r>
         <w:t>.1 “Captura de pantalla de prueba 1-2-3 caso de uso N°5.6”</w:t>
       </w:r>
@@ -15097,51 +14648,25 @@
       <w:r>
         <w:t xml:space="preserve">Tabla </w:t>
       </w:r>
-      <w:r>
-        <w:fldChar w:fldCharType="begin"/>
-      </w:r>
-      <w:r>
-        <w:instrText xml:space="preserve"> STYLEREF 1 \s </w:instrText>
-      </w:r>
-      <w:r>
-        <w:fldChar w:fldCharType="separate"/>
-      </w:r>
-      <w:r>
-        <w:rPr>
-          <w:noProof/>
-        </w:rPr>
-        <w:t>7</w:t>
-      </w:r>
-      <w:r>
-        <w:rPr>
-          <w:noProof/>
-        </w:rPr>
-        <w:fldChar w:fldCharType="end"/>
-      </w:r>
+      <w:fldSimple w:instr=" STYLEREF 1 \s ">
+        <w:r>
+          <w:rPr>
+            <w:noProof/>
+          </w:rPr>
+          <w:t>7</w:t>
+        </w:r>
+      </w:fldSimple>
       <w:r>
         <w:t>.</w:t>
       </w:r>
-      <w:r>
-        <w:fldChar w:fldCharType="begin"/>
-      </w:r>
-      <w:r>
-        <w:instrText xml:space="preserve"> SEQ Tabla \* ARABIC \s 1 </w:instrText>
-      </w:r>
-      <w:r>
-        <w:fldChar w:fldCharType="separate"/>
-      </w:r>
-      <w:r>
-        <w:rPr>
-          <w:noProof/>
-        </w:rPr>
-        <w:t>2</w:t>
-      </w:r>
-      <w:r>
-        <w:rPr>
-          <w:noProof/>
-        </w:rPr>
-        <w:fldChar w:fldCharType="end"/>
-      </w:r>
+      <w:fldSimple w:instr=" SEQ Tabla \* ARABIC \s 1 ">
+        <w:r>
+          <w:rPr>
+            <w:noProof/>
+          </w:rPr>
+          <w:t>2</w:t>
+        </w:r>
+      </w:fldSimple>
       <w:r>
         <w:t xml:space="preserve"> </w:t>
       </w:r>
@@ -15254,13 +14779,7 @@
         </w:numPr>
       </w:pPr>
       <w:r>
-        <w:t xml:space="preserve">Verificar </w:t>
-      </w:r>
-      <w:r>
-        <w:t>la existencia del botón “Informe Diario” en informe de asistencia</w:t>
-      </w:r>
-      <w:r>
-        <w:t xml:space="preserve"> </w:t>
+        <w:t xml:space="preserve">Verificar la existencia del botón “Informe Diario” en informe de asistencia </w:t>
       </w:r>
     </w:p>
     <w:p/>
@@ -15273,10 +14792,7 @@
         </w:numPr>
       </w:pPr>
       <w:r>
-        <w:t xml:space="preserve">Verificar la correcta </w:t>
-      </w:r>
-      <w:r>
-        <w:t>carga del informe diario con los campos correspondientes</w:t>
+        <w:t>Verificar la correcta carga del informe diario con los campos correspondientes</w:t>
       </w:r>
     </w:p>
     <w:p>
@@ -15333,25 +14849,7 @@
         </w:numPr>
       </w:pPr>
       <w:r>
-        <w:t xml:space="preserve">Al presionar el botón para </w:t>
-      </w:r>
-      <w:r>
-        <w:t>informe diario</w:t>
-      </w:r>
-      <w:r>
-        <w:t xml:space="preserve"> permite </w:t>
-      </w:r>
-      <w:r>
-        <w:t>mostrar</w:t>
-      </w:r>
-      <w:r>
-        <w:t xml:space="preserve"> de manera correcta la información necesaria y filtrada</w:t>
-      </w:r>
-      <w:r>
-        <w:t xml:space="preserve"> según el día correspondiente</w:t>
-      </w:r>
-      <w:r>
-        <w:t>.</w:t>
+        <w:t>Al presionar el botón para informe diario permite mostrar de manera correcta la información necesaria y filtrada según el día correspondiente.</w:t>
       </w:r>
     </w:p>
     <w:p>
@@ -15391,10 +14889,7 @@
         </w:numPr>
       </w:pPr>
       <w:r>
-        <w:t>E</w:t>
-      </w:r>
-      <w:r>
-        <w:t>l botón Informe Diario existe y es posible interactuar con el de manera correcta</w:t>
+        <w:t>El botón Informe Diario existe y es posible interactuar con el de manera correcta</w:t>
       </w:r>
     </w:p>
     <w:p>
@@ -15412,19 +14907,7 @@
       </w:pPr>
       <w:r>
         <w:lastRenderedPageBreak/>
-        <w:t xml:space="preserve">El botón permite </w:t>
-      </w:r>
-      <w:r>
-        <w:t xml:space="preserve">informe diario al ser presionado carga </w:t>
-      </w:r>
-      <w:r>
-        <w:t xml:space="preserve">de manera correcta </w:t>
-      </w:r>
-      <w:r>
-        <w:t>el informe diario dependiendo el día</w:t>
-      </w:r>
-      <w:r>
-        <w:t>.</w:t>
+        <w:t>El botón permite informe diario al ser presionado carga de manera correcta el informe diario dependiendo el día.</w:t>
       </w:r>
     </w:p>
     <w:p>
@@ -15451,35 +14934,16 @@
       <w:r>
         <w:t xml:space="preserve">Figura </w:t>
       </w:r>
-      <w:r>
-        <w:fldChar w:fldCharType="begin"/>
-      </w:r>
-      <w:r>
-        <w:instrText xml:space="preserve"> STYLEREF 1 \s </w:instrText>
-      </w:r>
-      <w:r>
-        <w:fldChar w:fldCharType="separate"/>
-      </w:r>
-      <w:r>
-        <w:rPr>
-          <w:noProof/>
-        </w:rPr>
-        <w:t>7</w:t>
-      </w:r>
-      <w:r>
-        <w:rPr>
-          <w:noProof/>
-        </w:rPr>
-        <w:fldChar w:fldCharType="end"/>
-      </w:r>
-      <w:r>
-        <w:t>.</w:t>
-      </w:r>
-      <w:r>
-        <w:t>2</w:t>
-      </w:r>
-      <w:r>
-        <w:t xml:space="preserve"> “Captura de pantalla de prueba 1-2-3 caso de uso N°5.6”</w:t>
+      <w:fldSimple w:instr=" STYLEREF 1 \s ">
+        <w:r>
+          <w:rPr>
+            <w:noProof/>
+          </w:rPr>
+          <w:t>7</w:t>
+        </w:r>
+      </w:fldSimple>
+      <w:r>
+        <w:t>.2 “Captura de pantalla de prueba 1-2-3 caso de uso N°5.6”</w:t>
       </w:r>
       <w:bookmarkEnd w:id="202"/>
       <w:bookmarkEnd w:id="203"/>
@@ -15598,51 +15062,25 @@
       <w:r>
         <w:t xml:space="preserve">Tabla </w:t>
       </w:r>
-      <w:r>
-        <w:fldChar w:fldCharType="begin"/>
-      </w:r>
-      <w:r>
-        <w:instrText xml:space="preserve"> STYLEREF 1 \s </w:instrText>
-      </w:r>
-      <w:r>
-        <w:fldChar w:fldCharType="separate"/>
-      </w:r>
-      <w:r>
-        <w:rPr>
-          <w:noProof/>
-        </w:rPr>
-        <w:t>7</w:t>
-      </w:r>
-      <w:r>
-        <w:rPr>
-          <w:noProof/>
-        </w:rPr>
-        <w:fldChar w:fldCharType="end"/>
-      </w:r>
+      <w:fldSimple w:instr=" STYLEREF 1 \s ">
+        <w:r>
+          <w:rPr>
+            <w:noProof/>
+          </w:rPr>
+          <w:t>7</w:t>
+        </w:r>
+      </w:fldSimple>
       <w:r>
         <w:t>.</w:t>
       </w:r>
-      <w:r>
-        <w:fldChar w:fldCharType="begin"/>
-      </w:r>
-      <w:r>
-        <w:instrText xml:space="preserve"> SEQ Tabla \* ARABIC \s 1 </w:instrText>
-      </w:r>
-      <w:r>
-        <w:fldChar w:fldCharType="separate"/>
-      </w:r>
-      <w:r>
-        <w:rPr>
-          <w:noProof/>
-        </w:rPr>
-        <w:t>3</w:t>
-      </w:r>
-      <w:r>
-        <w:rPr>
-          <w:noProof/>
-        </w:rPr>
-        <w:fldChar w:fldCharType="end"/>
-      </w:r>
+      <w:fldSimple w:instr=" SEQ Tabla \* ARABIC \s 1 ">
+        <w:r>
+          <w:rPr>
+            <w:noProof/>
+          </w:rPr>
+          <w:t>3</w:t>
+        </w:r>
+      </w:fldSimple>
       <w:r>
         <w:t xml:space="preserve"> </w:t>
       </w:r>
@@ -15740,10 +15178,7 @@
       </w:pPr>
       <w:r>
         <w:lastRenderedPageBreak/>
-        <w:t xml:space="preserve">Verificar la correcta carga de todas las opciones de la pestaña </w:t>
-      </w:r>
-      <w:r>
-        <w:t>permisos</w:t>
+        <w:t>Verificar la correcta carga de todas las opciones de la pestaña permisos</w:t>
       </w:r>
     </w:p>
     <w:p>
@@ -15760,19 +15195,7 @@
         </w:numPr>
       </w:pPr>
       <w:r>
-        <w:t>Verificar la existencia del botón “</w:t>
-      </w:r>
-      <w:r>
-        <w:t>Imprimir</w:t>
-      </w:r>
-      <w:r>
-        <w:t>”</w:t>
-      </w:r>
-      <w:r>
-        <w:t xml:space="preserve"> y casillas de selección de permisos </w:t>
-      </w:r>
-      <w:r>
-        <w:t xml:space="preserve"> </w:t>
+        <w:t xml:space="preserve">Verificar la existencia del botón “Imprimir” y casillas de selección de permisos  </w:t>
       </w:r>
     </w:p>
     <w:p>
@@ -15789,10 +15212,7 @@
         </w:numPr>
       </w:pPr>
       <w:r>
-        <w:t xml:space="preserve">Verificar la </w:t>
-      </w:r>
-      <w:r>
-        <w:t>correcta conversión y posible impresión de permiso/s seleccionado</w:t>
+        <w:t>Verificar la correcta conversión y posible impresión de permiso/s seleccionado</w:t>
       </w:r>
     </w:p>
     <w:p>
@@ -15815,13 +15235,7 @@
         </w:numPr>
       </w:pPr>
       <w:r>
-        <w:t>El enlace o pestaña “</w:t>
-      </w:r>
-      <w:r>
-        <w:t>Permisos</w:t>
-      </w:r>
-      <w:r>
-        <w:t>” carga correctamente con todas las opciones correspondientes</w:t>
+        <w:t>El enlace o pestaña “Permisos” carga correctamente con todas las opciones correspondientes</w:t>
       </w:r>
     </w:p>
     <w:p>
@@ -15967,41 +15381,16 @@
       <w:r>
         <w:t xml:space="preserve">Figura </w:t>
       </w:r>
-      <w:r>
-        <w:fldChar w:fldCharType="begin"/>
-      </w:r>
-      <w:r>
-        <w:instrText xml:space="preserve"> STYLEREF 1 \s </w:instrText>
-      </w:r>
-      <w:r>
-        <w:fldChar w:fldCharType="separate"/>
-      </w:r>
-      <w:r>
-        <w:rPr>
-          <w:noProof/>
-        </w:rPr>
-        <w:t>7</w:t>
-      </w:r>
-      <w:r>
-        <w:rPr>
-          <w:noProof/>
-        </w:rPr>
-        <w:fldChar w:fldCharType="end"/>
-      </w:r>
-      <w:r>
-        <w:t>.</w:t>
-      </w:r>
-      <w:r>
-        <w:t>3</w:t>
-      </w:r>
-      <w:r>
-        <w:t xml:space="preserve"> “Captura de pantalla de prueba 1-2-3 caso de uso N°</w:t>
-      </w:r>
-      <w:r>
-        <w:t>6.7</w:t>
-      </w:r>
-      <w:r>
-        <w:t>”</w:t>
+      <w:fldSimple w:instr=" STYLEREF 1 \s ">
+        <w:r>
+          <w:rPr>
+            <w:noProof/>
+          </w:rPr>
+          <w:t>7</w:t>
+        </w:r>
+      </w:fldSimple>
+      <w:r>
+        <w:t>.3 “Captura de pantalla de prueba 1-2-3 caso de uso N°6.7”</w:t>
       </w:r>
       <w:bookmarkEnd w:id="207"/>
       <w:bookmarkEnd w:id="208"/>
@@ -16118,51 +15507,25 @@
       <w:r>
         <w:t xml:space="preserve">Tabla </w:t>
       </w:r>
-      <w:r>
-        <w:fldChar w:fldCharType="begin"/>
-      </w:r>
-      <w:r>
-        <w:instrText xml:space="preserve"> STYLEREF 1 \s </w:instrText>
-      </w:r>
-      <w:r>
-        <w:fldChar w:fldCharType="separate"/>
-      </w:r>
-      <w:r>
-        <w:rPr>
-          <w:noProof/>
-        </w:rPr>
-        <w:t>7</w:t>
-      </w:r>
-      <w:r>
-        <w:rPr>
-          <w:noProof/>
-        </w:rPr>
-        <w:fldChar w:fldCharType="end"/>
-      </w:r>
+      <w:fldSimple w:instr=" STYLEREF 1 \s ">
+        <w:r>
+          <w:rPr>
+            <w:noProof/>
+          </w:rPr>
+          <w:t>7</w:t>
+        </w:r>
+      </w:fldSimple>
       <w:r>
         <w:t>.</w:t>
       </w:r>
-      <w:r>
-        <w:fldChar w:fldCharType="begin"/>
-      </w:r>
-      <w:r>
-        <w:instrText xml:space="preserve"> SEQ Tabla \* ARABIC \s 1 </w:instrText>
-      </w:r>
-      <w:r>
-        <w:fldChar w:fldCharType="separate"/>
-      </w:r>
-      <w:r>
-        <w:rPr>
-          <w:noProof/>
-        </w:rPr>
-        <w:t>4</w:t>
-      </w:r>
-      <w:r>
-        <w:rPr>
-          <w:noProof/>
-        </w:rPr>
-        <w:fldChar w:fldCharType="end"/>
-      </w:r>
+      <w:fldSimple w:instr=" SEQ Tabla \* ARABIC \s 1 ">
+        <w:r>
+          <w:rPr>
+            <w:noProof/>
+          </w:rPr>
+          <w:t>4</w:t>
+        </w:r>
+      </w:fldSimple>
       <w:r>
         <w:t xml:space="preserve"> </w:t>
       </w:r>
@@ -16277,13 +15640,7 @@
         </w:numPr>
       </w:pPr>
       <w:r>
-        <w:t>Verificar la existencia del botón “</w:t>
-      </w:r>
-      <w:r>
-        <w:t>eliminar</w:t>
-      </w:r>
-      <w:r>
-        <w:t xml:space="preserve">” y casillas de selección de permisos  </w:t>
+        <w:t xml:space="preserve">Verificar la existencia del botón “eliminar” y casillas de selección de permisos  </w:t>
       </w:r>
     </w:p>
     <w:p>
@@ -16300,19 +15657,7 @@
         </w:numPr>
       </w:pPr>
       <w:r>
-        <w:t xml:space="preserve">Verificar la correcta </w:t>
-      </w:r>
-      <w:r>
-        <w:t xml:space="preserve">eliminación </w:t>
-      </w:r>
-      <w:r>
-        <w:t>de</w:t>
-      </w:r>
-      <w:r>
-        <w:t>l</w:t>
-      </w:r>
-      <w:r>
-        <w:t xml:space="preserve"> permiso/s seleccionado</w:t>
+        <w:t>Verificar la correcta eliminación del permiso/s seleccionado</w:t>
       </w:r>
     </w:p>
     <w:p>
@@ -16352,13 +15697,7 @@
         </w:numPr>
       </w:pPr>
       <w:r>
-        <w:t xml:space="preserve">El botón </w:t>
-      </w:r>
-      <w:r>
-        <w:t>para eliminar el permiso este presente en acciones</w:t>
-      </w:r>
-      <w:r>
-        <w:t xml:space="preserve"> </w:t>
+        <w:t xml:space="preserve">El botón para eliminar el permiso este presente en acciones </w:t>
       </w:r>
     </w:p>
     <w:p>
@@ -16375,13 +15714,7 @@
         </w:numPr>
       </w:pPr>
       <w:r>
-        <w:t>Al seleccionar un permiso o permisos el sistema</w:t>
-      </w:r>
-      <w:r>
-        <w:t xml:space="preserve"> permite eliminarlo de manera correcta del sistema</w:t>
-      </w:r>
-      <w:r>
-        <w:t>.</w:t>
+        <w:t>Al seleccionar un permiso o permisos el sistema permite eliminarlo de manera correcta del sistema.</w:t>
       </w:r>
     </w:p>
     <w:p>
@@ -16421,10 +15754,7 @@
         </w:numPr>
       </w:pPr>
       <w:r>
-        <w:t xml:space="preserve">El botón </w:t>
-      </w:r>
-      <w:r>
-        <w:t>para eliminar un permiso carga y está presente de manera correcta para la posible eliminación de este.</w:t>
+        <w:t>El botón para eliminar un permiso carga y está presente de manera correcta para la posible eliminación de este.</w:t>
       </w:r>
     </w:p>
     <w:p>
@@ -16441,10 +15771,7 @@
         </w:numPr>
       </w:pPr>
       <w:r>
-        <w:t>Al seleccionar un permiso este permite eliminarlo preguntando si está seguro de este, donde es eliminado de manera correcta del sistema</w:t>
-      </w:r>
-      <w:r>
-        <w:t>.</w:t>
+        <w:t>Al seleccionar un permiso este permite eliminarlo preguntando si está seguro de este, donde es eliminado de manera correcta del sistema.</w:t>
       </w:r>
     </w:p>
     <w:p>
@@ -16496,41 +15823,16 @@
       <w:r>
         <w:t xml:space="preserve">Figura </w:t>
       </w:r>
-      <w:r>
-        <w:fldChar w:fldCharType="begin"/>
-      </w:r>
-      <w:r>
-        <w:instrText xml:space="preserve"> STYLEREF 1 \s </w:instrText>
-      </w:r>
-      <w:r>
-        <w:fldChar w:fldCharType="separate"/>
-      </w:r>
-      <w:r>
-        <w:rPr>
-          <w:noProof/>
-        </w:rPr>
-        <w:t>7</w:t>
-      </w:r>
-      <w:r>
-        <w:rPr>
-          <w:noProof/>
-        </w:rPr>
-        <w:fldChar w:fldCharType="end"/>
-      </w:r>
-      <w:r>
-        <w:t>.</w:t>
-      </w:r>
-      <w:r>
-        <w:t>4</w:t>
-      </w:r>
-      <w:r>
-        <w:t xml:space="preserve"> “Captura de pantalla de prueba 1-2-3 caso de uso N°6.</w:t>
-      </w:r>
-      <w:r>
-        <w:t>8</w:t>
-      </w:r>
-      <w:r>
-        <w:t>”</w:t>
+      <w:fldSimple w:instr=" STYLEREF 1 \s ">
+        <w:r>
+          <w:rPr>
+            <w:noProof/>
+          </w:rPr>
+          <w:t>7</w:t>
+        </w:r>
+      </w:fldSimple>
+      <w:r>
+        <w:t>.4 “Captura de pantalla de prueba 1-2-3 caso de uso N°6.8”</w:t>
       </w:r>
       <w:bookmarkEnd w:id="212"/>
       <w:bookmarkEnd w:id="213"/>
@@ -16694,51 +15996,25 @@
       <w:r>
         <w:t xml:space="preserve">Tabla </w:t>
       </w:r>
-      <w:r>
-        <w:fldChar w:fldCharType="begin"/>
-      </w:r>
-      <w:r>
-        <w:instrText xml:space="preserve"> STYLEREF 1 \s </w:instrText>
-      </w:r>
-      <w:r>
-        <w:fldChar w:fldCharType="separate"/>
-      </w:r>
-      <w:r>
-        <w:rPr>
-          <w:noProof/>
-        </w:rPr>
-        <w:t>8</w:t>
-      </w:r>
-      <w:r>
-        <w:rPr>
-          <w:noProof/>
-        </w:rPr>
-        <w:fldChar w:fldCharType="end"/>
-      </w:r>
+      <w:fldSimple w:instr=" STYLEREF 1 \s ">
+        <w:r>
+          <w:rPr>
+            <w:noProof/>
+          </w:rPr>
+          <w:t>8</w:t>
+        </w:r>
+      </w:fldSimple>
       <w:r>
         <w:t>.</w:t>
       </w:r>
-      <w:r>
-        <w:fldChar w:fldCharType="begin"/>
-      </w:r>
-      <w:r>
-        <w:instrText xml:space="preserve"> SEQ Tabla \* ARABIC \s 1 </w:instrText>
-      </w:r>
-      <w:r>
-        <w:fldChar w:fldCharType="separate"/>
-      </w:r>
-      <w:r>
-        <w:rPr>
-          <w:noProof/>
-        </w:rPr>
-        <w:t>1</w:t>
-      </w:r>
-      <w:r>
-        <w:rPr>
-          <w:noProof/>
-        </w:rPr>
-        <w:fldChar w:fldCharType="end"/>
-      </w:r>
+      <w:fldSimple w:instr=" SEQ Tabla \* ARABIC \s 1 ">
+        <w:r>
+          <w:rPr>
+            <w:noProof/>
+          </w:rPr>
+          <w:t>1</w:t>
+        </w:r>
+      </w:fldSimple>
       <w:r>
         <w:t xml:space="preserve"> Sprint Backlog Review</w:t>
       </w:r>
@@ -16871,51 +16147,25 @@
       <w:r>
         <w:t xml:space="preserve">Tabla </w:t>
       </w:r>
-      <w:r>
-        <w:fldChar w:fldCharType="begin"/>
-      </w:r>
-      <w:r>
-        <w:instrText xml:space="preserve"> STYLEREF 1 \s </w:instrText>
-      </w:r>
-      <w:r>
-        <w:fldChar w:fldCharType="separate"/>
-      </w:r>
-      <w:r>
-        <w:rPr>
-          <w:noProof/>
-        </w:rPr>
-        <w:t>8</w:t>
-      </w:r>
-      <w:r>
-        <w:rPr>
-          <w:noProof/>
-        </w:rPr>
-        <w:fldChar w:fldCharType="end"/>
-      </w:r>
+      <w:fldSimple w:instr=" STYLEREF 1 \s ">
+        <w:r>
+          <w:rPr>
+            <w:noProof/>
+          </w:rPr>
+          <w:t>8</w:t>
+        </w:r>
+      </w:fldSimple>
       <w:r>
         <w:t>.</w:t>
       </w:r>
-      <w:r>
-        <w:fldChar w:fldCharType="begin"/>
-      </w:r>
-      <w:r>
-        <w:instrText xml:space="preserve"> SEQ Tabla \* ARABIC \s 1 </w:instrText>
-      </w:r>
-      <w:r>
-        <w:fldChar w:fldCharType="separate"/>
-      </w:r>
-      <w:r>
-        <w:rPr>
-          <w:noProof/>
-        </w:rPr>
-        <w:t>2</w:t>
-      </w:r>
-      <w:r>
-        <w:rPr>
-          <w:noProof/>
-        </w:rPr>
-        <w:fldChar w:fldCharType="end"/>
-      </w:r>
+      <w:fldSimple w:instr=" SEQ Tabla \* ARABIC \s 1 ">
+        <w:r>
+          <w:rPr>
+            <w:noProof/>
+          </w:rPr>
+          <w:t>2</w:t>
+        </w:r>
+      </w:fldSimple>
       <w:r>
         <w:t xml:space="preserve"> Tabla de esfuerzo</w:t>
       </w:r>
@@ -17121,51 +16371,25 @@
       <w:r>
         <w:t xml:space="preserve">Figura </w:t>
       </w:r>
-      <w:r>
-        <w:fldChar w:fldCharType="begin"/>
-      </w:r>
-      <w:r>
-        <w:instrText xml:space="preserve"> STYLEREF 1 \s </w:instrText>
-      </w:r>
-      <w:r>
-        <w:fldChar w:fldCharType="separate"/>
-      </w:r>
-      <w:r>
-        <w:rPr>
-          <w:noProof/>
-        </w:rPr>
-        <w:t>8</w:t>
-      </w:r>
-      <w:r>
-        <w:rPr>
-          <w:noProof/>
-        </w:rPr>
-        <w:fldChar w:fldCharType="end"/>
-      </w:r>
+      <w:fldSimple w:instr=" STYLEREF 1 \s ">
+        <w:r>
+          <w:rPr>
+            <w:noProof/>
+          </w:rPr>
+          <w:t>8</w:t>
+        </w:r>
+      </w:fldSimple>
       <w:r>
         <w:t>.</w:t>
       </w:r>
-      <w:r>
-        <w:fldChar w:fldCharType="begin"/>
-      </w:r>
-      <w:r>
-        <w:instrText xml:space="preserve"> SEQ Figura \* ARABIC \s 1 </w:instrText>
-      </w:r>
-      <w:r>
-        <w:fldChar w:fldCharType="separate"/>
-      </w:r>
-      <w:r>
-        <w:rPr>
-          <w:noProof/>
-        </w:rPr>
-        <w:t>1</w:t>
-      </w:r>
-      <w:r>
-        <w:rPr>
-          <w:noProof/>
-        </w:rPr>
-        <w:fldChar w:fldCharType="end"/>
-      </w:r>
+      <w:fldSimple w:instr=" SEQ Figura \* ARABIC \s 1 ">
+        <w:r>
+          <w:rPr>
+            <w:noProof/>
+          </w:rPr>
+          <w:t>1</w:t>
+        </w:r>
+      </w:fldSimple>
       <w:r>
         <w:t xml:space="preserve"> Gr</w:t>
       </w:r>
@@ -17341,51 +16565,25 @@
         <w:lastRenderedPageBreak/>
         <w:t xml:space="preserve">Figura </w:t>
       </w:r>
-      <w:r>
-        <w:fldChar w:fldCharType="begin"/>
-      </w:r>
-      <w:r>
-        <w:instrText xml:space="preserve"> STYLEREF 1 \s </w:instrText>
-      </w:r>
-      <w:r>
-        <w:fldChar w:fldCharType="separate"/>
-      </w:r>
-      <w:r>
-        <w:rPr>
-          <w:noProof/>
-        </w:rPr>
-        <w:t>8</w:t>
-      </w:r>
-      <w:r>
-        <w:rPr>
-          <w:noProof/>
-        </w:rPr>
-        <w:fldChar w:fldCharType="end"/>
-      </w:r>
+      <w:fldSimple w:instr=" STYLEREF 1 \s ">
+        <w:r>
+          <w:rPr>
+            <w:noProof/>
+          </w:rPr>
+          <w:t>8</w:t>
+        </w:r>
+      </w:fldSimple>
       <w:r>
         <w:t>.</w:t>
       </w:r>
-      <w:r>
-        <w:fldChar w:fldCharType="begin"/>
-      </w:r>
-      <w:r>
-        <w:instrText xml:space="preserve"> SEQ Figura \* ARABIC \s 1 </w:instrText>
-      </w:r>
-      <w:r>
-        <w:fldChar w:fldCharType="separate"/>
-      </w:r>
-      <w:r>
-        <w:rPr>
-          <w:noProof/>
-        </w:rPr>
-        <w:t>2</w:t>
-      </w:r>
-      <w:r>
-        <w:rPr>
-          <w:noProof/>
-        </w:rPr>
-        <w:fldChar w:fldCharType="end"/>
-      </w:r>
+      <w:fldSimple w:instr=" SEQ Figura \* ARABIC \s 1 ">
+        <w:r>
+          <w:rPr>
+            <w:noProof/>
+          </w:rPr>
+          <w:t>2</w:t>
+        </w:r>
+      </w:fldSimple>
       <w:r>
         <w:t xml:space="preserve"> </w:t>
       </w:r>
@@ -17560,51 +16758,25 @@
         <w:lastRenderedPageBreak/>
         <w:t xml:space="preserve">Figura </w:t>
       </w:r>
-      <w:r>
-        <w:fldChar w:fldCharType="begin"/>
-      </w:r>
-      <w:r>
-        <w:instrText xml:space="preserve"> STYLEREF 1 \s </w:instrText>
-      </w:r>
-      <w:r>
-        <w:fldChar w:fldCharType="separate"/>
-      </w:r>
-      <w:r>
-        <w:rPr>
-          <w:noProof/>
-        </w:rPr>
-        <w:t>8</w:t>
-      </w:r>
-      <w:r>
-        <w:rPr>
-          <w:noProof/>
-        </w:rPr>
-        <w:fldChar w:fldCharType="end"/>
-      </w:r>
+      <w:fldSimple w:instr=" STYLEREF 1 \s ">
+        <w:r>
+          <w:rPr>
+            <w:noProof/>
+          </w:rPr>
+          <w:t>8</w:t>
+        </w:r>
+      </w:fldSimple>
       <w:r>
         <w:t>.</w:t>
       </w:r>
-      <w:r>
-        <w:fldChar w:fldCharType="begin"/>
-      </w:r>
-      <w:r>
-        <w:instrText xml:space="preserve"> SEQ Figura \* ARABIC \s 1 </w:instrText>
-      </w:r>
-      <w:r>
-        <w:fldChar w:fldCharType="separate"/>
-      </w:r>
-      <w:r>
-        <w:rPr>
-          <w:noProof/>
-        </w:rPr>
-        <w:t>3</w:t>
-      </w:r>
-      <w:r>
-        <w:rPr>
-          <w:noProof/>
-        </w:rPr>
-        <w:fldChar w:fldCharType="end"/>
-      </w:r>
+      <w:fldSimple w:instr=" SEQ Figura \* ARABIC \s 1 ">
+        <w:r>
+          <w:rPr>
+            <w:noProof/>
+          </w:rPr>
+          <w:t>3</w:t>
+        </w:r>
+      </w:fldSimple>
       <w:r>
         <w:t xml:space="preserve"> Velocidad del equipo</w:t>
       </w:r>
@@ -17754,51 +16926,25 @@
         <w:lastRenderedPageBreak/>
         <w:t xml:space="preserve">Tabla </w:t>
       </w:r>
-      <w:r>
-        <w:fldChar w:fldCharType="begin"/>
-      </w:r>
-      <w:r>
-        <w:instrText xml:space="preserve"> STYLEREF 1 \s </w:instrText>
-      </w:r>
-      <w:r>
-        <w:fldChar w:fldCharType="separate"/>
-      </w:r>
-      <w:r>
-        <w:rPr>
-          <w:noProof/>
-        </w:rPr>
-        <w:t>8</w:t>
-      </w:r>
-      <w:r>
-        <w:rPr>
-          <w:noProof/>
-        </w:rPr>
-        <w:fldChar w:fldCharType="end"/>
-      </w:r>
+      <w:fldSimple w:instr=" STYLEREF 1 \s ">
+        <w:r>
+          <w:rPr>
+            <w:noProof/>
+          </w:rPr>
+          <w:t>8</w:t>
+        </w:r>
+      </w:fldSimple>
       <w:r>
         <w:t>.</w:t>
       </w:r>
-      <w:r>
-        <w:fldChar w:fldCharType="begin"/>
-      </w:r>
-      <w:r>
-        <w:instrText xml:space="preserve"> SEQ Tabla \* ARABIC \s 1 </w:instrText>
-      </w:r>
-      <w:r>
-        <w:fldChar w:fldCharType="separate"/>
-      </w:r>
-      <w:r>
-        <w:rPr>
-          <w:noProof/>
-        </w:rPr>
-        <w:t>3</w:t>
-      </w:r>
-      <w:r>
-        <w:rPr>
-          <w:noProof/>
-        </w:rPr>
-        <w:fldChar w:fldCharType="end"/>
-      </w:r>
+      <w:fldSimple w:instr=" SEQ Tabla \* ARABIC \s 1 ">
+        <w:r>
+          <w:rPr>
+            <w:noProof/>
+          </w:rPr>
+          <w:t>3</w:t>
+        </w:r>
+      </w:fldSimple>
       <w:r>
         <w:t xml:space="preserve"> “Plan de mejora”</w:t>
       </w:r>
@@ -17815,6 +16961,9 @@
         <w:pStyle w:val="Sinespaciado"/>
       </w:pPr>
       <w:r>
+        <w:rPr>
+          <w:noProof/>
+        </w:rPr>
         <w:drawing>
           <wp:inline distT="0" distB="0" distL="0" distR="0" wp14:anchorId="60E70D59" wp14:editId="348FE184">
             <wp:extent cx="5971540" cy="2983230"/>
@@ -18046,7 +17195,7 @@
           <v:shape id="_x0000_i1025" type="#_x0000_t75" style="width:79.5pt;height:50.1pt" o:ole="">
             <v:imagedata r:id="rId40" o:title=""/>
           </v:shape>
-          <o:OLEObject Type="Embed" ProgID="Package" ShapeID="_x0000_i1025" DrawAspect="Icon" ObjectID="_1823152799" r:id="rId41"/>
+          <o:OLEObject Type="Embed" ProgID="Package" ShapeID="_x0000_i1025" DrawAspect="Icon" ObjectID="_1823176001" r:id="rId41"/>
         </w:object>
       </w:r>
       <w:r>
@@ -18054,7 +17203,7 @@
           <v:shape id="_x0000_i1026" type="#_x0000_t75" style="width:79.5pt;height:50.1pt" o:ole="">
             <v:imagedata r:id="rId42" o:title=""/>
           </v:shape>
-          <o:OLEObject Type="Embed" ProgID="Package" ShapeID="_x0000_i1026" DrawAspect="Icon" ObjectID="_1823152800" r:id="rId43"/>
+          <o:OLEObject Type="Embed" ProgID="Package" ShapeID="_x0000_i1026" DrawAspect="Icon" ObjectID="_1823176002" r:id="rId43"/>
         </w:object>
       </w:r>
     </w:p>
@@ -18084,7 +17233,7 @@
           <v:shape id="_x0000_i1027" type="#_x0000_t75" style="width:79.5pt;height:50.1pt" o:ole="">
             <v:imagedata r:id="rId44" o:title=""/>
           </v:shape>
-          <o:OLEObject Type="Embed" ProgID="Package" ShapeID="_x0000_i1027" DrawAspect="Icon" ObjectID="_1823152801" r:id="rId45"/>
+          <o:OLEObject Type="Embed" ProgID="Package" ShapeID="_x0000_i1027" DrawAspect="Icon" ObjectID="_1823176003" r:id="rId45"/>
         </w:object>
       </w:r>
     </w:p>
@@ -18104,7 +17253,7 @@
           <v:shape id="_x0000_i1028" type="#_x0000_t75" style="width:79.5pt;height:50.1pt" o:ole="">
             <v:imagedata r:id="rId46" o:title=""/>
           </v:shape>
-          <o:OLEObject Type="Embed" ProgID="Package" ShapeID="_x0000_i1028" DrawAspect="Icon" ObjectID="_1823152802" r:id="rId47"/>
+          <o:OLEObject Type="Embed" ProgID="Package" ShapeID="_x0000_i1028" DrawAspect="Icon" ObjectID="_1823176004" r:id="rId47"/>
         </w:object>
       </w:r>
     </w:p>
@@ -18127,7 +17276,7 @@
           <v:shape id="_x0000_i1029" type="#_x0000_t75" style="width:79.5pt;height:50.1pt" o:ole="">
             <v:imagedata r:id="rId48" o:title=""/>
           </v:shape>
-          <o:OLEObject Type="Embed" ProgID="Package" ShapeID="_x0000_i1029" DrawAspect="Icon" ObjectID="_1823152803" r:id="rId49"/>
+          <o:OLEObject Type="Embed" ProgID="Package" ShapeID="_x0000_i1029" DrawAspect="Icon" ObjectID="_1823176005" r:id="rId49"/>
         </w:object>
       </w:r>
     </w:p>
@@ -19203,7 +18352,7 @@
           <v:shape id="_x0000_i1030" type="#_x0000_t75" style="width:79.5pt;height:50.1pt" o:ole="">
             <v:imagedata r:id="rId50" o:title=""/>
           </v:shape>
-          <o:OLEObject Type="Embed" ProgID="Package" ShapeID="_x0000_i1030" DrawAspect="Icon" ObjectID="_1823152804" r:id="rId51"/>
+          <o:OLEObject Type="Embed" ProgID="Package" ShapeID="_x0000_i1030" DrawAspect="Icon" ObjectID="_1823176006" r:id="rId51"/>
         </w:object>
       </w:r>
     </w:p>
@@ -27801,6 +26950,7 @@
   <w:style w:type="character" w:default="1" w:styleId="Fuentedeprrafopredeter">
     <w:name w:val="Default Paragraph Font"/>
     <w:uiPriority w:val="1"/>
+    <w:semiHidden/>
     <w:unhideWhenUsed/>
   </w:style>
   <w:style w:type="table" w:default="1" w:styleId="Tablanormal">
@@ -28838,12 +27988,6 @@
 </file>
 
 <file path=customXml/item1.xml><?xml version="1.0" encoding="utf-8"?>
-<go:gDocsCustomXmlDataStorage xmlns:go="http://customooxmlschemas.google.com/" xmlns:r="http://schemas.openxmlformats.org/officeDocument/2006/relationships" uri="GoogleDocsCustomDataVersion2">
-  <go:docsCustomData xmlns:go="http://customooxmlschemas.google.com/" roundtripDataSignature="AMtx7mgzDLvJQrn/s3t721qKHDOuEhpMiQ==">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</go:docsCustomData>
-</go:gDocsCustomXmlDataStorage>
-</file>
-
-<file path=customXml/item2.xml><?xml version="1.0" encoding="utf-8"?>
 <b:Sources xmlns:b="http://schemas.openxmlformats.org/officeDocument/2006/bibliography" xmlns="http://schemas.openxmlformats.org/officeDocument/2006/bibliography" SelectedStyle="\APASixthEditionOfficeOnline.xsl" StyleName="APA" Version="6">
   <b:Source>
     <b:Tag>Eug25</b:Tag>
@@ -28932,19 +28076,25 @@
 </b:Sources>
 </file>
 
+<file path=customXml/item2.xml><?xml version="1.0" encoding="utf-8"?>
+<go:gDocsCustomXmlDataStorage xmlns:go="http://customooxmlschemas.google.com/" xmlns:r="http://schemas.openxmlformats.org/officeDocument/2006/relationships" uri="GoogleDocsCustomDataVersion2">
+  <go:docsCustomData xmlns:go="http://customooxmlschemas.google.com/" roundtripDataSignature="AMtx7mgzDLvJQrn/s3t721qKHDOuEhpMiQ==">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</go:docsCustomData>
+</go:gDocsCustomXmlDataStorage>
+</file>
+
 <file path=customXml/itemProps1.xml><?xml version="1.0" encoding="utf-8"?>
+<ds:datastoreItem xmlns:ds="http://schemas.openxmlformats.org/officeDocument/2006/customXml" ds:itemID="{D7966003-8400-4354-952A-39E3FBC3C487}">
+  <ds:schemaRefs>
+    <ds:schemaRef ds:uri="http://schemas.openxmlformats.org/officeDocument/2006/bibliography"/>
+  </ds:schemaRefs>
+</ds:datastoreItem>
+</file>
+
+<file path=customXml/itemProps2.xml><?xml version="1.0" encoding="utf-8"?>
 <ds:datastoreItem xmlns:ds="http://schemas.openxmlformats.org/officeDocument/2006/customXml" ds:itemID="{11111111-1234-1234-1234-123412341234}">
   <ds:schemaRefs>
     <ds:schemaRef ds:uri="http://customooxmlschemas.google.com/"/>
     <ds:schemaRef ds:uri="http://schemas.openxmlformats.org/officeDocument/2006/relationships"/>
   </ds:schemaRefs>
 </ds:datastoreItem>
-</file>
-
-<file path=customXml/itemProps2.xml><?xml version="1.0" encoding="utf-8"?>
-<ds:datastoreItem xmlns:ds="http://schemas.openxmlformats.org/officeDocument/2006/customXml" ds:itemID="{D7966003-8400-4354-952A-39E3FBC3C487}">
-  <ds:schemaRefs>
-    <ds:schemaRef ds:uri="http://schemas.openxmlformats.org/officeDocument/2006/bibliography"/>
-  </ds:schemaRefs>
-</ds:datastoreItem>
 </file>
--- a/INCREMENTO3/Documentos/Tercer incremento Scrum++.docx
+++ b/INCREMENTO3/Documentos/Tercer incremento Scrum++.docx
@@ -11461,7 +11461,7 @@
         <w:t>.</w:t>
       </w:r>
       <w:r>
-        <w:t>6</w:t>
+        <w:t>2</w:t>
       </w:r>
       <w:r>
         <w:t>.</w:t>
@@ -12633,7 +12633,10 @@
         <w:t>9</w:t>
       </w:r>
       <w:r>
-        <w:t>.9</w:t>
+        <w:t>.</w:t>
+      </w:r>
+      <w:r>
+        <w:t>5</w:t>
       </w:r>
     </w:p>
     <w:p>
@@ -16131,6 +16134,9 @@
       <w:r>
         <w:t>Tareas), como van generando una tabla de esfuerzo que muestra como por cantidad de horas invertidas en un día para ir resolviendo las tareas programadas.</w:t>
       </w:r>
+      <w:r>
+        <w:t xml:space="preserve"> Para más información detallada revisar anexo 9.4.</w:t>
+      </w:r>
     </w:p>
     <w:p/>
     <w:p>
@@ -16145,6 +16151,7 @@
       <w:bookmarkStart w:id="234" w:name="_Toc212539479"/>
       <w:bookmarkStart w:id="235" w:name="_Toc212539533"/>
       <w:r>
+        <w:lastRenderedPageBreak/>
         <w:t xml:space="preserve">Tabla </w:t>
       </w:r>
       <w:fldSimple w:instr=" STYLEREF 1 \s ">
@@ -16185,7 +16192,6 @@
         <w:rPr>
           <w:noProof/>
         </w:rPr>
-        <w:lastRenderedPageBreak/>
         <w:drawing>
           <wp:inline distT="0" distB="0" distL="0" distR="0" wp14:anchorId="79AFBB3D" wp14:editId="6564FACE">
             <wp:extent cx="6159261" cy="1433711"/>
@@ -16323,37 +16329,14 @@
         <w:t>8</w:t>
       </w:r>
       <w:r>
-        <w:t xml:space="preserve">.1 se observa un </w:t>
-      </w:r>
-      <w:r>
-        <w:t xml:space="preserve">gráfico </w:t>
-      </w:r>
-      <w:r>
-        <w:t>que d</w:t>
-      </w:r>
-      <w:r>
-        <w:t xml:space="preserve">emuestra más explícitamente como la cantidad de horas </w:t>
-      </w:r>
-      <w:r>
-        <w:t xml:space="preserve"> estimadas </w:t>
-      </w:r>
-      <w:r>
-        <w:t xml:space="preserve">(Línea Naranja) van disminuyendo, así mismo como las </w:t>
-      </w:r>
-      <w:r>
-        <w:t>horas</w:t>
-      </w:r>
-      <w:r>
-        <w:t xml:space="preserve"> </w:t>
-      </w:r>
-      <w:r>
-        <w:t>reales</w:t>
-      </w:r>
-      <w:r>
-        <w:t xml:space="preserve"> (Línea Azul) van disminuyendo con relación al tiempo invertido</w:t>
-      </w:r>
-      <w:r>
-        <w:t>.</w:t>
+        <w:t xml:space="preserve">.1 </w:t>
+      </w:r>
+      <w:r>
+        <w:t xml:space="preserve">muestra la evolución del esfuerzo pendiente (en horas hombre, HH) a lo largo del sprint, comparando el esfuerzo estimado frente al real acumulado. Al inicio, ambos valores parten altos (19 HH estimadas y 16 HH reales), manteniéndose estables los dos primeros días. A partir del tercer día, se observa una reducción gradual en el esfuerzo estimado, bajando de 19 a 14 HH, mientras que el esfuerzo real también disminuye hasta 12 HH, reflejando avances en la ejecución. Durante los días intermedios, el ritmo de trabajo se mantiene constante, sin grandes </w:t>
+      </w:r>
+      <w:r>
+        <w:lastRenderedPageBreak/>
+        <w:t>variaciones, y hacia el día 7 se evidencia un descenso pronunciado que culmina en 0 HH pendientes el día 8, tanto en la estimación como en la ejecución real.</w:t>
       </w:r>
     </w:p>
     <w:p/>
@@ -16424,7 +16407,6 @@
         <w:rPr>
           <w:noProof/>
         </w:rPr>
-        <w:lastRenderedPageBreak/>
         <w:drawing>
           <wp:inline distT="0" distB="0" distL="0" distR="0" wp14:anchorId="2914BA5C" wp14:editId="5D166225">
             <wp:extent cx="5971540" cy="3151505"/>
@@ -16527,25 +16509,14 @@
         <w:t>8</w:t>
       </w:r>
       <w:r>
-        <w:t>.2 se observa el gr</w:t>
-      </w:r>
-      <w:r>
-        <w:t>á</w:t>
-      </w:r>
-      <w:r>
-        <w:t xml:space="preserve">fico Burn Up </w:t>
-      </w:r>
-      <w:r>
-        <w:t xml:space="preserve">que representa el trabajo acumulado </w:t>
-      </w:r>
-      <w:r>
-        <w:t>completado a lo largo del tiempo,</w:t>
-      </w:r>
-      <w:r>
-        <w:t xml:space="preserve"> en comparación </w:t>
-      </w:r>
-      <w:r>
-        <w:t>con el total de trabajo planificado</w:t>
+        <w:t xml:space="preserve">.2 </w:t>
+      </w:r>
+      <w:r>
+        <w:t xml:space="preserve">se observa que ambos comienzan en 0 horas y crecen de manera paralela durante los primeros días. Hacia el día 2, el esfuerzo real alcanza 9 horas y el estimado también, mostrando un inicio alineado con la planificación. Posteriormente, el esfuerzo estimado se mantiene estable en 14 horas desde el día 3 al 6, mientras que el esfuerzo real se mantiene en 12 horas, lo que indica un pequeño desfase debido a una leve ralentización en la ejecución. Finalmente, </w:t>
+      </w:r>
+      <w:r>
+        <w:lastRenderedPageBreak/>
+        <w:t>en los últimos días (día 7 y 8), el esfuerzo estimado alcanza 19 horas, mientras que el esfuerzo real llega a 16 horas, cerrando el incremento con un 84% del esfuerzo planificado ejecutado.</w:t>
       </w:r>
     </w:p>
     <w:p/>
@@ -16562,7 +16533,6 @@
       <w:bookmarkStart w:id="251" w:name="_Toc212539481"/>
       <w:bookmarkStart w:id="252" w:name="_Toc212539535"/>
       <w:r>
-        <w:lastRenderedPageBreak/>
         <w:t xml:space="preserve">Figura </w:t>
       </w:r>
       <w:fldSimple w:instr=" STYLEREF 1 \s ">
@@ -17150,63 +17120,6 @@
         <w:t>Entorno de Servidor Local: XAMPP v3.3.0 es el entorno preferido, con Apache como servidor web y MySQL para la gestión de la base de datos.</w:t>
       </w:r>
     </w:p>
-    <w:p/>
-    <w:p/>
-    <w:p>
-      <w:pPr>
-        <w:pStyle w:val="Ttulo2"/>
-      </w:pPr>
-      <w:bookmarkStart w:id="278" w:name="_Toc212539427"/>
-      <w:r>
-        <w:lastRenderedPageBreak/>
-        <w:t>Pdf diagrama de clases</w:t>
-      </w:r>
-      <w:r>
-        <w:t xml:space="preserve"> y modelado datos</w:t>
-      </w:r>
-      <w:r>
-        <w:t>:</w:t>
-      </w:r>
-      <w:bookmarkEnd w:id="278"/>
-    </w:p>
-    <w:p/>
-    <w:p>
-      <w:r>
-        <w:object w:dxaOrig="1530" w:dyaOrig="995" w14:anchorId="58CD1F80">
-          <v:shapetype id="_x0000_t75" coordsize="21600,21600" o:spt="75" o:preferrelative="t" path="m@4@5l@4@11@9@11@9@5xe" filled="f" stroked="f">
-            <v:stroke joinstyle="miter"/>
-            <v:formulas>
-              <v:f eqn="if lineDrawn pixelLineWidth 0"/>
-              <v:f eqn="sum @0 1 0"/>
-              <v:f eqn="sum 0 0 @1"/>
-              <v:f eqn="prod @2 1 2"/>
-              <v:f eqn="prod @3 21600 pixelWidth"/>
-              <v:f eqn="prod @3 21600 pixelHeight"/>
-              <v:f eqn="sum @0 0 1"/>
-              <v:f eqn="prod @6 1 2"/>
-              <v:f eqn="prod @7 21600 pixelWidth"/>
-              <v:f eqn="sum @8 21600 0"/>
-              <v:f eqn="prod @7 21600 pixelHeight"/>
-              <v:f eqn="sum @10 21600 0"/>
-            </v:formulas>
-            <v:path o:extrusionok="f" gradientshapeok="t" o:connecttype="rect"/>
-            <o:lock v:ext="edit" aspectratio="t"/>
-          </v:shapetype>
-          <v:shape id="_x0000_i1025" type="#_x0000_t75" style="width:79.5pt;height:50.1pt" o:ole="">
-            <v:imagedata r:id="rId40" o:title=""/>
-          </v:shape>
-          <o:OLEObject Type="Embed" ProgID="Package" ShapeID="_x0000_i1025" DrawAspect="Icon" ObjectID="_1823176001" r:id="rId41"/>
-        </w:object>
-      </w:r>
-      <w:r>
-        <w:object w:dxaOrig="1530" w:dyaOrig="995" w14:anchorId="7318620E">
-          <v:shape id="_x0000_i1026" type="#_x0000_t75" style="width:79.5pt;height:50.1pt" o:ole="">
-            <v:imagedata r:id="rId42" o:title=""/>
-          </v:shape>
-          <o:OLEObject Type="Embed" ProgID="Package" ShapeID="_x0000_i1026" DrawAspect="Icon" ObjectID="_1823176002" r:id="rId43"/>
-        </w:object>
-      </w:r>
-    </w:p>
     <w:p>
       <w:pPr>
         <w:spacing w:line="278" w:lineRule="auto"/>
@@ -17216,1155 +17129,479 @@
     </w:p>
     <w:p>
       <w:pPr>
+        <w:ind w:firstLine="0"/>
+      </w:pPr>
+    </w:p>
+    <w:p>
+      <w:pPr>
         <w:pStyle w:val="Ttulo2"/>
       </w:pPr>
-      <w:bookmarkStart w:id="279" w:name="_Toc212539428"/>
-      <w:r>
-        <w:t xml:space="preserve">Pdf vista </w:t>
-      </w:r>
-      <w:r>
-        <w:t>de proceso</w:t>
-      </w:r>
-      <w:bookmarkEnd w:id="279"/>
-    </w:p>
-    <w:p>
-      <w:r>
-        <w:object w:dxaOrig="1530" w:dyaOrig="995" w14:anchorId="0F22C1AE">
-          <v:shape id="_x0000_i1027" type="#_x0000_t75" style="width:79.5pt;height:50.1pt" o:ole="">
-            <v:imagedata r:id="rId44" o:title=""/>
-          </v:shape>
-          <o:OLEObject Type="Embed" ProgID="Package" ShapeID="_x0000_i1027" DrawAspect="Icon" ObjectID="_1823176003" r:id="rId45"/>
-        </w:object>
-      </w:r>
-    </w:p>
-    <w:p>
-      <w:pPr>
-        <w:pStyle w:val="Ttulo2"/>
-      </w:pPr>
-      <w:bookmarkStart w:id="280" w:name="_Toc212539429"/>
-      <w:r>
-        <w:t>Pdf vista componentes</w:t>
-      </w:r>
-      <w:bookmarkEnd w:id="280"/>
-    </w:p>
-    <w:p>
-      <w:r>
-        <w:object w:dxaOrig="1530" w:dyaOrig="995" w14:anchorId="3BF7DF28">
-          <v:shape id="_x0000_i1028" type="#_x0000_t75" style="width:79.5pt;height:50.1pt" o:ole="">
-            <v:imagedata r:id="rId46" o:title=""/>
-          </v:shape>
-          <o:OLEObject Type="Embed" ProgID="Package" ShapeID="_x0000_i1028" DrawAspect="Icon" ObjectID="_1823176004" r:id="rId47"/>
-        </w:object>
-      </w:r>
-    </w:p>
-    <w:p>
-      <w:pPr>
-        <w:pStyle w:val="Ttulo2"/>
-      </w:pPr>
-      <w:bookmarkStart w:id="281" w:name="_Toc212539430"/>
-      <w:r>
-        <w:t xml:space="preserve">Pdf vista </w:t>
-      </w:r>
-      <w:r>
-        <w:t>despliegue</w:t>
-      </w:r>
-      <w:bookmarkEnd w:id="281"/>
-    </w:p>
-    <w:p>
-      <w:r>
-        <w:object w:dxaOrig="1530" w:dyaOrig="995" w14:anchorId="4B2FF5B7">
-          <v:shape id="_x0000_i1029" type="#_x0000_t75" style="width:79.5pt;height:50.1pt" o:ole="">
-            <v:imagedata r:id="rId48" o:title=""/>
-          </v:shape>
-          <o:OLEObject Type="Embed" ProgID="Package" ShapeID="_x0000_i1029" DrawAspect="Icon" ObjectID="_1823176005" r:id="rId49"/>
-        </w:object>
-      </w:r>
-    </w:p>
-    <w:p>
-      <w:pPr>
-        <w:pStyle w:val="Ttulo2"/>
-      </w:pPr>
-      <w:bookmarkStart w:id="282" w:name="_Toc212539431"/>
-      <w:r>
+      <w:bookmarkStart w:id="278" w:name="_Toc212539431"/>
+      <w:r>
+        <w:lastRenderedPageBreak/>
         <w:t>Diagrama de clases</w:t>
       </w:r>
       <w:r>
         <w:t xml:space="preserve"> y modelado de datos</w:t>
       </w:r>
-      <w:bookmarkEnd w:id="282"/>
+      <w:bookmarkEnd w:id="278"/>
     </w:p>
     <w:p/>
     <w:p>
-      <w:pPr>
+      <w:r>
+        <w:t>E</w:t>
+      </w:r>
+      <w:r>
+        <w:t xml:space="preserve">l </w:t>
+      </w:r>
+      <w:r>
         <w:rPr>
           <w:b/>
           <w:bCs/>
         </w:rPr>
-      </w:pPr>
+        <w:t>diagrama entidad-relación (DER)</w:t>
+      </w:r>
+      <w:r>
+        <w:t xml:space="preserve"> del sistema que estás desarrollando, el cual gestiona la </w:t>
+      </w:r>
       <w:r>
         <w:rPr>
           <w:b/>
           <w:bCs/>
         </w:rPr>
-        <w:t>Entidades Principales y su Propósito:</w:t>
-      </w:r>
-    </w:p>
-    <w:p>
+        <w:t>asistencia, permisos y control de turnos del personal</w:t>
+      </w:r>
+      <w:r>
+        <w:t>. El modelo se estructura en torno a entidades principales que se conectan entre sí mediante relaciones uno a muchos (1—∞) y muchas a una (∞—1), representando la lógica de negocio del sistema.</w:t>
+      </w:r>
+    </w:p>
+    <w:p>
+      <w:r>
+        <w:t xml:space="preserve">En el </w:t>
+      </w:r>
       <w:r>
         <w:rPr>
           <w:b/>
           <w:bCs/>
         </w:rPr>
-        <w:t>marcas</w:t>
-      </w:r>
-      <w:r>
-        <w:t xml:space="preserve"> (Registros):</w:t>
-      </w:r>
-    </w:p>
-    <w:p>
+        <w:t>centro del modelo</w:t>
+      </w:r>
+      <w:r>
+        <w:t xml:space="preserve"> se encuentra la tabla </w:t>
+      </w:r>
       <w:r>
         <w:rPr>
           <w:b/>
           <w:bCs/>
         </w:rPr>
-        <w:t>Propósito</w:t>
-      </w:r>
-      <w:r>
-        <w:t xml:space="preserve">: Almacena registros biométricos individuales, probablemente representando entradas/salidas </w:t>
-      </w:r>
-      <w:r>
-        <w:t>u</w:t>
-      </w:r>
-      <w:r>
-        <w:t xml:space="preserve"> otros eventos.</w:t>
-      </w:r>
-    </w:p>
-    <w:p>
+        <w:t>usuarios</w:t>
+      </w:r>
+      <w:r>
+        <w:t xml:space="preserve">, que actúa como eje principal, relacionada con </w:t>
+      </w:r>
       <w:r>
         <w:rPr>
           <w:b/>
           <w:bCs/>
         </w:rPr>
-        <w:t>Atributos</w:t>
-      </w:r>
-      <w:r>
-        <w:t xml:space="preserve">: id (clave primaria), fecha, hora, tipo (tipo de marca), status, imagen (imagen), </w:t>
-      </w:r>
-      <w:r>
-        <w:t xml:space="preserve">hash, </w:t>
-      </w:r>
-      <w:r>
-        <w:t>usuarios_id_usuarios, biometroc</w:t>
-      </w:r>
-      <w:r>
-        <w:t>o_id_biometrico, latitud, longitud</w:t>
+        <w:t>turnos</w:t>
       </w:r>
       <w:r>
         <w:t xml:space="preserve">, </w:t>
       </w:r>
-      <w:r>
-        <w:t>tipoMarca</w:t>
-      </w:r>
-      <w:r>
-        <w:t>, correo_enviado. descarga.</w:t>
-      </w:r>
-      <w:r>
-        <w:t xml:space="preserve"> </w:t>
-      </w:r>
-    </w:p>
-    <w:p>
       <w:r>
         <w:rPr>
           <w:b/>
           <w:bCs/>
         </w:rPr>
-        <w:lastRenderedPageBreak/>
-        <w:t>Métodos:</w:t>
-      </w:r>
-      <w:r>
-        <w:t xml:space="preserve"> </w:t>
-      </w:r>
-      <w:r>
-        <w:t>filtrar_marcasFechas(), filtrar_informe(), guardar_marca(), imprimirMarcaAsistencia(), exportarMarcaAsistencia(). Estos sugieren funcionalidades para filtrar, reportar, guardar, imprimir y exportar datos de asistencia.</w:t>
-      </w:r>
-    </w:p>
-    <w:p>
+        <w:t>asistencias</w:t>
+      </w:r>
+      <w:r>
+        <w:t xml:space="preserve">, </w:t>
+      </w:r>
       <w:r>
         <w:rPr>
           <w:b/>
           <w:bCs/>
         </w:rPr>
-        <w:t>dispositivos</w:t>
-      </w:r>
-      <w:r>
-        <w:t>:</w:t>
-      </w:r>
-    </w:p>
-    <w:p>
+        <w:t>empresas</w:t>
+      </w:r>
+      <w:r>
+        <w:t xml:space="preserve">, </w:t>
+      </w:r>
       <w:r>
         <w:rPr>
           <w:b/>
           <w:bCs/>
         </w:rPr>
-        <w:t>Propósito:</w:t>
-      </w:r>
-      <w:r>
-        <w:t xml:space="preserve"> Gestiona la información sobre dispositivos biométricos </w:t>
-      </w:r>
-    </w:p>
-    <w:p>
+        <w:t>permisos</w:t>
+      </w:r>
+      <w:r>
+        <w:t xml:space="preserve">, </w:t>
+      </w:r>
       <w:r>
         <w:rPr>
           <w:b/>
           <w:bCs/>
         </w:rPr>
-        <w:t>Atributos:</w:t>
-      </w:r>
-      <w:r>
-        <w:t xml:space="preserve"> id_biometrico (clave primaria), marca, modelo,</w:t>
-      </w:r>
-      <w:r>
-        <w:t xml:space="preserve"> ubicación, </w:t>
-      </w:r>
-      <w:r>
-        <w:t>status</w:t>
-      </w:r>
-      <w:r>
-        <w:t>, tipo, id_sucursal.</w:t>
-      </w:r>
-    </w:p>
-    <w:p>
+        <w:t>vacaciones</w:t>
+      </w:r>
+      <w:r>
+        <w:t xml:space="preserve">, y </w:t>
+      </w:r>
       <w:r>
         <w:rPr>
           <w:b/>
           <w:bCs/>
         </w:rPr>
-        <w:t>departamentos</w:t>
-      </w:r>
-      <w:r>
-        <w:t>:</w:t>
-      </w:r>
-    </w:p>
-    <w:p>
+        <w:t>roles</w:t>
+      </w:r>
+      <w:r>
+        <w:t>. Cada usuario puede tener múltiples registros de asistencia, varios permisos, vacaciones registradas, y estar asociado a una empresa específica.</w:t>
+      </w:r>
+    </w:p>
+    <w:p>
+      <w:r>
+        <w:t xml:space="preserve">El bloque de </w:t>
+      </w:r>
       <w:r>
         <w:rPr>
           <w:b/>
           <w:bCs/>
         </w:rPr>
-        <w:t>Propósito:</w:t>
-      </w:r>
-      <w:r>
-        <w:t xml:space="preserve"> Gestiona</w:t>
-      </w:r>
-      <w:r>
-        <w:t>r</w:t>
-      </w:r>
-      <w:r>
-        <w:t xml:space="preserve"> los departamentos organizacionales.</w:t>
-      </w:r>
-    </w:p>
-    <w:p>
+        <w:t>turnos</w:t>
+      </w:r>
+      <w:r>
+        <w:t xml:space="preserve"> describe los horarios laborales (número de turno, hora de entrada y salida, tipo de jornada y fecha de creación), vinculándose tanto con usuarios como con asistencias. Por otro lado, la entidad </w:t>
+      </w:r>
       <w:r>
         <w:rPr>
           <w:b/>
           <w:bCs/>
         </w:rPr>
-        <w:t>Atributos:</w:t>
-      </w:r>
-      <w:r>
-        <w:t xml:space="preserve"> id_departamentos (clave primaria), id_empresa (clave foránea), descripcion, status, fechaCreacion. </w:t>
-      </w:r>
-    </w:p>
-    <w:p>
+        <w:t>asistencias</w:t>
+      </w:r>
+      <w:r>
+        <w:t xml:space="preserve"> guarda los registros diarios (fecha, hora de ingreso y salida, observaciones y estado), conectada directamente con usuarios y turnos.</w:t>
+      </w:r>
+    </w:p>
+    <w:p>
+      <w:r>
+        <w:t xml:space="preserve">Las tablas </w:t>
+      </w:r>
       <w:r>
         <w:rPr>
           <w:b/>
           <w:bCs/>
         </w:rPr>
-        <w:t>Métodos:</w:t>
-      </w:r>
-      <w:r>
-        <w:t xml:space="preserve"> nuevo_departamento(), cambiar_estadoDepartamentos(), actualizar_departamentos(), guardar_departamentos(). Estos indican operaciones CRUD (Crear, Leer, Actualizar, Eliminar) para los departamentos</w:t>
-      </w:r>
-    </w:p>
-    <w:p>
+        <w:t>permisos</w:t>
+      </w:r>
+      <w:r>
+        <w:t xml:space="preserve"> y </w:t>
+      </w:r>
+      <w:proofErr w:type="spellStart"/>
       <w:r>
         <w:rPr>
           <w:b/>
           <w:bCs/>
         </w:rPr>
-        <w:t>empresas</w:t>
-      </w:r>
-      <w:r>
-        <w:t>:</w:t>
-      </w:r>
-    </w:p>
-    <w:p>
+        <w:t>motivos_permisos</w:t>
+      </w:r>
+      <w:proofErr w:type="spellEnd"/>
+      <w:r>
+        <w:t xml:space="preserve"> gestionan las solicitudes de ausencia. “Permisos” almacena los datos específicos de cada permiso (tipo, hora de inicio y fin, motivo, observaciones), mientras que “</w:t>
+      </w:r>
+      <w:proofErr w:type="spellStart"/>
+      <w:r>
+        <w:t>motivos_permisos</w:t>
+      </w:r>
+      <w:proofErr w:type="spellEnd"/>
+      <w:r>
+        <w:t>” define los tipos de permiso disponibles (enfermedad, vacaciones, etc.), ambos enlazados a usuarios.</w:t>
+      </w:r>
+    </w:p>
+    <w:p>
+      <w:r>
+        <w:t xml:space="preserve">También se incluye el módulo de </w:t>
+      </w:r>
       <w:r>
         <w:rPr>
           <w:b/>
           <w:bCs/>
         </w:rPr>
-        <w:t>Propósito:</w:t>
-      </w:r>
-      <w:r>
-        <w:t xml:space="preserve"> Gestiona los detalles de las diferentes empresas que utilizan el sistema.</w:t>
-      </w:r>
-    </w:p>
-    <w:p>
+        <w:t>vacaciones</w:t>
+      </w:r>
+      <w:r>
+        <w:t xml:space="preserve">, que permite registrar y controlar los días tomados y pendientes por usuario. Asimismo, la tabla </w:t>
+      </w:r>
       <w:r>
         <w:rPr>
           <w:b/>
           <w:bCs/>
         </w:rPr>
-        <w:t>Atributos:</w:t>
-      </w:r>
-      <w:r>
-        <w:t xml:space="preserve"> id_empresas (clave primaria), RazonSocial, nombreFantasia, rut, representanteLegal, actividadEconomica, giro, fechaCreacion, web, email, logo, pais, </w:t>
-      </w:r>
-      <w:r>
-        <w:t>status</w:t>
-      </w:r>
-      <w:r>
-        <w:t>,</w:t>
-      </w:r>
-      <w:r>
-        <w:t xml:space="preserve"> holding_id_holdind</w:t>
-      </w:r>
-      <w:r>
-        <w:t>, FechaTermino,</w:t>
-      </w:r>
-      <w:r>
-        <w:t xml:space="preserve"> C</w:t>
-      </w:r>
-      <w:r>
-        <w:t>lave</w:t>
-      </w:r>
-      <w:r>
-        <w:t>. Esta es una entidad completa para perfiles de empresas.</w:t>
-      </w:r>
-    </w:p>
-    <w:p>
+        <w:t>empresas</w:t>
+      </w:r>
+      <w:r>
+        <w:t xml:space="preserve"> vincula a los usuarios con la organización y sus datos administrativos, mientras que </w:t>
+      </w:r>
       <w:r>
         <w:rPr>
           <w:b/>
           <w:bCs/>
         </w:rPr>
-        <w:t>turnos</w:t>
-      </w:r>
-      <w:r>
-        <w:t>:</w:t>
-      </w:r>
-    </w:p>
-    <w:p>
+        <w:t>roles</w:t>
+      </w:r>
+      <w:r>
+        <w:t xml:space="preserve"> y </w:t>
+      </w:r>
+      <w:proofErr w:type="spellStart"/>
       <w:r>
         <w:rPr>
           <w:b/>
           <w:bCs/>
         </w:rPr>
-        <w:t>Propósito:</w:t>
-      </w:r>
-      <w:r>
-        <w:t xml:space="preserve"> Define y gestiona los turnos de trabajo.</w:t>
-      </w:r>
-    </w:p>
-    <w:p>
+        <w:t>usuarios_roles</w:t>
+      </w:r>
+      <w:proofErr w:type="spellEnd"/>
+      <w:r>
+        <w:t xml:space="preserve"> gestionan los permisos de acceso y jerarquías del sistema.</w:t>
+      </w:r>
+    </w:p>
+    <w:p>
+      <w:r>
+        <w:t xml:space="preserve">Finalmente, se aprecian entidades auxiliares como </w:t>
+      </w:r>
       <w:r>
         <w:rPr>
           <w:b/>
           <w:bCs/>
         </w:rPr>
-        <w:t>Atributos:</w:t>
-      </w:r>
-      <w:r>
-        <w:t xml:space="preserve"> id_turnos (clave primaria), nombreTurno, numeroDia, horario, ventanaIngreso, horaEntrada, diaEntrada, tolerancia, entradaColacion, salidaColacion, horaSalida, ventanaSalida, libre, </w:t>
-      </w:r>
-      <w:r>
-        <w:t xml:space="preserve">totalHorasDia, extra, </w:t>
-      </w:r>
-      <w:r>
-        <w:t>status.</w:t>
-      </w:r>
-    </w:p>
-    <w:p>
+        <w:t>departamentos</w:t>
+      </w:r>
+      <w:r>
+        <w:t xml:space="preserve">, </w:t>
+      </w:r>
       <w:r>
         <w:rPr>
           <w:b/>
           <w:bCs/>
         </w:rPr>
-        <w:lastRenderedPageBreak/>
-        <w:t>Métodos:</w:t>
-      </w:r>
-      <w:r>
-        <w:t xml:space="preserve"> nuevo_turno(), guardar_turno(), actualizar_turno(), cambiar_estadoTurno(), eliminar_turno()</w:t>
-      </w:r>
-      <w:r>
-        <w:t>, tablaresumen_turnos()</w:t>
-      </w:r>
-      <w:r>
-        <w:t>.</w:t>
-      </w:r>
-    </w:p>
-    <w:p>
+        <w:t>sucursales</w:t>
+      </w:r>
+      <w:r>
+        <w:t xml:space="preserve">, </w:t>
+      </w:r>
+      <w:proofErr w:type="spellStart"/>
       <w:r>
         <w:rPr>
           <w:b/>
           <w:bCs/>
         </w:rPr>
-        <w:t>tipo_contrato</w:t>
-      </w:r>
-      <w:r>
-        <w:t>:</w:t>
-      </w:r>
-    </w:p>
-    <w:p>
+        <w:t>centro_costo</w:t>
+      </w:r>
+      <w:proofErr w:type="spellEnd"/>
+      <w:r>
+        <w:t xml:space="preserve">, y </w:t>
+      </w:r>
       <w:r>
         <w:rPr>
           <w:b/>
           <w:bCs/>
         </w:rPr>
-        <w:t>Propósito:</w:t>
-      </w:r>
-      <w:r>
-        <w:t xml:space="preserve"> Define diferentes tipos de contratos de empleo.</w:t>
-      </w:r>
-    </w:p>
-    <w:p>
+        <w:t>equipos</w:t>
+      </w:r>
+      <w:r>
+        <w:t>, que estructuran la organización interna de la empresa, y relaciones derivadas que permiten una trazabilidad completa del empleado desde su turno hasta sus ausencias y permisos.</w:t>
+      </w:r>
+    </w:p>
+    <w:p/>
+    <w:p>
+      <w:pPr>
+        <w:pStyle w:val="Ttulo2"/>
+      </w:pPr>
+      <w:bookmarkStart w:id="279" w:name="_Toc212539432"/>
+      <w:r>
+        <w:lastRenderedPageBreak/>
+        <w:t>Árbol de navegación</w:t>
+      </w:r>
+      <w:r>
+        <w:t xml:space="preserve"> y </w:t>
+      </w:r>
+      <w:r>
+        <w:t>v</w:t>
+      </w:r>
+      <w:r>
+        <w:t>ista del menú desplegable</w:t>
+      </w:r>
+      <w:bookmarkEnd w:id="279"/>
+    </w:p>
+    <w:p/>
+    <w:p>
+      <w:r>
+        <w:t>El diagrama presentado ilustra la estructura de navegación del sistema, el cual está orientada a la gestión de turnos y administración de personal. La representación gráfica muestra una vista jerárquica de los módulos principales que conforman la interfaz del usuario, donde cada bloque azul corresponde a una interfaz del sistema, acompañada de su respectiva funcionalidad las cuales se ven representadas en bloques rosados. Desde esta interfaz principal se accede a distintos módulos, entre ellos la sección de turnos, que permite gestionar la asignación, modificación y visualización de los turnos de trabajo del personal, el módulo de ingreso de empleado, orientado al registro de nuesvos trabajadores y la edición de sus datos personales y laborales, y el apartado de tablas maestras, que centraliza la configuración básica del sistema, como los tipos de turnos, departamentos y demás parámetros estructurales y finalmente una opción de salida que permite cerrar sesión de manera manual. Esta estructura de navegación refleja una organización lógica y coherente, lo que facilita el uso del sistema por parte del usuario final, además de servir como una herramienta útil para comprender la arquitectura funcional de la aplicación</w:t>
+      </w:r>
+    </w:p>
+    <w:p>
+      <w:pPr>
+        <w:ind w:firstLine="0"/>
+      </w:pPr>
+    </w:p>
+    <w:p>
+      <w:pPr>
+        <w:pStyle w:val="Ttulo2"/>
+      </w:pPr>
+      <w:bookmarkStart w:id="280" w:name="_Toc212539433"/>
+      <w:r>
+        <w:t>Tabla de esfuerzo</w:t>
+      </w:r>
+      <w:bookmarkEnd w:id="280"/>
+    </w:p>
+    <w:p/>
+    <w:p>
+      <w:r>
+        <w:t xml:space="preserve">El gráfico corresponde al </w:t>
+      </w:r>
       <w:r>
         <w:rPr>
           <w:b/>
           <w:bCs/>
         </w:rPr>
-        <w:t>Atributos:</w:t>
-      </w:r>
-      <w:r>
-        <w:t xml:space="preserve"> id_tipocontrato (clave primaria), id_empresa (clave foránea), descripcion, status. </w:t>
-      </w:r>
-    </w:p>
-    <w:p>
+        <w:t>seguimiento del Incremento 3</w:t>
+      </w:r>
+      <w:r>
+        <w:t xml:space="preserve">, donde se observa la evolución diaria de tareas y horas pendientes entre el </w:t>
+      </w:r>
       <w:r>
         <w:rPr>
           <w:b/>
           <w:bCs/>
         </w:rPr>
-        <w:t>Métodos:</w:t>
-      </w:r>
-      <w:r>
-        <w:t xml:space="preserve"> nuevo_tipoContrato(), guardar_tipoContrato(), actualizar_tipoContrato(), cambiar_estadoTipoContrato().</w:t>
-      </w:r>
-    </w:p>
-    <w:p>
-      <w:pPr>
-        <w:rPr>
-          <w:rFonts w:cs="Times New Roman"/>
+        <w:t>16 y el 23 de octubre</w:t>
+      </w:r>
+      <w:r>
+        <w:t xml:space="preserve">. Al inicio del período había </w:t>
+      </w:r>
+      <w:r>
+        <w:rPr>
           <w:b/>
           <w:bCs/>
         </w:rPr>
-      </w:pPr>
+        <w:t>8 tareas y 19 horas pendientes</w:t>
+      </w:r>
+      <w:r>
+        <w:t xml:space="preserve">, y ambas métricas disminuyen progresivamente hasta llegar a </w:t>
+      </w:r>
       <w:r>
         <w:rPr>
           <w:b/>
           <w:bCs/>
         </w:rPr>
-        <w:t>usuarios</w:t>
-      </w:r>
-      <w:r>
-        <w:rPr>
-          <w:rFonts w:cs="Times New Roman"/>
+        <w:t>0 el 23 de octubre</w:t>
+      </w:r>
+      <w:r>
+        <w:t xml:space="preserve">, evidenciando el </w:t>
+      </w:r>
+      <w:r>
+        <w:rPr>
           <w:b/>
           <w:bCs/>
         </w:rPr>
-        <w:t>:</w:t>
-      </w:r>
-    </w:p>
-    <w:p>
-      <w:pPr>
-        <w:rPr>
-          <w:rFonts w:eastAsia="Times New Roman" w:cs="Times New Roman"/>
-        </w:rPr>
-      </w:pPr>
-      <w:r>
-        <w:rPr>
-          <w:rFonts w:eastAsia="Times New Roman" w:cs="Times New Roman"/>
+        <w:t>cierre completo del sprint</w:t>
+      </w:r>
+      <w:r>
+        <w:t xml:space="preserve">. Las actividades principales se agrupan en cuatro bloques: </w:t>
+      </w:r>
+      <w:r>
+        <w:rPr>
           <w:b/>
           <w:bCs/>
         </w:rPr>
-        <w:t>Propósito:</w:t>
-      </w:r>
-      <w:r>
-        <w:rPr>
-          <w:rFonts w:eastAsia="Times New Roman" w:cs="Times New Roman"/>
-        </w:rPr>
-        <w:t xml:space="preserve"> Almacena la información de los usuarios (empleados).</w:t>
-      </w:r>
-    </w:p>
-    <w:p>
-      <w:pPr>
-        <w:rPr>
-          <w:rFonts w:cs="Times New Roman"/>
-        </w:rPr>
-      </w:pPr>
-      <w:r>
-        <w:rPr>
-          <w:rFonts w:cs="Times New Roman"/>
+        <w:t>Imprimiendo informe de asistencia</w:t>
+      </w:r>
+      <w:r>
+        <w:t xml:space="preserve">, </w:t>
+      </w:r>
+      <w:r>
+        <w:rPr>
           <w:b/>
           <w:bCs/>
         </w:rPr>
-        <w:t>Atributos:</w:t>
-      </w:r>
-      <w:r>
-        <w:rPr>
-          <w:rFonts w:cs="Times New Roman"/>
-        </w:rPr>
-        <w:t xml:space="preserve"> </w:t>
-      </w:r>
-      <w:r>
-        <w:t>id_usuarios</w:t>
-      </w:r>
-      <w:r>
-        <w:rPr>
-          <w:rFonts w:cs="Times New Roman"/>
-        </w:rPr>
-        <w:t xml:space="preserve"> (clave primaria),</w:t>
-      </w:r>
-      <w:r>
-        <w:t xml:space="preserve"> </w:t>
-      </w:r>
-      <w:r>
-        <w:t>rut, digitoRUT</w:t>
-      </w:r>
-      <w:r>
-        <w:t>, codigoDedo, nombres, apellido1, apellido2</w:t>
-      </w:r>
-      <w:r>
-        <w:t>, tipoContrato, direccion, comuna, ciudad, país, telefono, celular</w:t>
-      </w:r>
-      <w:r>
-        <w:t>, id_ficha(foránea), email, turnoFijo, username, password, perfil, cargo,</w:t>
-      </w:r>
-      <w:r>
-        <w:t xml:space="preserve"> salt, status, sucurusal_id_sucursal (</w:t>
-      </w:r>
-      <w:r>
-        <w:t xml:space="preserve">foránea), </w:t>
-      </w:r>
-      <w:r>
-        <w:t xml:space="preserve">turnos_id_turnos (foránea), </w:t>
-      </w:r>
-      <w:r>
-        <w:t>departamentos_id_departamentos (foránea</w:t>
-      </w:r>
-      <w:r>
-        <w:t>)</w:t>
-      </w:r>
-      <w:r>
-        <w:t xml:space="preserve">, cc_id_cc </w:t>
-      </w:r>
-      <w:r>
-        <w:t>(foránea</w:t>
-      </w:r>
-      <w:r>
-        <w:t>), fechaCreacion, claveReloj</w:t>
-      </w:r>
-      <w:r>
-        <w:t>, id_empresas</w:t>
-      </w:r>
-      <w:r>
-        <w:rPr>
-          <w:rFonts w:cs="Times New Roman"/>
-        </w:rPr>
-        <w:t>. Esta entidad es bastante central, vinculando a dispositivos biométricos, turnos y otras unidades organizativas.</w:t>
-      </w:r>
-    </w:p>
-    <w:p>
+        <w:t>Visualizando informe diario de asistencia</w:t>
+      </w:r>
+      <w:r>
+        <w:t xml:space="preserve">, </w:t>
+      </w:r>
       <w:r>
         <w:rPr>
           <w:b/>
           <w:bCs/>
         </w:rPr>
-        <w:t>Métodos:</w:t>
-      </w:r>
-      <w:r>
-        <w:t xml:space="preserve"> nuevo_usuario(), guardar_usuario(), editar_empleado(), cambiar_estadoUsuario(), cambiar_turnoUsuario(), cambiar_sucursalUsuario(), imprimiendoUsuario().</w:t>
-      </w:r>
-    </w:p>
-    <w:p>
+        <w:t>Imprimiendo permisos</w:t>
+      </w:r>
+      <w:r>
+        <w:t xml:space="preserve"> y </w:t>
+      </w:r>
       <w:r>
         <w:rPr>
           <w:b/>
           <w:bCs/>
         </w:rPr>
-        <w:t>holding</w:t>
-      </w:r>
-      <w:r>
-        <w:t>:</w:t>
-      </w:r>
-    </w:p>
-    <w:p>
+        <w:t>Eliminando permisos</w:t>
+      </w:r>
+      <w:r>
+        <w:t xml:space="preserve">. El mayor avance se concentró en la </w:t>
+      </w:r>
       <w:r>
         <w:rPr>
           <w:b/>
           <w:bCs/>
         </w:rPr>
-        <w:t>Propósito:</w:t>
-      </w:r>
-      <w:r>
-        <w:t xml:space="preserve"> Gestiona la información de una empresa holding, lo que implica una estructura de múltiples empresas.</w:t>
-      </w:r>
-    </w:p>
-    <w:p>
+        <w:t>visualización del informe diario de asistencia</w:t>
+      </w:r>
+      <w:r>
+        <w:t xml:space="preserve">, que mantuvo progreso constante durante casi toda la semana, asegurando la generación y formato del reporte con datos clave (nombre, turno, entrada, salida, atrasos e inasistencias). También se completó el flujo de </w:t>
+      </w:r>
       <w:r>
         <w:rPr>
           <w:b/>
           <w:bCs/>
         </w:rPr>
-        <w:t>Atributos:</w:t>
-      </w:r>
-      <w:r>
-        <w:t xml:space="preserve"> id_holding (clave primaria), nombre, representante, status, fechaCreacion.</w:t>
-      </w:r>
-    </w:p>
-    <w:p>
+        <w:t>impresión y generación en PDF</w:t>
+      </w:r>
+      <w:r>
+        <w:t xml:space="preserve"> de los informes y permisos, junto con la </w:t>
+      </w:r>
       <w:r>
         <w:rPr>
           <w:b/>
           <w:bCs/>
         </w:rPr>
-        <w:t>sucursal</w:t>
-      </w:r>
-      <w:r>
-        <w:t>:</w:t>
-      </w:r>
-    </w:p>
-    <w:p>
-      <w:r>
-        <w:rPr>
-          <w:b/>
-          <w:bCs/>
-        </w:rPr>
-        <w:t>Propósito:</w:t>
-      </w:r>
-      <w:r>
-        <w:t xml:space="preserve"> Gestiona la información sobre las diferentes sucursales o ubicaciones de la empresa.</w:t>
-      </w:r>
-    </w:p>
-    <w:p>
-      <w:r>
-        <w:rPr>
-          <w:b/>
-          <w:bCs/>
-        </w:rPr>
+        <w:t>eliminación de permisos</w:t>
+      </w:r>
+      <w:r>
+        <w:t xml:space="preserve"> desde la base de datos. En </w:t>
+      </w:r>
+      <w:r>
         <w:lastRenderedPageBreak/>
-        <w:t>Atributos:</w:t>
-      </w:r>
-      <w:r>
-        <w:t xml:space="preserve"> id_sucursal (clave primaria), tipo, nombre, direccion, comuna, fonos, celular, fax, representante, rutRepresentante, ciudad, pais, statusSucursal, </w:t>
-      </w:r>
-      <w:r>
-        <w:t>empresas_id_empresas</w:t>
-      </w:r>
-      <w:r>
-        <w:t xml:space="preserve"> (clave foránea)</w:t>
-      </w:r>
-      <w:r>
-        <w:t>, fechaCreacion</w:t>
-      </w:r>
-      <w:r>
-        <w:t xml:space="preserve">. </w:t>
-      </w:r>
-    </w:p>
-    <w:p>
-      <w:r>
-        <w:rPr>
-          <w:b/>
-          <w:bCs/>
-        </w:rPr>
-        <w:t>Métodos:</w:t>
-      </w:r>
-      <w:r>
-        <w:t xml:space="preserve"> </w:t>
-      </w:r>
-      <w:r>
-        <w:t>guardar_sucursal(), nueva_sucursal() (nombre de método duplicado), cambiar_estadoSucursal(), actualizar_sucursal().</w:t>
-      </w:r>
-    </w:p>
-    <w:p/>
-    <w:p>
-      <w:r>
-        <w:rPr>
-          <w:b/>
-          <w:bCs/>
-        </w:rPr>
-        <w:t>permisos</w:t>
-      </w:r>
-      <w:r>
-        <w:t>:</w:t>
-      </w:r>
-    </w:p>
-    <w:p>
-      <w:r>
-        <w:rPr>
-          <w:b/>
-          <w:bCs/>
-        </w:rPr>
-        <w:t>Propósito:</w:t>
-      </w:r>
-      <w:r>
-        <w:t xml:space="preserve"> Gestiona las solicitudes de permisos o licencias de los empleados.</w:t>
-      </w:r>
-    </w:p>
-    <w:p>
-      <w:r>
-        <w:rPr>
-          <w:b/>
-          <w:bCs/>
-        </w:rPr>
-        <w:t>Atributos:</w:t>
-      </w:r>
-      <w:r>
-        <w:t xml:space="preserve"> id_permisos (clave primaria), id_usuario (clave foránea), id_motivo (clave foránea), fecha_ini, hora_ini, fecha_fin, hora_fin, total_horas, observaciones, goce, status, adjunto, creado, hora_creado. </w:t>
-      </w:r>
-    </w:p>
-    <w:p>
-      <w:r>
-        <w:rPr>
-          <w:b/>
-          <w:bCs/>
-        </w:rPr>
-        <w:t>Métodos:</w:t>
-      </w:r>
-      <w:r>
-        <w:t xml:space="preserve"> </w:t>
-      </w:r>
-      <w:r>
-        <w:t>nuevo_permiso(), guardar_permisos(), actualizar_permisos(), cambiar_estadoPermiso(), filtrar_permisos(), eliminar_permisos(), imprimir_permisos()</w:t>
-      </w:r>
-    </w:p>
-    <w:p>
-      <w:r>
-        <w:rPr>
-          <w:b/>
-          <w:bCs/>
-        </w:rPr>
-        <w:t>motivos_permisos</w:t>
-      </w:r>
-      <w:r>
-        <w:t>:</w:t>
-      </w:r>
-    </w:p>
-    <w:p>
-      <w:r>
-        <w:rPr>
-          <w:b/>
-          <w:bCs/>
-        </w:rPr>
-        <w:t>Propósito:</w:t>
-      </w:r>
-      <w:r>
-        <w:t xml:space="preserve"> Define las razones para las licencias o permisos.</w:t>
-      </w:r>
-    </w:p>
-    <w:p>
-      <w:r>
-        <w:rPr>
-          <w:b/>
-          <w:bCs/>
-        </w:rPr>
-        <w:t>Atributos:</w:t>
-      </w:r>
-      <w:r>
-        <w:t xml:space="preserve"> </w:t>
-      </w:r>
-      <w:r>
-        <w:t>id_</w:t>
-      </w:r>
-      <w:r>
-        <w:t xml:space="preserve">motivo (clave primaria), descripcion, status, fecha_creacion. </w:t>
-      </w:r>
-    </w:p>
-    <w:p>
-      <w:r>
-        <w:rPr>
-          <w:b/>
-          <w:bCs/>
-        </w:rPr>
-        <w:t>Métodos:</w:t>
-      </w:r>
-      <w:r>
-        <w:t xml:space="preserve"> guardar_motivoPermisos(), actualizar_motivoPermisos(), cambiar_estadoMotivoPermisos()</w:t>
-      </w:r>
-    </w:p>
-    <w:p>
-      <w:r>
-        <w:rPr>
-          <w:b/>
-          <w:bCs/>
-        </w:rPr>
-        <w:t>vacaciones</w:t>
-      </w:r>
-      <w:r>
-        <w:t>:</w:t>
-      </w:r>
-    </w:p>
-    <w:p>
-      <w:r>
-        <w:rPr>
-          <w:b/>
-          <w:bCs/>
-        </w:rPr>
-        <w:t>Propósito:</w:t>
-      </w:r>
-      <w:r>
-        <w:t xml:space="preserve"> Gestiona las solicitudes de vacaciones y los saldos de los empleados.</w:t>
-      </w:r>
-    </w:p>
-    <w:p>
-      <w:r>
-        <w:rPr>
-          <w:b/>
-          <w:bCs/>
-        </w:rPr>
-        <w:t>Atributos:</w:t>
-      </w:r>
-      <w:r>
-        <w:t xml:space="preserve"> id_vacaciones (clave primaria), anio (año), fecha_inicio, fecha_termino, dias, periodo, dia_usado, dia_pendiente, id_usuario (clave foránea), id_autoriza (clave foránea para el usuario que autoriza), </w:t>
-      </w:r>
-      <w:r>
-        <w:t>aprobación</w:t>
-      </w:r>
-      <w:r>
-        <w:t xml:space="preserve">, status. </w:t>
-      </w:r>
-    </w:p>
-    <w:p>
-      <w:r>
-        <w:rPr>
-          <w:b/>
-          <w:bCs/>
-        </w:rPr>
-        <w:lastRenderedPageBreak/>
-        <w:t>Métodos:</w:t>
-      </w:r>
-      <w:r>
-        <w:t xml:space="preserve"> nuevo_vacacaciones(), guardar_vacaciones(), actualizar_vacaciones(), cambiar_estadoVacaciones(), asignar_vacaciones(), imprimir_vacaciones(), eliminar_vacaciones().</w:t>
-      </w:r>
-    </w:p>
-    <w:p>
-      <w:r>
-        <w:rPr>
-          <w:b/>
-          <w:bCs/>
-        </w:rPr>
-        <w:t>centro_costo (Centro de Costo)</w:t>
-      </w:r>
-      <w:r>
-        <w:t>:</w:t>
-      </w:r>
-    </w:p>
-    <w:p>
-      <w:r>
-        <w:rPr>
-          <w:b/>
-          <w:bCs/>
-        </w:rPr>
-        <w:t>Propósito:</w:t>
-      </w:r>
-      <w:r>
-        <w:t xml:space="preserve"> Gestiona</w:t>
-      </w:r>
-      <w:r>
-        <w:t>r</w:t>
-      </w:r>
-      <w:r>
-        <w:t xml:space="preserve"> los centros de costo para el seguimiento financiero.</w:t>
-      </w:r>
-    </w:p>
-    <w:p>
-      <w:r>
-        <w:rPr>
-          <w:b/>
-          <w:bCs/>
-        </w:rPr>
-        <w:t>Atributos:</w:t>
-      </w:r>
-      <w:r>
-        <w:t xml:space="preserve"> id_centro (clave primaria), fecha_creacion, descripcion, status. </w:t>
-      </w:r>
-    </w:p>
-    <w:p>
-      <w:r>
-        <w:rPr>
-          <w:b/>
-          <w:bCs/>
-        </w:rPr>
-        <w:t>Métodos:</w:t>
-      </w:r>
-      <w:r>
-        <w:t xml:space="preserve"> nuevo_CC(), guardar_CC(), actualizar_CC(), cambiar_estadoCC()</w:t>
-      </w:r>
-    </w:p>
-    <w:p>
-      <w:r>
-        <w:rPr>
-          <w:b/>
-          <w:bCs/>
-        </w:rPr>
-        <w:t>Relación</w:t>
-      </w:r>
-      <w:r>
-        <w:t>:</w:t>
-      </w:r>
-    </w:p>
-    <w:p>
-      <w:r>
-        <w:t xml:space="preserve">Turnos </w:t>
-      </w:r>
-      <w:r>
-        <w:t>puede tener 1 usuario como el usuario puede tener 1 turno</w:t>
-      </w:r>
-    </w:p>
-    <w:p>
-      <w:r>
-        <w:t>Motivo de permi</w:t>
-      </w:r>
-      <w:r>
-        <w:t>so</w:t>
-      </w:r>
-      <w:r>
-        <w:t xml:space="preserve"> puede tener múltiples permiso y permiso puede tener 1 motivo de permiso</w:t>
-      </w:r>
-      <w:r>
-        <w:t>, si no existe un permiso no podría haber un motivo de permiso</w:t>
-      </w:r>
-    </w:p>
-    <w:p>
-      <w:r>
-        <w:t xml:space="preserve">Usuario puede tener de 0 a muchos permisos y permisos puede </w:t>
-      </w:r>
-      <w:r>
-        <w:t>tener</w:t>
-      </w:r>
-      <w:r>
-        <w:t xml:space="preserve"> de 1 </w:t>
-      </w:r>
-      <w:r>
-        <w:t>usuari</w:t>
-      </w:r>
-      <w:r>
-        <w:t>o, si no existiera un usuario no existe un permiso</w:t>
-      </w:r>
-    </w:p>
-    <w:p>
-      <w:r>
-        <w:t xml:space="preserve">Usuario </w:t>
-      </w:r>
-      <w:r>
-        <w:t xml:space="preserve">puede tener </w:t>
-      </w:r>
-      <w:r>
-        <w:t>1 vacaciones y vacaciones puede tener 1 usuario, si no existe usuario, no existe vacaciones</w:t>
-      </w:r>
-    </w:p>
-    <w:p>
-      <w:r>
-        <w:t xml:space="preserve">Marcas puede tener 1 usuario y usuario puede tener de 1 a muchas marcas, si no existen </w:t>
-      </w:r>
-      <w:r>
-        <w:t>usuario no hay marcas.</w:t>
-      </w:r>
-    </w:p>
-    <w:p>
-      <w:r>
-        <w:t>Tipo_contrato puede tener de 1 a mucho usuarios y usuarios pueden tener 1 tipo_contrato</w:t>
-      </w:r>
-      <w:r>
-        <w:t>, el tipo de contrato puede existir sin que exista usuario.</w:t>
-      </w:r>
-    </w:p>
-    <w:p>
-      <w:r>
-        <w:t xml:space="preserve">Dispositivos </w:t>
-      </w:r>
-      <w:r>
-        <w:t>puede</w:t>
-      </w:r>
-      <w:r>
-        <w:t xml:space="preserve"> tener muchas marcas y marcas puede tener 1 dispo</w:t>
-      </w:r>
-      <w:r>
-        <w:t>sitivo, si no existe</w:t>
-      </w:r>
-      <w:r>
-        <w:t>n</w:t>
-      </w:r>
-      <w:r>
-        <w:t xml:space="preserve"> </w:t>
-      </w:r>
-      <w:r>
-        <w:t>dispositivos</w:t>
-      </w:r>
-      <w:r>
-        <w:t xml:space="preserve">, puede haber </w:t>
-      </w:r>
-      <w:r>
-        <w:t>marcas.</w:t>
-      </w:r>
-    </w:p>
-    <w:p>
-      <w:r>
-        <w:t>Sucursal puede tener 1 dispositivo y un dispositivo puede tener 1 sucursal, sin una sucursal no puede existir un dispositivo.</w:t>
-      </w:r>
-    </w:p>
-    <w:p>
-      <w:r>
-        <w:t xml:space="preserve">Empresas puede tener de 1 a </w:t>
-      </w:r>
-      <w:r>
-        <w:t>mucho tipo</w:t>
-      </w:r>
-      <w:r>
-        <w:t>_</w:t>
-      </w:r>
-      <w:r>
-        <w:t>contrato,</w:t>
-      </w:r>
-      <w:r>
-        <w:t>pero a su vez tipo_contrato puede tener 1 empresa.</w:t>
-      </w:r>
-    </w:p>
-    <w:p>
-      <w:r>
-        <w:lastRenderedPageBreak/>
-        <w:t xml:space="preserve">Departamentos puede tener de 1 a muchos usuarios y usuarios puede tener 1 </w:t>
-      </w:r>
-      <w:r>
-        <w:t>departamentos,</w:t>
-      </w:r>
-      <w:r>
-        <w:t xml:space="preserve"> si no existe usuario igual puede existir departamentos.</w:t>
-      </w:r>
-    </w:p>
-    <w:p>
-      <w:r>
-        <w:t>Departamentos puede tener 1 empresa y empresa puede tener de 1 a muchos departamentos.</w:t>
-      </w:r>
-    </w:p>
-    <w:p>
-      <w:r>
-        <w:t>Holdi</w:t>
-      </w:r>
-      <w:r>
-        <w:t>ng</w:t>
-      </w:r>
-      <w:r>
-        <w:t xml:space="preserve"> puede tener de 1 a muchas empresas y empresas puede tener 1 holding, si no existe empresa igual puede exist</w:t>
-      </w:r>
-      <w:r>
-        <w:t>ir</w:t>
-      </w:r>
-      <w:r>
-        <w:t xml:space="preserve"> holding</w:t>
-      </w:r>
-      <w:r>
-        <w:t>.</w:t>
-      </w:r>
-    </w:p>
-    <w:p>
-      <w:r>
-        <w:t>Centro_costo puede tener de 1 a muchos usuarios, pero usuarios puede</w:t>
-      </w:r>
-      <w:r>
-        <w:t xml:space="preserve"> </w:t>
-      </w:r>
-      <w:r>
-        <w:t>tener 1 centro de costo, si no existe usuarios, igualmente puede haber un centro de costo.</w:t>
-      </w:r>
-    </w:p>
-    <w:p>
-      <w:r>
-        <w:t xml:space="preserve">Empresas puede te4ner de 1 a </w:t>
-      </w:r>
-      <w:r>
-        <w:t>muchos centros</w:t>
-      </w:r>
-      <w:r>
-        <w:t xml:space="preserve"> de costos y centro de costos puede tener 1 empresa, si no hay una empresa puede haber </w:t>
-      </w:r>
-      <w:r>
-        <w:t>un centro</w:t>
-      </w:r>
-      <w:r>
-        <w:t xml:space="preserve"> de costo de todas formas.</w:t>
-      </w:r>
-    </w:p>
-    <w:p>
-      <w:pPr>
-        <w:pStyle w:val="Ttulo2"/>
-      </w:pPr>
-      <w:bookmarkStart w:id="283" w:name="_Toc212539432"/>
-      <w:r>
-        <w:t>Árbol de navegación</w:t>
-      </w:r>
-      <w:r>
-        <w:t xml:space="preserve"> y </w:t>
-      </w:r>
-      <w:r>
-        <w:t>v</w:t>
-      </w:r>
-      <w:r>
-        <w:t>ista del menú desplegable</w:t>
-      </w:r>
-      <w:bookmarkEnd w:id="283"/>
-    </w:p>
-    <w:p/>
-    <w:p>
-      <w:r>
-        <w:t>El diagrama presentado ilustra la estructura de navegación del sistema, el cual está orientada a la gestión de turnos y administración de personal. La representación gráfica muestra una vista jerárquica de los módulos principales que conforman la interfaz del usuario, donde cada bloque azul corresponde a una interfaz del sistema, acompañada de su respectiva funcionalidad las cuales se ven representadas en bloques rosados. Desde esta interfaz principal se accede a distintos módulos, entre ellos la sección de turnos, que permite gestionar la asignación, modificación y visualización de los turnos de trabajo del personal, el módulo de ingreso de empleado, orientado al registro de nuesvos trabajadores y la edición de sus datos personales y laborales, y el apartado de tablas maestras, que centraliza la configuración básica del sistema, como los tipos de turnos, departamentos y demás parámetros estructurales y finalmente una opción de salida que permite cerrar sesión de manera manual. Esta estructura de navegación refleja una organización lógica y coherente, lo que facilita el uso del sistema por parte del usuario final, además de servir como una herramienta útil para comprender la arquitectura funcional de la aplicación</w:t>
-      </w:r>
-    </w:p>
-    <w:p>
-      <w:pPr>
-        <w:ind w:firstLine="0"/>
-      </w:pPr>
-    </w:p>
-    <w:p>
-      <w:pPr>
-        <w:pStyle w:val="Ttulo2"/>
-      </w:pPr>
-      <w:bookmarkStart w:id="284" w:name="_Toc212539433"/>
-      <w:r>
-        <w:t xml:space="preserve">Pdf </w:t>
-      </w:r>
-      <w:r>
-        <w:t>Tabla de esfuerzo</w:t>
-      </w:r>
-      <w:bookmarkEnd w:id="284"/>
-    </w:p>
-    <w:p/>
+        <w:t>conjunto, el tablero muestra una ejecución sostenida, cumplimiento de funcionalidades críticas y la finalización exitosa de todas las tareas planificadas para el incremento.</w:t>
+      </w:r>
+    </w:p>
     <w:p>
       <w:pPr>
         <w:spacing w:line="278" w:lineRule="auto"/>
         <w:ind w:firstLine="0"/>
         <w:jc w:val="left"/>
       </w:pPr>
-      <w:r>
-        <w:object w:dxaOrig="1530" w:dyaOrig="995" w14:anchorId="0E4E0928">
-          <v:shape id="_x0000_i1030" type="#_x0000_t75" style="width:79.5pt;height:50.1pt" o:ole="">
-            <v:imagedata r:id="rId50" o:title=""/>
-          </v:shape>
-          <o:OLEObject Type="Embed" ProgID="Package" ShapeID="_x0000_i1030" DrawAspect="Icon" ObjectID="_1823176006" r:id="rId51"/>
-        </w:object>
-      </w:r>
     </w:p>
     <w:p>
       <w:pPr>
         <w:pStyle w:val="Ttulo2"/>
       </w:pPr>
-      <w:bookmarkStart w:id="285" w:name="_Toc212539434"/>
+      <w:bookmarkStart w:id="281" w:name="_Toc212539434"/>
       <w:r>
         <w:t>Diagrama de despliegue</w:t>
       </w:r>
-      <w:bookmarkEnd w:id="285"/>
+      <w:bookmarkEnd w:id="281"/>
     </w:p>
     <w:p/>
     <w:p>
@@ -18407,22 +17644,22 @@
       <w:pPr>
         <w:pStyle w:val="Ttulo1"/>
       </w:pPr>
-      <w:bookmarkStart w:id="286" w:name="_Toc201199662"/>
-      <w:bookmarkStart w:id="287" w:name="_Toc201199751"/>
-      <w:bookmarkStart w:id="288" w:name="_Toc211609271"/>
-      <w:bookmarkStart w:id="289" w:name="_Toc212539435"/>
-      <w:bookmarkStart w:id="290" w:name="_Toc212539485"/>
-      <w:bookmarkStart w:id="291" w:name="_Toc212539539"/>
+      <w:bookmarkStart w:id="282" w:name="_Toc201199662"/>
+      <w:bookmarkStart w:id="283" w:name="_Toc201199751"/>
+      <w:bookmarkStart w:id="284" w:name="_Toc211609271"/>
+      <w:bookmarkStart w:id="285" w:name="_Toc212539435"/>
+      <w:bookmarkStart w:id="286" w:name="_Toc212539485"/>
+      <w:bookmarkStart w:id="287" w:name="_Toc212539539"/>
       <w:r>
         <w:lastRenderedPageBreak/>
         <w:t>REFERENCIAS</w:t>
       </w:r>
+      <w:bookmarkEnd w:id="282"/>
+      <w:bookmarkEnd w:id="283"/>
+      <w:bookmarkEnd w:id="284"/>
+      <w:bookmarkEnd w:id="285"/>
       <w:bookmarkEnd w:id="286"/>
       <w:bookmarkEnd w:id="287"/>
-      <w:bookmarkEnd w:id="288"/>
-      <w:bookmarkEnd w:id="289"/>
-      <w:bookmarkEnd w:id="290"/>
-      <w:bookmarkEnd w:id="291"/>
     </w:p>
     <w:sdt>
       <w:sdtPr>
@@ -18563,8 +17800,8 @@
       </w:pPr>
     </w:p>
     <w:sectPr>
-      <w:headerReference w:type="default" r:id="rId52"/>
-      <w:footerReference w:type="default" r:id="rId53"/>
+      <w:headerReference w:type="default" r:id="rId40"/>
+      <w:footerReference w:type="default" r:id="rId41"/>
       <w:pgSz w:w="12240" w:h="15840" w:code="1"/>
       <w:pgMar w:top="1418" w:right="1418" w:bottom="1418" w:left="1418" w:header="709" w:footer="851" w:gutter="0"/>
       <w:pgNumType w:start="1"/>
@@ -26778,7 +26015,7 @@
     <w:uiPriority w:val="9"/>
     <w:unhideWhenUsed/>
     <w:qFormat/>
-    <w:rsid w:val="0074405F"/>
+    <w:rsid w:val="001D3368"/>
     <w:pPr>
       <w:keepNext/>
       <w:keepLines/>
@@ -26787,6 +26024,7 @@
         <w:numId w:val="1"/>
       </w:numPr>
       <w:spacing w:before="160" w:after="80"/>
+      <w:ind w:left="1440"/>
       <w:outlineLvl w:val="2"/>
     </w:pPr>
     <w:rPr>
@@ -26950,7 +26188,6 @@
   <w:style w:type="character" w:default="1" w:styleId="Fuentedeprrafopredeter">
     <w:name w:val="Default Paragraph Font"/>
     <w:uiPriority w:val="1"/>
-    <w:semiHidden/>
     <w:unhideWhenUsed/>
   </w:style>
   <w:style w:type="table" w:default="1" w:styleId="Tablanormal">
@@ -27002,7 +26239,7 @@
     <w:basedOn w:val="Fuentedeprrafopredeter"/>
     <w:link w:val="Ttulo3"/>
     <w:uiPriority w:val="9"/>
-    <w:rsid w:val="0074405F"/>
+    <w:rsid w:val="001D3368"/>
     <w:rPr>
       <w:rFonts w:ascii="Times New Roman" w:eastAsiaTheme="majorEastAsia" w:hAnsi="Times New Roman" w:cstheme="majorBidi"/>
       <w:szCs w:val="28"/>
@@ -27988,6 +27225,12 @@
 </file>
 
 <file path=customXml/item1.xml><?xml version="1.0" encoding="utf-8"?>
+<go:gDocsCustomXmlDataStorage xmlns:go="http://customooxmlschemas.google.com/" xmlns:r="http://schemas.openxmlformats.org/officeDocument/2006/relationships" uri="GoogleDocsCustomDataVersion2">
+  <go:docsCustomData xmlns:go="http://customooxmlschemas.google.com/" roundtripDataSignature="AMtx7mgzDLvJQrn/s3t721qKHDOuEhpMiQ==">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</go:docsCustomData>
+</go:gDocsCustomXmlDataStorage>
+</file>
+
+<file path=customXml/item2.xml><?xml version="1.0" encoding="utf-8"?>
 <b:Sources xmlns:b="http://schemas.openxmlformats.org/officeDocument/2006/bibliography" xmlns="http://schemas.openxmlformats.org/officeDocument/2006/bibliography" SelectedStyle="\APASixthEditionOfficeOnline.xsl" StyleName="APA" Version="6">
   <b:Source>
     <b:Tag>Eug25</b:Tag>
@@ -28076,25 +27319,19 @@
 </b:Sources>
 </file>
 
-<file path=customXml/item2.xml><?xml version="1.0" encoding="utf-8"?>
-<go:gDocsCustomXmlDataStorage xmlns:go="http://customooxmlschemas.google.com/" xmlns:r="http://schemas.openxmlformats.org/officeDocument/2006/relationships" uri="GoogleDocsCustomDataVersion2">
-  <go:docsCustomData xmlns:go="http://customooxmlschemas.google.com/" roundtripDataSignature="AMtx7mgzDLvJQrn/s3t721qKHDOuEhpMiQ==">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</go:docsCustomData>
-</go:gDocsCustomXmlDataStorage>
-</file>
-
 <file path=customXml/itemProps1.xml><?xml version="1.0" encoding="utf-8"?>
-<ds:datastoreItem xmlns:ds="http://schemas.openxmlformats.org/officeDocument/2006/customXml" ds:itemID="{D7966003-8400-4354-952A-39E3FBC3C487}">
-  <ds:schemaRefs>
-    <ds:schemaRef ds:uri="http://schemas.openxmlformats.org/officeDocument/2006/bibliography"/>
-  </ds:schemaRefs>
-</ds:datastoreItem>
-</file>
-
-<file path=customXml/itemProps2.xml><?xml version="1.0" encoding="utf-8"?>
 <ds:datastoreItem xmlns:ds="http://schemas.openxmlformats.org/officeDocument/2006/customXml" ds:itemID="{11111111-1234-1234-1234-123412341234}">
   <ds:schemaRefs>
     <ds:schemaRef ds:uri="http://customooxmlschemas.google.com/"/>
     <ds:schemaRef ds:uri="http://schemas.openxmlformats.org/officeDocument/2006/relationships"/>
   </ds:schemaRefs>
 </ds:datastoreItem>
+</file>
+
+<file path=customXml/itemProps2.xml><?xml version="1.0" encoding="utf-8"?>
+<ds:datastoreItem xmlns:ds="http://schemas.openxmlformats.org/officeDocument/2006/customXml" ds:itemID="{D7966003-8400-4354-952A-39E3FBC3C487}">
+  <ds:schemaRefs>
+    <ds:schemaRef ds:uri="http://schemas.openxmlformats.org/officeDocument/2006/bibliography"/>
+  </ds:schemaRefs>
+</ds:datastoreItem>
 </file>
--- a/INCREMENTO3/Documentos/Tercer incremento Scrum++.docx
+++ b/INCREMENTO3/Documentos/Tercer incremento Scrum++.docx
@@ -12326,7 +12326,13 @@
         <w:rPr>
           <w:rFonts w:eastAsia="Times New Roman" w:cs="Times New Roman"/>
         </w:rPr>
-        <w:t>n la figura 5.3</w:t>
+        <w:t>n la figura 5.</w:t>
+      </w:r>
+      <w:r>
+        <w:rPr>
+          <w:rFonts w:eastAsia="Times New Roman" w:cs="Times New Roman"/>
+        </w:rPr>
+        <w:t>7</w:t>
       </w:r>
       <w:r>
         <w:rPr>
@@ -12621,7 +12627,13 @@
         <w:t xml:space="preserve">En la figura </w:t>
       </w:r>
       <w:r>
-        <w:t>5.19 muestra</w:t>
+        <w:t>5.</w:t>
+      </w:r>
+      <w:r>
+        <w:t>8</w:t>
+      </w:r>
+      <w:r>
+        <w:t xml:space="preserve"> muestra</w:t>
       </w:r>
       <w:r>
         <w:t xml:space="preserve"> la arquitectura de un sistema compuesto por dos nodos principales: un PC Usuario y un Servidor Web, los cuales se comunican a través de JSON vía HTTPS.</w:t>
@@ -14125,16 +14137,18 @@
         <w:t>A continuación, las pruebas unitarias por caso de uso:</w:t>
       </w:r>
     </w:p>
-    <w:p/>
+    <w:p>
+      <w:bookmarkStart w:id="190" w:name="_Hlk213783306"/>
+    </w:p>
     <w:p>
       <w:pPr>
         <w:pStyle w:val="Ttulo2"/>
       </w:pPr>
-      <w:bookmarkStart w:id="190" w:name="_Toc212539411"/>
+      <w:bookmarkStart w:id="191" w:name="_Toc212539411"/>
       <w:r>
         <w:t>Prueba unitaria CU N°5.6</w:t>
       </w:r>
-      <w:bookmarkEnd w:id="190"/>
+      <w:bookmarkEnd w:id="191"/>
     </w:p>
     <w:p/>
     <w:p>
@@ -14161,8 +14175,8 @@
       <w:pPr>
         <w:pStyle w:val="Descripcin"/>
       </w:pPr>
-      <w:bookmarkStart w:id="191" w:name="_Toc212539469"/>
-      <w:bookmarkStart w:id="192" w:name="_Toc212539523"/>
+      <w:bookmarkStart w:id="192" w:name="_Toc212539469"/>
+      <w:bookmarkStart w:id="193" w:name="_Toc212539523"/>
       <w:r>
         <w:t xml:space="preserve">Tabla </w:t>
       </w:r>
@@ -14191,8 +14205,8 @@
       <w:r>
         <w:t>Caso de uso N°5.6, Imprimiendo informe de asistencia</w:t>
       </w:r>
-      <w:bookmarkEnd w:id="191"/>
       <w:bookmarkEnd w:id="192"/>
+      <w:bookmarkEnd w:id="193"/>
     </w:p>
     <w:p>
       <w:pPr>
@@ -14474,12 +14488,12 @@
         <w:pStyle w:val="Descripcin"/>
         <w:keepNext/>
       </w:pPr>
-      <w:bookmarkStart w:id="193" w:name="_Toc200854229"/>
-      <w:bookmarkStart w:id="194" w:name="_Toc201172448"/>
-      <w:bookmarkStart w:id="195" w:name="_Toc201199636"/>
-      <w:bookmarkStart w:id="196" w:name="_Toc201199725"/>
-      <w:bookmarkStart w:id="197" w:name="_Toc212539470"/>
-      <w:bookmarkStart w:id="198" w:name="_Toc212539524"/>
+      <w:bookmarkStart w:id="194" w:name="_Toc200854229"/>
+      <w:bookmarkStart w:id="195" w:name="_Toc201172448"/>
+      <w:bookmarkStart w:id="196" w:name="_Toc201199636"/>
+      <w:bookmarkStart w:id="197" w:name="_Toc201199725"/>
+      <w:bookmarkStart w:id="198" w:name="_Toc212539470"/>
+      <w:bookmarkStart w:id="199" w:name="_Toc212539524"/>
       <w:r>
         <w:t xml:space="preserve">Figura </w:t>
       </w:r>
@@ -14494,12 +14508,12 @@
       <w:r>
         <w:t>.1 “Captura de pantalla de prueba 1-2-3 caso de uso N°5.6”</w:t>
       </w:r>
-      <w:bookmarkEnd w:id="193"/>
       <w:bookmarkEnd w:id="194"/>
       <w:bookmarkEnd w:id="195"/>
       <w:bookmarkEnd w:id="196"/>
       <w:bookmarkEnd w:id="197"/>
       <w:bookmarkEnd w:id="198"/>
+      <w:bookmarkEnd w:id="199"/>
     </w:p>
     <w:p/>
     <w:p>
@@ -14608,12 +14622,12 @@
       <w:pPr>
         <w:pStyle w:val="Ttulo2"/>
       </w:pPr>
-      <w:bookmarkStart w:id="199" w:name="_Toc212539412"/>
+      <w:bookmarkStart w:id="200" w:name="_Toc212539412"/>
       <w:r>
         <w:lastRenderedPageBreak/>
         <w:t>Prueba unitaria CU N°5.7</w:t>
       </w:r>
-      <w:bookmarkEnd w:id="199"/>
+      <w:bookmarkEnd w:id="200"/>
     </w:p>
     <w:p>
       <w:pPr>
@@ -14646,8 +14660,8 @@
       <w:pPr>
         <w:pStyle w:val="Descripcin"/>
       </w:pPr>
-      <w:bookmarkStart w:id="200" w:name="_Toc212539471"/>
-      <w:bookmarkStart w:id="201" w:name="_Toc212539525"/>
+      <w:bookmarkStart w:id="201" w:name="_Toc212539471"/>
+      <w:bookmarkStart w:id="202" w:name="_Toc212539525"/>
       <w:r>
         <w:t xml:space="preserve">Tabla </w:t>
       </w:r>
@@ -14676,8 +14690,8 @@
       <w:r>
         <w:t>Caso de uso N°5.7, Visualizando informe diario de asistencia</w:t>
       </w:r>
-      <w:bookmarkEnd w:id="200"/>
       <w:bookmarkEnd w:id="201"/>
+      <w:bookmarkEnd w:id="202"/>
     </w:p>
     <w:p>
       <w:pPr>
@@ -14932,8 +14946,8 @@
         <w:pStyle w:val="Descripcin"/>
         <w:keepNext/>
       </w:pPr>
-      <w:bookmarkStart w:id="202" w:name="_Toc212539472"/>
-      <w:bookmarkStart w:id="203" w:name="_Toc212539526"/>
+      <w:bookmarkStart w:id="203" w:name="_Toc212539472"/>
+      <w:bookmarkStart w:id="204" w:name="_Toc212539526"/>
       <w:r>
         <w:t xml:space="preserve">Figura </w:t>
       </w:r>
@@ -14948,8 +14962,8 @@
       <w:r>
         <w:t>.2 “Captura de pantalla de prueba 1-2-3 caso de uso N°5.6”</w:t>
       </w:r>
-      <w:bookmarkEnd w:id="202"/>
       <w:bookmarkEnd w:id="203"/>
+      <w:bookmarkEnd w:id="204"/>
     </w:p>
     <w:p/>
     <w:p>
@@ -15013,21 +15027,24 @@
         <w:t>Fuente: Elaborado por el estudiante de acuerdo con el proyecto</w:t>
       </w:r>
     </w:p>
+    <w:p>
+      <w:bookmarkStart w:id="205" w:name="_Hlk213783327"/>
+      <w:bookmarkEnd w:id="190"/>
+    </w:p>
     <w:p/>
     <w:p/>
     <w:p/>
     <w:p/>
-    <w:p/>
     <w:p>
       <w:pPr>
         <w:pStyle w:val="Ttulo2"/>
       </w:pPr>
-      <w:bookmarkStart w:id="204" w:name="_Toc212539413"/>
+      <w:bookmarkStart w:id="206" w:name="_Toc212539413"/>
       <w:r>
         <w:lastRenderedPageBreak/>
         <w:t>Prueba unitaria CU N°6.7</w:t>
       </w:r>
-      <w:bookmarkEnd w:id="204"/>
+      <w:bookmarkEnd w:id="206"/>
     </w:p>
     <w:p>
       <w:pPr>
@@ -15060,8 +15077,8 @@
       <w:pPr>
         <w:pStyle w:val="Descripcin"/>
       </w:pPr>
-      <w:bookmarkStart w:id="205" w:name="_Toc212539473"/>
-      <w:bookmarkStart w:id="206" w:name="_Toc212539527"/>
+      <w:bookmarkStart w:id="207" w:name="_Toc212539473"/>
+      <w:bookmarkStart w:id="208" w:name="_Toc212539527"/>
       <w:r>
         <w:t xml:space="preserve">Tabla </w:t>
       </w:r>
@@ -15090,8 +15107,8 @@
       <w:r>
         <w:t>Caso de uso N°6.7, Imprimiendo permisos seleccionados</w:t>
       </w:r>
-      <w:bookmarkEnd w:id="205"/>
-      <w:bookmarkEnd w:id="206"/>
+      <w:bookmarkEnd w:id="207"/>
+      <w:bookmarkEnd w:id="208"/>
     </w:p>
     <w:p>
       <w:pPr>
@@ -15379,8 +15396,8 @@
         <w:pStyle w:val="Descripcin"/>
         <w:keepNext/>
       </w:pPr>
-      <w:bookmarkStart w:id="207" w:name="_Toc212539474"/>
-      <w:bookmarkStart w:id="208" w:name="_Toc212539528"/>
+      <w:bookmarkStart w:id="209" w:name="_Toc212539474"/>
+      <w:bookmarkStart w:id="210" w:name="_Toc212539528"/>
       <w:r>
         <w:t xml:space="preserve">Figura </w:t>
       </w:r>
@@ -15395,8 +15412,8 @@
       <w:r>
         <w:t>.3 “Captura de pantalla de prueba 1-2-3 caso de uso N°6.7”</w:t>
       </w:r>
-      <w:bookmarkEnd w:id="207"/>
-      <w:bookmarkEnd w:id="208"/>
+      <w:bookmarkEnd w:id="209"/>
+      <w:bookmarkEnd w:id="210"/>
     </w:p>
     <w:p/>
     <w:p>
@@ -15478,12 +15495,12 @@
       <w:pPr>
         <w:pStyle w:val="Ttulo2"/>
       </w:pPr>
-      <w:bookmarkStart w:id="209" w:name="_Toc212539414"/>
+      <w:bookmarkStart w:id="211" w:name="_Toc212539414"/>
       <w:r>
         <w:lastRenderedPageBreak/>
         <w:t>Prueba unitaria CU N°6.8</w:t>
       </w:r>
-      <w:bookmarkEnd w:id="209"/>
+      <w:bookmarkEnd w:id="211"/>
     </w:p>
     <w:p/>
     <w:p>
@@ -15505,8 +15522,8 @@
       <w:pPr>
         <w:pStyle w:val="Descripcin"/>
       </w:pPr>
-      <w:bookmarkStart w:id="210" w:name="_Toc212539475"/>
-      <w:bookmarkStart w:id="211" w:name="_Toc212539529"/>
+      <w:bookmarkStart w:id="212" w:name="_Toc212539475"/>
+      <w:bookmarkStart w:id="213" w:name="_Toc212539529"/>
       <w:r>
         <w:t xml:space="preserve">Tabla </w:t>
       </w:r>
@@ -15535,8 +15552,8 @@
       <w:r>
         <w:t>Caso de uso N°6.8, Eliminando permisos</w:t>
       </w:r>
-      <w:bookmarkEnd w:id="210"/>
-      <w:bookmarkEnd w:id="211"/>
+      <w:bookmarkEnd w:id="212"/>
+      <w:bookmarkEnd w:id="213"/>
     </w:p>
     <w:p>
       <w:pPr>
@@ -15821,8 +15838,8 @@
         <w:pStyle w:val="Descripcin"/>
         <w:keepNext/>
       </w:pPr>
-      <w:bookmarkStart w:id="212" w:name="_Toc212539476"/>
-      <w:bookmarkStart w:id="213" w:name="_Toc212539530"/>
+      <w:bookmarkStart w:id="214" w:name="_Toc212539476"/>
+      <w:bookmarkStart w:id="215" w:name="_Toc212539530"/>
       <w:r>
         <w:t xml:space="preserve">Figura </w:t>
       </w:r>
@@ -15837,8 +15854,8 @@
       <w:r>
         <w:t>.4 “Captura de pantalla de prueba 1-2-3 caso de uso N°6.8”</w:t>
       </w:r>
-      <w:bookmarkEnd w:id="212"/>
-      <w:bookmarkEnd w:id="213"/>
+      <w:bookmarkEnd w:id="214"/>
+      <w:bookmarkEnd w:id="215"/>
     </w:p>
     <w:p/>
     <w:p>
@@ -15897,6 +15914,7 @@
         <w:t>Fuente: Elaborado por el estudiante de acuerdo con el proyecto</w:t>
       </w:r>
     </w:p>
+    <w:bookmarkEnd w:id="205"/>
     <w:p>
       <w:pPr>
         <w:pStyle w:val="Sinespaciado"/>
@@ -15909,12 +15927,12 @@
       <w:pPr>
         <w:pStyle w:val="Ttulo1"/>
       </w:pPr>
-      <w:bookmarkStart w:id="214" w:name="_Toc201199654"/>
-      <w:bookmarkStart w:id="215" w:name="_Toc201199743"/>
-      <w:bookmarkStart w:id="216" w:name="_Toc211609263"/>
-      <w:bookmarkStart w:id="217" w:name="_Toc212539415"/>
-      <w:bookmarkStart w:id="218" w:name="_Toc212539477"/>
-      <w:bookmarkStart w:id="219" w:name="_Toc212539531"/>
+      <w:bookmarkStart w:id="216" w:name="_Toc201199654"/>
+      <w:bookmarkStart w:id="217" w:name="_Toc201199743"/>
+      <w:bookmarkStart w:id="218" w:name="_Toc211609263"/>
+      <w:bookmarkStart w:id="219" w:name="_Toc212539415"/>
+      <w:bookmarkStart w:id="220" w:name="_Toc212539477"/>
+      <w:bookmarkStart w:id="221" w:name="_Toc212539531"/>
       <w:r>
         <w:lastRenderedPageBreak/>
         <w:t xml:space="preserve">SPRINT </w:t>
@@ -15922,12 +15940,12 @@
       <w:r>
         <w:t>REVIEW</w:t>
       </w:r>
-      <w:bookmarkEnd w:id="214"/>
-      <w:bookmarkEnd w:id="215"/>
       <w:bookmarkEnd w:id="216"/>
       <w:bookmarkEnd w:id="217"/>
       <w:bookmarkEnd w:id="218"/>
       <w:bookmarkEnd w:id="219"/>
+      <w:bookmarkEnd w:id="220"/>
+      <w:bookmarkEnd w:id="221"/>
       <w:r>
         <w:t xml:space="preserve"> </w:t>
       </w:r>
@@ -15937,11 +15955,11 @@
       <w:pPr>
         <w:pStyle w:val="Ttulo2"/>
       </w:pPr>
-      <w:bookmarkStart w:id="220" w:name="_Toc212539416"/>
+      <w:bookmarkStart w:id="222" w:name="_Toc212539416"/>
       <w:r>
         <w:t>Backlog Review</w:t>
       </w:r>
-      <w:bookmarkEnd w:id="220"/>
+      <w:bookmarkEnd w:id="222"/>
     </w:p>
     <w:p>
       <w:pPr>
@@ -15989,13 +16007,13 @@
       <w:pPr>
         <w:pStyle w:val="Descripcin"/>
       </w:pPr>
-      <w:bookmarkStart w:id="221" w:name="_Toc200854101"/>
-      <w:bookmarkStart w:id="222" w:name="_Toc201172385"/>
-      <w:bookmarkStart w:id="223" w:name="_Toc201199655"/>
-      <w:bookmarkStart w:id="224" w:name="_Toc201199744"/>
-      <w:bookmarkStart w:id="225" w:name="_Toc211609264"/>
-      <w:bookmarkStart w:id="226" w:name="_Toc212539478"/>
-      <w:bookmarkStart w:id="227" w:name="_Toc212539532"/>
+      <w:bookmarkStart w:id="223" w:name="_Toc200854101"/>
+      <w:bookmarkStart w:id="224" w:name="_Toc201172385"/>
+      <w:bookmarkStart w:id="225" w:name="_Toc201199655"/>
+      <w:bookmarkStart w:id="226" w:name="_Toc201199744"/>
+      <w:bookmarkStart w:id="227" w:name="_Toc211609264"/>
+      <w:bookmarkStart w:id="228" w:name="_Toc212539478"/>
+      <w:bookmarkStart w:id="229" w:name="_Toc212539532"/>
       <w:r>
         <w:t xml:space="preserve">Tabla </w:t>
       </w:r>
@@ -16021,13 +16039,13 @@
       <w:r>
         <w:t xml:space="preserve"> Sprint Backlog Review</w:t>
       </w:r>
-      <w:bookmarkEnd w:id="221"/>
-      <w:bookmarkEnd w:id="222"/>
       <w:bookmarkEnd w:id="223"/>
       <w:bookmarkEnd w:id="224"/>
       <w:bookmarkEnd w:id="225"/>
       <w:bookmarkEnd w:id="226"/>
       <w:bookmarkEnd w:id="227"/>
+      <w:bookmarkEnd w:id="228"/>
+      <w:bookmarkEnd w:id="229"/>
     </w:p>
     <w:p/>
     <w:p>
@@ -16090,7 +16108,7 @@
       <w:pPr>
         <w:pStyle w:val="Ttulo2"/>
       </w:pPr>
-      <w:bookmarkStart w:id="228" w:name="_Toc212539417"/>
+      <w:bookmarkStart w:id="230" w:name="_Toc212539417"/>
       <w:r>
         <w:t>Tabla</w:t>
       </w:r>
@@ -16100,7 +16118,7 @@
       <w:r>
         <w:t>esfuerzo</w:t>
       </w:r>
-      <w:bookmarkEnd w:id="228"/>
+      <w:bookmarkEnd w:id="230"/>
     </w:p>
     <w:p/>
     <w:p>
@@ -16143,13 +16161,13 @@
       <w:pPr>
         <w:pStyle w:val="Descripcin"/>
       </w:pPr>
-      <w:bookmarkStart w:id="229" w:name="_Toc200854102"/>
-      <w:bookmarkStart w:id="230" w:name="_Toc201172386"/>
-      <w:bookmarkStart w:id="231" w:name="_Toc201199656"/>
-      <w:bookmarkStart w:id="232" w:name="_Toc201199745"/>
-      <w:bookmarkStart w:id="233" w:name="_Toc211609265"/>
-      <w:bookmarkStart w:id="234" w:name="_Toc212539479"/>
-      <w:bookmarkStart w:id="235" w:name="_Toc212539533"/>
+      <w:bookmarkStart w:id="231" w:name="_Toc200854102"/>
+      <w:bookmarkStart w:id="232" w:name="_Toc201172386"/>
+      <w:bookmarkStart w:id="233" w:name="_Toc201199656"/>
+      <w:bookmarkStart w:id="234" w:name="_Toc201199745"/>
+      <w:bookmarkStart w:id="235" w:name="_Toc211609265"/>
+      <w:bookmarkStart w:id="236" w:name="_Toc212539479"/>
+      <w:bookmarkStart w:id="237" w:name="_Toc212539533"/>
       <w:r>
         <w:lastRenderedPageBreak/>
         <w:t xml:space="preserve">Tabla </w:t>
@@ -16176,13 +16194,13 @@
       <w:r>
         <w:t xml:space="preserve"> Tabla de esfuerzo</w:t>
       </w:r>
-      <w:bookmarkEnd w:id="229"/>
-      <w:bookmarkEnd w:id="230"/>
       <w:bookmarkEnd w:id="231"/>
       <w:bookmarkEnd w:id="232"/>
       <w:bookmarkEnd w:id="233"/>
       <w:bookmarkEnd w:id="234"/>
       <w:bookmarkEnd w:id="235"/>
+      <w:bookmarkEnd w:id="236"/>
+      <w:bookmarkEnd w:id="237"/>
     </w:p>
     <w:p>
       <w:pPr>
@@ -16252,7 +16270,7 @@
       <w:pPr>
         <w:pStyle w:val="Ttulo2"/>
       </w:pPr>
-      <w:bookmarkStart w:id="236" w:name="_Toc212539418"/>
+      <w:bookmarkStart w:id="238" w:name="_Toc212539418"/>
       <w:r>
         <w:t>Gráfico</w:t>
       </w:r>
@@ -16265,7 +16283,7 @@
       <w:r>
         <w:t>seguimiento</w:t>
       </w:r>
-      <w:bookmarkEnd w:id="236"/>
+      <w:bookmarkEnd w:id="238"/>
     </w:p>
     <w:p/>
     <w:p>
@@ -16311,11 +16329,11 @@
       <w:r>
         <w:t xml:space="preserve"> </w:t>
       </w:r>
-      <w:bookmarkStart w:id="237" w:name="_Toc212539419"/>
+      <w:bookmarkStart w:id="239" w:name="_Toc212539419"/>
       <w:r>
         <w:t>Burn down chart</w:t>
       </w:r>
-      <w:bookmarkEnd w:id="237"/>
+      <w:bookmarkEnd w:id="239"/>
     </w:p>
     <w:p/>
     <w:p>
@@ -16344,13 +16362,13 @@
       <w:pPr>
         <w:pStyle w:val="Descripcin"/>
       </w:pPr>
-      <w:bookmarkStart w:id="238" w:name="_Toc200854241"/>
-      <w:bookmarkStart w:id="239" w:name="_Toc201172461"/>
-      <w:bookmarkStart w:id="240" w:name="_Toc201199657"/>
-      <w:bookmarkStart w:id="241" w:name="_Toc201199746"/>
-      <w:bookmarkStart w:id="242" w:name="_Toc211609266"/>
-      <w:bookmarkStart w:id="243" w:name="_Toc212539480"/>
-      <w:bookmarkStart w:id="244" w:name="_Toc212539534"/>
+      <w:bookmarkStart w:id="240" w:name="_Toc200854241"/>
+      <w:bookmarkStart w:id="241" w:name="_Toc201172461"/>
+      <w:bookmarkStart w:id="242" w:name="_Toc201199657"/>
+      <w:bookmarkStart w:id="243" w:name="_Toc201199746"/>
+      <w:bookmarkStart w:id="244" w:name="_Toc211609266"/>
+      <w:bookmarkStart w:id="245" w:name="_Toc212539480"/>
+      <w:bookmarkStart w:id="246" w:name="_Toc212539534"/>
       <w:r>
         <w:t xml:space="preserve">Figura </w:t>
       </w:r>
@@ -16391,13 +16409,13 @@
       <w:r>
         <w:t>del esfuerzo del equipo</w:t>
       </w:r>
-      <w:bookmarkEnd w:id="238"/>
-      <w:bookmarkEnd w:id="239"/>
       <w:bookmarkEnd w:id="240"/>
       <w:bookmarkEnd w:id="241"/>
       <w:bookmarkEnd w:id="242"/>
       <w:bookmarkEnd w:id="243"/>
       <w:bookmarkEnd w:id="244"/>
+      <w:bookmarkEnd w:id="245"/>
+      <w:bookmarkEnd w:id="246"/>
     </w:p>
     <w:p>
       <w:pPr>
@@ -16488,7 +16506,7 @@
       <w:pPr>
         <w:pStyle w:val="Ttulo3"/>
       </w:pPr>
-      <w:bookmarkStart w:id="245" w:name="_Toc212539420"/>
+      <w:bookmarkStart w:id="247" w:name="_Toc212539420"/>
       <w:r>
         <w:t xml:space="preserve">Burn </w:t>
       </w:r>
@@ -16498,7 +16516,7 @@
       <w:r>
         <w:t>p chart</w:t>
       </w:r>
-      <w:bookmarkEnd w:id="245"/>
+      <w:bookmarkEnd w:id="247"/>
     </w:p>
     <w:p/>
     <w:p>
@@ -16525,13 +16543,13 @@
         <w:pStyle w:val="Descripcin"/>
         <w:keepNext/>
       </w:pPr>
-      <w:bookmarkStart w:id="246" w:name="_Toc200854242"/>
-      <w:bookmarkStart w:id="247" w:name="_Toc201172462"/>
-      <w:bookmarkStart w:id="248" w:name="_Toc201199658"/>
-      <w:bookmarkStart w:id="249" w:name="_Toc201199747"/>
-      <w:bookmarkStart w:id="250" w:name="_Toc211609267"/>
-      <w:bookmarkStart w:id="251" w:name="_Toc212539481"/>
-      <w:bookmarkStart w:id="252" w:name="_Toc212539535"/>
+      <w:bookmarkStart w:id="248" w:name="_Toc200854242"/>
+      <w:bookmarkStart w:id="249" w:name="_Toc201172462"/>
+      <w:bookmarkStart w:id="250" w:name="_Toc201199658"/>
+      <w:bookmarkStart w:id="251" w:name="_Toc201199747"/>
+      <w:bookmarkStart w:id="252" w:name="_Toc211609267"/>
+      <w:bookmarkStart w:id="253" w:name="_Toc212539481"/>
+      <w:bookmarkStart w:id="254" w:name="_Toc212539535"/>
       <w:r>
         <w:t xml:space="preserve">Figura </w:t>
       </w:r>
@@ -16572,13 +16590,13 @@
       <w:r>
         <w:t>-Up del esfuerzo del equipo</w:t>
       </w:r>
-      <w:bookmarkEnd w:id="246"/>
-      <w:bookmarkEnd w:id="247"/>
       <w:bookmarkEnd w:id="248"/>
       <w:bookmarkEnd w:id="249"/>
       <w:bookmarkEnd w:id="250"/>
       <w:bookmarkEnd w:id="251"/>
       <w:bookmarkEnd w:id="252"/>
+      <w:bookmarkEnd w:id="253"/>
+      <w:bookmarkEnd w:id="254"/>
     </w:p>
     <w:p>
       <w:pPr>
@@ -16672,11 +16690,11 @@
       <w:pPr>
         <w:pStyle w:val="Ttulo3"/>
       </w:pPr>
-      <w:bookmarkStart w:id="253" w:name="_Toc212539421"/>
+      <w:bookmarkStart w:id="255" w:name="_Toc212539421"/>
       <w:r>
         <w:t>Velocidad del equipó</w:t>
       </w:r>
-      <w:bookmarkEnd w:id="253"/>
+      <w:bookmarkEnd w:id="255"/>
     </w:p>
     <w:p/>
     <w:p>
@@ -16717,13 +16735,13 @@
         <w:pStyle w:val="Descripcin"/>
         <w:keepNext/>
       </w:pPr>
-      <w:bookmarkStart w:id="254" w:name="_Toc200854243"/>
-      <w:bookmarkStart w:id="255" w:name="_Toc201172463"/>
-      <w:bookmarkStart w:id="256" w:name="_Toc201199659"/>
-      <w:bookmarkStart w:id="257" w:name="_Toc201199748"/>
-      <w:bookmarkStart w:id="258" w:name="_Toc211609268"/>
-      <w:bookmarkStart w:id="259" w:name="_Toc212539482"/>
-      <w:bookmarkStart w:id="260" w:name="_Toc212539536"/>
+      <w:bookmarkStart w:id="256" w:name="_Toc200854243"/>
+      <w:bookmarkStart w:id="257" w:name="_Toc201172463"/>
+      <w:bookmarkStart w:id="258" w:name="_Toc201199659"/>
+      <w:bookmarkStart w:id="259" w:name="_Toc201199748"/>
+      <w:bookmarkStart w:id="260" w:name="_Toc211609268"/>
+      <w:bookmarkStart w:id="261" w:name="_Toc212539482"/>
+      <w:bookmarkStart w:id="262" w:name="_Toc212539536"/>
       <w:r>
         <w:lastRenderedPageBreak/>
         <w:t xml:space="preserve">Figura </w:t>
@@ -16750,13 +16768,13 @@
       <w:r>
         <w:t xml:space="preserve"> Velocidad del equipo</w:t>
       </w:r>
-      <w:bookmarkEnd w:id="254"/>
-      <w:bookmarkEnd w:id="255"/>
       <w:bookmarkEnd w:id="256"/>
       <w:bookmarkEnd w:id="257"/>
       <w:bookmarkEnd w:id="258"/>
       <w:bookmarkEnd w:id="259"/>
       <w:bookmarkEnd w:id="260"/>
+      <w:bookmarkEnd w:id="261"/>
+      <w:bookmarkEnd w:id="262"/>
     </w:p>
     <w:p>
       <w:pPr>
@@ -16834,12 +16852,12 @@
       <w:r>
         <w:br w:type="page"/>
       </w:r>
-      <w:bookmarkStart w:id="261" w:name="_Toc212539422"/>
+      <w:bookmarkStart w:id="263" w:name="_Toc212539422"/>
       <w:r>
         <w:lastRenderedPageBreak/>
         <w:t>Retrospectiva</w:t>
       </w:r>
-      <w:bookmarkEnd w:id="261"/>
+      <w:bookmarkEnd w:id="263"/>
     </w:p>
     <w:p/>
     <w:p>
@@ -16862,11 +16880,11 @@
       <w:pPr>
         <w:pStyle w:val="Ttulo3"/>
       </w:pPr>
-      <w:bookmarkStart w:id="262" w:name="_Toc212539423"/>
+      <w:bookmarkStart w:id="264" w:name="_Toc212539423"/>
       <w:r>
         <w:t>Plan de mejora</w:t>
       </w:r>
-      <w:bookmarkEnd w:id="262"/>
+      <w:bookmarkEnd w:id="264"/>
     </w:p>
     <w:p/>
     <w:p>
@@ -16885,13 +16903,13 @@
         <w:pStyle w:val="Descripcin"/>
         <w:keepNext/>
       </w:pPr>
-      <w:bookmarkStart w:id="263" w:name="_Toc200854106"/>
-      <w:bookmarkStart w:id="264" w:name="_Toc201172390"/>
-      <w:bookmarkStart w:id="265" w:name="_Toc201199660"/>
-      <w:bookmarkStart w:id="266" w:name="_Toc201199749"/>
-      <w:bookmarkStart w:id="267" w:name="_Toc211609269"/>
-      <w:bookmarkStart w:id="268" w:name="_Toc212539483"/>
-      <w:bookmarkStart w:id="269" w:name="_Toc212539537"/>
+      <w:bookmarkStart w:id="265" w:name="_Toc200854106"/>
+      <w:bookmarkStart w:id="266" w:name="_Toc201172390"/>
+      <w:bookmarkStart w:id="267" w:name="_Toc201199660"/>
+      <w:bookmarkStart w:id="268" w:name="_Toc201199749"/>
+      <w:bookmarkStart w:id="269" w:name="_Toc211609269"/>
+      <w:bookmarkStart w:id="270" w:name="_Toc212539483"/>
+      <w:bookmarkStart w:id="271" w:name="_Toc212539537"/>
       <w:r>
         <w:lastRenderedPageBreak/>
         <w:t xml:space="preserve">Tabla </w:t>
@@ -16918,13 +16936,13 @@
       <w:r>
         <w:t xml:space="preserve"> “Plan de mejora”</w:t>
       </w:r>
-      <w:bookmarkEnd w:id="263"/>
-      <w:bookmarkEnd w:id="264"/>
       <w:bookmarkEnd w:id="265"/>
       <w:bookmarkEnd w:id="266"/>
       <w:bookmarkEnd w:id="267"/>
       <w:bookmarkEnd w:id="268"/>
       <w:bookmarkEnd w:id="269"/>
+      <w:bookmarkEnd w:id="270"/>
+      <w:bookmarkEnd w:id="271"/>
     </w:p>
     <w:p>
       <w:pPr>
@@ -16988,22 +17006,22 @@
       <w:pPr>
         <w:pStyle w:val="Ttulo1"/>
       </w:pPr>
-      <w:bookmarkStart w:id="270" w:name="_Toc201199661"/>
-      <w:bookmarkStart w:id="271" w:name="_Toc201199750"/>
-      <w:bookmarkStart w:id="272" w:name="_Toc211609270"/>
-      <w:bookmarkStart w:id="273" w:name="_Toc212539424"/>
-      <w:bookmarkStart w:id="274" w:name="_Toc212539484"/>
-      <w:bookmarkStart w:id="275" w:name="_Toc212539538"/>
+      <w:bookmarkStart w:id="272" w:name="_Toc201199661"/>
+      <w:bookmarkStart w:id="273" w:name="_Toc201199750"/>
+      <w:bookmarkStart w:id="274" w:name="_Toc211609270"/>
+      <w:bookmarkStart w:id="275" w:name="_Toc212539424"/>
+      <w:bookmarkStart w:id="276" w:name="_Toc212539484"/>
+      <w:bookmarkStart w:id="277" w:name="_Toc212539538"/>
       <w:r>
         <w:lastRenderedPageBreak/>
         <w:t>ANEXO</w:t>
       </w:r>
-      <w:bookmarkEnd w:id="270"/>
-      <w:bookmarkEnd w:id="271"/>
       <w:bookmarkEnd w:id="272"/>
       <w:bookmarkEnd w:id="273"/>
       <w:bookmarkEnd w:id="274"/>
       <w:bookmarkEnd w:id="275"/>
+      <w:bookmarkEnd w:id="276"/>
+      <w:bookmarkEnd w:id="277"/>
     </w:p>
     <w:p/>
     <w:p/>
@@ -17011,14 +17029,14 @@
       <w:pPr>
         <w:pStyle w:val="Ttulo2"/>
       </w:pPr>
-      <w:bookmarkStart w:id="276" w:name="_Toc212539425"/>
+      <w:bookmarkStart w:id="278" w:name="_Toc212539425"/>
       <w:r>
         <w:t>Propuesta de solución</w:t>
       </w:r>
       <w:r>
         <w:t xml:space="preserve"> detallada</w:t>
       </w:r>
-      <w:bookmarkEnd w:id="276"/>
+      <w:bookmarkEnd w:id="278"/>
     </w:p>
     <w:p/>
     <w:p>
@@ -17093,11 +17111,11 @@
       <w:pPr>
         <w:pStyle w:val="Ttulo3"/>
       </w:pPr>
-      <w:bookmarkStart w:id="277" w:name="_Toc212539426"/>
+      <w:bookmarkStart w:id="279" w:name="_Toc212539426"/>
       <w:r>
         <w:t>Pila Tecnológica</w:t>
       </w:r>
-      <w:bookmarkEnd w:id="277"/>
+      <w:bookmarkEnd w:id="279"/>
       <w:r>
         <w:t xml:space="preserve"> </w:t>
       </w:r>
@@ -17136,7 +17154,7 @@
       <w:pPr>
         <w:pStyle w:val="Ttulo2"/>
       </w:pPr>
-      <w:bookmarkStart w:id="278" w:name="_Toc212539431"/>
+      <w:bookmarkStart w:id="280" w:name="_Toc212539431"/>
       <w:r>
         <w:lastRenderedPageBreak/>
         <w:t>Diagrama de clases</w:t>
@@ -17144,7 +17162,7 @@
       <w:r>
         <w:t xml:space="preserve"> y modelado de datos</w:t>
       </w:r>
-      <w:bookmarkEnd w:id="278"/>
+      <w:bookmarkEnd w:id="280"/>
     </w:p>
     <w:p/>
     <w:p>
@@ -17299,7 +17317,6 @@
       <w:r>
         <w:t xml:space="preserve"> y </w:t>
       </w:r>
-      <w:proofErr w:type="spellStart"/>
       <w:r>
         <w:rPr>
           <w:b/>
@@ -17307,17 +17324,8 @@
         </w:rPr>
         <w:t>motivos_permisos</w:t>
       </w:r>
-      <w:proofErr w:type="spellEnd"/>
-      <w:r>
-        <w:t xml:space="preserve"> gestionan las solicitudes de ausencia. “Permisos” almacena los datos específicos de cada permiso (tipo, hora de inicio y fin, motivo, observaciones), mientras que “</w:t>
-      </w:r>
-      <w:proofErr w:type="spellStart"/>
-      <w:r>
-        <w:t>motivos_permisos</w:t>
-      </w:r>
-      <w:proofErr w:type="spellEnd"/>
-      <w:r>
-        <w:t>” define los tipos de permiso disponibles (enfermedad, vacaciones, etc.), ambos enlazados a usuarios.</w:t>
+      <w:r>
+        <w:t xml:space="preserve"> gestionan las solicitudes de ausencia. “Permisos” almacena los datos específicos de cada permiso (tipo, hora de inicio y fin, motivo, observaciones), mientras que “motivos_permisos” define los tipos de permiso disponibles (enfermedad, vacaciones, etc.), ambos enlazados a usuarios.</w:t>
       </w:r>
     </w:p>
     <w:p>
@@ -17354,7 +17362,6 @@
       <w:r>
         <w:t xml:space="preserve"> y </w:t>
       </w:r>
-      <w:proofErr w:type="spellStart"/>
       <w:r>
         <w:rPr>
           <w:b/>
@@ -17362,7 +17369,6 @@
         </w:rPr>
         <w:t>usuarios_roles</w:t>
       </w:r>
-      <w:proofErr w:type="spellEnd"/>
       <w:r>
         <w:t xml:space="preserve"> gestionan los permisos de acceso y jerarquías del sistema.</w:t>
       </w:r>
@@ -17391,7 +17397,6 @@
       <w:r>
         <w:t xml:space="preserve">, </w:t>
       </w:r>
-      <w:proofErr w:type="spellStart"/>
       <w:r>
         <w:rPr>
           <w:b/>
@@ -17399,7 +17404,6 @@
         </w:rPr>
         <w:t>centro_costo</w:t>
       </w:r>
-      <w:proofErr w:type="spellEnd"/>
       <w:r>
         <w:t xml:space="preserve">, y </w:t>
       </w:r>
@@ -17419,7 +17423,7 @@
       <w:pPr>
         <w:pStyle w:val="Ttulo2"/>
       </w:pPr>
-      <w:bookmarkStart w:id="279" w:name="_Toc212539432"/>
+      <w:bookmarkStart w:id="281" w:name="_Toc212539432"/>
       <w:r>
         <w:lastRenderedPageBreak/>
         <w:t>Árbol de navegación</w:t>
@@ -17433,7 +17437,7 @@
       <w:r>
         <w:t>ista del menú desplegable</w:t>
       </w:r>
-      <w:bookmarkEnd w:id="279"/>
+      <w:bookmarkEnd w:id="281"/>
     </w:p>
     <w:p/>
     <w:p>
@@ -17450,11 +17454,11 @@
       <w:pPr>
         <w:pStyle w:val="Ttulo2"/>
       </w:pPr>
-      <w:bookmarkStart w:id="280" w:name="_Toc212539433"/>
+      <w:bookmarkStart w:id="282" w:name="_Toc212539433"/>
       <w:r>
         <w:t>Tabla de esfuerzo</w:t>
       </w:r>
-      <w:bookmarkEnd w:id="280"/>
+      <w:bookmarkEnd w:id="282"/>
     </w:p>
     <w:p/>
     <w:p>
@@ -17597,11 +17601,11 @@
       <w:pPr>
         <w:pStyle w:val="Ttulo2"/>
       </w:pPr>
-      <w:bookmarkStart w:id="281" w:name="_Toc212539434"/>
+      <w:bookmarkStart w:id="283" w:name="_Toc212539434"/>
       <w:r>
         <w:t>Diagrama de despliegue</w:t>
       </w:r>
-      <w:bookmarkEnd w:id="281"/>
+      <w:bookmarkEnd w:id="283"/>
     </w:p>
     <w:p/>
     <w:p>
@@ -17644,22 +17648,22 @@
       <w:pPr>
         <w:pStyle w:val="Ttulo1"/>
       </w:pPr>
-      <w:bookmarkStart w:id="282" w:name="_Toc201199662"/>
-      <w:bookmarkStart w:id="283" w:name="_Toc201199751"/>
-      <w:bookmarkStart w:id="284" w:name="_Toc211609271"/>
-      <w:bookmarkStart w:id="285" w:name="_Toc212539435"/>
-      <w:bookmarkStart w:id="286" w:name="_Toc212539485"/>
-      <w:bookmarkStart w:id="287" w:name="_Toc212539539"/>
+      <w:bookmarkStart w:id="284" w:name="_Toc201199662"/>
+      <w:bookmarkStart w:id="285" w:name="_Toc201199751"/>
+      <w:bookmarkStart w:id="286" w:name="_Toc211609271"/>
+      <w:bookmarkStart w:id="287" w:name="_Toc212539435"/>
+      <w:bookmarkStart w:id="288" w:name="_Toc212539485"/>
+      <w:bookmarkStart w:id="289" w:name="_Toc212539539"/>
       <w:r>
         <w:lastRenderedPageBreak/>
         <w:t>REFERENCIAS</w:t>
       </w:r>
-      <w:bookmarkEnd w:id="282"/>
-      <w:bookmarkEnd w:id="283"/>
       <w:bookmarkEnd w:id="284"/>
       <w:bookmarkEnd w:id="285"/>
       <w:bookmarkEnd w:id="286"/>
       <w:bookmarkEnd w:id="287"/>
+      <w:bookmarkEnd w:id="288"/>
+      <w:bookmarkEnd w:id="289"/>
     </w:p>
     <w:sdt>
       <w:sdtPr>
@@ -26188,6 +26192,7 @@
   <w:style w:type="character" w:default="1" w:styleId="Fuentedeprrafopredeter">
     <w:name w:val="Default Paragraph Font"/>
     <w:uiPriority w:val="1"/>
+    <w:semiHidden/>
     <w:unhideWhenUsed/>
   </w:style>
   <w:style w:type="table" w:default="1" w:styleId="Tablanormal">
@@ -27225,12 +27230,6 @@
 </file>
 
 <file path=customXml/item1.xml><?xml version="1.0" encoding="utf-8"?>
-<go:gDocsCustomXmlDataStorage xmlns:go="http://customooxmlschemas.google.com/" xmlns:r="http://schemas.openxmlformats.org/officeDocument/2006/relationships" uri="GoogleDocsCustomDataVersion2">
-  <go:docsCustomData xmlns:go="http://customooxmlschemas.google.com/" roundtripDataSignature="AMtx7mgzDLvJQrn/s3t721qKHDOuEhpMiQ==">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</go:docsCustomData>
-</go:gDocsCustomXmlDataStorage>
-</file>
-
-<file path=customXml/item2.xml><?xml version="1.0" encoding="utf-8"?>
 <b:Sources xmlns:b="http://schemas.openxmlformats.org/officeDocument/2006/bibliography" xmlns="http://schemas.openxmlformats.org/officeDocument/2006/bibliography" SelectedStyle="\APASixthEditionOfficeOnline.xsl" StyleName="APA" Version="6">
   <b:Source>
     <b:Tag>Eug25</b:Tag>
@@ -27319,19 +27318,25 @@
 </b:Sources>
 </file>
 
+<file path=customXml/item2.xml><?xml version="1.0" encoding="utf-8"?>
+<go:gDocsCustomXmlDataStorage xmlns:go="http://customooxmlschemas.google.com/" xmlns:r="http://schemas.openxmlformats.org/officeDocument/2006/relationships" uri="GoogleDocsCustomDataVersion2">
+  <go:docsCustomData xmlns:go="http://customooxmlschemas.google.com/" roundtripDataSignature="AMtx7mgzDLvJQrn/s3t721qKHDOuEhpMiQ==">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</go:docsCustomData>
+</go:gDocsCustomXmlDataStorage>
+</file>
+
 <file path=customXml/itemProps1.xml><?xml version="1.0" encoding="utf-8"?>
+<ds:datastoreItem xmlns:ds="http://schemas.openxmlformats.org/officeDocument/2006/customXml" ds:itemID="{D7966003-8400-4354-952A-39E3FBC3C487}">
+  <ds:schemaRefs>
+    <ds:schemaRef ds:uri="http://schemas.openxmlformats.org/officeDocument/2006/bibliography"/>
+  </ds:schemaRefs>
+</ds:datastoreItem>
+</file>
+
+<file path=customXml/itemProps2.xml><?xml version="1.0" encoding="utf-8"?>
 <ds:datastoreItem xmlns:ds="http://schemas.openxmlformats.org/officeDocument/2006/customXml" ds:itemID="{11111111-1234-1234-1234-123412341234}">
   <ds:schemaRefs>
     <ds:schemaRef ds:uri="http://customooxmlschemas.google.com/"/>
     <ds:schemaRef ds:uri="http://schemas.openxmlformats.org/officeDocument/2006/relationships"/>
   </ds:schemaRefs>
 </ds:datastoreItem>
-</file>
-
-<file path=customXml/itemProps2.xml><?xml version="1.0" encoding="utf-8"?>
-<ds:datastoreItem xmlns:ds="http://schemas.openxmlformats.org/officeDocument/2006/customXml" ds:itemID="{D7966003-8400-4354-952A-39E3FBC3C487}">
-  <ds:schemaRefs>
-    <ds:schemaRef ds:uri="http://schemas.openxmlformats.org/officeDocument/2006/bibliography"/>
-  </ds:schemaRefs>
-</ds:datastoreItem>
 </file>